--- a/ВКР/Основная часть.docx
+++ b/ВКР/Основная часть.docx
@@ -168,15 +168,7 @@
         <w:t xml:space="preserve">                                                                                   </w:t>
       </w:r>
       <w:r>
-        <w:t xml:space="preserve">А.Ю. </w:t>
-      </w:r>
-      <w:proofErr w:type="spellStart"/>
-      <w:r>
-        <w:t>Ужаринский</w:t>
-      </w:r>
-      <w:proofErr w:type="spellEnd"/>
-      <w:r>
-        <w:t xml:space="preserve"> </w:t>
+        <w:t xml:space="preserve">А.Ю. Ужаринский </w:t>
       </w:r>
     </w:p>
     <w:p>
@@ -1186,27 +1178,30 @@
       </w:r>
     </w:p>
     <w:p>
+      <w:pPr>
+        <w:rPr>
+          <w:highlight w:val="yellow"/>
+        </w:rPr>
+      </w:pPr>
       <w:r>
         <w:t xml:space="preserve">Целью выпускной квалификационной работы является </w:t>
       </w:r>
-      <w:r>
-        <w:t xml:space="preserve">улучшение существующей системы </w:t>
-      </w:r>
       <w:proofErr w:type="spellStart"/>
       <w:r>
-        <w:t>цифровизации</w:t>
+        <w:t>реинжениринг</w:t>
       </w:r>
       <w:proofErr w:type="spellEnd"/>
       <w:r>
-        <w:t xml:space="preserve"> процесса заполнения журнала обучения преподавателями ОГУ имени И.С. Тургенева для прекращения использования бумажного носителя. Добавление троичной логики, </w:t>
-      </w:r>
-      <w:proofErr w:type="spellStart"/>
-      <w:r>
-        <w:t>логирования</w:t>
-      </w:r>
-      <w:proofErr w:type="spellEnd"/>
-      <w:r>
-        <w:t xml:space="preserve"> событий, страницы с актуальным на данный момент времени занятием.</w:t>
+        <w:t xml:space="preserve"> процесса и расширение функционала учёта посещаемости и работы студентов на занятиях для </w:t>
+      </w:r>
+      <w:r>
+        <w:t xml:space="preserve">упрощения контроля за заполнением и </w:t>
+      </w:r>
+      <w:r>
+        <w:t>повышения надёжн</w:t>
+      </w:r>
+      <w:r>
+        <w:t>ости работы сервиса.</w:t>
       </w:r>
     </w:p>
     <w:p>
@@ -1249,40 +1244,33 @@
     </w:p>
     <w:p>
       <w:r>
+        <w:t>г) разработать макет программных ком</w:t>
+      </w:r>
+      <w:r>
+        <w:t xml:space="preserve">понентов или экспериментального </w:t>
+      </w:r>
+      <w:r>
+        <w:t>образца программного обеспечения;</w:t>
+      </w:r>
+    </w:p>
+    <w:p>
+      <w:r>
+        <w:t>д) организовать процесс разработки программного обеспечения.</w:t>
+      </w:r>
+    </w:p>
+    <w:p>
+      <w:pPr>
+        <w:pStyle w:val="1"/>
+      </w:pPr>
+      <w:bookmarkStart w:id="1" w:name="_Toc216374956"/>
+      <w:r>
         <w:lastRenderedPageBreak/>
-        <w:t>г) разработать макет программных ком</w:t>
-      </w:r>
-      <w:r>
-        <w:t xml:space="preserve">понентов или экспериментального </w:t>
-      </w:r>
-      <w:r>
-        <w:t>образца программного обеспечения;</w:t>
-      </w:r>
-    </w:p>
-    <w:p>
-      <w:r>
-        <w:t>д) организовать процесс разработки программного обеспечения.</w:t>
-      </w:r>
-    </w:p>
-    <w:p>
-      <w:pPr>
-        <w:spacing w:after="160" w:line="259" w:lineRule="auto"/>
-        <w:ind w:firstLine="0"/>
-        <w:contextualSpacing w:val="0"/>
-        <w:jc w:val="left"/>
-      </w:pPr>
-      <w:r>
-        <w:br w:type="page"/>
-      </w:r>
-    </w:p>
-    <w:p>
-      <w:pPr>
-        <w:pStyle w:val="1"/>
-      </w:pPr>
-      <w:bookmarkStart w:id="1" w:name="_Toc216374956"/>
-      <w:r>
-        <w:lastRenderedPageBreak/>
-        <w:t>1 АНАЛИЗ РЕШАЕМОЙ ПРОБЛЕМЫ, МЕТОДОВ И СРЕДСТВ ЕЕ РЕШЕНИЯ, ФОРМУЛИРОВКА ТРЕБОВАНИЙ К РАЗРАБОТКЕ</w:t>
+        <w:t>1 АНАЛИЗ РЕШАЕМОЙ ПРОБЛЕМЫ, МЕТОДОВ И СРЕДСТВ ЕЕ РЕШЕНИЯ</w:t>
+      </w:r>
+      <w:bookmarkStart w:id="2" w:name="_GoBack"/>
+      <w:bookmarkEnd w:id="2"/>
+      <w:r>
+        <w:t>, ФОРМУЛИРОВКА ТРЕБОВАНИЙ К РАЗРАБОТКЕ</w:t>
       </w:r>
       <w:bookmarkEnd w:id="1"/>
     </w:p>
@@ -1294,11 +1282,11 @@
           <w:numId w:val="1"/>
         </w:numPr>
       </w:pPr>
-      <w:bookmarkStart w:id="2" w:name="_Toc216374957"/>
+      <w:bookmarkStart w:id="3" w:name="_Toc216374957"/>
       <w:r>
         <w:t>Анализ предметной области и формализация решаемой задачи</w:t>
       </w:r>
-      <w:bookmarkEnd w:id="2"/>
+      <w:bookmarkEnd w:id="3"/>
     </w:p>
     <w:p>
       <w:r>
@@ -1325,58 +1313,128 @@
     </w:p>
     <w:p>
       <w:r>
-        <w:t>Журнал есть у каждой группы. В каждой группе назначается староста, ответственный за предоставление журнала группы преподавателю. Староста в начале каждого учебного семестра получает журнал в деканате, а в конце возвращает его обратно. На занятиях староста предоставляет журнал преподавателю, все остальное время журнал находится у старосты. Это порождает множество рисков, связанных с порчей и утерей журнала группы.</w:t>
-      </w:r>
-    </w:p>
-    <w:p>
-      <w:r>
-        <w:t xml:space="preserve">Заполнение журнала </w:t>
-      </w:r>
-      <w:r>
-        <w:t xml:space="preserve">является трудоемким длительным процессом для преподавателей. Каждый преподаватель </w:t>
-      </w:r>
-      <w:r>
-        <w:t>обязан иметь напечатанные списки</w:t>
-      </w:r>
-      <w:r>
-        <w:t xml:space="preserve"> групп, у которых ведет занятия. З</w:t>
-      </w:r>
-      <w:r>
-        <w:t>а выдачу списков групп преподавателю отвечают старосты групп</w:t>
-      </w:r>
-      <w:r>
-        <w:t xml:space="preserve">. </w:t>
-      </w:r>
-      <w:r>
-        <w:t>Журнал заполняется в соответствии с этими списками. Необходимость иметь при себе данные списки создает для преподавателя дополнительные трудности.</w:t>
-      </w:r>
-    </w:p>
-    <w:p>
-      <w:r>
-        <w:t>В свою очередь, для студентов использование «бумажного» журнала также ведет к неудобствам. Студенты не могут</w:t>
-      </w:r>
-      <w:r>
-        <w:t xml:space="preserve"> в любой момент</w:t>
-      </w:r>
-      <w:r>
-        <w:t xml:space="preserve"> ознакомиться с актуальной информацией </w:t>
-      </w:r>
-      <w:r>
-        <w:t xml:space="preserve">о своей посещаемости и оценках за лабораторные и практические работы. </w:t>
+        <w:t>Журнал есть у каждой</w:t>
+      </w:r>
+      <w:r>
+        <w:t xml:space="preserve"> студенческой</w:t>
+      </w:r>
+      <w:r>
+        <w:t xml:space="preserve"> группы. В каждой группе назначается староста, ответственный за предоставление журнала группы преподавателю. Староста в начале каждого учебного семестра получает журнал в деканате, а в конце возвращает его обратно. На занятиях староста предоставляет журнал преподавателю, все остальное время журнал находится у старосты. Это порождает множество рисков, связанных с порчей и утерей журнала группы.</w:t>
+      </w:r>
+    </w:p>
+    <w:p>
+      <w:r>
+        <w:t xml:space="preserve">На каждом занятии преподаватель должен отмечать посещаемость студентов. </w:t>
+      </w:r>
+      <w:r>
+        <w:t>Прежде всего отметка о посещаемости является для деканата университета инструментом контроля за выполнением студентом учебного плана. Также данные о посещаемости используются для составления отчетов учредителям или органам управления образованием, так как отражают реальный ход учебного процесса.</w:t>
+      </w:r>
+    </w:p>
+    <w:p>
+      <w:r>
+        <w:t>Одновременно с учетом посещаемости преподаватель фиксирует сдачу студентами практических и лабораторных работ, что является неотъемлемой частью контроля успеваемости. Эта информация накапливается в течение семестра и служит основой для допуска студе</w:t>
+      </w:r>
+      <w:r>
+        <w:t>нта к промежуточной аттестации</w:t>
+      </w:r>
+      <w:r>
+        <w:t>.</w:t>
+      </w:r>
+    </w:p>
+    <w:p>
+      <w:r>
+        <w:t xml:space="preserve">Эта информация может запрашиваться различными проверяющими инстанциями, такими как </w:t>
+      </w:r>
+      <w:proofErr w:type="spellStart"/>
+      <w:r>
+        <w:t>Рособрнадзор</w:t>
+      </w:r>
+      <w:proofErr w:type="spellEnd"/>
+      <w:r>
+        <w:t xml:space="preserve">, запрашивающий журналы учета </w:t>
+      </w:r>
+      <w:r>
+        <w:lastRenderedPageBreak/>
+        <w:t xml:space="preserve">посещаемости и успеваемости в ходе </w:t>
+      </w:r>
+      <w:proofErr w:type="spellStart"/>
+      <w:r>
+        <w:t>аккредитационной</w:t>
+      </w:r>
+      <w:proofErr w:type="spellEnd"/>
+      <w:r>
+        <w:t xml:space="preserve"> экспертизы</w:t>
+      </w:r>
+      <w:r>
+        <w:t>, чтобы убедиться, что образовательная деятельность ведется в соответствии с законодательством</w:t>
+      </w:r>
+      <w:r>
+        <w:t>.</w:t>
+      </w:r>
+    </w:p>
+    <w:p>
+      <w:pPr>
+        <w:ind w:left="-142"/>
+      </w:pPr>
+      <w:r>
+        <w:t>Таким образом, разрозненное ведение бумажных журналов создает риски для всех участников процесса. Преподавателю приходится тратить время на двойную работу, а проверяющие органы могут выявить несоответствия в отчетности. Автоматизация этого процесса позволяет не только упростить ежедневную работу преподавателя, но и создать единую, прозрачную и достоверную базу данных. В такой системе все отметки о посещаемости и сданных работах мгновенно становятся доступными</w:t>
+      </w:r>
+      <w:r>
+        <w:t xml:space="preserve"> для формирования любых отчетов. Как для </w:t>
+      </w:r>
+      <w:r>
+        <w:t>де</w:t>
+      </w:r>
+      <w:r>
+        <w:t xml:space="preserve">каната, так и для официальных органов </w:t>
+      </w:r>
+      <w:proofErr w:type="gramStart"/>
+      <w:r>
+        <w:t xml:space="preserve">вроде </w:t>
       </w:r>
       <w:r>
         <w:t xml:space="preserve"> </w:t>
       </w:r>
-      <w:r>
-        <w:t>Для этого им приходится обращаться либо к старосте группы, либо к преподавателю на соответствующем занятии.</w:t>
-      </w:r>
-    </w:p>
-    <w:p>
-      <w:r>
-        <w:t>Состав группы в процессе обучения может меняться</w:t>
-      </w:r>
-      <w:r>
-        <w:t xml:space="preserve">, студенты могут отчисляться, восстанавливаться и переводиться из других учебных заведений. Изменение состава группы приводит к утере актуальности списков групп, </w:t>
+      <w:proofErr w:type="spellStart"/>
+      <w:r>
+        <w:t>Рособрнадзора</w:t>
+      </w:r>
+      <w:proofErr w:type="spellEnd"/>
+      <w:proofErr w:type="gramEnd"/>
+      <w:r>
+        <w:t xml:space="preserve"> или Росстата. Это исключает дублирование информации и ошибки «человеческого фактора», гарантируя, что данные, на основании которых принимаются решения об аттестации студентов или о выделении бюджетных мест, являются актуальными и точными</w:t>
+      </w:r>
+      <w:r>
+        <w:t>.</w:t>
+      </w:r>
+    </w:p>
+    <w:p>
+      <w:pPr>
+        <w:pStyle w:val="2"/>
+        <w:numPr>
+          <w:ilvl w:val="1"/>
+          <w:numId w:val="1"/>
+        </w:numPr>
+      </w:pPr>
+      <w:bookmarkStart w:id="4" w:name="_Toc216374958"/>
+      <w:r>
+        <w:t>Анализ существующих методов решения поставленной задачи</w:t>
+      </w:r>
+      <w:bookmarkEnd w:id="4"/>
+    </w:p>
+    <w:p>
+      <w:r>
+        <w:t>Заполнение журнала является трудоемким длительным процессом для преподавателей. Каждый преподаватель обязан иметь напечатанные списки групп, у которых ведет занятия. За выдачу списков групп преподавателю отвечают старосты групп. Журнал заполняется в соответствии с этими списками. Необходимость иметь при себе данные списки создает для преподавателя дополнительные трудности.</w:t>
+      </w:r>
+    </w:p>
+    <w:p>
+      <w:r>
+        <w:t>В свою очередь, для студентов использование «бумажного» журнала также ведет к неудобствам. Студенты не могут в любой момент ознакомиться с актуальной информацией о своей посещаемости и оценках за лабораторные и практические работы.  Для этого им приходится обращаться либо к старосте группы, либо к преподавателю на соответствующем занятии.</w:t>
+      </w:r>
+    </w:p>
+    <w:p>
+      <w:r>
+        <w:t xml:space="preserve">Состав группы в процессе обучения может меняться, студенты могут отчисляться, восстанавливаться и переводиться из других учебных заведений. Изменение состава группы приводит к утере актуальности списков групп, </w:t>
       </w:r>
       <w:r>
         <w:lastRenderedPageBreak/>
@@ -1391,10 +1449,7 @@
     </w:p>
     <w:p>
       <w:r>
-        <w:t xml:space="preserve">Случаются ситуации, в которых необходимо собрать и проанализировать крупный массив данных из журнала. В качестве таких ситуаций могут выступать, например, пересдачи с комиссией у студентов. В этом случае комиссии необходимо собрать данные о посещаемости и успеваемости студента за весь период обучения, чтобы учесть их при оценивании. </w:t>
-      </w:r>
-      <w:r>
-        <w:t>При использовании «бумажного» журнала подобный анализ больших массивов данных является крайне трудоемкой задачей.</w:t>
+        <w:t>Случаются ситуации, в которых необходимо собрать и проанализировать крупный массив данных из журнала. В качестве таких ситуаций могут выступать, например, пересдачи с комиссией у студентов. В этом случае комиссии необходимо собрать данные о посещаемости и успеваемости студента за весь период обучения, чтобы учесть их при оценивании. При использовании «бумажного» журнала подобный анализ больших массивов данных является крайне трудоемкой задачей.</w:t>
       </w:r>
     </w:p>
     <w:p>
@@ -1413,7 +1468,7 @@
           <w:lang w:eastAsia="ru-RU"/>
         </w:rPr>
         <w:drawing>
-          <wp:inline distT="0" distB="0" distL="0" distR="0" wp14:anchorId="461A5A39" wp14:editId="37BD4EBB">
+          <wp:inline distT="0" distB="0" distL="0" distR="0" wp14:anchorId="7E9A3D57" wp14:editId="7E3032CE">
             <wp:extent cx="5527040" cy="2766060"/>
             <wp:effectExtent l="0" t="0" r="0" b="0"/>
             <wp:docPr id="1" name="Рисунок 1"/>
@@ -1455,10 +1510,7 @@
         <w:jc w:val="center"/>
       </w:pPr>
       <w:r>
-        <w:t xml:space="preserve">Рисунок 1.1.1 – Пример журнала </w:t>
-      </w:r>
-      <w:r>
-        <w:t>посещаемости</w:t>
+        <w:t>Рисунок 1.1.1 – Пример журнала посещаемости</w:t>
       </w:r>
     </w:p>
     <w:p>
@@ -1466,19 +1518,7 @@
         <w:ind w:left="-142"/>
       </w:pPr>
       <w:r>
-        <w:t>На сайте ОГУ им. И.С. Тургенева уже существует система учета посещаемости и успеваемости.</w:t>
-      </w:r>
-      <w:r>
-        <w:t xml:space="preserve"> Использование этой системы не является обязательным, преподаватели могут использовать ее в качестве дополнительного контроля, но это не избавляет их от необходимости заполнения «бумажного» журнала.</w:t>
-      </w:r>
-      <w:r>
-        <w:t xml:space="preserve"> Для заполнения посещаемости необходимо выбрать нужную группу и дату занятия, </w:t>
-      </w:r>
-      <w:r>
-        <w:t>секция выбора группы и даты занятия представлена</w:t>
-      </w:r>
-      <w:r>
-        <w:t xml:space="preserve"> на рисунке 1.1.2. Затем в сформировавшуюся таблицу </w:t>
+        <w:t xml:space="preserve">На сайте ОГУ им. И.С. Тургенева уже существует система учета посещаемости и успеваемости. Использование этой системы не является обязательным, преподаватели могут использовать ее в качестве дополнительного контроля, но это не избавляет их от необходимости заполнения «бумажного» журнала. Для заполнения посещаемости необходимо выбрать нужную группу и дату занятия, секция выбора группы и даты занятия представлена на рисунке 1.1.2. Затем в сформировавшуюся таблицу </w:t>
       </w:r>
       <w:r>
         <w:lastRenderedPageBreak/>
@@ -1496,7 +1536,7 @@
           <w:lang w:eastAsia="ru-RU"/>
         </w:rPr>
         <w:drawing>
-          <wp:inline distT="0" distB="0" distL="0" distR="0" wp14:anchorId="65C86088" wp14:editId="19F78F56">
+          <wp:inline distT="0" distB="0" distL="0" distR="0" wp14:anchorId="1A1A00F3" wp14:editId="72A32458">
             <wp:extent cx="5939790" cy="2284730"/>
             <wp:effectExtent l="0" t="0" r="3810" b="1270"/>
             <wp:docPr id="2" name="Рисунок 2"/>
@@ -1538,13 +1578,7 @@
         <w:jc w:val="center"/>
       </w:pPr>
       <w:r>
-        <w:t xml:space="preserve">Рисунок 1.1.2 – </w:t>
-      </w:r>
-      <w:r>
-        <w:t>Блок выбора</w:t>
-      </w:r>
-      <w:r>
-        <w:t xml:space="preserve"> занятия в существующей системе</w:t>
+        <w:t>Рисунок 1.1.2 – Блок выбора занятия в существующей системе</w:t>
       </w:r>
     </w:p>
     <w:p>
@@ -1558,7 +1592,7 @@
           <w:lang w:eastAsia="ru-RU"/>
         </w:rPr>
         <w:drawing>
-          <wp:inline distT="0" distB="0" distL="0" distR="0" wp14:anchorId="64126F18" wp14:editId="5F60BE7D">
+          <wp:inline distT="0" distB="0" distL="0" distR="0" wp14:anchorId="77B63B67" wp14:editId="2511CCF0">
             <wp:extent cx="5939790" cy="2731770"/>
             <wp:effectExtent l="0" t="0" r="3810" b="0"/>
             <wp:docPr id="4" name="Рисунок 4"/>
@@ -1617,22 +1651,7 @@
         <w:ind w:left="-142"/>
       </w:pPr>
       <w:r>
-        <w:t>Существующая система позволяет в рамках двоичной логики (был или не был) ставить отметки о посещении. Отметки о сдаче лабораторных и практических работ имеют три варианта, которым соотве</w:t>
-      </w:r>
-      <w:r>
-        <w:t>тствуют символы на рисунке 1.1.6</w:t>
-      </w:r>
-      <w:r>
-        <w:t>.</w:t>
-      </w:r>
-      <w:r>
-        <w:t xml:space="preserve"> Данная система уже решает многие недостатки «бумажного» журнала.</w:t>
-      </w:r>
-      <w:r>
-        <w:t xml:space="preserve"> Наглядно увидеть упрощение процессов ведение журнала можно увидеть на диаграммах 1.1.4 и 1.1.5.</w:t>
-      </w:r>
-      <w:r>
-        <w:t xml:space="preserve"> </w:t>
+        <w:t xml:space="preserve">Существующая система позволяет в рамках двоичной логики (был или не был) ставить отметки о посещении. Отметки о сдаче лабораторных и практических работ имеют три варианта, которым соответствуют символы на рисунке 1.1.6. Данная система уже решает многие недостатки «бумажного» журнала. Наглядно увидеть упрощение процессов ведение журнала можно увидеть на диаграммах 1.1.4 и 1.1.5. </w:t>
       </w:r>
     </w:p>
     <w:p>
@@ -1649,13 +1668,7 @@
       </w:r>
       <w:proofErr w:type="spellEnd"/>
       <w:r>
-        <w:t>. ректора ОГУ им И.С. Тургенева от 10 февраля 2025 г. деканы обязаны контролировать своевременность заполнения электронного журнала профессо</w:t>
-      </w:r>
-      <w:r>
-        <w:t xml:space="preserve">рско-преподавательским составом </w:t>
-      </w:r>
-      <w:r>
-        <w:t>институтов.</w:t>
+        <w:t>. ректора ОГУ им И.С. Тургенева от 10 февраля 2025 г. деканы обязаны контролировать своевременность заполнения электронного журнала профессорско-преподавательским составом институтов.</w:t>
       </w:r>
     </w:p>
     <w:p>
@@ -1666,105 +1679,162 @@
       <w:r>
         <w:t xml:space="preserve"> </w:t>
       </w:r>
-      <w:r>
-        <w:pict>
-          <v:shapetype id="_x0000_t75" coordsize="21600,21600" o:spt="75" o:preferrelative="t" path="m@4@5l@4@11@9@11@9@5xe" filled="f" stroked="f">
-            <v:stroke joinstyle="miter"/>
-            <v:formulas>
-              <v:f eqn="if lineDrawn pixelLineWidth 0"/>
-              <v:f eqn="sum @0 1 0"/>
-              <v:f eqn="sum 0 0 @1"/>
-              <v:f eqn="prod @2 1 2"/>
-              <v:f eqn="prod @3 21600 pixelWidth"/>
-              <v:f eqn="prod @3 21600 pixelHeight"/>
-              <v:f eqn="sum @0 0 1"/>
-              <v:f eqn="prod @6 1 2"/>
-              <v:f eqn="prod @7 21600 pixelWidth"/>
-              <v:f eqn="sum @8 21600 0"/>
-              <v:f eqn="prod @7 21600 pixelHeight"/>
-              <v:f eqn="sum @10 21600 0"/>
-            </v:formulas>
-            <v:path o:extrusionok="f" gradientshapeok="t" o:connecttype="rect"/>
-            <o:lock v:ext="edit" aspectratio="t"/>
-          </v:shapetype>
-          <v:shape id="_x0000_i1025" type="#_x0000_t75" style="width:279.65pt;height:404.75pt">
-            <v:imagedata r:id="rId11" o:title="Последовательность, журнал"/>
-          </v:shape>
-        </w:pict>
-      </w:r>
-    </w:p>
-    <w:p>
-      <w:pPr>
-        <w:ind w:left="-142"/>
-        <w:jc w:val="center"/>
-      </w:pPr>
-      <w:r>
-        <w:t xml:space="preserve">Рисунок 1.1.4 – </w:t>
-      </w:r>
-      <w:r>
-        <w:t xml:space="preserve">Процесс </w:t>
-      </w:r>
-      <w:r>
-        <w:t>работы с бумажным журналом</w:t>
-      </w:r>
-    </w:p>
-    <w:p>
-      <w:pPr>
-        <w:ind w:left="-142" w:firstLine="0"/>
-      </w:pPr>
-      <w:r>
-        <w:t>Существующая система не позволяет должным образом осуществить вышеописанный контроль.</w:t>
-      </w:r>
-      <w:r>
-        <w:t xml:space="preserve"> </w:t>
-      </w:r>
-      <w:r>
-        <w:t xml:space="preserve">Для осуществления данного контроля необходимо вести учет деятельности преподавателей в подсистеме сайта. В существующей системе у отметки о посещаемости может быть только 2 состояния. Соответственно, если никто из группы не придет на занятие, преподаватель оставит отметки нетронутыми, и никакой информации о деятельности преподавателя в подсистеме не сохранится. Для решения этой проблемы необходимо ввести третье состояние для отметки посещаемости. Оно позволит </w:t>
-      </w:r>
-      <w:r>
-        <w:lastRenderedPageBreak/>
-        <w:t xml:space="preserve">преподавателю понимать, каких студентов он отметил отсутствующими, а каких не отмечал вовсе.  </w:t>
-      </w:r>
-    </w:p>
-    <w:p>
-      <w:pPr>
-        <w:ind w:left="-142" w:firstLine="0"/>
-        <w:jc w:val="center"/>
-      </w:pPr>
-      <w:r>
-        <w:pict>
-          <v:shape id="_x0000_i1026" type="#_x0000_t75" style="width:275.9pt;height:299.9pt">
-            <v:imagedata r:id="rId12" o:title="Последовательность, журнал-Электронный"/>
-          </v:shape>
-        </w:pict>
-      </w:r>
-    </w:p>
-    <w:p>
-      <w:pPr>
-        <w:ind w:left="-142" w:firstLine="0"/>
-        <w:jc w:val="center"/>
-      </w:pPr>
-      <w:r>
-        <w:t xml:space="preserve">Рисунок 1.1.5 – </w:t>
-      </w:r>
-      <w:r>
-        <w:t xml:space="preserve">Процесс работы </w:t>
-      </w:r>
-      <w:r>
-        <w:t>с подсистемой сайта</w:t>
-      </w:r>
-    </w:p>
-    <w:p>
-      <w:pPr>
-        <w:ind w:left="-142" w:firstLine="0"/>
-      </w:pPr>
       <w:r>
         <w:rPr>
           <w:noProof/>
           <w:lang w:eastAsia="ru-RU"/>
         </w:rPr>
         <w:drawing>
-          <wp:inline distT="0" distB="0" distL="0" distR="0" wp14:anchorId="7F10C173" wp14:editId="7DBED6BD">
+          <wp:inline distT="0" distB="0" distL="0" distR="0">
+            <wp:extent cx="3552825" cy="5143500"/>
+            <wp:effectExtent l="0" t="0" r="9525" b="0"/>
+            <wp:docPr id="9" name="Рисунок 9" descr="Последовательность, журнал"/>
+            <wp:cNvGraphicFramePr>
+              <a:graphicFrameLocks xmlns:a="http://schemas.openxmlformats.org/drawingml/2006/main" noChangeAspect="1"/>
+            </wp:cNvGraphicFramePr>
+            <a:graphic xmlns:a="http://schemas.openxmlformats.org/drawingml/2006/main">
+              <a:graphicData uri="http://schemas.openxmlformats.org/drawingml/2006/picture">
+                <pic:pic xmlns:pic="http://schemas.openxmlformats.org/drawingml/2006/picture">
+                  <pic:nvPicPr>
+                    <pic:cNvPr id="0" name="Picture 11" descr="Последовательность, журнал"/>
+                    <pic:cNvPicPr>
+                      <a:picLocks noChangeAspect="1" noChangeArrowheads="1"/>
+                    </pic:cNvPicPr>
+                  </pic:nvPicPr>
+                  <pic:blipFill>
+                    <a:blip r:embed="rId11">
+                      <a:extLst>
+                        <a:ext uri="{28A0092B-C50C-407E-A947-70E740481C1C}">
+                          <a14:useLocalDpi xmlns:a14="http://schemas.microsoft.com/office/drawing/2010/main" val="0"/>
+                        </a:ext>
+                      </a:extLst>
+                    </a:blip>
+                    <a:srcRect/>
+                    <a:stretch>
+                      <a:fillRect/>
+                    </a:stretch>
+                  </pic:blipFill>
+                  <pic:spPr bwMode="auto">
+                    <a:xfrm>
+                      <a:off x="0" y="0"/>
+                      <a:ext cx="3552825" cy="5143500"/>
+                    </a:xfrm>
+                    <a:prstGeom prst="rect">
+                      <a:avLst/>
+                    </a:prstGeom>
+                    <a:noFill/>
+                    <a:ln>
+                      <a:noFill/>
+                    </a:ln>
+                  </pic:spPr>
+                </pic:pic>
+              </a:graphicData>
+            </a:graphic>
+          </wp:inline>
+        </w:drawing>
+      </w:r>
+    </w:p>
+    <w:p>
+      <w:pPr>
+        <w:ind w:left="-142"/>
+        <w:jc w:val="center"/>
+      </w:pPr>
+      <w:r>
+        <w:t>Рисунок 1.1.4 – Процесс работы с бумажным журналом</w:t>
+      </w:r>
+    </w:p>
+    <w:p>
+      <w:pPr>
+        <w:ind w:left="-142"/>
+      </w:pPr>
+      <w:r>
+        <w:t xml:space="preserve">Существующая система не позволяет должным образом осуществить вышеописанный контроль. Для осуществления данного контроля необходимо вести учет деятельности преподавателей в подсистеме сайта. В существующей системе у отметки о посещаемости может быть только 2 состояния. Соответственно, если никто из группы не придет на занятие, преподаватель оставит отметки нетронутыми, и никакой информации о деятельности преподавателя в подсистеме не сохранится. Для решения этой проблемы необходимо ввести третье состояние для отметки посещаемости. Оно позволит </w:t>
+      </w:r>
+      <w:r>
+        <w:lastRenderedPageBreak/>
+        <w:t xml:space="preserve">преподавателю понимать, каких студентов он отметил отсутствующими, а каких не отмечал вовсе.  </w:t>
+      </w:r>
+    </w:p>
+    <w:p>
+      <w:pPr>
+        <w:ind w:left="-142" w:firstLine="0"/>
+        <w:jc w:val="center"/>
+      </w:pPr>
+      <w:r>
+        <w:rPr>
+          <w:noProof/>
+          <w:lang w:eastAsia="ru-RU"/>
+        </w:rPr>
+        <w:drawing>
+          <wp:inline distT="0" distB="0" distL="0" distR="0">
+            <wp:extent cx="3505200" cy="3810000"/>
+            <wp:effectExtent l="0" t="0" r="0" b="0"/>
+            <wp:docPr id="8" name="Рисунок 8" descr="Последовательность, журнал-Электронный"/>
+            <wp:cNvGraphicFramePr>
+              <a:graphicFrameLocks xmlns:a="http://schemas.openxmlformats.org/drawingml/2006/main" noChangeAspect="1"/>
+            </wp:cNvGraphicFramePr>
+            <a:graphic xmlns:a="http://schemas.openxmlformats.org/drawingml/2006/main">
+              <a:graphicData uri="http://schemas.openxmlformats.org/drawingml/2006/picture">
+                <pic:pic xmlns:pic="http://schemas.openxmlformats.org/drawingml/2006/picture">
+                  <pic:nvPicPr>
+                    <pic:cNvPr id="0" name="Picture 12" descr="Последовательность, журнал-Электронный"/>
+                    <pic:cNvPicPr>
+                      <a:picLocks noChangeAspect="1" noChangeArrowheads="1"/>
+                    </pic:cNvPicPr>
+                  </pic:nvPicPr>
+                  <pic:blipFill>
+                    <a:blip r:embed="rId12">
+                      <a:extLst>
+                        <a:ext uri="{28A0092B-C50C-407E-A947-70E740481C1C}">
+                          <a14:useLocalDpi xmlns:a14="http://schemas.microsoft.com/office/drawing/2010/main" val="0"/>
+                        </a:ext>
+                      </a:extLst>
+                    </a:blip>
+                    <a:srcRect/>
+                    <a:stretch>
+                      <a:fillRect/>
+                    </a:stretch>
+                  </pic:blipFill>
+                  <pic:spPr bwMode="auto">
+                    <a:xfrm>
+                      <a:off x="0" y="0"/>
+                      <a:ext cx="3505200" cy="3810000"/>
+                    </a:xfrm>
+                    <a:prstGeom prst="rect">
+                      <a:avLst/>
+                    </a:prstGeom>
+                    <a:noFill/>
+                    <a:ln>
+                      <a:noFill/>
+                    </a:ln>
+                  </pic:spPr>
+                </pic:pic>
+              </a:graphicData>
+            </a:graphic>
+          </wp:inline>
+        </w:drawing>
+      </w:r>
+    </w:p>
+    <w:p>
+      <w:pPr>
+        <w:ind w:left="-142" w:firstLine="0"/>
+        <w:jc w:val="center"/>
+      </w:pPr>
+      <w:r>
+        <w:t>Рисунок 1.1.5 – Процесс работы с подсистемой сайта</w:t>
+      </w:r>
+    </w:p>
+    <w:p>
+      <w:pPr>
+        <w:ind w:left="-142" w:firstLine="0"/>
+      </w:pPr>
+      <w:r>
+        <w:rPr>
+          <w:noProof/>
+          <w:lang w:eastAsia="ru-RU"/>
+        </w:rPr>
+        <w:drawing>
+          <wp:inline distT="0" distB="0" distL="0" distR="0" wp14:anchorId="36EFEA08" wp14:editId="2CF1FC64">
             <wp:extent cx="5939790" cy="2312670"/>
             <wp:effectExtent l="0" t="0" r="3810" b="0"/>
             <wp:docPr id="5" name="Рисунок 5"/>
@@ -1809,13 +1879,7 @@
         <w:jc w:val="center"/>
       </w:pPr>
       <w:r>
-        <w:t>Рисунок 1.1.</w:t>
-      </w:r>
-      <w:r>
-        <w:t>6</w:t>
-      </w:r>
-      <w:r>
-        <w:t xml:space="preserve"> – Варианты отметки о сдаче работы </w:t>
+        <w:t xml:space="preserve">Рисунок 1.1.6 – Варианты отметки о сдаче работы </w:t>
       </w:r>
     </w:p>
     <w:p>
@@ -1832,20 +1896,11 @@
         <w:ind w:left="-142"/>
       </w:pPr>
       <w:r>
-        <w:t>Для того, чтобы сформировать список группы и отметить посещаемость преподавателю необходимо совершить ряд действий. Он должен выбрать тип занятия, группу и дату</w:t>
-      </w:r>
-      <w:r>
-        <w:t xml:space="preserve">. Каждый выбор является отдельным запросом, что в условиях низкой скорости интернета может оказаться чрезмерно длительным. </w:t>
+        <w:t xml:space="preserve">Для того, чтобы сформировать список группы и отметить посещаемость преподавателю необходимо совершить ряд действий. Он должен выбрать тип занятия, группу и дату. Каждый выбор является отдельным запросом, что в условиях низкой скорости интернета может оказаться чрезмерно длительным. </w:t>
       </w:r>
       <w:r>
         <w:lastRenderedPageBreak/>
-        <w:t>Зачастую преподаватели стремятся отметить посещаемость во время занятия, в его начале или окончании. Соответственно, в большинстве случаев известно без всякого выбора, какую таблицу нужно сформировать.</w:t>
-      </w:r>
-      <w:r>
-        <w:t xml:space="preserve"> В разрабатываемой системе необходимо реализовать формирование списка группы для актуального на момент времени занятия.</w:t>
-      </w:r>
-      <w:r>
-        <w:t xml:space="preserve"> </w:t>
+        <w:t xml:space="preserve">Зачастую преподаватели стремятся отметить посещаемость во время занятия, в его начале или окончании. Соответственно, в большинстве случаев известно без всякого выбора, какую таблицу нужно сформировать. В разрабатываемой системе необходимо реализовать формирование списка группы для актуального на момент времени занятия. </w:t>
       </w:r>
     </w:p>
     <w:p>
@@ -1853,10 +1908,7 @@
         <w:ind w:left="-142"/>
       </w:pPr>
       <w:r>
-        <w:t xml:space="preserve">Некоторые дисциплины преподаются не всей группе, а отдельно двум подгруппам, содержащим примерно половину из состава группы. Деление на подгруппы неофициально, но расписание составляется с учетом разных подгрупп. Из этого следует, что необходимо реализовать разделение на подгруппы в разрабатываемой подсистеме. Так как при использовании бумажного журнала каждый преподаватель на своих бумажных списках групп самостоятельно распределял студентов по подгруппам, будет рационально оставить право разделения на подгруппы за преподавателями. Чтобы </w:t>
-      </w:r>
-      <w:r>
-        <w:t>преподаватели не перезаписывали данные о разделении, также будет правильно сохранять разделения каждого преподавателя отдельно.</w:t>
+        <w:t>Некоторые дисциплины преподаются не всей группе, а отдельно двум подгруппам, содержащим примерно половину из состава группы. Деление на подгруппы неофициально, но расписание составляется с учетом разных подгрупп. Из этого следует, что необходимо реализовать разделение на подгруппы в разрабатываемой подсистеме. Так как при использовании бумажного журнала каждый преподаватель на своих бумажных списках групп самостоятельно распределял студентов по подгруппам, будет рационально оставить право разделения на подгруппы за преподавателями. Чтобы преподаватели не перезаписывали данные о разделении, также будет правильно сохранять разделения каждого преподавателя отдельно.</w:t>
       </w:r>
     </w:p>
     <w:p>
@@ -1864,10 +1916,7 @@
         <w:ind w:left="-142"/>
       </w:pPr>
       <w:r>
-        <w:t>Таким образом, необходимо разработать новую подсистему учета посещаемости</w:t>
-      </w:r>
-      <w:r>
-        <w:t xml:space="preserve"> и сдачи работ студентами, которая сохранит функционал существующей системы, и добавить в разрабатываемую подсистему </w:t>
+        <w:t xml:space="preserve">Таким образом, необходимо разработать новую подсистему учета посещаемости и сдачи работ студентами, которая сохранит функционал существующей системы, и добавить в разрабатываемую подсистему </w:t>
       </w:r>
       <w:proofErr w:type="spellStart"/>
       <w:r>
@@ -1875,13 +1924,7 @@
       </w:r>
       <w:proofErr w:type="spellEnd"/>
       <w:r>
-        <w:t xml:space="preserve"> событий, троичную логику отметок посещаемости</w:t>
-      </w:r>
-      <w:r>
-        <w:t>, разделение на подгруппы</w:t>
-      </w:r>
-      <w:r>
-        <w:t xml:space="preserve"> и формирование списка группы на основе проходящего в момент времени занятия.</w:t>
+        <w:t xml:space="preserve"> событий, троичную логику отметок посещаемости, разделение на подгруппы и формирование списка группы на основе проходящего в момент времени занятия.</w:t>
       </w:r>
     </w:p>
     <w:p>
@@ -1892,303 +1935,50 @@
           <w:numId w:val="1"/>
         </w:numPr>
       </w:pPr>
-      <w:bookmarkStart w:id="3" w:name="_Toc216374958"/>
-      <w:r>
-        <w:t>Анализ существующих методов решения поставленной задачи</w:t>
-      </w:r>
-      <w:bookmarkEnd w:id="3"/>
-    </w:p>
-    <w:p>
-      <w:r>
-        <w:t xml:space="preserve">Основным моментом, касающимся разрабатываемой системы, который требует рассмотрения существующих методов решения, является выбор платформы для разработки системы. </w:t>
-      </w:r>
-    </w:p>
-    <w:p>
-      <w:r>
-        <w:t xml:space="preserve">Программные инженеры на протяжении всей истории разработки программного обеспечения создавали инструменты для упрощения своей деятельности и пользовались ими. Система будет представлять </w:t>
-      </w:r>
-      <w:r>
-        <w:t>собой</w:t>
-      </w:r>
-      <w:r>
-        <w:t xml:space="preserve"> раздел сайта университета. На данный момент в разработке сайтов, помимо развитых </w:t>
+      <w:bookmarkStart w:id="5" w:name="_Toc216374959"/>
+      <w:r>
+        <w:t>Обзор аналогичных решений</w:t>
+      </w:r>
+      <w:bookmarkEnd w:id="5"/>
+    </w:p>
+    <w:p>
+      <w:r>
+        <w:t>Одним из наиболее перспективных инструментов в данной сфере является программный продукт «1</w:t>
+      </w:r>
+      <w:proofErr w:type="gramStart"/>
+      <w:r>
+        <w:t>С:Электронный</w:t>
+      </w:r>
+      <w:proofErr w:type="gramEnd"/>
+      <w:r>
+        <w:t xml:space="preserve"> журнал колледжа», разработанный на базе пл</w:t>
+      </w:r>
+      <w:r>
+        <w:t>атформы «1С:Предприятие 8.3»</w:t>
+      </w:r>
+      <w:r>
+        <w:t>. Данное решение представляет собой комплексное средство для организации работы преподавателей и администрации в едином информационном пространстве</w:t>
+      </w:r>
+      <w:r>
+        <w:t xml:space="preserve"> </w:t>
+      </w:r>
+      <w:r>
+        <w:t>[1].</w:t>
+      </w:r>
+    </w:p>
+    <w:p>
+      <w:r>
+        <w:t>Платформа распределяет пользователей по ролям</w:t>
+      </w:r>
+      <w:r>
+        <w:t xml:space="preserve"> (администратор, преподаватель, студент, куратор)</w:t>
+      </w:r>
+      <w:r>
+        <w:t xml:space="preserve">. Роль определяет, какой функционал будет </w:t>
       </w:r>
       <w:r>
         <w:lastRenderedPageBreak/>
-        <w:t xml:space="preserve">языков программирования для серверной и клиентской частей, </w:t>
-      </w:r>
-      <w:r>
-        <w:t>существуют готовые программные решения. Подобные программные решения называются «</w:t>
-      </w:r>
-      <w:proofErr w:type="spellStart"/>
-      <w:r>
-        <w:t>фреймворками</w:t>
-      </w:r>
-      <w:proofErr w:type="spellEnd"/>
-      <w:r>
-        <w:t>», и, в отличии от библиотек, расширяющих программу отдельными модулями, они диктуют свою собственную парадигму разработки и предоставляют все необходимые инструменты.</w:t>
-      </w:r>
-    </w:p>
-    <w:p>
-      <w:r>
-        <w:t xml:space="preserve">Фреймворки в области </w:t>
-      </w:r>
-      <w:r>
-        <w:rPr>
-          <w:lang w:val="en-US"/>
-        </w:rPr>
-        <w:t>web</w:t>
-      </w:r>
-      <w:r>
-        <w:t>-</w:t>
-      </w:r>
-      <w:r>
-        <w:t xml:space="preserve">разработки делятся на решения для клиентской и серверной частей. В качестве примеров </w:t>
-      </w:r>
-      <w:proofErr w:type="spellStart"/>
-      <w:r>
-        <w:t>фреймворков</w:t>
-      </w:r>
-      <w:proofErr w:type="spellEnd"/>
-      <w:r>
-        <w:t xml:space="preserve"> можно выделить такие популярные из них как «</w:t>
-      </w:r>
-      <w:proofErr w:type="spellStart"/>
-      <w:r>
-        <w:rPr>
-          <w:lang w:val="en-US"/>
-        </w:rPr>
-        <w:t>Vue</w:t>
-      </w:r>
-      <w:proofErr w:type="spellEnd"/>
-      <w:r>
-        <w:t>.</w:t>
-      </w:r>
-      <w:proofErr w:type="spellStart"/>
-      <w:r>
-        <w:rPr>
-          <w:lang w:val="en-US"/>
-        </w:rPr>
-        <w:t>js</w:t>
-      </w:r>
-      <w:proofErr w:type="spellEnd"/>
-      <w:r>
-        <w:t>», «</w:t>
-      </w:r>
-      <w:r>
-        <w:rPr>
-          <w:lang w:val="en-US"/>
-        </w:rPr>
-        <w:t>React</w:t>
-      </w:r>
-      <w:r>
-        <w:t>», «</w:t>
-      </w:r>
-      <w:r>
-        <w:rPr>
-          <w:lang w:val="en-US"/>
-        </w:rPr>
-        <w:t>Django</w:t>
-      </w:r>
-      <w:r>
-        <w:t>»</w:t>
-      </w:r>
-      <w:r>
-        <w:t xml:space="preserve">, </w:t>
-      </w:r>
-      <w:r>
-        <w:t>«</w:t>
-      </w:r>
-      <w:proofErr w:type="spellStart"/>
-      <w:r>
-        <w:rPr>
-          <w:lang w:val="en-US"/>
-        </w:rPr>
-        <w:t>Laravel</w:t>
-      </w:r>
-      <w:proofErr w:type="spellEnd"/>
-      <w:r>
-        <w:t>»</w:t>
-      </w:r>
-      <w:r>
-        <w:t xml:space="preserve"> </w:t>
-      </w:r>
-      <w:r>
-        <w:t xml:space="preserve">и т.д. Первые два из названных являются решениями для клиентской части сайта, </w:t>
-      </w:r>
-      <w:r>
-        <w:t>они позволяют создавать пользовательский интерфейс и логику клиентской части и располагать на отдельном сервере. Если в стандартной клиент-серверной архитектуре сервер отвечает и за логику, и за формирование клиентского представления (</w:t>
-      </w:r>
-      <w:r>
-        <w:rPr>
-          <w:lang w:val="en-US"/>
-        </w:rPr>
-        <w:t>HTML</w:t>
-      </w:r>
-      <w:r>
-        <w:t xml:space="preserve"> </w:t>
-      </w:r>
-      <w:r>
-        <w:t xml:space="preserve">страницы), то с использованием </w:t>
-      </w:r>
-      <w:proofErr w:type="spellStart"/>
-      <w:r>
-        <w:t>фреймворков</w:t>
-      </w:r>
-      <w:proofErr w:type="spellEnd"/>
-      <w:r>
-        <w:t xml:space="preserve"> клиентской части можно расположить модуль формирования </w:t>
-      </w:r>
-      <w:r>
-        <w:rPr>
-          <w:lang w:val="en-US"/>
-        </w:rPr>
-        <w:t>HTML</w:t>
-      </w:r>
-      <w:r>
-        <w:t xml:space="preserve"> </w:t>
-      </w:r>
-      <w:r>
-        <w:t>страниц на отдельном сервере. Такой подход улучшает модульность системы. Фреймворки серверной позволяют настроить ответы сервера на определенные сетевые запросы.</w:t>
-      </w:r>
-    </w:p>
-    <w:p>
-      <w:r>
-        <w:t xml:space="preserve">Вопрос о выборе платформы в данном случае заключается в том, целесообразно ли использовать готовые программные решения для разрабатываемой системы и выделять для нее отдельный сервер, или стоит использовать уже интегрированные инструменты. Не стоит забывать, что сайт университета тоже использует некоторые готовые программные решения. </w:t>
-      </w:r>
-    </w:p>
-    <w:p>
-      <w:r>
-        <w:t xml:space="preserve">Сайт университета использует </w:t>
-      </w:r>
-      <w:proofErr w:type="spellStart"/>
-      <w:r>
-        <w:t>фреймворк</w:t>
-      </w:r>
-      <w:proofErr w:type="spellEnd"/>
-      <w:r>
-        <w:t xml:space="preserve"> «</w:t>
-      </w:r>
-      <w:r>
-        <w:rPr>
-          <w:lang w:val="en-US"/>
-        </w:rPr>
-        <w:t>Zend</w:t>
-      </w:r>
-      <w:r>
-        <w:t xml:space="preserve"> </w:t>
-      </w:r>
-      <w:r>
-        <w:rPr>
-          <w:lang w:val="en-US"/>
-        </w:rPr>
-        <w:t>Framework</w:t>
-      </w:r>
-      <w:r>
-        <w:t>»</w:t>
-      </w:r>
-      <w:r>
-        <w:t xml:space="preserve">, </w:t>
-      </w:r>
-      <w:r>
-        <w:t xml:space="preserve">с использованием инструментов этого </w:t>
-      </w:r>
-      <w:proofErr w:type="spellStart"/>
-      <w:r>
-        <w:t>фреймворка</w:t>
-      </w:r>
-      <w:proofErr w:type="spellEnd"/>
-      <w:r>
-        <w:t xml:space="preserve"> написан весь существующий функционал сайта. Выделение отдельного сервера для разрабатываемой подсистемы будет сильно </w:t>
-      </w:r>
-      <w:r>
-        <w:t>контрастировать с архитектурой</w:t>
-      </w:r>
-      <w:r>
-        <w:t xml:space="preserve"> остальных модулей. Этот подход приведет к усложнению архитектуры, так как помимо сервера самого сайта придется еще обслуживать сервер подсистемы. </w:t>
-      </w:r>
-      <w:r>
-        <w:t>Кроме того, это усложнит поддержку самой разрабатываемой системы</w:t>
-      </w:r>
-      <w:r>
-        <w:t xml:space="preserve">, так как она </w:t>
-      </w:r>
-      <w:r>
-        <w:lastRenderedPageBreak/>
-        <w:t xml:space="preserve">будет использовать технологии, отличающиеся от тех, которые были необходимы для обслуживания сайта ранее. </w:t>
-      </w:r>
-    </w:p>
-    <w:p>
-      <w:r>
-        <w:t>Таким образом, в результате анализа было установлено, что целесообразно использовать инструменты, которые уже интегрированы в цифровую среду университета, а именно «</w:t>
-      </w:r>
-      <w:r>
-        <w:rPr>
-          <w:lang w:val="en-US"/>
-        </w:rPr>
-        <w:t>Zend</w:t>
-      </w:r>
-      <w:r>
-        <w:t xml:space="preserve"> </w:t>
-      </w:r>
-      <w:r>
-        <w:rPr>
-          <w:lang w:val="en-US"/>
-        </w:rPr>
-        <w:t>Framework</w:t>
-      </w:r>
-      <w:r>
-        <w:t>».</w:t>
-      </w:r>
-    </w:p>
-    <w:p>
-      <w:pPr>
-        <w:pStyle w:val="2"/>
-        <w:numPr>
-          <w:ilvl w:val="1"/>
-          <w:numId w:val="1"/>
-        </w:numPr>
-      </w:pPr>
-      <w:bookmarkStart w:id="4" w:name="_Toc216374959"/>
-      <w:r>
-        <w:t>Обзор аналогичных решений</w:t>
-      </w:r>
-      <w:bookmarkEnd w:id="4"/>
-    </w:p>
-    <w:p>
-      <w:r>
-        <w:t>Одним из наиболее перспективных инструментов в данной сфере является программный продукт «1</w:t>
-      </w:r>
-      <w:proofErr w:type="gramStart"/>
-      <w:r>
-        <w:t>С:Электронный</w:t>
-      </w:r>
-      <w:proofErr w:type="gramEnd"/>
-      <w:r>
-        <w:t xml:space="preserve"> журнал колледжа», разработанный на базе пл</w:t>
-      </w:r>
-      <w:r>
-        <w:t>атформы «1С:Предприятие 8.3»</w:t>
-      </w:r>
-      <w:r>
-        <w:t>. Данное решение представляет собой комплексное средство для организации работы преподавателей и администрации в едином информационном пространстве</w:t>
-      </w:r>
-      <w:r>
-        <w:t xml:space="preserve"> </w:t>
-      </w:r>
-      <w:r>
-        <w:t>[1].</w:t>
-      </w:r>
-    </w:p>
-    <w:p>
-      <w:r>
-        <w:t>Платформа распределяет пользователей по ролям</w:t>
-      </w:r>
-      <w:r>
-        <w:t xml:space="preserve"> (администратор, преподаватель, студент, куратор)</w:t>
-      </w:r>
-      <w:r>
-        <w:t>. Роль определяет, какой функционал будет доступен пользователю. Доступом к наибольшему функционалу обладают пользователи с ролью «Администратор». Перечень доступных им разделов представлен на рисунке 1.3.1.</w:t>
+        <w:t>доступен пользователю. Доступом к наибольшему функционалу обладают пользователи с ролью «Администратор». Перечень доступных им разделов представлен на рисунке 1.3.1.</w:t>
       </w:r>
     </w:p>
     <w:p>
@@ -2261,7 +2051,6 @@
         <w:jc w:val="center"/>
       </w:pPr>
       <w:r>
-        <w:lastRenderedPageBreak/>
         <w:t>Рисунок 1.3.1 – Главная страница Администратора в «1С: Электронный журнал колледжа»</w:t>
       </w:r>
     </w:p>
@@ -2293,6 +2082,7 @@
           <w:noProof/>
           <w:lang w:eastAsia="ru-RU"/>
         </w:rPr>
+        <w:lastRenderedPageBreak/>
         <w:drawing>
           <wp:inline distT="0" distB="0" distL="0" distR="0" wp14:anchorId="5C4F7DBC" wp14:editId="70976EE9">
             <wp:extent cx="5106905" cy="1913206"/>
@@ -2426,11 +2216,7 @@
     </w:p>
     <w:p>
       <w:r>
-        <w:t xml:space="preserve">В данном случае используется решительно другой подход к решению задач автоматизации учебного процесса. В отличии от создания закрытой монолитной системы, как в «1С», этот проект является модулем для широко </w:t>
-      </w:r>
-      <w:r>
-        <w:lastRenderedPageBreak/>
-        <w:t>распространенной и бесплатной системы обучения «</w:t>
+        <w:t>В данном случае используется решительно другой подход к решению задач автоматизации учебного процесса. В отличии от создания закрытой монолитной системы, как в «1С», этот проект является модулем для широко распространенной и бесплатной системы обучения «</w:t>
       </w:r>
       <w:r>
         <w:rPr>
@@ -2479,6 +2265,7 @@
     </w:p>
     <w:p>
       <w:r>
+        <w:lastRenderedPageBreak/>
         <w:t>Функционал учета посещаемости учебных занятий реализован в рамках системного модуля «Посещаемость». Данный инструмент предоставляет преподавателям средства для фиксации посещений, а обучающиеся получают доступ к актуальным данным. Для оценки присутствия предусмотрен набор статусов: «Присутствовал», «Отсутствовал», «Опоздал» и «Уважительная причина». Использование этих статусов делает процедуру заполнения электронного журнала более гибкой и наглядной. Интерфейс</w:t>
       </w:r>
       <w:r>
@@ -2497,7 +2284,6 @@
           <w:noProof/>
           <w:lang w:eastAsia="ru-RU"/>
         </w:rPr>
-        <w:lastRenderedPageBreak/>
         <w:drawing>
           <wp:inline distT="0" distB="0" distL="0" distR="0" wp14:anchorId="79A4CBE8" wp14:editId="5850C25E">
             <wp:extent cx="5131416" cy="3708400"/>
@@ -2601,7 +2387,14 @@
         <w:rPr>
           <w:rStyle w:val="ad"/>
         </w:rPr>
-        <w:t>учитывает активность на занятиях и выполнение домашних заданий, формируя итоговую оценку на основе накопленных баллов</w:t>
+        <w:t xml:space="preserve">учитывает активность на занятиях и выполнение домашних заданий, </w:t>
+      </w:r>
+      <w:r>
+        <w:rPr>
+          <w:rStyle w:val="ad"/>
+        </w:rPr>
+        <w:lastRenderedPageBreak/>
+        <w:t>формируя итоговую оценку на основе накопленных баллов</w:t>
       </w:r>
       <w:r>
         <w:rPr>
@@ -2665,7 +2458,7 @@
           </w:tcPr>
           <w:p>
             <w:pPr>
-              <w:spacing w:after="0" w:line="240" w:lineRule="auto"/>
+              <w:spacing w:line="240" w:lineRule="auto"/>
               <w:ind w:firstLine="0"/>
               <w:contextualSpacing w:val="0"/>
               <w:jc w:val="center"/>
@@ -2681,7 +2474,6 @@
                 <w:color w:val="000000"/>
                 <w:lang w:eastAsia="ru-RU"/>
               </w:rPr>
-              <w:lastRenderedPageBreak/>
               <w:t>Критерии сравнения</w:t>
             </w:r>
           </w:p>
@@ -2700,7 +2492,7 @@
           </w:tcPr>
           <w:p>
             <w:pPr>
-              <w:spacing w:after="0" w:line="240" w:lineRule="auto"/>
+              <w:spacing w:line="240" w:lineRule="auto"/>
               <w:ind w:firstLine="0"/>
               <w:contextualSpacing w:val="0"/>
               <w:jc w:val="center"/>
@@ -2736,7 +2528,7 @@
           </w:tcPr>
           <w:p>
             <w:pPr>
-              <w:spacing w:after="0" w:line="240" w:lineRule="auto"/>
+              <w:spacing w:line="240" w:lineRule="auto"/>
               <w:ind w:firstLine="0"/>
               <w:contextualSpacing w:val="0"/>
               <w:jc w:val="center"/>
@@ -2770,7 +2562,7 @@
           </w:tcPr>
           <w:p>
             <w:pPr>
-              <w:spacing w:after="0" w:line="240" w:lineRule="auto"/>
+              <w:spacing w:line="240" w:lineRule="auto"/>
               <w:ind w:firstLine="0"/>
               <w:contextualSpacing w:val="0"/>
               <w:jc w:val="center"/>
@@ -2804,7 +2596,7 @@
           </w:tcPr>
           <w:p>
             <w:pPr>
-              <w:spacing w:after="0" w:line="240" w:lineRule="auto"/>
+              <w:spacing w:line="240" w:lineRule="auto"/>
               <w:ind w:firstLine="0"/>
               <w:contextualSpacing w:val="0"/>
               <w:jc w:val="center"/>
@@ -2843,7 +2635,7 @@
           </w:tcPr>
           <w:p>
             <w:pPr>
-              <w:spacing w:after="0" w:line="240" w:lineRule="auto"/>
+              <w:spacing w:line="240" w:lineRule="auto"/>
               <w:ind w:firstLine="0"/>
               <w:contextualSpacing w:val="0"/>
               <w:jc w:val="center"/>
@@ -2877,7 +2669,7 @@
           </w:tcPr>
           <w:p>
             <w:pPr>
-              <w:spacing w:after="0" w:line="240" w:lineRule="auto"/>
+              <w:spacing w:line="240" w:lineRule="auto"/>
               <w:ind w:firstLine="0"/>
               <w:contextualSpacing w:val="0"/>
               <w:jc w:val="center"/>
@@ -2915,7 +2707,7 @@
           </w:tcPr>
           <w:p>
             <w:pPr>
-              <w:spacing w:after="0" w:line="240" w:lineRule="auto"/>
+              <w:spacing w:line="240" w:lineRule="auto"/>
               <w:ind w:firstLine="0"/>
               <w:contextualSpacing w:val="0"/>
               <w:jc w:val="center"/>
@@ -2953,7 +2745,7 @@
           </w:tcPr>
           <w:p>
             <w:pPr>
-              <w:spacing w:after="0" w:line="240" w:lineRule="auto"/>
+              <w:spacing w:line="240" w:lineRule="auto"/>
               <w:ind w:firstLine="0"/>
               <w:contextualSpacing w:val="0"/>
               <w:jc w:val="center"/>
@@ -2991,7 +2783,7 @@
           </w:tcPr>
           <w:p>
             <w:pPr>
-              <w:spacing w:after="0" w:line="240" w:lineRule="auto"/>
+              <w:spacing w:line="240" w:lineRule="auto"/>
               <w:ind w:firstLine="0"/>
               <w:contextualSpacing w:val="0"/>
               <w:jc w:val="center"/>
@@ -3034,7 +2826,7 @@
           </w:tcPr>
           <w:p>
             <w:pPr>
-              <w:spacing w:after="0" w:line="240" w:lineRule="auto"/>
+              <w:spacing w:line="240" w:lineRule="auto"/>
               <w:ind w:firstLine="0"/>
               <w:contextualSpacing w:val="0"/>
               <w:jc w:val="center"/>
@@ -3068,7 +2860,7 @@
           </w:tcPr>
           <w:p>
             <w:pPr>
-              <w:spacing w:after="0" w:line="240" w:lineRule="auto"/>
+              <w:spacing w:line="240" w:lineRule="auto"/>
               <w:ind w:firstLine="0"/>
               <w:contextualSpacing w:val="0"/>
               <w:jc w:val="center"/>
@@ -3106,7 +2898,7 @@
           </w:tcPr>
           <w:p>
             <w:pPr>
-              <w:spacing w:after="0" w:line="240" w:lineRule="auto"/>
+              <w:spacing w:line="240" w:lineRule="auto"/>
               <w:ind w:firstLine="0"/>
               <w:contextualSpacing w:val="0"/>
               <w:jc w:val="center"/>
@@ -3144,7 +2936,7 @@
           </w:tcPr>
           <w:p>
             <w:pPr>
-              <w:spacing w:after="0" w:line="240" w:lineRule="auto"/>
+              <w:spacing w:line="240" w:lineRule="auto"/>
               <w:ind w:firstLine="0"/>
               <w:contextualSpacing w:val="0"/>
               <w:jc w:val="center"/>
@@ -3182,7 +2974,7 @@
           </w:tcPr>
           <w:p>
             <w:pPr>
-              <w:spacing w:after="0" w:line="240" w:lineRule="auto"/>
+              <w:spacing w:line="240" w:lineRule="auto"/>
               <w:ind w:firstLine="0"/>
               <w:contextualSpacing w:val="0"/>
               <w:jc w:val="center"/>
@@ -3225,7 +3017,7 @@
           </w:tcPr>
           <w:p>
             <w:pPr>
-              <w:spacing w:after="0" w:line="240" w:lineRule="auto"/>
+              <w:spacing w:line="240" w:lineRule="auto"/>
               <w:ind w:firstLine="0"/>
               <w:contextualSpacing w:val="0"/>
               <w:jc w:val="center"/>
@@ -3259,7 +3051,7 @@
           </w:tcPr>
           <w:p>
             <w:pPr>
-              <w:spacing w:after="0" w:line="240" w:lineRule="auto"/>
+              <w:spacing w:line="240" w:lineRule="auto"/>
               <w:ind w:firstLine="0"/>
               <w:contextualSpacing w:val="0"/>
               <w:jc w:val="center"/>
@@ -3297,7 +3089,7 @@
           </w:tcPr>
           <w:p>
             <w:pPr>
-              <w:spacing w:after="0" w:line="240" w:lineRule="auto"/>
+              <w:spacing w:line="240" w:lineRule="auto"/>
               <w:ind w:firstLine="0"/>
               <w:contextualSpacing w:val="0"/>
               <w:jc w:val="center"/>
@@ -3335,7 +3127,7 @@
           </w:tcPr>
           <w:p>
             <w:pPr>
-              <w:spacing w:after="0" w:line="240" w:lineRule="auto"/>
+              <w:spacing w:line="240" w:lineRule="auto"/>
               <w:ind w:firstLine="0"/>
               <w:contextualSpacing w:val="0"/>
               <w:jc w:val="center"/>
@@ -3373,7 +3165,7 @@
           </w:tcPr>
           <w:p>
             <w:pPr>
-              <w:spacing w:after="0" w:line="240" w:lineRule="auto"/>
+              <w:spacing w:line="240" w:lineRule="auto"/>
               <w:ind w:firstLine="0"/>
               <w:contextualSpacing w:val="0"/>
               <w:jc w:val="center"/>
@@ -3416,7 +3208,7 @@
           </w:tcPr>
           <w:p>
             <w:pPr>
-              <w:spacing w:after="0" w:line="240" w:lineRule="auto"/>
+              <w:spacing w:line="240" w:lineRule="auto"/>
               <w:ind w:firstLine="0"/>
               <w:contextualSpacing w:val="0"/>
               <w:jc w:val="center"/>
@@ -3450,7 +3242,7 @@
           </w:tcPr>
           <w:p>
             <w:pPr>
-              <w:spacing w:after="0" w:line="240" w:lineRule="auto"/>
+              <w:spacing w:line="240" w:lineRule="auto"/>
               <w:ind w:firstLine="0"/>
               <w:contextualSpacing w:val="0"/>
               <w:jc w:val="center"/>
@@ -3488,7 +3280,7 @@
           </w:tcPr>
           <w:p>
             <w:pPr>
-              <w:spacing w:after="0" w:line="240" w:lineRule="auto"/>
+              <w:spacing w:line="240" w:lineRule="auto"/>
               <w:ind w:firstLine="0"/>
               <w:contextualSpacing w:val="0"/>
               <w:jc w:val="center"/>
@@ -3526,7 +3318,7 @@
           </w:tcPr>
           <w:p>
             <w:pPr>
-              <w:spacing w:after="0" w:line="240" w:lineRule="auto"/>
+              <w:spacing w:line="240" w:lineRule="auto"/>
               <w:ind w:firstLine="0"/>
               <w:contextualSpacing w:val="0"/>
               <w:jc w:val="center"/>
@@ -3564,7 +3356,7 @@
           </w:tcPr>
           <w:p>
             <w:pPr>
-              <w:spacing w:after="0" w:line="240" w:lineRule="auto"/>
+              <w:spacing w:line="240" w:lineRule="auto"/>
               <w:ind w:firstLine="0"/>
               <w:contextualSpacing w:val="0"/>
               <w:jc w:val="center"/>
@@ -3607,7 +3399,7 @@
           </w:tcPr>
           <w:p>
             <w:pPr>
-              <w:spacing w:after="0" w:line="240" w:lineRule="auto"/>
+              <w:spacing w:line="240" w:lineRule="auto"/>
               <w:ind w:firstLine="0"/>
               <w:contextualSpacing w:val="0"/>
               <w:jc w:val="center"/>
@@ -3641,7 +3433,7 @@
           </w:tcPr>
           <w:p>
             <w:pPr>
-              <w:spacing w:after="0" w:line="240" w:lineRule="auto"/>
+              <w:spacing w:line="240" w:lineRule="auto"/>
               <w:ind w:firstLine="0"/>
               <w:contextualSpacing w:val="0"/>
               <w:jc w:val="center"/>
@@ -3679,7 +3471,7 @@
           </w:tcPr>
           <w:p>
             <w:pPr>
-              <w:spacing w:after="0" w:line="240" w:lineRule="auto"/>
+              <w:spacing w:line="240" w:lineRule="auto"/>
               <w:ind w:firstLine="0"/>
               <w:contextualSpacing w:val="0"/>
               <w:jc w:val="center"/>
@@ -3717,7 +3509,7 @@
           </w:tcPr>
           <w:p>
             <w:pPr>
-              <w:spacing w:after="0" w:line="240" w:lineRule="auto"/>
+              <w:spacing w:line="240" w:lineRule="auto"/>
               <w:ind w:firstLine="0"/>
               <w:contextualSpacing w:val="0"/>
               <w:jc w:val="center"/>
@@ -3755,7 +3547,7 @@
           </w:tcPr>
           <w:p>
             <w:pPr>
-              <w:spacing w:after="0" w:line="240" w:lineRule="auto"/>
+              <w:spacing w:line="240" w:lineRule="auto"/>
               <w:ind w:firstLine="0"/>
               <w:contextualSpacing w:val="0"/>
               <w:jc w:val="center"/>
@@ -3798,7 +3590,7 @@
           </w:tcPr>
           <w:p>
             <w:pPr>
-              <w:spacing w:after="0" w:line="240" w:lineRule="auto"/>
+              <w:spacing w:line="240" w:lineRule="auto"/>
               <w:ind w:firstLine="0"/>
               <w:contextualSpacing w:val="0"/>
               <w:jc w:val="center"/>
@@ -3832,7 +3624,7 @@
           </w:tcPr>
           <w:p>
             <w:pPr>
-              <w:spacing w:after="0" w:line="240" w:lineRule="auto"/>
+              <w:spacing w:line="240" w:lineRule="auto"/>
               <w:ind w:firstLine="0"/>
               <w:contextualSpacing w:val="0"/>
               <w:jc w:val="center"/>
@@ -3870,7 +3662,7 @@
           </w:tcPr>
           <w:p>
             <w:pPr>
-              <w:spacing w:after="0" w:line="240" w:lineRule="auto"/>
+              <w:spacing w:line="240" w:lineRule="auto"/>
               <w:ind w:firstLine="0"/>
               <w:contextualSpacing w:val="0"/>
               <w:jc w:val="center"/>
@@ -3908,7 +3700,7 @@
           </w:tcPr>
           <w:p>
             <w:pPr>
-              <w:spacing w:after="0" w:line="240" w:lineRule="auto"/>
+              <w:spacing w:line="240" w:lineRule="auto"/>
               <w:ind w:firstLine="0"/>
               <w:contextualSpacing w:val="0"/>
               <w:jc w:val="center"/>
@@ -3946,7 +3738,7 @@
           </w:tcPr>
           <w:p>
             <w:pPr>
-              <w:spacing w:after="0" w:line="240" w:lineRule="auto"/>
+              <w:spacing w:line="240" w:lineRule="auto"/>
               <w:ind w:firstLine="0"/>
               <w:contextualSpacing w:val="0"/>
               <w:jc w:val="center"/>
@@ -3989,7 +3781,7 @@
           </w:tcPr>
           <w:p>
             <w:pPr>
-              <w:spacing w:after="0" w:line="240" w:lineRule="auto"/>
+              <w:spacing w:line="240" w:lineRule="auto"/>
               <w:ind w:firstLine="0"/>
               <w:contextualSpacing w:val="0"/>
               <w:jc w:val="center"/>
@@ -4023,7 +3815,7 @@
           </w:tcPr>
           <w:p>
             <w:pPr>
-              <w:spacing w:after="0" w:line="240" w:lineRule="auto"/>
+              <w:spacing w:line="240" w:lineRule="auto"/>
               <w:ind w:firstLine="0"/>
               <w:contextualSpacing w:val="0"/>
               <w:jc w:val="center"/>
@@ -4061,7 +3853,7 @@
           </w:tcPr>
           <w:p>
             <w:pPr>
-              <w:spacing w:after="0" w:line="240" w:lineRule="auto"/>
+              <w:spacing w:line="240" w:lineRule="auto"/>
               <w:ind w:firstLine="0"/>
               <w:contextualSpacing w:val="0"/>
               <w:jc w:val="center"/>
@@ -4099,7 +3891,7 @@
           </w:tcPr>
           <w:p>
             <w:pPr>
-              <w:spacing w:after="0" w:line="240" w:lineRule="auto"/>
+              <w:spacing w:line="240" w:lineRule="auto"/>
               <w:ind w:firstLine="0"/>
               <w:contextualSpacing w:val="0"/>
               <w:jc w:val="center"/>
@@ -4137,7 +3929,7 @@
           </w:tcPr>
           <w:p>
             <w:pPr>
-              <w:spacing w:after="0" w:line="240" w:lineRule="auto"/>
+              <w:spacing w:line="240" w:lineRule="auto"/>
               <w:ind w:firstLine="0"/>
               <w:contextualSpacing w:val="0"/>
               <w:jc w:val="center"/>
@@ -4180,7 +3972,7 @@
           </w:tcPr>
           <w:p>
             <w:pPr>
-              <w:spacing w:after="0" w:line="240" w:lineRule="auto"/>
+              <w:spacing w:line="240" w:lineRule="auto"/>
               <w:ind w:firstLine="0"/>
               <w:contextualSpacing w:val="0"/>
               <w:jc w:val="center"/>
@@ -4214,7 +4006,7 @@
           </w:tcPr>
           <w:p>
             <w:pPr>
-              <w:spacing w:after="0" w:line="240" w:lineRule="auto"/>
+              <w:spacing w:line="240" w:lineRule="auto"/>
               <w:ind w:firstLine="0"/>
               <w:contextualSpacing w:val="0"/>
               <w:jc w:val="center"/>
@@ -4252,7 +4044,7 @@
           </w:tcPr>
           <w:p>
             <w:pPr>
-              <w:spacing w:after="0" w:line="240" w:lineRule="auto"/>
+              <w:spacing w:line="240" w:lineRule="auto"/>
               <w:ind w:firstLine="0"/>
               <w:contextualSpacing w:val="0"/>
               <w:jc w:val="center"/>
@@ -4290,7 +4082,7 @@
           </w:tcPr>
           <w:p>
             <w:pPr>
-              <w:spacing w:after="0" w:line="240" w:lineRule="auto"/>
+              <w:spacing w:line="240" w:lineRule="auto"/>
               <w:ind w:firstLine="0"/>
               <w:contextualSpacing w:val="0"/>
               <w:jc w:val="center"/>
@@ -4328,7 +4120,7 @@
           </w:tcPr>
           <w:p>
             <w:pPr>
-              <w:spacing w:after="0" w:line="240" w:lineRule="auto"/>
+              <w:spacing w:line="240" w:lineRule="auto"/>
               <w:ind w:firstLine="0"/>
               <w:contextualSpacing w:val="0"/>
               <w:jc w:val="center"/>
@@ -4371,7 +4163,7 @@
           </w:tcPr>
           <w:p>
             <w:pPr>
-              <w:spacing w:after="0" w:line="240" w:lineRule="auto"/>
+              <w:spacing w:line="240" w:lineRule="auto"/>
               <w:ind w:firstLine="0"/>
               <w:contextualSpacing w:val="0"/>
               <w:jc w:val="center"/>
@@ -4387,6 +4179,7 @@
                 <w:color w:val="000000"/>
                 <w:lang w:eastAsia="ru-RU"/>
               </w:rPr>
+              <w:lastRenderedPageBreak/>
               <w:t>Разделение на подгруппы</w:t>
             </w:r>
           </w:p>
@@ -4405,7 +4198,7 @@
           </w:tcPr>
           <w:p>
             <w:pPr>
-              <w:spacing w:after="0" w:line="240" w:lineRule="auto"/>
+              <w:spacing w:line="240" w:lineRule="auto"/>
               <w:ind w:firstLine="0"/>
               <w:contextualSpacing w:val="0"/>
               <w:jc w:val="center"/>
@@ -4443,7 +4236,7 @@
           </w:tcPr>
           <w:p>
             <w:pPr>
-              <w:spacing w:after="0" w:line="240" w:lineRule="auto"/>
+              <w:spacing w:line="240" w:lineRule="auto"/>
               <w:ind w:firstLine="0"/>
               <w:contextualSpacing w:val="0"/>
               <w:jc w:val="center"/>
@@ -4481,7 +4274,7 @@
           </w:tcPr>
           <w:p>
             <w:pPr>
-              <w:spacing w:after="0" w:line="240" w:lineRule="auto"/>
+              <w:spacing w:line="240" w:lineRule="auto"/>
               <w:ind w:firstLine="0"/>
               <w:contextualSpacing w:val="0"/>
               <w:jc w:val="center"/>
@@ -4519,7 +4312,7 @@
           </w:tcPr>
           <w:p>
             <w:pPr>
-              <w:spacing w:after="0" w:line="240" w:lineRule="auto"/>
+              <w:spacing w:line="240" w:lineRule="auto"/>
               <w:ind w:firstLine="0"/>
               <w:contextualSpacing w:val="0"/>
               <w:jc w:val="center"/>
@@ -4560,11 +4353,7 @@
         <w:t xml:space="preserve">их </w:t>
       </w:r>
       <w:r>
-        <w:t xml:space="preserve">информационной среде, не представляется возможным. Однако, несмотря на разницу в подходах к интегрированию рассмотренных систем в </w:t>
-      </w:r>
-      <w:r>
-        <w:lastRenderedPageBreak/>
-        <w:t xml:space="preserve">образовательный процесс, </w:t>
+        <w:t xml:space="preserve">информационной среде, не представляется возможным. Однако, несмотря на разницу в подходах к интегрированию рассмотренных систем в образовательный процесс, </w:t>
       </w:r>
       <w:r>
         <w:t>вышеупомянутые</w:t>
@@ -4583,7 +4372,7 @@
       <w:pPr>
         <w:pStyle w:val="2"/>
       </w:pPr>
-      <w:bookmarkStart w:id="5" w:name="_Toc216374960"/>
+      <w:bookmarkStart w:id="6" w:name="_Toc216374960"/>
       <w:r>
         <w:t xml:space="preserve">1.4 </w:t>
       </w:r>
@@ -4593,7 +4382,7 @@
       <w:r>
         <w:t xml:space="preserve"> функциональных и нефункциональных требований к системе</w:t>
       </w:r>
-      <w:bookmarkEnd w:id="5"/>
+      <w:bookmarkEnd w:id="6"/>
     </w:p>
     <w:p>
       <w:r>
@@ -4782,6 +4571,7 @@
         </w:numPr>
       </w:pPr>
       <w:r>
+        <w:lastRenderedPageBreak/>
         <w:t>Возможность просмотра статистики посещаемости и активности преподавателей.</w:t>
       </w:r>
     </w:p>
@@ -4885,7 +4675,6 @@
         </w:numPr>
       </w:pPr>
       <w:r>
-        <w:lastRenderedPageBreak/>
         <w:t xml:space="preserve">Минимизация числа действий для выполнения </w:t>
       </w:r>
       <w:r>
@@ -4948,18 +4737,165 @@
       <w:pPr>
         <w:pStyle w:val="2"/>
       </w:pPr>
-      <w:bookmarkStart w:id="6" w:name="_Toc216374961"/>
+      <w:bookmarkStart w:id="7" w:name="_Toc216374961"/>
       <w:r>
         <w:t>1.5 Обоснование инструментария разработки</w:t>
       </w:r>
-      <w:bookmarkEnd w:id="6"/>
-    </w:p>
-    <w:p>
+      <w:bookmarkEnd w:id="7"/>
+    </w:p>
+    <w:p>
+      <w:r>
+        <w:t xml:space="preserve">Программные инженеры на протяжении всей истории разработки программного обеспечения создавали инструменты для упрощения своей деятельности и пользовались ими. Система будет представлять собой раздел сайта университета. На данный момент в разработке сайтов, помимо развитых </w:t>
+      </w:r>
+      <w:r>
+        <w:lastRenderedPageBreak/>
+        <w:t>языков программирования для серверной и клиентской частей, существуют готовые программные решения. Подобные программные решения называются «</w:t>
+      </w:r>
+      <w:proofErr w:type="spellStart"/>
+      <w:r>
+        <w:t>фреймворками</w:t>
+      </w:r>
+      <w:proofErr w:type="spellEnd"/>
+      <w:r>
+        <w:t>», и, в отличии от библиотек, расширяющих программу отдельными модулями, они диктуют свою собственную парадигму разработки и предоставляют все необходимые инструменты.</w:t>
+      </w:r>
+    </w:p>
+    <w:p>
+      <w:r>
+        <w:t xml:space="preserve">Фреймворки в области </w:t>
+      </w:r>
+      <w:r>
+        <w:rPr>
+          <w:lang w:val="en-US"/>
+        </w:rPr>
+        <w:t>web</w:t>
+      </w:r>
+      <w:r>
+        <w:t>-</w:t>
+      </w:r>
+      <w:r>
+        <w:t xml:space="preserve">разработки делятся на решения для клиентской и серверной частей. В качестве примеров </w:t>
+      </w:r>
+      <w:proofErr w:type="spellStart"/>
+      <w:r>
+        <w:t>фреймворков</w:t>
+      </w:r>
+      <w:proofErr w:type="spellEnd"/>
+      <w:r>
+        <w:t xml:space="preserve"> можно выделить такие популярные из них как «</w:t>
+      </w:r>
+      <w:proofErr w:type="spellStart"/>
+      <w:r>
+        <w:rPr>
+          <w:lang w:val="en-US"/>
+        </w:rPr>
+        <w:t>Vue</w:t>
+      </w:r>
+      <w:proofErr w:type="spellEnd"/>
+      <w:r>
+        <w:t>.</w:t>
+      </w:r>
+      <w:proofErr w:type="spellStart"/>
+      <w:r>
+        <w:rPr>
+          <w:lang w:val="en-US"/>
+        </w:rPr>
+        <w:t>js</w:t>
+      </w:r>
+      <w:proofErr w:type="spellEnd"/>
+      <w:r>
+        <w:t>», «</w:t>
+      </w:r>
+      <w:r>
+        <w:rPr>
+          <w:lang w:val="en-US"/>
+        </w:rPr>
+        <w:t>React</w:t>
+      </w:r>
+      <w:r>
+        <w:t>», «</w:t>
+      </w:r>
+      <w:r>
+        <w:rPr>
+          <w:lang w:val="en-US"/>
+        </w:rPr>
+        <w:t>Django</w:t>
+      </w:r>
+      <w:r>
+        <w:t>»</w:t>
+      </w:r>
+      <w:r>
+        <w:t xml:space="preserve">, </w:t>
+      </w:r>
+      <w:r>
+        <w:t>«</w:t>
+      </w:r>
+      <w:proofErr w:type="spellStart"/>
+      <w:r>
+        <w:rPr>
+          <w:lang w:val="en-US"/>
+        </w:rPr>
+        <w:t>Laravel</w:t>
+      </w:r>
+      <w:proofErr w:type="spellEnd"/>
+      <w:r>
+        <w:t>»</w:t>
+      </w:r>
       <w:r>
         <w:t xml:space="preserve"> </w:t>
       </w:r>
       <w:r>
-        <w:t xml:space="preserve">На основании пункта 1.2 было определено, что основой системы будет уже интегрированный в информационную среду университета </w:t>
+        <w:t>и т.д. Первые два из названных являются решениями для клиентской части сайта, они позволяют создавать пользовательский интерфейс и логику клиентской части и располагать на отдельном сервере. Если в стандартной клиент-серверной архитектуре сервер отвечает и за логику, и за формирование клиентского представления (</w:t>
+      </w:r>
+      <w:r>
+        <w:rPr>
+          <w:lang w:val="en-US"/>
+        </w:rPr>
+        <w:t>HTML</w:t>
+      </w:r>
+      <w:r>
+        <w:t xml:space="preserve"> </w:t>
+      </w:r>
+      <w:r>
+        <w:t xml:space="preserve">страницы), то с использованием </w:t>
+      </w:r>
+      <w:proofErr w:type="spellStart"/>
+      <w:r>
+        <w:t>фреймворков</w:t>
+      </w:r>
+      <w:proofErr w:type="spellEnd"/>
+      <w:r>
+        <w:t xml:space="preserve"> клиентской части можно расположить модуль формирования </w:t>
+      </w:r>
+      <w:r>
+        <w:rPr>
+          <w:lang w:val="en-US"/>
+        </w:rPr>
+        <w:t>HTML</w:t>
+      </w:r>
+      <w:r>
+        <w:t xml:space="preserve"> </w:t>
+      </w:r>
+      <w:r>
+        <w:t>страниц на отдельном сервере. Такой подход улучшает модульность системы. Фреймворки серверной позволяют настроить ответы сервера на определенные сетевые запросы.</w:t>
+      </w:r>
+    </w:p>
+    <w:p>
+      <w:r>
+        <w:t xml:space="preserve">Вопрос о выборе платформы в данном случае заключается в том, целесообразно ли использовать готовые программные решения для разрабатываемой системы и выделять для нее отдельный сервер, или стоит использовать уже интегрированные инструменты. Не стоит забывать, что сайт университета тоже использует некоторые готовые программные решения. </w:t>
+      </w:r>
+    </w:p>
+    <w:p>
+      <w:r>
+        <w:t xml:space="preserve">Сайт университета использует </w:t>
+      </w:r>
+      <w:proofErr w:type="spellStart"/>
+      <w:r>
+        <w:t>фреймворк</w:t>
+      </w:r>
+      <w:proofErr w:type="spellEnd"/>
+      <w:r>
+        <w:t xml:space="preserve"> «</w:t>
       </w:r>
       <w:r>
         <w:rPr>
@@ -4977,18 +4913,197 @@
         <w:t>Framework</w:t>
       </w:r>
       <w:r>
-        <w:t xml:space="preserve">. </w:t>
-      </w:r>
-      <w:r>
-        <w:t xml:space="preserve">Это открытый </w:t>
+        <w:t>»</w:t>
+      </w:r>
+      <w:r>
+        <w:t xml:space="preserve">, </w:t>
+      </w:r>
+      <w:r>
+        <w:t xml:space="preserve">с использованием инструментов этого </w:t>
       </w:r>
       <w:proofErr w:type="spellStart"/>
       <w:r>
-        <w:t>фреймворк</w:t>
+        <w:t>фреймворка</w:t>
       </w:r>
       <w:proofErr w:type="spellEnd"/>
       <w:r>
-        <w:t xml:space="preserve">, основанный на принципах </w:t>
+        <w:t xml:space="preserve"> написан весь существующий функционал сайта. Выделение отдельного сервера для разрабатываемой подсистемы будет сильно контрастировать с архитектурой остальных модулей. Этот подход приведет к усложнению архитектуры, так как помимо сервера самого сайта придется еще обслуживать сервер подсистемы. </w:t>
+      </w:r>
+      <w:r>
+        <w:t>Кроме того, это усложнит поддержку самой разрабатываемой системы</w:t>
+      </w:r>
+      <w:r>
+        <w:t xml:space="preserve">, так как она </w:t>
+      </w:r>
+      <w:r>
+        <w:lastRenderedPageBreak/>
+        <w:t xml:space="preserve">будет использовать технологии, отличающиеся от тех, которые были необходимы для обслуживания сайта ранее. </w:t>
+      </w:r>
+    </w:p>
+    <w:p>
+      <w:r>
+        <w:t>Таким образом, в результате анализа было установлено, что целесообразно использовать инструменты, которые уже интегрированы в цифровую среду университета, а именно «</w:t>
+      </w:r>
+      <w:r>
+        <w:rPr>
+          <w:lang w:val="en-US"/>
+        </w:rPr>
+        <w:t>Zend</w:t>
+      </w:r>
+      <w:r>
+        <w:t xml:space="preserve"> </w:t>
+      </w:r>
+      <w:r>
+        <w:rPr>
+          <w:lang w:val="en-US"/>
+        </w:rPr>
+        <w:t>Framework</w:t>
+      </w:r>
+      <w:r>
+        <w:t>».</w:t>
+      </w:r>
+    </w:p>
+    <w:p/>
+    <w:p>
+      <w:r>
+        <w:t>Клиентская часть проекта будет реализована с использованием стандартного для веб-разработки стека технологий. Для вёрстки пользовательского интерфейса применяются HTML и CSS, что обеспечивает согласованность с существующими модулями сайта.</w:t>
+      </w:r>
+    </w:p>
+    <w:p>
+      <w:r>
+        <w:t>Генерация HTML-страниц осуществляется на стороне сервера с использованием языка PHP. Данный подход позволяет предварительно формировать контент страницы, включая в него необходимые данные из бизнес-логики, перед отправкой конечному пользователю.</w:t>
+      </w:r>
+    </w:p>
+    <w:p>
+      <w:r>
+        <w:t xml:space="preserve">Интерактивность и динамическое поведение элементов интерфейса реализуются на языке </w:t>
+      </w:r>
+      <w:proofErr w:type="spellStart"/>
+      <w:r>
+        <w:t>JavaScript</w:t>
+      </w:r>
+      <w:proofErr w:type="spellEnd"/>
+      <w:r>
+        <w:t>, который является основным и наиболее распространенным языком программирования для выполнения кода на стороне клиента в браузере.</w:t>
+      </w:r>
+    </w:p>
+    <w:p>
+      <w:r>
+        <w:t xml:space="preserve">Для администрирования серверной части и развертывания файлов проекта будет применяться FTP-клиент </w:t>
+      </w:r>
+      <w:proofErr w:type="spellStart"/>
+      <w:r>
+        <w:t>FileZilla</w:t>
+      </w:r>
+      <w:proofErr w:type="spellEnd"/>
+      <w:r>
+        <w:t xml:space="preserve">. Администрирование и отладка работы с базой данных будет осуществляться с помощью универсального клиента </w:t>
+      </w:r>
+      <w:proofErr w:type="spellStart"/>
+      <w:r>
+        <w:t>DBeaver</w:t>
+      </w:r>
+      <w:proofErr w:type="spellEnd"/>
+      <w:r>
+        <w:t xml:space="preserve">, обеспечивающего полную поддержку </w:t>
+      </w:r>
+      <w:r>
+        <w:t xml:space="preserve">используемой в информационной среде </w:t>
+      </w:r>
+      <w:r>
+        <w:t>СУБД</w:t>
+      </w:r>
+      <w:r>
+        <w:t xml:space="preserve"> (</w:t>
+      </w:r>
+      <w:r>
+        <w:rPr>
+          <w:lang w:val="en-US"/>
+        </w:rPr>
+        <w:t>MSSQL</w:t>
+      </w:r>
+      <w:r>
+        <w:t>)</w:t>
+      </w:r>
+      <w:r>
+        <w:t xml:space="preserve"> и удобные средства для написания и анализа запросов.</w:t>
+      </w:r>
+    </w:p>
+    <w:p>
+      <w:r>
+        <w:t xml:space="preserve">Для написания и редактирования исходного кода выбрана среда разработки </w:t>
+      </w:r>
+      <w:proofErr w:type="spellStart"/>
+      <w:r>
+        <w:t>Visual</w:t>
+      </w:r>
+      <w:proofErr w:type="spellEnd"/>
+      <w:r>
+        <w:t xml:space="preserve"> </w:t>
+      </w:r>
+      <w:proofErr w:type="spellStart"/>
+      <w:r>
+        <w:t>Studio</w:t>
+      </w:r>
+      <w:proofErr w:type="spellEnd"/>
+      <w:r>
+        <w:t xml:space="preserve"> </w:t>
+      </w:r>
+      <w:proofErr w:type="spellStart"/>
+      <w:r>
+        <w:t>Code</w:t>
+      </w:r>
+      <w:proofErr w:type="spellEnd"/>
+      <w:r>
+        <w:t xml:space="preserve">, </w:t>
+      </w:r>
+      <w:r>
+        <w:t>обеспечивающая полноценную поддержку всех используемых языков программирования и технологий.</w:t>
+      </w:r>
+    </w:p>
+    <w:p>
+      <w:pPr>
+        <w:pStyle w:val="2"/>
+      </w:pPr>
+      <w:bookmarkStart w:id="8" w:name="_Toc216374962"/>
+      <w:r>
+        <w:t>1.6 Разработка обобщенной архитектуры</w:t>
+      </w:r>
+      <w:bookmarkEnd w:id="8"/>
+    </w:p>
+    <w:p>
+      <w:r>
+        <w:lastRenderedPageBreak/>
+        <w:t xml:space="preserve">Разрабатываемая система будет являться подсистемой сайта университета, а значит будет наследовать архитектуру существующих модулей. </w:t>
+      </w:r>
+    </w:p>
+    <w:p>
+      <w:r>
+        <w:t xml:space="preserve">Сайт университета реализует клиент-серверную архитектуру. </w:t>
+      </w:r>
+      <w:r>
+        <w:rPr>
+          <w:lang w:val="en-US"/>
+        </w:rPr>
+        <w:t>Zend</w:t>
+      </w:r>
+      <w:r>
+        <w:t xml:space="preserve"> </w:t>
+      </w:r>
+      <w:r>
+        <w:rPr>
+          <w:lang w:val="en-US"/>
+        </w:rPr>
+        <w:t>Framework</w:t>
+      </w:r>
+      <w:r>
+        <w:t xml:space="preserve"> </w:t>
+      </w:r>
+      <w:r>
+        <w:t xml:space="preserve">основывается на принципах </w:t>
+      </w:r>
+      <w:r>
+        <w:t xml:space="preserve">архитектурного шаблона </w:t>
       </w:r>
       <w:r>
         <w:rPr>
@@ -4997,164 +5112,10 @@
         <w:t>MVC</w:t>
       </w:r>
       <w:r>
-        <w:t xml:space="preserve"> </w:t>
-      </w:r>
-      <w:r>
-        <w:t xml:space="preserve">и работающий на языке программирования </w:t>
-      </w:r>
-      <w:r>
-        <w:rPr>
-          <w:lang w:val="en-US"/>
-        </w:rPr>
-        <w:t>PHP</w:t>
-      </w:r>
-      <w:r>
-        <w:t xml:space="preserve"> </w:t>
-      </w:r>
-      <w:r>
-        <w:t>[3].</w:t>
-      </w:r>
-    </w:p>
-    <w:p>
-      <w:r>
-        <w:t>Клиентская часть проекта будет реализована с использованием стандартного для веб-разработки стека технологий. Для вёрстки пользовательского интерфейса применяются HTML и CSS, что обеспечивает согласованность с существующими модулями сайта.</w:t>
-      </w:r>
-    </w:p>
-    <w:p>
-      <w:r>
-        <w:t>Генерация HTML-страниц осуществляется на стороне сервера с использованием языка PHP. Данный подход позволяет предварительно формировать контент страницы, включая в него необходимые данные из бизнес-логики, перед отправкой конечному пользователю.</w:t>
-      </w:r>
-    </w:p>
-    <w:p>
-      <w:r>
-        <w:lastRenderedPageBreak/>
-        <w:t xml:space="preserve">Интерактивность и динамическое поведение элементов интерфейса реализуются на языке </w:t>
-      </w:r>
-      <w:proofErr w:type="spellStart"/>
-      <w:r>
-        <w:t>JavaScript</w:t>
-      </w:r>
-      <w:proofErr w:type="spellEnd"/>
-      <w:r>
-        <w:t>, который является основным и наиболее распространенным языком программирования для выполнения кода на стороне клиента в браузере.</w:t>
-      </w:r>
-    </w:p>
-    <w:p>
-      <w:r>
-        <w:t xml:space="preserve">Для администрирования серверной части и развертывания файлов проекта будет применяться FTP-клиент </w:t>
-      </w:r>
-      <w:proofErr w:type="spellStart"/>
-      <w:r>
-        <w:t>FileZilla</w:t>
-      </w:r>
-      <w:proofErr w:type="spellEnd"/>
-      <w:r>
-        <w:t xml:space="preserve">. Администрирование и отладка работы с базой данных будет осуществляться с помощью универсального клиента </w:t>
-      </w:r>
-      <w:proofErr w:type="spellStart"/>
-      <w:r>
-        <w:t>DBeaver</w:t>
-      </w:r>
-      <w:proofErr w:type="spellEnd"/>
-      <w:r>
-        <w:t xml:space="preserve">, обеспечивающего полную поддержку </w:t>
-      </w:r>
-      <w:r>
-        <w:t xml:space="preserve">используемой в информационной среде </w:t>
-      </w:r>
-      <w:r>
-        <w:t>СУБД</w:t>
-      </w:r>
-      <w:r>
-        <w:t xml:space="preserve"> (</w:t>
-      </w:r>
-      <w:r>
-        <w:rPr>
-          <w:lang w:val="en-US"/>
-        </w:rPr>
-        <w:t>MSSQL</w:t>
-      </w:r>
-      <w:r>
-        <w:t>)</w:t>
-      </w:r>
-      <w:r>
-        <w:t xml:space="preserve"> и удобные средства для написания и анализа запросов.</w:t>
-      </w:r>
-    </w:p>
-    <w:p>
-      <w:r>
-        <w:t xml:space="preserve">Для написания и редактирования исходного кода выбрана среда разработки </w:t>
-      </w:r>
-      <w:proofErr w:type="spellStart"/>
-      <w:r>
-        <w:t>Visual</w:t>
-      </w:r>
-      <w:proofErr w:type="spellEnd"/>
-      <w:r>
-        <w:t xml:space="preserve"> </w:t>
-      </w:r>
-      <w:proofErr w:type="spellStart"/>
-      <w:r>
-        <w:t>Studio</w:t>
-      </w:r>
-      <w:proofErr w:type="spellEnd"/>
-      <w:r>
-        <w:t xml:space="preserve"> </w:t>
-      </w:r>
-      <w:proofErr w:type="spellStart"/>
-      <w:r>
-        <w:t>Code</w:t>
-      </w:r>
-      <w:proofErr w:type="spellEnd"/>
-      <w:r>
-        <w:t xml:space="preserve">, </w:t>
-      </w:r>
-      <w:r>
-        <w:t>обеспечивающая полноценную поддержку всех используемых языков программирования и технологий.</w:t>
-      </w:r>
-    </w:p>
-    <w:p>
-      <w:pPr>
-        <w:pStyle w:val="2"/>
-      </w:pPr>
-      <w:bookmarkStart w:id="7" w:name="_Toc216374962"/>
-      <w:r>
-        <w:t>1.6 Разработка обобщенной архитектуры</w:t>
-      </w:r>
-      <w:bookmarkEnd w:id="7"/>
-    </w:p>
-    <w:p>
-      <w:r>
-        <w:t xml:space="preserve">Разрабатываемая система будет являться подсистемой сайта университета, а значит будет наследовать архитектуру существующих модулей. </w:t>
-      </w:r>
-    </w:p>
-    <w:p>
-      <w:r>
-        <w:t xml:space="preserve">Сайт университета реализует клиент-серверную архитектуру. </w:t>
-      </w:r>
-      <w:r>
-        <w:rPr>
-          <w:lang w:val="en-US"/>
-        </w:rPr>
-        <w:t>Zend</w:t>
-      </w:r>
-      <w:r>
-        <w:t xml:space="preserve"> </w:t>
-      </w:r>
-      <w:r>
-        <w:rPr>
-          <w:lang w:val="en-US"/>
-        </w:rPr>
-        <w:t>Framework</w:t>
-      </w:r>
-      <w:r>
-        <w:t xml:space="preserve"> </w:t>
-      </w:r>
-      <w:r>
-        <w:t xml:space="preserve">основывается на принципах </w:t>
-      </w:r>
-      <w:r>
-        <w:t xml:space="preserve">архитектурного шаблона </w:t>
+        <w:t>.</w:t>
+      </w:r>
+      <w:r>
+        <w:t xml:space="preserve"> Все модули сайта придерживаются, согласно шаблону </w:t>
       </w:r>
       <w:r>
         <w:rPr>
@@ -5163,18 +5124,6 @@
         <w:t>MVC</w:t>
       </w:r>
       <w:r>
-        <w:t>.</w:t>
-      </w:r>
-      <w:r>
-        <w:t xml:space="preserve"> Все модули сайта придерживаются, согласно шаблону </w:t>
-      </w:r>
-      <w:r>
-        <w:rPr>
-          <w:lang w:val="en-US"/>
-        </w:rPr>
-        <w:t>MVC</w:t>
-      </w:r>
-      <w:r>
         <w:t>, разделения на модель (</w:t>
       </w:r>
       <w:r>
@@ -5236,135 +5185,92 @@
       </w:r>
     </w:p>
     <w:p>
+      <w:r>
+        <w:br w:type="page"/>
+      </w:r>
+    </w:p>
+    <w:p>
       <w:pPr>
         <w:pStyle w:val="1"/>
       </w:pPr>
-      <w:bookmarkStart w:id="8" w:name="_Toc216374963"/>
+      <w:bookmarkStart w:id="9" w:name="_Toc216374963"/>
       <w:r>
         <w:lastRenderedPageBreak/>
         <w:t>2 ОПРЕДЕЛЕНИЕ СПЕЦИФИКАЦИЙ ПРОГРАММНОГО ОБЕСПЕЧЕНИЯ</w:t>
       </w:r>
-      <w:bookmarkEnd w:id="8"/>
+      <w:bookmarkEnd w:id="9"/>
     </w:p>
     <w:p>
       <w:pPr>
         <w:pStyle w:val="2"/>
       </w:pPr>
       <w:r>
-        <w:t>2.1 Определение информационных спецификаций</w:t>
-      </w:r>
-    </w:p>
-    <w:p>
-      <w:r>
-        <w:t>Информационные спецификации можно описать с помощью сущностей и их взаимосвязей.</w:t>
-      </w:r>
-    </w:p>
-    <w:p>
-      <w:r>
-        <w:t xml:space="preserve">К ключевым сущностям системы можно отнести: «Дисциплина», «Сотрудник», «Группа», «Студент».  Все эти сущности можно назвать «сущностями-справочниками». </w:t>
-      </w:r>
-      <w:r>
-        <w:t xml:space="preserve">Они предназначены для хранения статичных, редко изменяемых данных и используются для </w:t>
-      </w:r>
-      <w:proofErr w:type="spellStart"/>
-      <w:r>
-        <w:t>валидации</w:t>
-      </w:r>
-      <w:proofErr w:type="spellEnd"/>
-      <w:r>
-        <w:t xml:space="preserve"> и единообразия информации в </w:t>
-      </w:r>
-      <w:r>
-        <w:t>других</w:t>
-      </w:r>
-      <w:r>
-        <w:t xml:space="preserve"> сущностях.</w:t>
-      </w:r>
-      <w:r>
-        <w:t xml:space="preserve"> </w:t>
-      </w:r>
-    </w:p>
-    <w:p>
-      <w:r>
-        <w:t>Сущность "Расписание" является центральной операционной сущностью системы. Она связывает между собой сущности</w:t>
-      </w:r>
-      <w:r>
-        <w:t xml:space="preserve"> </w:t>
-      </w:r>
-      <w:r>
-        <w:t>"Дисц</w:t>
-      </w:r>
-      <w:r>
-        <w:t>иплина", "Сотрудник" и "Группа"</w:t>
-      </w:r>
-      <w:r>
-        <w:t>, определяя конкретное проводимое занятие. Каждая запись в "Расписании" содержит атрибуты места, времени и типа занятия, а также включает ссылки на соответствующие экземпляры справочников.</w:t>
-      </w:r>
-      <w:r>
-        <w:t xml:space="preserve"> </w:t>
-      </w:r>
-    </w:p>
-    <w:p>
-      <w:r>
-        <w:t>Сущность «Отметка» содержит данные о посещениях студентов и о сдачах ими практических и лабораторных работ. Каждая запись в этой сущности связана с конкретным занятием и студентом.</w:t>
-      </w:r>
-    </w:p>
-    <w:p>
-      <w:r>
-        <w:t>Сущность «Журнал изменений» содержит информацию о времени создания и последнего изменения каждой отметки.</w:t>
-      </w:r>
-    </w:p>
-    <w:p>
-      <w:r>
-        <w:t>Сущность «Подгруппа» моделирует гибкое разделение академических групп для практических занятий. Она позволяет каждому преподавателю независимо формировать состав подгрупп по своей дисциплине. Сущность</w:t>
-      </w:r>
-      <w:r>
-        <w:t xml:space="preserve"> хранит связи между студентами</w:t>
-      </w:r>
-      <w:r>
-        <w:t>, дисциплиной и преподавателем, определяя принадлежность студента к конкретной подгруппе</w:t>
-      </w:r>
-      <w:r>
-        <w:t>.</w:t>
-      </w:r>
-    </w:p>
-    <w:p>
-      <w:r>
-        <w:t>Сущности «Дисциплина», «Группа», «Студент» и «Расписание» являются внешними по отношению к разрабатываемой системе. О</w:t>
-      </w:r>
-      <w:r>
-        <w:t xml:space="preserve">ни уже существуют </w:t>
-      </w:r>
-      <w:r>
-        <w:t xml:space="preserve">в информационной среде университета независимо от работы разрабатываемой системы, и доступны разрабатываемой системе только для </w:t>
-      </w:r>
-      <w:r>
-        <w:lastRenderedPageBreak/>
-        <w:t>чтения. С остальными из перечисленных сущностей разрабатываемая система работает непосредственно.</w:t>
-      </w:r>
-    </w:p>
-    <w:p>
-      <w:r>
-        <w:t xml:space="preserve">Представить сущности системы и связи между ними можно с помощью </w:t>
+        <w:t>2.</w:t>
+      </w:r>
+      <w:r>
+        <w:t>1</w:t>
+      </w:r>
+      <w:r>
+        <w:t xml:space="preserve"> Определение функциональных спецификаций</w:t>
+      </w:r>
+    </w:p>
+    <w:p>
+      <w:r>
+        <w:t>Необходимо выделить конкретные возможности пользователей системы. В системе будут существовать 3 типа пользователей – Преподаватель, Студент и Декан.</w:t>
+      </w:r>
+    </w:p>
+    <w:p>
+      <w:r>
+        <w:t>Исходя из функциональных требований к системе из п. 1.4 настоящей работы пользователи с ролью Преподаватель должны иметь возможности по редактированию отметок посещаемости и отметок о сдаче лабораторных и практических работ, возможности по редактированию комментариев к занятиям, возможность получить список группы на текущий момент времени, а также возможность разделять студентов в группах на подгруппы.</w:t>
+      </w:r>
+    </w:p>
+    <w:p>
+      <w:r>
+        <w:t>Деканы, в связи с необходимостью контролировать своевременность заполнения электронного журнала профессорско-преподавательским составом, должны иметь возможность по просмотру отчетной статистики по конкретному преподавателю или студенту в определенных временных рамках.</w:t>
+      </w:r>
+    </w:p>
+    <w:p>
+      <w:r>
+        <w:t>Студент в разрабатываемой системе не вносит и не изменяет никаких данных. Ему должны быть предоставлены возможности по просмотру собственных отметок в электронном журнале, после авторизации в информационной среде университета через личный кабинет.</w:t>
+      </w:r>
+    </w:p>
+    <w:p>
+      <w:r>
+        <w:t xml:space="preserve">Рассмотренные возможности </w:t>
+      </w:r>
+      <w:r>
+        <w:t xml:space="preserve">и их распределение между ролями пользователей в системе можно наглядно увидеть на </w:t>
       </w:r>
       <w:r>
         <w:rPr>
           <w:lang w:val="en-US"/>
         </w:rPr>
-        <w:t>ER</w:t>
-      </w:r>
-      <w:r>
-        <w:t xml:space="preserve">-диаграммы </w:t>
-      </w:r>
-      <w:r>
-        <w:t>(Рисунок 2.1.1).</w:t>
-      </w:r>
-    </w:p>
-    <w:p>
-      <w:pPr>
-        <w:spacing w:after="160" w:line="259" w:lineRule="auto"/>
-        <w:ind w:firstLine="0"/>
-        <w:contextualSpacing w:val="0"/>
+        <w:t>Use</w:t>
+      </w:r>
+      <w:r>
+        <w:t>-</w:t>
+      </w:r>
+      <w:r>
+        <w:rPr>
+          <w:lang w:val="en-US"/>
+        </w:rPr>
+        <w:t>Case</w:t>
+      </w:r>
+      <w:r>
+        <w:t xml:space="preserve"> </w:t>
+      </w:r>
+      <w:r>
+        <w:t>диаграмме (Рисунок 2.</w:t>
+      </w:r>
+      <w:r>
+        <w:t>1</w:t>
+      </w:r>
+      <w:r>
+        <w:t>.1).</w:t>
+      </w:r>
+    </w:p>
+    <w:p>
+      <w:pPr>
         <w:jc w:val="center"/>
       </w:pPr>
       <w:r>
@@ -5372,22 +5278,69 @@
           <w:noProof/>
           <w:lang w:eastAsia="ru-RU"/>
         </w:rPr>
-        <w:pict>
-          <v:shape id="_x0000_i1027" type="#_x0000_t75" style="width:467.15pt;height:487.2pt">
-            <v:imagedata r:id="rId19" o:title="Спецификации-ER"/>
-          </v:shape>
-        </w:pict>
-      </w:r>
-    </w:p>
-    <w:p>
-      <w:pPr>
-        <w:spacing w:after="160" w:line="259" w:lineRule="auto"/>
-        <w:ind w:firstLine="0"/>
-        <w:contextualSpacing w:val="0"/>
+        <w:lastRenderedPageBreak/>
+        <w:drawing>
+          <wp:inline distT="0" distB="0" distL="0" distR="0">
+            <wp:extent cx="5438775" cy="7791450"/>
+            <wp:effectExtent l="0" t="0" r="9525" b="0"/>
+            <wp:docPr id="14" name="Рисунок 4" descr="Спецификации-Use - case"/>
+            <wp:cNvGraphicFramePr>
+              <a:graphicFrameLocks xmlns:a="http://schemas.openxmlformats.org/drawingml/2006/main" noChangeAspect="1"/>
+            </wp:cNvGraphicFramePr>
+            <a:graphic xmlns:a="http://schemas.openxmlformats.org/drawingml/2006/main">
+              <a:graphicData uri="http://schemas.openxmlformats.org/drawingml/2006/picture">
+                <pic:pic xmlns:pic="http://schemas.openxmlformats.org/drawingml/2006/picture">
+                  <pic:nvPicPr>
+                    <pic:cNvPr id="0" name="Picture 4" descr="Спецификации-Use - case"/>
+                    <pic:cNvPicPr>
+                      <a:picLocks noChangeAspect="1" noChangeArrowheads="1"/>
+                    </pic:cNvPicPr>
+                  </pic:nvPicPr>
+                  <pic:blipFill>
+                    <a:blip r:embed="rId19">
+                      <a:extLst>
+                        <a:ext uri="{28A0092B-C50C-407E-A947-70E740481C1C}">
+                          <a14:useLocalDpi xmlns:a14="http://schemas.microsoft.com/office/drawing/2010/main" val="0"/>
+                        </a:ext>
+                      </a:extLst>
+                    </a:blip>
+                    <a:srcRect/>
+                    <a:stretch>
+                      <a:fillRect/>
+                    </a:stretch>
+                  </pic:blipFill>
+                  <pic:spPr bwMode="auto">
+                    <a:xfrm>
+                      <a:off x="0" y="0"/>
+                      <a:ext cx="5438775" cy="7791450"/>
+                    </a:xfrm>
+                    <a:prstGeom prst="rect">
+                      <a:avLst/>
+                    </a:prstGeom>
+                    <a:noFill/>
+                    <a:ln>
+                      <a:noFill/>
+                    </a:ln>
+                  </pic:spPr>
+                </pic:pic>
+              </a:graphicData>
+            </a:graphic>
+          </wp:inline>
+        </w:drawing>
+      </w:r>
+    </w:p>
+    <w:p>
+      <w:pPr>
         <w:jc w:val="center"/>
       </w:pPr>
       <w:r>
-        <w:t>Рисунок 2.1.1 – Сущности системы и связи между ними</w:t>
+        <w:t>Рисунок 2.</w:t>
+      </w:r>
+      <w:r>
+        <w:t>1</w:t>
+      </w:r>
+      <w:r>
+        <w:t>.1 – Функциональные спецификации разрабатываемой системы</w:t>
       </w:r>
     </w:p>
     <w:p>
@@ -5396,86 +5349,50 @@
         <w:ind w:firstLine="0"/>
         <w:contextualSpacing w:val="0"/>
         <w:jc w:val="left"/>
-      </w:pPr>
-    </w:p>
-    <w:p>
-      <w:pPr>
-        <w:pStyle w:val="2"/>
-      </w:pPr>
-      <w:r>
-        <w:t>2.2 Определение функциональных спецификаций</w:t>
-      </w:r>
-    </w:p>
-    <w:p>
-      <w:r>
+        <w:rPr>
+          <w:color w:val="FF0000"/>
+        </w:rPr>
+      </w:pPr>
+      <w:r>
+        <w:rPr>
+          <w:color w:val="FF0000"/>
+        </w:rPr>
+        <w:t xml:space="preserve">Для преподавателя нужно дополнить возможностью посмотреть журнал с отметками за все занятия. Т.е. не только на текущую пару могу отметить, а посмотреть весь журнал. Про переключение </w:t>
+      </w:r>
+      <w:proofErr w:type="gramStart"/>
+      <w:r>
+        <w:rPr>
+          <w:color w:val="FF0000"/>
+        </w:rPr>
+        <w:t>дней  и</w:t>
+      </w:r>
+      <w:proofErr w:type="gramEnd"/>
+      <w:r>
+        <w:rPr>
+          <w:color w:val="FF0000"/>
+        </w:rPr>
+        <w:t xml:space="preserve"> пар можно тоже сказать. </w:t>
+      </w:r>
+      <w:r>
+        <w:rPr>
+          <w:color w:val="FF0000"/>
+        </w:rPr>
         <w:lastRenderedPageBreak/>
-        <w:tab/>
-        <w:t>Необходимо выделить конкретные возможности пользователей системы. В системе будут существовать 3 типа пользователей – Преподаватель, Студент и Декан.</w:t>
-      </w:r>
-    </w:p>
-    <w:p>
-      <w:r>
-        <w:t>Исходя из функциональных требований к системе из п. 1.4 настоящей работы пользователи с ролью Преподаватель должны иметь возможности по редактированию отметок посещаемости и отметок о сдаче лабораторных и практических работ, возможности по редактированию комментариев к занятиям, возможность получить список группы на текущий момент времени, а также возможность разделять студентов в группах на подгруппы.</w:t>
-      </w:r>
-    </w:p>
-    <w:p>
-      <w:r>
-        <w:t>Деканы, в связи с необходимостью контролировать своевременность заполнения электронного журнала профессорско-преподавательским составом, должны иметь возможность по просмотру отчетной статистики по конкретному преподавателю или студенту в определенных временных рамках.</w:t>
-      </w:r>
-    </w:p>
-    <w:p>
-      <w:r>
-        <w:t>Студент в разрабатываемой системе не вносит и не изменяет никаких данных. Ему должны быть предоставлены возможности по просмотру собственных отметок в электронном журнале, после авторизации в информационной среде университета через личный кабинет.</w:t>
-      </w:r>
-    </w:p>
-    <w:p>
-      <w:r>
-        <w:t xml:space="preserve">Рассмотренные возможности </w:t>
-      </w:r>
-      <w:r>
-        <w:t xml:space="preserve">и их распределение между ролями пользователей в системе можно наглядно увидеть на </w:t>
-      </w:r>
+        <w:t xml:space="preserve">И наверно варианты изменить отметку, изменить комментарий, это будет расширением варианта посмотреть список группы на текущую пару, Т.к. пока мы список не увидим мы не сможем ничего отмечать. </w:t>
+      </w:r>
+      <w:proofErr w:type="spellStart"/>
       <w:r>
         <w:rPr>
-          <w:lang w:val="en-US"/>
+          <w:color w:val="FF0000"/>
         </w:rPr>
-        <w:t>Use</w:t>
-      </w:r>
-      <w:r>
-        <w:t>-</w:t>
-      </w:r>
+        <w:t>Вобщем</w:t>
+      </w:r>
+      <w:proofErr w:type="spellEnd"/>
       <w:r>
         <w:rPr>
-          <w:lang w:val="en-US"/>
+          <w:color w:val="FF0000"/>
         </w:rPr>
-        <w:t>Case</w:t>
-      </w:r>
-      <w:r>
-        <w:t xml:space="preserve"> </w:t>
-      </w:r>
-      <w:r>
-        <w:t>диаграмме (Рисунок 2.2.1).</w:t>
-      </w:r>
-    </w:p>
-    <w:p>
-      <w:pPr>
-        <w:jc w:val="center"/>
-      </w:pPr>
-      <w:r>
-        <w:lastRenderedPageBreak/>
-        <w:pict>
-          <v:shape id="_x0000_i1028" type="#_x0000_t75" style="width:428.45pt;height:613.3pt">
-            <v:imagedata r:id="rId20" o:title="Спецификации-Use - case"/>
-          </v:shape>
-        </w:pict>
-      </w:r>
-    </w:p>
-    <w:p>
-      <w:pPr>
-        <w:jc w:val="center"/>
-      </w:pPr>
-      <w:r>
-        <w:t>Рисунок 2.2.1 – Функциональные спецификации разрабатываемой системы</w:t>
+        <w:t xml:space="preserve"> поподробнее распиши варианты использования преподавателя. </w:t>
       </w:r>
     </w:p>
     <w:p>
@@ -5488,6 +5405,109 @@
     </w:p>
     <w:p>
       <w:pPr>
+        <w:pStyle w:val="2"/>
+      </w:pPr>
+      <w:r>
+        <w:t>2.</w:t>
+      </w:r>
+      <w:r>
+        <w:t>2</w:t>
+      </w:r>
+      <w:r>
+        <w:t xml:space="preserve"> Определение поведенческих спецификаций</w:t>
+      </w:r>
+    </w:p>
+    <w:p>
+      <w:r>
+        <w:t>Для отображения изменения поведения модуля в различные моменты времени можн</w:t>
+      </w:r>
+      <w:r>
+        <w:t>о построить диаграмму состояний</w:t>
+      </w:r>
+      <w:r>
+        <w:t>.</w:t>
+      </w:r>
+    </w:p>
+    <w:p>
+      <w:r>
+        <w:t xml:space="preserve">Диаграмма состояний призвана отразить множество устойчивых состояний, в которых может находиться система, и переходы между этими состояниями. Переходы осуществляются после определенного события, или по определенному условию. </w:t>
+      </w:r>
+    </w:p>
+    <w:p>
+      <w:r>
+        <w:t xml:space="preserve">Разрабатываемая подсистема будет включать в себя несколько обособленных </w:t>
+      </w:r>
+      <w:r>
+        <w:rPr>
+          <w:lang w:val="en-US"/>
+        </w:rPr>
+        <w:t>web</w:t>
+      </w:r>
+      <w:r>
+        <w:t>-</w:t>
+      </w:r>
+      <w:r>
+        <w:t xml:space="preserve">страниц, таких как страница с актуальным на текущий момент времени занятием, страница журнала посещаемости за весь семестр, страница просмотра статистики и страница разделения учебных групп на подгруппы. </w:t>
+      </w:r>
+      <w:r>
+        <w:t>Среди страниц подсистемы нет иерархии, каждой из них пользователь может пользоваться независимо от остальных. Это означает, что нельзя выделить в рамках разрабатываемой подсистемы стартовое состояние, из которого совершается переход в каждую из этих страниц. В таком случае имеет смысл рассматривать каждую страницу как отдельную подсистему, с набором состояний и переходов между ними.</w:t>
+      </w:r>
+    </w:p>
+    <w:p>
+      <w:r>
+        <w:t>Основным состоянием любой страницы является «Ожидание действий пользователя». Большую часть времени система ожидает действий пользователя, и в зависимости от них выполняются переходы в другие состояния. Система не должна заканчивать свою работу до тех пор, пока пользователь не выйдет из нее самостоятельно, соответственно после перехода из состояния «Ожидание действий пользователя» система однажды обязательно вернется в него. Выход из системы так же происходит из вышеупомянутого состояния.</w:t>
+      </w:r>
+    </w:p>
+    <w:p>
+      <w:r>
+        <w:lastRenderedPageBreak/>
+        <w:t>На странице журнала посещаемости за семестр преподавателю необходимо выбрать характеристики занятия, по которому он собирается просматривать посещаемость. Выбор каждой из характеристик сопровождается двумя типовыми состояниями. Первое из них представляет из себя загрузку списка доступных вариантов характеристики, таких как список преподаваемых дисциплин, список учебных групп и список типов занятий. После загрузки данных с сервера пользователю показываются соответствующие варианты для выбора. После совершения выбора система возвращается в состояние «Ожидание действий пользователя».</w:t>
+      </w:r>
+    </w:p>
+    <w:p>
+      <w:r>
+        <w:t>После того как выбраны все характеристики занятия осуществляется загрузка данных по посещаемости и отметкам.</w:t>
+      </w:r>
+      <w:r>
+        <w:t xml:space="preserve"> После окончания загрузки данные формируют читабельную таблицу и отображаются в таком виде пользователю.</w:t>
+      </w:r>
+    </w:p>
+    <w:p>
+      <w:r>
+        <w:t>Изменение отметки о посещаемости и изменение оценки за сданную работу очень похожи между собой, поэтому можно объединить их. После формирования таблицы с посещаемостью</w:t>
+      </w:r>
+      <w:r>
+        <w:t xml:space="preserve"> и нажатия на кнопку изменения отметки или оценки система переходит в состояние ожидание успешного изменения отметки или оценки. После успешного изменения и ответа сервера система возвращается в состояние «Ожидание действий пользователя» и изменяет внешний вид таблицы посещаемости.</w:t>
+      </w:r>
+    </w:p>
+    <w:p>
+      <w:r>
+        <w:t>Изменение комментариев к занятию схоже с проставлением отметок и оценок. После изменения текста комментария происходит переход в состояние ожидания ответа сервера, а после получения ответа происходит возврат в «Ожидание действий пользователя» с сохранением изменений как на сервере, так и на странице пользователя.</w:t>
+      </w:r>
+    </w:p>
+    <w:p>
+      <w:r>
+        <w:t>Визуализация вышеперечисленных состояний и переходов между ними представлена в виде диаграммы состояний и переходов (Рисунок 2.</w:t>
+      </w:r>
+      <w:r>
+        <w:t>2</w:t>
+      </w:r>
+      <w:r>
+        <w:t>.1).</w:t>
+      </w:r>
+    </w:p>
+    <w:p>
+      <w:r>
+        <w:t xml:space="preserve">Страница с актуальным на текущий момент времени занятием очень похожа структурой своих состояний и переходов на страницу журнала посещаемости за семестр. Это обусловлено тем, что в случае страницы </w:t>
+      </w:r>
+      <w:r>
+        <w:lastRenderedPageBreak/>
+        <w:t>журнала за семестр, преподаватель самостоятельно выбирает дисциплину, группу и тип занятия, чтобы увидеть таблицу посещаемости, тогда как в случае страницы с актуальным на текущий момент времени занятием эта работа возложена на сервер, который выберет необходимые характеристики в зависимости от времени запроса.</w:t>
+      </w:r>
+    </w:p>
+    <w:p/>
+    <w:p>
+      <w:pPr>
         <w:spacing w:after="160" w:line="259" w:lineRule="auto"/>
         <w:ind w:firstLine="0"/>
         <w:contextualSpacing w:val="0"/>
@@ -5496,115 +5516,17 @@
     </w:p>
     <w:p>
       <w:pPr>
-        <w:pStyle w:val="2"/>
-      </w:pPr>
-      <w:r>
-        <w:lastRenderedPageBreak/>
-        <w:t>2.3 Определение поведенческих спецификаций</w:t>
-      </w:r>
-    </w:p>
-    <w:p>
-      <w:r>
-        <w:t>Для отображения изменения поведения модуля в различные моменты времени можн</w:t>
-      </w:r>
-      <w:r>
-        <w:t>о построить диаграмму состояний</w:t>
-      </w:r>
-      <w:r>
-        <w:t>.</w:t>
-      </w:r>
-    </w:p>
-    <w:p>
-      <w:r>
-        <w:t xml:space="preserve">Диаграмма состояний призвана отразить множество устойчивых состояний, в которых может находиться система, и переходы между этими состояниями. Переходы осуществляются после определенного события, или по определенному условию. </w:t>
-      </w:r>
-    </w:p>
-    <w:p>
-      <w:r>
-        <w:t xml:space="preserve">Разрабатываемая подсистема будет включать в себя несколько обособленных </w:t>
-      </w:r>
-      <w:r>
-        <w:rPr>
-          <w:lang w:val="en-US"/>
-        </w:rPr>
-        <w:t>web</w:t>
-      </w:r>
-      <w:r>
-        <w:t>-</w:t>
-      </w:r>
-      <w:r>
-        <w:t xml:space="preserve">страниц, таких как страница с актуальным на текущий момент времени занятием, страница журнала посещаемости за весь семестр, страница просмотра статистики и страница разделения учебных групп на подгруппы. </w:t>
-      </w:r>
-      <w:r>
-        <w:t>Среди страниц подсистемы нет иерархии, каждой из них пользователь может пользоваться независимо от остальных. Это означает, что нельзя выделить в рамках разрабатываемой подсистемы стартовое состояние, из которого совершается переход в каждую из этих страниц. В таком случае имеет смысл рассматривать каждую страницу как отдельную подсистему, с набором состояний и переходов между ними.</w:t>
-      </w:r>
-    </w:p>
-    <w:p>
-      <w:r>
-        <w:t>Основным состоянием любой страницы является «Ожидание действий пользователя». Большую часть времени система ожидает действий пользователя, и в зависимости от них выполняются переходы в другие состояния. Система не должна заканчивать свою работу до тех пор, пока пользователь не выйдет из нее самостоятельно, соответственно после перехода из состояния «Ожидание действий пользователя» система однажды обязательно вернется в него. Выход из системы так же происходит из вышеупомянутого состояния.</w:t>
-      </w:r>
-    </w:p>
-    <w:p>
-      <w:r>
-        <w:t xml:space="preserve">На странице журнала посещаемости за семестр преподавателю необходимо выбрать характеристики занятия, по которому он собирается просматривать посещаемость. Выбор каждой из характеристик сопровождается двумя типовыми состояниями. Первое из них представляет из себя загрузку списка доступных вариантов характеристики, таких как список </w:t>
-      </w:r>
-      <w:r>
-        <w:lastRenderedPageBreak/>
-        <w:t>преподаваемых дисциплин, список учебных групп и список типов занятий. После загрузки данных с сервера пользователю показываются соответствующие варианты для выбора. После совершения выбора система возвращается в состояние «Ожидание действий пользователя».</w:t>
-      </w:r>
-    </w:p>
-    <w:p>
-      <w:r>
-        <w:t>После того как выбраны все характеристики занятия осуществляется загрузка данных по посещаемости и отметкам.</w:t>
-      </w:r>
-      <w:r>
-        <w:t xml:space="preserve"> После окончания загрузки данные формируют читабельную таблицу и отображаются в таком виде пользователю.</w:t>
-      </w:r>
-    </w:p>
-    <w:p>
-      <w:r>
-        <w:t>Изменение отметки о посещаемости и изменение оценки за сданную работу очень похожи между собой, поэтому можно объединить их. После формирования таблицы с посещаемостью</w:t>
-      </w:r>
-      <w:r>
-        <w:t xml:space="preserve"> и нажатия на кнопку изменения отметки или оценки система переходит в состояние ожидание успешного изменения отметки или оценки. После успешного изменения и ответа сервера система возвращается в состояние «Ожидание действий пользователя» и изменяет внешний вид таблицы посещаемости.</w:t>
-      </w:r>
-    </w:p>
-    <w:p>
-      <w:r>
-        <w:t>Изменение комментариев к занятию схоже с проставлением отметок и оценок. После изменения текста комментария происходит переход в состояние ожидания ответа сервера, а после получения ответа происходит возврат в «Ожидание действий пользователя» с сохранением изменений как на сервере, так и на странице пользователя.</w:t>
-      </w:r>
-    </w:p>
-    <w:p>
-      <w:r>
-        <w:t>Визуализация вышеперечисленных состояний и переходов между ними представлена в виде диаграммы состояний и переходов (Рисунок 2.3.1).</w:t>
-      </w:r>
-    </w:p>
-    <w:p>
-      <w:r>
-        <w:t>Страница с актуальным на текущий момент времени занятием очень похожа структурой своих состояний и переходов на страницу журнала посещаемости за семестр. Это обусловлено тем, что в случае страницы журнала за семестр, преподаватель самостоятельно выбирает дисциплину, группу и тип занятия, чтобы увидеть таблицу посещаемости, тогда как в случае страницы с актуальным на текущий момент времени занятием эта работа возложена на сервер, который выберет необходимые характеристики в зависимости от времени запроса.</w:t>
-      </w:r>
-    </w:p>
-    <w:p/>
-    <w:p>
-      <w:pPr>
         <w:spacing w:after="160" w:line="259" w:lineRule="auto"/>
         <w:ind w:firstLine="0"/>
         <w:contextualSpacing w:val="0"/>
         <w:jc w:val="left"/>
       </w:pPr>
-    </w:p>
-    <w:p>
-      <w:pPr>
-        <w:spacing w:after="160" w:line="259" w:lineRule="auto"/>
-        <w:ind w:firstLine="0"/>
-        <w:contextualSpacing w:val="0"/>
-        <w:jc w:val="left"/>
-      </w:pPr>
       <w:r>
         <w:rPr>
           <w:noProof/>
           <w:lang w:eastAsia="ru-RU"/>
         </w:rPr>
+        <w:lastRenderedPageBreak/>
         <mc:AlternateContent>
           <mc:Choice Requires="wps">
             <w:drawing>
@@ -5654,10 +5576,13 @@
                               <w:jc w:val="center"/>
                             </w:pPr>
                             <w:r>
-                              <w:t>Рисунок 2.3.1 –</w:t>
+                              <w:t>Рисунок 2.</w:t>
                             </w:r>
                             <w:r>
-                              <w:t xml:space="preserve"> Множество состояний и переходов страницы «Журнал посещаемости за семестр»</w:t>
+                              <w:t>2</w:t>
+                            </w:r>
+                            <w:r>
+                              <w:t>.1 – Множество состояний и переходов страницы «Журнал посещаемости за семестр»</w:t>
                             </w:r>
                           </w:p>
                         </w:txbxContent>
@@ -5691,10 +5616,13 @@
                         <w:jc w:val="center"/>
                       </w:pPr>
                       <w:r>
-                        <w:t>Рисунок 2.3.1 –</w:t>
+                        <w:t>Рисунок 2.</w:t>
                       </w:r>
                       <w:r>
-                        <w:t xml:space="preserve"> Множество состояний и переходов страницы «Журнал посещаемости за семестр»</w:t>
+                        <w:t>2</w:t>
+                      </w:r>
+                      <w:r>
+                        <w:t>.1 – Множество состояний и переходов страницы «Журнал посещаемости за семестр»</w:t>
                       </w:r>
                     </w:p>
                   </w:txbxContent>
@@ -5706,78 +5634,407 @@
         </mc:AlternateContent>
       </w:r>
       <w:r>
+        <w:rPr>
+          <w:noProof/>
+          <w:lang w:eastAsia="ru-RU"/>
+        </w:rPr>
+        <w:drawing>
+          <wp:inline distT="0" distB="0" distL="0" distR="0">
+            <wp:extent cx="4124325" cy="8343900"/>
+            <wp:effectExtent l="0" t="0" r="9525" b="0"/>
+            <wp:docPr id="13" name="Рисунок 5" descr="Состояния_и_переходов"/>
+            <wp:cNvGraphicFramePr>
+              <a:graphicFrameLocks xmlns:a="http://schemas.openxmlformats.org/drawingml/2006/main" noChangeAspect="1"/>
+            </wp:cNvGraphicFramePr>
+            <a:graphic xmlns:a="http://schemas.openxmlformats.org/drawingml/2006/main">
+              <a:graphicData uri="http://schemas.openxmlformats.org/drawingml/2006/picture">
+                <pic:pic xmlns:pic="http://schemas.openxmlformats.org/drawingml/2006/picture">
+                  <pic:nvPicPr>
+                    <pic:cNvPr id="0" name="Picture 5" descr="Состояния_и_переходов"/>
+                    <pic:cNvPicPr>
+                      <a:picLocks noChangeAspect="1" noChangeArrowheads="1"/>
+                    </pic:cNvPicPr>
+                  </pic:nvPicPr>
+                  <pic:blipFill>
+                    <a:blip r:embed="rId20">
+                      <a:extLst>
+                        <a:ext uri="{28A0092B-C50C-407E-A947-70E740481C1C}">
+                          <a14:useLocalDpi xmlns:a14="http://schemas.microsoft.com/office/drawing/2010/main" val="0"/>
+                        </a:ext>
+                      </a:extLst>
+                    </a:blip>
+                    <a:srcRect/>
+                    <a:stretch>
+                      <a:fillRect/>
+                    </a:stretch>
+                  </pic:blipFill>
+                  <pic:spPr bwMode="auto">
+                    <a:xfrm>
+                      <a:off x="0" y="0"/>
+                      <a:ext cx="4124325" cy="8343900"/>
+                    </a:xfrm>
+                    <a:prstGeom prst="rect">
+                      <a:avLst/>
+                    </a:prstGeom>
+                    <a:noFill/>
+                    <a:ln>
+                      <a:noFill/>
+                    </a:ln>
+                  </pic:spPr>
+                </pic:pic>
+              </a:graphicData>
+            </a:graphic>
+          </wp:inline>
+        </w:drawing>
+      </w:r>
+    </w:p>
+    <w:p>
+      <w:r>
+        <w:lastRenderedPageBreak/>
+        <w:t xml:space="preserve">Также со страницы журнала после выбора характеристик занятия можно будет перейти к разбиению на подгруппы. Это позволит сохранить выбранные характеристики занятий и перейти сразу к разделению. </w:t>
+      </w:r>
+    </w:p>
+    <w:p>
+      <w:r>
+        <w:t>На странице разделения на подгруппы по аналогии с вышеупомянутыми страницами происходит выбор дисциплины и группы, либо они передаются с другой страницы. После того как определяется нужные группа и дисциплина отображается список студентов, которых можно разбивать на подгруппы (Рисунок 2.</w:t>
+      </w:r>
+      <w:r>
+        <w:t>2</w:t>
+      </w:r>
+      <w:r>
+        <w:t>.2).</w:t>
+      </w:r>
+    </w:p>
+    <w:p>
+      <w:pPr>
+        <w:pStyle w:val="ae"/>
+      </w:pPr>
+      <w:r>
+        <w:rPr>
+          <w:noProof/>
+          <w:lang w:eastAsia="ru-RU"/>
+        </w:rPr>
+        <w:drawing>
+          <wp:inline distT="0" distB="0" distL="0" distR="0">
+            <wp:extent cx="5267325" cy="3514725"/>
+            <wp:effectExtent l="0" t="0" r="9525" b="9525"/>
+            <wp:docPr id="12" name="Рисунок 6" descr="Состояния_и_переходов-подгруппы"/>
+            <wp:cNvGraphicFramePr>
+              <a:graphicFrameLocks xmlns:a="http://schemas.openxmlformats.org/drawingml/2006/main" noChangeAspect="1"/>
+            </wp:cNvGraphicFramePr>
+            <a:graphic xmlns:a="http://schemas.openxmlformats.org/drawingml/2006/main">
+              <a:graphicData uri="http://schemas.openxmlformats.org/drawingml/2006/picture">
+                <pic:pic xmlns:pic="http://schemas.openxmlformats.org/drawingml/2006/picture">
+                  <pic:nvPicPr>
+                    <pic:cNvPr id="0" name="Picture 6" descr="Состояния_и_переходов-подгруппы"/>
+                    <pic:cNvPicPr>
+                      <a:picLocks noChangeAspect="1" noChangeArrowheads="1"/>
+                    </pic:cNvPicPr>
+                  </pic:nvPicPr>
+                  <pic:blipFill>
+                    <a:blip r:embed="rId21">
+                      <a:extLst>
+                        <a:ext uri="{28A0092B-C50C-407E-A947-70E740481C1C}">
+                          <a14:useLocalDpi xmlns:a14="http://schemas.microsoft.com/office/drawing/2010/main" val="0"/>
+                        </a:ext>
+                      </a:extLst>
+                    </a:blip>
+                    <a:srcRect/>
+                    <a:stretch>
+                      <a:fillRect/>
+                    </a:stretch>
+                  </pic:blipFill>
+                  <pic:spPr bwMode="auto">
+                    <a:xfrm>
+                      <a:off x="0" y="0"/>
+                      <a:ext cx="5267325" cy="3514725"/>
+                    </a:xfrm>
+                    <a:prstGeom prst="rect">
+                      <a:avLst/>
+                    </a:prstGeom>
+                    <a:noFill/>
+                    <a:ln>
+                      <a:noFill/>
+                    </a:ln>
+                  </pic:spPr>
+                </pic:pic>
+              </a:graphicData>
+            </a:graphic>
+          </wp:inline>
+        </w:drawing>
+      </w:r>
+    </w:p>
+    <w:p>
+      <w:pPr>
+        <w:pStyle w:val="ae"/>
+      </w:pPr>
+      <w:r>
+        <w:t>Рисунок 2.</w:t>
+      </w:r>
+      <w:r>
+        <w:t>2</w:t>
+      </w:r>
+      <w:r>
+        <w:t>.2 – Множество состояний и переходов страницы «Разделение на подгруппы»</w:t>
+      </w:r>
+    </w:p>
+    <w:p>
+      <w:r>
+        <w:t>Страница отображения статистики использует аналогичный метод выбора преподавателя. Для сбора данных по конкретному студенту используется номер его зачетки. Статистику нельзя получить без задания временных рамок, поэтому задание временных рамок является обязательным условием для перехода к состоянию загрузки данных с сервера (Рисунок 2.</w:t>
+      </w:r>
+      <w:r>
+        <w:t>2</w:t>
+      </w:r>
+      <w:r>
+        <w:t>.3).</w:t>
+      </w:r>
+    </w:p>
+    <w:p>
+      <w:pPr>
+        <w:pStyle w:val="ae"/>
+      </w:pPr>
+      <w:r>
+        <w:rPr>
+          <w:noProof/>
+          <w:lang w:eastAsia="ru-RU"/>
+        </w:rPr>
+        <w:lastRenderedPageBreak/>
+        <w:drawing>
+          <wp:inline distT="0" distB="0" distL="0" distR="0">
+            <wp:extent cx="5562600" cy="3400425"/>
+            <wp:effectExtent l="0" t="0" r="0" b="9525"/>
+            <wp:docPr id="11" name="Рисунок 7" descr="Состояния_и_переходов-статистика"/>
+            <wp:cNvGraphicFramePr>
+              <a:graphicFrameLocks xmlns:a="http://schemas.openxmlformats.org/drawingml/2006/main" noChangeAspect="1"/>
+            </wp:cNvGraphicFramePr>
+            <a:graphic xmlns:a="http://schemas.openxmlformats.org/drawingml/2006/main">
+              <a:graphicData uri="http://schemas.openxmlformats.org/drawingml/2006/picture">
+                <pic:pic xmlns:pic="http://schemas.openxmlformats.org/drawingml/2006/picture">
+                  <pic:nvPicPr>
+                    <pic:cNvPr id="0" name="Picture 7" descr="Состояния_и_переходов-статистика"/>
+                    <pic:cNvPicPr>
+                      <a:picLocks noChangeAspect="1" noChangeArrowheads="1"/>
+                    </pic:cNvPicPr>
+                  </pic:nvPicPr>
+                  <pic:blipFill>
+                    <a:blip r:embed="rId22">
+                      <a:extLst>
+                        <a:ext uri="{28A0092B-C50C-407E-A947-70E740481C1C}">
+                          <a14:useLocalDpi xmlns:a14="http://schemas.microsoft.com/office/drawing/2010/main" val="0"/>
+                        </a:ext>
+                      </a:extLst>
+                    </a:blip>
+                    <a:srcRect/>
+                    <a:stretch>
+                      <a:fillRect/>
+                    </a:stretch>
+                  </pic:blipFill>
+                  <pic:spPr bwMode="auto">
+                    <a:xfrm>
+                      <a:off x="0" y="0"/>
+                      <a:ext cx="5562600" cy="3400425"/>
+                    </a:xfrm>
+                    <a:prstGeom prst="rect">
+                      <a:avLst/>
+                    </a:prstGeom>
+                    <a:noFill/>
+                    <a:ln>
+                      <a:noFill/>
+                    </a:ln>
+                  </pic:spPr>
+                </pic:pic>
+              </a:graphicData>
+            </a:graphic>
+          </wp:inline>
+        </w:drawing>
+      </w:r>
+    </w:p>
+    <w:p>
+      <w:pPr>
+        <w:pStyle w:val="ae"/>
+      </w:pPr>
+      <w:r>
+        <w:t>Рисунок 2.</w:t>
+      </w:r>
+      <w:r>
+        <w:t>2</w:t>
+      </w:r>
+      <w:r>
+        <w:t xml:space="preserve">.3 - </w:t>
+      </w:r>
+      <w:r>
+        <w:t>Множество состояний и переходов страницы «</w:t>
+      </w:r>
+      <w:r>
+        <w:t>Статистика</w:t>
+      </w:r>
+      <w:r>
+        <w:t>»</w:t>
+      </w:r>
+    </w:p>
+    <w:p>
+      <w:pPr>
+        <w:pStyle w:val="2"/>
+      </w:pPr>
+      <w:r>
+        <w:t>2.</w:t>
+      </w:r>
+      <w:r>
+        <w:t>3</w:t>
+      </w:r>
+      <w:r>
+        <w:t xml:space="preserve"> Определение информационных спецификаций</w:t>
+      </w:r>
+    </w:p>
+    <w:p>
+      <w:r>
+        <w:t>Информационные спецификации можно описать с помощью сущностей и их взаимосвязей.</w:t>
+      </w:r>
+    </w:p>
+    <w:p>
+      <w:r>
+        <w:t>К ключевым сущностям системы можно отнести: «Дисциплина», «Сотрудник», «Группа», «Студент».  Все эти сущности можно назв</w:t>
+      </w:r>
+      <w:r>
+        <w:t>ать «сущностями-справочниками». Они хранят данные, которые будут относительно нечасто меняться. Они связаны между собой процессом проведения занятия.</w:t>
+      </w:r>
+    </w:p>
+    <w:p>
+      <w:r>
+        <w:t>Сущность "Расписание" является центральной операционной сущностью системы. Она связывает между собой сущности</w:t>
+      </w:r>
+      <w:r>
+        <w:t xml:space="preserve"> </w:t>
+      </w:r>
+      <w:r>
+        <w:t>"Дисц</w:t>
+      </w:r>
+      <w:r>
+        <w:t>иплина", "Сотрудник" и "Группа"</w:t>
+      </w:r>
+      <w:r>
+        <w:t>, определяя конкретное проводимое занятие. Каждая запись в "Расписании" содержит атрибуты места, времени и типа занятия, а также включает ссылки на соответствующие экземпляры справочников.</w:t>
+      </w:r>
+      <w:r>
+        <w:t xml:space="preserve"> </w:t>
+      </w:r>
+    </w:p>
+    <w:p>
+      <w:r>
+        <w:t>Сущность «Отметка» содержит данные о посещениях студентов и о сдачах ими практических и лабораторных работ. Каждая запись в этой сущности связана с конкретным занятием и студентом.</w:t>
+      </w:r>
+    </w:p>
+    <w:p>
+      <w:r>
+        <w:lastRenderedPageBreak/>
+        <w:t>Сущность «Журнал изменений» содержит информацию о времени создания и последнего изменения каждой отметки.</w:t>
+      </w:r>
+    </w:p>
+    <w:p>
+      <w:r>
+        <w:t>Сущность «Подгруппа» моделирует гибкое разделение академических групп для практических занятий. Она позволяет каждому преподавателю независимо формировать состав подгрупп по своей дисциплине. Сущность</w:t>
+      </w:r>
+      <w:r>
+        <w:t xml:space="preserve"> хранит связи между студентами</w:t>
+      </w:r>
+      <w:r>
+        <w:t>, дисциплиной и преподавателем, определяя принадлежность студента к конкретной подгруппе</w:t>
+      </w:r>
+      <w:r>
+        <w:t>.</w:t>
+      </w:r>
+    </w:p>
+    <w:p>
+      <w:r>
+        <w:t>Сущности «Дисциплина», «Группа», «Студент» и «Расписание» являются внешними по отношению к разрабатываемой системе. Они уже существуют в информационной среде университета независимо от работы разрабатываемой системы, и доступны разрабатываемой системе только для чтения. С остальными из перечисленных сущностей разрабатываемая система работает непосредственно.</w:t>
+      </w:r>
+    </w:p>
+    <w:p>
+      <w:r>
+        <w:t xml:space="preserve">Представить сущности системы и связи между ними можно с помощью </w:t>
+      </w:r>
+      <w:r>
+        <w:rPr>
+          <w:lang w:val="en-US"/>
+        </w:rPr>
+        <w:t>ER</w:t>
+      </w:r>
+      <w:r>
+        <w:t xml:space="preserve">-диаграммы </w:t>
+      </w:r>
+      <w:r>
+        <w:t>(Рисунок 2.</w:t>
+      </w:r>
+      <w:r>
+        <w:t>3</w:t>
+      </w:r>
+      <w:r>
+        <w:t>.1).</w:t>
+      </w:r>
+    </w:p>
+    <w:p>
+      <w:pPr>
+        <w:spacing w:after="160" w:line="259" w:lineRule="auto"/>
+        <w:ind w:firstLine="0"/>
+        <w:contextualSpacing w:val="0"/>
+        <w:jc w:val="center"/>
+      </w:pPr>
+      <w:r>
+        <w:rPr>
+          <w:noProof/>
+          <w:lang w:eastAsia="ru-RU"/>
+        </w:rPr>
+        <w:lastRenderedPageBreak/>
         <w:pict>
-          <v:shape id="_x0000_i1029" type="#_x0000_t75" style="width:324.65pt;height:657.35pt;mso-position-horizontal-relative:text;mso-position-vertical-relative:text" o:allowoverlap="f">
-            <v:imagedata r:id="rId21" o:title="Состояния_и_переходов"/>
+          <v:shapetype id="_x0000_t75" coordsize="21600,21600" o:spt="75" o:preferrelative="t" path="m@4@5l@4@11@9@11@9@5xe" filled="f" stroked="f">
+            <v:stroke joinstyle="miter"/>
+            <v:formulas>
+              <v:f eqn="if lineDrawn pixelLineWidth 0"/>
+              <v:f eqn="sum @0 1 0"/>
+              <v:f eqn="sum 0 0 @1"/>
+              <v:f eqn="prod @2 1 2"/>
+              <v:f eqn="prod @3 21600 pixelWidth"/>
+              <v:f eqn="prod @3 21600 pixelHeight"/>
+              <v:f eqn="sum @0 0 1"/>
+              <v:f eqn="prod @6 1 2"/>
+              <v:f eqn="prod @7 21600 pixelWidth"/>
+              <v:f eqn="sum @8 21600 0"/>
+              <v:f eqn="prod @7 21600 pixelHeight"/>
+              <v:f eqn="sum @10 21600 0"/>
+            </v:formulas>
+            <v:path o:extrusionok="f" gradientshapeok="t" o:connecttype="rect"/>
+            <o:lock v:ext="edit" aspectratio="t"/>
+          </v:shapetype>
+          <v:shape id="_x0000_i1039" type="#_x0000_t75" style="width:467.15pt;height:487.2pt">
+            <v:imagedata r:id="rId23" o:title="Спецификации-ER.drawio"/>
           </v:shape>
         </w:pict>
       </w:r>
     </w:p>
     <w:p>
-      <w:r>
-        <w:lastRenderedPageBreak/>
-        <w:t xml:space="preserve">Также со страницы журнала после выбора характеристик занятия можно будет перейти к разбиению на подгруппы. Это позволит сохранить выбранные характеристики занятий и перейти сразу к разделению. </w:t>
-      </w:r>
-    </w:p>
-    <w:p>
-      <w:r>
-        <w:t>На странице разделения на подгруппы по аналогии с вышеупомянутыми страницами происходит выбор дисциплины и группы, либо они передаются с другой страницы. После того как определяется нужные группа и дисциплина отображается список студентов, которых можно разбивать на подгруппы (Рисунок 2.3.2).</w:t>
-      </w:r>
-    </w:p>
-    <w:p>
-      <w:pPr>
-        <w:pStyle w:val="ae"/>
-      </w:pPr>
-      <w:r>
-        <w:pict>
-          <v:shape id="_x0000_i1030" type="#_x0000_t75" style="width:414.5pt;height:276.15pt">
-            <v:imagedata r:id="rId22" o:title="Состояния_и_переходов-подгруппы"/>
-          </v:shape>
-        </w:pict>
-      </w:r>
-    </w:p>
-    <w:p>
-      <w:pPr>
-        <w:pStyle w:val="ae"/>
-      </w:pPr>
-      <w:r>
-        <w:t>Рисунок 2.3.2 – Множество состояний и переходов страницы «Разделение на подгруппы»</w:t>
-      </w:r>
-    </w:p>
-    <w:p>
-      <w:r>
-        <w:t>Страница отображения статистики использует аналогичный метод выбора преподавателя. Для сбора данных по конкретному студенту используется номер его зачетки. Статистику нельзя получить без задания временных рамок, поэтому задание временных рамок является обязательным условием для перехода к состоянию загрузки данных с сервера (Рисунок 2.3.3).</w:t>
-      </w:r>
-    </w:p>
-    <w:p>
-      <w:pPr>
-        <w:pStyle w:val="ae"/>
-      </w:pPr>
-      <w:r>
-        <w:lastRenderedPageBreak/>
-        <w:pict>
-          <v:shape id="_x0000_i1031" type="#_x0000_t75" style="width:438.05pt;height:268.4pt">
-            <v:imagedata r:id="rId23" o:title="Состояния_и_переходов-статистика"/>
-          </v:shape>
-        </w:pict>
-      </w:r>
-    </w:p>
-    <w:p>
-      <w:pPr>
-        <w:pStyle w:val="ae"/>
-      </w:pPr>
-      <w:r>
-        <w:t xml:space="preserve">Рисунок 2.3.3 - </w:t>
-      </w:r>
-      <w:r>
-        <w:t>Множество состояний и переходов страницы «</w:t>
-      </w:r>
-      <w:r>
-        <w:t>Статистика</w:t>
-      </w:r>
-      <w:r>
-        <w:t>»</w:t>
-      </w:r>
+      <w:pPr>
+        <w:spacing w:after="160" w:line="259" w:lineRule="auto"/>
+        <w:ind w:firstLine="0"/>
+        <w:contextualSpacing w:val="0"/>
+        <w:jc w:val="center"/>
+      </w:pPr>
+      <w:r>
+        <w:t>Рисунок 2.</w:t>
+      </w:r>
+      <w:r>
+        <w:t>3</w:t>
+      </w:r>
+      <w:r>
+        <w:t>.1 – Сущности системы и связи между ними</w:t>
+      </w:r>
+    </w:p>
+    <w:p>
+      <w:pPr>
+        <w:spacing w:after="160" w:line="259" w:lineRule="auto"/>
+        <w:ind w:firstLine="0"/>
+        <w:contextualSpacing w:val="0"/>
+        <w:jc w:val="left"/>
+      </w:pPr>
     </w:p>
     <w:p>
       <w:pPr>
@@ -5802,10 +6059,7 @@
         <w:t>3</w:t>
       </w:r>
       <w:r>
-        <w:t xml:space="preserve"> </w:t>
-      </w:r>
-      <w:r>
-        <w:t>ПРОЕКТИРОВАНИЕ ПРОГРАММНОГО ОБЕСПЕЧЕНИЯ</w:t>
+        <w:t xml:space="preserve"> ПРОЕКТИРОВАНИЕ ПРОГРАММНОГО ОБЕСПЕЧЕНИЯ</w:t>
       </w:r>
     </w:p>
     <w:p>
@@ -5825,16 +6079,7 @@
         <w:ind w:left="0"/>
       </w:pPr>
       <w:r>
-        <w:t xml:space="preserve">Структура разрабатываемой системы во многом диктуется шаблоном проектирования </w:t>
-      </w:r>
-      <w:r>
-        <w:rPr>
-          <w:lang w:val="en-US"/>
-        </w:rPr>
-        <w:t>MVC</w:t>
-      </w:r>
-      <w:r>
-        <w:t xml:space="preserve">. Основу системы составляют три взаимосвязанных модуля. </w:t>
+        <w:t>Структура разрабатываемой системы может быть представлена в виде множества взаимосвязанных модулей.</w:t>
       </w:r>
     </w:p>
     <w:p>
@@ -5843,43 +6088,13 @@
         <w:ind w:left="0"/>
       </w:pPr>
       <w:r>
-        <w:t>Модель (</w:t>
-      </w:r>
-      <w:r>
-        <w:rPr>
-          <w:lang w:val="en-US"/>
-        </w:rPr>
-        <w:t>Model</w:t>
-      </w:r>
-      <w:r>
-        <w:t xml:space="preserve">) </w:t>
-      </w:r>
-      <w:r>
-        <w:t xml:space="preserve">– модуль ответственный за обработку данных. Этот модуль инкапсулирует в себе запросы к базе данных, форматирование данных, такое как изменение кодировки или переупаковки данных в новые структуры, необходимые для работы с данными константы. Вся работа с данными совершается через модель. В контексте объектно-ориентированной парадигмы программирования, которой придерживается </w:t>
-      </w:r>
-      <w:r>
-        <w:rPr>
-          <w:lang w:val="en-US"/>
-        </w:rPr>
-        <w:t>Zend</w:t>
-      </w:r>
-      <w:r>
-        <w:t xml:space="preserve"> </w:t>
-      </w:r>
-      <w:r>
-        <w:rPr>
-          <w:lang w:val="en-US"/>
-        </w:rPr>
-        <w:t>Framework</w:t>
-      </w:r>
-      <w:r>
-        <w:t xml:space="preserve">, </w:t>
-      </w:r>
-      <w:r>
-        <w:t>модель представляет собой класс, предоставляющий для работы с данными публичные методы.</w:t>
-      </w:r>
-      <w:r>
-        <w:t xml:space="preserve"> </w:t>
+        <w:t>В первую очередь для работы системы необходимы данные. Для доступа к данным предусмотрены модули формирования различных срезов данных. В эту группу входят модули формирования списка</w:t>
+      </w:r>
+      <w:r>
+        <w:t xml:space="preserve"> дисциплин, списка</w:t>
+      </w:r>
+      <w:r>
+        <w:t xml:space="preserve"> группы, списка подгруппы, списка групп, списка подгрупп, списка занятий, списка типов занятий. Все вместе эти модули представляют собой модуль доступа к данным.</w:t>
       </w:r>
     </w:p>
     <w:p>
@@ -5888,37 +6103,7 @@
         <w:ind w:left="0"/>
       </w:pPr>
       <w:r>
-        <w:t>Представление (</w:t>
-      </w:r>
-      <w:r>
-        <w:rPr>
-          <w:lang w:val="en-US"/>
-        </w:rPr>
-        <w:t>View</w:t>
-      </w:r>
-      <w:r>
-        <w:t>)</w:t>
-      </w:r>
-      <w:r>
-        <w:t xml:space="preserve"> – </w:t>
-      </w:r>
-      <w:r>
-        <w:t xml:space="preserve">модуль, отвечающий за внешнее отображение на устройстве клиента. </w:t>
-      </w:r>
-      <w:r>
-        <w:t xml:space="preserve">Содержит в себе код клиентской части. В разрабатываемой системе представляет собой набор веб-страниц с включениями кода на языке </w:t>
-      </w:r>
-      <w:r>
-        <w:rPr>
-          <w:lang w:val="en-US"/>
-        </w:rPr>
-        <w:t>PHP</w:t>
-      </w:r>
-      <w:r>
-        <w:t>. Необходимо реализовать представления для страниц:</w:t>
-      </w:r>
-      <w:r>
-        <w:t xml:space="preserve"> список группы на актуальный момент времени, журнал посещаемости, разделение на подгруппы, просмотр статистики посещаемости.</w:t>
+        <w:t>Полученные данные необходимо должным образом обрабатывать. Для этого введены модули форматирования данных, формирования таблиц.</w:t>
       </w:r>
     </w:p>
     <w:p>
@@ -5927,39 +6112,10 @@
         <w:ind w:left="0"/>
       </w:pPr>
       <w:r>
-        <w:t>Контроллер (</w:t>
-      </w:r>
-      <w:r>
-        <w:rPr>
-          <w:lang w:val="en-US"/>
-        </w:rPr>
-        <w:t>Controller</w:t>
-      </w:r>
-      <w:r>
-        <w:t>)</w:t>
-      </w:r>
-      <w:r>
-        <w:t xml:space="preserve"> –</w:t>
-      </w:r>
-      <w:r>
-        <w:t xml:space="preserve"> связующий модуль между представлением и моделью. Предоставляет возможность обрабатывать действия пользователя в представлении, и в связи с ними взаимодействовать с данными через модель. </w:t>
-      </w:r>
-      <w:bookmarkStart w:id="9" w:name="_GoBack"/>
-      <w:bookmarkEnd w:id="9"/>
-      <w:r>
-        <w:t xml:space="preserve">В нем осуществляется выбор необходимого представления и подготовка данных для него, обработка запросов от представления на изменение и получение данных из модели, разграничение прав пользователей. </w:t>
-      </w:r>
-      <w:r>
-        <w:t>Необходимо реализовать обработчики для каждого представления.</w:t>
-      </w:r>
-    </w:p>
-    <w:p>
-      <w:pPr>
-        <w:pStyle w:val="aa"/>
-        <w:ind w:left="0"/>
-      </w:pPr>
-      <w:r>
-        <w:t>Обобщенно вышеописанная структура представлена на рисунке 3.1.1.</w:t>
+        <w:t>За представление данных пользователю будет отвечать модуль отображения данных.</w:t>
+      </w:r>
+      <w:r>
+        <w:t xml:space="preserve"> Он будет отображать сформированные таблицы и опции выбора для пользователя.</w:t>
       </w:r>
     </w:p>
     <w:p>
@@ -5971,23 +6127,148 @@
       </w:pPr>
       <w:r>
         <w:rPr>
-          <w:lang w:val="en-US"/>
+          <w:noProof/>
+          <w:lang w:eastAsia="ru-RU"/>
         </w:rPr>
+        <w:drawing>
+          <wp:inline distT="0" distB="0" distL="0" distR="0">
+            <wp:extent cx="4619625" cy="3848100"/>
+            <wp:effectExtent l="0" t="0" r="9525" b="0"/>
+            <wp:docPr id="10" name="Рисунок 8" descr="MVC-Модули"/>
+            <wp:cNvGraphicFramePr>
+              <a:graphicFrameLocks xmlns:a="http://schemas.openxmlformats.org/drawingml/2006/main" noChangeAspect="1"/>
+            </wp:cNvGraphicFramePr>
+            <a:graphic xmlns:a="http://schemas.openxmlformats.org/drawingml/2006/main">
+              <a:graphicData uri="http://schemas.openxmlformats.org/drawingml/2006/picture">
+                <pic:pic xmlns:pic="http://schemas.openxmlformats.org/drawingml/2006/picture">
+                  <pic:nvPicPr>
+                    <pic:cNvPr id="0" name="Picture 8" descr="MVC-Модули"/>
+                    <pic:cNvPicPr>
+                      <a:picLocks noChangeAspect="1" noChangeArrowheads="1"/>
+                    </pic:cNvPicPr>
+                  </pic:nvPicPr>
+                  <pic:blipFill>
+                    <a:blip r:embed="rId24">
+                      <a:extLst>
+                        <a:ext uri="{28A0092B-C50C-407E-A947-70E740481C1C}">
+                          <a14:useLocalDpi xmlns:a14="http://schemas.microsoft.com/office/drawing/2010/main" val="0"/>
+                        </a:ext>
+                      </a:extLst>
+                    </a:blip>
+                    <a:srcRect/>
+                    <a:stretch>
+                      <a:fillRect/>
+                    </a:stretch>
+                  </pic:blipFill>
+                  <pic:spPr bwMode="auto">
+                    <a:xfrm>
+                      <a:off x="0" y="0"/>
+                      <a:ext cx="4619625" cy="3848100"/>
+                    </a:xfrm>
+                    <a:prstGeom prst="rect">
+                      <a:avLst/>
+                    </a:prstGeom>
+                    <a:noFill/>
+                    <a:ln>
+                      <a:noFill/>
+                    </a:ln>
+                  </pic:spPr>
+                </pic:pic>
+              </a:graphicData>
+            </a:graphic>
+          </wp:inline>
+        </w:drawing>
+      </w:r>
+    </w:p>
+    <w:p>
+      <w:pPr>
+        <w:pStyle w:val="ae"/>
+      </w:pPr>
+      <w:r>
+        <w:t xml:space="preserve">Рисунок 3.1.1 – </w:t>
+      </w:r>
+      <w:r>
+        <w:t>Структура</w:t>
+      </w:r>
+      <w:r>
+        <w:t xml:space="preserve"> разрабатываемой системы</w:t>
+      </w:r>
+    </w:p>
+    <w:p>
+      <w:pPr>
+        <w:pStyle w:val="aa"/>
+        <w:ind w:left="0"/>
+      </w:pPr>
+      <w:r>
         <w:lastRenderedPageBreak/>
-        <w:pict>
-          <v:shape id="_x0000_i1034" type="#_x0000_t75" style="width:295.5pt;height:448.7pt">
-            <v:imagedata r:id="rId24" o:title="MVC.drawio"/>
-          </v:shape>
-        </w:pict>
+        <w:t>Для взаимодействия с пользователем необходимо ввести модули выбора опций для данных (таких как выбор группы, выбор дисциплины), модули для сохранения и изменения отметки посещаемости и оценки за работу, комментариев к занятиям, модуль сохранения и изменения состава подгрупп.</w:t>
+      </w:r>
+    </w:p>
+    <w:p>
+      <w:pPr>
+        <w:pStyle w:val="aa"/>
+        <w:ind w:left="0"/>
+      </w:pPr>
+      <w:r>
+        <w:t>Действия пользователя зачастую приводят к изменению данных. Необходимо реализовать модуль, реализующий изменение и сохранение данных.</w:t>
+      </w:r>
+    </w:p>
+    <w:p>
+      <w:pPr>
+        <w:pStyle w:val="aa"/>
+        <w:ind w:left="0"/>
+      </w:pPr>
+      <w:r>
+        <w:t>Обобщенно вышеописанная структура представлена на рисунке 3.1.1.</w:t>
+      </w:r>
+    </w:p>
+    <w:p>
+      <w:pPr>
+        <w:pStyle w:val="2"/>
+      </w:pPr>
+      <w:r>
+        <w:t>3.2 Проектирование компонентов</w:t>
+      </w:r>
+    </w:p>
+    <w:p>
+      <w:r>
+        <w:t>Модуль доступа к данным, рассмотренный в пункте 3.1, полностью состоит из подмодулей, связанных с формированием тех или иных списков.</w:t>
+      </w:r>
+      <w:r>
+        <w:t xml:space="preserve"> Компоненты этого модуля будут обращаться к базе данных и получать посредством различных запросов необходимые записи. Данные, полученные таким образом уже смогут быть проанализированы, но еще не подготовлены для отображения пользователю. Этот функционал реализуют компоненты следующего модуля.</w:t>
+      </w:r>
+    </w:p>
+    <w:p>
+      <w:r>
+        <w:t>Модуль обработки данных включает в себя компонент форматирования данных. «Сырые» записи из базы данных, полученные вышеописанным модулем необходимо должным образом отформатировать. Например, изменить кодировку, удалить дубликаты, добавить статистику, рассчитанную по неформатированным данным. Компонент формирования таблиц упакует отформатированные данные в таблицу и позволит следующим модулям использовать их.</w:t>
+      </w:r>
+    </w:p>
+    <w:p>
+      <w:r>
+        <w:t xml:space="preserve">Компонент отображения таблиц получит отформатированные и упакованные в подходящую структуру данные и отобразит их пользователю в виде таблицы. Этот компонент предполагает настройку внешнего вида отображения, такую как цвета, шрифты, пропорции элементов таблицы. </w:t>
+      </w:r>
+    </w:p>
+    <w:p>
+      <w:r>
+        <w:t xml:space="preserve">Компоненты отображения и выбора опций для среза данных связаны между собой. В первом реализуется функционал по динамическому формированию </w:t>
+      </w:r>
+      <w:r>
+        <w:t xml:space="preserve">опций для выборки данных, исходя из множества условий. </w:t>
+      </w:r>
+      <w:r>
+        <w:lastRenderedPageBreak/>
+        <w:t>Например, роль пользователя, преподаваемые им дисциплины, если речь о преподавателе, и так далее. Компонент выбора вышеупомянутых опций инкапсулирует в себе необходимую обработку действий пользователя при выборе каждой из опций.</w:t>
+      </w:r>
+    </w:p>
+    <w:p>
+      <w:r>
+        <w:t xml:space="preserve">Отдельным модулем выделен модуль для изменения данных с единственным компонентом, отвечающим за изменение и сохранение данных в базе. Пользователь получает после выбора всех опций сформированные и отформатированные данные в виде таблиц, и в результате своих действий с таблицами на клиентской стороне системы изменяет данные в базе. </w:t>
       </w:r>
     </w:p>
     <w:p>
       <w:pPr>
         <w:pStyle w:val="ae"/>
       </w:pPr>
-      <w:r>
-        <w:t>Рисунок 3.1.1 – Архитектура разрабатываемой системы</w:t>
-      </w:r>
     </w:p>
     <w:p>
       <w:pPr>
@@ -6163,7 +6444,6 @@
     </w:p>
     <w:p>
       <w:r>
-        <w:lastRenderedPageBreak/>
         <w:t xml:space="preserve">4. </w:t>
       </w:r>
       <w:hyperlink r:id="rId26" w:history="1">
@@ -6274,7 +6554,7 @@
           <w:rPr>
             <w:noProof/>
           </w:rPr>
-          <w:t>33</w:t>
+          <w:t>34</w:t>
         </w:r>
         <w:r>
           <w:fldChar w:fldCharType="end"/>
@@ -7281,9 +7561,9 @@
   <w:style w:type="paragraph" w:default="1" w:styleId="a">
     <w:name w:val="Normal"/>
     <w:qFormat/>
-    <w:rsid w:val="001416EE"/>
+    <w:rsid w:val="00F167E2"/>
     <w:pPr>
-      <w:spacing w:after="420" w:line="360" w:lineRule="auto"/>
+      <w:spacing w:after="0" w:line="360" w:lineRule="auto"/>
       <w:ind w:firstLine="709"/>
       <w:contextualSpacing/>
       <w:jc w:val="both"/>
@@ -7301,10 +7581,11 @@
     <w:link w:val="10"/>
     <w:uiPriority w:val="9"/>
     <w:qFormat/>
-    <w:rsid w:val="00122DFE"/>
+    <w:rsid w:val="00F167E2"/>
     <w:pPr>
       <w:keepNext/>
       <w:keepLines/>
+      <w:spacing w:after="420"/>
       <w:jc w:val="center"/>
       <w:outlineLvl w:val="0"/>
     </w:pPr>
@@ -7325,7 +7606,6 @@
     <w:qFormat/>
     <w:rsid w:val="00391D8D"/>
     <w:pPr>
-      <w:spacing w:after="0"/>
       <w:contextualSpacing w:val="0"/>
       <w:jc w:val="center"/>
       <w:outlineLvl w:val="1"/>
@@ -7347,7 +7627,7 @@
     <w:pPr>
       <w:keepNext/>
       <w:keepLines/>
-      <w:spacing w:before="40" w:after="0"/>
+      <w:spacing w:before="40"/>
       <w:outlineLvl w:val="2"/>
     </w:pPr>
     <w:rPr>
@@ -7360,7 +7640,6 @@
   <w:style w:type="character" w:default="1" w:styleId="a0">
     <w:name w:val="Default Paragraph Font"/>
     <w:uiPriority w:val="1"/>
-    <w:semiHidden/>
     <w:unhideWhenUsed/>
   </w:style>
   <w:style w:type="table" w:default="1" w:styleId="a1">
@@ -7396,7 +7675,7 @@
         <w:tab w:val="center" w:pos="4677"/>
         <w:tab w:val="right" w:pos="9355"/>
       </w:tabs>
-      <w:spacing w:after="0" w:line="240" w:lineRule="auto"/>
+      <w:spacing w:line="240" w:lineRule="auto"/>
     </w:pPr>
   </w:style>
   <w:style w:type="character" w:customStyle="1" w:styleId="a4">
@@ -7418,7 +7697,7 @@
         <w:tab w:val="center" w:pos="4677"/>
         <w:tab w:val="right" w:pos="9355"/>
       </w:tabs>
-      <w:spacing w:after="0" w:line="240" w:lineRule="auto"/>
+      <w:spacing w:line="240" w:lineRule="auto"/>
     </w:pPr>
   </w:style>
   <w:style w:type="character" w:customStyle="1" w:styleId="a6">
@@ -7433,7 +7712,7 @@
     <w:basedOn w:val="a0"/>
     <w:link w:val="1"/>
     <w:uiPriority w:val="9"/>
-    <w:rsid w:val="00122DFE"/>
+    <w:rsid w:val="00F167E2"/>
     <w:rPr>
       <w:rFonts w:ascii="Times New Roman" w:eastAsiaTheme="majorEastAsia" w:hAnsi="Times New Roman" w:cstheme="majorBidi"/>
       <w:b/>
@@ -7614,6 +7893,36 @@
       <w:rFonts w:ascii="Times New Roman" w:hAnsi="Times New Roman" w:cs="Times New Roman"/>
       <w:sz w:val="28"/>
       <w:szCs w:val="28"/>
+    </w:rPr>
+  </w:style>
+  <w:style w:type="paragraph" w:styleId="af0">
+    <w:name w:val="Balloon Text"/>
+    <w:basedOn w:val="a"/>
+    <w:link w:val="af1"/>
+    <w:uiPriority w:val="99"/>
+    <w:semiHidden/>
+    <w:unhideWhenUsed/>
+    <w:rsid w:val="0095465A"/>
+    <w:pPr>
+      <w:spacing w:line="240" w:lineRule="auto"/>
+    </w:pPr>
+    <w:rPr>
+      <w:rFonts w:ascii="Tahoma" w:hAnsi="Tahoma" w:cs="Tahoma"/>
+      <w:sz w:val="16"/>
+      <w:szCs w:val="16"/>
+    </w:rPr>
+  </w:style>
+  <w:style w:type="character" w:customStyle="1" w:styleId="af1">
+    <w:name w:val="Текст выноски Знак"/>
+    <w:basedOn w:val="a0"/>
+    <w:link w:val="af0"/>
+    <w:uiPriority w:val="99"/>
+    <w:semiHidden/>
+    <w:rsid w:val="0095465A"/>
+    <w:rPr>
+      <w:rFonts w:ascii="Tahoma" w:hAnsi="Tahoma" w:cs="Tahoma"/>
+      <w:sz w:val="16"/>
+      <w:szCs w:val="16"/>
     </w:rPr>
   </w:style>
 </w:styles>
@@ -7919,7 +8228,7 @@
 </file>
 
 <file path=customXml/itemProps1.xml><?xml version="1.0" encoding="utf-8"?>
-<ds:datastoreItem xmlns:ds="http://schemas.openxmlformats.org/officeDocument/2006/customXml" ds:itemID="{E9F6AFE0-5127-4D92-9871-19D6C058ADDE}">
+<ds:datastoreItem xmlns:ds="http://schemas.openxmlformats.org/officeDocument/2006/customXml" ds:itemID="{D064FD36-348E-430E-AAAB-B52E8AD63966}">
   <ds:schemaRefs>
     <ds:schemaRef ds:uri="http://schemas.openxmlformats.org/officeDocument/2006/bibliography"/>
   </ds:schemaRefs>

--- a/ВКР/Основная часть.docx
+++ b/ВКР/Основная часть.docx
@@ -1265,12 +1265,7 @@
       <w:bookmarkStart w:id="1" w:name="_Toc216374956"/>
       <w:r>
         <w:lastRenderedPageBreak/>
-        <w:t>1 АНАЛИЗ РЕШАЕМОЙ ПРОБЛЕМЫ, МЕТОДОВ И СРЕДСТВ ЕЕ РЕШЕНИЯ</w:t>
-      </w:r>
-      <w:bookmarkStart w:id="2" w:name="_GoBack"/>
-      <w:bookmarkEnd w:id="2"/>
-      <w:r>
-        <w:t>, ФОРМУЛИРОВКА ТРЕБОВАНИЙ К РАЗРАБОТКЕ</w:t>
+        <w:t>1 АНАЛИЗ РЕШАЕМОЙ ПРОБЛЕМЫ, МЕТОДОВ И СРЕДСТВ ЕЕ РЕШЕНИЯ, ФОРМУЛИРОВКА ТРЕБОВАНИЙ К РАЗРАБОТКЕ</w:t>
       </w:r>
       <w:bookmarkEnd w:id="1"/>
     </w:p>
@@ -1282,11 +1277,11 @@
           <w:numId w:val="1"/>
         </w:numPr>
       </w:pPr>
-      <w:bookmarkStart w:id="3" w:name="_Toc216374957"/>
+      <w:bookmarkStart w:id="2" w:name="_Toc216374957"/>
       <w:r>
         <w:t>Анализ предметной области и формализация решаемой задачи</w:t>
       </w:r>
-      <w:bookmarkEnd w:id="3"/>
+      <w:bookmarkEnd w:id="2"/>
     </w:p>
     <w:p>
       <w:r>
@@ -1416,11 +1411,11 @@
           <w:numId w:val="1"/>
         </w:numPr>
       </w:pPr>
-      <w:bookmarkStart w:id="4" w:name="_Toc216374958"/>
+      <w:bookmarkStart w:id="3" w:name="_Toc216374958"/>
       <w:r>
         <w:t>Анализ существующих методов решения поставленной задачи</w:t>
       </w:r>
-      <w:bookmarkEnd w:id="4"/>
+      <w:bookmarkEnd w:id="3"/>
     </w:p>
     <w:p>
       <w:r>
@@ -1454,7 +1449,13 @@
     </w:p>
     <w:p>
       <w:r>
-        <w:t>Пример журнала представлен на рисунке 1.1.1.</w:t>
+        <w:t>Пример журнала представлен на рисунке 1.</w:t>
+      </w:r>
+      <w:r>
+        <w:t>2</w:t>
+      </w:r>
+      <w:r>
+        <w:t>.1.</w:t>
       </w:r>
     </w:p>
     <w:p>
@@ -1510,7 +1511,13 @@
         <w:jc w:val="center"/>
       </w:pPr>
       <w:r>
-        <w:t>Рисунок 1.1.1 – Пример журнала посещаемости</w:t>
+        <w:t>Рисунок 1.</w:t>
+      </w:r>
+      <w:r>
+        <w:t>2</w:t>
+      </w:r>
+      <w:r>
+        <w:t>.1 – Пример журнала посещаемости</w:t>
       </w:r>
     </w:p>
     <w:p>
@@ -1518,11 +1525,23 @@
         <w:ind w:left="-142"/>
       </w:pPr>
       <w:r>
-        <w:t xml:space="preserve">На сайте ОГУ им. И.С. Тургенева уже существует система учета посещаемости и успеваемости. Использование этой системы не является обязательным, преподаватели могут использовать ее в качестве дополнительного контроля, но это не избавляет их от необходимости заполнения «бумажного» журнала. Для заполнения посещаемости необходимо выбрать нужную группу и дату занятия, секция выбора группы и даты занятия представлена на рисунке 1.1.2. Затем в сформировавшуюся таблицу </w:t>
+        <w:t>На сайте ОГУ им. И.С. Тургенева уже существует система учета посещаемости и успеваемости. Использование этой системы не является обязательным, преподаватели могут использовать ее в качестве дополнительного контроля, но это не избавляет их от необходимости заполнения «бумажного» журнала. Для заполнения посещаемости необходимо выбрать нужную группу и дату занятия, секция выбора группы и даты занятия представлена на рисунке 1.</w:t>
+      </w:r>
+      <w:r>
+        <w:t>2</w:t>
+      </w:r>
+      <w:r>
+        <w:t xml:space="preserve">.2. Затем в сформировавшуюся таблицу </w:t>
       </w:r>
       <w:r>
         <w:lastRenderedPageBreak/>
-        <w:t>необходимо внести информацию о посетивших занятие студентах и о сданных ими работах, вид сформированной таблицы на рисунке 1.1.3.</w:t>
+        <w:t>необходимо внести информацию о посетивших занятие студентах и о сданных ими работах, вид сформированной таблицы на рисунке 1.</w:t>
+      </w:r>
+      <w:r>
+        <w:t>2</w:t>
+      </w:r>
+      <w:r>
+        <w:t>.3.</w:t>
       </w:r>
     </w:p>
     <w:p>
@@ -1578,7 +1597,13 @@
         <w:jc w:val="center"/>
       </w:pPr>
       <w:r>
-        <w:t>Рисунок 1.1.2 – Блок выбора занятия в существующей системе</w:t>
+        <w:t>Рисунок 1.</w:t>
+      </w:r>
+      <w:r>
+        <w:t>2</w:t>
+      </w:r>
+      <w:r>
+        <w:t>.2 – Блок выбора занятия в существующей системе</w:t>
       </w:r>
     </w:p>
     <w:p>
@@ -1634,7 +1659,13 @@
         <w:jc w:val="center"/>
       </w:pPr>
       <w:r>
-        <w:t>Рисунок 1.1.3 – Сформированная таблица посещаемости</w:t>
+        <w:t>Рисунок 1.</w:t>
+      </w:r>
+      <w:r>
+        <w:t>2</w:t>
+      </w:r>
+      <w:r>
+        <w:t>.3 – Сформированная таблица посещаемости</w:t>
       </w:r>
     </w:p>
     <w:p>
@@ -1651,7 +1682,25 @@
         <w:ind w:left="-142"/>
       </w:pPr>
       <w:r>
-        <w:t xml:space="preserve">Существующая система позволяет в рамках двоичной логики (был или не был) ставить отметки о посещении. Отметки о сдаче лабораторных и практических работ имеют три варианта, которым соответствуют символы на рисунке 1.1.6. Данная система уже решает многие недостатки «бумажного» журнала. Наглядно увидеть упрощение процессов ведение журнала можно увидеть на диаграммах 1.1.4 и 1.1.5. </w:t>
+        <w:t>Существующая система позволяет в рамках двоичной логики (был или не был) ставить отметки о посещении. Отметки о сдаче лабораторных и практических работ имеют три варианта, которым соответствуют символы на рисунке 1.</w:t>
+      </w:r>
+      <w:r>
+        <w:t>2</w:t>
+      </w:r>
+      <w:r>
+        <w:t>.6. Данная система уже решает многие недостатки «бумажного» журнала. Наглядно увидеть упрощение процессов ведение журнала можно увидеть на диаграммах 1.</w:t>
+      </w:r>
+      <w:r>
+        <w:t>2</w:t>
+      </w:r>
+      <w:r>
+        <w:t>.4 и 1.</w:t>
+      </w:r>
+      <w:r>
+        <w:t>2</w:t>
+      </w:r>
+      <w:r>
+        <w:t xml:space="preserve">.5. </w:t>
       </w:r>
     </w:p>
     <w:p>
@@ -1740,7 +1789,13 @@
         <w:jc w:val="center"/>
       </w:pPr>
       <w:r>
-        <w:t>Рисунок 1.1.4 – Процесс работы с бумажным журналом</w:t>
+        <w:t>Рисунок 1.</w:t>
+      </w:r>
+      <w:r>
+        <w:t>2</w:t>
+      </w:r>
+      <w:r>
+        <w:t>.4 – Процесс работы с бумажным журналом</w:t>
       </w:r>
     </w:p>
     <w:p>
@@ -1821,7 +1876,13 @@
         <w:jc w:val="center"/>
       </w:pPr>
       <w:r>
-        <w:t>Рисунок 1.1.5 – Процесс работы с подсистемой сайта</w:t>
+        <w:t>Рисунок 1.</w:t>
+      </w:r>
+      <w:r>
+        <w:t>2</w:t>
+      </w:r>
+      <w:r>
+        <w:t>.5 – Процесс работы с подсистемой сайта</w:t>
       </w:r>
     </w:p>
     <w:p>
@@ -1879,7 +1940,13 @@
         <w:jc w:val="center"/>
       </w:pPr>
       <w:r>
-        <w:t xml:space="preserve">Рисунок 1.1.6 – Варианты отметки о сдаче работы </w:t>
+        <w:t>Рисунок 1.</w:t>
+      </w:r>
+      <w:r>
+        <w:t>2</w:t>
+      </w:r>
+      <w:r>
+        <w:t xml:space="preserve">.6 – Варианты отметки о сдаче работы </w:t>
       </w:r>
     </w:p>
     <w:p>
@@ -1935,11 +2002,11 @@
           <w:numId w:val="1"/>
         </w:numPr>
       </w:pPr>
-      <w:bookmarkStart w:id="5" w:name="_Toc216374959"/>
+      <w:bookmarkStart w:id="4" w:name="_Toc216374959"/>
       <w:r>
         <w:t>Обзор аналогичных решений</w:t>
       </w:r>
-      <w:bookmarkEnd w:id="5"/>
+      <w:bookmarkEnd w:id="4"/>
     </w:p>
     <w:p>
       <w:r>
@@ -4372,7 +4439,7 @@
       <w:pPr>
         <w:pStyle w:val="2"/>
       </w:pPr>
-      <w:bookmarkStart w:id="6" w:name="_Toc216374960"/>
+      <w:bookmarkStart w:id="5" w:name="_Toc216374960"/>
       <w:r>
         <w:t xml:space="preserve">1.4 </w:t>
       </w:r>
@@ -4382,7 +4449,7 @@
       <w:r>
         <w:t xml:space="preserve"> функциональных и нефункциональных требований к системе</w:t>
       </w:r>
-      <w:bookmarkEnd w:id="6"/>
+      <w:bookmarkEnd w:id="5"/>
     </w:p>
     <w:p>
       <w:r>
@@ -4737,11 +4804,11 @@
       <w:pPr>
         <w:pStyle w:val="2"/>
       </w:pPr>
-      <w:bookmarkStart w:id="7" w:name="_Toc216374961"/>
+      <w:bookmarkStart w:id="6" w:name="_Toc216374961"/>
       <w:r>
         <w:t>1.5 Обоснование инструментария разработки</w:t>
       </w:r>
-      <w:bookmarkEnd w:id="7"/>
+      <w:bookmarkEnd w:id="6"/>
     </w:p>
     <w:p>
       <w:r>
@@ -5065,11 +5132,11 @@
       <w:pPr>
         <w:pStyle w:val="2"/>
       </w:pPr>
-      <w:bookmarkStart w:id="8" w:name="_Toc216374962"/>
+      <w:bookmarkStart w:id="7" w:name="_Toc216374962"/>
       <w:r>
         <w:t>1.6 Разработка обобщенной архитектуры</w:t>
       </w:r>
-      <w:bookmarkEnd w:id="8"/>
+      <w:bookmarkEnd w:id="7"/>
     </w:p>
     <w:p>
       <w:r>
@@ -5193,12 +5260,12 @@
       <w:pPr>
         <w:pStyle w:val="1"/>
       </w:pPr>
-      <w:bookmarkStart w:id="9" w:name="_Toc216374963"/>
+      <w:bookmarkStart w:id="8" w:name="_Toc216374963"/>
       <w:r>
         <w:lastRenderedPageBreak/>
         <w:t>2 ОПРЕДЕЛЕНИЕ СПЕЦИФИКАЦИЙ ПРОГРАММНОГО ОБЕСПЕЧЕНИЯ</w:t>
       </w:r>
-      <w:bookmarkEnd w:id="9"/>
+      <w:bookmarkEnd w:id="8"/>
     </w:p>
     <w:p>
       <w:pPr>
@@ -5279,54 +5346,30 @@
           <w:lang w:eastAsia="ru-RU"/>
         </w:rPr>
         <w:lastRenderedPageBreak/>
-        <w:drawing>
-          <wp:inline distT="0" distB="0" distL="0" distR="0">
-            <wp:extent cx="5438775" cy="7791450"/>
-            <wp:effectExtent l="0" t="0" r="9525" b="0"/>
-            <wp:docPr id="14" name="Рисунок 4" descr="Спецификации-Use - case"/>
-            <wp:cNvGraphicFramePr>
-              <a:graphicFrameLocks xmlns:a="http://schemas.openxmlformats.org/drawingml/2006/main" noChangeAspect="1"/>
-            </wp:cNvGraphicFramePr>
-            <a:graphic xmlns:a="http://schemas.openxmlformats.org/drawingml/2006/main">
-              <a:graphicData uri="http://schemas.openxmlformats.org/drawingml/2006/picture">
-                <pic:pic xmlns:pic="http://schemas.openxmlformats.org/drawingml/2006/picture">
-                  <pic:nvPicPr>
-                    <pic:cNvPr id="0" name="Picture 4" descr="Спецификации-Use - case"/>
-                    <pic:cNvPicPr>
-                      <a:picLocks noChangeAspect="1" noChangeArrowheads="1"/>
-                    </pic:cNvPicPr>
-                  </pic:nvPicPr>
-                  <pic:blipFill>
-                    <a:blip r:embed="rId19">
-                      <a:extLst>
-                        <a:ext uri="{28A0092B-C50C-407E-A947-70E740481C1C}">
-                          <a14:useLocalDpi xmlns:a14="http://schemas.microsoft.com/office/drawing/2010/main" val="0"/>
-                        </a:ext>
-                      </a:extLst>
-                    </a:blip>
-                    <a:srcRect/>
-                    <a:stretch>
-                      <a:fillRect/>
-                    </a:stretch>
-                  </pic:blipFill>
-                  <pic:spPr bwMode="auto">
-                    <a:xfrm>
-                      <a:off x="0" y="0"/>
-                      <a:ext cx="5438775" cy="7791450"/>
-                    </a:xfrm>
-                    <a:prstGeom prst="rect">
-                      <a:avLst/>
-                    </a:prstGeom>
-                    <a:noFill/>
-                    <a:ln>
-                      <a:noFill/>
-                    </a:ln>
-                  </pic:spPr>
-                </pic:pic>
-              </a:graphicData>
-            </a:graphic>
-          </wp:inline>
-        </w:drawing>
+        <w:pict>
+          <v:shapetype id="_x0000_t75" coordsize="21600,21600" o:spt="75" o:preferrelative="t" path="m@4@5l@4@11@9@11@9@5xe" filled="f" stroked="f">
+            <v:stroke joinstyle="miter"/>
+            <v:formulas>
+              <v:f eqn="if lineDrawn pixelLineWidth 0"/>
+              <v:f eqn="sum @0 1 0"/>
+              <v:f eqn="sum 0 0 @1"/>
+              <v:f eqn="prod @2 1 2"/>
+              <v:f eqn="prod @3 21600 pixelWidth"/>
+              <v:f eqn="prod @3 21600 pixelHeight"/>
+              <v:f eqn="sum @0 0 1"/>
+              <v:f eqn="prod @6 1 2"/>
+              <v:f eqn="prod @7 21600 pixelWidth"/>
+              <v:f eqn="sum @8 21600 0"/>
+              <v:f eqn="prod @7 21600 pixelHeight"/>
+              <v:f eqn="sum @10 21600 0"/>
+            </v:formulas>
+            <v:path o:extrusionok="f" gradientshapeok="t" o:connecttype="rect"/>
+            <o:lock v:ext="edit" aspectratio="t"/>
+          </v:shapetype>
+          <v:shape id="_x0000_i1030" type="#_x0000_t75" style="width:423.6pt;height:579.45pt">
+            <v:imagedata r:id="rId19" o:title="Спецификации-Use - case.drawio"/>
+          </v:shape>
+        </w:pict>
       </w:r>
     </w:p>
     <w:p>
@@ -5345,91 +5388,32 @@
     </w:p>
     <w:p>
       <w:pPr>
-        <w:spacing w:after="160" w:line="259" w:lineRule="auto"/>
-        <w:ind w:firstLine="0"/>
-        <w:contextualSpacing w:val="0"/>
-        <w:jc w:val="left"/>
-        <w:rPr>
-          <w:color w:val="FF0000"/>
-        </w:rPr>
-      </w:pPr>
-      <w:r>
-        <w:rPr>
-          <w:color w:val="FF0000"/>
-        </w:rPr>
-        <w:t xml:space="preserve">Для преподавателя нужно дополнить возможностью посмотреть журнал с отметками за все занятия. Т.е. не только на текущую пару могу отметить, а посмотреть весь журнал. Про переключение </w:t>
-      </w:r>
-      <w:proofErr w:type="gramStart"/>
-      <w:r>
-        <w:rPr>
-          <w:color w:val="FF0000"/>
-        </w:rPr>
-        <w:t>дней  и</w:t>
-      </w:r>
-      <w:proofErr w:type="gramEnd"/>
-      <w:r>
-        <w:rPr>
-          <w:color w:val="FF0000"/>
-        </w:rPr>
-        <w:t xml:space="preserve"> пар можно тоже сказать. </w:t>
-      </w:r>
-      <w:r>
-        <w:rPr>
-          <w:color w:val="FF0000"/>
-        </w:rPr>
+        <w:pStyle w:val="2"/>
+      </w:pPr>
+      <w:r>
+        <w:t>2.</w:t>
+      </w:r>
+      <w:r>
+        <w:t>2</w:t>
+      </w:r>
+      <w:r>
+        <w:t xml:space="preserve"> Определение поведенческих спецификаций</w:t>
+      </w:r>
+    </w:p>
+    <w:p>
+      <w:r>
+        <w:t>Для отображения изменения поведения модуля в различные моменты времени можн</w:t>
+      </w:r>
+      <w:r>
+        <w:t>о построить диаграмму состояний</w:t>
+      </w:r>
+      <w:r>
+        <w:t>.</w:t>
+      </w:r>
+    </w:p>
+    <w:p>
+      <w:r>
         <w:lastRenderedPageBreak/>
-        <w:t xml:space="preserve">И наверно варианты изменить отметку, изменить комментарий, это будет расширением варианта посмотреть список группы на текущую пару, Т.к. пока мы список не увидим мы не сможем ничего отмечать. </w:t>
-      </w:r>
-      <w:proofErr w:type="spellStart"/>
-      <w:r>
-        <w:rPr>
-          <w:color w:val="FF0000"/>
-        </w:rPr>
-        <w:t>Вобщем</w:t>
-      </w:r>
-      <w:proofErr w:type="spellEnd"/>
-      <w:r>
-        <w:rPr>
-          <w:color w:val="FF0000"/>
-        </w:rPr>
-        <w:t xml:space="preserve"> поподробнее распиши варианты использования преподавателя. </w:t>
-      </w:r>
-    </w:p>
-    <w:p>
-      <w:pPr>
-        <w:spacing w:after="160" w:line="259" w:lineRule="auto"/>
-        <w:ind w:firstLine="0"/>
-        <w:contextualSpacing w:val="0"/>
-        <w:jc w:val="left"/>
-      </w:pPr>
-    </w:p>
-    <w:p>
-      <w:pPr>
-        <w:pStyle w:val="2"/>
-      </w:pPr>
-      <w:r>
-        <w:t>2.</w:t>
-      </w:r>
-      <w:r>
-        <w:t>2</w:t>
-      </w:r>
-      <w:r>
-        <w:t xml:space="preserve"> Определение поведенческих спецификаций</w:t>
-      </w:r>
-    </w:p>
-    <w:p>
-      <w:r>
-        <w:t>Для отображения изменения поведения модуля в различные моменты времени можн</w:t>
-      </w:r>
-      <w:r>
-        <w:t>о построить диаграмму состояний</w:t>
-      </w:r>
-      <w:r>
-        <w:t>.</w:t>
-      </w:r>
-    </w:p>
-    <w:p>
-      <w:r>
         <w:t xml:space="preserve">Диаграмма состояний призвана отразить множество устойчивых состояний, в которых может находиться система, и переходы между этими состояниями. Переходы осуществляются после определенного события, или по определенному условию. </w:t>
       </w:r>
     </w:p>
@@ -5460,8 +5444,11 @@
     </w:p>
     <w:p>
       <w:r>
+        <w:t xml:space="preserve">На странице журнала посещаемости за семестр преподавателю необходимо выбрать характеристики занятия, по которому он собирается просматривать посещаемость. Выбор каждой из характеристик сопровождается двумя типовыми состояниями. Первое из них представляет из себя загрузку списка доступных вариантов характеристики, таких как список преподаваемых дисциплин, список учебных групп и список типов занятий. После загрузки данных с сервера пользователю показываются </w:t>
+      </w:r>
+      <w:r>
         <w:lastRenderedPageBreak/>
-        <w:t>На странице журнала посещаемости за семестр преподавателю необходимо выбрать характеристики занятия, по которому он собирается просматривать посещаемость. Выбор каждой из характеристик сопровождается двумя типовыми состояниями. Первое из них представляет из себя загрузку списка доступных вариантов характеристики, таких как список преподаваемых дисциплин, список учебных групп и список типов занятий. После загрузки данных с сервера пользователю показываются соответствующие варианты для выбора. После совершения выбора система возвращается в состояние «Ожидание действий пользователя».</w:t>
+        <w:t>соответствующие варианты для выбора. После совершения выбора система возвращается в состояние «Ожидание действий пользователя».</w:t>
       </w:r>
     </w:p>
     <w:p>
@@ -5498,11 +5485,7 @@
     </w:p>
     <w:p>
       <w:r>
-        <w:t xml:space="preserve">Страница с актуальным на текущий момент времени занятием очень похожа структурой своих состояний и переходов на страницу журнала посещаемости за семестр. Это обусловлено тем, что в случае страницы </w:t>
-      </w:r>
-      <w:r>
-        <w:lastRenderedPageBreak/>
-        <w:t>журнала за семестр, преподаватель самостоятельно выбирает дисциплину, группу и тип занятия, чтобы увидеть таблицу посещаемости, тогда как в случае страницы с актуальным на текущий момент времени занятием эта работа возложена на сервер, который выберет необходимые характеристики в зависимости от времени запроса.</w:t>
+        <w:t>Страница с актуальным на текущий момент времени занятием очень похожа структурой своих состояний и переходов на страницу журнала посещаемости за семестр. Это обусловлено тем, что в случае страницы журнала за семестр, преподаватель самостоятельно выбирает дисциплину, группу и тип занятия, чтобы увидеть таблицу посещаемости, тогда как в случае страницы с актуальным на текущий момент времени занятием эта работа возложена на сервер, который выберет необходимые характеристики в зависимости от времени запроса.</w:t>
       </w:r>
     </w:p>
     <w:p/>
@@ -5877,13 +5860,7 @@
         <w:pStyle w:val="2"/>
       </w:pPr>
       <w:r>
-        <w:t>2.</w:t>
-      </w:r>
-      <w:r>
-        <w:t>3</w:t>
-      </w:r>
-      <w:r>
-        <w:t xml:space="preserve"> Определение информационных спецификаций</w:t>
+        <w:t>2.3 Определение информационных спецификаций</w:t>
       </w:r>
     </w:p>
     <w:p>
@@ -5946,7 +5923,19 @@
     </w:p>
     <w:p>
       <w:r>
-        <w:t>Сущности «Дисциплина», «Группа», «Студент» и «Расписание» являются внешними по отношению к разрабатываемой системе. Они уже существуют в информационной среде университета независимо от работы разрабатываемой системы, и доступны разрабатываемой системе только для чтения. С остальными из перечисленных сущностей разрабатываемая система работает непосредственно.</w:t>
+        <w:t>Сущности «Дисциплина»,</w:t>
+      </w:r>
+      <w:r>
+        <w:t xml:space="preserve"> «Сотрудник»,</w:t>
+      </w:r>
+      <w:r>
+        <w:t xml:space="preserve"> «Группа», «Студент» и «Расписание» являются внешними по отношению к разрабатываемой системе. Они уже существуют в информационной среде университета независимо от работы разрабатываемой системы, и доступны разрабатываемой системе только для чтения. С остальными из перечисленных сущностей разрабатываемая система работает непосредственно</w:t>
+      </w:r>
+      <w:r>
+        <w:t>, добавляет новые данные и изменяет существующие</w:t>
+      </w:r>
+      <w:r>
+        <w:t>.</w:t>
       </w:r>
     </w:p>
     <w:p>
@@ -5963,13 +5952,7 @@
         <w:t xml:space="preserve">-диаграммы </w:t>
       </w:r>
       <w:r>
-        <w:t>(Рисунок 2.</w:t>
-      </w:r>
-      <w:r>
-        <w:t>3</w:t>
-      </w:r>
-      <w:r>
-        <w:t>.1).</w:t>
+        <w:t>(Рисунок 2.3.1).</w:t>
       </w:r>
     </w:p>
     <w:p>
@@ -5986,27 +5969,8 @@
         </w:rPr>
         <w:lastRenderedPageBreak/>
         <w:pict>
-          <v:shapetype id="_x0000_t75" coordsize="21600,21600" o:spt="75" o:preferrelative="t" path="m@4@5l@4@11@9@11@9@5xe" filled="f" stroked="f">
-            <v:stroke joinstyle="miter"/>
-            <v:formulas>
-              <v:f eqn="if lineDrawn pixelLineWidth 0"/>
-              <v:f eqn="sum @0 1 0"/>
-              <v:f eqn="sum 0 0 @1"/>
-              <v:f eqn="prod @2 1 2"/>
-              <v:f eqn="prod @3 21600 pixelWidth"/>
-              <v:f eqn="prod @3 21600 pixelHeight"/>
-              <v:f eqn="sum @0 0 1"/>
-              <v:f eqn="prod @6 1 2"/>
-              <v:f eqn="prod @7 21600 pixelWidth"/>
-              <v:f eqn="sum @8 21600 0"/>
-              <v:f eqn="prod @7 21600 pixelHeight"/>
-              <v:f eqn="sum @10 21600 0"/>
-            </v:formulas>
-            <v:path o:extrusionok="f" gradientshapeok="t" o:connecttype="rect"/>
-            <o:lock v:ext="edit" aspectratio="t"/>
-          </v:shapetype>
-          <v:shape id="_x0000_i1039" type="#_x0000_t75" style="width:467.15pt;height:487.2pt">
-            <v:imagedata r:id="rId23" o:title="Спецификации-ER.drawio"/>
+          <v:shape id="_x0000_i1025" type="#_x0000_t75" style="width:467.15pt;height:487.2pt">
+            <v:imagedata r:id="rId23" o:title="Спецификации-ER"/>
           </v:shape>
         </w:pict>
       </w:r>
@@ -6019,13 +5983,7 @@
         <w:jc w:val="center"/>
       </w:pPr>
       <w:r>
-        <w:t>Рисунок 2.</w:t>
-      </w:r>
-      <w:r>
-        <w:t>3</w:t>
-      </w:r>
-      <w:r>
-        <w:t>.1 – Сущности системы и связи между ними</w:t>
+        <w:t>Рисунок 2.3.1 – Сущности системы и связи между ними</w:t>
       </w:r>
     </w:p>
     <w:p>
@@ -6094,7 +6052,13 @@
         <w:t xml:space="preserve"> дисциплин, списка</w:t>
       </w:r>
       <w:r>
-        <w:t xml:space="preserve"> группы, списка подгруппы, списка групп, списка подгрупп, списка занятий, списка типов занятий. Все вместе эти модули представляют собой модуль доступа к данным.</w:t>
+        <w:t xml:space="preserve"> группы, списка подгруппы, списка групп, списка подгрупп, списка занятий, списка типов занятий. </w:t>
+      </w:r>
+      <w:r>
+        <w:t xml:space="preserve">Также данные могут меняться, в связи с чем необходим функционал по изменению данных в базе. </w:t>
+      </w:r>
+      <w:r>
+        <w:t>Все вместе эти модули представляют собой модуль доступа к данным.</w:t>
       </w:r>
     </w:p>
     <w:p>
@@ -6121,63 +6085,17 @@
     <w:p>
       <w:pPr>
         <w:pStyle w:val="ae"/>
-        <w:rPr>
-          <w:lang w:val="en-US"/>
-        </w:rPr>
       </w:pPr>
       <w:r>
         <w:rPr>
           <w:noProof/>
           <w:lang w:eastAsia="ru-RU"/>
         </w:rPr>
-        <w:drawing>
-          <wp:inline distT="0" distB="0" distL="0" distR="0">
-            <wp:extent cx="4619625" cy="3848100"/>
-            <wp:effectExtent l="0" t="0" r="9525" b="0"/>
-            <wp:docPr id="10" name="Рисунок 8" descr="MVC-Модули"/>
-            <wp:cNvGraphicFramePr>
-              <a:graphicFrameLocks xmlns:a="http://schemas.openxmlformats.org/drawingml/2006/main" noChangeAspect="1"/>
-            </wp:cNvGraphicFramePr>
-            <a:graphic xmlns:a="http://schemas.openxmlformats.org/drawingml/2006/main">
-              <a:graphicData uri="http://schemas.openxmlformats.org/drawingml/2006/picture">
-                <pic:pic xmlns:pic="http://schemas.openxmlformats.org/drawingml/2006/picture">
-                  <pic:nvPicPr>
-                    <pic:cNvPr id="0" name="Picture 8" descr="MVC-Модули"/>
-                    <pic:cNvPicPr>
-                      <a:picLocks noChangeAspect="1" noChangeArrowheads="1"/>
-                    </pic:cNvPicPr>
-                  </pic:nvPicPr>
-                  <pic:blipFill>
-                    <a:blip r:embed="rId24">
-                      <a:extLst>
-                        <a:ext uri="{28A0092B-C50C-407E-A947-70E740481C1C}">
-                          <a14:useLocalDpi xmlns:a14="http://schemas.microsoft.com/office/drawing/2010/main" val="0"/>
-                        </a:ext>
-                      </a:extLst>
-                    </a:blip>
-                    <a:srcRect/>
-                    <a:stretch>
-                      <a:fillRect/>
-                    </a:stretch>
-                  </pic:blipFill>
-                  <pic:spPr bwMode="auto">
-                    <a:xfrm>
-                      <a:off x="0" y="0"/>
-                      <a:ext cx="4619625" cy="3848100"/>
-                    </a:xfrm>
-                    <a:prstGeom prst="rect">
-                      <a:avLst/>
-                    </a:prstGeom>
-                    <a:noFill/>
-                    <a:ln>
-                      <a:noFill/>
-                    </a:ln>
-                  </pic:spPr>
-                </pic:pic>
-              </a:graphicData>
-            </a:graphic>
-          </wp:inline>
-        </w:drawing>
+        <w:pict>
+          <v:shape id="_x0000_i1026" type="#_x0000_t75" style="width:389.8pt;height:285.65pt">
+            <v:imagedata r:id="rId24" o:title="MVC-Модули.drawio"/>
+          </v:shape>
+        </w:pict>
       </w:r>
     </w:p>
     <w:p>
@@ -6210,15 +6128,6 @@
         <w:ind w:left="0"/>
       </w:pPr>
       <w:r>
-        <w:t>Действия пользователя зачастую приводят к изменению данных. Необходимо реализовать модуль, реализующий изменение и сохранение данных.</w:t>
-      </w:r>
-    </w:p>
-    <w:p>
-      <w:pPr>
-        <w:pStyle w:val="aa"/>
-        <w:ind w:left="0"/>
-      </w:pPr>
-      <w:r>
         <w:t>Обобщенно вышеописанная структура представлена на рисунке 3.1.1.</w:t>
       </w:r>
     </w:p>
@@ -6237,6 +6146,18 @@
       <w:r>
         <w:t xml:space="preserve"> Компоненты этого модуля будут обращаться к базе данных и получать посредством различных запросов необходимые записи. Данные, полученные таким образом уже смогут быть проанализированы, но еще не подготовлены для отображения пользователю. Этот функционал реализуют компоненты следующего модуля.</w:t>
       </w:r>
+      <w:r>
+        <w:t xml:space="preserve"> </w:t>
+      </w:r>
+      <w:r>
+        <w:t xml:space="preserve">Для сохранения изменений, внесенных пользователем в базу </w:t>
+      </w:r>
+      <w:r>
+        <w:t>данных,</w:t>
+      </w:r>
+      <w:r>
+        <w:t xml:space="preserve"> вводится компонент изменения данных. Пользователь получает после выбора всех опций сформированные и отформатированные данные в виде таблиц, и в результате своих действий с таблицами на клиентской стороне системы изменяет данные в базе. </w:t>
+      </w:r>
     </w:p>
     <w:p>
       <w:r>
@@ -6250,25 +6171,267 @@
     </w:p>
     <w:p>
       <w:r>
-        <w:t xml:space="preserve">Компоненты отображения и выбора опций для среза данных связаны между собой. В первом реализуется функционал по динамическому формированию </w:t>
-      </w:r>
-      <w:r>
-        <w:t xml:space="preserve">опций для выборки данных, исходя из множества условий. </w:t>
+        <w:t xml:space="preserve">Компоненты отображения и выбора опций для среза данных связаны между собой. В первом реализуется функционал по динамическому </w:t>
       </w:r>
       <w:r>
         <w:lastRenderedPageBreak/>
-        <w:t>Например, роль пользователя, преподаваемые им дисциплины, если речь о преподавателе, и так далее. Компонент выбора вышеупомянутых опций инкапсулирует в себе необходимую обработку действий пользователя при выборе каждой из опций.</w:t>
-      </w:r>
-    </w:p>
-    <w:p>
-      <w:r>
-        <w:t xml:space="preserve">Отдельным модулем выделен модуль для изменения данных с единственным компонентом, отвечающим за изменение и сохранение данных в базе. Пользователь получает после выбора всех опций сформированные и отформатированные данные в виде таблиц, и в результате своих действий с таблицами на клиентской стороне системы изменяет данные в базе. </w:t>
-      </w:r>
-    </w:p>
-    <w:p>
-      <w:pPr>
-        <w:pStyle w:val="ae"/>
-      </w:pPr>
+        <w:t xml:space="preserve">формированию </w:t>
+      </w:r>
+      <w:r>
+        <w:t>опций для выборки данных, исходя из множества условий. Например, роль пользователя, преподаваемые им дисциплины, если речь о преподавателе, и так далее. Компонент выбора вышеупомянутых опций инкапсулирует в себе необходимую обработку действий пользователя при выборе каждой из опций.</w:t>
+      </w:r>
+    </w:p>
+    <w:p>
+      <w:pPr>
+        <w:pStyle w:val="2"/>
+      </w:pPr>
+      <w:r>
+        <w:t>3.3 Проектирование структур данных</w:t>
+      </w:r>
+    </w:p>
+    <w:p>
+      <w:r>
+        <w:t>В проектируемой системе используется реляционная база данных.</w:t>
+      </w:r>
+      <w:r>
+        <w:t xml:space="preserve"> База данных сайта университета поддерживается системой управления базами данных </w:t>
+      </w:r>
+      <w:r>
+        <w:rPr>
+          <w:lang w:val="en-US"/>
+        </w:rPr>
+        <w:t>Microsoft</w:t>
+      </w:r>
+      <w:r>
+        <w:t xml:space="preserve"> </w:t>
+      </w:r>
+      <w:r>
+        <w:rPr>
+          <w:lang w:val="en-US"/>
+        </w:rPr>
+        <w:t>SQL</w:t>
+      </w:r>
+      <w:r>
+        <w:t xml:space="preserve"> </w:t>
+      </w:r>
+      <w:r>
+        <w:rPr>
+          <w:lang w:val="en-US"/>
+        </w:rPr>
+        <w:t>Server</w:t>
+      </w:r>
+      <w:r>
+        <w:t>.</w:t>
+      </w:r>
+      <w:r>
+        <w:t xml:space="preserve"> </w:t>
+      </w:r>
+    </w:p>
+    <w:p>
+      <w:r>
+        <w:rPr>
+          <w:highlight w:val="yellow"/>
+        </w:rPr>
+        <w:t xml:space="preserve">(Нужна ли тут логическая схема, если есть весьма подробная </w:t>
+      </w:r>
+      <w:r>
+        <w:rPr>
+          <w:highlight w:val="yellow"/>
+          <w:lang w:val="en-US"/>
+        </w:rPr>
+        <w:t>ER</w:t>
+      </w:r>
+      <w:r>
+        <w:rPr>
+          <w:highlight w:val="yellow"/>
+        </w:rPr>
+        <w:t xml:space="preserve"> в п. 2.3?)</w:t>
+      </w:r>
+      <w:r>
+        <w:t xml:space="preserve"> Как описывалось в п. 2.3 настоящей работы, для разрабатываемой системы большинство сущностей являются внешними и используются только для чтения. Изменять и добавлять данные система будет для сущностей «Подгруппа», «Журнал изменений» и «Отметка».</w:t>
+      </w:r>
+      <w:r>
+        <w:t xml:space="preserve"> Таблица «Отметка» уже реализована и использовалась в предшествующей системе отметок посещаемости, описанной в п. 1.2.</w:t>
+      </w:r>
+      <w:r>
+        <w:t xml:space="preserve"> Соответственно, необходимо спроектировать структуры данных для таблиц «Журнал изменений» и «Подгруппа».</w:t>
+      </w:r>
+    </w:p>
+    <w:p>
+      <w:r>
+        <w:t>«Журнал изменений» хранит в себе информацию об изменении преподавателем отметки о посещении или сдаче работы студентов.</w:t>
+      </w:r>
+      <w:r>
+        <w:t xml:space="preserve"> Для этого необходимо сохранять ссылку на конкретную отметку, что возможно сделать по идентификатору записи из таблицы «Отметка». В базе будет храниться информация о времени создания отметки. Так же необходимо сохранять время последнего изменения отметки. </w:t>
+      </w:r>
+    </w:p>
+    <w:p>
+      <w:r>
+        <w:t xml:space="preserve">В реляционных базах данных свойства записей в таблицах определяются типом данных для каждой колонки таблицы. Для сохранения временной отметки в </w:t>
+      </w:r>
+      <w:r>
+        <w:rPr>
+          <w:lang w:val="en-US"/>
+        </w:rPr>
+        <w:t>Microsoft</w:t>
+      </w:r>
+      <w:r>
+        <w:t xml:space="preserve"> </w:t>
+      </w:r>
+      <w:r>
+        <w:rPr>
+          <w:lang w:val="en-US"/>
+        </w:rPr>
+        <w:t>SQL</w:t>
+      </w:r>
+      <w:r>
+        <w:t xml:space="preserve"> </w:t>
+      </w:r>
+      <w:r>
+        <w:rPr>
+          <w:lang w:val="en-US"/>
+        </w:rPr>
+        <w:t>Server</w:t>
+      </w:r>
+      <w:r>
+        <w:t xml:space="preserve"> </w:t>
+      </w:r>
+      <w:r>
+        <w:t>могут использоваться типы «</w:t>
+      </w:r>
+      <w:r>
+        <w:rPr>
+          <w:lang w:val="en-US"/>
+        </w:rPr>
+        <w:t>date</w:t>
+      </w:r>
+      <w:r>
+        <w:t>»</w:t>
+      </w:r>
+      <w:r>
+        <w:t xml:space="preserve">, </w:t>
+      </w:r>
+      <w:r>
+        <w:t>который сохраняет лишь дату, а также «</w:t>
+      </w:r>
+      <w:proofErr w:type="spellStart"/>
+      <w:r>
+        <w:rPr>
+          <w:lang w:val="en-US"/>
+        </w:rPr>
+        <w:t>datetime</w:t>
+      </w:r>
+      <w:proofErr w:type="spellEnd"/>
+      <w:r>
+        <w:t>»</w:t>
+      </w:r>
+      <w:r>
+        <w:t xml:space="preserve">, </w:t>
+      </w:r>
+      <w:r>
+        <w:t>сохраняющий помимо даты еще и время суток с точностью до миллисекунд. Для целей разрабатываемой системы необходимо использовать тип «</w:t>
+      </w:r>
+      <w:proofErr w:type="spellStart"/>
+      <w:r>
+        <w:rPr>
+          <w:lang w:val="en-US"/>
+        </w:rPr>
+        <w:t>datetime</w:t>
+      </w:r>
+      <w:proofErr w:type="spellEnd"/>
+      <w:r>
+        <w:t>»</w:t>
+      </w:r>
+      <w:r>
+        <w:t xml:space="preserve">. </w:t>
+      </w:r>
+      <w:r>
+        <w:t xml:space="preserve">Тип ссылки на отметку </w:t>
+      </w:r>
+      <w:r>
+        <w:lastRenderedPageBreak/>
+        <w:t>будет таким же, как и у идентификатора в таблице «Отметка», а именно «</w:t>
+      </w:r>
+      <w:proofErr w:type="spellStart"/>
+      <w:r>
+        <w:rPr>
+          <w:lang w:val="en-US"/>
+        </w:rPr>
+        <w:t>int</w:t>
+      </w:r>
+      <w:proofErr w:type="spellEnd"/>
+      <w:r>
+        <w:t>»</w:t>
+      </w:r>
+      <w:r>
+        <w:t>.</w:t>
+      </w:r>
+      <w:r>
+        <w:t xml:space="preserve"> Для каждой созданной отметки будет храниться ровно 1 запись в таблице «Журнал изменений», </w:t>
+      </w:r>
+      <w:r>
+        <w:t>таким образом нет необходимости выделять суррогатный первичный ключ для этой таблицы. Внешний ключ к таблице «Отметка» будет первичным для таблицы «Журнал изменений».</w:t>
+      </w:r>
+    </w:p>
+    <w:p>
+      <w:r>
+        <w:t xml:space="preserve">Таблица «Подгруппа» представляет собой набор записей, характеризующих распределение на подгруппы созданное каждым преподавателем. Для того, чтобы один и тот же студент мог содержаться в разных подгруппах для разных дисциплин и преподавателей, необходимо в каждой записи таблицы «Подгруппа» хранить ссылки на таблицы «Студент», «Сотрудник» и «Дисциплина». Помимо этого, также необходимо хранить номер присваиваемой студенту подгруппы. </w:t>
+      </w:r>
+    </w:p>
+    <w:p>
+      <w:r>
+        <w:t>Таким образом, нео</w:t>
+      </w:r>
+      <w:r>
+        <w:t>бходимо хранить три ссылки на другие таблицы типа «</w:t>
+      </w:r>
+      <w:proofErr w:type="spellStart"/>
+      <w:r>
+        <w:rPr>
+          <w:lang w:val="en-US"/>
+        </w:rPr>
+        <w:t>int</w:t>
+      </w:r>
+      <w:proofErr w:type="spellEnd"/>
+      <w:r>
+        <w:t>»</w:t>
+      </w:r>
+      <w:r>
+        <w:t xml:space="preserve">, </w:t>
+      </w:r>
+      <w:r>
+        <w:t>номер подгруппы, который не может быть больше чем студентов в группе, для чего однозначно хватит диапазона значений типа «</w:t>
+      </w:r>
+      <w:proofErr w:type="spellStart"/>
+      <w:r>
+        <w:rPr>
+          <w:lang w:val="en-US"/>
+        </w:rPr>
+        <w:t>smallint</w:t>
+      </w:r>
+      <w:proofErr w:type="spellEnd"/>
+      <w:r>
+        <w:t>»</w:t>
+      </w:r>
+      <w:r>
+        <w:t xml:space="preserve">, </w:t>
+      </w:r>
+      <w:r>
+        <w:t>а также необходимо выделить идентификатор записи. Для этого будет выделен суррогатный ключ типа «</w:t>
+      </w:r>
+      <w:proofErr w:type="spellStart"/>
+      <w:r>
+        <w:rPr>
+          <w:lang w:val="en-US"/>
+        </w:rPr>
+        <w:t>int</w:t>
+      </w:r>
+      <w:proofErr w:type="spellEnd"/>
+      <w:r>
+        <w:t>».</w:t>
+      </w:r>
+      <w:bookmarkStart w:id="9" w:name="_GoBack"/>
+      <w:bookmarkEnd w:id="9"/>
     </w:p>
     <w:p>
       <w:pPr>
@@ -7640,6 +7803,7 @@
   <w:style w:type="character" w:default="1" w:styleId="a0">
     <w:name w:val="Default Paragraph Font"/>
     <w:uiPriority w:val="1"/>
+    <w:semiHidden/>
     <w:unhideWhenUsed/>
   </w:style>
   <w:style w:type="table" w:default="1" w:styleId="a1">
@@ -8228,7 +8392,7 @@
 </file>
 
 <file path=customXml/itemProps1.xml><?xml version="1.0" encoding="utf-8"?>
-<ds:datastoreItem xmlns:ds="http://schemas.openxmlformats.org/officeDocument/2006/customXml" ds:itemID="{D064FD36-348E-430E-AAAB-B52E8AD63966}">
+<ds:datastoreItem xmlns:ds="http://schemas.openxmlformats.org/officeDocument/2006/customXml" ds:itemID="{8FE826A0-414A-4AEA-A254-711A5D3325E3}">
   <ds:schemaRefs>
     <ds:schemaRef ds:uri="http://schemas.openxmlformats.org/officeDocument/2006/bibliography"/>
   </ds:schemaRefs>

--- a/ВКР/Основная часть.docx
+++ b/ВКР/Основная часть.docx
@@ -182,13 +182,8 @@
         <w:spacing w:line="276" w:lineRule="auto"/>
         <w:ind w:firstLine="0"/>
       </w:pPr>
-      <w:proofErr w:type="spellStart"/>
-      <w:r>
-        <w:t>Нормоконтроль</w:t>
-      </w:r>
-      <w:proofErr w:type="spellEnd"/>
-      <w:r>
-        <w:t xml:space="preserve"> </w:t>
+      <w:r>
+        <w:t xml:space="preserve">Нормоконтроль </w:t>
       </w:r>
       <w:r>
         <w:t xml:space="preserve">                                                                          О.В. Конюхова</w:t>
@@ -1338,25 +1333,15 @@
     </w:p>
     <w:p>
       <w:r>
-        <w:t xml:space="preserve">Эта информация может запрашиваться различными проверяющими инстанциями, такими как </w:t>
-      </w:r>
-      <w:proofErr w:type="spellStart"/>
-      <w:r>
-        <w:t>Рособрнадзор</w:t>
-      </w:r>
-      <w:proofErr w:type="spellEnd"/>
-      <w:r>
-        <w:t xml:space="preserve">, запрашивающий журналы учета </w:t>
+        <w:t xml:space="preserve">Эта информация может запрашиваться различными проверяющими инстанциями, такими как Рособрнадзор, запрашивающий журналы учета </w:t>
       </w:r>
       <w:r>
         <w:lastRenderedPageBreak/>
         <w:t xml:space="preserve">посещаемости и успеваемости в ходе </w:t>
       </w:r>
-      <w:proofErr w:type="spellStart"/>
       <w:r>
         <w:t>аккредитационной</w:t>
       </w:r>
-      <w:proofErr w:type="spellEnd"/>
       <w:r>
         <w:t xml:space="preserve"> экспертизы</w:t>
       </w:r>
@@ -1388,13 +1373,8 @@
         <w:t xml:space="preserve">вроде </w:t>
       </w:r>
       <w:r>
-        <w:t xml:space="preserve"> </w:t>
-      </w:r>
-      <w:proofErr w:type="spellStart"/>
-      <w:r>
-        <w:t>Рособрнадзора</w:t>
-      </w:r>
-      <w:proofErr w:type="spellEnd"/>
+        <w:t xml:space="preserve"> Рособрнадзора</w:t>
+      </w:r>
       <w:proofErr w:type="gramEnd"/>
       <w:r>
         <w:t xml:space="preserve"> или Росстата. Это исключает дублирование информации и ошибки «человеческого фактора», гарантируя, что данные, на основании которых принимаются решения об аттестации студентов или о выделении бюджетных мест, являются актуальными и точными</w:t>
@@ -1709,15 +1689,7 @@
       </w:pPr>
       <w:r>
         <w:lastRenderedPageBreak/>
-        <w:t xml:space="preserve">В связи с распоряжением </w:t>
-      </w:r>
-      <w:proofErr w:type="spellStart"/>
-      <w:r>
-        <w:t>и.о</w:t>
-      </w:r>
-      <w:proofErr w:type="spellEnd"/>
-      <w:r>
-        <w:t>. ректора ОГУ им И.С. Тургенева от 10 февраля 2025 г. деканы обязаны контролировать своевременность заполнения электронного журнала профессорско-преподавательским составом институтов.</w:t>
+        <w:t>В связи с распоряжением и.о. ректора ОГУ им И.С. Тургенева от 10 февраля 2025 г. деканы обязаны контролировать своевременность заполнения электронного журнала профессорско-преподавательским составом институтов.</w:t>
       </w:r>
     </w:p>
     <w:p>
@@ -1734,7 +1706,7 @@
           <w:lang w:eastAsia="ru-RU"/>
         </w:rPr>
         <w:drawing>
-          <wp:inline distT="0" distB="0" distL="0" distR="0">
+          <wp:inline distT="0" distB="0" distL="0" distR="0" wp14:anchorId="7A551778" wp14:editId="2D72420B">
             <wp:extent cx="3552825" cy="5143500"/>
             <wp:effectExtent l="0" t="0" r="9525" b="0"/>
             <wp:docPr id="9" name="Рисунок 9" descr="Последовательность, журнал"/>
@@ -1821,7 +1793,7 @@
           <w:lang w:eastAsia="ru-RU"/>
         </w:rPr>
         <w:drawing>
-          <wp:inline distT="0" distB="0" distL="0" distR="0">
+          <wp:inline distT="0" distB="0" distL="0" distR="0" wp14:anchorId="135C65C2" wp14:editId="5AB87B12">
             <wp:extent cx="3505200" cy="3810000"/>
             <wp:effectExtent l="0" t="0" r="0" b="0"/>
             <wp:docPr id="8" name="Рисунок 8" descr="Последовательность, журнал-Электронный"/>
@@ -1983,15 +1955,7 @@
         <w:ind w:left="-142"/>
       </w:pPr>
       <w:r>
-        <w:t xml:space="preserve">Таким образом, необходимо разработать новую подсистему учета посещаемости и сдачи работ студентами, которая сохранит функционал существующей системы, и добавить в разрабатываемую подсистему </w:t>
-      </w:r>
-      <w:proofErr w:type="spellStart"/>
-      <w:r>
-        <w:t>логирование</w:t>
-      </w:r>
-      <w:proofErr w:type="spellEnd"/>
-      <w:r>
-        <w:t xml:space="preserve"> событий, троичную логику отметок посещаемости, разделение на подгруппы и формирование списка группы на основе проходящего в момент времени занятия.</w:t>
+        <w:t>Таким образом, необходимо разработать новую подсистему учета посещаемости и сдачи работ студентами, которая сохранит функционал существующей системы, и добавить в разрабатываемую подсистему логирование событий, троичную логику отметок посещаемости, разделение на подгруппы и формирование списка группы на основе проходящего в момент времени занятия.</w:t>
       </w:r>
     </w:p>
     <w:p>
@@ -4599,7 +4563,13 @@
         </w:numPr>
       </w:pPr>
       <w:r>
-        <w:t>Возможность деканами просмотра статистики заполнения отметок.</w:t>
+        <w:t xml:space="preserve">Возможность </w:t>
+      </w:r>
+      <w:r>
+        <w:t>руководителями подразделений</w:t>
+      </w:r>
+      <w:r>
+        <w:t xml:space="preserve"> просмотра статистики заполнения отметок.</w:t>
       </w:r>
     </w:p>
     <w:p>
@@ -4816,15 +4786,7 @@
       </w:r>
       <w:r>
         <w:lastRenderedPageBreak/>
-        <w:t>языков программирования для серверной и клиентской частей, существуют готовые программные решения. Подобные программные решения называются «</w:t>
-      </w:r>
-      <w:proofErr w:type="spellStart"/>
-      <w:r>
-        <w:t>фреймворками</w:t>
-      </w:r>
-      <w:proofErr w:type="spellEnd"/>
-      <w:r>
-        <w:t>», и, в отличии от библиотек, расширяющих программу отдельными модулями, они диктуют свою собственную парадигму разработки и предоставляют все необходимые инструменты.</w:t>
+        <w:t>языков программирования для серверной и клиентской частей, существуют готовые программные решения. Подобные программные решения называются «фреймворками», и, в отличии от библиотек, расширяющих программу отдельными модулями, они диктуют свою собственную парадигму разработки и предоставляют все необходимые инструменты.</w:t>
       </w:r>
     </w:p>
     <w:p>
@@ -4897,14 +4859,12 @@
       <w:r>
         <w:t>«</w:t>
       </w:r>
-      <w:proofErr w:type="spellStart"/>
       <w:r>
         <w:rPr>
           <w:lang w:val="en-US"/>
         </w:rPr>
         <w:t>Laravel</w:t>
       </w:r>
-      <w:proofErr w:type="spellEnd"/>
       <w:r>
         <w:t>»</w:t>
       </w:r>
@@ -4924,15 +4884,7 @@
         <w:t xml:space="preserve"> </w:t>
       </w:r>
       <w:r>
-        <w:t xml:space="preserve">страницы), то с использованием </w:t>
-      </w:r>
-      <w:proofErr w:type="spellStart"/>
-      <w:r>
-        <w:t>фреймворков</w:t>
-      </w:r>
-      <w:proofErr w:type="spellEnd"/>
-      <w:r>
-        <w:t xml:space="preserve"> клиентской части можно расположить модуль формирования </w:t>
+        <w:t xml:space="preserve">страницы), то с использованием фреймворков клиентской части можно расположить модуль формирования </w:t>
       </w:r>
       <w:r>
         <w:rPr>
@@ -4954,15 +4906,7 @@
     </w:p>
     <w:p>
       <w:r>
-        <w:t xml:space="preserve">Сайт университета использует </w:t>
-      </w:r>
-      <w:proofErr w:type="spellStart"/>
-      <w:r>
-        <w:t>фреймворк</w:t>
-      </w:r>
-      <w:proofErr w:type="spellEnd"/>
-      <w:r>
-        <w:t xml:space="preserve"> «</w:t>
+        <w:t>Сайт университета использует фреймворк «</w:t>
       </w:r>
       <w:r>
         <w:rPr>
@@ -4986,15 +4930,7 @@
         <w:t xml:space="preserve">, </w:t>
       </w:r>
       <w:r>
-        <w:t xml:space="preserve">с использованием инструментов этого </w:t>
-      </w:r>
-      <w:proofErr w:type="spellStart"/>
-      <w:r>
-        <w:t>фреймворка</w:t>
-      </w:r>
-      <w:proofErr w:type="spellEnd"/>
-      <w:r>
-        <w:t xml:space="preserve"> написан весь существующий функционал сайта. Выделение отдельного сервера для разрабатываемой подсистемы будет сильно контрастировать с архитектурой остальных модулей. Этот подход приведет к усложнению архитектуры, так как помимо сервера самого сайта придется еще обслуживать сервер подсистемы. </w:t>
+        <w:t xml:space="preserve">с использованием инструментов этого фреймворка написан весь существующий функционал сайта. Выделение отдельного сервера для разрабатываемой подсистемы будет сильно контрастировать с архитектурой остальных модулей. Этот подход приведет к усложнению архитектуры, так как помимо сервера самого сайта придется еще обслуживать сервер подсистемы. </w:t>
       </w:r>
       <w:r>
         <w:t>Кроме того, это усложнит поддержку самой разрабатываемой системы</w:t>
@@ -5043,15 +4979,7 @@
     </w:p>
     <w:p>
       <w:r>
-        <w:t xml:space="preserve">Интерактивность и динамическое поведение элементов интерфейса реализуются на языке </w:t>
-      </w:r>
-      <w:proofErr w:type="spellStart"/>
-      <w:r>
-        <w:t>JavaScript</w:t>
-      </w:r>
-      <w:proofErr w:type="spellEnd"/>
-      <w:r>
-        <w:t>, который является основным и наиболее распространенным языком программирования для выполнения кода на стороне клиента в браузере.</w:t>
+        <w:t>Интерактивность и динамическое поведение элементов интерфейса реализуются на языке JavaScript, который является основным и наиболее распространенным языком программирования для выполнения кода на стороне клиента в браузере.</w:t>
       </w:r>
     </w:p>
     <w:p>
@@ -5098,29 +5026,8 @@
     </w:p>
     <w:p>
       <w:r>
-        <w:t xml:space="preserve">Для написания и редактирования исходного кода выбрана среда разработки </w:t>
-      </w:r>
-      <w:proofErr w:type="spellStart"/>
-      <w:r>
-        <w:t>Visual</w:t>
-      </w:r>
-      <w:proofErr w:type="spellEnd"/>
-      <w:r>
-        <w:t xml:space="preserve"> </w:t>
-      </w:r>
-      <w:proofErr w:type="spellStart"/>
-      <w:r>
-        <w:t>Studio</w:t>
-      </w:r>
-      <w:proofErr w:type="spellEnd"/>
-      <w:r>
-        <w:t xml:space="preserve"> </w:t>
-      </w:r>
-      <w:proofErr w:type="spellStart"/>
-      <w:r>
-        <w:t>Code</w:t>
-      </w:r>
-      <w:proofErr w:type="spellEnd"/>
+        <w:t>Для написания и редактирования исходного кода выбрана среда разработки Visual Studio Code</w:t>
+      </w:r>
       <w:r>
         <w:t xml:space="preserve">, </w:t>
       </w:r>
@@ -5145,208 +5052,11 @@
       </w:r>
     </w:p>
     <w:p>
-      <w:r>
-        <w:t xml:space="preserve">Сайт университета реализует клиент-серверную архитектуру. </w:t>
-      </w:r>
-      <w:r>
-        <w:rPr>
-          <w:lang w:val="en-US"/>
-        </w:rPr>
-        <w:t>Zend</w:t>
-      </w:r>
-      <w:r>
-        <w:t xml:space="preserve"> </w:t>
-      </w:r>
-      <w:r>
-        <w:rPr>
-          <w:lang w:val="en-US"/>
-        </w:rPr>
-        <w:t>Framework</w:t>
-      </w:r>
-      <w:r>
-        <w:t xml:space="preserve"> </w:t>
-      </w:r>
-      <w:r>
-        <w:t xml:space="preserve">основывается на принципах </w:t>
-      </w:r>
-      <w:r>
-        <w:t xml:space="preserve">архитектурного шаблона </w:t>
-      </w:r>
-      <w:r>
-        <w:rPr>
-          <w:lang w:val="en-US"/>
-        </w:rPr>
-        <w:t>MVC</w:t>
-      </w:r>
-      <w:r>
-        <w:t>.</w:t>
-      </w:r>
-      <w:r>
-        <w:t xml:space="preserve"> Все модули сайта придерживаются, согласно шаблону </w:t>
-      </w:r>
-      <w:r>
-        <w:rPr>
-          <w:lang w:val="en-US"/>
-        </w:rPr>
-        <w:t>MVC</w:t>
-      </w:r>
-      <w:r>
-        <w:t>, разделения на модель (</w:t>
-      </w:r>
-      <w:r>
-        <w:rPr>
-          <w:lang w:val="en-US"/>
-        </w:rPr>
-        <w:t>model</w:t>
-      </w:r>
-      <w:r>
-        <w:t>), представление</w:t>
-      </w:r>
-      <w:r>
-        <w:t xml:space="preserve"> (</w:t>
-      </w:r>
-      <w:r>
-        <w:rPr>
-          <w:lang w:val="en-US"/>
-        </w:rPr>
-        <w:t>view</w:t>
-      </w:r>
-      <w:r>
-        <w:t>)</w:t>
-      </w:r>
-      <w:r>
-        <w:t xml:space="preserve"> и контроллер</w:t>
-      </w:r>
-      <w:r>
-        <w:t xml:space="preserve"> (</w:t>
-      </w:r>
-      <w:r>
-        <w:rPr>
-          <w:lang w:val="en-US"/>
-        </w:rPr>
-        <w:t>controller</w:t>
-      </w:r>
-      <w:r>
-        <w:t>)</w:t>
-      </w:r>
-      <w:r>
-        <w:t>.</w:t>
-      </w:r>
-      <w:r>
-        <w:t xml:space="preserve"> </w:t>
-      </w:r>
-    </w:p>
-    <w:p>
-      <w:r>
-        <w:t>Модель представляет из себя программный модуль, отвечающий за обработку данных. В модели происходит обращение к базе данных, форматирование ответов, работа с кодировкой и т.д.</w:t>
-      </w:r>
-    </w:p>
-    <w:p>
-      <w:r>
-        <w:t xml:space="preserve">Представление в каждом модуле отвечает за отображение данных из модели для пользователя и реакцию на изменения модели и действия пользователя.  </w:t>
-      </w:r>
-    </w:p>
-    <w:p>
-      <w:r>
-        <w:t>Контроллер связывает модель и представление между собой, интерпретируя действия пользователя и изменяя модель.</w:t>
-      </w:r>
-    </w:p>
-    <w:p>
-      <w:r>
-        <w:br w:type="page"/>
-      </w:r>
-    </w:p>
-    <w:p>
-      <w:pPr>
-        <w:pStyle w:val="1"/>
-      </w:pPr>
-      <w:bookmarkStart w:id="8" w:name="_Toc216374963"/>
-      <w:r>
-        <w:lastRenderedPageBreak/>
-        <w:t>2 ОПРЕДЕЛЕНИЕ СПЕЦИФИКАЦИЙ ПРОГРАММНОГО ОБЕСПЕЧЕНИЯ</w:t>
-      </w:r>
-      <w:bookmarkEnd w:id="8"/>
-    </w:p>
-    <w:p>
-      <w:pPr>
-        <w:pStyle w:val="2"/>
-      </w:pPr>
-      <w:r>
-        <w:t>2.</w:t>
-      </w:r>
-      <w:r>
-        <w:t>1</w:t>
-      </w:r>
-      <w:r>
-        <w:t xml:space="preserve"> Определение функциональных спецификаций</w:t>
-      </w:r>
-    </w:p>
-    <w:p>
-      <w:r>
-        <w:t>Необходимо выделить конкретные возможности пользователей системы. В системе будут существовать 3 типа пользователей – Преподаватель, Студент и Декан.</w:t>
-      </w:r>
-    </w:p>
-    <w:p>
-      <w:r>
-        <w:t>Исходя из функциональных требований к системе из п. 1.4 настоящей работы пользователи с ролью Преподаватель должны иметь возможности по редактированию отметок посещаемости и отметок о сдаче лабораторных и практических работ, возможности по редактированию комментариев к занятиям, возможность получить список группы на текущий момент времени, а также возможность разделять студентов в группах на подгруппы.</w:t>
-      </w:r>
-    </w:p>
-    <w:p>
-      <w:r>
-        <w:t>Деканы, в связи с необходимостью контролировать своевременность заполнения электронного журнала профессорско-преподавательским составом, должны иметь возможность по просмотру отчетной статистики по конкретному преподавателю или студенту в определенных временных рамках.</w:t>
-      </w:r>
-    </w:p>
-    <w:p>
-      <w:r>
-        <w:t>Студент в разрабатываемой системе не вносит и не изменяет никаких данных. Ему должны быть предоставлены возможности по просмотру собственных отметок в электронном журнале, после авторизации в информационной среде университета через личный кабинет.</w:t>
-      </w:r>
-    </w:p>
-    <w:p>
-      <w:r>
-        <w:t xml:space="preserve">Рассмотренные возможности </w:t>
-      </w:r>
-      <w:r>
-        <w:t xml:space="preserve">и их распределение между ролями пользователей в системе можно наглядно увидеть на </w:t>
-      </w:r>
-      <w:r>
-        <w:rPr>
-          <w:lang w:val="en-US"/>
-        </w:rPr>
-        <w:t>Use</w:t>
-      </w:r>
-      <w:r>
-        <w:t>-</w:t>
-      </w:r>
-      <w:r>
-        <w:rPr>
-          <w:lang w:val="en-US"/>
-        </w:rPr>
-        <w:t>Case</w:t>
-      </w:r>
-      <w:r>
-        <w:t xml:space="preserve"> </w:t>
-      </w:r>
-      <w:r>
-        <w:t>диаграмме (Рисунок 2.</w:t>
-      </w:r>
-      <w:r>
-        <w:t>1</w:t>
-      </w:r>
-      <w:r>
-        <w:t>.1).</w:t>
-      </w:r>
-    </w:p>
-    <w:p>
-      <w:pPr>
-        <w:jc w:val="center"/>
-      </w:pPr>
-      <w:r>
-        <w:rPr>
-          <w:noProof/>
-          <w:lang w:eastAsia="ru-RU"/>
-        </w:rPr>
-        <w:lastRenderedPageBreak/>
-        <w:pict>
+      <w:pPr>
+        <w:pStyle w:val="ae"/>
+      </w:pPr>
+      <w:r>
+        <w:pict w14:anchorId="5AF158CA">
           <v:shapetype id="_x0000_t75" coordsize="21600,21600" o:spt="75" o:preferrelative="t" path="m@4@5l@4@11@9@11@9@5xe" filled="f" stroked="f">
             <v:stroke joinstyle="miter"/>
             <v:formulas>
@@ -5366,11 +5076,242 @@
             <v:path o:extrusionok="f" gradientshapeok="t" o:connecttype="rect"/>
             <o:lock v:ext="edit" aspectratio="t"/>
           </v:shapetype>
-          <v:shape id="_x0000_i1030" type="#_x0000_t75" style="width:423.6pt;height:579.45pt">
-            <v:imagedata r:id="rId19" o:title="Спецификации-Use - case.drawio"/>
+          <v:shape id="_x0000_i1030" type="#_x0000_t75" style="width:292.4pt;height:444.05pt">
+            <v:imagedata r:id="rId19" o:title="MVC-Страница — 1.drawio"/>
           </v:shape>
         </w:pict>
       </w:r>
+    </w:p>
+    <w:p>
+      <w:pPr>
+        <w:pStyle w:val="ae"/>
+      </w:pPr>
+      <w:r>
+        <w:t>Рисунок 1.6.1 – Обобщенная архитектура разрабатываемой системы</w:t>
+      </w:r>
+    </w:p>
+    <w:p>
+      <w:r>
+        <w:t xml:space="preserve">Сайт университета реализует клиент-серверную архитектуру. </w:t>
+      </w:r>
+      <w:r>
+        <w:rPr>
+          <w:lang w:val="en-US"/>
+        </w:rPr>
+        <w:t>Zend</w:t>
+      </w:r>
+      <w:r>
+        <w:t xml:space="preserve"> </w:t>
+      </w:r>
+      <w:r>
+        <w:rPr>
+          <w:lang w:val="en-US"/>
+        </w:rPr>
+        <w:t>Framework</w:t>
+      </w:r>
+      <w:r>
+        <w:t xml:space="preserve"> </w:t>
+      </w:r>
+      <w:r>
+        <w:t xml:space="preserve">основывается на принципах архитектурного шаблона </w:t>
+      </w:r>
+      <w:r>
+        <w:rPr>
+          <w:lang w:val="en-US"/>
+        </w:rPr>
+        <w:t>MVC</w:t>
+      </w:r>
+      <w:r>
+        <w:t xml:space="preserve">. Все модули сайта придерживаются, согласно шаблону </w:t>
+      </w:r>
+      <w:r>
+        <w:rPr>
+          <w:lang w:val="en-US"/>
+        </w:rPr>
+        <w:t>MVC</w:t>
+      </w:r>
+      <w:r>
+        <w:t>, разделения на модель (</w:t>
+      </w:r>
+      <w:r>
+        <w:rPr>
+          <w:lang w:val="en-US"/>
+        </w:rPr>
+        <w:t>model</w:t>
+      </w:r>
+      <w:r>
+        <w:t>), представление</w:t>
+      </w:r>
+      <w:r>
+        <w:t xml:space="preserve"> (</w:t>
+      </w:r>
+      <w:r>
+        <w:rPr>
+          <w:lang w:val="en-US"/>
+        </w:rPr>
+        <w:t>view</w:t>
+      </w:r>
+      <w:r>
+        <w:t>)</w:t>
+      </w:r>
+      <w:r>
+        <w:t xml:space="preserve"> и контроллер</w:t>
+      </w:r>
+      <w:r>
+        <w:t xml:space="preserve"> (</w:t>
+      </w:r>
+      <w:r>
+        <w:rPr>
+          <w:lang w:val="en-US"/>
+        </w:rPr>
+        <w:t>controller</w:t>
+      </w:r>
+      <w:r>
+        <w:t>)</w:t>
+      </w:r>
+      <w:r>
+        <w:t>.</w:t>
+      </w:r>
+      <w:r>
+        <w:t xml:space="preserve"> </w:t>
+      </w:r>
+    </w:p>
+    <w:p>
+      <w:r>
+        <w:t>Модель представляет из себя программный модуль, отвечающий за обработку данных. В модели происходит обращение к базе данных, форматирование ответов, работа с кодировкой и т.д.</w:t>
+      </w:r>
+    </w:p>
+    <w:p>
+      <w:r>
+        <w:lastRenderedPageBreak/>
+        <w:t xml:space="preserve">Представление в каждом модуле отвечает за отображение данных из модели для пользователя и реакцию на изменения модели и действия пользователя.  </w:t>
+      </w:r>
+    </w:p>
+    <w:p>
+      <w:r>
+        <w:t>Контроллер связывает модель и представление между собой, интерпретируя действия пользователя и изменяя модель.</w:t>
+      </w:r>
+      <w:r>
+        <w:t xml:space="preserve"> </w:t>
+      </w:r>
+    </w:p>
+    <w:p>
+      <w:r>
+        <w:t>Описанная выше архитектура представлена на рисунке 1.6.1.</w:t>
+      </w:r>
+    </w:p>
+    <w:p>
+      <w:pPr>
+        <w:pStyle w:val="ae"/>
+      </w:pPr>
+      <w:r>
+        <w:br w:type="page"/>
+      </w:r>
+    </w:p>
+    <w:p>
+      <w:pPr>
+        <w:pStyle w:val="1"/>
+      </w:pPr>
+      <w:bookmarkStart w:id="8" w:name="_Toc216374963"/>
+      <w:r>
+        <w:lastRenderedPageBreak/>
+        <w:t>2 ОПРЕДЕЛЕНИЕ СПЕЦИФИКАЦИЙ ПРОГРАММНОГО ОБЕСПЕЧЕНИЯ</w:t>
+      </w:r>
+      <w:bookmarkEnd w:id="8"/>
+    </w:p>
+    <w:p>
+      <w:pPr>
+        <w:pStyle w:val="2"/>
+      </w:pPr>
+      <w:r>
+        <w:t>2.</w:t>
+      </w:r>
+      <w:r>
+        <w:t>1</w:t>
+      </w:r>
+      <w:r>
+        <w:t xml:space="preserve"> Определение функциональных спецификаций</w:t>
+      </w:r>
+    </w:p>
+    <w:p>
+      <w:r>
+        <w:t xml:space="preserve">Необходимо выделить конкретные возможности пользователей системы. В системе будут существовать 3 типа пользователей – Преподаватель, Студент и </w:t>
+      </w:r>
+      <w:r>
+        <w:t>Руководитель подразделения.</w:t>
+      </w:r>
+    </w:p>
+    <w:p>
+      <w:r>
+        <w:t>Исходя из функциональных требований к системе из п. 1.4 настоящей работы пользователи с ролью Преподаватель должны иметь возможности по редактированию отметок посещаемости и отметок о сдаче лабораторных и практических работ, возможности по редактированию комментариев к занятиям, возможность получить список группы на текущий момент времени, а также возможность разделять студентов в группах на подгруппы.</w:t>
+      </w:r>
+    </w:p>
+    <w:p>
+      <w:r>
+        <w:t>Руководители подразделений</w:t>
+      </w:r>
+      <w:r>
+        <w:t>, в связи с необходимостью контролировать своевременность заполнения электронного журнала профессорско-преподавательским составом, должны иметь возможность по просмотру отчетной статистики по конкретному преподавателю или студенту в определенных временных рамках.</w:t>
+      </w:r>
+    </w:p>
+    <w:p>
+      <w:r>
+        <w:t>Студент в разрабатываемой системе не вносит и не изменяет никаких данных. Ему должны быть предоставлены возможности по просмотру собственных отметок в электронном журнале, после авторизации в информационной среде университета через личный кабинет.</w:t>
+      </w:r>
+    </w:p>
+    <w:p>
+      <w:r>
+        <w:t xml:space="preserve">Рассмотренные возможности </w:t>
+      </w:r>
+      <w:r>
+        <w:t xml:space="preserve">и их распределение между ролями пользователей в системе можно наглядно увидеть на </w:t>
+      </w:r>
+      <w:r>
+        <w:rPr>
+          <w:lang w:val="en-US"/>
+        </w:rPr>
+        <w:t>Use</w:t>
+      </w:r>
+      <w:r>
+        <w:t>-</w:t>
+      </w:r>
+      <w:r>
+        <w:rPr>
+          <w:lang w:val="en-US"/>
+        </w:rPr>
+        <w:t>Case</w:t>
+      </w:r>
+      <w:r>
+        <w:t xml:space="preserve"> </w:t>
+      </w:r>
+      <w:r>
+        <w:t>диаграмме (Рисунок 2.</w:t>
+      </w:r>
+      <w:r>
+        <w:t>1</w:t>
+      </w:r>
+      <w:r>
+        <w:t>.1).</w:t>
+      </w:r>
+    </w:p>
+    <w:p>
+      <w:pPr>
+        <w:jc w:val="center"/>
+      </w:pPr>
+      <w:r>
+        <w:rPr>
+          <w:noProof/>
+          <w:lang w:eastAsia="ru-RU"/>
+        </w:rPr>
+        <w:lastRenderedPageBreak/>
+        <w:pict w14:anchorId="582B2141">
+          <v:shape id="_x0000_i1037" type="#_x0000_t75" style="width:422pt;height:574.6pt">
+            <v:imagedata r:id="rId20" o:title="Спецификации-Use - case.drawio"/>
+          </v:shape>
+        </w:pict>
+      </w:r>
+      <w:bookmarkStart w:id="9" w:name="_GoBack"/>
+      <w:bookmarkEnd w:id="9"/>
     </w:p>
     <w:p>
       <w:pPr>
@@ -5513,7 +5454,7 @@
         <mc:AlternateContent>
           <mc:Choice Requires="wps">
             <w:drawing>
-              <wp:anchor distT="45720" distB="45720" distL="114300" distR="114300" simplePos="0" relativeHeight="251657216" behindDoc="0" locked="0" layoutInCell="1" allowOverlap="1">
+              <wp:anchor distT="45720" distB="45720" distL="114300" distR="114300" simplePos="0" relativeHeight="251657216" behindDoc="0" locked="0" layoutInCell="1" allowOverlap="1" wp14:anchorId="75A8D66F" wp14:editId="69376984">
                 <wp:simplePos x="0" y="0"/>
                 <wp:positionH relativeFrom="column">
                   <wp:posOffset>2957830</wp:posOffset>
@@ -5585,7 +5526,7 @@
               </wp:anchor>
             </w:drawing>
           </mc:Choice>
-          <mc:Fallback>
+          <mc:Fallback xmlns:w16sdtfl="http://schemas.microsoft.com/office/word/2024/wordml/sdtformatlock" xmlns:w16sdtdh="http://schemas.microsoft.com/office/word/2020/wordml/sdtdatahash" xmlns:w16du="http://schemas.microsoft.com/office/word/2023/wordml/word16du" xmlns:w16="http://schemas.microsoft.com/office/word/2018/wordml" xmlns:w16cid="http://schemas.microsoft.com/office/word/2016/wordml/cid" xmlns:w16cex="http://schemas.microsoft.com/office/word/2018/wordml/cex" xmlns:oel="http://schemas.microsoft.com/office/2019/extlst" xmlns:am3d="http://schemas.microsoft.com/office/drawing/2017/model3d" xmlns:aink="http://schemas.microsoft.com/office/drawing/2016/ink" xmlns:cx8="http://schemas.microsoft.com/office/drawing/2016/5/14/chartex" xmlns:cx7="http://schemas.microsoft.com/office/drawing/2016/5/13/chartex" xmlns:cx6="http://schemas.microsoft.com/office/drawing/2016/5/12/chartex" xmlns:cx5="http://schemas.microsoft.com/office/drawing/2016/5/11/chartex" xmlns:cx4="http://schemas.microsoft.com/office/drawing/2016/5/10/chartex" xmlns:cx3="http://schemas.microsoft.com/office/drawing/2016/5/9/chartex" xmlns:cx2="http://schemas.microsoft.com/office/drawing/2015/10/21/chartex">
             <w:pict>
               <v:shapetype id="_x0000_t202" coordsize="21600,21600" o:spt="202" path="m,l,21600r21600,l21600,xe">
                 <v:stroke joinstyle="miter"/>
@@ -5622,7 +5563,7 @@
           <w:lang w:eastAsia="ru-RU"/>
         </w:rPr>
         <w:drawing>
-          <wp:inline distT="0" distB="0" distL="0" distR="0">
+          <wp:inline distT="0" distB="0" distL="0" distR="0" wp14:anchorId="0DD7DD46" wp14:editId="2D50849F">
             <wp:extent cx="4124325" cy="8343900"/>
             <wp:effectExtent l="0" t="0" r="9525" b="0"/>
             <wp:docPr id="13" name="Рисунок 5" descr="Состояния_и_переходов"/>
@@ -5639,7 +5580,7 @@
                     </pic:cNvPicPr>
                   </pic:nvPicPr>
                   <pic:blipFill>
-                    <a:blip r:embed="rId20">
+                    <a:blip r:embed="rId21">
                       <a:extLst>
                         <a:ext uri="{28A0092B-C50C-407E-A947-70E740481C1C}">
                           <a14:useLocalDpi xmlns:a14="http://schemas.microsoft.com/office/drawing/2010/main" val="0"/>
@@ -5698,7 +5639,7 @@
           <w:lang w:eastAsia="ru-RU"/>
         </w:rPr>
         <w:drawing>
-          <wp:inline distT="0" distB="0" distL="0" distR="0">
+          <wp:inline distT="0" distB="0" distL="0" distR="0" wp14:anchorId="04FC9877" wp14:editId="6971B265">
             <wp:extent cx="5267325" cy="3514725"/>
             <wp:effectExtent l="0" t="0" r="9525" b="9525"/>
             <wp:docPr id="12" name="Рисунок 6" descr="Состояния_и_переходов-подгруппы"/>
@@ -5715,7 +5656,7 @@
                     </pic:cNvPicPr>
                   </pic:nvPicPr>
                   <pic:blipFill>
-                    <a:blip r:embed="rId21">
+                    <a:blip r:embed="rId22">
                       <a:extLst>
                         <a:ext uri="{28A0092B-C50C-407E-A947-70E740481C1C}">
                           <a14:useLocalDpi xmlns:a14="http://schemas.microsoft.com/office/drawing/2010/main" val="0"/>
@@ -5783,7 +5724,7 @@
         </w:rPr>
         <w:lastRenderedPageBreak/>
         <w:drawing>
-          <wp:inline distT="0" distB="0" distL="0" distR="0">
+          <wp:inline distT="0" distB="0" distL="0" distR="0" wp14:anchorId="49D5AA20" wp14:editId="24EC7ADF">
             <wp:extent cx="5562600" cy="3400425"/>
             <wp:effectExtent l="0" t="0" r="0" b="9525"/>
             <wp:docPr id="11" name="Рисунок 7" descr="Состояния_и_переходов-статистика"/>
@@ -5800,7 +5741,7 @@
                     </pic:cNvPicPr>
                   </pic:nvPicPr>
                   <pic:blipFill>
-                    <a:blip r:embed="rId22">
+                    <a:blip r:embed="rId23">
                       <a:extLst>
                         <a:ext uri="{28A0092B-C50C-407E-A947-70E740481C1C}">
                           <a14:useLocalDpi xmlns:a14="http://schemas.microsoft.com/office/drawing/2010/main" val="0"/>
@@ -5968,9 +5909,9 @@
           <w:lang w:eastAsia="ru-RU"/>
         </w:rPr>
         <w:lastRenderedPageBreak/>
-        <w:pict>
-          <v:shape id="_x0000_i1025" type="#_x0000_t75" style="width:467.15pt;height:487.2pt">
-            <v:imagedata r:id="rId23" o:title="Спецификации-ER"/>
+        <w:pict w14:anchorId="1F329069">
+          <v:shape id="_x0000_i1026" type="#_x0000_t75" style="width:467.15pt;height:487.2pt">
+            <v:imagedata r:id="rId24" o:title="Спецификации-ER"/>
           </v:shape>
         </w:pict>
       </w:r>
@@ -6091,9 +6032,9 @@
           <w:noProof/>
           <w:lang w:eastAsia="ru-RU"/>
         </w:rPr>
-        <w:pict>
-          <v:shape id="_x0000_i1026" type="#_x0000_t75" style="width:389.8pt;height:285.65pt">
-            <v:imagedata r:id="rId24" o:title="MVC-Модули.drawio"/>
+        <w:pict w14:anchorId="71DAC5FD">
+          <v:shape id="_x0000_i1027" type="#_x0000_t75" style="width:389.8pt;height:285.65pt">
+            <v:imagedata r:id="rId25" o:title="MVC-Модули"/>
           </v:shape>
         </w:pict>
       </w:r>
@@ -6147,16 +6088,7 @@
         <w:t xml:space="preserve"> Компоненты этого модуля будут обращаться к базе данных и получать посредством различных запросов необходимые записи. Данные, полученные таким образом уже смогут быть проанализированы, но еще не подготовлены для отображения пользователю. Этот функционал реализуют компоненты следующего модуля.</w:t>
       </w:r>
       <w:r>
-        <w:t xml:space="preserve"> </w:t>
-      </w:r>
-      <w:r>
-        <w:t xml:space="preserve">Для сохранения изменений, внесенных пользователем в базу </w:t>
-      </w:r>
-      <w:r>
-        <w:t>данных,</w:t>
-      </w:r>
-      <w:r>
-        <w:t xml:space="preserve"> вводится компонент изменения данных. Пользователь получает после выбора всех опций сформированные и отформатированные данные в виде таблиц, и в результате своих действий с таблицами на клиентской стороне системы изменяет данные в базе. </w:t>
+        <w:t xml:space="preserve"> Для сохранения изменений, внесенных пользователем в базу данных, вводится компонент изменения данных. Пользователь получает после выбора всех опций сформированные и отформатированные данные в виде таблиц, и в результате своих действий с таблицами на клиентской стороне системы изменяет данные в базе. </w:t>
       </w:r>
     </w:p>
     <w:p>
@@ -6245,7 +6177,19 @@
         <w:rPr>
           <w:highlight w:val="yellow"/>
         </w:rPr>
-        <w:t xml:space="preserve"> в п. 2.3?)</w:t>
+        <w:t xml:space="preserve"> в п. 2.3?</w:t>
+      </w:r>
+      <w:r>
+        <w:rPr>
+          <w:highlight w:val="yellow"/>
+        </w:rPr>
+        <w:t xml:space="preserve">  Сюда наверно можно вставить физическую схему если её не будет где-то дальше. А так можно без схемы тогда.</w:t>
+      </w:r>
+      <w:r>
+        <w:rPr>
+          <w:highlight w:val="yellow"/>
+        </w:rPr>
+        <w:t>)</w:t>
       </w:r>
       <w:r>
         <w:t xml:space="preserve"> Как описывалось в п. 2.3 настоящей работы, для разрабатываемой системы большинство сущностей являются внешними и используются только для чтения. Изменять и добавлять данные система будет для сущностей «Подгруппа», «Журнал изменений» и «Отметка».</w:t>
@@ -6314,14 +6258,12 @@
       <w:r>
         <w:t>который сохраняет лишь дату, а также «</w:t>
       </w:r>
-      <w:proofErr w:type="spellStart"/>
       <w:r>
         <w:rPr>
           <w:lang w:val="en-US"/>
         </w:rPr>
         <w:t>datetime</w:t>
       </w:r>
-      <w:proofErr w:type="spellEnd"/>
       <w:r>
         <w:t>»</w:t>
       </w:r>
@@ -6329,16 +6271,18 @@
         <w:t xml:space="preserve">, </w:t>
       </w:r>
       <w:r>
-        <w:t>сохраняющий помимо даты еще и время суток с точностью до миллисекунд. Для целей разрабатываемой системы необходимо использовать тип «</w:t>
-      </w:r>
-      <w:proofErr w:type="spellStart"/>
+        <w:t xml:space="preserve">сохраняющий помимо даты еще и время суток с точностью до миллисекунд. Для целей разрабатываемой </w:t>
+      </w:r>
+      <w:r>
+        <w:lastRenderedPageBreak/>
+        <w:t>системы необходимо использовать тип «</w:t>
+      </w:r>
       <w:r>
         <w:rPr>
           <w:lang w:val="en-US"/>
         </w:rPr>
         <w:t>datetime</w:t>
       </w:r>
-      <w:proofErr w:type="spellEnd"/>
       <w:r>
         <w:t>»</w:t>
       </w:r>
@@ -6346,20 +6290,14 @@
         <w:t xml:space="preserve">. </w:t>
       </w:r>
       <w:r>
-        <w:t xml:space="preserve">Тип ссылки на отметку </w:t>
-      </w:r>
-      <w:r>
-        <w:lastRenderedPageBreak/>
-        <w:t>будет таким же, как и у идентификатора в таблице «Отметка», а именно «</w:t>
-      </w:r>
-      <w:proofErr w:type="spellStart"/>
+        <w:t>Тип ссылки на отметку будет таким же, как и у идентификатора в таблице «Отметка», а именно «</w:t>
+      </w:r>
       <w:r>
         <w:rPr>
           <w:lang w:val="en-US"/>
         </w:rPr>
         <w:t>int</w:t>
       </w:r>
-      <w:proofErr w:type="spellEnd"/>
       <w:r>
         <w:t>»</w:t>
       </w:r>
@@ -6419,19 +6357,15 @@
       <w:r>
         <w:t>а также необходимо выделить идентификатор записи. Для этого будет выделен суррогатный ключ типа «</w:t>
       </w:r>
-      <w:proofErr w:type="spellStart"/>
       <w:r>
         <w:rPr>
           <w:lang w:val="en-US"/>
         </w:rPr>
         <w:t>int</w:t>
       </w:r>
-      <w:proofErr w:type="spellEnd"/>
       <w:r>
         <w:t>».</w:t>
       </w:r>
-      <w:bookmarkStart w:id="9" w:name="_GoBack"/>
-      <w:bookmarkEnd w:id="9"/>
     </w:p>
     <w:p>
       <w:pPr>
@@ -6513,7 +6447,7 @@
       <w:r>
         <w:t xml:space="preserve">3. </w:t>
       </w:r>
-      <w:hyperlink r:id="rId25" w:history="1">
+      <w:hyperlink r:id="rId26" w:history="1">
         <w:r>
           <w:rPr>
             <w:rStyle w:val="a9"/>
@@ -6609,7 +6543,7 @@
       <w:r>
         <w:t xml:space="preserve">4. </w:t>
       </w:r>
-      <w:hyperlink r:id="rId26" w:history="1">
+      <w:hyperlink r:id="rId27" w:history="1">
         <w:r>
           <w:rPr>
             <w:rStyle w:val="a9"/>
@@ -6622,7 +6556,7 @@
       <w:r>
         <w:t xml:space="preserve">5. </w:t>
       </w:r>
-      <w:hyperlink r:id="rId27" w:history="1">
+      <w:hyperlink r:id="rId28" w:history="1">
         <w:r>
           <w:rPr>
             <w:rStyle w:val="a9"/>
@@ -6637,7 +6571,7 @@
     <w:p/>
     <w:p/>
     <w:sectPr>
-      <w:headerReference w:type="default" r:id="rId28"/>
+      <w:headerReference w:type="default" r:id="rId29"/>
       <w:pgSz w:w="11906" w:h="16838"/>
       <w:pgMar w:top="1134" w:right="851" w:bottom="1134" w:left="1701" w:header="709" w:footer="709" w:gutter="0"/>
       <w:pgNumType w:start="1"/>
@@ -6717,7 +6651,7 @@
           <w:rPr>
             <w:noProof/>
           </w:rPr>
-          <w:t>34</w:t>
+          <w:t>36</w:t>
         </w:r>
         <w:r>
           <w:fldChar w:fldCharType="end"/>
@@ -7997,8 +7931,8 @@
       <w:szCs w:val="24"/>
     </w:rPr>
   </w:style>
-  <w:style w:type="character" w:customStyle="1" w:styleId="UnresolvedMention">
-    <w:name w:val="Unresolved Mention"/>
+  <w:style w:type="character" w:customStyle="1" w:styleId="12">
+    <w:name w:val="Неразрешенное упоминание1"/>
     <w:basedOn w:val="a0"/>
     <w:uiPriority w:val="99"/>
     <w:semiHidden/>
@@ -8392,7 +8326,7 @@
 </file>
 
 <file path=customXml/itemProps1.xml><?xml version="1.0" encoding="utf-8"?>
-<ds:datastoreItem xmlns:ds="http://schemas.openxmlformats.org/officeDocument/2006/customXml" ds:itemID="{8FE826A0-414A-4AEA-A254-711A5D3325E3}">
+<ds:datastoreItem xmlns:ds="http://schemas.openxmlformats.org/officeDocument/2006/customXml" ds:itemID="{BC4D815B-BE9B-4E6D-AF38-546B5119F028}">
   <ds:schemaRefs>
     <ds:schemaRef ds:uri="http://schemas.openxmlformats.org/officeDocument/2006/bibliography"/>
   </ds:schemaRefs>

--- a/ВКР/Основная часть.docx
+++ b/ВКР/Основная часть.docx
@@ -5076,8 +5076,8 @@
             <v:path o:extrusionok="f" gradientshapeok="t" o:connecttype="rect"/>
             <o:lock v:ext="edit" aspectratio="t"/>
           </v:shapetype>
-          <v:shape id="_x0000_i1030" type="#_x0000_t75" style="width:292.4pt;height:444.05pt">
-            <v:imagedata r:id="rId19" o:title="MVC-Страница — 1.drawio"/>
+          <v:shape id="_x0000_i1025" type="#_x0000_t75" style="width:292.4pt;height:444.05pt">
+            <v:imagedata r:id="rId19" o:title="MVC-Страница — 1"/>
           </v:shape>
         </w:pict>
       </w:r>
@@ -5189,10 +5189,7 @@
     </w:p>
     <w:p>
       <w:r>
-        <w:t>Контроллер связывает модель и представление между собой, интерпретируя действия пользователя и изменяя модель.</w:t>
-      </w:r>
-      <w:r>
-        <w:t xml:space="preserve"> </w:t>
+        <w:t xml:space="preserve">Контроллер связывает модель и представление между собой, интерпретируя действия пользователя и изменяя модель. </w:t>
       </w:r>
     </w:p>
     <w:p>
@@ -5305,13 +5302,11 @@
         </w:rPr>
         <w:lastRenderedPageBreak/>
         <w:pict w14:anchorId="582B2141">
-          <v:shape id="_x0000_i1037" type="#_x0000_t75" style="width:422pt;height:574.6pt">
-            <v:imagedata r:id="rId20" o:title="Спецификации-Use - case.drawio"/>
+          <v:shape id="_x0000_i1026" type="#_x0000_t75" style="width:422pt;height:574.6pt">
+            <v:imagedata r:id="rId20" o:title="Спецификации-Use - case"/>
           </v:shape>
         </w:pict>
       </w:r>
-      <w:bookmarkStart w:id="9" w:name="_GoBack"/>
-      <w:bookmarkEnd w:id="9"/>
     </w:p>
     <w:p>
       <w:pPr>
@@ -5526,9 +5521,9 @@
               </wp:anchor>
             </w:drawing>
           </mc:Choice>
-          <mc:Fallback xmlns:w16sdtfl="http://schemas.microsoft.com/office/word/2024/wordml/sdtformatlock" xmlns:w16sdtdh="http://schemas.microsoft.com/office/word/2020/wordml/sdtdatahash" xmlns:w16du="http://schemas.microsoft.com/office/word/2023/wordml/word16du" xmlns:w16="http://schemas.microsoft.com/office/word/2018/wordml" xmlns:w16cid="http://schemas.microsoft.com/office/word/2016/wordml/cid" xmlns:w16cex="http://schemas.microsoft.com/office/word/2018/wordml/cex" xmlns:oel="http://schemas.microsoft.com/office/2019/extlst" xmlns:am3d="http://schemas.microsoft.com/office/drawing/2017/model3d" xmlns:aink="http://schemas.microsoft.com/office/drawing/2016/ink" xmlns:cx8="http://schemas.microsoft.com/office/drawing/2016/5/14/chartex" xmlns:cx7="http://schemas.microsoft.com/office/drawing/2016/5/13/chartex" xmlns:cx6="http://schemas.microsoft.com/office/drawing/2016/5/12/chartex" xmlns:cx5="http://schemas.microsoft.com/office/drawing/2016/5/11/chartex" xmlns:cx4="http://schemas.microsoft.com/office/drawing/2016/5/10/chartex" xmlns:cx3="http://schemas.microsoft.com/office/drawing/2016/5/9/chartex" xmlns:cx2="http://schemas.microsoft.com/office/drawing/2015/10/21/chartex">
+          <mc:Fallback>
             <w:pict>
-              <v:shapetype id="_x0000_t202" coordsize="21600,21600" o:spt="202" path="m,l,21600r21600,l21600,xe">
+              <v:shapetype w14:anchorId="75A8D66F" id="_x0000_t202" coordsize="21600,21600" o:spt="202" path="m,l,21600r21600,l21600,xe">
                 <v:stroke joinstyle="miter"/>
                 <v:path gradientshapeok="t" o:connecttype="rect"/>
               </v:shapetype>
@@ -5910,7 +5905,7 @@
         </w:rPr>
         <w:lastRenderedPageBreak/>
         <w:pict w14:anchorId="1F329069">
-          <v:shape id="_x0000_i1026" type="#_x0000_t75" style="width:467.15pt;height:487.2pt">
+          <v:shape id="_x0000_i1027" type="#_x0000_t75" style="width:467.15pt;height:487.2pt">
             <v:imagedata r:id="rId24" o:title="Спецификации-ER"/>
           </v:shape>
         </w:pict>
@@ -6033,7 +6028,7 @@
           <w:lang w:eastAsia="ru-RU"/>
         </w:rPr>
         <w:pict w14:anchorId="71DAC5FD">
-          <v:shape id="_x0000_i1027" type="#_x0000_t75" style="width:389.8pt;height:285.65pt">
+          <v:shape id="_x0000_i1028" type="#_x0000_t75" style="width:389.8pt;height:285.65pt">
             <v:imagedata r:id="rId25" o:title="MVC-Модули"/>
           </v:shape>
         </w:pict>
@@ -6082,35 +6077,258 @@
     </w:p>
     <w:p>
       <w:r>
-        <w:t>Модуль доступа к данным, рассмотренный в пункте 3.1, полностью состоит из подмодулей, связанных с формированием тех или иных списков.</w:t>
+        <w:t xml:space="preserve">Модуль доступа к данным, рассмотренный в пункте 3.1, </w:t>
+      </w:r>
+      <w:r>
+        <w:t>по большей части</w:t>
+      </w:r>
+      <w:r>
+        <w:t xml:space="preserve"> состоит из подмодулей, связанных с формированием тех или иных списков.</w:t>
       </w:r>
       <w:r>
         <w:t xml:space="preserve"> Компоненты этого модуля будут обращаться к базе данных и получать посредством различных запросов необходимые записи. Данные, полученные таким образом уже смогут быть проанализированы, но еще не подготовлены для отображения пользователю. Этот функционал реализуют компоненты следующего модуля.</w:t>
       </w:r>
       <w:r>
-        <w:t xml:space="preserve"> Для сохранения изменений, внесенных пользователем в базу данных, вводится компонент изменения данных. Пользователь получает после выбора всех опций сформированные и отформатированные данные в виде таблиц, и в результате своих действий с таблицами на клиентской стороне системы изменяет данные в базе. </w:t>
-      </w:r>
-    </w:p>
-    <w:p>
-      <w:r>
-        <w:t>Модуль обработки данных включает в себя компонент форматирования данных. «Сырые» записи из базы данных, полученные вышеописанным модулем необходимо должным образом отформатировать. Например, изменить кодировку, удалить дубликаты, добавить статистику, рассчитанную по неформатированным данным. Компонент формирования таблиц упакует отформатированные данные в таблицу и позволит следующим модулям использовать их.</w:t>
-      </w:r>
-    </w:p>
-    <w:p>
-      <w:r>
-        <w:t xml:space="preserve">Компонент отображения таблиц получит отформатированные и упакованные в подходящую структуру данные и отобразит их пользователю в виде таблицы. Этот компонент предполагает настройку внешнего вида отображения, такую как цвета, шрифты, пропорции элементов таблицы. </w:t>
-      </w:r>
-    </w:p>
-    <w:p>
-      <w:r>
-        <w:t xml:space="preserve">Компоненты отображения и выбора опций для среза данных связаны между собой. В первом реализуется функционал по динамическому </w:t>
-      </w:r>
+        <w:t xml:space="preserve"> Для сохранения изменений, внесенных пользователем в базу данных, вводится компонент изменения данных. Пользователь получает после выбора всех опций сформированные и отформатированные данные в виде таблиц, и в результате своих действий с</w:t>
+      </w:r>
+      <w:r>
+        <w:t xml:space="preserve"> </w:t>
+      </w:r>
+      <w:r>
+        <w:t>таблицами</w:t>
+      </w:r>
+      <w:r>
+        <w:t xml:space="preserve"> </w:t>
+      </w:r>
+      <w:r>
+        <w:t>на</w:t>
+      </w:r>
+      <w:r>
+        <w:t xml:space="preserve"> </w:t>
+      </w:r>
+      <w:r>
+        <w:t>клиентской</w:t>
+      </w:r>
+      <w:r>
+        <w:t xml:space="preserve"> </w:t>
+      </w:r>
+      <w:r>
+        <w:t>стороне</w:t>
+      </w:r>
+      <w:r>
+        <w:t xml:space="preserve"> </w:t>
+      </w:r>
+      <w:r>
+        <w:t>системы</w:t>
+      </w:r>
+      <w:r>
+        <w:t xml:space="preserve"> </w:t>
+      </w:r>
+      <w:r>
+        <w:t>изменяет</w:t>
+      </w:r>
+      <w:r>
+        <w:t xml:space="preserve"> </w:t>
+      </w:r>
+      <w:r>
+        <w:t>данные</w:t>
+      </w:r>
+      <w:r>
+        <w:t xml:space="preserve"> </w:t>
+      </w:r>
+      <w:r>
+        <w:t>в</w:t>
+      </w:r>
+      <w:r>
+        <w:t xml:space="preserve"> </w:t>
+      </w:r>
+      <w:r>
+        <w:t>базе</w:t>
+      </w:r>
+      <w:r>
+        <w:t xml:space="preserve"> (Рисунок 3.2.1)</w:t>
+      </w:r>
+      <w:r>
+        <w:t xml:space="preserve">. </w:t>
+      </w:r>
+    </w:p>
+    <w:p>
+      <w:pPr>
+        <w:pStyle w:val="ae"/>
+      </w:pPr>
+      <w:r>
+        <w:pict w14:anchorId="484B8A4F">
+          <v:shape id="_x0000_i1029" type="#_x0000_t75" style="width:420.75pt;height:68.25pt">
+            <v:imagedata r:id="rId26" o:title="MVC-Компонент 1.drawio"/>
+          </v:shape>
+        </w:pict>
+      </w:r>
+    </w:p>
+    <w:p>
+      <w:pPr>
+        <w:pStyle w:val="ae"/>
+      </w:pPr>
+      <w:r>
+        <w:t>Рисунок 3.2.1 – Визуализация взаимодействий модуля доступа к данным.</w:t>
+      </w:r>
+    </w:p>
+    <w:p>
+      <w:r>
+        <w:t xml:space="preserve">Модуль обработки данных включает в себя компонент </w:t>
+      </w:r>
+      <w:r>
+        <w:t>форматирования</w:t>
+      </w:r>
+      <w:r>
+        <w:t xml:space="preserve"> данных. «Сырые» записи из базы данных, полученные вышеописанным модулем необходимо должным образом отформатировать. Например, изменить кодировку, удалить дубликаты, добавить статистику, рассчитанную по неформатированным данным. Компонент формирования таблиц упакует отформатированные данные в таблицу и позволит следующим модулям использовать их</w:t>
+      </w:r>
+      <w:r>
+        <w:t xml:space="preserve"> </w:t>
+      </w:r>
+      <w:r>
+        <w:t>(Рисунок 3.2.</w:t>
+      </w:r>
+      <w:r>
+        <w:t>2</w:t>
+      </w:r>
+      <w:r>
+        <w:t>)</w:t>
+      </w:r>
+      <w:r>
+        <w:t>.</w:t>
+      </w:r>
+    </w:p>
+    <w:p>
+      <w:pPr>
+        <w:pStyle w:val="ae"/>
+      </w:pPr>
       <w:r>
         <w:lastRenderedPageBreak/>
-        <w:t xml:space="preserve">формированию </w:t>
-      </w:r>
-      <w:r>
-        <w:t>опций для выборки данных, исходя из множества условий. Например, роль пользователя, преподаваемые им дисциплины, если речь о преподавателе, и так далее. Компонент выбора вышеупомянутых опций инкапсулирует в себе необходимую обработку действий пользователя при выборе каждой из опций.</w:t>
+        <w:pict w14:anchorId="6D6A1A17">
+          <v:shape id="_x0000_i1032" type="#_x0000_t75" style="width:378pt;height:65.25pt">
+            <v:imagedata r:id="rId27" o:title="MVC-Компонент 2.drawio"/>
+          </v:shape>
+        </w:pict>
+      </w:r>
+    </w:p>
+    <w:p>
+      <w:pPr>
+        <w:pStyle w:val="ae"/>
+      </w:pPr>
+      <w:r>
+        <w:t xml:space="preserve">Рисунок 3.2.2 </w:t>
+      </w:r>
+      <w:r>
+        <w:t>–</w:t>
+      </w:r>
+      <w:r>
+        <w:t xml:space="preserve"> </w:t>
+      </w:r>
+      <w:r>
+        <w:t xml:space="preserve">Визуализация взаимодействий модуля </w:t>
+      </w:r>
+      <w:r>
+        <w:t>обработки данных.</w:t>
+      </w:r>
+    </w:p>
+    <w:p>
+      <w:r>
+        <w:t>Компонент отображения таблиц получит отформатированные и упакованные в подходящую структуру данные и отобразит их пользователю в виде таблицы. Этот компонент предполагает настройку внешнего вида отображения, такую как цвета, шрифты, пропорции элементов таблицы</w:t>
+      </w:r>
+      <w:r>
+        <w:t xml:space="preserve"> (Рисунок 3.2.</w:t>
+      </w:r>
+      <w:r>
+        <w:t>3</w:t>
+      </w:r>
+      <w:r>
+        <w:t>)</w:t>
+      </w:r>
+      <w:r>
+        <w:t xml:space="preserve">. </w:t>
+      </w:r>
+    </w:p>
+    <w:p>
+      <w:pPr>
+        <w:pStyle w:val="ae"/>
+      </w:pPr>
+      <w:r>
+        <w:pict w14:anchorId="2F5594C1">
+          <v:shape id="_x0000_i1035" type="#_x0000_t75" style="width:381.75pt;height:66.75pt">
+            <v:imagedata r:id="rId28" o:title="MVC-Компонент 3.drawio"/>
+          </v:shape>
+        </w:pict>
+      </w:r>
+    </w:p>
+    <w:p>
+      <w:pPr>
+        <w:pStyle w:val="ae"/>
+      </w:pPr>
+      <w:r>
+        <w:t>Рисунок 3.2.3</w:t>
+      </w:r>
+      <w:r>
+        <w:t xml:space="preserve"> – Визуализация взаимодействий модуля </w:t>
+      </w:r>
+      <w:r>
+        <w:t>отображения</w:t>
+      </w:r>
+      <w:r>
+        <w:t xml:space="preserve"> данных.</w:t>
+      </w:r>
+    </w:p>
+    <w:p>
+      <w:r>
+        <w:t xml:space="preserve">Компоненты отображения и выбора опций для среза данных связаны между собой. В первом реализуется функционал по динамическому формированию </w:t>
+      </w:r>
+      <w:r>
+        <w:t>опций для выборки данных, исходя из множества условий. Например, роль пользователя, преподаваемые им дисциплины, если речь о преподавателе, и так далее. Компонент выбора вышеупомянутых опций инкапсулирует в себе необходимую обработку действий пользователя при выборе каждой из опций</w:t>
+      </w:r>
+      <w:r>
+        <w:t xml:space="preserve"> (Рисунок 3.2.</w:t>
+      </w:r>
+      <w:r>
+        <w:t>4</w:t>
+      </w:r>
+      <w:r>
+        <w:t>)</w:t>
+      </w:r>
+      <w:r>
+        <w:t>.</w:t>
+      </w:r>
+    </w:p>
+    <w:p>
+      <w:pPr>
+        <w:pStyle w:val="ae"/>
+      </w:pPr>
+      <w:r>
+        <w:pict w14:anchorId="6017529B">
+          <v:shape id="_x0000_i1051" type="#_x0000_t75" style="width:397.9pt;height:76.2pt">
+            <v:imagedata r:id="rId29" o:title="MVC-Компонент 4.drawio"/>
+          </v:shape>
+        </w:pict>
+      </w:r>
+    </w:p>
+    <w:p>
+      <w:pPr>
+        <w:pStyle w:val="ae"/>
+      </w:pPr>
+      <w:r>
+        <w:t>Рисунок 3.2.</w:t>
+      </w:r>
+      <w:r>
+        <w:t>4</w:t>
+      </w:r>
+      <w:bookmarkStart w:id="9" w:name="_GoBack"/>
+      <w:bookmarkEnd w:id="9"/>
+      <w:r>
+        <w:t xml:space="preserve"> – Визуализация взаимодействий модуля </w:t>
+      </w:r>
+      <w:r>
+        <w:t>взаимодействия с пользователем</w:t>
+      </w:r>
+      <w:r>
+        <w:t>.</w:t>
       </w:r>
     </w:p>
     <w:p>
@@ -6123,6 +6341,7 @@
     </w:p>
     <w:p>
       <w:r>
+        <w:lastRenderedPageBreak/>
         <w:t>В проектируемой системе используется реляционная база данных.</w:t>
       </w:r>
       <w:r>
@@ -6271,11 +6490,7 @@
         <w:t xml:space="preserve">, </w:t>
       </w:r>
       <w:r>
-        <w:t xml:space="preserve">сохраняющий помимо даты еще и время суток с точностью до миллисекунд. Для целей разрабатываемой </w:t>
-      </w:r>
-      <w:r>
-        <w:lastRenderedPageBreak/>
-        <w:t>системы необходимо использовать тип «</w:t>
+        <w:t>сохраняющий помимо даты еще и время суток с точностью до миллисекунд. Для целей разрабатываемой системы необходимо использовать тип «</w:t>
       </w:r>
       <w:r>
         <w:rPr>
@@ -6313,6 +6528,7 @@
     </w:p>
     <w:p>
       <w:r>
+        <w:lastRenderedPageBreak/>
         <w:t xml:space="preserve">Таблица «Подгруппа» представляет собой набор записей, характеризующих распределение на подгруппы созданное каждым преподавателем. Для того, чтобы один и тот же студент мог содержаться в разных подгруппах для разных дисциплин и преподавателей, необходимо в каждой записи таблицы «Подгруппа» хранить ссылки на таблицы «Студент», «Сотрудник» и «Дисциплина». Помимо этого, также необходимо хранить номер присваиваемой студенту подгруппы. </w:t>
       </w:r>
     </w:p>
@@ -6447,7 +6663,7 @@
       <w:r>
         <w:t xml:space="preserve">3. </w:t>
       </w:r>
-      <w:hyperlink r:id="rId26" w:history="1">
+      <w:hyperlink r:id="rId30" w:history="1">
         <w:r>
           <w:rPr>
             <w:rStyle w:val="a9"/>
@@ -6543,7 +6759,7 @@
       <w:r>
         <w:t xml:space="preserve">4. </w:t>
       </w:r>
-      <w:hyperlink r:id="rId27" w:history="1">
+      <w:hyperlink r:id="rId31" w:history="1">
         <w:r>
           <w:rPr>
             <w:rStyle w:val="a9"/>
@@ -6556,7 +6772,7 @@
       <w:r>
         <w:t xml:space="preserve">5. </w:t>
       </w:r>
-      <w:hyperlink r:id="rId28" w:history="1">
+      <w:hyperlink r:id="rId32" w:history="1">
         <w:r>
           <w:rPr>
             <w:rStyle w:val="a9"/>
@@ -6571,7 +6787,7 @@
     <w:p/>
     <w:p/>
     <w:sectPr>
-      <w:headerReference w:type="default" r:id="rId29"/>
+      <w:headerReference w:type="default" r:id="rId33"/>
       <w:pgSz w:w="11906" w:h="16838"/>
       <w:pgMar w:top="1134" w:right="851" w:bottom="1134" w:left="1701" w:header="709" w:footer="709" w:gutter="0"/>
       <w:pgNumType w:start="1"/>
@@ -6651,7 +6867,7 @@
           <w:rPr>
             <w:noProof/>
           </w:rPr>
-          <w:t>36</w:t>
+          <w:t>32</w:t>
         </w:r>
         <w:r>
           <w:fldChar w:fldCharType="end"/>
@@ -7737,7 +7953,6 @@
   <w:style w:type="character" w:default="1" w:styleId="a0">
     <w:name w:val="Default Paragraph Font"/>
     <w:uiPriority w:val="1"/>
-    <w:semiHidden/>
     <w:unhideWhenUsed/>
   </w:style>
   <w:style w:type="table" w:default="1" w:styleId="a1">
@@ -8326,7 +8541,7 @@
 </file>
 
 <file path=customXml/itemProps1.xml><?xml version="1.0" encoding="utf-8"?>
-<ds:datastoreItem xmlns:ds="http://schemas.openxmlformats.org/officeDocument/2006/customXml" ds:itemID="{BC4D815B-BE9B-4E6D-AF38-546B5119F028}">
+<ds:datastoreItem xmlns:ds="http://schemas.openxmlformats.org/officeDocument/2006/customXml" ds:itemID="{588954E5-610E-4750-AF05-4269A007ED4A}">
   <ds:schemaRefs>
     <ds:schemaRef ds:uri="http://schemas.openxmlformats.org/officeDocument/2006/bibliography"/>
   </ds:schemaRefs>

--- a/ВКР/Основная часть.docx
+++ b/ВКР/Основная часть.docx
@@ -337,7 +337,7 @@
           <w:r>
             <w:fldChar w:fldCharType="separate"/>
           </w:r>
-          <w:hyperlink w:anchor="_Toc216374955" w:history="1">
+          <w:hyperlink w:anchor="_Toc225010193" w:history="1">
             <w:r>
               <w:rPr>
                 <w:rStyle w:val="a9"/>
@@ -364,7 +364,7 @@
                 <w:noProof/>
                 <w:webHidden/>
               </w:rPr>
-              <w:instrText xml:space="preserve"> PAGEREF _Toc216374955 \h </w:instrText>
+              <w:instrText xml:space="preserve"> PAGEREF _Toc225010193 \h </w:instrText>
             </w:r>
             <w:r>
               <w:rPr>
@@ -409,7 +409,7 @@
               <w:lang w:eastAsia="ru-RU"/>
             </w:rPr>
           </w:pPr>
-          <w:hyperlink w:anchor="_Toc216374956" w:history="1">
+          <w:hyperlink w:anchor="_Toc225010194" w:history="1">
             <w:r>
               <w:rPr>
                 <w:rStyle w:val="a9"/>
@@ -436,7 +436,7 @@
                 <w:noProof/>
                 <w:webHidden/>
               </w:rPr>
-              <w:instrText xml:space="preserve"> PAGEREF _Toc216374956 \h </w:instrText>
+              <w:instrText xml:space="preserve"> PAGEREF _Toc225010194 \h </w:instrText>
             </w:r>
             <w:r>
               <w:rPr>
@@ -456,7 +456,7 @@
                 <w:noProof/>
                 <w:webHidden/>
               </w:rPr>
-              <w:t>7</w:t>
+              <w:t>6</w:t>
             </w:r>
             <w:r>
               <w:rPr>
@@ -482,7 +482,7 @@
               <w:lang w:eastAsia="ru-RU"/>
             </w:rPr>
           </w:pPr>
-          <w:hyperlink w:anchor="_Toc216374957" w:history="1">
+          <w:hyperlink w:anchor="_Toc225010195" w:history="1">
             <w:r>
               <w:rPr>
                 <w:rStyle w:val="a9"/>
@@ -526,7 +526,7 @@
                 <w:noProof/>
                 <w:webHidden/>
               </w:rPr>
-              <w:instrText xml:space="preserve"> PAGEREF _Toc216374957 \h </w:instrText>
+              <w:instrText xml:space="preserve"> PAGEREF _Toc225010195 \h </w:instrText>
             </w:r>
             <w:r>
               <w:rPr>
@@ -546,7 +546,7 @@
                 <w:noProof/>
                 <w:webHidden/>
               </w:rPr>
-              <w:t>7</w:t>
+              <w:t>6</w:t>
             </w:r>
             <w:r>
               <w:rPr>
@@ -572,7 +572,7 @@
               <w:lang w:eastAsia="ru-RU"/>
             </w:rPr>
           </w:pPr>
-          <w:hyperlink w:anchor="_Toc216374958" w:history="1">
+          <w:hyperlink w:anchor="_Toc225010196" w:history="1">
             <w:r>
               <w:rPr>
                 <w:rStyle w:val="a9"/>
@@ -616,7 +616,7 @@
                 <w:noProof/>
                 <w:webHidden/>
               </w:rPr>
-              <w:instrText xml:space="preserve"> PAGEREF _Toc216374958 \h </w:instrText>
+              <w:instrText xml:space="preserve"> PAGEREF _Toc225010196 \h </w:instrText>
             </w:r>
             <w:r>
               <w:rPr>
@@ -636,7 +636,7 @@
                 <w:noProof/>
                 <w:webHidden/>
               </w:rPr>
-              <w:t>12</w:t>
+              <w:t>7</w:t>
             </w:r>
             <w:r>
               <w:rPr>
@@ -662,7 +662,7 @@
               <w:lang w:eastAsia="ru-RU"/>
             </w:rPr>
           </w:pPr>
-          <w:hyperlink w:anchor="_Toc216374959" w:history="1">
+          <w:hyperlink w:anchor="_Toc225010197" w:history="1">
             <w:r>
               <w:rPr>
                 <w:rStyle w:val="a9"/>
@@ -706,7 +706,7 @@
                 <w:noProof/>
                 <w:webHidden/>
               </w:rPr>
-              <w:instrText xml:space="preserve"> PAGEREF _Toc216374959 \h </w:instrText>
+              <w:instrText xml:space="preserve"> PAGEREF _Toc225010197 \h </w:instrText>
             </w:r>
             <w:r>
               <w:rPr>
@@ -726,7 +726,7 @@
                 <w:noProof/>
                 <w:webHidden/>
               </w:rPr>
-              <w:t>14</w:t>
+              <w:t>12</w:t>
             </w:r>
             <w:r>
               <w:rPr>
@@ -751,7 +751,7 @@
               <w:lang w:eastAsia="ru-RU"/>
             </w:rPr>
           </w:pPr>
-          <w:hyperlink w:anchor="_Toc216374960" w:history="1">
+          <w:hyperlink w:anchor="_Toc225010198" w:history="1">
             <w:r>
               <w:rPr>
                 <w:rStyle w:val="a9"/>
@@ -778,7 +778,7 @@
                 <w:noProof/>
                 <w:webHidden/>
               </w:rPr>
-              <w:instrText xml:space="preserve"> PAGEREF _Toc216374960 \h </w:instrText>
+              <w:instrText xml:space="preserve"> PAGEREF _Toc225010198 \h </w:instrText>
             </w:r>
             <w:r>
               <w:rPr>
@@ -798,7 +798,7 @@
                 <w:noProof/>
                 <w:webHidden/>
               </w:rPr>
-              <w:t>19</w:t>
+              <w:t>17</w:t>
             </w:r>
             <w:r>
               <w:rPr>
@@ -823,7 +823,7 @@
               <w:lang w:eastAsia="ru-RU"/>
             </w:rPr>
           </w:pPr>
-          <w:hyperlink w:anchor="_Toc216374961" w:history="1">
+          <w:hyperlink w:anchor="_Toc225010199" w:history="1">
             <w:r>
               <w:rPr>
                 <w:rStyle w:val="a9"/>
@@ -850,7 +850,7 @@
                 <w:noProof/>
                 <w:webHidden/>
               </w:rPr>
-              <w:instrText xml:space="preserve"> PAGEREF _Toc216374961 \h </w:instrText>
+              <w:instrText xml:space="preserve"> PAGEREF _Toc225010199 \h </w:instrText>
             </w:r>
             <w:r>
               <w:rPr>
@@ -870,7 +870,7 @@
                 <w:noProof/>
                 <w:webHidden/>
               </w:rPr>
-              <w:t>20</w:t>
+              <w:t>18</w:t>
             </w:r>
             <w:r>
               <w:rPr>
@@ -895,7 +895,7 @@
               <w:lang w:eastAsia="ru-RU"/>
             </w:rPr>
           </w:pPr>
-          <w:hyperlink w:anchor="_Toc216374962" w:history="1">
+          <w:hyperlink w:anchor="_Toc225010200" w:history="1">
             <w:r>
               <w:rPr>
                 <w:rStyle w:val="a9"/>
@@ -922,7 +922,7 @@
                 <w:noProof/>
                 <w:webHidden/>
               </w:rPr>
-              <w:instrText xml:space="preserve"> PAGEREF _Toc216374962 \h </w:instrText>
+              <w:instrText xml:space="preserve"> PAGEREF _Toc225010200 \h </w:instrText>
             </w:r>
             <w:r>
               <w:rPr>
@@ -942,7 +942,7 @@
                 <w:noProof/>
                 <w:webHidden/>
               </w:rPr>
-              <w:t>21</w:t>
+              <w:t>20</w:t>
             </w:r>
             <w:r>
               <w:rPr>
@@ -967,7 +967,7 @@
               <w:lang w:eastAsia="ru-RU"/>
             </w:rPr>
           </w:pPr>
-          <w:hyperlink w:anchor="_Toc216374963" w:history="1">
+          <w:hyperlink w:anchor="_Toc225010201" w:history="1">
             <w:r>
               <w:rPr>
                 <w:rStyle w:val="a9"/>
@@ -994,7 +994,7 @@
                 <w:noProof/>
                 <w:webHidden/>
               </w:rPr>
-              <w:instrText xml:space="preserve"> PAGEREF _Toc216374963 \h </w:instrText>
+              <w:instrText xml:space="preserve"> PAGEREF _Toc225010201 \h </w:instrText>
             </w:r>
             <w:r>
               <w:rPr>
@@ -1014,7 +1014,223 @@
                 <w:noProof/>
                 <w:webHidden/>
               </w:rPr>
-              <w:t>22</w:t>
+              <w:t>23</w:t>
+            </w:r>
+            <w:r>
+              <w:rPr>
+                <w:noProof/>
+                <w:webHidden/>
+              </w:rPr>
+              <w:fldChar w:fldCharType="end"/>
+            </w:r>
+          </w:hyperlink>
+        </w:p>
+        <w:p>
+          <w:pPr>
+            <w:pStyle w:val="21"/>
+            <w:tabs>
+              <w:tab w:val="right" w:leader="dot" w:pos="9344"/>
+            </w:tabs>
+            <w:rPr>
+              <w:rFonts w:asciiTheme="minorHAnsi" w:eastAsiaTheme="minorEastAsia" w:hAnsiTheme="minorHAnsi" w:cstheme="minorBidi"/>
+              <w:noProof/>
+              <w:sz w:val="22"/>
+              <w:szCs w:val="22"/>
+              <w:lang w:eastAsia="ru-RU"/>
+            </w:rPr>
+          </w:pPr>
+          <w:hyperlink w:anchor="_Toc225010202" w:history="1">
+            <w:r>
+              <w:rPr>
+                <w:rStyle w:val="a9"/>
+                <w:noProof/>
+              </w:rPr>
+              <w:t>2.1 Определение функциональных спецификаций</w:t>
+            </w:r>
+            <w:r>
+              <w:rPr>
+                <w:noProof/>
+                <w:webHidden/>
+              </w:rPr>
+              <w:tab/>
+            </w:r>
+            <w:r>
+              <w:rPr>
+                <w:noProof/>
+                <w:webHidden/>
+              </w:rPr>
+              <w:fldChar w:fldCharType="begin"/>
+            </w:r>
+            <w:r>
+              <w:rPr>
+                <w:noProof/>
+                <w:webHidden/>
+              </w:rPr>
+              <w:instrText xml:space="preserve"> PAGEREF _Toc225010202 \h </w:instrText>
+            </w:r>
+            <w:r>
+              <w:rPr>
+                <w:noProof/>
+                <w:webHidden/>
+              </w:rPr>
+            </w:r>
+            <w:r>
+              <w:rPr>
+                <w:noProof/>
+                <w:webHidden/>
+              </w:rPr>
+              <w:fldChar w:fldCharType="separate"/>
+            </w:r>
+            <w:r>
+              <w:rPr>
+                <w:noProof/>
+                <w:webHidden/>
+              </w:rPr>
+              <w:t>23</w:t>
+            </w:r>
+            <w:r>
+              <w:rPr>
+                <w:noProof/>
+                <w:webHidden/>
+              </w:rPr>
+              <w:fldChar w:fldCharType="end"/>
+            </w:r>
+          </w:hyperlink>
+        </w:p>
+        <w:p>
+          <w:pPr>
+            <w:pStyle w:val="21"/>
+            <w:tabs>
+              <w:tab w:val="right" w:leader="dot" w:pos="9344"/>
+            </w:tabs>
+            <w:rPr>
+              <w:rFonts w:asciiTheme="minorHAnsi" w:eastAsiaTheme="minorEastAsia" w:hAnsiTheme="minorHAnsi" w:cstheme="minorBidi"/>
+              <w:noProof/>
+              <w:sz w:val="22"/>
+              <w:szCs w:val="22"/>
+              <w:lang w:eastAsia="ru-RU"/>
+            </w:rPr>
+          </w:pPr>
+          <w:hyperlink w:anchor="_Toc225010203" w:history="1">
+            <w:r>
+              <w:rPr>
+                <w:rStyle w:val="a9"/>
+                <w:noProof/>
+              </w:rPr>
+              <w:t>2.2 Определение поведенческих спецификаций</w:t>
+            </w:r>
+            <w:r>
+              <w:rPr>
+                <w:noProof/>
+                <w:webHidden/>
+              </w:rPr>
+              <w:tab/>
+            </w:r>
+            <w:r>
+              <w:rPr>
+                <w:noProof/>
+                <w:webHidden/>
+              </w:rPr>
+              <w:fldChar w:fldCharType="begin"/>
+            </w:r>
+            <w:r>
+              <w:rPr>
+                <w:noProof/>
+                <w:webHidden/>
+              </w:rPr>
+              <w:instrText xml:space="preserve"> PAGEREF _Toc225010203 \h </w:instrText>
+            </w:r>
+            <w:r>
+              <w:rPr>
+                <w:noProof/>
+                <w:webHidden/>
+              </w:rPr>
+            </w:r>
+            <w:r>
+              <w:rPr>
+                <w:noProof/>
+                <w:webHidden/>
+              </w:rPr>
+              <w:fldChar w:fldCharType="separate"/>
+            </w:r>
+            <w:r>
+              <w:rPr>
+                <w:noProof/>
+                <w:webHidden/>
+              </w:rPr>
+              <w:t>24</w:t>
+            </w:r>
+            <w:r>
+              <w:rPr>
+                <w:noProof/>
+                <w:webHidden/>
+              </w:rPr>
+              <w:fldChar w:fldCharType="end"/>
+            </w:r>
+          </w:hyperlink>
+        </w:p>
+        <w:p>
+          <w:pPr>
+            <w:pStyle w:val="21"/>
+            <w:tabs>
+              <w:tab w:val="right" w:leader="dot" w:pos="9344"/>
+            </w:tabs>
+            <w:rPr>
+              <w:rFonts w:asciiTheme="minorHAnsi" w:eastAsiaTheme="minorEastAsia" w:hAnsiTheme="minorHAnsi" w:cstheme="minorBidi"/>
+              <w:noProof/>
+              <w:sz w:val="22"/>
+              <w:szCs w:val="22"/>
+              <w:lang w:eastAsia="ru-RU"/>
+            </w:rPr>
+          </w:pPr>
+          <w:hyperlink w:anchor="_Toc225010204" w:history="1">
+            <w:r>
+              <w:rPr>
+                <w:rStyle w:val="a9"/>
+                <w:noProof/>
+              </w:rPr>
+              <w:t>2.3 Определение информационных спецификаций</w:t>
+            </w:r>
+            <w:r>
+              <w:rPr>
+                <w:noProof/>
+                <w:webHidden/>
+              </w:rPr>
+              <w:tab/>
+            </w:r>
+            <w:r>
+              <w:rPr>
+                <w:noProof/>
+                <w:webHidden/>
+              </w:rPr>
+              <w:fldChar w:fldCharType="begin"/>
+            </w:r>
+            <w:r>
+              <w:rPr>
+                <w:noProof/>
+                <w:webHidden/>
+              </w:rPr>
+              <w:instrText xml:space="preserve"> PAGEREF _Toc225010204 \h </w:instrText>
+            </w:r>
+            <w:r>
+              <w:rPr>
+                <w:noProof/>
+                <w:webHidden/>
+              </w:rPr>
+            </w:r>
+            <w:r>
+              <w:rPr>
+                <w:noProof/>
+                <w:webHidden/>
+              </w:rPr>
+              <w:fldChar w:fldCharType="separate"/>
+            </w:r>
+            <w:r>
+              <w:rPr>
+                <w:noProof/>
+                <w:webHidden/>
+              </w:rPr>
+              <w:t>29</w:t>
             </w:r>
             <w:r>
               <w:rPr>
@@ -1039,12 +1255,588 @@
               <w:lang w:eastAsia="ru-RU"/>
             </w:rPr>
           </w:pPr>
-          <w:hyperlink w:anchor="_Toc216374964" w:history="1">
+          <w:hyperlink w:anchor="_Toc225010205" w:history="1">
             <w:r>
               <w:rPr>
                 <w:rStyle w:val="a9"/>
                 <w:noProof/>
               </w:rPr>
+              <w:t>3 ПРОЕКТИРОВАНИЕ ПРОГРАММНОГО ОБЕСПЕЧЕНИЯ</w:t>
+            </w:r>
+            <w:r>
+              <w:rPr>
+                <w:noProof/>
+                <w:webHidden/>
+              </w:rPr>
+              <w:tab/>
+            </w:r>
+            <w:r>
+              <w:rPr>
+                <w:noProof/>
+                <w:webHidden/>
+              </w:rPr>
+              <w:fldChar w:fldCharType="begin"/>
+            </w:r>
+            <w:r>
+              <w:rPr>
+                <w:noProof/>
+                <w:webHidden/>
+              </w:rPr>
+              <w:instrText xml:space="preserve"> PAGEREF _Toc225010205 \h </w:instrText>
+            </w:r>
+            <w:r>
+              <w:rPr>
+                <w:noProof/>
+                <w:webHidden/>
+              </w:rPr>
+            </w:r>
+            <w:r>
+              <w:rPr>
+                <w:noProof/>
+                <w:webHidden/>
+              </w:rPr>
+              <w:fldChar w:fldCharType="separate"/>
+            </w:r>
+            <w:r>
+              <w:rPr>
+                <w:noProof/>
+                <w:webHidden/>
+              </w:rPr>
+              <w:t>32</w:t>
+            </w:r>
+            <w:r>
+              <w:rPr>
+                <w:noProof/>
+                <w:webHidden/>
+              </w:rPr>
+              <w:fldChar w:fldCharType="end"/>
+            </w:r>
+          </w:hyperlink>
+        </w:p>
+        <w:p>
+          <w:pPr>
+            <w:pStyle w:val="21"/>
+            <w:tabs>
+              <w:tab w:val="right" w:leader="dot" w:pos="9344"/>
+            </w:tabs>
+            <w:rPr>
+              <w:rFonts w:asciiTheme="minorHAnsi" w:eastAsiaTheme="minorEastAsia" w:hAnsiTheme="minorHAnsi" w:cstheme="minorBidi"/>
+              <w:noProof/>
+              <w:sz w:val="22"/>
+              <w:szCs w:val="22"/>
+              <w:lang w:eastAsia="ru-RU"/>
+            </w:rPr>
+          </w:pPr>
+          <w:hyperlink w:anchor="_Toc225010206" w:history="1">
+            <w:r>
+              <w:rPr>
+                <w:rStyle w:val="a9"/>
+                <w:noProof/>
+              </w:rPr>
+              <w:t>3.1 Проектирование структуры программного обеспечения</w:t>
+            </w:r>
+            <w:r>
+              <w:rPr>
+                <w:noProof/>
+                <w:webHidden/>
+              </w:rPr>
+              <w:tab/>
+            </w:r>
+            <w:r>
+              <w:rPr>
+                <w:noProof/>
+                <w:webHidden/>
+              </w:rPr>
+              <w:fldChar w:fldCharType="begin"/>
+            </w:r>
+            <w:r>
+              <w:rPr>
+                <w:noProof/>
+                <w:webHidden/>
+              </w:rPr>
+              <w:instrText xml:space="preserve"> PAGEREF _Toc225010206 \h </w:instrText>
+            </w:r>
+            <w:r>
+              <w:rPr>
+                <w:noProof/>
+                <w:webHidden/>
+              </w:rPr>
+            </w:r>
+            <w:r>
+              <w:rPr>
+                <w:noProof/>
+                <w:webHidden/>
+              </w:rPr>
+              <w:fldChar w:fldCharType="separate"/>
+            </w:r>
+            <w:r>
+              <w:rPr>
+                <w:noProof/>
+                <w:webHidden/>
+              </w:rPr>
+              <w:t>32</w:t>
+            </w:r>
+            <w:r>
+              <w:rPr>
+                <w:noProof/>
+                <w:webHidden/>
+              </w:rPr>
+              <w:fldChar w:fldCharType="end"/>
+            </w:r>
+          </w:hyperlink>
+        </w:p>
+        <w:p>
+          <w:pPr>
+            <w:pStyle w:val="21"/>
+            <w:tabs>
+              <w:tab w:val="right" w:leader="dot" w:pos="9344"/>
+            </w:tabs>
+            <w:rPr>
+              <w:rFonts w:asciiTheme="minorHAnsi" w:eastAsiaTheme="minorEastAsia" w:hAnsiTheme="minorHAnsi" w:cstheme="minorBidi"/>
+              <w:noProof/>
+              <w:sz w:val="22"/>
+              <w:szCs w:val="22"/>
+              <w:lang w:eastAsia="ru-RU"/>
+            </w:rPr>
+          </w:pPr>
+          <w:hyperlink w:anchor="_Toc225010207" w:history="1">
+            <w:r>
+              <w:rPr>
+                <w:rStyle w:val="a9"/>
+                <w:noProof/>
+              </w:rPr>
+              <w:t>3.2 Проектирование компонентов</w:t>
+            </w:r>
+            <w:r>
+              <w:rPr>
+                <w:noProof/>
+                <w:webHidden/>
+              </w:rPr>
+              <w:tab/>
+            </w:r>
+            <w:r>
+              <w:rPr>
+                <w:noProof/>
+                <w:webHidden/>
+              </w:rPr>
+              <w:fldChar w:fldCharType="begin"/>
+            </w:r>
+            <w:r>
+              <w:rPr>
+                <w:noProof/>
+                <w:webHidden/>
+              </w:rPr>
+              <w:instrText xml:space="preserve"> PAGEREF _Toc225010207 \h </w:instrText>
+            </w:r>
+            <w:r>
+              <w:rPr>
+                <w:noProof/>
+                <w:webHidden/>
+              </w:rPr>
+            </w:r>
+            <w:r>
+              <w:rPr>
+                <w:noProof/>
+                <w:webHidden/>
+              </w:rPr>
+              <w:fldChar w:fldCharType="separate"/>
+            </w:r>
+            <w:r>
+              <w:rPr>
+                <w:noProof/>
+                <w:webHidden/>
+              </w:rPr>
+              <w:t>33</w:t>
+            </w:r>
+            <w:r>
+              <w:rPr>
+                <w:noProof/>
+                <w:webHidden/>
+              </w:rPr>
+              <w:fldChar w:fldCharType="end"/>
+            </w:r>
+          </w:hyperlink>
+        </w:p>
+        <w:p>
+          <w:pPr>
+            <w:pStyle w:val="21"/>
+            <w:tabs>
+              <w:tab w:val="right" w:leader="dot" w:pos="9344"/>
+            </w:tabs>
+            <w:rPr>
+              <w:rFonts w:asciiTheme="minorHAnsi" w:eastAsiaTheme="minorEastAsia" w:hAnsiTheme="minorHAnsi" w:cstheme="minorBidi"/>
+              <w:noProof/>
+              <w:sz w:val="22"/>
+              <w:szCs w:val="22"/>
+              <w:lang w:eastAsia="ru-RU"/>
+            </w:rPr>
+          </w:pPr>
+          <w:hyperlink w:anchor="_Toc225010208" w:history="1">
+            <w:r>
+              <w:rPr>
+                <w:rStyle w:val="a9"/>
+                <w:noProof/>
+              </w:rPr>
+              <w:t>3.3 Проектирование структур данных</w:t>
+            </w:r>
+            <w:r>
+              <w:rPr>
+                <w:noProof/>
+                <w:webHidden/>
+              </w:rPr>
+              <w:tab/>
+            </w:r>
+            <w:r>
+              <w:rPr>
+                <w:noProof/>
+                <w:webHidden/>
+              </w:rPr>
+              <w:fldChar w:fldCharType="begin"/>
+            </w:r>
+            <w:r>
+              <w:rPr>
+                <w:noProof/>
+                <w:webHidden/>
+              </w:rPr>
+              <w:instrText xml:space="preserve"> PAGEREF _Toc225010208 \h </w:instrText>
+            </w:r>
+            <w:r>
+              <w:rPr>
+                <w:noProof/>
+                <w:webHidden/>
+              </w:rPr>
+            </w:r>
+            <w:r>
+              <w:rPr>
+                <w:noProof/>
+                <w:webHidden/>
+              </w:rPr>
+              <w:fldChar w:fldCharType="separate"/>
+            </w:r>
+            <w:r>
+              <w:rPr>
+                <w:noProof/>
+                <w:webHidden/>
+              </w:rPr>
+              <w:t>35</w:t>
+            </w:r>
+            <w:r>
+              <w:rPr>
+                <w:noProof/>
+                <w:webHidden/>
+              </w:rPr>
+              <w:fldChar w:fldCharType="end"/>
+            </w:r>
+          </w:hyperlink>
+        </w:p>
+        <w:p>
+          <w:pPr>
+            <w:pStyle w:val="21"/>
+            <w:tabs>
+              <w:tab w:val="right" w:leader="dot" w:pos="9344"/>
+            </w:tabs>
+            <w:rPr>
+              <w:rFonts w:asciiTheme="minorHAnsi" w:eastAsiaTheme="minorEastAsia" w:hAnsiTheme="minorHAnsi" w:cstheme="minorBidi"/>
+              <w:noProof/>
+              <w:sz w:val="22"/>
+              <w:szCs w:val="22"/>
+              <w:lang w:eastAsia="ru-RU"/>
+            </w:rPr>
+          </w:pPr>
+          <w:hyperlink w:anchor="_Toc225010209" w:history="1">
+            <w:r>
+              <w:rPr>
+                <w:rStyle w:val="a9"/>
+                <w:noProof/>
+              </w:rPr>
+              <w:t>3.4 Проектирование алгоритмов</w:t>
+            </w:r>
+            <w:r>
+              <w:rPr>
+                <w:noProof/>
+                <w:webHidden/>
+              </w:rPr>
+              <w:tab/>
+            </w:r>
+            <w:r>
+              <w:rPr>
+                <w:noProof/>
+                <w:webHidden/>
+              </w:rPr>
+              <w:fldChar w:fldCharType="begin"/>
+            </w:r>
+            <w:r>
+              <w:rPr>
+                <w:noProof/>
+                <w:webHidden/>
+              </w:rPr>
+              <w:instrText xml:space="preserve"> PAGEREF _Toc225010209 \h </w:instrText>
+            </w:r>
+            <w:r>
+              <w:rPr>
+                <w:noProof/>
+                <w:webHidden/>
+              </w:rPr>
+            </w:r>
+            <w:r>
+              <w:rPr>
+                <w:noProof/>
+                <w:webHidden/>
+              </w:rPr>
+              <w:fldChar w:fldCharType="separate"/>
+            </w:r>
+            <w:r>
+              <w:rPr>
+                <w:noProof/>
+                <w:webHidden/>
+              </w:rPr>
+              <w:t>37</w:t>
+            </w:r>
+            <w:r>
+              <w:rPr>
+                <w:noProof/>
+                <w:webHidden/>
+              </w:rPr>
+              <w:fldChar w:fldCharType="end"/>
+            </w:r>
+          </w:hyperlink>
+        </w:p>
+        <w:p>
+          <w:pPr>
+            <w:pStyle w:val="21"/>
+            <w:tabs>
+              <w:tab w:val="right" w:leader="dot" w:pos="9344"/>
+            </w:tabs>
+            <w:rPr>
+              <w:rFonts w:asciiTheme="minorHAnsi" w:eastAsiaTheme="minorEastAsia" w:hAnsiTheme="minorHAnsi" w:cstheme="minorBidi"/>
+              <w:noProof/>
+              <w:sz w:val="22"/>
+              <w:szCs w:val="22"/>
+              <w:lang w:eastAsia="ru-RU"/>
+            </w:rPr>
+          </w:pPr>
+          <w:hyperlink w:anchor="_Toc225010210" w:history="1">
+            <w:r>
+              <w:rPr>
+                <w:rStyle w:val="a9"/>
+                <w:noProof/>
+              </w:rPr>
+              <w:t>3.5 Проектирование интерфейсов</w:t>
+            </w:r>
+            <w:r>
+              <w:rPr>
+                <w:noProof/>
+                <w:webHidden/>
+              </w:rPr>
+              <w:tab/>
+            </w:r>
+            <w:r>
+              <w:rPr>
+                <w:noProof/>
+                <w:webHidden/>
+              </w:rPr>
+              <w:fldChar w:fldCharType="begin"/>
+            </w:r>
+            <w:r>
+              <w:rPr>
+                <w:noProof/>
+                <w:webHidden/>
+              </w:rPr>
+              <w:instrText xml:space="preserve"> PAGEREF _Toc225010210 \h </w:instrText>
+            </w:r>
+            <w:r>
+              <w:rPr>
+                <w:noProof/>
+                <w:webHidden/>
+              </w:rPr>
+            </w:r>
+            <w:r>
+              <w:rPr>
+                <w:noProof/>
+                <w:webHidden/>
+              </w:rPr>
+              <w:fldChar w:fldCharType="separate"/>
+            </w:r>
+            <w:r>
+              <w:rPr>
+                <w:noProof/>
+                <w:webHidden/>
+              </w:rPr>
+              <w:t>41</w:t>
+            </w:r>
+            <w:r>
+              <w:rPr>
+                <w:noProof/>
+                <w:webHidden/>
+              </w:rPr>
+              <w:fldChar w:fldCharType="end"/>
+            </w:r>
+          </w:hyperlink>
+        </w:p>
+        <w:p>
+          <w:pPr>
+            <w:pStyle w:val="11"/>
+            <w:tabs>
+              <w:tab w:val="right" w:leader="dot" w:pos="9344"/>
+            </w:tabs>
+            <w:rPr>
+              <w:rFonts w:asciiTheme="minorHAnsi" w:eastAsiaTheme="minorEastAsia" w:hAnsiTheme="minorHAnsi" w:cstheme="minorBidi"/>
+              <w:noProof/>
+              <w:sz w:val="22"/>
+              <w:szCs w:val="22"/>
+              <w:lang w:eastAsia="ru-RU"/>
+            </w:rPr>
+          </w:pPr>
+          <w:hyperlink w:anchor="_Toc225010211" w:history="1">
+            <w:r>
+              <w:rPr>
+                <w:rStyle w:val="a9"/>
+                <w:noProof/>
+              </w:rPr>
+              <w:t>4 РЕАЛИЗАЦИЯ ПРОГРАММНОГО ОБЕСПЕЧЕНИЯ</w:t>
+            </w:r>
+            <w:r>
+              <w:rPr>
+                <w:noProof/>
+                <w:webHidden/>
+              </w:rPr>
+              <w:tab/>
+            </w:r>
+            <w:r>
+              <w:rPr>
+                <w:noProof/>
+                <w:webHidden/>
+              </w:rPr>
+              <w:fldChar w:fldCharType="begin"/>
+            </w:r>
+            <w:r>
+              <w:rPr>
+                <w:noProof/>
+                <w:webHidden/>
+              </w:rPr>
+              <w:instrText xml:space="preserve"> PAGEREF _Toc225010211 \h </w:instrText>
+            </w:r>
+            <w:r>
+              <w:rPr>
+                <w:noProof/>
+                <w:webHidden/>
+              </w:rPr>
+            </w:r>
+            <w:r>
+              <w:rPr>
+                <w:noProof/>
+                <w:webHidden/>
+              </w:rPr>
+              <w:fldChar w:fldCharType="separate"/>
+            </w:r>
+            <w:r>
+              <w:rPr>
+                <w:noProof/>
+                <w:webHidden/>
+              </w:rPr>
+              <w:t>48</w:t>
+            </w:r>
+            <w:r>
+              <w:rPr>
+                <w:noProof/>
+                <w:webHidden/>
+              </w:rPr>
+              <w:fldChar w:fldCharType="end"/>
+            </w:r>
+          </w:hyperlink>
+        </w:p>
+        <w:p>
+          <w:pPr>
+            <w:pStyle w:val="21"/>
+            <w:tabs>
+              <w:tab w:val="right" w:leader="dot" w:pos="9344"/>
+            </w:tabs>
+            <w:rPr>
+              <w:rFonts w:asciiTheme="minorHAnsi" w:eastAsiaTheme="minorEastAsia" w:hAnsiTheme="minorHAnsi" w:cstheme="minorBidi"/>
+              <w:noProof/>
+              <w:sz w:val="22"/>
+              <w:szCs w:val="22"/>
+              <w:lang w:eastAsia="ru-RU"/>
+            </w:rPr>
+          </w:pPr>
+          <w:hyperlink w:anchor="_Toc225010212" w:history="1">
+            <w:r>
+              <w:rPr>
+                <w:rStyle w:val="a9"/>
+                <w:noProof/>
+              </w:rPr>
+              <w:t>4.1 Реализация компонентов</w:t>
+            </w:r>
+            <w:r>
+              <w:rPr>
+                <w:noProof/>
+                <w:webHidden/>
+              </w:rPr>
+              <w:tab/>
+            </w:r>
+            <w:r>
+              <w:rPr>
+                <w:noProof/>
+                <w:webHidden/>
+              </w:rPr>
+              <w:fldChar w:fldCharType="begin"/>
+            </w:r>
+            <w:r>
+              <w:rPr>
+                <w:noProof/>
+                <w:webHidden/>
+              </w:rPr>
+              <w:instrText xml:space="preserve"> PAGEREF _Toc225010212 \h </w:instrText>
+            </w:r>
+            <w:r>
+              <w:rPr>
+                <w:noProof/>
+                <w:webHidden/>
+              </w:rPr>
+            </w:r>
+            <w:r>
+              <w:rPr>
+                <w:noProof/>
+                <w:webHidden/>
+              </w:rPr>
+              <w:fldChar w:fldCharType="separate"/>
+            </w:r>
+            <w:r>
+              <w:rPr>
+                <w:noProof/>
+                <w:webHidden/>
+              </w:rPr>
+              <w:t>48</w:t>
+            </w:r>
+            <w:r>
+              <w:rPr>
+                <w:noProof/>
+                <w:webHidden/>
+              </w:rPr>
+              <w:fldChar w:fldCharType="end"/>
+            </w:r>
+          </w:hyperlink>
+        </w:p>
+        <w:p>
+          <w:pPr>
+            <w:pStyle w:val="11"/>
+            <w:tabs>
+              <w:tab w:val="right" w:leader="dot" w:pos="9344"/>
+            </w:tabs>
+            <w:rPr>
+              <w:rFonts w:asciiTheme="minorHAnsi" w:eastAsiaTheme="minorEastAsia" w:hAnsiTheme="minorHAnsi" w:cstheme="minorBidi"/>
+              <w:noProof/>
+              <w:sz w:val="22"/>
+              <w:szCs w:val="22"/>
+              <w:lang w:eastAsia="ru-RU"/>
+            </w:rPr>
+          </w:pPr>
+          <w:hyperlink w:anchor="_Toc225010213" w:history="1">
+            <w:r>
+              <w:rPr>
+                <w:rStyle w:val="a9"/>
+                <w:noProof/>
+              </w:rPr>
               <w:t>СПИСОК ИСПОЛЬЗУЕМЫХ ИСТОЧНИКОВ</w:t>
             </w:r>
             <w:r>
@@ -1066,7 +1858,7 @@
                 <w:noProof/>
                 <w:webHidden/>
               </w:rPr>
-              <w:instrText xml:space="preserve"> PAGEREF _Toc216374964 \h </w:instrText>
+              <w:instrText xml:space="preserve"> PAGEREF _Toc225010213 \h </w:instrText>
             </w:r>
             <w:r>
               <w:rPr>
@@ -1086,7 +1878,7 @@
                 <w:noProof/>
                 <w:webHidden/>
               </w:rPr>
-              <w:t>23</w:t>
+              <w:t>48</w:t>
             </w:r>
             <w:r>
               <w:rPr>
@@ -1119,6 +1911,7 @@
         <w:jc w:val="left"/>
       </w:pPr>
       <w:r>
+        <w:lastRenderedPageBreak/>
         <w:br w:type="page"/>
       </w:r>
     </w:p>
@@ -1126,7 +1919,7 @@
       <w:pPr>
         <w:pStyle w:val="1"/>
       </w:pPr>
-      <w:bookmarkStart w:id="0" w:name="_Toc216374955"/>
+      <w:bookmarkStart w:id="0" w:name="_Toc225010193"/>
       <w:r>
         <w:lastRenderedPageBreak/>
         <w:t>ВВЕДЕНИЕ</w:t>
@@ -1257,7 +2050,7 @@
       <w:pPr>
         <w:pStyle w:val="1"/>
       </w:pPr>
-      <w:bookmarkStart w:id="1" w:name="_Toc216374956"/>
+      <w:bookmarkStart w:id="1" w:name="_Toc225010194"/>
       <w:r>
         <w:lastRenderedPageBreak/>
         <w:t>1 АНАЛИЗ РЕШАЕМОЙ ПРОБЛЕМЫ, МЕТОДОВ И СРЕДСТВ ЕЕ РЕШЕНИЯ, ФОРМУЛИРОВКА ТРЕБОВАНИЙ К РАЗРАБОТКЕ</w:t>
@@ -1272,7 +2065,7 @@
           <w:numId w:val="1"/>
         </w:numPr>
       </w:pPr>
-      <w:bookmarkStart w:id="2" w:name="_Toc216374957"/>
+      <w:bookmarkStart w:id="2" w:name="_Toc225010195"/>
       <w:r>
         <w:t>Анализ предметной области и формализация решаемой задачи</w:t>
       </w:r>
@@ -1391,7 +2184,7 @@
           <w:numId w:val="1"/>
         </w:numPr>
       </w:pPr>
-      <w:bookmarkStart w:id="3" w:name="_Toc216374958"/>
+      <w:bookmarkStart w:id="3" w:name="_Toc225010196"/>
       <w:r>
         <w:t>Анализ существующих методов решения поставленной задачи</w:t>
       </w:r>
@@ -1966,7 +2759,7 @@
           <w:numId w:val="1"/>
         </w:numPr>
       </w:pPr>
-      <w:bookmarkStart w:id="4" w:name="_Toc216374959"/>
+      <w:bookmarkStart w:id="4" w:name="_Toc225010197"/>
       <w:r>
         <w:t>Обзор аналогичных решений</w:t>
       </w:r>
@@ -4403,7 +5196,7 @@
       <w:pPr>
         <w:pStyle w:val="2"/>
       </w:pPr>
-      <w:bookmarkStart w:id="5" w:name="_Toc216374960"/>
+      <w:bookmarkStart w:id="5" w:name="_Toc225010198"/>
       <w:r>
         <w:t xml:space="preserve">1.4 </w:t>
       </w:r>
@@ -4774,7 +5567,7 @@
       <w:pPr>
         <w:pStyle w:val="2"/>
       </w:pPr>
-      <w:bookmarkStart w:id="6" w:name="_Toc216374961"/>
+      <w:bookmarkStart w:id="6" w:name="_Toc225010199"/>
       <w:r>
         <w:t>1.5 Обоснование инструментария разработки</w:t>
       </w:r>
@@ -4966,7 +5759,6 @@
         <w:t>».</w:t>
       </w:r>
     </w:p>
-    <w:p/>
     <w:p>
       <w:r>
         <w:t>Клиентская часть проекта будет реализована с использованием стандартного для веб-разработки стека технологий. Для вёрстки пользовательского интерфейса применяются HTML и CSS, что обеспечивает согласованность с существующими модулями сайта.</w:t>
@@ -5039,7 +5831,7 @@
       <w:pPr>
         <w:pStyle w:val="2"/>
       </w:pPr>
-      <w:bookmarkStart w:id="7" w:name="_Toc216374962"/>
+      <w:bookmarkStart w:id="7" w:name="_Toc225010200"/>
       <w:r>
         <w:t>1.6 Разработка обобщенной архитектуры</w:t>
       </w:r>
@@ -5047,8 +5839,67 @@
     </w:p>
     <w:p>
       <w:r>
+        <w:t xml:space="preserve">Разрабатываемая система будет являться подсистемой сайта университета, а значит будет наследовать архитектуру существующих модулей. </w:t>
+      </w:r>
+    </w:p>
+    <w:p>
+      <w:pPr>
+        <w:pStyle w:val="ae"/>
+      </w:pPr>
+      <w:r>
+        <w:rPr>
+          <w:noProof/>
+          <w:lang w:eastAsia="ru-RU"/>
+        </w:rPr>
         <w:lastRenderedPageBreak/>
-        <w:t xml:space="preserve">Разрабатываемая система будет являться подсистемой сайта университета, а значит будет наследовать архитектуру существующих модулей. </w:t>
+        <w:drawing>
+          <wp:inline distT="0" distB="0" distL="0" distR="0" wp14:anchorId="5AF158CA" wp14:editId="11F45C17">
+            <wp:extent cx="3714750" cy="5638800"/>
+            <wp:effectExtent l="0" t="0" r="0" b="0"/>
+            <wp:docPr id="20" name="Рисунок 1" descr="MVC-Страница — 1"/>
+            <wp:cNvGraphicFramePr>
+              <a:graphicFrameLocks xmlns:a="http://schemas.openxmlformats.org/drawingml/2006/main" noChangeAspect="1"/>
+            </wp:cNvGraphicFramePr>
+            <a:graphic xmlns:a="http://schemas.openxmlformats.org/drawingml/2006/main">
+              <a:graphicData uri="http://schemas.openxmlformats.org/drawingml/2006/picture">
+                <pic:pic xmlns:pic="http://schemas.openxmlformats.org/drawingml/2006/picture">
+                  <pic:nvPicPr>
+                    <pic:cNvPr id="0" name="Picture 1" descr="MVC-Страница — 1"/>
+                    <pic:cNvPicPr>
+                      <a:picLocks noChangeAspect="1" noChangeArrowheads="1"/>
+                    </pic:cNvPicPr>
+                  </pic:nvPicPr>
+                  <pic:blipFill>
+                    <a:blip r:embed="rId19">
+                      <a:extLst>
+                        <a:ext uri="{28A0092B-C50C-407E-A947-70E740481C1C}">
+                          <a14:useLocalDpi xmlns:a14="http://schemas.microsoft.com/office/drawing/2010/main" val="0"/>
+                        </a:ext>
+                      </a:extLst>
+                    </a:blip>
+                    <a:srcRect/>
+                    <a:stretch>
+                      <a:fillRect/>
+                    </a:stretch>
+                  </pic:blipFill>
+                  <pic:spPr bwMode="auto">
+                    <a:xfrm>
+                      <a:off x="0" y="0"/>
+                      <a:ext cx="3714750" cy="5638800"/>
+                    </a:xfrm>
+                    <a:prstGeom prst="rect">
+                      <a:avLst/>
+                    </a:prstGeom>
+                    <a:noFill/>
+                    <a:ln>
+                      <a:noFill/>
+                    </a:ln>
+                  </pic:spPr>
+                </pic:pic>
+              </a:graphicData>
+            </a:graphic>
+          </wp:inline>
+        </w:drawing>
       </w:r>
     </w:p>
     <w:p>
@@ -5056,30 +5907,114 @@
         <w:pStyle w:val="ae"/>
       </w:pPr>
       <w:r>
-        <w:pict w14:anchorId="5AF158CA">
-          <v:shapetype id="_x0000_t75" coordsize="21600,21600" o:spt="75" o:preferrelative="t" path="m@4@5l@4@11@9@11@9@5xe" filled="f" stroked="f">
-            <v:stroke joinstyle="miter"/>
-            <v:formulas>
-              <v:f eqn="if lineDrawn pixelLineWidth 0"/>
-              <v:f eqn="sum @0 1 0"/>
-              <v:f eqn="sum 0 0 @1"/>
-              <v:f eqn="prod @2 1 2"/>
-              <v:f eqn="prod @3 21600 pixelWidth"/>
-              <v:f eqn="prod @3 21600 pixelHeight"/>
-              <v:f eqn="sum @0 0 1"/>
-              <v:f eqn="prod @6 1 2"/>
-              <v:f eqn="prod @7 21600 pixelWidth"/>
-              <v:f eqn="sum @8 21600 0"/>
-              <v:f eqn="prod @7 21600 pixelHeight"/>
-              <v:f eqn="sum @10 21600 0"/>
-            </v:formulas>
-            <v:path o:extrusionok="f" gradientshapeok="t" o:connecttype="rect"/>
-            <o:lock v:ext="edit" aspectratio="t"/>
-          </v:shapetype>
-          <v:shape id="_x0000_i1025" type="#_x0000_t75" style="width:292.4pt;height:444.05pt">
-            <v:imagedata r:id="rId19" o:title="MVC-Страница — 1"/>
-          </v:shape>
-        </w:pict>
+        <w:t>Рисунок 1.6.1 – Обобщенная архитектура разрабатываемой системы</w:t>
+      </w:r>
+    </w:p>
+    <w:p>
+      <w:r>
+        <w:t xml:space="preserve">Сайт университета реализует клиент-серверную архитектуру. </w:t>
+      </w:r>
+      <w:r>
+        <w:rPr>
+          <w:lang w:val="en-US"/>
+        </w:rPr>
+        <w:t>Zend</w:t>
+      </w:r>
+      <w:r>
+        <w:t xml:space="preserve"> </w:t>
+      </w:r>
+      <w:r>
+        <w:rPr>
+          <w:lang w:val="en-US"/>
+        </w:rPr>
+        <w:t>Framework</w:t>
+      </w:r>
+      <w:r>
+        <w:t xml:space="preserve"> </w:t>
+      </w:r>
+      <w:r>
+        <w:t xml:space="preserve">основывается на принципах архитектурного шаблона </w:t>
+      </w:r>
+      <w:r>
+        <w:rPr>
+          <w:lang w:val="en-US"/>
+        </w:rPr>
+        <w:t>MVC</w:t>
+      </w:r>
+      <w:r>
+        <w:t xml:space="preserve">. Все модули сайта придерживаются, согласно шаблону </w:t>
+      </w:r>
+      <w:r>
+        <w:rPr>
+          <w:lang w:val="en-US"/>
+        </w:rPr>
+        <w:t>MVC</w:t>
+      </w:r>
+      <w:r>
+        <w:t>, разделения на модель (</w:t>
+      </w:r>
+      <w:r>
+        <w:rPr>
+          <w:lang w:val="en-US"/>
+        </w:rPr>
+        <w:t>model</w:t>
+      </w:r>
+      <w:r>
+        <w:t>), представление</w:t>
+      </w:r>
+      <w:r>
+        <w:t xml:space="preserve"> (</w:t>
+      </w:r>
+      <w:r>
+        <w:rPr>
+          <w:lang w:val="en-US"/>
+        </w:rPr>
+        <w:t>view</w:t>
+      </w:r>
+      <w:r>
+        <w:t>)</w:t>
+      </w:r>
+      <w:r>
+        <w:t xml:space="preserve"> и контроллер</w:t>
+      </w:r>
+      <w:r>
+        <w:t xml:space="preserve"> (</w:t>
+      </w:r>
+      <w:r>
+        <w:rPr>
+          <w:lang w:val="en-US"/>
+        </w:rPr>
+        <w:t>controller</w:t>
+      </w:r>
+      <w:r>
+        <w:t>)</w:t>
+      </w:r>
+      <w:r>
+        <w:t>.</w:t>
+      </w:r>
+      <w:r>
+        <w:t xml:space="preserve"> </w:t>
+      </w:r>
+    </w:p>
+    <w:p>
+      <w:r>
+        <w:t>Модель представляет из себя программный модуль, отвечающий за обработку данных. В модели происходит обращение к базе данных, форматирование ответов, работа с кодировкой и т.д.</w:t>
+      </w:r>
+    </w:p>
+    <w:p>
+      <w:r>
+        <w:t xml:space="preserve">Представление в каждом модуле отвечает за отображение данных из модели для пользователя и реакцию на изменения модели и действия пользователя.  </w:t>
+      </w:r>
+    </w:p>
+    <w:p>
+      <w:r>
+        <w:lastRenderedPageBreak/>
+        <w:t xml:space="preserve">Контроллер связывает модель и представление между собой, интерпретируя действия пользователя и изменяя модель. </w:t>
+      </w:r>
+    </w:p>
+    <w:p>
+      <w:r>
+        <w:t>Описанная выше архитектура представлена на рисунке 1.6.1.</w:t>
       </w:r>
     </w:p>
     <w:p>
@@ -5087,121 +6022,6 @@
         <w:pStyle w:val="ae"/>
       </w:pPr>
       <w:r>
-        <w:t>Рисунок 1.6.1 – Обобщенная архитектура разрабатываемой системы</w:t>
-      </w:r>
-    </w:p>
-    <w:p>
-      <w:r>
-        <w:t xml:space="preserve">Сайт университета реализует клиент-серверную архитектуру. </w:t>
-      </w:r>
-      <w:r>
-        <w:rPr>
-          <w:lang w:val="en-US"/>
-        </w:rPr>
-        <w:t>Zend</w:t>
-      </w:r>
-      <w:r>
-        <w:t xml:space="preserve"> </w:t>
-      </w:r>
-      <w:r>
-        <w:rPr>
-          <w:lang w:val="en-US"/>
-        </w:rPr>
-        <w:t>Framework</w:t>
-      </w:r>
-      <w:r>
-        <w:t xml:space="preserve"> </w:t>
-      </w:r>
-      <w:r>
-        <w:t xml:space="preserve">основывается на принципах архитектурного шаблона </w:t>
-      </w:r>
-      <w:r>
-        <w:rPr>
-          <w:lang w:val="en-US"/>
-        </w:rPr>
-        <w:t>MVC</w:t>
-      </w:r>
-      <w:r>
-        <w:t xml:space="preserve">. Все модули сайта придерживаются, согласно шаблону </w:t>
-      </w:r>
-      <w:r>
-        <w:rPr>
-          <w:lang w:val="en-US"/>
-        </w:rPr>
-        <w:t>MVC</w:t>
-      </w:r>
-      <w:r>
-        <w:t>, разделения на модель (</w:t>
-      </w:r>
-      <w:r>
-        <w:rPr>
-          <w:lang w:val="en-US"/>
-        </w:rPr>
-        <w:t>model</w:t>
-      </w:r>
-      <w:r>
-        <w:t>), представление</w:t>
-      </w:r>
-      <w:r>
-        <w:t xml:space="preserve"> (</w:t>
-      </w:r>
-      <w:r>
-        <w:rPr>
-          <w:lang w:val="en-US"/>
-        </w:rPr>
-        <w:t>view</w:t>
-      </w:r>
-      <w:r>
-        <w:t>)</w:t>
-      </w:r>
-      <w:r>
-        <w:t xml:space="preserve"> и контроллер</w:t>
-      </w:r>
-      <w:r>
-        <w:t xml:space="preserve"> (</w:t>
-      </w:r>
-      <w:r>
-        <w:rPr>
-          <w:lang w:val="en-US"/>
-        </w:rPr>
-        <w:t>controller</w:t>
-      </w:r>
-      <w:r>
-        <w:t>)</w:t>
-      </w:r>
-      <w:r>
-        <w:t>.</w:t>
-      </w:r>
-      <w:r>
-        <w:t xml:space="preserve"> </w:t>
-      </w:r>
-    </w:p>
-    <w:p>
-      <w:r>
-        <w:t>Модель представляет из себя программный модуль, отвечающий за обработку данных. В модели происходит обращение к базе данных, форматирование ответов, работа с кодировкой и т.д.</w:t>
-      </w:r>
-    </w:p>
-    <w:p>
-      <w:r>
-        <w:lastRenderedPageBreak/>
-        <w:t xml:space="preserve">Представление в каждом модуле отвечает за отображение данных из модели для пользователя и реакцию на изменения модели и действия пользователя.  </w:t>
-      </w:r>
-    </w:p>
-    <w:p>
-      <w:r>
-        <w:t xml:space="preserve">Контроллер связывает модель и представление между собой, интерпретируя действия пользователя и изменяя модель. </w:t>
-      </w:r>
-    </w:p>
-    <w:p>
-      <w:r>
-        <w:t>Описанная выше архитектура представлена на рисунке 1.6.1.</w:t>
-      </w:r>
-    </w:p>
-    <w:p>
-      <w:pPr>
-        <w:pStyle w:val="ae"/>
-      </w:pPr>
-      <w:r>
         <w:br w:type="page"/>
       </w:r>
     </w:p>
@@ -5209,7 +6029,7 @@
       <w:pPr>
         <w:pStyle w:val="1"/>
       </w:pPr>
-      <w:bookmarkStart w:id="8" w:name="_Toc216374963"/>
+      <w:bookmarkStart w:id="8" w:name="_Toc225010201"/>
       <w:r>
         <w:lastRenderedPageBreak/>
         <w:t>2 ОПРЕДЕЛЕНИЕ СПЕЦИФИКАЦИЙ ПРОГРАММНОГО ОБЕСПЕЧЕНИЯ</w:t>
@@ -5220,6 +6040,7 @@
       <w:pPr>
         <w:pStyle w:val="2"/>
       </w:pPr>
+      <w:bookmarkStart w:id="9" w:name="_Toc225010202"/>
       <w:r>
         <w:t>2.</w:t>
       </w:r>
@@ -5229,6 +6050,7 @@
       <w:r>
         <w:t xml:space="preserve"> Определение функциональных спецификаций</w:t>
       </w:r>
+      <w:bookmarkEnd w:id="9"/>
     </w:p>
     <w:p>
       <w:r>
@@ -5301,11 +6123,54 @@
           <w:lang w:eastAsia="ru-RU"/>
         </w:rPr>
         <w:lastRenderedPageBreak/>
-        <w:pict w14:anchorId="582B2141">
-          <v:shape id="_x0000_i1026" type="#_x0000_t75" style="width:422pt;height:574.6pt">
-            <v:imagedata r:id="rId20" o:title="Спецификации-Use - case"/>
-          </v:shape>
-        </w:pict>
+        <w:drawing>
+          <wp:inline distT="0" distB="0" distL="0" distR="0" wp14:anchorId="582B2141" wp14:editId="4FCB5C54">
+            <wp:extent cx="5362575" cy="7296150"/>
+            <wp:effectExtent l="0" t="0" r="9525" b="0"/>
+            <wp:docPr id="19" name="Рисунок 2" descr="Спецификации-Use - case"/>
+            <wp:cNvGraphicFramePr>
+              <a:graphicFrameLocks xmlns:a="http://schemas.openxmlformats.org/drawingml/2006/main" noChangeAspect="1"/>
+            </wp:cNvGraphicFramePr>
+            <a:graphic xmlns:a="http://schemas.openxmlformats.org/drawingml/2006/main">
+              <a:graphicData uri="http://schemas.openxmlformats.org/drawingml/2006/picture">
+                <pic:pic xmlns:pic="http://schemas.openxmlformats.org/drawingml/2006/picture">
+                  <pic:nvPicPr>
+                    <pic:cNvPr id="0" name="Picture 2" descr="Спецификации-Use - case"/>
+                    <pic:cNvPicPr>
+                      <a:picLocks noChangeAspect="1" noChangeArrowheads="1"/>
+                    </pic:cNvPicPr>
+                  </pic:nvPicPr>
+                  <pic:blipFill>
+                    <a:blip r:embed="rId20">
+                      <a:extLst>
+                        <a:ext uri="{28A0092B-C50C-407E-A947-70E740481C1C}">
+                          <a14:useLocalDpi xmlns:a14="http://schemas.microsoft.com/office/drawing/2010/main" val="0"/>
+                        </a:ext>
+                      </a:extLst>
+                    </a:blip>
+                    <a:srcRect/>
+                    <a:stretch>
+                      <a:fillRect/>
+                    </a:stretch>
+                  </pic:blipFill>
+                  <pic:spPr bwMode="auto">
+                    <a:xfrm>
+                      <a:off x="0" y="0"/>
+                      <a:ext cx="5362575" cy="7296150"/>
+                    </a:xfrm>
+                    <a:prstGeom prst="rect">
+                      <a:avLst/>
+                    </a:prstGeom>
+                    <a:noFill/>
+                    <a:ln>
+                      <a:noFill/>
+                    </a:ln>
+                  </pic:spPr>
+                </pic:pic>
+              </a:graphicData>
+            </a:graphic>
+          </wp:inline>
+        </w:drawing>
       </w:r>
     </w:p>
     <w:p>
@@ -5326,6 +6191,7 @@
       <w:pPr>
         <w:pStyle w:val="2"/>
       </w:pPr>
+      <w:bookmarkStart w:id="10" w:name="_Toc225010203"/>
       <w:r>
         <w:t>2.</w:t>
       </w:r>
@@ -5335,6 +6201,7 @@
       <w:r>
         <w:t xml:space="preserve"> Определение поведенческих спецификаций</w:t>
       </w:r>
+      <w:bookmarkEnd w:id="10"/>
     </w:p>
     <w:p>
       <w:r>
@@ -5495,13 +6362,7 @@
                               <w:jc w:val="center"/>
                             </w:pPr>
                             <w:r>
-                              <w:t>Рисунок 2.</w:t>
-                            </w:r>
-                            <w:r>
-                              <w:t>2</w:t>
-                            </w:r>
-                            <w:r>
-                              <w:t>.1 – Множество состояний и переходов страницы «Журнал посещаемости за семестр»</w:t>
+                              <w:t>Рисунок 2.2.1 – Множество состояний и переходов страницы «Журнал посещаемости за семестр»</w:t>
                             </w:r>
                           </w:p>
                         </w:txbxContent>
@@ -5535,13 +6396,7 @@
                         <w:jc w:val="center"/>
                       </w:pPr>
                       <w:r>
-                        <w:t>Рисунок 2.</w:t>
-                      </w:r>
-                      <w:r>
-                        <w:t>2</w:t>
-                      </w:r>
-                      <w:r>
-                        <w:t>.1 – Множество состояний и переходов страницы «Журнал посещаемости за семестр»</w:t>
+                        <w:t>Рисунок 2.2.1 – Множество состояний и переходов страницы «Журнал посещаемости за семестр»</w:t>
                       </w:r>
                     </w:p>
                   </w:txbxContent>
@@ -5795,9 +6650,11 @@
       <w:pPr>
         <w:pStyle w:val="2"/>
       </w:pPr>
+      <w:bookmarkStart w:id="11" w:name="_Toc225010204"/>
       <w:r>
         <w:t>2.3 Определение информационных спецификаций</w:t>
       </w:r>
+      <w:bookmarkEnd w:id="11"/>
     </w:p>
     <w:p>
       <w:r>
@@ -5834,12 +6691,69 @@
     </w:p>
     <w:p>
       <w:r>
-        <w:t>Сущность «Отметка» содержит данные о посещениях студентов и о сдачах ими практических и лабораторных работ. Каждая запись в этой сущности связана с конкретным занятием и студентом.</w:t>
-      </w:r>
-    </w:p>
-    <w:p>
-      <w:r>
+        <w:t>Сущность «Отметка» содержит данные о посещениях студентов и о сдачах ими практических и лабораторных работ. Каждая запись в этой сущности связана с конкретным студентом</w:t>
+      </w:r>
+      <w:r>
+        <w:t>, группой, сотрудником и занятием</w:t>
+      </w:r>
+      <w:r>
+        <w:t>.</w:t>
+      </w:r>
+      <w:r>
+        <w:t xml:space="preserve"> </w:t>
+      </w:r>
+      <w:r>
+        <w:rPr>
+          <w:highlight w:val="yellow"/>
+        </w:rPr>
+        <w:t xml:space="preserve">Можно заметить, что все эти данные можно получить из сущности </w:t>
+      </w:r>
+      <w:r>
+        <w:rPr>
+          <w:highlight w:val="yellow"/>
+        </w:rPr>
         <w:lastRenderedPageBreak/>
+        <w:t xml:space="preserve">«Расписание», а такое содержание сущности «Отметка» приведет к избыточным связям и дублированию данных.  </w:t>
+      </w:r>
+      <w:r>
+        <w:rPr>
+          <w:highlight w:val="yellow"/>
+        </w:rPr>
+        <w:t xml:space="preserve"> </w:t>
+      </w:r>
+      <w:r>
+        <w:rPr>
+          <w:highlight w:val="yellow"/>
+        </w:rPr>
+        <w:t xml:space="preserve">Здесь важно отметить, что сущность «Отметка» должна сохранять информацию, актуальную на момент проставления отметок. </w:t>
+      </w:r>
+      <w:r>
+        <w:rPr>
+          <w:highlight w:val="yellow"/>
+        </w:rPr>
+        <w:t>Расписание может измениться, одно занятие могут вести несколько преподавателей, соответственно</w:t>
+      </w:r>
+      <w:r>
+        <w:rPr>
+          <w:highlight w:val="yellow"/>
+        </w:rPr>
+        <w:t xml:space="preserve"> ссылаться на сущность «Расписание» не является надежным вариантом</w:t>
+      </w:r>
+      <w:r>
+        <w:rPr>
+          <w:highlight w:val="yellow"/>
+        </w:rPr>
+        <w:t>.</w:t>
+      </w:r>
+      <w:r>
+        <w:rPr>
+          <w:highlight w:val="yellow"/>
+        </w:rPr>
+        <w:t xml:space="preserve"> Не смотря на отступления от общепринятых норм проектирования баз данных, в данном случае такой компромисс является приемлемым и эффективным решением, так как помимо более надежного сохранения информации обеспечит снижение сложности и времени выполнения запросов, за счет агрегации всех нужных для запросов данных в одной сущности.</w:t>
+      </w:r>
+    </w:p>
+    <w:p>
+      <w:r>
         <w:t>Сущность «Журнал изменений» содержит информацию о времени создания и последнего изменения каждой отметки.</w:t>
       </w:r>
     </w:p>
@@ -5904,8 +6818,27 @@
           <w:lang w:eastAsia="ru-RU"/>
         </w:rPr>
         <w:lastRenderedPageBreak/>
-        <w:pict w14:anchorId="1F329069">
-          <v:shape id="_x0000_i1027" type="#_x0000_t75" style="width:467.15pt;height:487.2pt">
+        <w:pict w14:anchorId="5A49646E">
+          <v:shapetype id="_x0000_t75" coordsize="21600,21600" o:spt="75" o:preferrelative="t" path="m@4@5l@4@11@9@11@9@5xe" filled="f" stroked="f">
+            <v:stroke joinstyle="miter"/>
+            <v:formulas>
+              <v:f eqn="if lineDrawn pixelLineWidth 0"/>
+              <v:f eqn="sum @0 1 0"/>
+              <v:f eqn="sum 0 0 @1"/>
+              <v:f eqn="prod @2 1 2"/>
+              <v:f eqn="prod @3 21600 pixelWidth"/>
+              <v:f eqn="prod @3 21600 pixelHeight"/>
+              <v:f eqn="sum @0 0 1"/>
+              <v:f eqn="prod @6 1 2"/>
+              <v:f eqn="prod @7 21600 pixelWidth"/>
+              <v:f eqn="sum @8 21600 0"/>
+              <v:f eqn="prod @7 21600 pixelHeight"/>
+              <v:f eqn="sum @10 21600 0"/>
+            </v:formulas>
+            <v:path o:extrusionok="f" gradientshapeok="t" o:connecttype="rect"/>
+            <o:lock v:ext="edit" aspectratio="t"/>
+          </v:shapetype>
+          <v:shape id="_x0000_i1046" type="#_x0000_t75" style="width:467.05pt;height:328.45pt">
             <v:imagedata r:id="rId24" o:title="Спецификации-ER"/>
           </v:shape>
         </w:pict>
@@ -5927,8 +6860,120 @@
         <w:spacing w:after="160" w:line="259" w:lineRule="auto"/>
         <w:ind w:firstLine="0"/>
         <w:contextualSpacing w:val="0"/>
-        <w:jc w:val="left"/>
-      </w:pPr>
+        <w:jc w:val="center"/>
+      </w:pPr>
+      <w:r>
+        <w:rPr>
+          <w:highlight w:val="yellow"/>
+        </w:rPr>
+        <w:t>(Решил пересмотреть БД</w:t>
+      </w:r>
+      <w:proofErr w:type="gramStart"/>
+      <w:r>
+        <w:rPr>
+          <w:highlight w:val="yellow"/>
+        </w:rPr>
+        <w:t xml:space="preserve">. </w:t>
+      </w:r>
+      <w:proofErr w:type="gramEnd"/>
+      <w:r>
+        <w:rPr>
+          <w:highlight w:val="yellow"/>
+        </w:rPr>
+        <w:t xml:space="preserve">Изначально я оставил в Отметке только </w:t>
+      </w:r>
+      <w:r>
+        <w:rPr>
+          <w:highlight w:val="yellow"/>
+          <w:lang w:val="en-US"/>
+        </w:rPr>
+        <w:t>FK</w:t>
+      </w:r>
+      <w:r>
+        <w:rPr>
+          <w:highlight w:val="yellow"/>
+        </w:rPr>
+        <w:t xml:space="preserve"> на расписание, и подумал что переделаю в коде и буду брать все данные оттуда</w:t>
+      </w:r>
+      <w:proofErr w:type="gramStart"/>
+      <w:r>
+        <w:rPr>
+          <w:highlight w:val="yellow"/>
+        </w:rPr>
+        <w:t xml:space="preserve">. </w:t>
+      </w:r>
+      <w:proofErr w:type="gramEnd"/>
+      <w:r>
+        <w:rPr>
+          <w:highlight w:val="yellow"/>
+        </w:rPr>
+        <w:t xml:space="preserve">Но вы сделали поправку на </w:t>
+      </w:r>
+      <w:r>
+        <w:rPr>
+          <w:highlight w:val="yellow"/>
+          <w:lang w:val="en-US"/>
+        </w:rPr>
+        <w:t>id</w:t>
+      </w:r>
+      <w:r>
+        <w:rPr>
+          <w:highlight w:val="yellow"/>
+        </w:rPr>
+        <w:t>Сотрудника</w:t>
+      </w:r>
+      <w:r>
+        <w:rPr>
+          <w:highlight w:val="yellow"/>
+        </w:rPr>
+        <w:t xml:space="preserve">, о </w:t>
+      </w:r>
+      <w:proofErr w:type="gramStart"/>
+      <w:r>
+        <w:rPr>
+          <w:highlight w:val="yellow"/>
+        </w:rPr>
+        <w:t>том</w:t>
+      </w:r>
+      <w:proofErr w:type="gramEnd"/>
+      <w:r>
+        <w:rPr>
+          <w:highlight w:val="yellow"/>
+        </w:rPr>
+        <w:t xml:space="preserve"> что надо хранить актуальную на момент отметки информацию в Отметке, ведь расписание меняется да и очищается. И</w:t>
+      </w:r>
+      <w:r>
+        <w:rPr>
+          <w:highlight w:val="yellow"/>
+        </w:rPr>
+        <w:t xml:space="preserve"> я </w:t>
+      </w:r>
+      <w:proofErr w:type="gramStart"/>
+      <w:r>
+        <w:rPr>
+          <w:highlight w:val="yellow"/>
+        </w:rPr>
+        <w:t>решил</w:t>
+      </w:r>
+      <w:proofErr w:type="gramEnd"/>
+      <w:r>
+        <w:rPr>
+          <w:highlight w:val="yellow"/>
+        </w:rPr>
+        <w:t xml:space="preserve"> что лучше я оставлю как оно есть в реализации </w:t>
+      </w:r>
+      <w:r>
+        <w:rPr>
+          <w:highlight w:val="yellow"/>
+        </w:rPr>
+        <w:t xml:space="preserve">с кучей одинаковых полей в Расписании и Отметке </w:t>
+      </w:r>
+      <w:r>
+        <w:rPr>
+          <w:highlight w:val="yellow"/>
+        </w:rPr>
+        <w:t>и просто объясню почему так, даже если связи избыточны, чем буду ломать что работает в погоне за нормальными формами)</w:t>
+      </w:r>
     </w:p>
     <w:p>
       <w:pPr>
@@ -5937,6 +6982,14 @@
         <w:contextualSpacing w:val="0"/>
         <w:jc w:val="left"/>
       </w:pPr>
+    </w:p>
+    <w:p>
+      <w:pPr>
+        <w:spacing w:after="160" w:line="259" w:lineRule="auto"/>
+        <w:ind w:firstLine="0"/>
+        <w:contextualSpacing w:val="0"/>
+        <w:jc w:val="left"/>
+      </w:pPr>
       <w:r>
         <w:br w:type="page"/>
       </w:r>
@@ -5945,6 +6998,7 @@
       <w:pPr>
         <w:pStyle w:val="1"/>
       </w:pPr>
+      <w:bookmarkStart w:id="12" w:name="_Toc225010205"/>
       <w:r>
         <w:rPr>
           <w:b w:val="0"/>
@@ -5955,67 +7009,38 @@
       <w:r>
         <w:t xml:space="preserve"> ПРОЕКТИРОВАНИЕ ПРОГРАММНОГО ОБЕСПЕЧЕНИЯ</w:t>
       </w:r>
+      <w:bookmarkEnd w:id="12"/>
     </w:p>
     <w:p>
       <w:pPr>
         <w:pStyle w:val="2"/>
       </w:pPr>
+      <w:bookmarkStart w:id="13" w:name="_Toc225010206"/>
       <w:r>
         <w:t>3</w:t>
       </w:r>
       <w:r>
         <w:t>.1 Проектирование структуры программного обеспечения</w:t>
       </w:r>
-    </w:p>
-    <w:p>
-      <w:pPr>
-        <w:pStyle w:val="aa"/>
-        <w:ind w:left="0"/>
-      </w:pPr>
-      <w:r>
-        <w:t>Структура разрабатываемой системы может быть представлена в виде множества взаимосвязанных модулей.</w:t>
-      </w:r>
-    </w:p>
-    <w:p>
-      <w:pPr>
-        <w:pStyle w:val="aa"/>
-        <w:ind w:left="0"/>
-      </w:pPr>
-      <w:r>
-        <w:t>В первую очередь для работы системы необходимы данные. Для доступа к данным предусмотрены модули формирования различных срезов данных. В эту группу входят модули формирования списка</w:t>
-      </w:r>
-      <w:r>
-        <w:t xml:space="preserve"> дисциплин, списка</w:t>
-      </w:r>
-      <w:r>
-        <w:t xml:space="preserve"> группы, списка подгруппы, списка групп, списка подгрупп, списка занятий, списка типов занятий. </w:t>
-      </w:r>
-      <w:r>
-        <w:t xml:space="preserve">Также данные могут меняться, в связи с чем необходим функционал по изменению данных в базе. </w:t>
-      </w:r>
-      <w:r>
-        <w:t>Все вместе эти модули представляют собой модуль доступа к данным.</w:t>
-      </w:r>
-    </w:p>
-    <w:p>
-      <w:pPr>
-        <w:pStyle w:val="aa"/>
-        <w:ind w:left="0"/>
-      </w:pPr>
-      <w:r>
-        <w:t>Полученные данные необходимо должным образом обрабатывать. Для этого введены модули форматирования данных, формирования таблиц.</w:t>
-      </w:r>
-    </w:p>
-    <w:p>
-      <w:pPr>
-        <w:pStyle w:val="aa"/>
-        <w:ind w:left="0"/>
-      </w:pPr>
-      <w:r>
-        <w:t>За представление данных пользователю будет отвечать модуль отображения данных.</w:t>
-      </w:r>
-      <w:r>
-        <w:t xml:space="preserve"> Он будет отображать сформированные таблицы и опции выбора для пользователя.</w:t>
+      <w:bookmarkEnd w:id="13"/>
+    </w:p>
+    <w:p>
+      <w:r>
+        <w:t xml:space="preserve">Структура разрабатываемой системы, как упоминалось выше, построена с использованием шаблона проектирования </w:t>
+      </w:r>
+      <w:r>
+        <w:rPr>
+          <w:lang w:val="en-US"/>
+        </w:rPr>
+        <w:t>MVC</w:t>
+      </w:r>
+      <w:r>
+        <w:t xml:space="preserve">, что продиктовано обстоятельствами, описанными в пункте 1.6 настоящей работы. </w:t>
+      </w:r>
+    </w:p>
+    <w:p>
+      <w:r>
+        <w:t xml:space="preserve">Структура разрабатываемой системы, внешне продолжающая идею архитектуры из пункта 1.6, изображена на рисунке 3.1.1. </w:t>
       </w:r>
     </w:p>
     <w:p>
@@ -6027,9 +7052,9 @@
           <w:noProof/>
           <w:lang w:eastAsia="ru-RU"/>
         </w:rPr>
-        <w:pict w14:anchorId="71DAC5FD">
-          <v:shape id="_x0000_i1028" type="#_x0000_t75" style="width:389.8pt;height:285.65pt">
-            <v:imagedata r:id="rId25" o:title="MVC-Модули"/>
+        <w:pict w14:anchorId="22434E5C">
+          <v:shape id="_x0000_i1047" type="#_x0000_t75" style="width:393.9pt;height:369.55pt">
+            <v:imagedata r:id="rId25" o:title="Компоненты"/>
           </v:shape>
         </w:pict>
       </w:r>
@@ -6049,107 +7074,222 @@
       </w:r>
     </w:p>
     <w:p>
-      <w:pPr>
-        <w:pStyle w:val="aa"/>
-        <w:ind w:left="0"/>
-      </w:pPr>
+      <w:r>
+        <w:t>Модель «</w:t>
+      </w:r>
+      <w:proofErr w:type="spellStart"/>
+      <w:r>
+        <w:rPr>
+          <w:lang w:val="en-US"/>
+        </w:rPr>
+        <w:t>LiteAttendance</w:t>
+      </w:r>
+      <w:proofErr w:type="spellEnd"/>
+      <w:r>
+        <w:t>.</w:t>
+      </w:r>
+      <w:proofErr w:type="spellStart"/>
+      <w:r>
+        <w:rPr>
+          <w:lang w:val="en-US"/>
+        </w:rPr>
+        <w:t>php</w:t>
+      </w:r>
+      <w:proofErr w:type="spellEnd"/>
+      <w:r>
+        <w:t>»</w:t>
+      </w:r>
+      <w:r>
+        <w:t xml:space="preserve"> </w:t>
+      </w:r>
+      <w:r>
+        <w:t>занимается всем, что связано с обработкой данных из базы данных в системе. Она инкапсулирует в себе функционал по доступу к данным, формированию запросов к базе данных, форматированию данных, такому как изменение кодировки и переупаковка в другие структуры данных.</w:t>
+      </w:r>
+    </w:p>
+    <w:p>
       <w:r>
         <w:lastRenderedPageBreak/>
-        <w:t>Для взаимодействия с пользователем необходимо ввести модули выбора опций для данных (таких как выбор группы, выбор дисциплины), модули для сохранения и изменения отметки посещаемости и оценки за работу, комментариев к занятиям, модуль сохранения и изменения состава подгрупп.</w:t>
-      </w:r>
-    </w:p>
-    <w:p>
-      <w:pPr>
-        <w:pStyle w:val="aa"/>
-        <w:ind w:left="0"/>
-      </w:pPr>
-      <w:r>
-        <w:t>Обобщенно вышеописанная структура представлена на рисунке 3.1.1.</w:t>
+        <w:t>Контроллер «</w:t>
+      </w:r>
+      <w:proofErr w:type="spellStart"/>
+      <w:r>
+        <w:rPr>
+          <w:lang w:val="en-US"/>
+        </w:rPr>
+        <w:t>AttendanceController</w:t>
+      </w:r>
+      <w:proofErr w:type="spellEnd"/>
+      <w:r>
+        <w:t>.</w:t>
+      </w:r>
+      <w:proofErr w:type="spellStart"/>
+      <w:r>
+        <w:rPr>
+          <w:lang w:val="en-US"/>
+        </w:rPr>
+        <w:t>php</w:t>
+      </w:r>
+      <w:proofErr w:type="spellEnd"/>
+      <w:r>
+        <w:t xml:space="preserve">» отвечает за связь внешних представлений с моделью. Контроллер определяет </w:t>
+      </w:r>
+      <w:r>
+        <w:t>права доступа пользователя, использует модель для формирования данных, подготавливает данные для представлений в синхронных и асинхронных запросах.</w:t>
+      </w:r>
+    </w:p>
+    <w:p>
+      <w:r>
+        <w:t xml:space="preserve">Представления отвечают за отображение каждой конкретной страницы системы. В представлениях прописана логика клиентской части, запросы к </w:t>
+      </w:r>
+      <w:r>
+        <w:rPr>
+          <w:lang w:val="en-US"/>
+        </w:rPr>
+        <w:t>API</w:t>
+      </w:r>
+      <w:r>
+        <w:t xml:space="preserve">, </w:t>
+      </w:r>
+      <w:r>
+        <w:t>предоставляемому контроллером, задан внешний вид страниц.</w:t>
       </w:r>
     </w:p>
     <w:p>
       <w:pPr>
         <w:pStyle w:val="2"/>
       </w:pPr>
+      <w:bookmarkStart w:id="14" w:name="_Toc225010207"/>
       <w:r>
         <w:t>3.2 Проектирование компонентов</w:t>
       </w:r>
-    </w:p>
-    <w:p>
-      <w:r>
-        <w:t xml:space="preserve">Модуль доступа к данным, рассмотренный в пункте 3.1, </w:t>
-      </w:r>
-      <w:r>
-        <w:t>по большей части</w:t>
-      </w:r>
-      <w:r>
-        <w:t xml:space="preserve"> состоит из подмодулей, связанных с формированием тех или иных списков.</w:t>
-      </w:r>
-      <w:r>
-        <w:t xml:space="preserve"> Компоненты этого модуля будут обращаться к базе данных и получать посредством различных запросов необходимые записи. Данные, полученные таким образом уже смогут быть проанализированы, но еще не подготовлены для отображения пользователю. Этот функционал реализуют компоненты следующего модуля.</w:t>
-      </w:r>
-      <w:r>
-        <w:t xml:space="preserve"> Для сохранения изменений, внесенных пользователем в базу данных, вводится компонент изменения данных. Пользователь получает после выбора всех опций сформированные и отформатированные данные в виде таблиц, и в результате своих действий с</w:t>
+      <w:bookmarkEnd w:id="14"/>
+    </w:p>
+    <w:p>
+      <w:r>
+        <w:t xml:space="preserve">Код компонентов будет содержаться в функциях и методах классов. </w:t>
+      </w:r>
+    </w:p>
+    <w:p>
+      <w:r>
+        <w:t>Составляющие компонента «</w:t>
+      </w:r>
+      <w:proofErr w:type="spellStart"/>
+      <w:r>
+        <w:rPr>
+          <w:lang w:val="en-US"/>
+        </w:rPr>
+        <w:t>LiteAttendance</w:t>
+      </w:r>
+      <w:proofErr w:type="spellEnd"/>
+      <w:r>
+        <w:t>»</w:t>
       </w:r>
       <w:r>
         <w:t xml:space="preserve"> </w:t>
       </w:r>
       <w:r>
-        <w:t>таблицами</w:t>
+        <w:t>можно видеть на рисунке 3.2.1.</w:t>
+      </w:r>
+    </w:p>
+    <w:p>
+      <w:pPr>
+        <w:pStyle w:val="ae"/>
+      </w:pPr>
+      <w:r>
+        <w:rPr>
+          <w:noProof/>
+          <w:lang w:eastAsia="ru-RU"/>
+        </w:rPr>
+        <w:drawing>
+          <wp:inline distT="0" distB="0" distL="0" distR="0" wp14:anchorId="6FD99F42" wp14:editId="54ED8729">
+            <wp:extent cx="2372831" cy="5463947"/>
+            <wp:effectExtent l="0" t="0" r="8890" b="3810"/>
+            <wp:docPr id="23" name="Рисунок 23" descr="C:\Users\ИВАН\AppData\Local\Microsoft\Windows\INetCache\Content.Word\Компоненты-модель.drawio.png"/>
+            <wp:cNvGraphicFramePr>
+              <a:graphicFrameLocks xmlns:a="http://schemas.openxmlformats.org/drawingml/2006/main" noChangeAspect="1"/>
+            </wp:cNvGraphicFramePr>
+            <a:graphic xmlns:a="http://schemas.openxmlformats.org/drawingml/2006/main">
+              <a:graphicData uri="http://schemas.openxmlformats.org/drawingml/2006/picture">
+                <pic:pic xmlns:pic="http://schemas.openxmlformats.org/drawingml/2006/picture">
+                  <pic:nvPicPr>
+                    <pic:cNvPr id="0" name="Picture 40" descr="C:\Users\ИВАН\AppData\Local\Microsoft\Windows\INetCache\Content.Word\Компоненты-модель.drawio.png"/>
+                    <pic:cNvPicPr>
+                      <a:picLocks noChangeAspect="1" noChangeArrowheads="1"/>
+                    </pic:cNvPicPr>
+                  </pic:nvPicPr>
+                  <pic:blipFill>
+                    <a:blip r:embed="rId26">
+                      <a:extLst>
+                        <a:ext uri="{28A0092B-C50C-407E-A947-70E740481C1C}">
+                          <a14:useLocalDpi xmlns:a14="http://schemas.microsoft.com/office/drawing/2010/main" val="0"/>
+                        </a:ext>
+                      </a:extLst>
+                    </a:blip>
+                    <a:srcRect/>
+                    <a:stretch>
+                      <a:fillRect/>
+                    </a:stretch>
+                  </pic:blipFill>
+                  <pic:spPr bwMode="auto">
+                    <a:xfrm>
+                      <a:off x="0" y="0"/>
+                      <a:ext cx="2395124" cy="5515282"/>
+                    </a:xfrm>
+                    <a:prstGeom prst="rect">
+                      <a:avLst/>
+                    </a:prstGeom>
+                    <a:noFill/>
+                    <a:ln>
+                      <a:noFill/>
+                    </a:ln>
+                  </pic:spPr>
+                </pic:pic>
+              </a:graphicData>
+            </a:graphic>
+          </wp:inline>
+        </w:drawing>
+      </w:r>
+    </w:p>
+    <w:p>
+      <w:pPr>
+        <w:pStyle w:val="ae"/>
+        <w:rPr>
+          <w:lang w:val="en-US"/>
+        </w:rPr>
+      </w:pPr>
+      <w:r>
+        <w:t xml:space="preserve">Рисунок 3.2.1 – Компонент </w:t>
+      </w:r>
+      <w:proofErr w:type="spellStart"/>
+      <w:r>
+        <w:rPr>
+          <w:lang w:val="en-US"/>
+        </w:rPr>
+        <w:t>LiteAttendance</w:t>
+      </w:r>
+      <w:proofErr w:type="spellEnd"/>
+    </w:p>
+    <w:p>
+      <w:r>
+        <w:lastRenderedPageBreak/>
+        <w:t>Составляющие компонента «</w:t>
+      </w:r>
+      <w:proofErr w:type="spellStart"/>
+      <w:r>
+        <w:rPr>
+          <w:lang w:val="en-US"/>
+        </w:rPr>
+        <w:t>AttendanceController</w:t>
+      </w:r>
+      <w:proofErr w:type="spellEnd"/>
+      <w:r>
+        <w:t>»</w:t>
       </w:r>
       <w:r>
         <w:t xml:space="preserve"> </w:t>
       </w:r>
       <w:r>
-        <w:t>на</w:t>
-      </w:r>
-      <w:r>
-        <w:t xml:space="preserve"> </w:t>
-      </w:r>
-      <w:r>
-        <w:t>клиентской</w:t>
-      </w:r>
-      <w:r>
-        <w:t xml:space="preserve"> </w:t>
-      </w:r>
-      <w:r>
-        <w:t>стороне</w:t>
-      </w:r>
-      <w:r>
-        <w:t xml:space="preserve"> </w:t>
-      </w:r>
-      <w:r>
-        <w:t>системы</w:t>
-      </w:r>
-      <w:r>
-        <w:t xml:space="preserve"> </w:t>
-      </w:r>
-      <w:r>
-        <w:t>изменяет</w:t>
-      </w:r>
-      <w:r>
-        <w:t xml:space="preserve"> </w:t>
-      </w:r>
-      <w:r>
-        <w:t>данные</w:t>
-      </w:r>
-      <w:r>
-        <w:t xml:space="preserve"> </w:t>
-      </w:r>
-      <w:r>
-        <w:t>в</w:t>
-      </w:r>
-      <w:r>
-        <w:t xml:space="preserve"> </w:t>
-      </w:r>
-      <w:r>
-        <w:t>базе</w:t>
-      </w:r>
-      <w:r>
-        <w:t xml:space="preserve"> (Рисунок 3.2.1)</w:t>
-      </w:r>
-      <w:r>
-        <w:t xml:space="preserve">. </w:t>
+        <w:t>представлены на рисунке 3.2.2.</w:t>
       </w:r>
     </w:p>
     <w:p>
@@ -6157,9 +7297,9 @@
         <w:pStyle w:val="ae"/>
       </w:pPr>
       <w:r>
-        <w:pict w14:anchorId="484B8A4F">
-          <v:shape id="_x0000_i1029" type="#_x0000_t75" style="width:420.75pt;height:68.25pt">
-            <v:imagedata r:id="rId26" o:title="MVC-Компонент 1.drawio"/>
+        <w:pict w14:anchorId="6FCEC777">
+          <v:shape id="_x0000_i1065" type="#_x0000_t75" style="width:128.25pt;height:231pt">
+            <v:imagedata r:id="rId27" o:title="Компоненты-контроллер"/>
           </v:shape>
         </w:pict>
       </w:r>
@@ -6167,35 +7307,31 @@
     <w:p>
       <w:pPr>
         <w:pStyle w:val="ae"/>
-      </w:pPr>
-      <w:r>
-        <w:t>Рисунок 3.2.1 – Визуализация взаимодействий модуля доступа к данным.</w:t>
-      </w:r>
-    </w:p>
-    <w:p>
-      <w:r>
-        <w:t xml:space="preserve">Модуль обработки данных включает в себя компонент </w:t>
-      </w:r>
-      <w:r>
-        <w:t>форматирования</w:t>
-      </w:r>
-      <w:r>
-        <w:t xml:space="preserve"> данных. «Сырые» записи из базы данных, полученные вышеописанным модулем необходимо должным образом отформатировать. Например, изменить кодировку, удалить дубликаты, добавить статистику, рассчитанную по неформатированным данным. Компонент формирования таблиц упакует отформатированные данные в таблицу и позволит следующим модулям использовать их</w:t>
+        <w:rPr>
+          <w:lang w:val="en-US"/>
+        </w:rPr>
+      </w:pPr>
+      <w:r>
+        <w:t xml:space="preserve">Рисунок 3.2.2 – Компонент </w:t>
+      </w:r>
+      <w:proofErr w:type="spellStart"/>
+      <w:r>
+        <w:rPr>
+          <w:lang w:val="en-US"/>
+        </w:rPr>
+        <w:t>AttendanceController</w:t>
+      </w:r>
+      <w:proofErr w:type="spellEnd"/>
+    </w:p>
+    <w:p>
+      <w:r>
+        <w:t>Составляющие компонентов представлений</w:t>
       </w:r>
       <w:r>
         <w:t xml:space="preserve"> </w:t>
       </w:r>
       <w:r>
-        <w:t>(Рисунок 3.2.</w:t>
-      </w:r>
-      <w:r>
-        <w:t>2</w:t>
-      </w:r>
-      <w:r>
-        <w:t>)</w:t>
-      </w:r>
-      <w:r>
-        <w:t>.</w:t>
+        <w:t>представлены на рисунке 3.2.3.</w:t>
       </w:r>
     </w:p>
     <w:p>
@@ -6203,10 +7339,13 @@
         <w:pStyle w:val="ae"/>
       </w:pPr>
       <w:r>
-        <w:lastRenderedPageBreak/>
-        <w:pict w14:anchorId="6D6A1A17">
-          <v:shape id="_x0000_i1032" type="#_x0000_t75" style="width:378pt;height:65.25pt">
-            <v:imagedata r:id="rId27" o:title="MVC-Компонент 2.drawio"/>
+        <w:rPr>
+          <w:noProof/>
+          <w:lang w:eastAsia="ru-RU"/>
+        </w:rPr>
+        <w:pict w14:anchorId="3C95FD24">
+          <v:shape id="_x0000_i1069" type="#_x0000_t75" style="width:355.15pt;height:343.95pt">
+            <v:imagedata r:id="rId28" o:title="Компоненты-вью.drawio"/>
           </v:shape>
         </w:pict>
       </w:r>
@@ -6216,46 +7355,1755 @@
         <w:pStyle w:val="ae"/>
       </w:pPr>
       <w:r>
-        <w:t xml:space="preserve">Рисунок 3.2.2 </w:t>
-      </w:r>
-      <w:r>
-        <w:t>–</w:t>
+        <w:t>Рисунок 3.2.</w:t>
+      </w:r>
+      <w:r>
+        <w:rPr>
+          <w:lang w:val="en-US"/>
+        </w:rPr>
+        <w:t>3</w:t>
+      </w:r>
+      <w:r>
+        <w:t xml:space="preserve"> – </w:t>
+      </w:r>
+      <w:r>
+        <w:t>Компоненты представлений системы</w:t>
+      </w:r>
+    </w:p>
+    <w:p>
+      <w:r>
+        <w:lastRenderedPageBreak/>
+        <w:t>Ниже приведены пояснения к основным составляющим компонентов:</w:t>
+      </w:r>
+    </w:p>
+    <w:p>
+      <w:pPr>
+        <w:pStyle w:val="aa"/>
+        <w:numPr>
+          <w:ilvl w:val="0"/>
+          <w:numId w:val="6"/>
+        </w:numPr>
+      </w:pPr>
+      <w:r>
+        <w:t>Модель «</w:t>
+      </w:r>
+      <w:proofErr w:type="spellStart"/>
+      <w:r>
+        <w:rPr>
+          <w:lang w:val="en-US"/>
+        </w:rPr>
+        <w:t>LiteAttendance</w:t>
+      </w:r>
+      <w:proofErr w:type="spellEnd"/>
+      <w:r>
+        <w:t>»</w:t>
+      </w:r>
+      <w:r>
+        <w:rPr>
+          <w:lang w:val="en-US"/>
+        </w:rPr>
+        <w:t>:</w:t>
+      </w:r>
+      <w:bookmarkStart w:id="15" w:name="_GoBack"/>
+      <w:bookmarkEnd w:id="15"/>
+    </w:p>
+    <w:p>
+      <w:pPr>
+        <w:pStyle w:val="aa"/>
+        <w:numPr>
+          <w:ilvl w:val="1"/>
+          <w:numId w:val="6"/>
+        </w:numPr>
+      </w:pPr>
+      <w:r>
+        <w:t>Метод «</w:t>
+      </w:r>
+      <w:r>
+        <w:rPr>
+          <w:lang w:val="en-US"/>
+        </w:rPr>
+        <w:t>get</w:t>
+      </w:r>
+      <w:r>
+        <w:t>_</w:t>
+      </w:r>
+      <w:r>
+        <w:rPr>
+          <w:lang w:val="en-US"/>
+        </w:rPr>
+        <w:t>attendances</w:t>
+      </w:r>
+      <w:r>
+        <w:t>_</w:t>
+      </w:r>
+      <w:r>
+        <w:rPr>
+          <w:lang w:val="en-US"/>
+        </w:rPr>
+        <w:t>encoded</w:t>
+      </w:r>
+      <w:r>
+        <w:t>»</w:t>
+      </w:r>
+      <w:r>
+        <w:t xml:space="preserve"> – </w:t>
+      </w:r>
+      <w:r>
+        <w:t xml:space="preserve">получает из базы данных информацию о посещаемости </w:t>
+      </w:r>
+      <w:r>
+        <w:t xml:space="preserve">группы на указанное занятие по параметрам. Возвращает данные в массиве в кодировке </w:t>
+      </w:r>
+      <w:r>
+        <w:rPr>
+          <w:lang w:val="en-US"/>
+        </w:rPr>
+        <w:t>UTF-8.</w:t>
+      </w:r>
+    </w:p>
+    <w:p>
+      <w:pPr>
+        <w:pStyle w:val="aa"/>
+        <w:numPr>
+          <w:ilvl w:val="1"/>
+          <w:numId w:val="6"/>
+        </w:numPr>
+      </w:pPr>
+      <w:r>
+        <w:t>Метод «</w:t>
+      </w:r>
+      <w:proofErr w:type="spellStart"/>
+      <w:r>
+        <w:rPr>
+          <w:lang w:val="en-US"/>
+        </w:rPr>
+        <w:t>getgroupjournal</w:t>
+      </w:r>
+      <w:proofErr w:type="spellEnd"/>
+      <w:r>
+        <w:t>_</w:t>
+      </w:r>
+      <w:r>
+        <w:rPr>
+          <w:lang w:val="en-US"/>
+        </w:rPr>
+        <w:t>encoded</w:t>
+      </w:r>
+      <w:r>
+        <w:t>»</w:t>
+      </w:r>
+      <w:r>
+        <w:t xml:space="preserve"> – </w:t>
+      </w:r>
+      <w:r>
+        <w:t xml:space="preserve">получает из базы данных набор групп, которым преподается указанная дисциплина указанным преподавателем. Возвращает данные в массиве в кодировке </w:t>
+      </w:r>
+      <w:r>
+        <w:rPr>
+          <w:lang w:val="en-US"/>
+        </w:rPr>
+        <w:t>UTF</w:t>
+      </w:r>
+      <w:r>
+        <w:t>-8.</w:t>
+      </w:r>
+    </w:p>
+    <w:p>
+      <w:pPr>
+        <w:pStyle w:val="aa"/>
+        <w:numPr>
+          <w:ilvl w:val="1"/>
+          <w:numId w:val="6"/>
+        </w:numPr>
+      </w:pPr>
+      <w:r>
+        <w:t>Метод «</w:t>
+      </w:r>
+      <w:r>
+        <w:rPr>
+          <w:lang w:val="en-US"/>
+        </w:rPr>
+        <w:t>get</w:t>
+      </w:r>
+      <w:r>
+        <w:t>_</w:t>
+      </w:r>
+      <w:r>
+        <w:rPr>
+          <w:lang w:val="en-US"/>
+        </w:rPr>
+        <w:t>lesson</w:t>
+      </w:r>
+      <w:r>
+        <w:t>_</w:t>
+      </w:r>
+      <w:r>
+        <w:rPr>
+          <w:lang w:val="en-US"/>
+        </w:rPr>
+        <w:t>type</w:t>
+      </w:r>
+      <w:r>
+        <w:t>_</w:t>
+      </w:r>
+      <w:r>
+        <w:rPr>
+          <w:lang w:val="en-US"/>
+        </w:rPr>
+        <w:t>encoded</w:t>
+      </w:r>
+      <w:r>
+        <w:t>»</w:t>
+      </w:r>
+      <w:r>
+        <w:t xml:space="preserve"> – </w:t>
+      </w:r>
+      <w:r>
+        <w:t xml:space="preserve">получает из базы данных набор типов занятий, которые есть по указанной дисциплине у указанной группы. Возвращает данные в массиве в кодировке </w:t>
+      </w:r>
+      <w:r>
+        <w:rPr>
+          <w:lang w:val="en-US"/>
+        </w:rPr>
+        <w:t>UTF</w:t>
+      </w:r>
+      <w:r>
+        <w:t>-8.</w:t>
+      </w:r>
+    </w:p>
+    <w:p>
+      <w:pPr>
+        <w:pStyle w:val="aa"/>
+        <w:numPr>
+          <w:ilvl w:val="1"/>
+          <w:numId w:val="6"/>
+        </w:numPr>
+      </w:pPr>
+      <w:r>
+        <w:t>Метод «</w:t>
+      </w:r>
+      <w:proofErr w:type="spellStart"/>
+      <w:r>
+        <w:rPr>
+          <w:lang w:val="en-US"/>
+        </w:rPr>
+        <w:t>getdatesjournal</w:t>
+      </w:r>
+      <w:proofErr w:type="spellEnd"/>
+      <w:r>
+        <w:t>_</w:t>
+      </w:r>
+      <w:r>
+        <w:rPr>
+          <w:lang w:val="en-US"/>
+        </w:rPr>
+        <w:t>encoded</w:t>
+      </w:r>
+      <w:r>
+        <w:t>»</w:t>
+      </w:r>
+      <w:r>
+        <w:t xml:space="preserve"> – </w:t>
+      </w:r>
+      <w:r>
+        <w:t xml:space="preserve">получает из базы данных </w:t>
+      </w:r>
+      <w:r>
+        <w:t xml:space="preserve">даты занятий на семестр вплоть до </w:t>
+      </w:r>
+      <w:r>
+        <w:t>текущего момента времени</w:t>
       </w:r>
       <w:r>
         <w:t xml:space="preserve"> </w:t>
       </w:r>
       <w:r>
-        <w:t xml:space="preserve">Визуализация взаимодействий модуля </w:t>
-      </w:r>
-      <w:r>
-        <w:t>обработки данных.</w:t>
-      </w:r>
-    </w:p>
-    <w:p>
-      <w:r>
-        <w:t>Компонент отображения таблиц получит отформатированные и упакованные в подходящую структуру данные и отобразит их пользователю в виде таблицы. Этот компонент предполагает настройку внешнего вида отображения, такую как цвета, шрифты, пропорции элементов таблицы</w:t>
-      </w:r>
-      <w:r>
-        <w:t xml:space="preserve"> (Рисунок 3.2.</w:t>
-      </w:r>
-      <w:r>
-        <w:t>3</w:t>
-      </w:r>
-      <w:r>
+        <w:t>и</w:t>
+      </w:r>
+      <w:r>
+        <w:t xml:space="preserve"> комментарии к занятиям</w:t>
+      </w:r>
+      <w:r>
+        <w:t xml:space="preserve">. Возвращает данные в массиве в кодировке </w:t>
+      </w:r>
+      <w:r>
+        <w:rPr>
+          <w:lang w:val="en-US"/>
+        </w:rPr>
+        <w:t>UTF</w:t>
+      </w:r>
+      <w:r>
+        <w:t>-8.</w:t>
+      </w:r>
+    </w:p>
+    <w:p>
+      <w:pPr>
+        <w:pStyle w:val="aa"/>
+        <w:numPr>
+          <w:ilvl w:val="1"/>
+          <w:numId w:val="6"/>
+        </w:numPr>
+      </w:pPr>
+      <w:r>
+        <w:t>Метод «</w:t>
+      </w:r>
+      <w:proofErr w:type="spellStart"/>
+      <w:r>
+        <w:rPr>
+          <w:lang w:val="en-US"/>
+        </w:rPr>
+        <w:t>getattendancejournal</w:t>
+      </w:r>
+      <w:proofErr w:type="spellEnd"/>
+      <w:r>
+        <w:t>_</w:t>
+      </w:r>
+      <w:r>
+        <w:rPr>
+          <w:lang w:val="en-US"/>
+        </w:rPr>
+        <w:t>encoded</w:t>
+      </w:r>
+      <w:r>
+        <w:t>»</w:t>
+      </w:r>
+      <w:r>
+        <w:t xml:space="preserve"> – </w:t>
+      </w:r>
+      <w:r>
+        <w:t xml:space="preserve">получает из базы данных </w:t>
+      </w:r>
+      <w:r>
+        <w:t>данные для формирования таблицы журнала</w:t>
+      </w:r>
+      <w:r>
+        <w:t xml:space="preserve">. Возвращает данные в массиве в кодировке </w:t>
+      </w:r>
+      <w:r>
+        <w:rPr>
+          <w:lang w:val="en-US"/>
+        </w:rPr>
+        <w:t>UTF</w:t>
+      </w:r>
+      <w:r>
+        <w:t>-8.</w:t>
+      </w:r>
+    </w:p>
+    <w:p>
+      <w:pPr>
+        <w:pStyle w:val="aa"/>
+        <w:numPr>
+          <w:ilvl w:val="1"/>
+          <w:numId w:val="6"/>
+        </w:numPr>
+      </w:pPr>
+      <w:r>
+        <w:t>Метод «</w:t>
+      </w:r>
+      <w:proofErr w:type="spellStart"/>
+      <w:r>
+        <w:rPr>
+          <w:lang w:val="en-US"/>
+        </w:rPr>
+        <w:t>addAttendanceMark</w:t>
+      </w:r>
+      <w:proofErr w:type="spellEnd"/>
+      <w:r>
+        <w:t>»</w:t>
+      </w:r>
+      <w:r>
+        <w:t xml:space="preserve"> – </w:t>
+      </w:r>
+      <w:r>
+        <w:t xml:space="preserve">добавляет отметку посещаемости в базу данных, либо меняет существующую. </w:t>
+      </w:r>
+    </w:p>
+    <w:p>
+      <w:pPr>
+        <w:pStyle w:val="aa"/>
+        <w:numPr>
+          <w:ilvl w:val="1"/>
+          <w:numId w:val="6"/>
+        </w:numPr>
+      </w:pPr>
+      <w:r>
+        <w:t>Метод «</w:t>
+      </w:r>
+      <w:proofErr w:type="spellStart"/>
+      <w:r>
+        <w:rPr>
+          <w:lang w:val="en-US"/>
+        </w:rPr>
+        <w:t>addDoneMark</w:t>
+      </w:r>
+      <w:proofErr w:type="spellEnd"/>
+      <w:r>
+        <w:t>»</w:t>
+      </w:r>
+      <w:r>
+        <w:t xml:space="preserve"> – </w:t>
+      </w:r>
+      <w:r>
+        <w:t xml:space="preserve">добавляет отметку сдаче работы в базу данных, либо меняет существующую. </w:t>
+      </w:r>
+    </w:p>
+    <w:p>
+      <w:pPr>
+        <w:pStyle w:val="aa"/>
+        <w:numPr>
+          <w:ilvl w:val="1"/>
+          <w:numId w:val="6"/>
+        </w:numPr>
+      </w:pPr>
+      <w:r>
+        <w:t>Метод «</w:t>
+      </w:r>
+      <w:proofErr w:type="spellStart"/>
+      <w:r>
+        <w:rPr>
+          <w:lang w:val="en-US"/>
+        </w:rPr>
+        <w:t>getLessonsList</w:t>
+      </w:r>
+      <w:proofErr w:type="spellEnd"/>
+      <w:r>
+        <w:t>»</w:t>
+      </w:r>
+      <w:r>
+        <w:t xml:space="preserve"> – </w:t>
+      </w:r>
+      <w:r>
+        <w:t>получает из базы данных набор занятий</w:t>
+      </w:r>
+      <w:r>
+        <w:t xml:space="preserve"> преподавателя на указанную дату. Если дата не указана, то получает набор занятий на сегодня</w:t>
+      </w:r>
+      <w:r>
+        <w:t xml:space="preserve">. </w:t>
+      </w:r>
+    </w:p>
+    <w:p>
+      <w:pPr>
+        <w:pStyle w:val="aa"/>
+        <w:numPr>
+          <w:ilvl w:val="1"/>
+          <w:numId w:val="6"/>
+        </w:numPr>
+      </w:pPr>
+      <w:r>
+        <w:t>Метод «</w:t>
+      </w:r>
+      <w:proofErr w:type="spellStart"/>
+      <w:r>
+        <w:rPr>
+          <w:lang w:val="en-US"/>
+        </w:rPr>
+        <w:t>getEmployeeAttendanceInfo</w:t>
+      </w:r>
+      <w:proofErr w:type="spellEnd"/>
+      <w:r>
+        <w:t>»</w:t>
+      </w:r>
+      <w:r>
+        <w:t xml:space="preserve"> – </w:t>
+      </w:r>
+      <w:r>
+        <w:t xml:space="preserve">получает из базы данных </w:t>
+      </w:r>
+      <w:r>
+        <w:t xml:space="preserve">количество отметок, сделанных </w:t>
+      </w:r>
+      <w:r>
+        <w:t>преподавателем</w:t>
+      </w:r>
+      <w:r>
+        <w:t xml:space="preserve"> на занятиях</w:t>
+      </w:r>
+      <w:r>
+        <w:t xml:space="preserve"> в указанный период времени.</w:t>
+      </w:r>
+    </w:p>
+    <w:p>
+      <w:pPr>
+        <w:pStyle w:val="aa"/>
+        <w:numPr>
+          <w:ilvl w:val="1"/>
+          <w:numId w:val="6"/>
+        </w:numPr>
+      </w:pPr>
+      <w:r>
+        <w:lastRenderedPageBreak/>
+        <w:t>Метод «</w:t>
+      </w:r>
+      <w:proofErr w:type="spellStart"/>
+      <w:r>
+        <w:rPr>
+          <w:lang w:val="en-US"/>
+        </w:rPr>
+        <w:t>logAttendance</w:t>
+      </w:r>
+      <w:proofErr w:type="spellEnd"/>
+      <w:r>
+        <w:t>»</w:t>
+      </w:r>
+      <w:r>
+        <w:t xml:space="preserve"> – </w:t>
+      </w:r>
+      <w:r>
+        <w:t xml:space="preserve">добавляет в таблицу </w:t>
+      </w:r>
+      <w:proofErr w:type="spellStart"/>
+      <w:r>
+        <w:t>логирования</w:t>
+      </w:r>
+      <w:proofErr w:type="spellEnd"/>
+      <w:r>
+        <w:t xml:space="preserve"> информацию о созданной или измененной отметке.</w:t>
+      </w:r>
+    </w:p>
+    <w:p>
+      <w:pPr>
+        <w:pStyle w:val="aa"/>
+        <w:numPr>
+          <w:ilvl w:val="1"/>
+          <w:numId w:val="6"/>
+        </w:numPr>
+      </w:pPr>
+      <w:r>
+        <w:t>Метод «</w:t>
+      </w:r>
+      <w:proofErr w:type="spellStart"/>
+      <w:r>
+        <w:rPr>
+          <w:lang w:val="en-US"/>
+        </w:rPr>
+        <w:t>searchEmployeeByFIO</w:t>
+      </w:r>
+      <w:proofErr w:type="spellEnd"/>
+      <w:r>
+        <w:t>»</w:t>
+      </w:r>
+      <w:r>
+        <w:t xml:space="preserve"> – </w:t>
+      </w:r>
+      <w:r>
+        <w:t>ищет в базе данных сотрудника по ФИО.</w:t>
+      </w:r>
+    </w:p>
+    <w:p>
+      <w:pPr>
+        <w:pStyle w:val="aa"/>
+        <w:numPr>
+          <w:ilvl w:val="1"/>
+          <w:numId w:val="6"/>
+        </w:numPr>
+      </w:pPr>
+      <w:r>
+        <w:t>Метод «</w:t>
+      </w:r>
+      <w:proofErr w:type="spellStart"/>
+      <w:r>
+        <w:rPr>
+          <w:lang w:val="en-US"/>
+        </w:rPr>
+        <w:t>getStudentStatistics</w:t>
+      </w:r>
+      <w:proofErr w:type="spellEnd"/>
+      <w:r>
+        <w:t>»</w:t>
+      </w:r>
+      <w:r>
+        <w:t xml:space="preserve"> – </w:t>
+      </w:r>
+      <w:r>
+        <w:t>ищет в базе данных информацию о посещаемости студента в указанный период времени.</w:t>
+      </w:r>
+    </w:p>
+    <w:p>
+      <w:pPr>
+        <w:pStyle w:val="aa"/>
+        <w:numPr>
+          <w:ilvl w:val="1"/>
+          <w:numId w:val="6"/>
+        </w:numPr>
+      </w:pPr>
+      <w:r>
+        <w:t>Метод «</w:t>
+      </w:r>
+      <w:proofErr w:type="spellStart"/>
+      <w:r>
+        <w:rPr>
+          <w:lang w:val="en-US"/>
+        </w:rPr>
+        <w:t>getMultigroupAmount</w:t>
+      </w:r>
+      <w:proofErr w:type="spellEnd"/>
+      <w:r>
+        <w:t>»</w:t>
+      </w:r>
+      <w:r>
+        <w:t xml:space="preserve"> – </w:t>
+      </w:r>
+      <w:r>
+        <w:t>ищет в базе данных количество отметок на потоковой лекции.</w:t>
+      </w:r>
+    </w:p>
+    <w:p>
+      <w:pPr>
+        <w:pStyle w:val="aa"/>
+        <w:numPr>
+          <w:ilvl w:val="1"/>
+          <w:numId w:val="6"/>
+        </w:numPr>
+      </w:pPr>
+      <w:r>
+        <w:t>Метод «</w:t>
+      </w:r>
+      <w:proofErr w:type="spellStart"/>
+      <w:r>
+        <w:rPr>
+          <w:lang w:val="en-US"/>
+        </w:rPr>
+        <w:t>getSubjectListForEmployee</w:t>
+      </w:r>
+      <w:proofErr w:type="spellEnd"/>
+      <w:r>
+        <w:t>»</w:t>
+      </w:r>
+      <w:r>
+        <w:t xml:space="preserve"> – </w:t>
+      </w:r>
+      <w:r>
+        <w:t xml:space="preserve">получает из базы данных набор дисциплин, которые ведет указанный </w:t>
+      </w:r>
+      <w:proofErr w:type="spellStart"/>
+      <w:r>
+        <w:t>перподаватель</w:t>
+      </w:r>
+      <w:proofErr w:type="spellEnd"/>
+      <w:r>
+        <w:t>.</w:t>
+      </w:r>
+    </w:p>
+    <w:p>
+      <w:pPr>
+        <w:pStyle w:val="aa"/>
+        <w:numPr>
+          <w:ilvl w:val="1"/>
+          <w:numId w:val="6"/>
+        </w:numPr>
+      </w:pPr>
+      <w:r>
+        <w:t>Метод «</w:t>
+      </w:r>
+      <w:proofErr w:type="spellStart"/>
+      <w:r>
+        <w:rPr>
+          <w:lang w:val="en-US"/>
+        </w:rPr>
+        <w:t>mergeStudentsToSubGroups</w:t>
+      </w:r>
+      <w:proofErr w:type="spellEnd"/>
+      <w:r>
+        <w:t>»</w:t>
+      </w:r>
+      <w:r>
+        <w:t xml:space="preserve"> – </w:t>
+      </w:r>
+      <w:r>
+        <w:t>присваивает всем студентам группы, не определенным в подгруппы ранее, первый номер подгруппы.</w:t>
+      </w:r>
+    </w:p>
+    <w:p>
+      <w:pPr>
+        <w:pStyle w:val="aa"/>
+        <w:numPr>
+          <w:ilvl w:val="1"/>
+          <w:numId w:val="6"/>
+        </w:numPr>
+      </w:pPr>
+      <w:r>
+        <w:t>Метод «</w:t>
+      </w:r>
+      <w:proofErr w:type="spellStart"/>
+      <w:r>
+        <w:rPr>
+          <w:lang w:val="en-US"/>
+        </w:rPr>
+        <w:t>updateSubGroup</w:t>
+      </w:r>
+      <w:proofErr w:type="spellEnd"/>
+      <w:r>
+        <w:t>»</w:t>
+      </w:r>
+      <w:r>
+        <w:t xml:space="preserve"> – </w:t>
+      </w:r>
+      <w:r>
+        <w:t>обновляет распределение по подгруппам.</w:t>
+      </w:r>
+    </w:p>
+    <w:p>
+      <w:pPr>
+        <w:pStyle w:val="aa"/>
+        <w:numPr>
+          <w:ilvl w:val="1"/>
+          <w:numId w:val="6"/>
+        </w:numPr>
+      </w:pPr>
+      <w:r>
+        <w:t>Метод «</w:t>
+      </w:r>
+      <w:proofErr w:type="spellStart"/>
+      <w:r>
+        <w:rPr>
+          <w:lang w:val="en-US"/>
+        </w:rPr>
+        <w:t>getStudentListForSubGroupDisivion</w:t>
+      </w:r>
+      <w:proofErr w:type="spellEnd"/>
+      <w:r>
+        <w:t>»</w:t>
+      </w:r>
+      <w:r>
+        <w:t xml:space="preserve"> – </w:t>
+      </w:r>
+      <w:r>
+        <w:t>получает из базы данных набор студентов для разбиения на подгруппы. При необходимости осуществляет вызов «</w:t>
+      </w:r>
+      <w:proofErr w:type="spellStart"/>
+      <w:r>
+        <w:rPr>
+          <w:lang w:val="en-US"/>
+        </w:rPr>
+        <w:t>mergeStudentsToSubGroups</w:t>
+      </w:r>
+      <w:proofErr w:type="spellEnd"/>
+      <w:r>
+        <w:t>».</w:t>
+      </w:r>
+    </w:p>
+    <w:p>
+      <w:pPr>
+        <w:pStyle w:val="aa"/>
+        <w:numPr>
+          <w:ilvl w:val="0"/>
+          <w:numId w:val="6"/>
+        </w:numPr>
+      </w:pPr>
+      <w:r>
+        <w:t xml:space="preserve">Компонент </w:t>
+      </w:r>
+      <w:proofErr w:type="spellStart"/>
+      <w:r>
+        <w:rPr>
+          <w:lang w:val="en-US"/>
+        </w:rPr>
+        <w:t>AttendanceController</w:t>
+      </w:r>
+      <w:proofErr w:type="spellEnd"/>
+      <w:r>
+        <w:rPr>
+          <w:lang w:val="en-US"/>
+        </w:rPr>
+        <w:t>:</w:t>
+      </w:r>
+    </w:p>
+    <w:p>
+      <w:pPr>
+        <w:pStyle w:val="aa"/>
+        <w:numPr>
+          <w:ilvl w:val="1"/>
+          <w:numId w:val="6"/>
+        </w:numPr>
+      </w:pPr>
+    </w:p>
+    <w:p>
+      <w:pPr>
+        <w:pStyle w:val="2"/>
+      </w:pPr>
+      <w:bookmarkStart w:id="16" w:name="_Toc225010208"/>
+      <w:r>
+        <w:t>3.3 Проектирование структур данных</w:t>
+      </w:r>
+      <w:bookmarkEnd w:id="16"/>
+    </w:p>
+    <w:p>
+      <w:r>
+        <w:t>В проектируемой системе используется реляционная база данных.</w:t>
+      </w:r>
+      <w:r>
+        <w:t xml:space="preserve"> База данных сайта университета поддерживается системой управления базами данных </w:t>
+      </w:r>
+      <w:r>
+        <w:rPr>
+          <w:lang w:val="en-US"/>
+        </w:rPr>
+        <w:t>Microsoft</w:t>
+      </w:r>
+      <w:r>
+        <w:t xml:space="preserve"> </w:t>
+      </w:r>
+      <w:r>
+        <w:rPr>
+          <w:lang w:val="en-US"/>
+        </w:rPr>
+        <w:t>SQL</w:t>
+      </w:r>
+      <w:r>
+        <w:t xml:space="preserve"> </w:t>
+      </w:r>
+      <w:r>
+        <w:rPr>
+          <w:lang w:val="en-US"/>
+        </w:rPr>
+        <w:t>Server</w:t>
+      </w:r>
+      <w:r>
+        <w:t>.</w:t>
+      </w:r>
+      <w:r>
+        <w:t xml:space="preserve"> </w:t>
+      </w:r>
+    </w:p>
+    <w:p>
+      <w:r>
+        <w:rPr>
+          <w:highlight w:val="yellow"/>
+        </w:rPr>
+        <w:t>(</w:t>
+      </w:r>
+      <w:r>
+        <w:rPr>
+          <w:highlight w:val="yellow"/>
+        </w:rPr>
+        <w:t xml:space="preserve">Тут будет </w:t>
+      </w:r>
+      <w:proofErr w:type="spellStart"/>
+      <w:r>
+        <w:rPr>
+          <w:highlight w:val="yellow"/>
+        </w:rPr>
+        <w:t>физ</w:t>
+      </w:r>
+      <w:proofErr w:type="spellEnd"/>
+      <w:r>
+        <w:rPr>
+          <w:highlight w:val="yellow"/>
+        </w:rPr>
+        <w:t xml:space="preserve"> схема </w:t>
+      </w:r>
+      <w:proofErr w:type="spellStart"/>
+      <w:r>
+        <w:rPr>
+          <w:highlight w:val="yellow"/>
+        </w:rPr>
+        <w:t>бд</w:t>
+      </w:r>
+      <w:proofErr w:type="spellEnd"/>
+      <w:r>
+        <w:rPr>
+          <w:highlight w:val="yellow"/>
+        </w:rPr>
+        <w:t>.</w:t>
+      </w:r>
+      <w:r>
+        <w:rPr>
+          <w:highlight w:val="yellow"/>
+        </w:rPr>
         <w:t>)</w:t>
       </w:r>
       <w:r>
+        <w:t xml:space="preserve"> Как описывалось в п. 2.3 настоящей работы, для разрабатываемой системы большинство сущностей являются внешними и используются только для чтения. Изменять и добавлять данные система будет для сущностей «Подгруппа», «Журнал изменений» и «Отметка».</w:t>
+      </w:r>
+      <w:r>
+        <w:t xml:space="preserve"> Таблица «Отметка» уже реализована и использовалась в предшествующей системе </w:t>
+      </w:r>
+      <w:r>
+        <w:lastRenderedPageBreak/>
+        <w:t>отметок посещаемости, описанной в п. 1.2.</w:t>
+      </w:r>
+      <w:r>
+        <w:t xml:space="preserve"> Соответственно, необходимо спроектировать структуры данных для таблиц «Журнал изменений» и «Подгруппа».</w:t>
+      </w:r>
+    </w:p>
+    <w:p>
+      <w:r>
+        <w:t>«Журнал изменений» хранит в себе информацию об изменении преподавателем отметки о посещении или сдаче работы студентов.</w:t>
+      </w:r>
+      <w:r>
+        <w:t xml:space="preserve"> Для этого необходимо сохранять ссылку на конкретную отметку, что возможно сделать по идентификатору записи из таблицы «Отметка». В базе будет храниться информация о времени создания отметки. Так же необходимо сохранять время последнего изменения отметки. </w:t>
+      </w:r>
+    </w:p>
+    <w:p>
+      <w:r>
+        <w:t xml:space="preserve">В реляционных базах данных свойства записей в таблицах определяются типом данных для каждой колонки таблицы. Для сохранения временной отметки в </w:t>
+      </w:r>
+      <w:r>
+        <w:rPr>
+          <w:lang w:val="en-US"/>
+        </w:rPr>
+        <w:t>Microsoft</w:t>
+      </w:r>
+      <w:r>
+        <w:t xml:space="preserve"> </w:t>
+      </w:r>
+      <w:r>
+        <w:rPr>
+          <w:lang w:val="en-US"/>
+        </w:rPr>
+        <w:t>SQL</w:t>
+      </w:r>
+      <w:r>
+        <w:t xml:space="preserve"> </w:t>
+      </w:r>
+      <w:r>
+        <w:rPr>
+          <w:lang w:val="en-US"/>
+        </w:rPr>
+        <w:t>Server</w:t>
+      </w:r>
+      <w:r>
+        <w:t xml:space="preserve"> </w:t>
+      </w:r>
+      <w:r>
+        <w:t>могут использоваться типы «</w:t>
+      </w:r>
+      <w:r>
+        <w:rPr>
+          <w:lang w:val="en-US"/>
+        </w:rPr>
+        <w:t>date</w:t>
+      </w:r>
+      <w:r>
+        <w:t>»</w:t>
+      </w:r>
+      <w:r>
+        <w:t xml:space="preserve">, </w:t>
+      </w:r>
+      <w:r>
+        <w:t>который сохраняет лишь дату, а также «</w:t>
+      </w:r>
+      <w:r>
+        <w:rPr>
+          <w:lang w:val="en-US"/>
+        </w:rPr>
+        <w:t>datetime</w:t>
+      </w:r>
+      <w:r>
+        <w:t>»</w:t>
+      </w:r>
+      <w:r>
+        <w:t xml:space="preserve">, </w:t>
+      </w:r>
+      <w:r>
+        <w:t>сохраняющий помимо даты еще и время суток с точностью до миллисекунд. Для целей разрабатываемой системы необходимо использовать тип «</w:t>
+      </w:r>
+      <w:r>
+        <w:rPr>
+          <w:lang w:val="en-US"/>
+        </w:rPr>
+        <w:t>datetime</w:t>
+      </w:r>
+      <w:r>
+        <w:t>»</w:t>
+      </w:r>
+      <w:r>
         <w:t xml:space="preserve">. </w:t>
       </w:r>
+      <w:r>
+        <w:t>Тип ссылки на отметку будет таким же, как и у идентификатора в таблице «Отметка», а именно «</w:t>
+      </w:r>
+      <w:r>
+        <w:rPr>
+          <w:lang w:val="en-US"/>
+        </w:rPr>
+        <w:t>int</w:t>
+      </w:r>
+      <w:r>
+        <w:t>»</w:t>
+      </w:r>
+      <w:r>
+        <w:t>.</w:t>
+      </w:r>
+      <w:r>
+        <w:t xml:space="preserve"> Для каждой созданной отметки будет храниться ровно 1 запись в таблице «Журнал изменений», </w:t>
+      </w:r>
+      <w:r>
+        <w:t>таким образом нет необходимости выделять суррогатный первичный ключ для этой таблицы. Внешний ключ к таблице «Отметка» будет первичным для таблицы «Журнал изменений».</w:t>
+      </w:r>
+    </w:p>
+    <w:p>
+      <w:r>
+        <w:t xml:space="preserve">Таблица «Подгруппа» представляет собой набор записей, характеризующих распределение на подгруппы созданное каждым преподавателем. Для того, чтобы один и тот же студент мог содержаться в разных подгруппах для разных дисциплин и преподавателей, необходимо в каждой записи таблицы «Подгруппа» хранить ссылки на таблицы «Студент», «Сотрудник» и «Дисциплина». Помимо этого, также необходимо хранить номер присваиваемой студенту подгруппы. </w:t>
+      </w:r>
+    </w:p>
+    <w:p>
+      <w:r>
+        <w:t>Таким образом, нео</w:t>
+      </w:r>
+      <w:r>
+        <w:t>бходимо хранить три ссылки на другие таблицы типа «</w:t>
+      </w:r>
+      <w:proofErr w:type="spellStart"/>
+      <w:r>
+        <w:rPr>
+          <w:lang w:val="en-US"/>
+        </w:rPr>
+        <w:t>int</w:t>
+      </w:r>
+      <w:proofErr w:type="spellEnd"/>
+      <w:r>
+        <w:t>»</w:t>
+      </w:r>
+      <w:r>
+        <w:t xml:space="preserve">, </w:t>
+      </w:r>
+      <w:r>
+        <w:t>номер подгруппы, который не может быть больше чем студентов в группе, для чего однозначно хватит диапазона значений типа «</w:t>
+      </w:r>
+      <w:proofErr w:type="spellStart"/>
+      <w:r>
+        <w:rPr>
+          <w:lang w:val="en-US"/>
+        </w:rPr>
+        <w:t>smallint</w:t>
+      </w:r>
+      <w:proofErr w:type="spellEnd"/>
+      <w:r>
+        <w:t>»</w:t>
+      </w:r>
+      <w:r>
+        <w:t xml:space="preserve">, </w:t>
+      </w:r>
+      <w:r>
+        <w:t xml:space="preserve">а </w:t>
+      </w:r>
+      <w:r>
+        <w:lastRenderedPageBreak/>
+        <w:t>также необходимо выделить идентификатор записи. Для этого будет выделен суррогатный ключ типа «</w:t>
+      </w:r>
+      <w:proofErr w:type="spellStart"/>
+      <w:r>
+        <w:rPr>
+          <w:lang w:val="en-US"/>
+        </w:rPr>
+        <w:t>int</w:t>
+      </w:r>
+      <w:proofErr w:type="spellEnd"/>
+      <w:r>
+        <w:t>».</w:t>
+      </w:r>
+    </w:p>
+    <w:p>
+      <w:r>
+        <w:t xml:space="preserve">Основой взаимодействия с пользователем в разрабатываемой системе будут асинхронные запросы к серверу. Такие запросы позволят обновлять содержимое </w:t>
+      </w:r>
+      <w:r>
+        <w:rPr>
+          <w:lang w:val="en-US"/>
+        </w:rPr>
+        <w:t>web</w:t>
+      </w:r>
+      <w:r>
+        <w:t>-</w:t>
+      </w:r>
+      <w:r>
+        <w:t xml:space="preserve">страницы без ее перезагрузки, что улучшит пользовательский опыт и эффективность работы с системой. </w:t>
+      </w:r>
+    </w:p>
+    <w:p>
+      <w:r>
+        <w:t xml:space="preserve">Технология </w:t>
+      </w:r>
+      <w:r>
+        <w:rPr>
+          <w:lang w:val="en-US"/>
+        </w:rPr>
+        <w:t>AJAX</w:t>
+      </w:r>
+      <w:r>
+        <w:t xml:space="preserve">, </w:t>
+      </w:r>
+      <w:r>
+        <w:t xml:space="preserve">поддерживаемая всеми современными браузерами, позволяет обмениваться </w:t>
+      </w:r>
+      <w:r>
+        <w:rPr>
+          <w:lang w:val="en-US"/>
+        </w:rPr>
+        <w:t>JSON</w:t>
+      </w:r>
+      <w:r>
+        <w:t xml:space="preserve">-объектами между сервером и клиентом. </w:t>
+      </w:r>
+      <w:r>
+        <w:rPr>
+          <w:lang w:val="en-US"/>
+        </w:rPr>
+        <w:t>JSON</w:t>
+      </w:r>
+      <w:r>
+        <w:t xml:space="preserve"> (</w:t>
+      </w:r>
+      <w:r>
+        <w:rPr>
+          <w:lang w:val="en-US"/>
+        </w:rPr>
+        <w:t>JavaScript</w:t>
+      </w:r>
+      <w:r>
+        <w:t xml:space="preserve"> </w:t>
+      </w:r>
+      <w:r>
+        <w:rPr>
+          <w:lang w:val="en-US"/>
+        </w:rPr>
+        <w:t>Object</w:t>
+      </w:r>
+      <w:r>
+        <w:t xml:space="preserve"> </w:t>
+      </w:r>
+      <w:r>
+        <w:rPr>
+          <w:lang w:val="en-US"/>
+        </w:rPr>
+        <w:t>Notation</w:t>
+      </w:r>
+      <w:r>
+        <w:t xml:space="preserve">) </w:t>
+      </w:r>
+      <w:r>
+        <w:t xml:space="preserve">– это нотация записи информационных объектов в формате «ключ – значение». Большинство современных языков программирования имеют встроенную поддержку </w:t>
+      </w:r>
+      <w:r>
+        <w:rPr>
+          <w:lang w:val="en-US"/>
+        </w:rPr>
+        <w:t>JSON</w:t>
+      </w:r>
+      <w:r>
+        <w:t>.</w:t>
+      </w:r>
+    </w:p>
+    <w:p>
+      <w:r>
+        <w:t>Клиент будет отправлять на сервер запрос при действиях пользователя. Например, при попытке отметить студента будет отправляться запрос на сервер, содержащий идентификатор занятия, номер группы, номер зачетки студента. Сервер отправит клиенту ответ, в котором обозначит успешность операции. Клиент по содержанию ответа сервера сможет изменить интерфейс, например, поставить отметку студента за посещение как «присутствовал».</w:t>
+      </w:r>
+    </w:p>
+    <w:p>
+      <w:r>
+        <w:rPr>
+          <w:highlight w:val="yellow"/>
+        </w:rPr>
+        <w:t xml:space="preserve">Как показано на рисунке 3.3.1, с помощью асинхронного запроса с использованием </w:t>
+      </w:r>
+      <w:r>
+        <w:rPr>
+          <w:highlight w:val="yellow"/>
+          <w:lang w:val="en-US"/>
+        </w:rPr>
+        <w:t>JSON</w:t>
+      </w:r>
+      <w:r>
+        <w:rPr>
+          <w:highlight w:val="yellow"/>
+        </w:rPr>
+        <w:t xml:space="preserve"> клиент может получать информацию в удобном и читаемом формате, после чего выводить пользователю соответствующим образом</w:t>
+      </w:r>
+      <w:r>
+        <w:t xml:space="preserve">. </w:t>
+      </w:r>
     </w:p>
     <w:p>
       <w:pPr>
         <w:pStyle w:val="ae"/>
       </w:pPr>
       <w:r>
-        <w:pict w14:anchorId="2F5594C1">
-          <v:shape id="_x0000_i1035" type="#_x0000_t75" style="width:381.75pt;height:66.75pt">
-            <v:imagedata r:id="rId28" o:title="MVC-Компонент 3.drawio"/>
+        <w:lastRenderedPageBreak/>
+        <w:drawing>
+          <wp:inline distT="0" distB="0" distL="0" distR="0" wp14:anchorId="30D84CF2" wp14:editId="750CA9A4">
+            <wp:extent cx="3105583" cy="3810532"/>
+            <wp:effectExtent l="0" t="0" r="0" b="0"/>
+            <wp:docPr id="22" name="Рисунок 22"/>
+            <wp:cNvGraphicFramePr>
+              <a:graphicFrameLocks xmlns:a="http://schemas.openxmlformats.org/drawingml/2006/main" noChangeAspect="1"/>
+            </wp:cNvGraphicFramePr>
+            <a:graphic xmlns:a="http://schemas.openxmlformats.org/drawingml/2006/main">
+              <a:graphicData uri="http://schemas.openxmlformats.org/drawingml/2006/picture">
+                <pic:pic xmlns:pic="http://schemas.openxmlformats.org/drawingml/2006/picture">
+                  <pic:nvPicPr>
+                    <pic:cNvPr id="1" name=""/>
+                    <pic:cNvPicPr/>
+                  </pic:nvPicPr>
+                  <pic:blipFill>
+                    <a:blip r:embed="rId29"/>
+                    <a:stretch>
+                      <a:fillRect/>
+                    </a:stretch>
+                  </pic:blipFill>
+                  <pic:spPr>
+                    <a:xfrm>
+                      <a:off x="0" y="0"/>
+                      <a:ext cx="3105583" cy="3810532"/>
+                    </a:xfrm>
+                    <a:prstGeom prst="rect">
+                      <a:avLst/>
+                    </a:prstGeom>
+                  </pic:spPr>
+                </pic:pic>
+              </a:graphicData>
+            </a:graphic>
+          </wp:inline>
+        </w:drawing>
+      </w:r>
+    </w:p>
+    <w:p>
+      <w:pPr>
+        <w:pStyle w:val="ae"/>
+      </w:pPr>
+      <w:r>
+        <w:t xml:space="preserve">Рисунок 3.3.1 – Пример </w:t>
+      </w:r>
+      <w:r>
+        <w:rPr>
+          <w:lang w:val="en-US"/>
+        </w:rPr>
+        <w:t>JSON</w:t>
+      </w:r>
+      <w:r>
+        <w:t>-</w:t>
+      </w:r>
+      <w:r>
+        <w:t>структуры передаваемых данных</w:t>
+      </w:r>
+    </w:p>
+    <w:p>
+      <w:pPr>
+        <w:pStyle w:val="2"/>
+      </w:pPr>
+      <w:bookmarkStart w:id="17" w:name="_Toc225010209"/>
+      <w:r>
+        <w:t>3.4 Проектирование алгоритмов</w:t>
+      </w:r>
+      <w:bookmarkEnd w:id="17"/>
+    </w:p>
+    <w:p>
+      <w:r>
+        <w:t xml:space="preserve">Основным алгоритмом в системе будет выступать запрос </w:t>
+      </w:r>
+      <w:r>
+        <w:t>списка группы на определенный момент времени</w:t>
+      </w:r>
+      <w:r>
+        <w:t xml:space="preserve"> (</w:t>
+      </w:r>
+      <w:r>
+        <w:t>Р</w:t>
+      </w:r>
+      <w:r>
+        <w:t>исунок 3.4.1)</w:t>
+      </w:r>
+      <w:r>
+        <w:t>.</w:t>
+      </w:r>
+      <w:r>
+        <w:t xml:space="preserve"> Алгоритм начинается с получения идентификатора пользователя и параметров запроса, переданных от клиента. Эти параметры включают в себя данные о занятии, дате, на которую запрашивается список группы и т.д. </w:t>
+      </w:r>
+    </w:p>
+    <w:p>
+      <w:r>
+        <w:t>Алгоритм начинается с проверки прав доступа пользователя. Если пользователь авторизован и имеет права доступа, то алгоритм продолжает работу, иначе пользователь будет перенаправлен на главную страницу сайта. В системе возможна ситуация, в которой пользователь будет запрашивать список группы не для своих занятий. Например, руководитель подразделения захочет посмотреть, как преподаватель отметил студентов на конкретном занятии. В таком случае идентификатор пользователя, делающего запрос, и идентификатор пользователя, отмечавшего студентов на занятии, будут отличаться. Этот момент важно учитывать в проверке прав доступа.</w:t>
+      </w:r>
+    </w:p>
+    <w:p>
+      <w:r>
+        <w:lastRenderedPageBreak/>
+        <w:t xml:space="preserve">После проверки </w:t>
+      </w:r>
+      <w:r>
+        <w:t>прав доступа необходимо определить, на какую дату сформировать список группы. Это определяется параметрами запроса. Исходя из них становится ясно, пытается пользователь получить список занятий на сегодня, или на другую предшествующую дату.</w:t>
+      </w:r>
+    </w:p>
+    <w:p>
+      <w:r>
+        <w:t xml:space="preserve">Затем запрашивается из базы данных список занятий для пользователя на дату, определенную в предыдущем абзаце. </w:t>
+      </w:r>
+      <w:r>
+        <w:t>Список занятий отсортирован по времени начала занятия.</w:t>
+      </w:r>
+    </w:p>
+    <w:p>
+      <w:pPr>
+        <w:pStyle w:val="ae"/>
+        <w:rPr>
+          <w:lang w:val="en-US"/>
+        </w:rPr>
+      </w:pPr>
+      <w:r>
+        <w:rPr>
+          <w:noProof/>
+          <w:lang w:eastAsia="ru-RU"/>
+        </w:rPr>
+        <w:lastRenderedPageBreak/>
+        <w:drawing>
+          <wp:inline distT="0" distB="0" distL="0" distR="0" wp14:anchorId="13963F0A" wp14:editId="1B25045D">
+            <wp:extent cx="2952750" cy="7332211"/>
+            <wp:effectExtent l="0" t="0" r="0" b="2540"/>
+            <wp:docPr id="6" name="Рисунок 6" descr="алгоритмы.drawio"/>
+            <wp:cNvGraphicFramePr>
+              <a:graphicFrameLocks xmlns:a="http://schemas.openxmlformats.org/drawingml/2006/main" noChangeAspect="1"/>
+            </wp:cNvGraphicFramePr>
+            <a:graphic xmlns:a="http://schemas.openxmlformats.org/drawingml/2006/main">
+              <a:graphicData uri="http://schemas.openxmlformats.org/drawingml/2006/picture">
+                <pic:pic xmlns:pic="http://schemas.openxmlformats.org/drawingml/2006/picture">
+                  <pic:nvPicPr>
+                    <pic:cNvPr id="0" name="Picture 12" descr="алгоритмы.drawio"/>
+                    <pic:cNvPicPr>
+                      <a:picLocks noChangeAspect="1" noChangeArrowheads="1"/>
+                    </pic:cNvPicPr>
+                  </pic:nvPicPr>
+                  <pic:blipFill>
+                    <a:blip r:embed="rId30">
+                      <a:extLst>
+                        <a:ext uri="{28A0092B-C50C-407E-A947-70E740481C1C}">
+                          <a14:useLocalDpi xmlns:a14="http://schemas.microsoft.com/office/drawing/2010/main" val="0"/>
+                        </a:ext>
+                      </a:extLst>
+                    </a:blip>
+                    <a:srcRect/>
+                    <a:stretch>
+                      <a:fillRect/>
+                    </a:stretch>
+                  </pic:blipFill>
+                  <pic:spPr bwMode="auto">
+                    <a:xfrm>
+                      <a:off x="0" y="0"/>
+                      <a:ext cx="2953421" cy="7333877"/>
+                    </a:xfrm>
+                    <a:prstGeom prst="rect">
+                      <a:avLst/>
+                    </a:prstGeom>
+                    <a:noFill/>
+                    <a:ln>
+                      <a:noFill/>
+                    </a:ln>
+                  </pic:spPr>
+                </pic:pic>
+              </a:graphicData>
+            </a:graphic>
+          </wp:inline>
+        </w:drawing>
+      </w:r>
+    </w:p>
+    <w:p>
+      <w:pPr>
+        <w:pStyle w:val="ae"/>
+      </w:pPr>
+      <w:r>
+        <w:t xml:space="preserve">Рисунок 3.4.1 – </w:t>
+      </w:r>
+      <w:r>
+        <w:t xml:space="preserve">Алгоритм </w:t>
+      </w:r>
+      <w:r>
+        <w:t>формирования страницы журнала посещаемости для группы на текущую дату</w:t>
+      </w:r>
+      <w:r>
+        <w:t xml:space="preserve">   </w:t>
+      </w:r>
+    </w:p>
+    <w:p>
+      <w:pPr>
+        <w:pStyle w:val="ae"/>
+      </w:pPr>
+      <w:r>
+        <w:rPr>
+          <w:color w:val="FF0000"/>
+        </w:rPr>
+        <w:t>Ещё можно показать в алгоритме что может быть несколько групп на одном занятии. Добавить цикл для каждой группы. И в цикле запрашивать список и текущую отметку на текущую дату.</w:t>
+      </w:r>
+    </w:p>
+    <w:p>
+      <w:r>
+        <w:lastRenderedPageBreak/>
+        <w:t xml:space="preserve">Затем определяется, на какое именно занятие из списка необходимо получить список группы. Это может быть занятие которое происходит в данный момент времени, либо это может быть любое другое занятие в произвольную дату. Это определяется параметрами запроса. </w:t>
+      </w:r>
+    </w:p>
+    <w:p>
+      <w:r>
+        <w:t>Конкретизированный алгоритм выбора нужного занятия из списка представлен на рисунке 3.4.2. Получив список занятий на указанную дату необходимо определить, искать нужное занятие исходя из текущего серверного времени суток, либо по номеру из параметров запроса.</w:t>
+      </w:r>
+    </w:p>
+    <w:p>
+      <w:r>
+        <w:t xml:space="preserve">После того как это определено, посредством цикла в обоих случаях находится нужное занятие. Важно отметить, что для снижения количества проверок при поиске последнего начавшегося занятия лучше идти с конца списка занятий. Если алгоритм будет просматривать список занятий с начала, то на каждой итерации цикла придется проверять не только началось ли текущее занятие, </w:t>
+      </w:r>
+      <w:r>
+        <w:t>но и является ли оно последним начавшимся. То есть существуют ли занятия, которые уже начались, при этом находясь дальше в списке занятий. Если же идти с конца списка, то первое же занятие, которое подходит под условие «началось раньше текущего времени суток» будет искомым. Этот цикл представлен левой веткой исполнения на блок-схеме на рисунке 3.4.2.</w:t>
+      </w:r>
+    </w:p>
+    <w:p>
+      <w:r>
+        <w:t>В случае же, когда искомое занятие нужно просто идентифицировать по номеру (подразумевается номер занятия в ежедневном расписании, например, под номером 1 будут занятия, начавшиеся в 8:30, под номером 2 начавшиеся в 10:10 и т.д.), подойдет обычный перебор элементов с начала списка. Несмотря на то, что список занятий отсортирован по номерам, не имеет смысла осуществлять оптимизированный поиск в этом списке. Количество элементов в списке занятий не может превышать восьми элементов. В самом худшем случае алгоритм совершит 8 итераций, что ничтожно мало в современных реалиях и не нуждается в оптимизации.</w:t>
+      </w:r>
+      <w:r>
+        <w:t xml:space="preserve"> </w:t>
+      </w:r>
+    </w:p>
+    <w:p/>
+    <w:p>
+      <w:pPr>
+        <w:rPr>
+          <w:color w:val="FF0000"/>
+        </w:rPr>
+      </w:pPr>
+      <w:r>
+        <w:rPr>
+          <w:color w:val="FF0000"/>
+        </w:rPr>
+        <w:lastRenderedPageBreak/>
+        <w:t xml:space="preserve">Ещё я думаю можно нарисовать алгоритм получения отметки о посещении для каждого студента. Я имею в виду что нам получается сначала надо определить всех студентов, потом получить данные об имеющихся отметках и сопоставить их со студентом. </w:t>
+      </w:r>
+      <w:proofErr w:type="spellStart"/>
+      <w:r>
+        <w:rPr>
+          <w:color w:val="FF0000"/>
+        </w:rPr>
+        <w:t>Вобщем</w:t>
+      </w:r>
+      <w:proofErr w:type="spellEnd"/>
+      <w:r>
+        <w:rPr>
+          <w:color w:val="FF0000"/>
+        </w:rPr>
+        <w:t xml:space="preserve"> внутреннюю часть этого процесса показать</w:t>
+      </w:r>
+      <w:r>
+        <w:rPr>
+          <w:color w:val="FF0000"/>
+        </w:rPr>
+        <w:t xml:space="preserve"> можно</w:t>
+      </w:r>
+      <w:r>
+        <w:rPr>
+          <w:color w:val="FF0000"/>
+        </w:rPr>
+        <w:t>.</w:t>
+      </w:r>
+      <w:r>
+        <w:rPr>
+          <w:color w:val="FF0000"/>
+        </w:rPr>
+        <w:t xml:space="preserve"> </w:t>
+      </w:r>
+      <w:proofErr w:type="spellStart"/>
+      <w:r>
+        <w:rPr>
+          <w:color w:val="FF0000"/>
+        </w:rPr>
+        <w:t>Поидее</w:t>
+      </w:r>
+      <w:proofErr w:type="spellEnd"/>
+      <w:r>
+        <w:rPr>
+          <w:color w:val="FF0000"/>
+        </w:rPr>
+        <w:t xml:space="preserve"> это будет интересно. </w:t>
+      </w:r>
+    </w:p>
+    <w:p>
+      <w:pPr>
+        <w:rPr>
+          <w:color w:val="FF0000"/>
+        </w:rPr>
+      </w:pPr>
+      <w:r>
+        <w:rPr>
+          <w:color w:val="FF0000"/>
+        </w:rPr>
+        <w:t xml:space="preserve">Ещё можно алгоритм простановки отметок нарисовать </w:t>
+      </w:r>
+      <w:proofErr w:type="gramStart"/>
+      <w:r>
+        <w:rPr>
+          <w:color w:val="FF0000"/>
+        </w:rPr>
+        <w:t>на клиенте</w:t>
+      </w:r>
+      <w:proofErr w:type="gramEnd"/>
+      <w:r>
+        <w:rPr>
+          <w:color w:val="FF0000"/>
+        </w:rPr>
+        <w:t xml:space="preserve"> который. Когда нажимаешь отметить всех, проходишь по списку студентов. Для каждого отправляешь отметку о его посещении. Если отметка сохранилась успешно переходишь к следующему. Если нет можно сделать повторную отправку или вывод сообщения об ошибке. </w:t>
+      </w:r>
+      <w:r>
+        <w:rPr>
+          <w:color w:val="FF0000"/>
+        </w:rPr>
+        <w:t>Также сообщение об ошибке если пользователь офлайн. В общем можно добавить алгоритмов ещё. Лишними они точно не будут.</w:t>
+      </w:r>
+    </w:p>
+    <w:p>
+      <w:pPr>
+        <w:pStyle w:val="ae"/>
+      </w:pPr>
+      <w:r>
+        <w:rPr>
+          <w:noProof/>
+          <w:lang w:eastAsia="ru-RU"/>
+        </w:rPr>
+        <w:lastRenderedPageBreak/>
+        <w:drawing>
+          <wp:inline distT="0" distB="0" distL="0" distR="0" wp14:anchorId="54518453" wp14:editId="75634A56">
+            <wp:extent cx="5086350" cy="7448550"/>
+            <wp:effectExtent l="0" t="0" r="0" b="0"/>
+            <wp:docPr id="7" name="Рисунок 9" descr="алгоритмы-поиск пары"/>
+            <wp:cNvGraphicFramePr>
+              <a:graphicFrameLocks xmlns:a="http://schemas.openxmlformats.org/drawingml/2006/main" noChangeAspect="1"/>
+            </wp:cNvGraphicFramePr>
+            <a:graphic xmlns:a="http://schemas.openxmlformats.org/drawingml/2006/main">
+              <a:graphicData uri="http://schemas.openxmlformats.org/drawingml/2006/picture">
+                <pic:pic xmlns:pic="http://schemas.openxmlformats.org/drawingml/2006/picture">
+                  <pic:nvPicPr>
+                    <pic:cNvPr id="0" name="Picture 9" descr="алгоритмы-поиск пары"/>
+                    <pic:cNvPicPr>
+                      <a:picLocks noChangeAspect="1" noChangeArrowheads="1"/>
+                    </pic:cNvPicPr>
+                  </pic:nvPicPr>
+                  <pic:blipFill>
+                    <a:blip r:embed="rId31">
+                      <a:extLst>
+                        <a:ext uri="{28A0092B-C50C-407E-A947-70E740481C1C}">
+                          <a14:useLocalDpi xmlns:a14="http://schemas.microsoft.com/office/drawing/2010/main" val="0"/>
+                        </a:ext>
+                      </a:extLst>
+                    </a:blip>
+                    <a:srcRect/>
+                    <a:stretch>
+                      <a:fillRect/>
+                    </a:stretch>
+                  </pic:blipFill>
+                  <pic:spPr bwMode="auto">
+                    <a:xfrm>
+                      <a:off x="0" y="0"/>
+                      <a:ext cx="5086350" cy="7448550"/>
+                    </a:xfrm>
+                    <a:prstGeom prst="rect">
+                      <a:avLst/>
+                    </a:prstGeom>
+                    <a:noFill/>
+                    <a:ln>
+                      <a:noFill/>
+                    </a:ln>
+                  </pic:spPr>
+                </pic:pic>
+              </a:graphicData>
+            </a:graphic>
+          </wp:inline>
+        </w:drawing>
+      </w:r>
+    </w:p>
+    <w:p>
+      <w:pPr>
+        <w:pStyle w:val="ae"/>
+      </w:pPr>
+      <w:r>
+        <w:t>Рисунок 3.4.2 – Алгоритм поиска нужного занятия на текущий момент времени, либо по указанному номеру</w:t>
+      </w:r>
+    </w:p>
+    <w:p>
+      <w:pPr>
+        <w:pStyle w:val="2"/>
+      </w:pPr>
+      <w:bookmarkStart w:id="18" w:name="_Toc225010210"/>
+      <w:r>
+        <w:t>3.5 Проектирование интерфейсов</w:t>
+      </w:r>
+      <w:bookmarkEnd w:id="18"/>
+    </w:p>
+    <w:p>
+      <w:r>
+        <w:rPr>
+          <w:highlight w:val="yellow"/>
+        </w:rPr>
+        <w:t>(Новый пункт)</w:t>
+      </w:r>
+      <w:r>
+        <w:t xml:space="preserve"> </w:t>
+      </w:r>
+      <w:r>
+        <w:t xml:space="preserve">Главной страницей системы будет выступать страница с формированием списка группы на текущий момент времени (Рисунок 3.5.1). </w:t>
+      </w:r>
+      <w:r>
+        <w:lastRenderedPageBreak/>
+        <w:t xml:space="preserve">В верхней части страницы будут располагаться навигационные кнопки. По нажатию кнопки «Открыть журнал посещаемости» пользователь будет перенесён на страницу журнала посещаемости. Кнопки «Следующий день» и «Предыдущий день» предназначены для навигации по датам занятий. </w:t>
+      </w:r>
+    </w:p>
+    <w:p>
+      <w:pPr>
+        <w:pStyle w:val="ae"/>
+      </w:pPr>
+      <w:r>
+        <w:rPr>
+          <w:noProof/>
+          <w:lang w:eastAsia="ru-RU"/>
+        </w:rPr>
+        <w:drawing>
+          <wp:inline distT="0" distB="0" distL="0" distR="0" wp14:anchorId="2D0AFAC1" wp14:editId="483CF4C6">
+            <wp:extent cx="4772025" cy="4581525"/>
+            <wp:effectExtent l="0" t="0" r="9525" b="9525"/>
+            <wp:docPr id="18" name="Рисунок 18" descr="C:\Users\ИВАН\AppData\Local\Microsoft\Windows\INetCache\Content.Word\Интерфейсы-index.drawio.png"/>
+            <wp:cNvGraphicFramePr>
+              <a:graphicFrameLocks xmlns:a="http://schemas.openxmlformats.org/drawingml/2006/main" noChangeAspect="1"/>
+            </wp:cNvGraphicFramePr>
+            <a:graphic xmlns:a="http://schemas.openxmlformats.org/drawingml/2006/main">
+              <a:graphicData uri="http://schemas.openxmlformats.org/drawingml/2006/picture">
+                <pic:pic xmlns:pic="http://schemas.openxmlformats.org/drawingml/2006/picture">
+                  <pic:nvPicPr>
+                    <pic:cNvPr id="0" name="Picture 11" descr="C:\Users\ИВАН\AppData\Local\Microsoft\Windows\INetCache\Content.Word\Интерфейсы-index.drawio.png"/>
+                    <pic:cNvPicPr>
+                      <a:picLocks noChangeAspect="1" noChangeArrowheads="1"/>
+                    </pic:cNvPicPr>
+                  </pic:nvPicPr>
+                  <pic:blipFill>
+                    <a:blip r:embed="rId32">
+                      <a:extLst>
+                        <a:ext uri="{28A0092B-C50C-407E-A947-70E740481C1C}">
+                          <a14:useLocalDpi xmlns:a14="http://schemas.microsoft.com/office/drawing/2010/main" val="0"/>
+                        </a:ext>
+                      </a:extLst>
+                    </a:blip>
+                    <a:srcRect/>
+                    <a:stretch>
+                      <a:fillRect/>
+                    </a:stretch>
+                  </pic:blipFill>
+                  <pic:spPr bwMode="auto">
+                    <a:xfrm>
+                      <a:off x="0" y="0"/>
+                      <a:ext cx="4772025" cy="4581525"/>
+                    </a:xfrm>
+                    <a:prstGeom prst="rect">
+                      <a:avLst/>
+                    </a:prstGeom>
+                    <a:noFill/>
+                    <a:ln>
+                      <a:noFill/>
+                    </a:ln>
+                  </pic:spPr>
+                </pic:pic>
+              </a:graphicData>
+            </a:graphic>
+          </wp:inline>
+        </w:drawing>
+      </w:r>
+    </w:p>
+    <w:p>
+      <w:pPr>
+        <w:pStyle w:val="ae"/>
+      </w:pPr>
+      <w:r>
+        <w:t>Рисунок 3.5.1 – Макет главной страницы системы</w:t>
+      </w:r>
+    </w:p>
+    <w:p>
+      <w:r>
+        <w:t xml:space="preserve">В нижней части страницы представлена таблица посещаемости и сдачи работ. </w:t>
+      </w:r>
+      <w:r>
+        <w:t xml:space="preserve">Колонки таблицы содержат номер зачетной книжки студента, его фамилию, имя и отчество, его присутствие либо отсутствие, а также сдачу им работы. </w:t>
+      </w:r>
+      <w:r>
+        <w:t>Присутствие либо отсутствие на занятии будет обозначаться путем отметки в соответствующем интерактивном поле выбора (</w:t>
+      </w:r>
+      <w:r>
+        <w:rPr>
+          <w:lang w:val="en-US"/>
+        </w:rPr>
+        <w:t>checkbox</w:t>
+      </w:r>
+      <w:r>
+        <w:t>-</w:t>
+      </w:r>
+      <w:r>
+        <w:t>элемент). На лекциях студенты не сдают никаких работ, соответственно столбец «Сдача работ» вышеуказанной таблицы будет добавляться только для типов занятий «Лабораторная» и «Практика».</w:t>
+      </w:r>
+      <w:r>
+        <w:t xml:space="preserve"> Столбец «Сдача работ» будет также в своих ячейках содержать интерактивные поля выбора для отметки сдачи работы. Однако помимо обычного </w:t>
+      </w:r>
+      <w:r>
+        <w:rPr>
+          <w:lang w:val="en-US"/>
+        </w:rPr>
+        <w:t>checkbox</w:t>
+      </w:r>
+      <w:r>
+        <w:t>-</w:t>
+      </w:r>
+      <w:r>
+        <w:t xml:space="preserve">элемента к нему будет приставлен </w:t>
+      </w:r>
+      <w:r>
+        <w:lastRenderedPageBreak/>
+        <w:t>интерактивный выпадающий список с отметками за сдачу работ. Это необходимо для тех случаев, когда преподавателю недостаточно знать о самом факте сдачи работы, но еще важно сохранять оценку за нее.</w:t>
+      </w:r>
+    </w:p>
+    <w:p>
+      <w:r>
+        <w:t>Над таблицей посещаемости располагаются вспомогательные кнопки. С помощью этих кнопок можно будет сменить отображаемую группу, так как бывают потоковые лекции, на которых присутствует сразу несколько групп студентов. Кнопка «Отметить всех» пометит всех студентов выбранной группы как «Присутствующий». Эта кнопка помимо снижения времени на отметку каждого студента по одному снижает нагрузку на сеть и базу данных, так как отметить всю группу возможно всего одним запросом.</w:t>
+      </w:r>
+    </w:p>
+    <w:p>
+      <w:r>
+        <w:t>В правой части главной страницы будет расположена таблица навигации по занятиям за указанную дату. Формат отображения занятий в этой таблице будет схож с отображением на странице расписания занятий, что позволит интуитивно быстрее ориентироваться новым пользователям. По кнопкам в ячейках этой таблицы будет возможно перейти к отметке посещаемости за другое занятие на указанную дату.</w:t>
+      </w:r>
+    </w:p>
+    <w:p>
+      <w:r>
+        <w:t>Страница журнала посещаемости (Рисунок 3.5.2) позволит отметить посещаемость и сдачу работ группой за все занятия по указанной дисциплине.</w:t>
+      </w:r>
+    </w:p>
+    <w:p>
+      <w:pPr>
+        <w:pStyle w:val="ae"/>
+        <w:jc w:val="both"/>
+      </w:pPr>
+      <w:r>
+        <w:t>В верхней части страницы журнала посещаемости находятся интерактивные выпадающие списки. Списки позволяют выбрать соответственно дисциплину, группу и тип занятия, для которых необходимо сформировать таблицу журнала.</w:t>
+      </w:r>
+    </w:p>
+    <w:p>
+      <w:pPr>
+        <w:pStyle w:val="ae"/>
+        <w:jc w:val="both"/>
+      </w:pPr>
+      <w:r>
+        <w:t xml:space="preserve">Сформированная таблица содержит ФИО студентов и колонки, содержащие </w:t>
+      </w:r>
+      <w:r>
+        <w:t>интерактивные элементы выбора. Эти колонки схожи с колонками «Присутствие» и «Сдача работы» из таблицы посещаемости с главной страницы системы.</w:t>
+      </w:r>
+    </w:p>
+    <w:p>
+      <w:pPr>
+        <w:pStyle w:val="ae"/>
+        <w:jc w:val="both"/>
+      </w:pPr>
+      <w:r>
+        <w:t>Обе вышерассмотренные страницы работают на основе асинхронных запросов, соответственно изменение отметки о посещении студентов, выбор другой дисциплины, группы и типа занятий происходят без перезагрузки страницы.</w:t>
+      </w:r>
+    </w:p>
+    <w:p>
+      <w:pPr>
+        <w:pStyle w:val="ae"/>
+      </w:pPr>
+      <w:r>
+        <w:lastRenderedPageBreak/>
+        <w:pict w14:anchorId="70B87DD2">
+          <v:shape id="_x0000_i1028" type="#_x0000_t75" style="width:375.75pt;height:360.75pt">
+            <v:imagedata r:id="rId33" o:title="Интерфейсы-journal"/>
           </v:shape>
         </w:pict>
       </w:r>
@@ -6265,36 +9113,82 @@
         <w:pStyle w:val="ae"/>
       </w:pPr>
       <w:r>
-        <w:t>Рисунок 3.2.3</w:t>
-      </w:r>
-      <w:r>
-        <w:t xml:space="preserve"> – Визуализация взаимодействий модуля </w:t>
-      </w:r>
-      <w:r>
-        <w:t>отображения</w:t>
-      </w:r>
-      <w:r>
-        <w:t xml:space="preserve"> данных.</w:t>
-      </w:r>
-    </w:p>
-    <w:p>
-      <w:r>
-        <w:t xml:space="preserve">Компоненты отображения и выбора опций для среза данных связаны между собой. В первом реализуется функционал по динамическому формированию </w:t>
-      </w:r>
-      <w:r>
-        <w:t>опций для выборки данных, исходя из множества условий. Например, роль пользователя, преподаваемые им дисциплины, если речь о преподавателе, и так далее. Компонент выбора вышеупомянутых опций инкапсулирует в себе необходимую обработку действий пользователя при выборе каждой из опций</w:t>
-      </w:r>
-      <w:r>
-        <w:t xml:space="preserve"> (Рисунок 3.2.</w:t>
-      </w:r>
-      <w:r>
-        <w:t>4</w:t>
-      </w:r>
-      <w:r>
-        <w:t>)</w:t>
-      </w:r>
-      <w:r>
-        <w:t>.</w:t>
+        <w:t>Рисунок 3.5.2 – Макет страницы журнала посещаемости</w:t>
+      </w:r>
+    </w:p>
+    <w:p>
+      <w:r>
+        <w:rPr>
+          <w:highlight w:val="yellow"/>
+        </w:rPr>
+        <w:t xml:space="preserve">(забыл про комментарии к занятию в </w:t>
+      </w:r>
+      <w:proofErr w:type="gramStart"/>
+      <w:r>
+        <w:rPr>
+          <w:highlight w:val="yellow"/>
+        </w:rPr>
+        <w:t>журнале)</w:t>
+      </w:r>
+      <w:r>
+        <w:t>Страница</w:t>
+      </w:r>
+      <w:proofErr w:type="gramEnd"/>
+      <w:r>
+        <w:t xml:space="preserve"> разделения на подгруппы (Рисунок 3.5.3) служит для деления преподавателями студенческих групп на подгруппы по своему усмотрению для каждой преподаваемой ими дисциплины. </w:t>
+      </w:r>
+    </w:p>
+    <w:p>
+      <w:r>
+        <w:t>В верхней части страницы аналогично странице журнала посещаемости располагаются интерактивные выпадающие списки для выбора дисциплины и группы.</w:t>
+      </w:r>
+    </w:p>
+    <w:p>
+      <w:r>
+        <w:t xml:space="preserve">Ниже, после выбора дисциплины и студенческой группы, отображаются таблицы со списками каждой из подгрупп. Они содержат колонки с номером зачетной книжки, ФИО студента и колонку с интерактивным элементом выбора под названием «Выделение». Между таблицами по центру располагаются три кнопки для управления составом подгрупп. Кнопка перемещения из левой таблицы в правую, из правой таблицы в левую и кнопка сохранения. Подобный интерфейс для управления содержимым таблиц </w:t>
+      </w:r>
+      <w:r>
+        <w:lastRenderedPageBreak/>
+        <w:t xml:space="preserve">использовался в офисном программном обеспечении, таком как </w:t>
+      </w:r>
+      <w:r>
+        <w:rPr>
+          <w:lang w:val="en-US"/>
+        </w:rPr>
+        <w:t>Microsoft</w:t>
+      </w:r>
+      <w:r>
+        <w:t xml:space="preserve"> </w:t>
+      </w:r>
+      <w:r>
+        <w:rPr>
+          <w:lang w:val="en-US"/>
+        </w:rPr>
+        <w:t>Excel</w:t>
+      </w:r>
+      <w:r>
+        <w:t xml:space="preserve">, </w:t>
+      </w:r>
+      <w:r>
+        <w:rPr>
+          <w:lang w:val="en-US"/>
+        </w:rPr>
+        <w:t>Microsoft</w:t>
+      </w:r>
+      <w:r>
+        <w:t xml:space="preserve"> </w:t>
+      </w:r>
+      <w:r>
+        <w:rPr>
+          <w:lang w:val="en-US"/>
+        </w:rPr>
+        <w:t>Word</w:t>
+      </w:r>
+      <w:r>
+        <w:t xml:space="preserve"> </w:t>
+      </w:r>
+      <w:r>
+        <w:t>и т.п.</w:t>
       </w:r>
     </w:p>
     <w:p>
@@ -6302,9 +9196,9 @@
         <w:pStyle w:val="ae"/>
       </w:pPr>
       <w:r>
-        <w:pict w14:anchorId="6017529B">
-          <v:shape id="_x0000_i1051" type="#_x0000_t75" style="width:397.9pt;height:76.2pt">
-            <v:imagedata r:id="rId29" o:title="MVC-Компонент 4.drawio"/>
+        <w:pict w14:anchorId="46D996DD">
+          <v:shape id="_x0000_i1030" type="#_x0000_t75" style="width:443.25pt;height:360.75pt">
+            <v:imagedata r:id="rId34" o:title="Интерфейсы-subgroup"/>
           </v:shape>
         </w:pict>
       </w:r>
@@ -6314,284 +9208,124 @@
         <w:pStyle w:val="ae"/>
       </w:pPr>
       <w:r>
-        <w:t>Рисунок 3.2.</w:t>
-      </w:r>
-      <w:r>
-        <w:t>4</w:t>
-      </w:r>
-      <w:bookmarkStart w:id="9" w:name="_GoBack"/>
-      <w:bookmarkEnd w:id="9"/>
-      <w:r>
-        <w:t xml:space="preserve"> – Визуализация взаимодействий модуля </w:t>
-      </w:r>
-      <w:r>
-        <w:t>взаимодействия с пользователем</w:t>
-      </w:r>
-      <w:r>
-        <w:t>.</w:t>
-      </w:r>
+        <w:t>Рисунок 3.5.3 – Макет страницы разделения на подгруппы</w:t>
+      </w:r>
+    </w:p>
+    <w:p>
+      <w:r>
+        <w:t>Выделив нужных студентов одной из подгрупп для перемещения в другую, пользователь нажимает соответствующую кнопку, после чего состав подгрупп меняется. Соответствующие ячейки, выбранные пользователем, переносятся в другую таблицу, соблюдая порядок сортировки студентов по алфавиту. После всех необходимых перестановок пользователь нажимает кнопку сохранения, и новый состав подгрупп сохраняется.</w:t>
+      </w:r>
+    </w:p>
+    <w:p>
+      <w:r>
+        <w:t>Страница просмотра статистики (Рисунок 3.5.4) предназначена для просмотра статистики проставления отметок преподавателем. Страница предназначена для руководителей подразделений.</w:t>
+      </w:r>
+    </w:p>
+    <w:p>
+      <w:r>
+        <w:t xml:space="preserve">В верхней части страницы расположены различные элементы выбора для формирования среза данных по нужным параметрам. Первым идет набор интерактивных полей для поиска нужного преподавателя по ФИО. Далее поле </w:t>
+      </w:r>
+      <w:r>
+        <w:lastRenderedPageBreak/>
+        <w:t>для поиска преподавателя по идентификатору в системе. Последним идет поле для ввода зачетной книжки для поиска информации о посещениях студента.</w:t>
+      </w:r>
+    </w:p>
+    <w:p>
+      <w:pPr>
+        <w:pStyle w:val="ae"/>
+      </w:pPr>
+      <w:r>
+        <w:pict w14:anchorId="23FCC67B">
+          <v:shape id="_x0000_i1039" type="#_x0000_t75" style="width:443.25pt;height:570.75pt">
+            <v:imagedata r:id="rId35" o:title="Интерфейсы-admin"/>
+          </v:shape>
+        </w:pict>
+      </w:r>
+    </w:p>
+    <w:p>
+      <w:pPr>
+        <w:pStyle w:val="ae"/>
+      </w:pPr>
+      <w:r>
+        <w:t>Рисунок 3.5.4 – Макет страницы просмотра статистики</w:t>
+      </w:r>
+    </w:p>
+    <w:p>
+      <w:r>
+        <w:t xml:space="preserve">После выбора периода времени, за который собирается информация, </w:t>
+      </w:r>
+      <w:r>
+        <w:t>формируется первая таблица. Она содержит обобщенную статистику по отметкам преподавателя. В</w:t>
+      </w:r>
+      <w:r>
+        <w:t xml:space="preserve"> ней сгруппированы занятия по дисциплинам и </w:t>
+      </w:r>
+      <w:r>
+        <w:lastRenderedPageBreak/>
+        <w:t xml:space="preserve">отсортированы внутри групп по датам. Колонки таблицы содержат дисциплину, дату занятия, номер занятия, группу и количество отметок на этом занятии. В каждой ячейке колонки «Отметки» находится кнопка, нажатие на которую формирует еще одну таблицу. </w:t>
+      </w:r>
+    </w:p>
+    <w:p>
+      <w:r>
+        <w:t>Последняя таблица содержит информацию по конкретному занятию. На ней отображено каких студентов преподаватель отметил, в какое время появилась отметка и в какое время была в последний раз изменена. В случае поиска информации по студенту формируется только последняя таблица, в которой содержится только информация по искомому студенту.</w:t>
+      </w:r>
+      <w:r>
+        <w:br w:type="page"/>
+      </w:r>
+    </w:p>
+    <w:p>
+      <w:pPr>
+        <w:pStyle w:val="1"/>
+      </w:pPr>
+      <w:bookmarkStart w:id="19" w:name="_Toc225010211"/>
+      <w:r>
+        <w:lastRenderedPageBreak/>
+        <w:t>4 РЕАЛИЗАЦИЯ ПРОГРАММНОГО ОБЕСПЕЧЕНИЯ</w:t>
+      </w:r>
+      <w:bookmarkEnd w:id="19"/>
     </w:p>
     <w:p>
       <w:pPr>
         <w:pStyle w:val="2"/>
       </w:pPr>
-      <w:r>
-        <w:t>3.3 Проектирование структур данных</w:t>
-      </w:r>
-    </w:p>
-    <w:p>
-      <w:r>
-        <w:lastRenderedPageBreak/>
-        <w:t>В проектируемой системе используется реляционная база данных.</w:t>
-      </w:r>
-      <w:r>
-        <w:t xml:space="preserve"> База данных сайта университета поддерживается системой управления базами данных </w:t>
-      </w:r>
-      <w:r>
+      <w:bookmarkStart w:id="20" w:name="_Toc225010212"/>
+      <w:r>
+        <w:t>4.1 Реализация компонентов</w:t>
+      </w:r>
+      <w:bookmarkEnd w:id="20"/>
+    </w:p>
+    <w:p>
+      <w:pPr>
         <w:rPr>
           <w:lang w:val="en-US"/>
         </w:rPr>
-        <w:t>Microsoft</w:t>
-      </w:r>
-      <w:r>
-        <w:t xml:space="preserve"> </w:t>
-      </w:r>
-      <w:r>
-        <w:rPr>
-          <w:lang w:val="en-US"/>
-        </w:rPr>
-        <w:t>SQL</w:t>
-      </w:r>
-      <w:r>
-        <w:t xml:space="preserve"> </w:t>
-      </w:r>
-      <w:r>
-        <w:rPr>
-          <w:lang w:val="en-US"/>
-        </w:rPr>
-        <w:t>Server</w:t>
-      </w:r>
-      <w:r>
-        <w:t>.</w:t>
-      </w:r>
-      <w:r>
-        <w:t xml:space="preserve"> </w:t>
-      </w:r>
-    </w:p>
-    <w:p>
+      </w:pPr>
       <w:r>
         <w:rPr>
           <w:highlight w:val="yellow"/>
         </w:rPr>
-        <w:t xml:space="preserve">(Нужна ли тут логическая схема, если есть весьма подробная </w:t>
+        <w:t>(</w:t>
       </w:r>
       <w:r>
         <w:rPr>
           <w:highlight w:val="yellow"/>
-          <w:lang w:val="en-US"/>
-        </w:rPr>
-        <w:t>ER</w:t>
-      </w:r>
-      <w:r>
-        <w:rPr>
-          <w:highlight w:val="yellow"/>
-        </w:rPr>
-        <w:t xml:space="preserve"> в п. 2.3?</w:t>
-      </w:r>
-      <w:r>
-        <w:rPr>
-          <w:highlight w:val="yellow"/>
-        </w:rPr>
-        <w:t xml:space="preserve">  Сюда наверно можно вставить физическую схему если её не будет где-то дальше. А так можно без схемы тогда.</w:t>
-      </w:r>
-      <w:r>
-        <w:rPr>
-          <w:highlight w:val="yellow"/>
-        </w:rPr>
+        </w:rPr>
+        <w:t>Реализация ПО или Реализация программного обеспечения подсистемы «Контроль и учет посещаемости и работы студентов на занятиях» для сайта ОГУ им. И.С. Тургенева?</w:t>
+      </w:r>
+      <w:r>
         <w:t>)</w:t>
       </w:r>
-      <w:r>
-        <w:t xml:space="preserve"> Как описывалось в п. 2.3 настоящей работы, для разрабатываемой системы большинство сущностей являются внешними и используются только для чтения. Изменять и добавлять данные система будет для сущностей «Подгруппа», «Журнал изменений» и «Отметка».</w:t>
-      </w:r>
-      <w:r>
-        <w:t xml:space="preserve"> Таблица «Отметка» уже реализована и использовалась в предшествующей системе отметок посещаемости, описанной в п. 1.2.</w:t>
-      </w:r>
-      <w:r>
-        <w:t xml:space="preserve"> Соответственно, необходимо спроектировать структуры данных для таблиц «Журнал изменений» и «Подгруппа».</w:t>
-      </w:r>
-    </w:p>
-    <w:p>
-      <w:r>
-        <w:t>«Журнал изменений» хранит в себе информацию об изменении преподавателем отметки о посещении или сдаче работы студентов.</w:t>
-      </w:r>
-      <w:r>
-        <w:t xml:space="preserve"> Для этого необходимо сохранять ссылку на конкретную отметку, что возможно сделать по идентификатору записи из таблицы «Отметка». В базе будет храниться информация о времени создания отметки. Так же необходимо сохранять время последнего изменения отметки. </w:t>
-      </w:r>
-    </w:p>
-    <w:p>
-      <w:r>
-        <w:t xml:space="preserve">В реляционных базах данных свойства записей в таблицах определяются типом данных для каждой колонки таблицы. Для сохранения временной отметки в </w:t>
-      </w:r>
-      <w:r>
-        <w:rPr>
-          <w:lang w:val="en-US"/>
-        </w:rPr>
-        <w:t>Microsoft</w:t>
-      </w:r>
-      <w:r>
-        <w:t xml:space="preserve"> </w:t>
-      </w:r>
-      <w:r>
-        <w:rPr>
-          <w:lang w:val="en-US"/>
-        </w:rPr>
-        <w:t>SQL</w:t>
-      </w:r>
-      <w:r>
-        <w:t xml:space="preserve"> </w:t>
-      </w:r>
-      <w:r>
-        <w:rPr>
-          <w:lang w:val="en-US"/>
-        </w:rPr>
-        <w:t>Server</w:t>
-      </w:r>
-      <w:r>
-        <w:t xml:space="preserve"> </w:t>
-      </w:r>
-      <w:r>
-        <w:t>могут использоваться типы «</w:t>
-      </w:r>
-      <w:r>
-        <w:rPr>
-          <w:lang w:val="en-US"/>
-        </w:rPr>
-        <w:t>date</w:t>
-      </w:r>
-      <w:r>
-        <w:t>»</w:t>
-      </w:r>
-      <w:r>
-        <w:t xml:space="preserve">, </w:t>
-      </w:r>
-      <w:r>
-        <w:t>который сохраняет лишь дату, а также «</w:t>
-      </w:r>
-      <w:r>
-        <w:rPr>
-          <w:lang w:val="en-US"/>
-        </w:rPr>
-        <w:t>datetime</w:t>
-      </w:r>
-      <w:r>
-        <w:t>»</w:t>
-      </w:r>
-      <w:r>
-        <w:t xml:space="preserve">, </w:t>
-      </w:r>
-      <w:r>
-        <w:t>сохраняющий помимо даты еще и время суток с точностью до миллисекунд. Для целей разрабатываемой системы необходимо использовать тип «</w:t>
-      </w:r>
-      <w:r>
-        <w:rPr>
-          <w:lang w:val="en-US"/>
-        </w:rPr>
-        <w:t>datetime</w:t>
-      </w:r>
-      <w:r>
-        <w:t>»</w:t>
-      </w:r>
-      <w:r>
-        <w:t xml:space="preserve">. </w:t>
-      </w:r>
-      <w:r>
-        <w:t>Тип ссылки на отметку будет таким же, как и у идентификатора в таблице «Отметка», а именно «</w:t>
-      </w:r>
-      <w:r>
-        <w:rPr>
-          <w:lang w:val="en-US"/>
-        </w:rPr>
-        <w:t>int</w:t>
-      </w:r>
-      <w:r>
-        <w:t>»</w:t>
-      </w:r>
-      <w:r>
-        <w:t>.</w:t>
-      </w:r>
-      <w:r>
-        <w:t xml:space="preserve"> Для каждой созданной отметки будет храниться ровно 1 запись в таблице «Журнал изменений», </w:t>
-      </w:r>
-      <w:r>
-        <w:t>таким образом нет необходимости выделять суррогатный первичный ключ для этой таблицы. Внешний ключ к таблице «Отметка» будет первичным для таблицы «Журнал изменений».</w:t>
-      </w:r>
-    </w:p>
-    <w:p>
-      <w:r>
-        <w:lastRenderedPageBreak/>
-        <w:t xml:space="preserve">Таблица «Подгруппа» представляет собой набор записей, характеризующих распределение на подгруппы созданное каждым преподавателем. Для того, чтобы один и тот же студент мог содержаться в разных подгруппах для разных дисциплин и преподавателей, необходимо в каждой записи таблицы «Подгруппа» хранить ссылки на таблицы «Студент», «Сотрудник» и «Дисциплина». Помимо этого, также необходимо хранить номер присваиваемой студенту подгруппы. </w:t>
-      </w:r>
-    </w:p>
-    <w:p>
-      <w:r>
-        <w:t>Таким образом, нео</w:t>
-      </w:r>
-      <w:r>
-        <w:t>бходимо хранить три ссылки на другие таблицы типа «</w:t>
-      </w:r>
-      <w:proofErr w:type="spellStart"/>
-      <w:r>
-        <w:rPr>
-          <w:lang w:val="en-US"/>
-        </w:rPr>
-        <w:t>int</w:t>
-      </w:r>
-      <w:proofErr w:type="spellEnd"/>
-      <w:r>
-        <w:t>»</w:t>
-      </w:r>
-      <w:r>
-        <w:t xml:space="preserve">, </w:t>
-      </w:r>
-      <w:r>
-        <w:t>номер подгруппы, который не может быть больше чем студентов в группе, для чего однозначно хватит диапазона значений типа «</w:t>
-      </w:r>
-      <w:proofErr w:type="spellStart"/>
-      <w:r>
-        <w:rPr>
-          <w:lang w:val="en-US"/>
-        </w:rPr>
-        <w:t>smallint</w:t>
-      </w:r>
-      <w:proofErr w:type="spellEnd"/>
-      <w:r>
-        <w:t>»</w:t>
-      </w:r>
-      <w:r>
-        <w:t xml:space="preserve">, </w:t>
-      </w:r>
-      <w:r>
-        <w:t>а также необходимо выделить идентификатор записи. Для этого будет выделен суррогатный ключ типа «</w:t>
-      </w:r>
-      <w:r>
-        <w:rPr>
-          <w:lang w:val="en-US"/>
-        </w:rPr>
-        <w:t>int</w:t>
-      </w:r>
-      <w:r>
-        <w:t>».</w:t>
-      </w:r>
-    </w:p>
+    </w:p>
+    <w:p/>
     <w:p>
       <w:pPr>
         <w:pStyle w:val="1"/>
       </w:pPr>
-      <w:bookmarkStart w:id="10" w:name="_Toc216374964"/>
+      <w:bookmarkStart w:id="21" w:name="_Toc225010213"/>
       <w:r>
         <w:t>СПИСОК ИСПОЛЬЗУЕМЫХ ИСТОЧНИКОВ</w:t>
       </w:r>
-      <w:bookmarkEnd w:id="10"/>
+      <w:bookmarkEnd w:id="21"/>
     </w:p>
     <w:p>
       <w:r>
@@ -6663,7 +9397,7 @@
       <w:r>
         <w:t xml:space="preserve">3. </w:t>
       </w:r>
-      <w:hyperlink r:id="rId30" w:history="1">
+      <w:hyperlink r:id="rId36" w:history="1">
         <w:r>
           <w:rPr>
             <w:rStyle w:val="a9"/>
@@ -6759,7 +9493,7 @@
       <w:r>
         <w:t xml:space="preserve">4. </w:t>
       </w:r>
-      <w:hyperlink r:id="rId31" w:history="1">
+      <w:hyperlink r:id="rId37" w:history="1">
         <w:r>
           <w:rPr>
             <w:rStyle w:val="a9"/>
@@ -6772,7 +9506,7 @@
       <w:r>
         <w:t xml:space="preserve">5. </w:t>
       </w:r>
-      <w:hyperlink r:id="rId32" w:history="1">
+      <w:hyperlink r:id="rId38" w:history="1">
         <w:r>
           <w:rPr>
             <w:rStyle w:val="a9"/>
@@ -6787,7 +9521,7 @@
     <w:p/>
     <w:p/>
     <w:sectPr>
-      <w:headerReference w:type="default" r:id="rId33"/>
+      <w:headerReference w:type="default" r:id="rId39"/>
       <w:pgSz w:w="11906" w:h="16838"/>
       <w:pgMar w:top="1134" w:right="851" w:bottom="1134" w:left="1701" w:header="709" w:footer="709" w:gutter="0"/>
       <w:pgNumType w:start="1"/>
@@ -6847,7 +9581,6 @@
         <w:docPartUnique/>
       </w:docPartObj>
     </w:sdtPr>
-    <w:sdtEndPr/>
     <w:sdtContent>
       <w:p>
         <w:pPr>
@@ -6867,7 +9600,7 @@
           <w:rPr>
             <w:noProof/>
           </w:rPr>
-          <w:t>32</w:t>
+          <w:t>44</w:t>
         </w:r>
         <w:r>
           <w:fldChar w:fldCharType="end"/>
@@ -7463,6 +10196,95 @@
       </w:pPr>
     </w:lvl>
   </w:abstractNum>
+  <w:abstractNum w:abstractNumId="5" w15:restartNumberingAfterBreak="0">
+    <w:nsid w:val="7A654CC6"/>
+    <w:multiLevelType w:val="hybridMultilevel"/>
+    <w:tmpl w:val="456E0A4A"/>
+    <w:lvl w:ilvl="0" w:tplc="04190011">
+      <w:start w:val="1"/>
+      <w:numFmt w:val="decimal"/>
+      <w:lvlText w:val="%1)"/>
+      <w:lvlJc w:val="left"/>
+      <w:pPr>
+        <w:ind w:left="1069" w:hanging="360"/>
+      </w:pPr>
+    </w:lvl>
+    <w:lvl w:ilvl="1" w:tplc="F38018C6">
+      <w:start w:val="1"/>
+      <w:numFmt w:val="russianLower"/>
+      <w:lvlText w:val="%2)"/>
+      <w:lvlJc w:val="left"/>
+      <w:pPr>
+        <w:ind w:left="1789" w:hanging="360"/>
+      </w:pPr>
+      <w:rPr>
+        <w:rFonts w:hint="default"/>
+      </w:rPr>
+    </w:lvl>
+    <w:lvl w:ilvl="2" w:tplc="0419001B" w:tentative="1">
+      <w:start w:val="1"/>
+      <w:numFmt w:val="lowerRoman"/>
+      <w:lvlText w:val="%3."/>
+      <w:lvlJc w:val="right"/>
+      <w:pPr>
+        <w:ind w:left="2509" w:hanging="180"/>
+      </w:pPr>
+    </w:lvl>
+    <w:lvl w:ilvl="3" w:tplc="0419000F" w:tentative="1">
+      <w:start w:val="1"/>
+      <w:numFmt w:val="decimal"/>
+      <w:lvlText w:val="%4."/>
+      <w:lvlJc w:val="left"/>
+      <w:pPr>
+        <w:ind w:left="3229" w:hanging="360"/>
+      </w:pPr>
+    </w:lvl>
+    <w:lvl w:ilvl="4" w:tplc="04190019" w:tentative="1">
+      <w:start w:val="1"/>
+      <w:numFmt w:val="lowerLetter"/>
+      <w:lvlText w:val="%5."/>
+      <w:lvlJc w:val="left"/>
+      <w:pPr>
+        <w:ind w:left="3949" w:hanging="360"/>
+      </w:pPr>
+    </w:lvl>
+    <w:lvl w:ilvl="5" w:tplc="0419001B" w:tentative="1">
+      <w:start w:val="1"/>
+      <w:numFmt w:val="lowerRoman"/>
+      <w:lvlText w:val="%6."/>
+      <w:lvlJc w:val="right"/>
+      <w:pPr>
+        <w:ind w:left="4669" w:hanging="180"/>
+      </w:pPr>
+    </w:lvl>
+    <w:lvl w:ilvl="6" w:tplc="0419000F" w:tentative="1">
+      <w:start w:val="1"/>
+      <w:numFmt w:val="decimal"/>
+      <w:lvlText w:val="%7."/>
+      <w:lvlJc w:val="left"/>
+      <w:pPr>
+        <w:ind w:left="5389" w:hanging="360"/>
+      </w:pPr>
+    </w:lvl>
+    <w:lvl w:ilvl="7" w:tplc="04190019" w:tentative="1">
+      <w:start w:val="1"/>
+      <w:numFmt w:val="lowerLetter"/>
+      <w:lvlText w:val="%8."/>
+      <w:lvlJc w:val="left"/>
+      <w:pPr>
+        <w:ind w:left="6109" w:hanging="360"/>
+      </w:pPr>
+    </w:lvl>
+    <w:lvl w:ilvl="8" w:tplc="0419001B" w:tentative="1">
+      <w:start w:val="1"/>
+      <w:numFmt w:val="lowerRoman"/>
+      <w:lvlText w:val="%9."/>
+      <w:lvlJc w:val="right"/>
+      <w:pPr>
+        <w:ind w:left="6829" w:hanging="180"/>
+      </w:pPr>
+    </w:lvl>
+  </w:abstractNum>
   <w:num w:numId="1">
     <w:abstractNumId w:val="2"/>
   </w:num>
@@ -7477,6 +10299,9 @@
   </w:num>
   <w:num w:numId="5">
     <w:abstractNumId w:val="3"/>
+  </w:num>
+  <w:num w:numId="6">
+    <w:abstractNumId w:val="5"/>
   </w:num>
 </w:numbering>
 </file>
@@ -7953,6 +10778,7 @@
   <w:style w:type="character" w:default="1" w:styleId="a0">
     <w:name w:val="Default Paragraph Font"/>
     <w:uiPriority w:val="1"/>
+    <w:semiHidden/>
     <w:unhideWhenUsed/>
   </w:style>
   <w:style w:type="table" w:default="1" w:styleId="a1">
@@ -8541,7 +11367,7 @@
 </file>
 
 <file path=customXml/itemProps1.xml><?xml version="1.0" encoding="utf-8"?>
-<ds:datastoreItem xmlns:ds="http://schemas.openxmlformats.org/officeDocument/2006/customXml" ds:itemID="{588954E5-610E-4750-AF05-4269A007ED4A}">
+<ds:datastoreItem xmlns:ds="http://schemas.openxmlformats.org/officeDocument/2006/customXml" ds:itemID="{041D9416-3500-44DE-AC14-17D49BFF4AAD}">
   <ds:schemaRefs>
     <ds:schemaRef ds:uri="http://schemas.openxmlformats.org/officeDocument/2006/bibliography"/>
   </ds:schemaRefs>

--- a/ВКР/Основная часть.docx
+++ b/ВКР/Основная часть.docx
@@ -84,13 +84,8 @@
       <w:r>
         <w:t xml:space="preserve">Студента </w:t>
       </w:r>
-      <w:proofErr w:type="spellStart"/>
-      <w:r>
-        <w:t>Василения</w:t>
-      </w:r>
-      <w:proofErr w:type="spellEnd"/>
-      <w:r>
-        <w:t xml:space="preserve"> Ивана Валерьевича                        </w:t>
+      <w:r>
+        <w:t xml:space="preserve">Василения Ивана Валерьевича                        </w:t>
       </w:r>
       <w:r>
         <w:t xml:space="preserve">шифр </w:t>
@@ -145,13 +140,8 @@
         <w:t xml:space="preserve">Студент </w:t>
       </w:r>
       <w:r>
-        <w:t xml:space="preserve">                                                                                       И.В. </w:t>
-      </w:r>
-      <w:proofErr w:type="spellStart"/>
-      <w:r>
-        <w:t>Василения</w:t>
-      </w:r>
-      <w:proofErr w:type="spellEnd"/>
+        <w:t xml:space="preserve">                                                                                       И.В. Василения</w:t>
+      </w:r>
       <w:r>
         <w:t xml:space="preserve"> </w:t>
       </w:r>
@@ -203,13 +193,8 @@
         <w:spacing w:line="276" w:lineRule="auto"/>
         <w:ind w:firstLine="0"/>
       </w:pPr>
-      <w:proofErr w:type="spellStart"/>
-      <w:r>
-        <w:t>И.о.зав</w:t>
-      </w:r>
-      <w:proofErr w:type="spellEnd"/>
-      <w:r>
-        <w:t xml:space="preserve">. кафедрой </w:t>
+      <w:r>
+        <w:t xml:space="preserve">И.о.зав. кафедрой </w:t>
       </w:r>
       <w:r>
         <w:t xml:space="preserve">                                                 </w:t>
@@ -1974,13 +1959,8 @@
       <w:r>
         <w:t xml:space="preserve">Целью выпускной квалификационной работы является </w:t>
       </w:r>
-      <w:proofErr w:type="spellStart"/>
-      <w:r>
-        <w:t>реинжениринг</w:t>
-      </w:r>
-      <w:proofErr w:type="spellEnd"/>
-      <w:r>
-        <w:t xml:space="preserve"> процесса и расширение функционала учёта посещаемости и работы студентов на занятиях для </w:t>
+      <w:r>
+        <w:t xml:space="preserve">реинжениринг процесса и расширение функционала учёта посещаемости и работы студентов на занятиях для </w:t>
       </w:r>
       <w:r>
         <w:t xml:space="preserve">упрощения контроля за заполнением и </w:t>
@@ -2159,18 +2139,10 @@
         <w:t>де</w:t>
       </w:r>
       <w:r>
-        <w:t xml:space="preserve">каната, так и для официальных органов </w:t>
-      </w:r>
-      <w:proofErr w:type="gramStart"/>
-      <w:r>
-        <w:t xml:space="preserve">вроде </w:t>
-      </w:r>
-      <w:r>
-        <w:t xml:space="preserve"> Рособрнадзора</w:t>
-      </w:r>
-      <w:proofErr w:type="gramEnd"/>
-      <w:r>
-        <w:t xml:space="preserve"> или Росстата. Это исключает дублирование информации и ошибки «человеческого фактора», гарантируя, что данные, на основании которых принимаются решения об аттестации студентов или о выделении бюджетных мест, являются актуальными и точными</w:t>
+        <w:t xml:space="preserve">каната, так и для официальных органов вроде </w:t>
+      </w:r>
+      <w:r>
+        <w:t xml:space="preserve"> Рособрнадзора или Росстата. Это исключает дублирование информации и ошибки «человеческого фактора», гарантируя, что данные, на основании которых принимаются решения об аттестации студентов или о выделении бюджетных мест, являются актуальными и точными</w:t>
       </w:r>
       <w:r>
         <w:t>.</w:t>
@@ -2767,15 +2739,7 @@
     </w:p>
     <w:p>
       <w:r>
-        <w:t>Одним из наиболее перспективных инструментов в данной сфере является программный продукт «1</w:t>
-      </w:r>
-      <w:proofErr w:type="gramStart"/>
-      <w:r>
-        <w:t>С:Электронный</w:t>
-      </w:r>
-      <w:proofErr w:type="gramEnd"/>
-      <w:r>
-        <w:t xml:space="preserve"> журнал колледжа», разработанный на базе пл</w:t>
+        <w:t>Одним из наиболее перспективных инструментов в данной сфере является программный продукт «1С:Электронный журнал колледжа», разработанный на базе пл</w:t>
       </w:r>
       <w:r>
         <w:t>атформы «1С:Предприятие 8.3»</w:t>
@@ -2990,57 +2954,46 @@
       <w:r>
         <w:t>«</w:t>
       </w:r>
-      <w:proofErr w:type="spellStart"/>
-      <w:r>
-        <w:t>Free</w:t>
-      </w:r>
-      <w:proofErr w:type="spellEnd"/>
+      <w:r>
+        <w:t>Free Dean's</w:t>
+      </w:r>
+      <w:r>
+        <w:t xml:space="preserve"> Office» (Электронный деканат) – </w:t>
+      </w:r>
+      <w:r>
+        <w:t>это</w:t>
+      </w:r>
+      <w:r>
+        <w:t xml:space="preserve"> модуль для среды дистанционного обучения </w:t>
+      </w:r>
+      <w:r>
+        <w:t>«</w:t>
+      </w:r>
+      <w:r>
+        <w:t>Moodle</w:t>
+      </w:r>
+      <w:r>
+        <w:t>»</w:t>
+      </w:r>
+      <w:r>
+        <w:t>, который добавляет возможность управления процессом обучения, типичным для российских школ, колледжей и ВУЗов.</w:t>
+      </w:r>
       <w:r>
         <w:t xml:space="preserve"> </w:t>
       </w:r>
-      <w:proofErr w:type="spellStart"/>
-      <w:r>
-        <w:t>Dean's</w:t>
-      </w:r>
-      <w:proofErr w:type="spellEnd"/>
-      <w:r>
-        <w:t xml:space="preserve"> </w:t>
-      </w:r>
-      <w:proofErr w:type="spellStart"/>
-      <w:r>
-        <w:t>Office</w:t>
-      </w:r>
-      <w:proofErr w:type="spellEnd"/>
-      <w:r>
-        <w:t xml:space="preserve">» (Электронный деканат) – </w:t>
-      </w:r>
-      <w:r>
-        <w:t>это</w:t>
-      </w:r>
-      <w:r>
-        <w:t xml:space="preserve"> модуль для среды дистанционного обучения </w:t>
-      </w:r>
-      <w:r>
-        <w:t>«</w:t>
-      </w:r>
-      <w:proofErr w:type="spellStart"/>
-      <w:r>
+    </w:p>
+    <w:p>
+      <w:r>
+        <w:t>В данном случае используется решительно другой подход к решению задач автоматизации учебного процесса. В отличии от создания закрытой монолитной системы, как в «1С», этот проект является модулем для широко распространенной и бесплатной системы обучения «</w:t>
+      </w:r>
+      <w:r>
+        <w:rPr>
+          <w:lang w:val="en-US"/>
+        </w:rPr>
         <w:t>Moodle</w:t>
       </w:r>
-      <w:proofErr w:type="spellEnd"/>
-      <w:r>
-        <w:t>»</w:t>
-      </w:r>
-      <w:r>
-        <w:t>, который добавляет возможность управления процессом обучения, типичным для российских школ, колледжей и ВУЗов.</w:t>
-      </w:r>
-      <w:r>
-        <w:t xml:space="preserve"> </w:t>
-      </w:r>
-    </w:p>
-    <w:p>
-      <w:r>
-        <w:t>В данном случае используется решительно другой подход к решению задач автоматизации учебного процесса. В отличии от создания закрытой монолитной системы, как в «1С», этот проект является модулем для широко распространенной и бесплатной системы обучения «</w:t>
+      <w:r>
+        <w:t>». Этот модуль расширяет функционал более крупной, зачастую уже внедренной системы. Это снижает порог входа для пользователей, которые уже знакомы с «</w:t>
       </w:r>
       <w:r>
         <w:rPr>
@@ -3049,15 +3002,6 @@
         <w:t>Moodle</w:t>
       </w:r>
       <w:r>
-        <w:t>». Этот модуль расширяет функционал более крупной, зачастую уже внедренной системы. Это снижает порог входа для пользователей, которые уже знакомы с «</w:t>
-      </w:r>
-      <w:r>
-        <w:rPr>
-          <w:lang w:val="en-US"/>
-        </w:rPr>
-        <w:t>Moodle</w:t>
-      </w:r>
-      <w:r>
         <w:t xml:space="preserve">». </w:t>
       </w:r>
     </w:p>
@@ -3068,23 +3012,7 @@
     </w:p>
     <w:p>
       <w:r>
-        <w:t xml:space="preserve">Преподаватель, в свою очередь, осуществляет оперативную работу в своих курсах </w:t>
-      </w:r>
-      <w:proofErr w:type="spellStart"/>
-      <w:r>
-        <w:t>Moodle</w:t>
-      </w:r>
-      <w:proofErr w:type="spellEnd"/>
-      <w:r>
-        <w:t xml:space="preserve">. Он создает элементы курса — задания, тесты, лекции — и выставляет за них оценки. Важно отметить, что на этом этапе преподаватель пользуется стандартным, привычным для любого пользователя </w:t>
-      </w:r>
-      <w:proofErr w:type="spellStart"/>
-      <w:r>
-        <w:t>Moodle</w:t>
-      </w:r>
-      <w:proofErr w:type="spellEnd"/>
-      <w:r>
-        <w:t xml:space="preserve"> инструментарием журнала оценок, который привязан к его конкретному курсу.</w:t>
+        <w:t>Преподаватель, в свою очередь, осуществляет оперативную работу в своих курсах Moodle. Он создает элементы курса — задания, тесты, лекции — и выставляет за них оценки. Важно отметить, что на этом этапе преподаватель пользуется стандартным, привычным для любого пользователя Moodle инструментарием журнала оценок, который привязан к его конкретному курсу.</w:t>
       </w:r>
     </w:p>
     <w:p>
@@ -3188,15 +3116,7 @@
         <w:t>В НИУ ВШЭ преподаватели видят статистику по успеваемости студентов, что помогает регулировать учебный процесс</w:t>
       </w:r>
       <w:r>
-        <w:t xml:space="preserve">. Также во многих вузах распространена </w:t>
-      </w:r>
-      <w:proofErr w:type="spellStart"/>
-      <w:r>
-        <w:t>балльно</w:t>
-      </w:r>
-      <w:proofErr w:type="spellEnd"/>
-      <w:r>
-        <w:t>-рейтинговая система</w:t>
+        <w:t>. Также во многих вузах распространена балльно-рейтинговая система</w:t>
       </w:r>
       <w:r>
         <w:t>, в рамках которой итоговая оценка по предмету за семестр напрямую связана с работой студента в течение семестра.</w:t>
@@ -3326,7 +3246,6 @@
                 <w:lang w:eastAsia="ru-RU"/>
               </w:rPr>
             </w:pPr>
-            <w:proofErr w:type="spellStart"/>
             <w:r>
               <w:rPr>
                 <w:rFonts w:eastAsia="Times New Roman"/>
@@ -3335,7 +3254,6 @@
               </w:rPr>
               <w:t>Moodle</w:t>
             </w:r>
-            <w:proofErr w:type="spellEnd"/>
           </w:p>
         </w:tc>
         <w:tc>
@@ -5596,35 +5514,23 @@
         <w:t>-</w:t>
       </w:r>
       <w:r>
-        <w:t xml:space="preserve">разработки делятся на решения для клиентской и серверной частей. В качестве примеров </w:t>
-      </w:r>
-      <w:proofErr w:type="spellStart"/>
-      <w:r>
-        <w:t>фреймворков</w:t>
-      </w:r>
-      <w:proofErr w:type="spellEnd"/>
-      <w:r>
-        <w:t xml:space="preserve"> можно выделить такие популярные из них как «</w:t>
-      </w:r>
-      <w:proofErr w:type="spellStart"/>
+        <w:t>разработки делятся на решения для клиентской и серверной частей. В качестве примеров фреймворков можно выделить такие популярные из них как «</w:t>
+      </w:r>
       <w:r>
         <w:rPr>
           <w:lang w:val="en-US"/>
         </w:rPr>
         <w:t>Vue</w:t>
       </w:r>
-      <w:proofErr w:type="spellEnd"/>
       <w:r>
         <w:t>.</w:t>
       </w:r>
-      <w:proofErr w:type="spellStart"/>
       <w:r>
         <w:rPr>
           <w:lang w:val="en-US"/>
         </w:rPr>
         <w:t>js</w:t>
       </w:r>
-      <w:proofErr w:type="spellEnd"/>
       <w:r>
         <w:t>», «</w:t>
       </w:r>
@@ -5776,23 +5682,7 @@
     </w:p>
     <w:p>
       <w:r>
-        <w:t xml:space="preserve">Для администрирования серверной части и развертывания файлов проекта будет применяться FTP-клиент </w:t>
-      </w:r>
-      <w:proofErr w:type="spellStart"/>
-      <w:r>
-        <w:t>FileZilla</w:t>
-      </w:r>
-      <w:proofErr w:type="spellEnd"/>
-      <w:r>
-        <w:t xml:space="preserve">. Администрирование и отладка работы с базой данных будет осуществляться с помощью универсального клиента </w:t>
-      </w:r>
-      <w:proofErr w:type="spellStart"/>
-      <w:r>
-        <w:t>DBeaver</w:t>
-      </w:r>
-      <w:proofErr w:type="spellEnd"/>
-      <w:r>
-        <w:t xml:space="preserve">, обеспечивающего полную поддержку </w:t>
+        <w:t xml:space="preserve">Для администрирования серверной части и развертывания файлов проекта будет применяться FTP-клиент FileZilla. Администрирование и отладка работы с базой данных будет осуществляться с помощью универсального клиента DBeaver, обеспечивающего полную поддержку </w:t>
       </w:r>
       <w:r>
         <w:t xml:space="preserve">используемой в информационной среде </w:t>
@@ -6838,7 +6728,7 @@
             <v:path o:extrusionok="f" gradientshapeok="t" o:connecttype="rect"/>
             <o:lock v:ext="edit" aspectratio="t"/>
           </v:shapetype>
-          <v:shape id="_x0000_i1046" type="#_x0000_t75" style="width:467.05pt;height:328.45pt">
+          <v:shape id="_x0000_i1025" type="#_x0000_t75" style="width:467.05pt;height:328.45pt">
             <v:imagedata r:id="rId24" o:title="Спецификации-ER"/>
           </v:shape>
         </w:pict>
@@ -6866,21 +6756,7 @@
         <w:rPr>
           <w:highlight w:val="yellow"/>
         </w:rPr>
-        <w:t>(Решил пересмотреть БД</w:t>
-      </w:r>
-      <w:proofErr w:type="gramStart"/>
-      <w:r>
-        <w:rPr>
-          <w:highlight w:val="yellow"/>
-        </w:rPr>
-        <w:t xml:space="preserve">. </w:t>
-      </w:r>
-      <w:proofErr w:type="gramEnd"/>
-      <w:r>
-        <w:rPr>
-          <w:highlight w:val="yellow"/>
-        </w:rPr>
-        <w:t xml:space="preserve">Изначально я оставил в Отметке только </w:t>
+        <w:t xml:space="preserve">(Решил пересмотреть БД. Изначально я оставил в Отметке только </w:t>
       </w:r>
       <w:r>
         <w:rPr>
@@ -6893,21 +6769,7 @@
         <w:rPr>
           <w:highlight w:val="yellow"/>
         </w:rPr>
-        <w:t xml:space="preserve"> на расписание, и подумал что переделаю в коде и буду брать все данные оттуда</w:t>
-      </w:r>
-      <w:proofErr w:type="gramStart"/>
-      <w:r>
-        <w:rPr>
-          <w:highlight w:val="yellow"/>
-        </w:rPr>
-        <w:t xml:space="preserve">. </w:t>
-      </w:r>
-      <w:proofErr w:type="gramEnd"/>
-      <w:r>
-        <w:rPr>
-          <w:highlight w:val="yellow"/>
-        </w:rPr>
-        <w:t xml:space="preserve">Но вы сделали поправку на </w:t>
+        <w:t xml:space="preserve"> на расписание, и подумал что переделаю в коде и буду брать все данные оттуда. Но вы сделали поправку на </w:t>
       </w:r>
       <w:r>
         <w:rPr>
@@ -6926,41 +6788,13 @@
         <w:rPr>
           <w:highlight w:val="yellow"/>
         </w:rPr>
-        <w:t xml:space="preserve">, о </w:t>
-      </w:r>
-      <w:proofErr w:type="gramStart"/>
+        <w:t>, о том что надо хранить актуальную на момент отметки информацию в Отметке, ведь расписание меняется да и очищается. И</w:t>
+      </w:r>
       <w:r>
         <w:rPr>
           <w:highlight w:val="yellow"/>
         </w:rPr>
-        <w:t>том</w:t>
-      </w:r>
-      <w:proofErr w:type="gramEnd"/>
-      <w:r>
-        <w:rPr>
-          <w:highlight w:val="yellow"/>
-        </w:rPr>
-        <w:t xml:space="preserve"> что надо хранить актуальную на момент отметки информацию в Отметке, ведь расписание меняется да и очищается. И</w:t>
-      </w:r>
-      <w:r>
-        <w:rPr>
-          <w:highlight w:val="yellow"/>
-        </w:rPr>
-        <w:t xml:space="preserve"> я </w:t>
-      </w:r>
-      <w:proofErr w:type="gramStart"/>
-      <w:r>
-        <w:rPr>
-          <w:highlight w:val="yellow"/>
-        </w:rPr>
-        <w:t>решил</w:t>
-      </w:r>
-      <w:proofErr w:type="gramEnd"/>
-      <w:r>
-        <w:rPr>
-          <w:highlight w:val="yellow"/>
-        </w:rPr>
-        <w:t xml:space="preserve"> что лучше я оставлю как оно есть в реализации </w:t>
+        <w:t xml:space="preserve"> я решил что лучше я оставлю как оно есть в реализации </w:t>
       </w:r>
       <w:r>
         <w:rPr>
@@ -7053,7 +6887,7 @@
           <w:lang w:eastAsia="ru-RU"/>
         </w:rPr>
         <w:pict w14:anchorId="22434E5C">
-          <v:shape id="_x0000_i1047" type="#_x0000_t75" style="width:393.9pt;height:369.55pt">
+          <v:shape id="_x0000_i1026" type="#_x0000_t75" style="width:393.9pt;height:369.55pt">
             <v:imagedata r:id="rId25" o:title="Компоненты"/>
           </v:shape>
         </w:pict>
@@ -7077,25 +6911,21 @@
       <w:r>
         <w:t>Модель «</w:t>
       </w:r>
-      <w:proofErr w:type="spellStart"/>
       <w:r>
         <w:rPr>
           <w:lang w:val="en-US"/>
         </w:rPr>
         <w:t>LiteAttendance</w:t>
       </w:r>
-      <w:proofErr w:type="spellEnd"/>
       <w:r>
         <w:t>.</w:t>
       </w:r>
-      <w:proofErr w:type="spellStart"/>
       <w:r>
         <w:rPr>
           <w:lang w:val="en-US"/>
         </w:rPr>
         <w:t>php</w:t>
       </w:r>
-      <w:proofErr w:type="spellEnd"/>
       <w:r>
         <w:t>»</w:t>
       </w:r>
@@ -7111,25 +6941,21 @@
         <w:lastRenderedPageBreak/>
         <w:t>Контроллер «</w:t>
       </w:r>
-      <w:proofErr w:type="spellStart"/>
       <w:r>
         <w:rPr>
           <w:lang w:val="en-US"/>
         </w:rPr>
         <w:t>AttendanceController</w:t>
       </w:r>
-      <w:proofErr w:type="spellEnd"/>
       <w:r>
         <w:t>.</w:t>
       </w:r>
-      <w:proofErr w:type="spellStart"/>
       <w:r>
         <w:rPr>
           <w:lang w:val="en-US"/>
         </w:rPr>
         <w:t>php</w:t>
       </w:r>
-      <w:proofErr w:type="spellEnd"/>
       <w:r>
         <w:t xml:space="preserve">» отвечает за связь внешних представлений с моделью. Контроллер определяет </w:t>
       </w:r>
@@ -7173,14 +6999,12 @@
       <w:r>
         <w:t>Составляющие компонента «</w:t>
       </w:r>
-      <w:proofErr w:type="spellStart"/>
       <w:r>
         <w:rPr>
           <w:lang w:val="en-US"/>
         </w:rPr>
         <w:t>LiteAttendance</w:t>
       </w:r>
-      <w:proofErr w:type="spellEnd"/>
       <w:r>
         <w:t>»</w:t>
       </w:r>
@@ -7253,35 +7077,28 @@
     <w:p>
       <w:pPr>
         <w:pStyle w:val="ae"/>
+      </w:pPr>
+      <w:r>
+        <w:t xml:space="preserve">Рисунок 3.2.1 – Компонент </w:t>
+      </w:r>
+      <w:r>
         <w:rPr>
           <w:lang w:val="en-US"/>
         </w:rPr>
-      </w:pPr>
-      <w:r>
-        <w:t xml:space="preserve">Рисунок 3.2.1 – Компонент </w:t>
-      </w:r>
-      <w:proofErr w:type="spellStart"/>
-      <w:r>
-        <w:rPr>
-          <w:lang w:val="en-US"/>
-        </w:rPr>
         <w:t>LiteAttendance</w:t>
       </w:r>
-      <w:proofErr w:type="spellEnd"/>
     </w:p>
     <w:p>
       <w:r>
         <w:lastRenderedPageBreak/>
         <w:t>Составляющие компонента «</w:t>
       </w:r>
-      <w:proofErr w:type="spellStart"/>
       <w:r>
         <w:rPr>
           <w:lang w:val="en-US"/>
         </w:rPr>
         <w:t>AttendanceController</w:t>
       </w:r>
-      <w:proofErr w:type="spellEnd"/>
       <w:r>
         <w:t>»</w:t>
       </w:r>
@@ -7298,7 +7115,7 @@
       </w:pPr>
       <w:r>
         <w:pict w14:anchorId="6FCEC777">
-          <v:shape id="_x0000_i1065" type="#_x0000_t75" style="width:128.25pt;height:231pt">
+          <v:shape id="_x0000_i1027" type="#_x0000_t75" style="width:128.25pt;height:231pt">
             <v:imagedata r:id="rId27" o:title="Компоненты-контроллер"/>
           </v:shape>
         </w:pict>
@@ -7307,21 +7124,16 @@
     <w:p>
       <w:pPr>
         <w:pStyle w:val="ae"/>
+      </w:pPr>
+      <w:r>
+        <w:t xml:space="preserve">Рисунок 3.2.2 – Компонент </w:t>
+      </w:r>
+      <w:r>
         <w:rPr>
           <w:lang w:val="en-US"/>
         </w:rPr>
-      </w:pPr>
-      <w:r>
-        <w:t xml:space="preserve">Рисунок 3.2.2 – Компонент </w:t>
-      </w:r>
-      <w:proofErr w:type="spellStart"/>
-      <w:r>
-        <w:rPr>
-          <w:lang w:val="en-US"/>
-        </w:rPr>
         <w:t>AttendanceController</w:t>
       </w:r>
-      <w:proofErr w:type="spellEnd"/>
     </w:p>
     <w:p>
       <w:r>
@@ -7344,8 +7156,8 @@
           <w:lang w:eastAsia="ru-RU"/>
         </w:rPr>
         <w:pict w14:anchorId="3C95FD24">
-          <v:shape id="_x0000_i1069" type="#_x0000_t75" style="width:355.15pt;height:343.95pt">
-            <v:imagedata r:id="rId28" o:title="Компоненты-вью.drawio"/>
+          <v:shape id="_x0000_i1028" type="#_x0000_t75" style="width:355.15pt;height:343.95pt">
+            <v:imagedata r:id="rId28" o:title="Компоненты-вью"/>
           </v:shape>
         </w:pict>
       </w:r>
@@ -7358,9 +7170,6 @@
         <w:t>Рисунок 3.2.</w:t>
       </w:r>
       <w:r>
-        <w:rPr>
-          <w:lang w:val="en-US"/>
-        </w:rPr>
         <w:t>3</w:t>
       </w:r>
       <w:r>
@@ -7387,14 +7196,12 @@
       <w:r>
         <w:t>Модель «</w:t>
       </w:r>
-      <w:proofErr w:type="spellStart"/>
       <w:r>
         <w:rPr>
           <w:lang w:val="en-US"/>
         </w:rPr>
         <w:t>LiteAttendance</w:t>
       </w:r>
-      <w:proofErr w:type="spellEnd"/>
       <w:r>
         <w:t>»</w:t>
       </w:r>
@@ -7404,8 +7211,6 @@
         </w:rPr>
         <w:t>:</w:t>
       </w:r>
-      <w:bookmarkStart w:id="15" w:name="_GoBack"/>
-      <w:bookmarkEnd w:id="15"/>
     </w:p>
     <w:p>
       <w:pPr>
@@ -7472,14 +7277,12 @@
       <w:r>
         <w:t>Метод «</w:t>
       </w:r>
-      <w:proofErr w:type="spellStart"/>
       <w:r>
         <w:rPr>
           <w:lang w:val="en-US"/>
         </w:rPr>
         <w:t>getgroupjournal</w:t>
       </w:r>
-      <w:proofErr w:type="spellEnd"/>
       <w:r>
         <w:t>_</w:t>
       </w:r>
@@ -7582,14 +7385,12 @@
       <w:r>
         <w:t>Метод «</w:t>
       </w:r>
-      <w:proofErr w:type="spellStart"/>
       <w:r>
         <w:rPr>
           <w:lang w:val="en-US"/>
         </w:rPr>
         <w:t>getdatesjournal</w:t>
       </w:r>
-      <w:proofErr w:type="spellEnd"/>
       <w:r>
         <w:t>_</w:t>
       </w:r>
@@ -7647,14 +7448,12 @@
       <w:r>
         <w:t>Метод «</w:t>
       </w:r>
-      <w:proofErr w:type="spellStart"/>
       <w:r>
         <w:rPr>
           <w:lang w:val="en-US"/>
         </w:rPr>
         <w:t>getattendancejournal</w:t>
       </w:r>
-      <w:proofErr w:type="spellEnd"/>
       <w:r>
         <w:t>_</w:t>
       </w:r>
@@ -7700,14 +7499,12 @@
       <w:r>
         <w:t>Метод «</w:t>
       </w:r>
-      <w:proofErr w:type="spellStart"/>
       <w:r>
         <w:rPr>
           <w:lang w:val="en-US"/>
         </w:rPr>
         <w:t>addAttendanceMark</w:t>
       </w:r>
-      <w:proofErr w:type="spellEnd"/>
       <w:r>
         <w:t>»</w:t>
       </w:r>
@@ -7729,14 +7526,12 @@
       <w:r>
         <w:t>Метод «</w:t>
       </w:r>
-      <w:proofErr w:type="spellStart"/>
       <w:r>
         <w:rPr>
           <w:lang w:val="en-US"/>
         </w:rPr>
         <w:t>addDoneMark</w:t>
       </w:r>
-      <w:proofErr w:type="spellEnd"/>
       <w:r>
         <w:t>»</w:t>
       </w:r>
@@ -7758,14 +7553,12 @@
       <w:r>
         <w:t>Метод «</w:t>
       </w:r>
-      <w:proofErr w:type="spellStart"/>
       <w:r>
         <w:rPr>
           <w:lang w:val="en-US"/>
         </w:rPr>
         <w:t>getLessonsList</w:t>
       </w:r>
-      <w:proofErr w:type="spellEnd"/>
       <w:r>
         <w:t>»</w:t>
       </w:r>
@@ -7793,14 +7586,12 @@
       <w:r>
         <w:t>Метод «</w:t>
       </w:r>
-      <w:proofErr w:type="spellStart"/>
       <w:r>
         <w:rPr>
           <w:lang w:val="en-US"/>
         </w:rPr>
         <w:t>getEmployeeAttendanceInfo</w:t>
       </w:r>
-      <w:proofErr w:type="spellEnd"/>
       <w:r>
         <w:t>»</w:t>
       </w:r>
@@ -7835,14 +7626,12 @@
         <w:lastRenderedPageBreak/>
         <w:t>Метод «</w:t>
       </w:r>
-      <w:proofErr w:type="spellStart"/>
       <w:r>
         <w:rPr>
           <w:lang w:val="en-US"/>
         </w:rPr>
         <w:t>logAttendance</w:t>
       </w:r>
-      <w:proofErr w:type="spellEnd"/>
       <w:r>
         <w:t>»</w:t>
       </w:r>
@@ -7850,15 +7639,7 @@
         <w:t xml:space="preserve"> – </w:t>
       </w:r>
       <w:r>
-        <w:t xml:space="preserve">добавляет в таблицу </w:t>
-      </w:r>
-      <w:proofErr w:type="spellStart"/>
-      <w:r>
-        <w:t>логирования</w:t>
-      </w:r>
-      <w:proofErr w:type="spellEnd"/>
-      <w:r>
-        <w:t xml:space="preserve"> информацию о созданной или измененной отметке.</w:t>
+        <w:t>добавляет в таблицу логирования информацию о созданной или измененной отметке.</w:t>
       </w:r>
     </w:p>
     <w:p>
@@ -7872,14 +7653,12 @@
       <w:r>
         <w:t>Метод «</w:t>
       </w:r>
-      <w:proofErr w:type="spellStart"/>
       <w:r>
         <w:rPr>
           <w:lang w:val="en-US"/>
         </w:rPr>
         <w:t>searchEmployeeByFIO</w:t>
       </w:r>
-      <w:proofErr w:type="spellEnd"/>
       <w:r>
         <w:t>»</w:t>
       </w:r>
@@ -7901,14 +7680,12 @@
       <w:r>
         <w:t>Метод «</w:t>
       </w:r>
-      <w:proofErr w:type="spellStart"/>
       <w:r>
         <w:rPr>
           <w:lang w:val="en-US"/>
         </w:rPr>
         <w:t>getStudentStatistics</w:t>
       </w:r>
-      <w:proofErr w:type="spellEnd"/>
       <w:r>
         <w:t>»</w:t>
       </w:r>
@@ -7930,14 +7707,12 @@
       <w:r>
         <w:t>Метод «</w:t>
       </w:r>
-      <w:proofErr w:type="spellStart"/>
       <w:r>
         <w:rPr>
           <w:lang w:val="en-US"/>
         </w:rPr>
         <w:t>getMultigroupAmount</w:t>
       </w:r>
-      <w:proofErr w:type="spellEnd"/>
       <w:r>
         <w:t>»</w:t>
       </w:r>
@@ -7959,14 +7734,12 @@
       <w:r>
         <w:t>Метод «</w:t>
       </w:r>
-      <w:proofErr w:type="spellStart"/>
       <w:r>
         <w:rPr>
           <w:lang w:val="en-US"/>
         </w:rPr>
         <w:t>getSubjectListForEmployee</w:t>
       </w:r>
-      <w:proofErr w:type="spellEnd"/>
       <w:r>
         <w:t>»</w:t>
       </w:r>
@@ -7974,15 +7747,7 @@
         <w:t xml:space="preserve"> – </w:t>
       </w:r>
       <w:r>
-        <w:t xml:space="preserve">получает из базы данных набор дисциплин, которые ведет указанный </w:t>
-      </w:r>
-      <w:proofErr w:type="spellStart"/>
-      <w:r>
-        <w:t>перподаватель</w:t>
-      </w:r>
-      <w:proofErr w:type="spellEnd"/>
-      <w:r>
-        <w:t>.</w:t>
+        <w:t>получает из базы данных набор дисциплин, которые ведет указанный перподаватель.</w:t>
       </w:r>
     </w:p>
     <w:p>
@@ -7996,14 +7761,12 @@
       <w:r>
         <w:t>Метод «</w:t>
       </w:r>
-      <w:proofErr w:type="spellStart"/>
       <w:r>
         <w:rPr>
           <w:lang w:val="en-US"/>
         </w:rPr>
         <w:t>mergeStudentsToSubGroups</w:t>
       </w:r>
-      <w:proofErr w:type="spellEnd"/>
       <w:r>
         <w:t>»</w:t>
       </w:r>
@@ -8025,14 +7788,12 @@
       <w:r>
         <w:t>Метод «</w:t>
       </w:r>
-      <w:proofErr w:type="spellStart"/>
       <w:r>
         <w:rPr>
           <w:lang w:val="en-US"/>
         </w:rPr>
         <w:t>updateSubGroup</w:t>
       </w:r>
-      <w:proofErr w:type="spellEnd"/>
       <w:r>
         <w:t>»</w:t>
       </w:r>
@@ -8054,14 +7815,12 @@
       <w:r>
         <w:t>Метод «</w:t>
       </w:r>
-      <w:proofErr w:type="spellStart"/>
       <w:r>
         <w:rPr>
           <w:lang w:val="en-US"/>
         </w:rPr>
         <w:t>getStudentListForSubGroupDisivion</w:t>
       </w:r>
-      <w:proofErr w:type="spellEnd"/>
       <w:r>
         <w:t>»</w:t>
       </w:r>
@@ -8071,14 +7830,12 @@
       <w:r>
         <w:t>получает из базы данных набор студентов для разбиения на подгруппы. При необходимости осуществляет вызов «</w:t>
       </w:r>
-      <w:proofErr w:type="spellStart"/>
       <w:r>
         <w:rPr>
           <w:lang w:val="en-US"/>
         </w:rPr>
         <w:t>mergeStudentsToSubGroups</w:t>
       </w:r>
-      <w:proofErr w:type="spellEnd"/>
       <w:r>
         <w:t>».</w:t>
       </w:r>
@@ -8094,19 +7851,11 @@
       <w:r>
         <w:t xml:space="preserve">Компонент </w:t>
       </w:r>
-      <w:proofErr w:type="spellStart"/>
       <w:r>
         <w:rPr>
           <w:lang w:val="en-US"/>
         </w:rPr>
-        <w:t>AttendanceController</w:t>
-      </w:r>
-      <w:proofErr w:type="spellEnd"/>
-      <w:r>
-        <w:rPr>
-          <w:lang w:val="en-US"/>
-        </w:rPr>
-        <w:t>:</w:t>
+        <w:t>AttendanceController:</w:t>
       </w:r>
     </w:p>
     <w:p>
@@ -8122,11 +7871,11 @@
       <w:pPr>
         <w:pStyle w:val="2"/>
       </w:pPr>
-      <w:bookmarkStart w:id="16" w:name="_Toc225010208"/>
+      <w:bookmarkStart w:id="15" w:name="_Toc225010208"/>
       <w:r>
         <w:t>3.3 Проектирование структур данных</w:t>
       </w:r>
-      <w:bookmarkEnd w:id="16"/>
+      <w:bookmarkEnd w:id="15"/>
     </w:p>
     <w:p>
       <w:r>
@@ -8177,30 +7926,8 @@
         <w:rPr>
           <w:highlight w:val="yellow"/>
         </w:rPr>
-        <w:t xml:space="preserve">Тут будет </w:t>
-      </w:r>
-      <w:proofErr w:type="spellStart"/>
-      <w:r>
-        <w:rPr>
-          <w:highlight w:val="yellow"/>
-        </w:rPr>
-        <w:t>физ</w:t>
-      </w:r>
-      <w:proofErr w:type="spellEnd"/>
-      <w:r>
-        <w:rPr>
-          <w:highlight w:val="yellow"/>
-        </w:rPr>
-        <w:t xml:space="preserve"> схема </w:t>
-      </w:r>
-      <w:proofErr w:type="spellStart"/>
-      <w:r>
-        <w:rPr>
-          <w:highlight w:val="yellow"/>
-        </w:rPr>
-        <w:t>бд</w:t>
-      </w:r>
-      <w:proofErr w:type="spellEnd"/>
+        <w:t>Тут будет физ схема бд</w:t>
+      </w:r>
       <w:r>
         <w:rPr>
           <w:highlight w:val="yellow"/>
@@ -8345,14 +8072,12 @@
       <w:r>
         <w:t>бходимо хранить три ссылки на другие таблицы типа «</w:t>
       </w:r>
-      <w:proofErr w:type="spellStart"/>
       <w:r>
         <w:rPr>
           <w:lang w:val="en-US"/>
         </w:rPr>
         <w:t>int</w:t>
       </w:r>
-      <w:proofErr w:type="spellEnd"/>
       <w:r>
         <w:t>»</w:t>
       </w:r>
@@ -8362,14 +8087,12 @@
       <w:r>
         <w:t>номер подгруппы, который не может быть больше чем студентов в группе, для чего однозначно хватит диапазона значений типа «</w:t>
       </w:r>
-      <w:proofErr w:type="spellStart"/>
       <w:r>
         <w:rPr>
           <w:lang w:val="en-US"/>
         </w:rPr>
         <w:t>smallint</w:t>
       </w:r>
-      <w:proofErr w:type="spellEnd"/>
       <w:r>
         <w:t>»</w:t>
       </w:r>
@@ -8383,14 +8106,12 @@
         <w:lastRenderedPageBreak/>
         <w:t>также необходимо выделить идентификатор записи. Для этого будет выделен суррогатный ключ типа «</w:t>
       </w:r>
-      <w:proofErr w:type="spellStart"/>
       <w:r>
         <w:rPr>
           <w:lang w:val="en-US"/>
         </w:rPr>
         <w:t>int</w:t>
       </w:r>
-      <w:proofErr w:type="spellEnd"/>
       <w:r>
         <w:t>».</w:t>
       </w:r>
@@ -8520,6 +8241,10 @@
         <w:pStyle w:val="ae"/>
       </w:pPr>
       <w:r>
+        <w:rPr>
+          <w:noProof/>
+          <w:lang w:eastAsia="ru-RU"/>
+        </w:rPr>
         <w:lastRenderedPageBreak/>
         <w:drawing>
           <wp:inline distT="0" distB="0" distL="0" distR="0" wp14:anchorId="30D84CF2" wp14:editId="750CA9A4">
@@ -8582,11 +8307,11 @@
       <w:pPr>
         <w:pStyle w:val="2"/>
       </w:pPr>
-      <w:bookmarkStart w:id="17" w:name="_Toc225010209"/>
+      <w:bookmarkStart w:id="16" w:name="_Toc225010209"/>
       <w:r>
         <w:t>3.4 Проектирование алгоритмов</w:t>
       </w:r>
-      <w:bookmarkEnd w:id="17"/>
+      <w:bookmarkEnd w:id="16"/>
     </w:p>
     <w:p>
       <w:r>
@@ -8763,80 +8488,38 @@
           <w:color w:val="FF0000"/>
         </w:rPr>
         <w:lastRenderedPageBreak/>
-        <w:t xml:space="preserve">Ещё я думаю можно нарисовать алгоритм получения отметки о посещении для каждого студента. Я имею в виду что нам получается сначала надо определить всех студентов, потом получить данные об имеющихся отметках и сопоставить их со студентом. </w:t>
-      </w:r>
-      <w:proofErr w:type="spellStart"/>
+        <w:t>Ещё я думаю можно нарисовать алгоритм получения отметки о посещении для каждого студента. Я имею в виду что нам получается сначала надо определить всех студентов, потом получить данные об имеющихся отметках и сопоставить их со студентом. Вобщем внутреннюю часть этого процесса показать</w:t>
+      </w:r>
       <w:r>
         <w:rPr>
           <w:color w:val="FF0000"/>
         </w:rPr>
-        <w:t>Вобщем</w:t>
-      </w:r>
-      <w:proofErr w:type="spellEnd"/>
+        <w:t xml:space="preserve"> можно</w:t>
+      </w:r>
       <w:r>
         <w:rPr>
           <w:color w:val="FF0000"/>
         </w:rPr>
-        <w:t xml:space="preserve"> внутреннюю часть этого процесса показать</w:t>
+        <w:t>.</w:t>
       </w:r>
       <w:r>
         <w:rPr>
           <w:color w:val="FF0000"/>
         </w:rPr>
-        <w:t xml:space="preserve"> можно</w:t>
-      </w:r>
-      <w:r>
+        <w:t xml:space="preserve"> Поидее это будет интересно. </w:t>
+      </w:r>
+    </w:p>
+    <w:p>
+      <w:pPr>
         <w:rPr>
           <w:color w:val="FF0000"/>
         </w:rPr>
-        <w:t>.</w:t>
-      </w:r>
+      </w:pPr>
       <w:r>
         <w:rPr>
           <w:color w:val="FF0000"/>
         </w:rPr>
-        <w:t xml:space="preserve"> </w:t>
-      </w:r>
-      <w:proofErr w:type="spellStart"/>
-      <w:r>
-        <w:rPr>
-          <w:color w:val="FF0000"/>
-        </w:rPr>
-        <w:t>Поидее</w:t>
-      </w:r>
-      <w:proofErr w:type="spellEnd"/>
-      <w:r>
-        <w:rPr>
-          <w:color w:val="FF0000"/>
-        </w:rPr>
-        <w:t xml:space="preserve"> это будет интересно. </w:t>
-      </w:r>
-    </w:p>
-    <w:p>
-      <w:pPr>
-        <w:rPr>
-          <w:color w:val="FF0000"/>
-        </w:rPr>
-      </w:pPr>
-      <w:r>
-        <w:rPr>
-          <w:color w:val="FF0000"/>
-        </w:rPr>
-        <w:t xml:space="preserve">Ещё можно алгоритм простановки отметок нарисовать </w:t>
-      </w:r>
-      <w:proofErr w:type="gramStart"/>
-      <w:r>
-        <w:rPr>
-          <w:color w:val="FF0000"/>
-        </w:rPr>
-        <w:t>на клиенте</w:t>
-      </w:r>
-      <w:proofErr w:type="gramEnd"/>
-      <w:r>
-        <w:rPr>
-          <w:color w:val="FF0000"/>
-        </w:rPr>
-        <w:t xml:space="preserve"> который. Когда нажимаешь отметить всех, проходишь по списку студентов. Для каждого отправляешь отметку о его посещении. Если отметка сохранилась успешно переходишь к следующему. Если нет можно сделать повторную отправку или вывод сообщения об ошибке. </w:t>
+        <w:t xml:space="preserve">Ещё можно алгоритм простановки отметок нарисовать на клиенте который. Когда нажимаешь отметить всех, проходишь по списку студентов. Для каждого отправляешь отметку о его посещении. Если отметка сохранилась успешно переходишь к следующему. Если нет можно сделать повторную отправку или вывод сообщения об ошибке. </w:t>
       </w:r>
       <w:r>
         <w:rPr>
@@ -8917,11 +8600,11 @@
       <w:pPr>
         <w:pStyle w:val="2"/>
       </w:pPr>
-      <w:bookmarkStart w:id="18" w:name="_Toc225010210"/>
+      <w:bookmarkStart w:id="17" w:name="_Toc225010210"/>
       <w:r>
         <w:t>3.5 Проектирование интерфейсов</w:t>
       </w:r>
-      <w:bookmarkEnd w:id="18"/>
+      <w:bookmarkEnd w:id="17"/>
     </w:p>
     <w:p>
       <w:r>
@@ -9101,9 +8784,9 @@
       </w:pPr>
       <w:r>
         <w:lastRenderedPageBreak/>
-        <w:pict w14:anchorId="70B87DD2">
-          <v:shape id="_x0000_i1028" type="#_x0000_t75" style="width:375.75pt;height:360.75pt">
-            <v:imagedata r:id="rId33" o:title="Интерфейсы-journal"/>
+        <w:pict w14:anchorId="42F1D7DA">
+          <v:shape id="_x0000_i1033" type="#_x0000_t75" style="width:375.75pt;height:360.75pt">
+            <v:imagedata r:id="rId33" o:title="Интерфейсы-journal.drawio"/>
           </v:shape>
         </w:pict>
       </w:r>
@@ -9117,25 +8800,10 @@
       </w:r>
     </w:p>
     <w:p>
-      <w:r>
-        <w:rPr>
-          <w:highlight w:val="yellow"/>
-        </w:rPr>
-        <w:t xml:space="preserve">(забыл про комментарии к занятию в </w:t>
-      </w:r>
-      <w:proofErr w:type="gramStart"/>
-      <w:r>
-        <w:rPr>
-          <w:highlight w:val="yellow"/>
-        </w:rPr>
-        <w:t>журнале)</w:t>
-      </w:r>
-      <w:r>
-        <w:t>Страница</w:t>
-      </w:r>
-      <w:proofErr w:type="gramEnd"/>
-      <w:r>
-        <w:t xml:space="preserve"> разделения на подгруппы (Рисунок 3.5.3) служит для деления преподавателями студенческих групп на подгруппы по своему усмотрению для каждой преподаваемой ими дисциплины. </w:t>
+      <w:bookmarkStart w:id="18" w:name="_GoBack"/>
+      <w:bookmarkEnd w:id="18"/>
+      <w:r>
+        <w:t xml:space="preserve">Страница разделения на подгруппы (Рисунок 3.5.3) служит для деления преподавателями студенческих групп на подгруппы по своему усмотрению для каждой преподаваемой ими дисциплины. </w:t>
       </w:r>
     </w:p>
     <w:p>
@@ -9236,7 +8904,7 @@
       </w:pPr>
       <w:r>
         <w:pict w14:anchorId="23FCC67B">
-          <v:shape id="_x0000_i1039" type="#_x0000_t75" style="width:443.25pt;height:570.75pt">
+          <v:shape id="_x0000_i1031" type="#_x0000_t75" style="width:443.25pt;height:570.75pt">
             <v:imagedata r:id="rId35" o:title="Интерфейсы-admin"/>
           </v:shape>
         </w:pict>
@@ -9295,28 +8963,2039 @@
       <w:bookmarkEnd w:id="20"/>
     </w:p>
     <w:p>
-      <w:pPr>
+      <w:r>
+        <w:rPr>
+          <w:highlight w:val="yellow"/>
+        </w:rPr>
+        <w:t>(</w:t>
+      </w:r>
+      <w:r>
+        <w:rPr>
+          <w:highlight w:val="yellow"/>
+        </w:rPr>
+        <w:t>Реализация ПО или Реализация программного обеспечения подсистемы «Контроль и учет посещаемости и работы студентов на занятиях» для сайта ОГУ им. И.С. Тургенева?</w:t>
+      </w:r>
+      <w:r>
+        <w:t>)</w:t>
+      </w:r>
+    </w:p>
+    <w:p>
+      <w:r>
+        <w:t xml:space="preserve">Реализация контроллера </w:t>
+      </w:r>
+      <w:r>
+        <w:t xml:space="preserve">в используемом фреймворке представляет из себя создание </w:t>
+      </w:r>
+      <w:r>
+        <w:t>класса, наследующего</w:t>
+      </w:r>
+      <w:r>
+        <w:t xml:space="preserve"> функционал с</w:t>
+      </w:r>
+      <w:r>
+        <w:t>уществующих в фреймворке класса контроллера</w:t>
+      </w:r>
+      <w:r>
+        <w:t>. Это позволяет скрывать от разработчика детали реализации, позволяя сосредоточиться исключительно на функционале разрабатываемого модуля.</w:t>
+      </w:r>
+    </w:p>
+    <w:p>
+      <w:r>
+        <w:t xml:space="preserve">Реализация обработки определенного </w:t>
+      </w:r>
+      <w:r>
         <w:rPr>
           <w:lang w:val="en-US"/>
         </w:rPr>
-      </w:pPr>
+        <w:t>URL</w:t>
+      </w:r>
+      <w:r>
+        <w:t>-</w:t>
+      </w:r>
+      <w:r>
+        <w:t>адреса на сайте в контроллере заключается в создании метода обработчика с соответствующим названием. Для представления «</w:t>
+      </w:r>
+      <w:r>
+        <w:rPr>
+          <w:lang w:val="en-US"/>
+        </w:rPr>
+        <w:t>index</w:t>
+      </w:r>
+      <w:r>
+        <w:t>.</w:t>
+      </w:r>
+      <w:r>
+        <w:rPr>
+          <w:lang w:val="en-US"/>
+        </w:rPr>
+        <w:t>phtml</w:t>
+      </w:r>
+      <w:r>
+        <w:t>» создается метод «</w:t>
+      </w:r>
+      <w:r>
+        <w:rPr>
+          <w:lang w:val="en-US"/>
+        </w:rPr>
+        <w:t>indexAction</w:t>
+      </w:r>
+      <w:r>
+        <w:t>()</w:t>
+      </w:r>
+      <w:r>
+        <w:t>»</w:t>
+      </w:r>
+      <w:r>
+        <w:t xml:space="preserve"> </w:t>
+      </w:r>
+      <w:r>
+        <w:t xml:space="preserve">и т.д. </w:t>
+      </w:r>
+    </w:p>
+    <w:p>
+      <w:r>
+        <w:t xml:space="preserve">Создание класса контроллера представлен на </w:t>
+      </w:r>
+      <w:r>
+        <w:t>листинге</w:t>
+      </w:r>
+      <w:r>
+        <w:t xml:space="preserve"> 4.1.1.</w:t>
+      </w:r>
+      <w:r>
+        <w:t xml:space="preserve"> Класс контроллера наследуется от «</w:t>
+      </w:r>
+      <w:r>
+        <w:t>Zend_Controller_Action</w:t>
+      </w:r>
+      <w:r>
+        <w:t>». Приватным полем класса является информация об идентификации пользователя, полученного методом «</w:t>
+      </w:r>
+      <w:r>
+        <w:rPr>
+          <w:lang w:val="en-US"/>
+        </w:rPr>
+        <w:t>getIdentity</w:t>
+      </w:r>
+      <w:r>
+        <w:t>»</w:t>
+      </w:r>
+      <w:r>
+        <w:t xml:space="preserve"> </w:t>
+      </w:r>
+      <w:r>
+        <w:t>из библиотеки сайта.</w:t>
+      </w:r>
+    </w:p>
+    <w:p>
+      <w:pPr>
+        <w:pStyle w:val="af2"/>
+      </w:pPr>
+      <w:r>
+        <w:t>class User_AttendanceController extends Zend_Controller_Action</w:t>
+      </w:r>
+    </w:p>
+    <w:p>
+      <w:pPr>
+        <w:pStyle w:val="af2"/>
+      </w:pPr>
+      <w:r>
+        <w:t>{</w:t>
+      </w:r>
+    </w:p>
+    <w:p>
+      <w:pPr>
+        <w:pStyle w:val="af2"/>
+      </w:pPr>
+      <w:r>
+        <w:t xml:space="preserve">    private $identity;</w:t>
+      </w:r>
+    </w:p>
+    <w:p>
+      <w:pPr>
+        <w:pStyle w:val="af2"/>
+      </w:pPr>
+      <w:r>
+        <w:t xml:space="preserve">    public function init()</w:t>
+      </w:r>
+    </w:p>
+    <w:p>
+      <w:pPr>
+        <w:pStyle w:val="af2"/>
+      </w:pPr>
+      <w:r>
+        <w:t xml:space="preserve">    {</w:t>
+      </w:r>
+    </w:p>
+    <w:p>
+      <w:pPr>
+        <w:pStyle w:val="af2"/>
+      </w:pPr>
+      <w:r>
+        <w:t xml:space="preserve">        $auth = Site_Auth::getInstance();</w:t>
+      </w:r>
+    </w:p>
+    <w:p>
+      <w:pPr>
+        <w:pStyle w:val="af2"/>
+      </w:pPr>
+      <w:r>
+        <w:t xml:space="preserve">        $this-&gt;identity = $auth-&gt;getIdentity();</w:t>
+      </w:r>
+    </w:p>
+    <w:p>
+      <w:pPr>
+        <w:pStyle w:val="af2"/>
+      </w:pPr>
+      <w:r>
+        <w:t xml:space="preserve">    }</w:t>
+      </w:r>
+    </w:p>
+    <w:p>
+      <w:pPr>
+        <w:pStyle w:val="af2"/>
+      </w:pPr>
+      <w:r>
+        <w:t>}</w:t>
+      </w:r>
+    </w:p>
+    <w:p>
+      <w:pPr>
+        <w:pStyle w:val="ae"/>
+      </w:pPr>
+      <w:r>
+        <w:t>Листинг 4.1.1 – Создание класса контроллера</w:t>
+      </w:r>
+    </w:p>
+    <w:p>
+      <w:r>
+        <w:t>При реализации обработчика</w:t>
+      </w:r>
+      <w:r>
+        <w:t xml:space="preserve"> (Листинг 4.1.2)</w:t>
+      </w:r>
+      <w:r>
+        <w:t xml:space="preserve"> представления какой-либо страницы контроллеру необ</w:t>
+      </w:r>
+      <w:r>
+        <w:t>ходимо</w:t>
+      </w:r>
+      <w:r>
+        <w:t xml:space="preserve"> получить параметры запроса</w:t>
+      </w:r>
+      <w:r>
+        <w:t xml:space="preserve"> и определить права доступа.</w:t>
+      </w:r>
+    </w:p>
+    <w:p>
+      <w:pPr>
+        <w:pStyle w:val="af2"/>
+      </w:pPr>
+      <w:r>
+        <w:lastRenderedPageBreak/>
+        <w:t>public function indexAction()</w:t>
+      </w:r>
+    </w:p>
+    <w:p>
+      <w:pPr>
+        <w:pStyle w:val="af2"/>
+      </w:pPr>
+      <w:r>
+        <w:t xml:space="preserve">    {</w:t>
+      </w:r>
+    </w:p>
+    <w:p>
+      <w:pPr>
+        <w:pStyle w:val="af2"/>
+      </w:pPr>
+      <w:r>
+        <w:t xml:space="preserve">        $params = $t</w:t>
+      </w:r>
+      <w:r>
+        <w:t>his-&gt;_getAllParams();</w:t>
+      </w:r>
+    </w:p>
+    <w:p>
+      <w:pPr>
+        <w:pStyle w:val="af2"/>
+      </w:pPr>
+      <w:r>
+        <w:t xml:space="preserve">        $employee = User_Model_Employee::getEmployee($params['iduser']);</w:t>
+      </w:r>
+    </w:p>
+    <w:p>
+      <w:pPr>
+        <w:pStyle w:val="af2"/>
+      </w:pPr>
+      <w:r>
+        <w:t xml:space="preserve">     </w:t>
+      </w:r>
+      <w:r>
+        <w:t xml:space="preserve">   $idEmployee = $employee-&gt;id;</w:t>
+      </w:r>
+    </w:p>
+    <w:p>
+      <w:pPr>
+        <w:pStyle w:val="af2"/>
+      </w:pPr>
+      <w:r>
+        <w:t xml:space="preserve">        $isIdSame = $idEmployee == $this-&gt;identity-&gt;id;</w:t>
+      </w:r>
+    </w:p>
+    <w:p>
+      <w:pPr>
+        <w:pStyle w:val="af2"/>
+      </w:pPr>
+      <w:r>
+        <w:t xml:space="preserve">        $isUserHasAccess = $this-&gt;identity-&gt;usertype == Site_Auth::ADMIN || $this-&gt;identity-&gt;usertype == Site_Auth::EMPLOYEE;</w:t>
+      </w:r>
+    </w:p>
+    <w:p>
+      <w:pPr>
+        <w:pStyle w:val="af2"/>
+      </w:pPr>
+      <w:r>
+        <w:t xml:space="preserve">        $this-&gt;view-&gt;usertype = $this-&gt;identity-&gt;usertype;</w:t>
+      </w:r>
+    </w:p>
+    <w:p>
+      <w:pPr>
+        <w:pStyle w:val="af2"/>
+      </w:pPr>
+      <w:r>
+        <w:t xml:space="preserve">        if(false == $isUserHasAccess){</w:t>
+      </w:r>
+    </w:p>
+    <w:p>
+      <w:pPr>
+        <w:pStyle w:val="af2"/>
+      </w:pPr>
+      <w:r>
+        <w:t xml:space="preserve">            $this-&gt;_helper-&gt;redirector-&gt;goToUrl('/');</w:t>
+      </w:r>
+    </w:p>
+    <w:p>
+      <w:pPr>
+        <w:pStyle w:val="af2"/>
+      </w:pPr>
+      <w:r>
+        <w:t xml:space="preserve">        }</w:t>
+      </w:r>
+    </w:p>
+    <w:p>
+      <w:pPr>
+        <w:pStyle w:val="af2"/>
+        <w:rPr>
+          <w:lang w:val="ru-RU"/>
+        </w:rPr>
+      </w:pPr>
+      <w:r>
+        <w:rPr>
+          <w:lang w:val="ru-RU"/>
+        </w:rPr>
+        <w:t xml:space="preserve">    </w:t>
+      </w:r>
+      <w:r>
+        <w:rPr>
+          <w:lang w:val="ru-RU"/>
+        </w:rPr>
+        <w:t>}</w:t>
+      </w:r>
+      <w:r>
+        <w:rPr>
+          <w:lang w:val="ru-RU"/>
+        </w:rPr>
+        <w:t xml:space="preserve">   </w:t>
+      </w:r>
+    </w:p>
+    <w:p>
+      <w:pPr>
+        <w:pStyle w:val="ae"/>
+      </w:pPr>
+      <w:r>
+        <w:t>Листинг 4.1.</w:t>
+      </w:r>
+      <w:r>
+        <w:t>2</w:t>
+      </w:r>
+      <w:r>
+        <w:t xml:space="preserve"> – Создание метода обработчика представления главной страницы</w:t>
+      </w:r>
+    </w:p>
+    <w:p>
+      <w:r>
+        <w:t>В приведенном выше листинге пользователи, не имеющие доступа, будут перенаправлены на главную страницу.</w:t>
+      </w:r>
+    </w:p>
+    <w:p>
+      <w:r>
+        <w:t xml:space="preserve">Контроллер должен обращаться за данными к модели. Для демонстрации обращения к модели можно рассмотреть алгоритм поиска нужного занятия на текущий момент времени, либо по указанному номеру (Листинг 4.1.3). </w:t>
+      </w:r>
+    </w:p>
+    <w:p>
+      <w:pPr>
+        <w:pStyle w:val="af2"/>
+      </w:pPr>
+      <w:r>
+        <w:t>$todayLessonsDates = User_Model_LiteAttendance::getLessonsList($idEmployee, $date);</w:t>
+      </w:r>
+    </w:p>
+    <w:p>
+      <w:pPr>
+        <w:pStyle w:val="af2"/>
+      </w:pPr>
+      <w:r>
+        <w:t xml:space="preserve">        $this-&gt;view-&gt;todayLes</w:t>
+      </w:r>
+      <w:r>
+        <w:t>sonsDates = $todayLessonsDates;</w:t>
+      </w:r>
+    </w:p>
+    <w:p>
+      <w:pPr>
+        <w:pStyle w:val="af2"/>
+      </w:pPr>
+      <w:r>
+        <w:t xml:space="preserve">        $currentLesson = [];</w:t>
+      </w:r>
+    </w:p>
+    <w:p>
+      <w:pPr>
+        <w:pStyle w:val="af2"/>
+      </w:pPr>
+      <w:r>
+        <w:t xml:space="preserve">        if(isset($params['numberlesson'])){</w:t>
+      </w:r>
+    </w:p>
+    <w:p>
+      <w:pPr>
+        <w:pStyle w:val="af2"/>
+      </w:pPr>
+      <w:r>
+        <w:t xml:space="preserve">            foreach($todayLessonsDates as $lesson){</w:t>
+      </w:r>
+    </w:p>
+    <w:p>
+      <w:pPr>
+        <w:pStyle w:val="af2"/>
+      </w:pPr>
+      <w:r>
+        <w:t xml:space="preserve">                if ($lesson['NumberLesson'] == $params['numberlesson']){</w:t>
+      </w:r>
+    </w:p>
+    <w:p>
+      <w:pPr>
+        <w:pStyle w:val="af2"/>
+      </w:pPr>
+      <w:r>
+        <w:t xml:space="preserve">                    $currentLesson = $lesson;</w:t>
+      </w:r>
+    </w:p>
+    <w:p>
+      <w:pPr>
+        <w:pStyle w:val="af2"/>
+      </w:pPr>
+      <w:r>
+        <w:t xml:space="preserve">                    break;</w:t>
+      </w:r>
+    </w:p>
+    <w:p>
+      <w:pPr>
+        <w:pStyle w:val="af2"/>
+      </w:pPr>
+      <w:r>
+        <w:t xml:space="preserve">                }</w:t>
+      </w:r>
+    </w:p>
+    <w:p>
+      <w:pPr>
+        <w:pStyle w:val="af2"/>
+      </w:pPr>
+      <w:r>
+        <w:lastRenderedPageBreak/>
+        <w:t xml:space="preserve">            }</w:t>
+      </w:r>
+    </w:p>
+    <w:p>
+      <w:pPr>
+        <w:pStyle w:val="af2"/>
+      </w:pPr>
+      <w:r>
+        <w:t xml:space="preserve">        }</w:t>
+      </w:r>
+    </w:p>
+    <w:p>
+      <w:pPr>
+        <w:pStyle w:val="af2"/>
+      </w:pPr>
+      <w:r>
+        <w:t xml:space="preserve">        elseif($date == Date('Y-m-d')){</w:t>
+      </w:r>
+    </w:p>
+    <w:p>
+      <w:pPr>
+        <w:pStyle w:val="af2"/>
+      </w:pPr>
+      <w:r>
+        <w:t xml:space="preserve">            $current_time = date('H:i');</w:t>
+      </w:r>
+    </w:p>
+    <w:p>
+      <w:pPr>
+        <w:pStyle w:val="af2"/>
+      </w:pPr>
+      <w:r>
+        <w:t xml:space="preserve">            for</w:t>
+      </w:r>
+      <w:r>
+        <w:t>($i = count($todayLessonsDates)-1; $i&gt;=</w:t>
+      </w:r>
+      <w:r>
+        <w:t>0; $i--){</w:t>
+      </w:r>
+    </w:p>
+    <w:p>
+      <w:pPr>
+        <w:pStyle w:val="af2"/>
+      </w:pPr>
+      <w:r>
+        <w:t xml:space="preserve">                if (strtotime($todayLessonsDates[$i]['startTime']) &lt;= strtotime($current_time)) {</w:t>
+      </w:r>
+    </w:p>
+    <w:p>
+      <w:pPr>
+        <w:pStyle w:val="af2"/>
+        <w:rPr>
+          <w:lang w:val="ru-RU"/>
+        </w:rPr>
+      </w:pPr>
+      <w:r>
+        <w:t xml:space="preserve">                    </w:t>
+      </w:r>
+      <w:r>
+        <w:rPr>
+          <w:lang w:val="ru-RU"/>
+        </w:rPr>
+        <w:t>$</w:t>
+      </w:r>
+      <w:r>
+        <w:t>currentLesson</w:t>
+      </w:r>
+      <w:r>
+        <w:rPr>
+          <w:lang w:val="ru-RU"/>
+        </w:rPr>
+        <w:t xml:space="preserve"> = $</w:t>
+      </w:r>
+      <w:r>
+        <w:t>todayLessonsDates</w:t>
+      </w:r>
+      <w:r>
+        <w:rPr>
+          <w:lang w:val="ru-RU"/>
+        </w:rPr>
+        <w:t>[$</w:t>
+      </w:r>
+      <w:r>
+        <w:t>i</w:t>
+      </w:r>
+      <w:r>
+        <w:rPr>
+          <w:lang w:val="ru-RU"/>
+        </w:rPr>
+        <w:t>];</w:t>
+      </w:r>
+    </w:p>
+    <w:p>
+      <w:pPr>
+        <w:pStyle w:val="af2"/>
+        <w:rPr>
+          <w:lang w:val="ru-RU"/>
+        </w:rPr>
+      </w:pPr>
+      <w:r>
+        <w:rPr>
+          <w:lang w:val="ru-RU"/>
+        </w:rPr>
+        <w:t xml:space="preserve">                    </w:t>
+      </w:r>
+      <w:r>
+        <w:t>break</w:t>
+      </w:r>
+      <w:r>
+        <w:rPr>
+          <w:lang w:val="ru-RU"/>
+        </w:rPr>
+        <w:t>;</w:t>
+      </w:r>
+    </w:p>
+    <w:p>
+      <w:pPr>
+        <w:pStyle w:val="af2"/>
+        <w:rPr>
+          <w:lang w:val="ru-RU"/>
+        </w:rPr>
+      </w:pPr>
+      <w:r>
+        <w:rPr>
+          <w:lang w:val="ru-RU"/>
+        </w:rPr>
+        <w:t xml:space="preserve">                }</w:t>
+      </w:r>
+    </w:p>
+    <w:p>
+      <w:pPr>
+        <w:pStyle w:val="af2"/>
+        <w:rPr>
+          <w:lang w:val="ru-RU"/>
+        </w:rPr>
+      </w:pPr>
+      <w:r>
+        <w:rPr>
+          <w:lang w:val="ru-RU"/>
+        </w:rPr>
+        <w:t xml:space="preserve">            }</w:t>
+      </w:r>
+    </w:p>
+    <w:p>
+      <w:pPr>
+        <w:pStyle w:val="af2"/>
+        <w:rPr>
+          <w:lang w:val="ru-RU"/>
+        </w:rPr>
+      </w:pPr>
+      <w:r>
+        <w:rPr>
+          <w:lang w:val="ru-RU"/>
+        </w:rPr>
+        <w:t xml:space="preserve">        }</w:t>
+      </w:r>
+    </w:p>
+    <w:p>
+      <w:pPr>
+        <w:pStyle w:val="ae"/>
+      </w:pPr>
+      <w:r>
+        <w:t>Листинг 4.1.3 – Обращение к модели и поиск занятия для отображения</w:t>
+      </w:r>
+    </w:p>
+    <w:p>
+      <w:r>
+        <w:t>В реализации этого алгоритма контроллер обращается к модели через метод «</w:t>
+      </w:r>
+      <w:r>
+        <w:rPr>
+          <w:lang w:val="en-US"/>
+        </w:rPr>
+        <w:t>getLessonsList</w:t>
+      </w:r>
+      <w:r>
+        <w:t>» для формирования набора занятий на определенную дату для преподавателя. Затем в представление модели передаются полученные данные, в поле «</w:t>
+      </w:r>
+      <w:r>
+        <w:rPr>
+          <w:lang w:val="en-US"/>
+        </w:rPr>
+        <w:t>todayLessonsDates</w:t>
+      </w:r>
+      <w:r>
+        <w:t>»</w:t>
+      </w:r>
+      <w:r>
+        <w:t xml:space="preserve"> </w:t>
+      </w:r>
+      <w:r>
+        <w:t>объекта представления «view». Далее реализуется сам алгоритм поиска нужного занятия. Параметр «</w:t>
+      </w:r>
+      <w:r>
+        <w:rPr>
+          <w:lang w:val="en-US"/>
+        </w:rPr>
+        <w:t>numberlesson</w:t>
+      </w:r>
+      <w:r>
+        <w:t>»</w:t>
+      </w:r>
+      <w:r>
+        <w:t xml:space="preserve"> </w:t>
+      </w:r>
+      <w:r>
+        <w:t>указывает на то, что в запросе к контроллеру был указан конкретный номер занятия, значит нужно лишь отыскать его в массиве полученных занятий. Иначе, необходимо найти последнее начавшееся занятия, для чего массив занятий перебирается с конца. Этот алгоритм был представлен в виде блок-схемы на рисунке 3.4.2.</w:t>
+      </w:r>
+    </w:p>
+    <w:p>
+      <w:r>
+        <w:t xml:space="preserve">Создание публичного </w:t>
+      </w:r>
+      <w:r>
+        <w:rPr>
+          <w:lang w:val="en-US"/>
+        </w:rPr>
+        <w:t>API</w:t>
+      </w:r>
+      <w:r>
+        <w:t xml:space="preserve"> </w:t>
+      </w:r>
+      <w:r>
+        <w:t xml:space="preserve">в контроллере так же происходит через создание методов обработчиков. Отличие лишь в том, что такие методы не подготавливают представления, а возвращают ответ в формате </w:t>
+      </w:r>
+      <w:r>
+        <w:rPr>
+          <w:lang w:val="en-US"/>
+        </w:rPr>
+        <w:t>JSON</w:t>
+      </w:r>
+      <w:r>
+        <w:t xml:space="preserve">. </w:t>
+      </w:r>
+      <w:r>
+        <w:t>Пример такого обработчика можно увидеть на листинге 4.1.4.</w:t>
+      </w:r>
+    </w:p>
+    <w:p>
+      <w:pPr>
+        <w:pStyle w:val="af2"/>
+        <w:rPr>
+          <w:lang w:val="ru-RU"/>
+        </w:rPr>
+      </w:pPr>
+      <w:r>
+        <w:rPr>
+          <w:lang w:val="ru-RU"/>
+        </w:rPr>
+        <w:t xml:space="preserve">    </w:t>
+      </w:r>
+      <w:r>
+        <w:t>public</w:t>
+      </w:r>
+      <w:r>
+        <w:rPr>
+          <w:lang w:val="ru-RU"/>
+        </w:rPr>
+        <w:t xml:space="preserve"> </w:t>
+      </w:r>
+      <w:r>
+        <w:t>function</w:t>
+      </w:r>
+      <w:r>
+        <w:rPr>
+          <w:lang w:val="ru-RU"/>
+        </w:rPr>
+        <w:t xml:space="preserve"> </w:t>
+      </w:r>
+      <w:r>
+        <w:t>getlessontypeAction</w:t>
+      </w:r>
+      <w:r>
+        <w:rPr>
+          <w:lang w:val="ru-RU"/>
+        </w:rPr>
+        <w:t>(){</w:t>
+      </w:r>
+    </w:p>
+    <w:p>
+      <w:pPr>
+        <w:pStyle w:val="af2"/>
+      </w:pPr>
+      <w:r>
+        <w:rPr>
+          <w:lang w:val="ru-RU"/>
+        </w:rPr>
+        <w:t xml:space="preserve">        </w:t>
+      </w:r>
+      <w:r>
+        <w:t>if(!$this-&gt;_request-&gt;isPost()){</w:t>
+      </w:r>
+    </w:p>
+    <w:p>
+      <w:pPr>
+        <w:pStyle w:val="af2"/>
+      </w:pPr>
+      <w:r>
+        <w:t xml:space="preserve">            return;</w:t>
+      </w:r>
+    </w:p>
+    <w:p>
+      <w:pPr>
+        <w:pStyle w:val="af2"/>
+      </w:pPr>
+      <w:r>
+        <w:t xml:space="preserve">        }</w:t>
+      </w:r>
+    </w:p>
+    <w:p>
+      <w:pPr>
+        <w:pStyle w:val="af2"/>
+      </w:pPr>
+      <w:r>
+        <w:t xml:space="preserve">        $post = $this-&gt;_request-&gt;getPost();</w:t>
+      </w:r>
+    </w:p>
+    <w:p>
+      <w:pPr>
+        <w:pStyle w:val="af2"/>
+      </w:pPr>
+      <w:r>
+        <w:lastRenderedPageBreak/>
+        <w:t xml:space="preserve">        $isuup_subject_id = $post['isuup_subject_id'];</w:t>
+      </w:r>
+    </w:p>
+    <w:p>
+      <w:pPr>
+        <w:pStyle w:val="af2"/>
+      </w:pPr>
+      <w:r>
+        <w:t xml:space="preserve">        $idEmployee = $post['idEmployee'];</w:t>
+      </w:r>
+    </w:p>
+    <w:p>
+      <w:pPr>
+        <w:pStyle w:val="af2"/>
+      </w:pPr>
+      <w:r>
+        <w:t xml:space="preserve">        $idGroup = $post['idGroup']; </w:t>
+      </w:r>
+    </w:p>
+    <w:p>
+      <w:pPr>
+        <w:pStyle w:val="af2"/>
+      </w:pPr>
+      <w:r>
+        <w:t xml:space="preserve">        $result = User_Model_LiteAttendance::get_lesson_type_encoded($isuup_subject_id, $idEmployee, $idGroup);</w:t>
+      </w:r>
+    </w:p>
+    <w:p>
+      <w:pPr>
+        <w:pStyle w:val="af2"/>
+      </w:pPr>
+      <w:r>
+        <w:t xml:space="preserve">        $this-&gt;_helper-&gt;json($result);</w:t>
+      </w:r>
+    </w:p>
+    <w:p>
+      <w:pPr>
+        <w:pStyle w:val="af2"/>
+      </w:pPr>
+      <w:r>
+        <w:t xml:space="preserve">        return;</w:t>
+      </w:r>
+    </w:p>
+    <w:p>
+      <w:pPr>
+        <w:pStyle w:val="af2"/>
+      </w:pPr>
+      <w:r>
+        <w:t xml:space="preserve">    </w:t>
+      </w:r>
+      <w:r>
+        <w:t>}</w:t>
+      </w:r>
+      <w:r>
+        <w:t xml:space="preserve"> </w:t>
+      </w:r>
+    </w:p>
+    <w:p>
+      <w:pPr>
+        <w:pStyle w:val="ae"/>
+      </w:pPr>
+      <w:r>
+        <w:t>Листинг 4.1.4 – Метод обработчик для запроса типов занятия</w:t>
+      </w:r>
+    </w:p>
+    <w:p>
+      <w:r>
+        <w:t xml:space="preserve">Из параметров запроса контроллер получает необходимые данные и отправляет в метод модели, ответ которой упаковывает в формат </w:t>
+      </w:r>
+      <w:r>
+        <w:rPr>
+          <w:lang w:val="en-US"/>
+        </w:rPr>
+        <w:t>JSON</w:t>
+      </w:r>
+      <w:r>
+        <w:t xml:space="preserve"> </w:t>
+      </w:r>
+      <w:r>
+        <w:t>и отправляет обратно клиенту.</w:t>
+      </w:r>
+    </w:p>
+    <w:p>
+      <w:r>
+        <w:t>Модель реализуется отдельным классом с множеством статических методов. Пример реализации модели представлен на листинге 4.1.5.</w:t>
+      </w:r>
+    </w:p>
+    <w:p>
+      <w:pPr>
+        <w:pStyle w:val="af2"/>
+        <w:rPr>
+          <w:lang w:val="ru-RU"/>
+        </w:rPr>
+      </w:pPr>
+      <w:r>
+        <w:t>class</w:t>
+      </w:r>
+      <w:r>
+        <w:rPr>
+          <w:lang w:val="ru-RU"/>
+        </w:rPr>
+        <w:t xml:space="preserve"> </w:t>
+      </w:r>
+      <w:r>
+        <w:t>User</w:t>
+      </w:r>
+      <w:r>
+        <w:rPr>
+          <w:lang w:val="ru-RU"/>
+        </w:rPr>
+        <w:t>_</w:t>
+      </w:r>
+      <w:r>
+        <w:t>Model</w:t>
+      </w:r>
+      <w:r>
+        <w:rPr>
+          <w:lang w:val="ru-RU"/>
+        </w:rPr>
+        <w:t>_</w:t>
+      </w:r>
+      <w:r>
+        <w:t>LiteAttendance</w:t>
+      </w:r>
+    </w:p>
+    <w:p>
+      <w:pPr>
+        <w:pStyle w:val="af2"/>
+        <w:rPr>
+          <w:lang w:val="ru-RU"/>
+        </w:rPr>
+      </w:pPr>
+      <w:r>
+        <w:rPr>
+          <w:lang w:val="ru-RU"/>
+        </w:rPr>
+        <w:t>{</w:t>
+      </w:r>
+    </w:p>
+    <w:p>
+      <w:pPr>
+        <w:pStyle w:val="af2"/>
+      </w:pPr>
+      <w:r>
+        <w:rPr>
+          <w:lang w:val="ru-RU"/>
+        </w:rPr>
+        <w:t xml:space="preserve">    </w:t>
+      </w:r>
+      <w:r>
+        <w:t>public static function get_lesson_type_encoded($isuup_subject_id, $idEmployee, $idGroup)</w:t>
+      </w:r>
+    </w:p>
+    <w:p>
+      <w:pPr>
+        <w:pStyle w:val="af2"/>
+      </w:pPr>
+      <w:r>
+        <w:t xml:space="preserve">    {</w:t>
+      </w:r>
+    </w:p>
+    <w:p>
+      <w:pPr>
+        <w:pStyle w:val="af2"/>
+      </w:pPr>
+      <w:r>
+        <w:t xml:space="preserve">        $sql = "SELECT DISTINCT cos2.TypeLesson FROM dbo.CellOfSchedule cos2</w:t>
+      </w:r>
+    </w:p>
+    <w:p>
+      <w:pPr>
+        <w:pStyle w:val="af2"/>
+      </w:pPr>
+      <w:r>
+        <w:t xml:space="preserve">            JOIN gruop grp ON grp.idgruop = cos2.idGruop</w:t>
+      </w:r>
+    </w:p>
+    <w:p>
+      <w:pPr>
+        <w:pStyle w:val="af2"/>
+      </w:pPr>
+      <w:r>
+        <w:t xml:space="preserve">            WHERE cos2.employee_id = :idEmployee </w:t>
+      </w:r>
+    </w:p>
+    <w:p>
+      <w:pPr>
+        <w:pStyle w:val="af2"/>
+      </w:pPr>
+      <w:r>
+        <w:t xml:space="preserve">            AND cos2.isuup_subject_id = :isuup_subject_id </w:t>
+      </w:r>
+    </w:p>
+    <w:p>
+      <w:pPr>
+        <w:pStyle w:val="af2"/>
+      </w:pPr>
+      <w:r>
+        <w:t xml:space="preserve">            AND cos2.Semester = :semester</w:t>
+      </w:r>
+    </w:p>
+    <w:p>
+      <w:pPr>
+        <w:pStyle w:val="af2"/>
+      </w:pPr>
+      <w:r>
+        <w:t xml:space="preserve">            AND grp.idgruop = :idGroup";</w:t>
+      </w:r>
+    </w:p>
+    <w:p>
+      <w:pPr>
+        <w:pStyle w:val="af2"/>
+      </w:pPr>
+      <w:r>
+        <w:t xml:space="preserve">        $semester = User_Model_CurrentControl::getCurrentSemester();</w:t>
+      </w:r>
+    </w:p>
+    <w:p>
+      <w:pPr>
+        <w:pStyle w:val="af2"/>
+      </w:pPr>
+      <w:r>
+        <w:t xml:space="preserve">        $queryParams = array(</w:t>
+      </w:r>
+    </w:p>
+    <w:p>
+      <w:pPr>
+        <w:pStyle w:val="af2"/>
+      </w:pPr>
+      <w:r>
+        <w:t xml:space="preserve">            'idEmployee' =&gt; $idEmployee,</w:t>
+      </w:r>
+    </w:p>
+    <w:p>
+      <w:pPr>
+        <w:pStyle w:val="af2"/>
+      </w:pPr>
+      <w:r>
+        <w:t xml:space="preserve">            'isuup_subject_id' =&gt; $isuup_subject_id,</w:t>
+      </w:r>
+    </w:p>
+    <w:p>
+      <w:pPr>
+        <w:pStyle w:val="af2"/>
+      </w:pPr>
+      <w:r>
+        <w:t xml:space="preserve">            'idGroup' =&gt; $idGroup,</w:t>
+      </w:r>
+    </w:p>
+    <w:p>
+      <w:pPr>
+        <w:pStyle w:val="af2"/>
+      </w:pPr>
+      <w:r>
+        <w:lastRenderedPageBreak/>
+        <w:t xml:space="preserve">    </w:t>
+      </w:r>
+      <w:r>
+        <w:t xml:space="preserve">        'semester' =&gt; $semester</w:t>
+      </w:r>
+      <w:r>
+        <w:t>);</w:t>
+      </w:r>
+    </w:p>
+    <w:p>
+      <w:pPr>
+        <w:pStyle w:val="af2"/>
+      </w:pPr>
+      <w:r>
+        <w:t xml:space="preserve">        $query_result = Application_Model_Db::queryPDO($sql, $queryParam</w:t>
+      </w:r>
+      <w:r>
+        <w:t>s)-&gt;fetchAll(PDO::FETCH_ASSOC);</w:t>
+      </w:r>
+    </w:p>
+    <w:p>
+      <w:pPr>
+        <w:pStyle w:val="af2"/>
+      </w:pPr>
+      <w:r>
+        <w:t xml:space="preserve">        $lesson_types = array();</w:t>
+      </w:r>
+    </w:p>
+    <w:p>
+      <w:pPr>
+        <w:pStyle w:val="af2"/>
+      </w:pPr>
+      <w:r>
+        <w:t xml:space="preserve">        foreach ($query_result as $result) {</w:t>
+      </w:r>
+    </w:p>
+    <w:p>
+      <w:pPr>
+        <w:pStyle w:val="af2"/>
+      </w:pPr>
+      <w:r>
+        <w:t xml:space="preserve">            $row = [iconv('WINDOWS-1251', 'UTF-8', 'TypeLesson') =&gt;</w:t>
+      </w:r>
+      <w:r>
+        <w:t xml:space="preserve"> iconv('WINDOWS-1251','UTF-8',$result['TypeLesson'])</w:t>
+      </w:r>
+      <w:r>
+        <w:t>];</w:t>
+      </w:r>
+    </w:p>
+    <w:p>
+      <w:pPr>
+        <w:pStyle w:val="af2"/>
+      </w:pPr>
+      <w:r>
+        <w:t xml:space="preserve">            array_push($lesson_types, $row);</w:t>
+      </w:r>
+    </w:p>
+    <w:p>
+      <w:pPr>
+        <w:pStyle w:val="af2"/>
+        <w:rPr>
+          <w:lang w:val="ru-RU"/>
+        </w:rPr>
+      </w:pPr>
+      <w:r>
+        <w:t xml:space="preserve">        </w:t>
+      </w:r>
+      <w:r>
+        <w:rPr>
+          <w:lang w:val="ru-RU"/>
+        </w:rPr>
+        <w:t>}</w:t>
+      </w:r>
+    </w:p>
+    <w:p>
+      <w:pPr>
+        <w:pStyle w:val="af2"/>
+        <w:rPr>
+          <w:lang w:val="ru-RU"/>
+        </w:rPr>
+      </w:pPr>
+      <w:r>
+        <w:rPr>
+          <w:lang w:val="ru-RU"/>
+        </w:rPr>
+        <w:t xml:space="preserve">        </w:t>
+      </w:r>
+      <w:r>
+        <w:t>return</w:t>
+      </w:r>
+      <w:r>
+        <w:rPr>
+          <w:lang w:val="ru-RU"/>
+        </w:rPr>
+        <w:t xml:space="preserve"> $</w:t>
+      </w:r>
+      <w:r>
+        <w:t>lesson</w:t>
+      </w:r>
+      <w:r>
+        <w:rPr>
+          <w:lang w:val="ru-RU"/>
+        </w:rPr>
+        <w:t>_</w:t>
+      </w:r>
+      <w:r>
+        <w:t>types</w:t>
+      </w:r>
+      <w:r>
+        <w:rPr>
+          <w:lang w:val="ru-RU"/>
+        </w:rPr>
+        <w:t>;</w:t>
+      </w:r>
+    </w:p>
+    <w:p>
+      <w:pPr>
+        <w:pStyle w:val="af2"/>
+        <w:rPr>
+          <w:lang w:val="ru-RU"/>
+        </w:rPr>
+      </w:pPr>
+      <w:r>
+        <w:rPr>
+          <w:lang w:val="ru-RU"/>
+        </w:rPr>
+        <w:t xml:space="preserve">    }</w:t>
+      </w:r>
+    </w:p>
+    <w:p>
+      <w:pPr>
+        <w:pStyle w:val="af2"/>
+        <w:rPr>
+          <w:lang w:val="ru-RU"/>
+        </w:rPr>
+      </w:pPr>
+      <w:r>
+        <w:rPr>
+          <w:lang w:val="ru-RU"/>
+        </w:rPr>
+        <w:t>}</w:t>
+      </w:r>
+    </w:p>
+    <w:p>
+      <w:pPr>
+        <w:pStyle w:val="ae"/>
+      </w:pPr>
+      <w:r>
+        <w:t>Листинг 4.1.5 – Пример модели с методом получения типов занятий</w:t>
+      </w:r>
+    </w:p>
+    <w:p>
+      <w:r>
+        <w:t xml:space="preserve">Внешний вид страниц модуля </w:t>
+      </w:r>
+      <w:r>
+        <w:t xml:space="preserve">создается при помощи разметки на языке </w:t>
+      </w:r>
+      <w:r>
+        <w:rPr>
+          <w:lang w:val="en-US"/>
+        </w:rPr>
+        <w:t>HTML</w:t>
+      </w:r>
+      <w:r>
+        <w:t xml:space="preserve"> </w:t>
+      </w:r>
+      <w:r>
+        <w:t xml:space="preserve">с вставками </w:t>
+      </w:r>
+      <w:r>
+        <w:rPr>
+          <w:lang w:val="en-US"/>
+        </w:rPr>
+        <w:t>PHP</w:t>
+      </w:r>
+      <w:r>
+        <w:t xml:space="preserve"> </w:t>
+      </w:r>
+      <w:r>
+        <w:t>кода, в котором возможно использование данных, переданных от контроллера (Листинг 4.1.6).</w:t>
+      </w:r>
+    </w:p>
+    <w:p>
+      <w:pPr>
+        <w:pStyle w:val="af2"/>
+      </w:pPr>
+      <w:r>
+        <w:rPr>
+          <w:lang w:val="ru-RU"/>
+        </w:rPr>
+        <w:t xml:space="preserve">    </w:t>
+      </w:r>
+      <w:r>
+        <w:t>&lt;h1&gt;</w:t>
+      </w:r>
+      <w:r>
+        <w:t>Журнал</w:t>
+      </w:r>
+      <w:r>
+        <w:t xml:space="preserve"> </w:t>
+      </w:r>
+      <w:r>
+        <w:t>посещаемости</w:t>
+      </w:r>
+      <w:r>
+        <w:t>&lt;/h1&gt;</w:t>
+      </w:r>
+    </w:p>
+    <w:p>
+      <w:pPr>
+        <w:pStyle w:val="af2"/>
+      </w:pPr>
+    </w:p>
+    <w:p>
+      <w:pPr>
+        <w:pStyle w:val="af2"/>
+      </w:pPr>
+      <w:r>
+        <w:t xml:space="preserve">    &lt;div class="lists_of_groups"&gt;</w:t>
+      </w:r>
+    </w:p>
+    <w:p>
+      <w:pPr>
+        <w:pStyle w:val="af2"/>
+      </w:pPr>
+      <w:r>
+        <w:t xml:space="preserve">        &lt;div class="lesson_selector"&gt;</w:t>
+      </w:r>
+    </w:p>
+    <w:p>
+      <w:pPr>
+        <w:pStyle w:val="af2"/>
+      </w:pPr>
+      <w:r>
+        <w:t xml:space="preserve">            &lt;select class="lesson_selector_button" id="choice_of_discipline"&gt;</w:t>
+      </w:r>
+    </w:p>
+    <w:p>
+      <w:pPr>
+        <w:pStyle w:val="af2"/>
+      </w:pPr>
+      <w:r>
+        <w:t xml:space="preserve">                &lt;option selected&gt;</w:t>
+      </w:r>
+      <w:r>
+        <w:t>Предмет</w:t>
+      </w:r>
+      <w:r>
+        <w:t>&lt;/option&gt;</w:t>
+      </w:r>
+    </w:p>
+    <w:p>
+      <w:pPr>
+        <w:pStyle w:val="af2"/>
+      </w:pPr>
+      <w:r>
+        <w:t xml:space="preserve">                &lt;?php if (!empty($this-&gt;subjects_list)):</w:t>
+      </w:r>
+    </w:p>
+    <w:p>
+      <w:pPr>
+        <w:pStyle w:val="af2"/>
+      </w:pPr>
+      <w:r>
+        <w:t xml:space="preserve">                    foreach ($this-&gt;subjects_list as $subject): ?&gt;</w:t>
+      </w:r>
+    </w:p>
+    <w:p>
+      <w:pPr>
+        <w:pStyle w:val="af2"/>
+      </w:pPr>
+      <w:r>
+        <w:t xml:space="preserve">                    &lt;option data-idEmployee="&lt;?= $this-&gt;employee-&gt;id?&gt;" data-id="&lt;?= $subject['isuup_subject_id']; ?&gt;" value="&lt;?= $subject['TitleSubject']; ?&gt;"&gt;&lt;?= $subject['TitleSubject']; ?&gt;&lt;/option&gt;</w:t>
+      </w:r>
+    </w:p>
+    <w:p>
+      <w:pPr>
+        <w:pStyle w:val="af2"/>
+        <w:rPr>
+          <w:lang w:val="ru-RU"/>
+        </w:rPr>
+      </w:pPr>
+      <w:r>
+        <w:t xml:space="preserve">                </w:t>
+      </w:r>
+      <w:r>
+        <w:rPr>
+          <w:lang w:val="ru-RU"/>
+        </w:rPr>
+        <w:t>&lt;?</w:t>
+      </w:r>
+      <w:r>
+        <w:t>php</w:t>
+      </w:r>
+      <w:r>
+        <w:rPr>
+          <w:lang w:val="ru-RU"/>
+        </w:rPr>
+        <w:t xml:space="preserve"> </w:t>
+      </w:r>
+      <w:r>
+        <w:t>endforeach</w:t>
+      </w:r>
+      <w:r>
+        <w:rPr>
+          <w:lang w:val="ru-RU"/>
+        </w:rPr>
+        <w:t>;</w:t>
+      </w:r>
+    </w:p>
+    <w:p>
+      <w:pPr>
+        <w:pStyle w:val="af2"/>
+        <w:rPr>
+          <w:lang w:val="ru-RU"/>
+        </w:rPr>
+      </w:pPr>
+      <w:r>
+        <w:rPr>
+          <w:lang w:val="ru-RU"/>
+        </w:rPr>
+        <w:t xml:space="preserve">                </w:t>
+      </w:r>
+      <w:r>
+        <w:t>endif</w:t>
+      </w:r>
+      <w:r>
+        <w:rPr>
+          <w:lang w:val="ru-RU"/>
+        </w:rPr>
+        <w:t>; ?&gt;</w:t>
+      </w:r>
+    </w:p>
+    <w:p>
+      <w:pPr>
+        <w:pStyle w:val="af2"/>
+        <w:rPr>
+          <w:lang w:val="ru-RU"/>
+        </w:rPr>
+      </w:pPr>
+      <w:r>
+        <w:rPr>
+          <w:lang w:val="ru-RU"/>
+        </w:rPr>
+        <w:t xml:space="preserve">            &lt;/</w:t>
+      </w:r>
+      <w:r>
+        <w:t>select</w:t>
+      </w:r>
+      <w:r>
+        <w:rPr>
+          <w:lang w:val="ru-RU"/>
+        </w:rPr>
+        <w:t>&gt;</w:t>
+      </w:r>
+    </w:p>
+    <w:p>
+      <w:pPr>
+        <w:pStyle w:val="ae"/>
+      </w:pPr>
+      <w:r>
+        <w:t>Листинг 4.1.6 – Фрагмент реализации разметки страницы журнала посещаемости</w:t>
+      </w:r>
+    </w:p>
+    <w:p>
+      <w:r>
+        <w:lastRenderedPageBreak/>
+        <w:t xml:space="preserve">Действия пользователя обрабатываются кодом на языке </w:t>
+      </w:r>
+      <w:r>
+        <w:rPr>
+          <w:lang w:val="en-US"/>
+        </w:rPr>
+        <w:t>JavaScript</w:t>
+      </w:r>
+      <w:r>
+        <w:t xml:space="preserve">. </w:t>
+      </w:r>
+      <w:r>
+        <w:t xml:space="preserve">События генерируются действиями пользователя и обрабатываются соответствующими функциями (Листинг 4.1.7). </w:t>
+      </w:r>
+    </w:p>
+    <w:p>
+      <w:pPr>
+        <w:pStyle w:val="af2"/>
+      </w:pPr>
+      <w:r>
+        <w:t>document.getElementById('select_group').addEventListener('change', () =&gt; {</w:t>
+      </w:r>
+    </w:p>
+    <w:p>
+      <w:pPr>
+        <w:pStyle w:val="af2"/>
+      </w:pPr>
+      <w:r>
+        <w:t xml:space="preserve">        var selectedGroup = this.value;</w:t>
+      </w:r>
+    </w:p>
+    <w:p>
+      <w:pPr>
+        <w:pStyle w:val="af2"/>
+      </w:pPr>
+      <w:r>
+        <w:t xml:space="preserve">        var choiceOfDiscipline = document.getElementById('choice_of_discipline');</w:t>
+      </w:r>
+    </w:p>
+    <w:p>
+      <w:pPr>
+        <w:pStyle w:val="af2"/>
+      </w:pPr>
+      <w:r>
+        <w:t xml:space="preserve">        var selectedOptionSubject = choiceOfDiscipline.options[choiceOfDiscipline.selectedIndex];</w:t>
+      </w:r>
+    </w:p>
+    <w:p>
+      <w:pPr>
+        <w:pStyle w:val="af2"/>
+      </w:pPr>
+      <w:r>
+        <w:t xml:space="preserve">        var isuup_subject_id = selectedOptionSubject.getAttribute('data-id');</w:t>
+      </w:r>
+    </w:p>
+    <w:p>
+      <w:pPr>
+        <w:pStyle w:val="af2"/>
+      </w:pPr>
+    </w:p>
+    <w:p>
+      <w:pPr>
+        <w:pStyle w:val="af2"/>
+      </w:pPr>
+      <w:r>
+        <w:t xml:space="preserve">        clearSubgroupTables();</w:t>
+      </w:r>
+    </w:p>
+    <w:p>
+      <w:pPr>
+        <w:pStyle w:val="af2"/>
+      </w:pPr>
+      <w:r>
+        <w:t xml:space="preserve">        getSubgroupsRequest(isuup_subject_id, selectedGroup);</w:t>
+      </w:r>
+    </w:p>
+    <w:p>
+      <w:pPr>
+        <w:pStyle w:val="af2"/>
+        <w:rPr>
+          <w:lang w:val="ru-RU"/>
+        </w:rPr>
+      </w:pPr>
+      <w:r>
+        <w:t xml:space="preserve">    </w:t>
+      </w:r>
+      <w:r>
+        <w:rPr>
+          <w:lang w:val="ru-RU"/>
+        </w:rPr>
+        <w:t>});</w:t>
+      </w:r>
+    </w:p>
+    <w:p>
+      <w:pPr>
+        <w:pStyle w:val="ae"/>
+      </w:pPr>
+      <w:r>
+        <w:t>Листинг 4.1.7 – Функция обработки выбора группы на странице разделения на подгруппы</w:t>
+      </w:r>
+    </w:p>
+    <w:p>
+      <w:r>
+        <w:t>В приведенном выше листинге происходит обработка события выбора группы, а точнее события «</w:t>
+      </w:r>
+      <w:r>
+        <w:rPr>
+          <w:lang w:val="en-US"/>
+        </w:rPr>
+        <w:t>change</w:t>
+      </w:r>
+      <w:r>
+        <w:t>» на интерактивном элементе выбора в виде выпадающего списка групп. После подготовки данных вызывается функция «</w:t>
+      </w:r>
+      <w:r>
+        <w:t>getSubgroupsRequest</w:t>
+      </w:r>
+      <w:r>
+        <w:t>»</w:t>
+      </w:r>
+      <w:r>
+        <w:t xml:space="preserve"> </w:t>
+      </w:r>
+      <w:r>
+        <w:t>(Листинг 4.1.8),</w:t>
+      </w:r>
+      <w:r>
+        <w:t xml:space="preserve"> </w:t>
+      </w:r>
+      <w:r>
+        <w:t>инкапсулирующая асинхронный запрос на сервер.</w:t>
+      </w:r>
+    </w:p>
+    <w:p>
+      <w:pPr>
+        <w:pStyle w:val="af2"/>
+      </w:pPr>
+      <w:r>
+        <w:rPr>
+          <w:lang w:val="ru-RU"/>
+        </w:rPr>
+        <w:t xml:space="preserve">    </w:t>
+      </w:r>
+      <w:r>
+        <w:t>function getSubgroupsRequest(idSubject, idGroup) {</w:t>
+      </w:r>
+    </w:p>
+    <w:p>
+      <w:pPr>
+        <w:pStyle w:val="af2"/>
+      </w:pPr>
+      <w:r>
+        <w:t xml:space="preserve">        $.ajax({</w:t>
+      </w:r>
+    </w:p>
+    <w:p>
+      <w:pPr>
+        <w:pStyle w:val="af2"/>
+      </w:pPr>
+      <w:r>
+        <w:t xml:space="preserve">            url: '/attendance/groupdivision/&lt;?= $this-&gt;employee-&gt;id ?&gt;',</w:t>
+      </w:r>
+    </w:p>
+    <w:p>
+      <w:pPr>
+        <w:pStyle w:val="af2"/>
+      </w:pPr>
+      <w:r>
+        <w:t xml:space="preserve">            type: 'POST',</w:t>
+      </w:r>
+    </w:p>
+    <w:p>
+      <w:pPr>
+        <w:pStyle w:val="af2"/>
+      </w:pPr>
+      <w:r>
+        <w:t xml:space="preserve">            data: {</w:t>
+      </w:r>
+    </w:p>
+    <w:p>
+      <w:pPr>
+        <w:pStyle w:val="af2"/>
+      </w:pPr>
+      <w:r>
+        <w:t xml:space="preserve">                action: 'getSubgroups',</w:t>
+      </w:r>
+    </w:p>
+    <w:p>
+      <w:pPr>
+        <w:pStyle w:val="af2"/>
+      </w:pPr>
+      <w:r>
+        <w:t xml:space="preserve">                idEmployee: &lt;?= $this-&gt;employee-&gt;id ?&gt;,</w:t>
+      </w:r>
+    </w:p>
+    <w:p>
+      <w:pPr>
+        <w:pStyle w:val="af2"/>
+      </w:pPr>
+      <w:r>
+        <w:t xml:space="preserve">                idSubject: idSubject,</w:t>
+      </w:r>
+    </w:p>
+    <w:p>
+      <w:pPr>
+        <w:pStyle w:val="af2"/>
+      </w:pPr>
+      <w:r>
+        <w:t xml:space="preserve">                idGroup: idGroup</w:t>
+      </w:r>
+    </w:p>
+    <w:p>
+      <w:pPr>
+        <w:pStyle w:val="af2"/>
+      </w:pPr>
+      <w:r>
+        <w:t xml:space="preserve">            },</w:t>
+      </w:r>
+    </w:p>
+    <w:p>
+      <w:pPr>
+        <w:pStyle w:val="af2"/>
+      </w:pPr>
+      <w:r>
+        <w:lastRenderedPageBreak/>
+        <w:t xml:space="preserve">            success: (responce) =&gt; {</w:t>
+      </w:r>
+    </w:p>
+    <w:p>
+      <w:pPr>
+        <w:pStyle w:val="af2"/>
+      </w:pPr>
+      <w:r>
+        <w:t xml:space="preserve">                if (DEBUG) console.table(responce);</w:t>
+      </w:r>
+    </w:p>
+    <w:p>
+      <w:pPr>
+        <w:pStyle w:val="af2"/>
+      </w:pPr>
+      <w:r>
+        <w:t xml:space="preserve">                var buttonContainer = document.querySelector('.buttons-container');</w:t>
+      </w:r>
+    </w:p>
+    <w:p>
+      <w:pPr>
+        <w:pStyle w:val="af2"/>
+      </w:pPr>
+      <w:r>
+        <w:t xml:space="preserve">                currentStudentsData = responce;</w:t>
+      </w:r>
+    </w:p>
+    <w:p>
+      <w:pPr>
+        <w:pStyle w:val="af2"/>
+      </w:pPr>
+      <w:r>
+        <w:t xml:space="preserve">                createSubgroupTables();</w:t>
+      </w:r>
+    </w:p>
+    <w:p>
+      <w:pPr>
+        <w:pStyle w:val="af2"/>
+      </w:pPr>
+      <w:r>
+        <w:t xml:space="preserve">            },</w:t>
+      </w:r>
+    </w:p>
+    <w:p>
+      <w:pPr>
+        <w:pStyle w:val="af2"/>
+      </w:pPr>
+      <w:r>
+        <w:t xml:space="preserve">            error: function(xhr) {</w:t>
+      </w:r>
+    </w:p>
+    <w:p>
+      <w:pPr>
+        <w:pStyle w:val="af2"/>
+      </w:pPr>
+      <w:r>
+        <w:t xml:space="preserve">                console.error('Error:', xhr.responseText);</w:t>
+      </w:r>
+    </w:p>
+    <w:p>
+      <w:pPr>
+        <w:pStyle w:val="af2"/>
+        <w:rPr>
+          <w:lang w:val="ru-RU"/>
+        </w:rPr>
+      </w:pPr>
+      <w:r>
+        <w:t xml:space="preserve">            </w:t>
+      </w:r>
+      <w:r>
+        <w:rPr>
+          <w:lang w:val="ru-RU"/>
+        </w:rPr>
+        <w:t>}</w:t>
+      </w:r>
+    </w:p>
+    <w:p>
+      <w:pPr>
+        <w:pStyle w:val="af2"/>
+        <w:rPr>
+          <w:lang w:val="ru-RU"/>
+        </w:rPr>
+      </w:pPr>
+      <w:r>
+        <w:rPr>
+          <w:lang w:val="ru-RU"/>
+        </w:rPr>
+        <w:t xml:space="preserve">        });</w:t>
+      </w:r>
+    </w:p>
+    <w:p>
+      <w:pPr>
+        <w:pStyle w:val="af2"/>
+        <w:rPr>
+          <w:lang w:val="ru-RU"/>
+        </w:rPr>
+      </w:pPr>
+      <w:r>
+        <w:rPr>
+          <w:lang w:val="ru-RU"/>
+        </w:rPr>
+        <w:t xml:space="preserve">    }</w:t>
+      </w:r>
+    </w:p>
+    <w:p>
+      <w:pPr>
+        <w:pStyle w:val="ae"/>
+      </w:pPr>
+      <w:r>
+        <w:t>Листинг 4.1.8 – Реализация асинхронного запроса на сервер в функции «</w:t>
+      </w:r>
+      <w:r>
+        <w:t>getSubgroupsRequest</w:t>
+      </w:r>
+      <w:r>
+        <w:t>»</w:t>
+      </w:r>
+    </w:p>
+    <w:p>
+      <w:pPr>
+        <w:pStyle w:val="2"/>
+      </w:pPr>
+      <w:r>
+        <w:t>4.2 Реализация интерфейсов</w:t>
+      </w:r>
+    </w:p>
+    <w:p>
+      <w:r>
+        <w:t>Итоговый вид интерфейса главной страницы можно видеть на рисунке 4.2.1. Разделение на подгруппы возможно отключить. По умолчанию оно отключено, чтобы не изменять алфавитный порядок группы. Добавлены некоторые пояснения для пользователей и вспомогательные счетчики в таблице.</w:t>
+      </w:r>
+      <w:r>
+        <w:t xml:space="preserve"> </w:t>
+      </w:r>
       <w:r>
         <w:rPr>
           <w:highlight w:val="yellow"/>
         </w:rPr>
-        <w:t>(</w:t>
-      </w:r>
-      <w:r>
-        <w:rPr>
-          <w:highlight w:val="yellow"/>
-        </w:rPr>
-        <w:t>Реализация ПО или Реализация программного обеспечения подсистемы «Контроль и учет посещаемости и работы студентов на занятиях» для сайта ОГУ им. И.С. Тургенева?</w:t>
-      </w:r>
-      <w:r>
-        <w:t>)</w:t>
-      </w:r>
-    </w:p>
-    <w:p/>
+        <w:t>(Добавлю текста к рисункам позже)</w:t>
+      </w:r>
+    </w:p>
+    <w:p>
+      <w:pPr>
+        <w:pStyle w:val="ae"/>
+      </w:pPr>
+      <w:r>
+        <w:lastRenderedPageBreak/>
+        <w:drawing>
+          <wp:inline distT="0" distB="0" distL="0" distR="0" wp14:anchorId="433DBD85" wp14:editId="17345324">
+            <wp:extent cx="5138580" cy="4638675"/>
+            <wp:effectExtent l="0" t="0" r="5080" b="0"/>
+            <wp:docPr id="10" name="Рисунок 10"/>
+            <wp:cNvGraphicFramePr>
+              <a:graphicFrameLocks xmlns:a="http://schemas.openxmlformats.org/drawingml/2006/main" noChangeAspect="1"/>
+            </wp:cNvGraphicFramePr>
+            <a:graphic xmlns:a="http://schemas.openxmlformats.org/drawingml/2006/main">
+              <a:graphicData uri="http://schemas.openxmlformats.org/drawingml/2006/picture">
+                <pic:pic xmlns:pic="http://schemas.openxmlformats.org/drawingml/2006/picture">
+                  <pic:nvPicPr>
+                    <pic:cNvPr id="1" name=""/>
+                    <pic:cNvPicPr/>
+                  </pic:nvPicPr>
+                  <pic:blipFill>
+                    <a:blip r:embed="rId36"/>
+                    <a:stretch>
+                      <a:fillRect/>
+                    </a:stretch>
+                  </pic:blipFill>
+                  <pic:spPr>
+                    <a:xfrm>
+                      <a:off x="0" y="0"/>
+                      <a:ext cx="5141007" cy="4640866"/>
+                    </a:xfrm>
+                    <a:prstGeom prst="rect">
+                      <a:avLst/>
+                    </a:prstGeom>
+                  </pic:spPr>
+                </pic:pic>
+              </a:graphicData>
+            </a:graphic>
+          </wp:inline>
+        </w:drawing>
+      </w:r>
+    </w:p>
+    <w:p>
+      <w:pPr>
+        <w:pStyle w:val="ae"/>
+      </w:pPr>
+      <w:r>
+        <w:tab/>
+      </w:r>
+      <w:r>
+        <w:t>Рисунок 4.2.1 – Интерфейс главной страницы модуля</w:t>
+      </w:r>
+      <w:r>
+        <w:tab/>
+      </w:r>
+    </w:p>
+    <w:p>
+      <w:pPr>
+        <w:pStyle w:val="ae"/>
+      </w:pPr>
+      <w:r>
+        <w:rPr>
+          <w:noProof/>
+          <w:lang w:eastAsia="ru-RU"/>
+        </w:rPr>
+        <w:drawing>
+          <wp:inline distT="0" distB="0" distL="0" distR="0" wp14:anchorId="029A7ACD" wp14:editId="0AD463C9">
+            <wp:extent cx="5448334" cy="3246634"/>
+            <wp:effectExtent l="0" t="0" r="0" b="0"/>
+            <wp:docPr id="17" name="Рисунок 17"/>
+            <wp:cNvGraphicFramePr>
+              <a:graphicFrameLocks xmlns:a="http://schemas.openxmlformats.org/drawingml/2006/main" noChangeAspect="1"/>
+            </wp:cNvGraphicFramePr>
+            <a:graphic xmlns:a="http://schemas.openxmlformats.org/drawingml/2006/main">
+              <a:graphicData uri="http://schemas.openxmlformats.org/drawingml/2006/picture">
+                <pic:pic xmlns:pic="http://schemas.openxmlformats.org/drawingml/2006/picture">
+                  <pic:nvPicPr>
+                    <pic:cNvPr id="1" name=""/>
+                    <pic:cNvPicPr/>
+                  </pic:nvPicPr>
+                  <pic:blipFill>
+                    <a:blip r:embed="rId37"/>
+                    <a:stretch>
+                      <a:fillRect/>
+                    </a:stretch>
+                  </pic:blipFill>
+                  <pic:spPr>
+                    <a:xfrm>
+                      <a:off x="0" y="0"/>
+                      <a:ext cx="5457642" cy="3252181"/>
+                    </a:xfrm>
+                    <a:prstGeom prst="rect">
+                      <a:avLst/>
+                    </a:prstGeom>
+                  </pic:spPr>
+                </pic:pic>
+              </a:graphicData>
+            </a:graphic>
+          </wp:inline>
+        </w:drawing>
+      </w:r>
+      <w:r>
+        <w:t>Рисунок 4.2.2 – Интерфейс страницы журнала посещаемости</w:t>
+      </w:r>
+    </w:p>
+    <w:p>
+      <w:pPr>
+        <w:pStyle w:val="ae"/>
+      </w:pPr>
+      <w:r>
+        <w:rPr>
+          <w:noProof/>
+          <w:lang w:eastAsia="ru-RU"/>
+        </w:rPr>
+        <w:lastRenderedPageBreak/>
+        <w:drawing>
+          <wp:inline distT="0" distB="0" distL="0" distR="0" wp14:anchorId="251BFDC2" wp14:editId="4D05F2F7">
+            <wp:extent cx="5544488" cy="4469258"/>
+            <wp:effectExtent l="0" t="0" r="0" b="7620"/>
+            <wp:docPr id="21" name="Рисунок 21"/>
+            <wp:cNvGraphicFramePr>
+              <a:graphicFrameLocks xmlns:a="http://schemas.openxmlformats.org/drawingml/2006/main" noChangeAspect="1"/>
+            </wp:cNvGraphicFramePr>
+            <a:graphic xmlns:a="http://schemas.openxmlformats.org/drawingml/2006/main">
+              <a:graphicData uri="http://schemas.openxmlformats.org/drawingml/2006/picture">
+                <pic:pic xmlns:pic="http://schemas.openxmlformats.org/drawingml/2006/picture">
+                  <pic:nvPicPr>
+                    <pic:cNvPr id="1" name=""/>
+                    <pic:cNvPicPr/>
+                  </pic:nvPicPr>
+                  <pic:blipFill>
+                    <a:blip r:embed="rId38"/>
+                    <a:stretch>
+                      <a:fillRect/>
+                    </a:stretch>
+                  </pic:blipFill>
+                  <pic:spPr>
+                    <a:xfrm>
+                      <a:off x="0" y="0"/>
+                      <a:ext cx="5571977" cy="4491416"/>
+                    </a:xfrm>
+                    <a:prstGeom prst="rect">
+                      <a:avLst/>
+                    </a:prstGeom>
+                  </pic:spPr>
+                </pic:pic>
+              </a:graphicData>
+            </a:graphic>
+          </wp:inline>
+        </w:drawing>
+      </w:r>
+    </w:p>
+    <w:p>
+      <w:pPr>
+        <w:pStyle w:val="ae"/>
+      </w:pPr>
+      <w:r>
+        <w:t>Рисунок 4.2.3 – Интерфейс страницы просмотра статистики</w:t>
+      </w:r>
+    </w:p>
+    <w:p>
+      <w:pPr>
+        <w:pStyle w:val="ae"/>
+      </w:pPr>
+      <w:r>
+        <w:rPr>
+          <w:noProof/>
+          <w:lang w:eastAsia="ru-RU"/>
+        </w:rPr>
+        <w:drawing>
+          <wp:inline distT="0" distB="0" distL="0" distR="0" wp14:anchorId="7E3B1EEF" wp14:editId="6299257A">
+            <wp:extent cx="5239821" cy="1842956"/>
+            <wp:effectExtent l="0" t="0" r="0" b="5080"/>
+            <wp:docPr id="24" name="Рисунок 24"/>
+            <wp:cNvGraphicFramePr>
+              <a:graphicFrameLocks xmlns:a="http://schemas.openxmlformats.org/drawingml/2006/main" noChangeAspect="1"/>
+            </wp:cNvGraphicFramePr>
+            <a:graphic xmlns:a="http://schemas.openxmlformats.org/drawingml/2006/main">
+              <a:graphicData uri="http://schemas.openxmlformats.org/drawingml/2006/picture">
+                <pic:pic xmlns:pic="http://schemas.openxmlformats.org/drawingml/2006/picture">
+                  <pic:nvPicPr>
+                    <pic:cNvPr id="1" name=""/>
+                    <pic:cNvPicPr/>
+                  </pic:nvPicPr>
+                  <pic:blipFill>
+                    <a:blip r:embed="rId39"/>
+                    <a:stretch>
+                      <a:fillRect/>
+                    </a:stretch>
+                  </pic:blipFill>
+                  <pic:spPr>
+                    <a:xfrm>
+                      <a:off x="0" y="0"/>
+                      <a:ext cx="5255036" cy="1848308"/>
+                    </a:xfrm>
+                    <a:prstGeom prst="rect">
+                      <a:avLst/>
+                    </a:prstGeom>
+                  </pic:spPr>
+                </pic:pic>
+              </a:graphicData>
+            </a:graphic>
+          </wp:inline>
+        </w:drawing>
+      </w:r>
+    </w:p>
+    <w:p>
+      <w:pPr>
+        <w:pStyle w:val="ae"/>
+      </w:pPr>
+      <w:r>
+        <w:t>Рисунок 4.2.4 – Вывод статистики за конкретное занятие</w:t>
+      </w:r>
+    </w:p>
+    <w:p>
+      <w:pPr>
+        <w:pStyle w:val="ae"/>
+      </w:pPr>
+      <w:r>
+        <w:rPr>
+          <w:noProof/>
+          <w:lang w:eastAsia="ru-RU"/>
+        </w:rPr>
+        <w:lastRenderedPageBreak/>
+        <w:drawing>
+          <wp:inline distT="0" distB="0" distL="0" distR="0" wp14:anchorId="4F611781" wp14:editId="6ADB63E5">
+            <wp:extent cx="5527497" cy="2589426"/>
+            <wp:effectExtent l="0" t="0" r="0" b="1905"/>
+            <wp:docPr id="25" name="Рисунок 25"/>
+            <wp:cNvGraphicFramePr>
+              <a:graphicFrameLocks xmlns:a="http://schemas.openxmlformats.org/drawingml/2006/main" noChangeAspect="1"/>
+            </wp:cNvGraphicFramePr>
+            <a:graphic xmlns:a="http://schemas.openxmlformats.org/drawingml/2006/main">
+              <a:graphicData uri="http://schemas.openxmlformats.org/drawingml/2006/picture">
+                <pic:pic xmlns:pic="http://schemas.openxmlformats.org/drawingml/2006/picture">
+                  <pic:nvPicPr>
+                    <pic:cNvPr id="1" name=""/>
+                    <pic:cNvPicPr/>
+                  </pic:nvPicPr>
+                  <pic:blipFill>
+                    <a:blip r:embed="rId40"/>
+                    <a:stretch>
+                      <a:fillRect/>
+                    </a:stretch>
+                  </pic:blipFill>
+                  <pic:spPr>
+                    <a:xfrm>
+                      <a:off x="0" y="0"/>
+                      <a:ext cx="5537139" cy="2593943"/>
+                    </a:xfrm>
+                    <a:prstGeom prst="rect">
+                      <a:avLst/>
+                    </a:prstGeom>
+                  </pic:spPr>
+                </pic:pic>
+              </a:graphicData>
+            </a:graphic>
+          </wp:inline>
+        </w:drawing>
+      </w:r>
+    </w:p>
+    <w:p>
+      <w:pPr>
+        <w:pStyle w:val="ae"/>
+      </w:pPr>
+      <w:r>
+        <w:t>Рисунок 4.2.5 – Интерфейс страницы деления на подгруппы</w:t>
+      </w:r>
+    </w:p>
     <w:p>
       <w:pPr>
         <w:pStyle w:val="1"/>
@@ -9333,15 +11012,7 @@
       </w:r>
       <w:r>
         <w:tab/>
-        <w:t>Отраслевые и специализированные решения 1</w:t>
-      </w:r>
-      <w:proofErr w:type="gramStart"/>
-      <w:r>
-        <w:t>С:Предприятие</w:t>
-      </w:r>
-      <w:proofErr w:type="gramEnd"/>
-      <w:r>
-        <w:t xml:space="preserve"> [Электронный ресурс] // 1C:Решения. URL: https://solutions.1c.ru/ (дата обращения: 21.10.2023).</w:t>
+        <w:t>Отраслевые и специализированные решения 1С:Предприятие [Электронный ресурс] // 1C:Решения. URL: https://solutions.1c.ru/ (дата обращения: 21.10.2023).</w:t>
       </w:r>
     </w:p>
     <w:p>
@@ -9350,54 +11021,14 @@
       </w:r>
       <w:r>
         <w:tab/>
-        <w:t>Электронный деканат (</w:t>
-      </w:r>
-      <w:proofErr w:type="spellStart"/>
-      <w:r>
-        <w:t>Free</w:t>
-      </w:r>
-      <w:proofErr w:type="spellEnd"/>
-      <w:r>
-        <w:t xml:space="preserve"> </w:t>
-      </w:r>
-      <w:proofErr w:type="spellStart"/>
-      <w:r>
-        <w:t>Dean's</w:t>
-      </w:r>
-      <w:proofErr w:type="spellEnd"/>
-      <w:r>
-        <w:t xml:space="preserve"> </w:t>
-      </w:r>
-      <w:proofErr w:type="spellStart"/>
-      <w:r>
-        <w:t>Office</w:t>
-      </w:r>
-      <w:proofErr w:type="spellEnd"/>
-      <w:r>
-        <w:t xml:space="preserve">) [Электронный ресурс] // </w:t>
-      </w:r>
-      <w:proofErr w:type="spellStart"/>
-      <w:r>
-        <w:t>Dean's</w:t>
-      </w:r>
-      <w:proofErr w:type="spellEnd"/>
-      <w:r>
-        <w:t xml:space="preserve"> </w:t>
-      </w:r>
-      <w:proofErr w:type="spellStart"/>
-      <w:r>
-        <w:t>Office</w:t>
-      </w:r>
-      <w:proofErr w:type="spellEnd"/>
-      <w:r>
-        <w:t>. URL: https://www.deansoffice.ru/ (дата обращения: 21.10.2023).</w:t>
+        <w:t>Электронный деканат (Free Dean's Office) [Электронный ресурс] // Dean's Office. URL: https://www.deansoffice.ru/ (дата обращения: 21.10.2023).</w:t>
       </w:r>
     </w:p>
     <w:p>
       <w:r>
         <w:t xml:space="preserve">3. </w:t>
       </w:r>
-      <w:hyperlink r:id="rId36" w:history="1">
+      <w:hyperlink r:id="rId41" w:history="1">
         <w:r>
           <w:rPr>
             <w:rStyle w:val="a9"/>
@@ -9411,7 +11042,6 @@
           </w:rPr>
           <w:t>://</w:t>
         </w:r>
-        <w:proofErr w:type="spellStart"/>
         <w:r>
           <w:rPr>
             <w:rStyle w:val="a9"/>
@@ -9419,14 +11049,12 @@
           </w:rPr>
           <w:t>ru</w:t>
         </w:r>
-        <w:proofErr w:type="spellEnd"/>
         <w:r>
           <w:rPr>
             <w:rStyle w:val="a9"/>
           </w:rPr>
           <w:t>.</w:t>
         </w:r>
-        <w:proofErr w:type="spellStart"/>
         <w:r>
           <w:rPr>
             <w:rStyle w:val="a9"/>
@@ -9434,7 +11062,6 @@
           </w:rPr>
           <w:t>wikipedia</w:t>
         </w:r>
-        <w:proofErr w:type="spellEnd"/>
         <w:r>
           <w:rPr>
             <w:rStyle w:val="a9"/>
@@ -9493,7 +11120,7 @@
       <w:r>
         <w:t xml:space="preserve">4. </w:t>
       </w:r>
-      <w:hyperlink r:id="rId37" w:history="1">
+      <w:hyperlink r:id="rId42" w:history="1">
         <w:r>
           <w:rPr>
             <w:rStyle w:val="a9"/>
@@ -9506,7 +11133,7 @@
       <w:r>
         <w:t xml:space="preserve">5. </w:t>
       </w:r>
-      <w:hyperlink r:id="rId38" w:history="1">
+      <w:hyperlink r:id="rId43" w:history="1">
         <w:r>
           <w:rPr>
             <w:rStyle w:val="a9"/>
@@ -9521,7 +11148,7 @@
     <w:p/>
     <w:p/>
     <w:sectPr>
-      <w:headerReference w:type="default" r:id="rId39"/>
+      <w:headerReference w:type="default" r:id="rId44"/>
       <w:pgSz w:w="11906" w:h="16838"/>
       <w:pgMar w:top="1134" w:right="851" w:bottom="1134" w:left="1701" w:header="709" w:footer="709" w:gutter="0"/>
       <w:pgNumType w:start="1"/>
@@ -9581,6 +11208,7 @@
         <w:docPartUnique/>
       </w:docPartObj>
     </w:sdtPr>
+    <w:sdtEndPr/>
     <w:sdtContent>
       <w:p>
         <w:pPr>
@@ -9600,7 +11228,7 @@
           <w:rPr>
             <w:noProof/>
           </w:rPr>
-          <w:t>44</w:t>
+          <w:t>56</w:t>
         </w:r>
         <w:r>
           <w:fldChar w:fldCharType="end"/>
@@ -11064,6 +12692,35 @@
       <w:szCs w:val="16"/>
     </w:rPr>
   </w:style>
+  <w:style w:type="paragraph" w:customStyle="1" w:styleId="af2">
+    <w:name w:val="Листинг"/>
+    <w:basedOn w:val="a"/>
+    <w:link w:val="af3"/>
+    <w:qFormat/>
+    <w:rsid w:val="00913E22"/>
+    <w:pPr>
+      <w:ind w:firstLine="0"/>
+      <w:jc w:val="left"/>
+    </w:pPr>
+    <w:rPr>
+      <w:rFonts w:ascii="Courier New" w:hAnsi="Courier New" w:cs="Courier New"/>
+      <w:sz w:val="24"/>
+      <w:szCs w:val="24"/>
+      <w:lang w:val="en-US"/>
+    </w:rPr>
+  </w:style>
+  <w:style w:type="character" w:customStyle="1" w:styleId="af3">
+    <w:name w:val="Листинг Знак"/>
+    <w:basedOn w:val="a0"/>
+    <w:link w:val="af2"/>
+    <w:rsid w:val="00913E22"/>
+    <w:rPr>
+      <w:rFonts w:ascii="Courier New" w:hAnsi="Courier New" w:cs="Courier New"/>
+      <w:sz w:val="24"/>
+      <w:szCs w:val="24"/>
+      <w:lang w:val="en-US"/>
+    </w:rPr>
+  </w:style>
 </w:styles>
 </file>
 
@@ -11367,7 +13024,7 @@
 </file>
 
 <file path=customXml/itemProps1.xml><?xml version="1.0" encoding="utf-8"?>
-<ds:datastoreItem xmlns:ds="http://schemas.openxmlformats.org/officeDocument/2006/customXml" ds:itemID="{041D9416-3500-44DE-AC14-17D49BFF4AAD}">
+<ds:datastoreItem xmlns:ds="http://schemas.openxmlformats.org/officeDocument/2006/customXml" ds:itemID="{19827997-1877-42DC-A078-6E1D1D4E29B6}">
   <ds:schemaRefs>
     <ds:schemaRef ds:uri="http://schemas.openxmlformats.org/officeDocument/2006/bibliography"/>
   </ds:schemaRefs>

--- a/ВКР/Основная часть.docx
+++ b/ВКР/Основная часть.docx
@@ -1,6 +1,6 @@
 
 <file path=word/document.xml><?xml version="1.0" encoding="utf-8"?>
-<w:document xmlns:wpc="http://schemas.microsoft.com/office/word/2010/wordprocessingCanvas" xmlns:cx="http://schemas.microsoft.com/office/drawing/2014/chartex" xmlns:cx1="http://schemas.microsoft.com/office/drawing/2015/9/8/chartex" xmlns:mc="http://schemas.openxmlformats.org/markup-compatibility/2006" xmlns:o="urn:schemas-microsoft-com:office:office" xmlns:r="http://schemas.openxmlformats.org/officeDocument/2006/relationships" xmlns:m="http://schemas.openxmlformats.org/officeDocument/2006/math" xmlns:v="urn:schemas-microsoft-com:vml" xmlns:wp14="http://schemas.microsoft.com/office/word/2010/wordprocessingDrawing" xmlns:wp="http://schemas.openxmlformats.org/drawingml/2006/wordprocessingDrawing" xmlns:w10="urn:schemas-microsoft-com:office:word" xmlns:w="http://schemas.openxmlformats.org/wordprocessingml/2006/main" xmlns:w14="http://schemas.microsoft.com/office/word/2010/wordml" xmlns:w15="http://schemas.microsoft.com/office/word/2012/wordml" xmlns:w16se="http://schemas.microsoft.com/office/word/2015/wordml/symex" xmlns:wpg="http://schemas.microsoft.com/office/word/2010/wordprocessingGroup" xmlns:wpi="http://schemas.microsoft.com/office/word/2010/wordprocessingInk" xmlns:wne="http://schemas.microsoft.com/office/word/2006/wordml" xmlns:wps="http://schemas.microsoft.com/office/word/2010/wordprocessingShape" mc:Ignorable="w14 w15 w16se wp14">
+<w:document xmlns:wpc="http://schemas.microsoft.com/office/word/2010/wordprocessingCanvas" xmlns:cx="http://schemas.microsoft.com/office/drawing/2014/chartex" xmlns:cx1="http://schemas.microsoft.com/office/drawing/2015/9/8/chartex" xmlns:cx2="http://schemas.microsoft.com/office/drawing/2015/10/21/chartex" xmlns:cx3="http://schemas.microsoft.com/office/drawing/2016/5/9/chartex" xmlns:cx4="http://schemas.microsoft.com/office/drawing/2016/5/10/chartex" xmlns:cx5="http://schemas.microsoft.com/office/drawing/2016/5/11/chartex" xmlns:cx6="http://schemas.microsoft.com/office/drawing/2016/5/12/chartex" xmlns:cx7="http://schemas.microsoft.com/office/drawing/2016/5/13/chartex" xmlns:cx8="http://schemas.microsoft.com/office/drawing/2016/5/14/chartex" xmlns:mc="http://schemas.openxmlformats.org/markup-compatibility/2006" xmlns:aink="http://schemas.microsoft.com/office/drawing/2016/ink" xmlns:am3d="http://schemas.microsoft.com/office/drawing/2017/model3d" xmlns:o="urn:schemas-microsoft-com:office:office" xmlns:oel="http://schemas.microsoft.com/office/2019/extlst" xmlns:r="http://schemas.openxmlformats.org/officeDocument/2006/relationships" xmlns:m="http://schemas.openxmlformats.org/officeDocument/2006/math" xmlns:v="urn:schemas-microsoft-com:vml" xmlns:wp14="http://schemas.microsoft.com/office/word/2010/wordprocessingDrawing" xmlns:wp="http://schemas.openxmlformats.org/drawingml/2006/wordprocessingDrawing" xmlns:w10="urn:schemas-microsoft-com:office:word" xmlns:w="http://schemas.openxmlformats.org/wordprocessingml/2006/main" xmlns:w14="http://schemas.microsoft.com/office/word/2010/wordml" xmlns:w15="http://schemas.microsoft.com/office/word/2012/wordml" xmlns:w16cex="http://schemas.microsoft.com/office/word/2018/wordml/cex" xmlns:w16cid="http://schemas.microsoft.com/office/word/2016/wordml/cid" xmlns:w16="http://schemas.microsoft.com/office/word/2018/wordml" xmlns:w16du="http://schemas.microsoft.com/office/word/2023/wordml/word16du" xmlns:w16sdtdh="http://schemas.microsoft.com/office/word/2020/wordml/sdtdatahash" xmlns:w16sdtfl="http://schemas.microsoft.com/office/word/2024/wordml/sdtformatlock" xmlns:w16se="http://schemas.microsoft.com/office/word/2015/wordml/symex" xmlns:wpg="http://schemas.microsoft.com/office/word/2010/wordprocessingGroup" xmlns:wpi="http://schemas.microsoft.com/office/word/2010/wordprocessingInk" xmlns:wne="http://schemas.microsoft.com/office/word/2006/wordml" xmlns:wps="http://schemas.microsoft.com/office/word/2010/wordprocessingShape" mc:Ignorable="w14 w15 w16se w16cid w16 w16cex w16sdtdh w16sdtfl w16du wp14">
   <w:body>
     <w:p>
       <w:pPr>
@@ -2012,17 +2012,32 @@
     </w:p>
     <w:p>
       <w:r>
-        <w:t>г) разработать макет программных ком</w:t>
-      </w:r>
-      <w:r>
+        <w:t xml:space="preserve">г) </w:t>
+      </w:r>
+      <w:r>
+        <w:rPr>
+          <w:highlight w:val="yellow"/>
+        </w:rPr>
+        <w:t>разработать макет программных ком</w:t>
+      </w:r>
+      <w:r>
+        <w:rPr>
+          <w:highlight w:val="yellow"/>
+        </w:rPr>
         <w:t xml:space="preserve">понентов или экспериментального </w:t>
       </w:r>
       <w:r>
+        <w:rPr>
+          <w:highlight w:val="yellow"/>
+        </w:rPr>
         <w:t>образца программного обеспечения;</w:t>
       </w:r>
     </w:p>
     <w:p>
       <w:r>
+        <w:rPr>
+          <w:highlight w:val="yellow"/>
+        </w:rPr>
         <w:t>д) организовать процесс разработки программного обеспечения.</w:t>
       </w:r>
     </w:p>
@@ -3163,7 +3178,7 @@
     </w:p>
     <w:p>
       <w:pPr>
-        <w:jc w:val="center"/>
+        <w:jc w:val="left"/>
       </w:pPr>
       <w:r>
         <w:t>Таблица 1.3</w:t>
@@ -3174,7 +3189,7 @@
     </w:p>
     <w:tbl>
       <w:tblPr>
-        <w:tblW w:w="9440" w:type="dxa"/>
+        <w:tblW w:w="9492" w:type="dxa"/>
         <w:tblLook w:val="04A0" w:firstRow="1" w:lastRow="0" w:firstColumn="1" w:lastColumn="0" w:noHBand="0" w:noVBand="1"/>
       </w:tblPr>
       <w:tblGrid>
@@ -3190,7 +3205,7 @@
         </w:trPr>
         <w:tc>
           <w:tcPr>
-            <w:tcW w:w="2160" w:type="dxa"/>
+            <w:tcW w:w="2212" w:type="dxa"/>
             <w:tcBorders>
               <w:top w:val="single" w:sz="4" w:space="0" w:color="auto"/>
               <w:left w:val="single" w:sz="4" w:space="0" w:color="auto"/>
@@ -3212,6 +3227,7 @@
                 <w:lang w:eastAsia="ru-RU"/>
               </w:rPr>
             </w:pPr>
+            <w:bookmarkStart w:id="5" w:name="_Hlk227162422"/>
             <w:r>
               <w:rPr>
                 <w:rFonts w:eastAsia="Times New Roman"/>
@@ -3224,7 +3240,7 @@
         </w:tc>
         <w:tc>
           <w:tcPr>
-            <w:tcW w:w="960" w:type="dxa"/>
+            <w:tcW w:w="1088" w:type="dxa"/>
             <w:tcBorders>
               <w:top w:val="single" w:sz="4" w:space="0" w:color="auto"/>
               <w:left w:val="nil"/>
@@ -3258,7 +3274,7 @@
         </w:tc>
         <w:tc>
           <w:tcPr>
-            <w:tcW w:w="2000" w:type="dxa"/>
+            <w:tcW w:w="1841" w:type="dxa"/>
             <w:tcBorders>
               <w:top w:val="single" w:sz="4" w:space="0" w:color="auto"/>
               <w:left w:val="nil"/>
@@ -3292,7 +3308,7 @@
         </w:tc>
         <w:tc>
           <w:tcPr>
-            <w:tcW w:w="2020" w:type="dxa"/>
+            <w:tcW w:w="2080" w:type="dxa"/>
             <w:tcBorders>
               <w:top w:val="single" w:sz="4" w:space="0" w:color="auto"/>
               <w:left w:val="nil"/>
@@ -3326,7 +3342,7 @@
         </w:tc>
         <w:tc>
           <w:tcPr>
-            <w:tcW w:w="2300" w:type="dxa"/>
+            <w:tcW w:w="2271" w:type="dxa"/>
             <w:tcBorders>
               <w:top w:val="single" w:sz="4" w:space="0" w:color="auto"/>
               <w:left w:val="nil"/>
@@ -3359,13 +3375,14 @@
           </w:p>
         </w:tc>
       </w:tr>
+      <w:bookmarkEnd w:id="5"/>
       <w:tr>
         <w:trPr>
           <w:trHeight w:val="1080"/>
         </w:trPr>
         <w:tc>
           <w:tcPr>
-            <w:tcW w:w="2160" w:type="dxa"/>
+            <w:tcW w:w="2212" w:type="dxa"/>
             <w:tcBorders>
               <w:top w:val="nil"/>
               <w:left w:val="single" w:sz="4" w:space="0" w:color="auto"/>
@@ -3399,7 +3416,7 @@
         </w:tc>
         <w:tc>
           <w:tcPr>
-            <w:tcW w:w="960" w:type="dxa"/>
+            <w:tcW w:w="1088" w:type="dxa"/>
             <w:tcBorders>
               <w:top w:val="nil"/>
               <w:left w:val="nil"/>
@@ -3437,7 +3454,7 @@
         </w:tc>
         <w:tc>
           <w:tcPr>
-            <w:tcW w:w="2000" w:type="dxa"/>
+            <w:tcW w:w="1841" w:type="dxa"/>
             <w:tcBorders>
               <w:top w:val="nil"/>
               <w:left w:val="nil"/>
@@ -3475,7 +3492,7 @@
         </w:tc>
         <w:tc>
           <w:tcPr>
-            <w:tcW w:w="2020" w:type="dxa"/>
+            <w:tcW w:w="2080" w:type="dxa"/>
             <w:tcBorders>
               <w:top w:val="nil"/>
               <w:left w:val="nil"/>
@@ -3513,7 +3530,7 @@
         </w:tc>
         <w:tc>
           <w:tcPr>
-            <w:tcW w:w="2300" w:type="dxa"/>
+            <w:tcW w:w="2271" w:type="dxa"/>
             <w:tcBorders>
               <w:top w:val="nil"/>
               <w:left w:val="nil"/>
@@ -3556,7 +3573,7 @@
         </w:trPr>
         <w:tc>
           <w:tcPr>
-            <w:tcW w:w="2160" w:type="dxa"/>
+            <w:tcW w:w="2212" w:type="dxa"/>
             <w:tcBorders>
               <w:top w:val="nil"/>
               <w:left w:val="single" w:sz="4" w:space="0" w:color="auto"/>
@@ -3590,7 +3607,7 @@
         </w:tc>
         <w:tc>
           <w:tcPr>
-            <w:tcW w:w="960" w:type="dxa"/>
+            <w:tcW w:w="1088" w:type="dxa"/>
             <w:tcBorders>
               <w:top w:val="nil"/>
               <w:left w:val="nil"/>
@@ -3628,7 +3645,7 @@
         </w:tc>
         <w:tc>
           <w:tcPr>
-            <w:tcW w:w="2000" w:type="dxa"/>
+            <w:tcW w:w="1841" w:type="dxa"/>
             <w:tcBorders>
               <w:top w:val="nil"/>
               <w:left w:val="nil"/>
@@ -3666,7 +3683,7 @@
         </w:tc>
         <w:tc>
           <w:tcPr>
-            <w:tcW w:w="2020" w:type="dxa"/>
+            <w:tcW w:w="2080" w:type="dxa"/>
             <w:tcBorders>
               <w:top w:val="nil"/>
               <w:left w:val="nil"/>
@@ -3704,7 +3721,7 @@
         </w:tc>
         <w:tc>
           <w:tcPr>
-            <w:tcW w:w="2300" w:type="dxa"/>
+            <w:tcW w:w="2271" w:type="dxa"/>
             <w:tcBorders>
               <w:top w:val="nil"/>
               <w:left w:val="nil"/>
@@ -3747,7 +3764,7 @@
         </w:trPr>
         <w:tc>
           <w:tcPr>
-            <w:tcW w:w="2160" w:type="dxa"/>
+            <w:tcW w:w="2212" w:type="dxa"/>
             <w:tcBorders>
               <w:top w:val="nil"/>
               <w:left w:val="single" w:sz="4" w:space="0" w:color="auto"/>
@@ -3781,7 +3798,7 @@
         </w:tc>
         <w:tc>
           <w:tcPr>
-            <w:tcW w:w="960" w:type="dxa"/>
+            <w:tcW w:w="1088" w:type="dxa"/>
             <w:tcBorders>
               <w:top w:val="nil"/>
               <w:left w:val="nil"/>
@@ -3819,7 +3836,7 @@
         </w:tc>
         <w:tc>
           <w:tcPr>
-            <w:tcW w:w="2000" w:type="dxa"/>
+            <w:tcW w:w="1841" w:type="dxa"/>
             <w:tcBorders>
               <w:top w:val="nil"/>
               <w:left w:val="nil"/>
@@ -3857,7 +3874,7 @@
         </w:tc>
         <w:tc>
           <w:tcPr>
-            <w:tcW w:w="2020" w:type="dxa"/>
+            <w:tcW w:w="2080" w:type="dxa"/>
             <w:tcBorders>
               <w:top w:val="nil"/>
               <w:left w:val="nil"/>
@@ -3895,7 +3912,7 @@
         </w:tc>
         <w:tc>
           <w:tcPr>
-            <w:tcW w:w="2300" w:type="dxa"/>
+            <w:tcW w:w="2271" w:type="dxa"/>
             <w:tcBorders>
               <w:top w:val="nil"/>
               <w:left w:val="nil"/>
@@ -3938,7 +3955,7 @@
         </w:trPr>
         <w:tc>
           <w:tcPr>
-            <w:tcW w:w="2160" w:type="dxa"/>
+            <w:tcW w:w="2212" w:type="dxa"/>
             <w:tcBorders>
               <w:top w:val="nil"/>
               <w:left w:val="single" w:sz="4" w:space="0" w:color="auto"/>
@@ -3972,7 +3989,7 @@
         </w:tc>
         <w:tc>
           <w:tcPr>
-            <w:tcW w:w="960" w:type="dxa"/>
+            <w:tcW w:w="1088" w:type="dxa"/>
             <w:tcBorders>
               <w:top w:val="nil"/>
               <w:left w:val="nil"/>
@@ -4010,7 +4027,7 @@
         </w:tc>
         <w:tc>
           <w:tcPr>
-            <w:tcW w:w="2000" w:type="dxa"/>
+            <w:tcW w:w="1841" w:type="dxa"/>
             <w:tcBorders>
               <w:top w:val="nil"/>
               <w:left w:val="nil"/>
@@ -4048,7 +4065,7 @@
         </w:tc>
         <w:tc>
           <w:tcPr>
-            <w:tcW w:w="2020" w:type="dxa"/>
+            <w:tcW w:w="2080" w:type="dxa"/>
             <w:tcBorders>
               <w:top w:val="nil"/>
               <w:left w:val="nil"/>
@@ -4086,7 +4103,7 @@
         </w:tc>
         <w:tc>
           <w:tcPr>
-            <w:tcW w:w="2300" w:type="dxa"/>
+            <w:tcW w:w="2271" w:type="dxa"/>
             <w:tcBorders>
               <w:top w:val="nil"/>
               <w:left w:val="nil"/>
@@ -4129,7 +4146,7 @@
         </w:trPr>
         <w:tc>
           <w:tcPr>
-            <w:tcW w:w="2160" w:type="dxa"/>
+            <w:tcW w:w="2212" w:type="dxa"/>
             <w:tcBorders>
               <w:top w:val="nil"/>
               <w:left w:val="single" w:sz="4" w:space="0" w:color="auto"/>
@@ -4163,7 +4180,7 @@
         </w:tc>
         <w:tc>
           <w:tcPr>
-            <w:tcW w:w="960" w:type="dxa"/>
+            <w:tcW w:w="1088" w:type="dxa"/>
             <w:tcBorders>
               <w:top w:val="nil"/>
               <w:left w:val="nil"/>
@@ -4201,7 +4218,7 @@
         </w:tc>
         <w:tc>
           <w:tcPr>
-            <w:tcW w:w="2000" w:type="dxa"/>
+            <w:tcW w:w="1841" w:type="dxa"/>
             <w:tcBorders>
               <w:top w:val="nil"/>
               <w:left w:val="nil"/>
@@ -4239,7 +4256,7 @@
         </w:tc>
         <w:tc>
           <w:tcPr>
-            <w:tcW w:w="2020" w:type="dxa"/>
+            <w:tcW w:w="2080" w:type="dxa"/>
             <w:tcBorders>
               <w:top w:val="nil"/>
               <w:left w:val="nil"/>
@@ -4277,7 +4294,7 @@
         </w:tc>
         <w:tc>
           <w:tcPr>
-            <w:tcW w:w="2300" w:type="dxa"/>
+            <w:tcW w:w="2271" w:type="dxa"/>
             <w:tcBorders>
               <w:top w:val="nil"/>
               <w:left w:val="nil"/>
@@ -4320,7 +4337,7 @@
         </w:trPr>
         <w:tc>
           <w:tcPr>
-            <w:tcW w:w="2160" w:type="dxa"/>
+            <w:tcW w:w="2212" w:type="dxa"/>
             <w:tcBorders>
               <w:top w:val="nil"/>
               <w:left w:val="single" w:sz="4" w:space="0" w:color="auto"/>
@@ -4354,7 +4371,7 @@
         </w:tc>
         <w:tc>
           <w:tcPr>
-            <w:tcW w:w="960" w:type="dxa"/>
+            <w:tcW w:w="1088" w:type="dxa"/>
             <w:tcBorders>
               <w:top w:val="nil"/>
               <w:left w:val="nil"/>
@@ -4392,7 +4409,7 @@
         </w:tc>
         <w:tc>
           <w:tcPr>
-            <w:tcW w:w="2000" w:type="dxa"/>
+            <w:tcW w:w="1841" w:type="dxa"/>
             <w:tcBorders>
               <w:top w:val="nil"/>
               <w:left w:val="nil"/>
@@ -4430,7 +4447,7 @@
         </w:tc>
         <w:tc>
           <w:tcPr>
-            <w:tcW w:w="2020" w:type="dxa"/>
+            <w:tcW w:w="2080" w:type="dxa"/>
             <w:tcBorders>
               <w:top w:val="nil"/>
               <w:left w:val="nil"/>
@@ -4468,7 +4485,7 @@
         </w:tc>
         <w:tc>
           <w:tcPr>
-            <w:tcW w:w="2300" w:type="dxa"/>
+            <w:tcW w:w="2271" w:type="dxa"/>
             <w:tcBorders>
               <w:top w:val="nil"/>
               <w:left w:val="nil"/>
@@ -4511,7 +4528,7 @@
         </w:trPr>
         <w:tc>
           <w:tcPr>
-            <w:tcW w:w="2160" w:type="dxa"/>
+            <w:tcW w:w="2212" w:type="dxa"/>
             <w:tcBorders>
               <w:top w:val="nil"/>
               <w:left w:val="single" w:sz="4" w:space="0" w:color="auto"/>
@@ -4545,7 +4562,7 @@
         </w:tc>
         <w:tc>
           <w:tcPr>
-            <w:tcW w:w="960" w:type="dxa"/>
+            <w:tcW w:w="1088" w:type="dxa"/>
             <w:tcBorders>
               <w:top w:val="nil"/>
               <w:left w:val="nil"/>
@@ -4583,7 +4600,7 @@
         </w:tc>
         <w:tc>
           <w:tcPr>
-            <w:tcW w:w="2000" w:type="dxa"/>
+            <w:tcW w:w="1841" w:type="dxa"/>
             <w:tcBorders>
               <w:top w:val="nil"/>
               <w:left w:val="nil"/>
@@ -4621,7 +4638,7 @@
         </w:tc>
         <w:tc>
           <w:tcPr>
-            <w:tcW w:w="2020" w:type="dxa"/>
+            <w:tcW w:w="2080" w:type="dxa"/>
             <w:tcBorders>
               <w:top w:val="nil"/>
               <w:left w:val="nil"/>
@@ -4659,7 +4676,7 @@
         </w:tc>
         <w:tc>
           <w:tcPr>
-            <w:tcW w:w="2300" w:type="dxa"/>
+            <w:tcW w:w="2271" w:type="dxa"/>
             <w:tcBorders>
               <w:top w:val="nil"/>
               <w:left w:val="nil"/>
@@ -4702,7 +4719,7 @@
         </w:trPr>
         <w:tc>
           <w:tcPr>
-            <w:tcW w:w="2160" w:type="dxa"/>
+            <w:tcW w:w="2212" w:type="dxa"/>
             <w:tcBorders>
               <w:top w:val="nil"/>
               <w:left w:val="single" w:sz="4" w:space="0" w:color="auto"/>
@@ -4736,7 +4753,7 @@
         </w:tc>
         <w:tc>
           <w:tcPr>
-            <w:tcW w:w="960" w:type="dxa"/>
+            <w:tcW w:w="1088" w:type="dxa"/>
             <w:tcBorders>
               <w:top w:val="nil"/>
               <w:left w:val="nil"/>
@@ -4774,7 +4791,7 @@
         </w:tc>
         <w:tc>
           <w:tcPr>
-            <w:tcW w:w="2000" w:type="dxa"/>
+            <w:tcW w:w="1841" w:type="dxa"/>
             <w:tcBorders>
               <w:top w:val="nil"/>
               <w:left w:val="nil"/>
@@ -4812,7 +4829,7 @@
         </w:tc>
         <w:tc>
           <w:tcPr>
-            <w:tcW w:w="2020" w:type="dxa"/>
+            <w:tcW w:w="2080" w:type="dxa"/>
             <w:tcBorders>
               <w:top w:val="nil"/>
               <w:left w:val="nil"/>
@@ -4850,7 +4867,7 @@
         </w:tc>
         <w:tc>
           <w:tcPr>
-            <w:tcW w:w="2300" w:type="dxa"/>
+            <w:tcW w:w="2271" w:type="dxa"/>
             <w:tcBorders>
               <w:top w:val="nil"/>
               <w:left w:val="nil"/>
@@ -4887,63 +4904,202 @@
           </w:p>
         </w:tc>
       </w:tr>
+    </w:tbl>
+    <w:p>
+      <w:pPr>
+        <w:ind w:firstLine="0"/>
+      </w:pPr>
+    </w:p>
+    <w:p>
+      <w:pPr>
+        <w:ind w:firstLine="0"/>
+        <w:jc w:val="right"/>
+      </w:pPr>
+      <w:r>
+        <w:lastRenderedPageBreak/>
+        <w:t>Продолжение таблицы 1.3</w:t>
+      </w:r>
+    </w:p>
+    <w:tbl>
+      <w:tblPr>
+        <w:tblStyle w:val="af4"/>
+        <w:tblW w:w="0" w:type="auto"/>
+        <w:tblLook w:val="04A0" w:firstRow="1" w:lastRow="0" w:firstColumn="1" w:lastColumn="0" w:noHBand="0" w:noVBand="1"/>
+      </w:tblPr>
+      <w:tblGrid>
+        <w:gridCol w:w="2052"/>
+        <w:gridCol w:w="1088"/>
+        <w:gridCol w:w="1853"/>
+        <w:gridCol w:w="2080"/>
+        <w:gridCol w:w="2271"/>
+      </w:tblGrid>
       <w:tr>
-        <w:trPr>
-          <w:trHeight w:val="720"/>
-        </w:trPr>
         <w:tc>
           <w:tcPr>
-            <w:tcW w:w="2160" w:type="dxa"/>
+            <w:tcW w:w="2122" w:type="dxa"/>
             <w:tcBorders>
-              <w:top w:val="nil"/>
+              <w:top w:val="single" w:sz="4" w:space="0" w:color="auto"/>
               <w:left w:val="single" w:sz="4" w:space="0" w:color="auto"/>
               <w:bottom w:val="single" w:sz="4" w:space="0" w:color="auto"/>
               <w:right w:val="single" w:sz="4" w:space="0" w:color="auto"/>
             </w:tcBorders>
             <w:vAlign w:val="center"/>
-            <w:hideMark/>
           </w:tcPr>
           <w:p>
             <w:pPr>
-              <w:spacing w:line="240" w:lineRule="auto"/>
               <w:ind w:firstLine="0"/>
-              <w:contextualSpacing w:val="0"/>
               <w:jc w:val="center"/>
+            </w:pPr>
+            <w:r>
               <w:rPr>
                 <w:rFonts w:eastAsia="Times New Roman"/>
                 <w:color w:val="000000"/>
                 <w:lang w:eastAsia="ru-RU"/>
               </w:rPr>
-            </w:pPr>
-            <w:r>
-              <w:rPr>
-                <w:rFonts w:eastAsia="Times New Roman"/>
-                <w:color w:val="000000"/>
-                <w:lang w:eastAsia="ru-RU"/>
-              </w:rPr>
-              <w:lastRenderedPageBreak/>
-              <w:t>Разделение на подгруппы</w:t>
+              <w:t>Критерии сравнения</w:t>
             </w:r>
           </w:p>
         </w:tc>
         <w:tc>
           <w:tcPr>
-            <w:tcW w:w="960" w:type="dxa"/>
+            <w:tcW w:w="1016" w:type="dxa"/>
             <w:tcBorders>
-              <w:top w:val="nil"/>
+              <w:top w:val="single" w:sz="4" w:space="0" w:color="auto"/>
               <w:left w:val="nil"/>
               <w:bottom w:val="single" w:sz="4" w:space="0" w:color="auto"/>
               <w:right w:val="single" w:sz="4" w:space="0" w:color="auto"/>
             </w:tcBorders>
             <w:vAlign w:val="center"/>
-            <w:hideMark/>
           </w:tcPr>
           <w:p>
             <w:pPr>
-              <w:spacing w:line="240" w:lineRule="auto"/>
               <w:ind w:firstLine="0"/>
-              <w:contextualSpacing w:val="0"/>
               <w:jc w:val="center"/>
+            </w:pPr>
+            <w:r>
+              <w:rPr>
+                <w:rFonts w:eastAsia="Times New Roman"/>
+                <w:color w:val="000000"/>
+                <w:lang w:eastAsia="ru-RU"/>
+              </w:rPr>
+              <w:t>Moodle</w:t>
+            </w:r>
+          </w:p>
+        </w:tc>
+        <w:tc>
+          <w:tcPr>
+            <w:tcW w:w="1855" w:type="dxa"/>
+            <w:tcBorders>
+              <w:top w:val="single" w:sz="4" w:space="0" w:color="auto"/>
+              <w:left w:val="nil"/>
+              <w:bottom w:val="single" w:sz="4" w:space="0" w:color="auto"/>
+              <w:right w:val="single" w:sz="4" w:space="0" w:color="auto"/>
+            </w:tcBorders>
+            <w:vAlign w:val="center"/>
+          </w:tcPr>
+          <w:p>
+            <w:pPr>
+              <w:ind w:firstLine="0"/>
+              <w:jc w:val="center"/>
+            </w:pPr>
+            <w:r>
+              <w:rPr>
+                <w:rFonts w:eastAsia="Times New Roman"/>
+                <w:color w:val="000000"/>
+                <w:lang w:eastAsia="ru-RU"/>
+              </w:rPr>
+              <w:t>1С: Электронный журнал колледжа</w:t>
+            </w:r>
+          </w:p>
+        </w:tc>
+        <w:tc>
+          <w:tcPr>
+            <w:tcW w:w="2080" w:type="dxa"/>
+            <w:tcBorders>
+              <w:top w:val="single" w:sz="4" w:space="0" w:color="auto"/>
+              <w:left w:val="nil"/>
+              <w:bottom w:val="single" w:sz="4" w:space="0" w:color="auto"/>
+              <w:right w:val="single" w:sz="4" w:space="0" w:color="auto"/>
+            </w:tcBorders>
+            <w:vAlign w:val="center"/>
+          </w:tcPr>
+          <w:p>
+            <w:pPr>
+              <w:ind w:firstLine="0"/>
+              <w:jc w:val="center"/>
+            </w:pPr>
+            <w:r>
+              <w:rPr>
+                <w:rFonts w:eastAsia="Times New Roman"/>
+                <w:color w:val="000000"/>
+                <w:lang w:eastAsia="ru-RU"/>
+              </w:rPr>
+              <w:t>Существующая система</w:t>
+            </w:r>
+          </w:p>
+        </w:tc>
+        <w:tc>
+          <w:tcPr>
+            <w:tcW w:w="2271" w:type="dxa"/>
+            <w:tcBorders>
+              <w:top w:val="single" w:sz="4" w:space="0" w:color="auto"/>
+              <w:left w:val="nil"/>
+              <w:bottom w:val="single" w:sz="4" w:space="0" w:color="auto"/>
+              <w:right w:val="single" w:sz="4" w:space="0" w:color="auto"/>
+            </w:tcBorders>
+            <w:vAlign w:val="center"/>
+          </w:tcPr>
+          <w:p>
+            <w:pPr>
+              <w:ind w:firstLine="0"/>
+              <w:jc w:val="center"/>
+            </w:pPr>
+            <w:r>
+              <w:rPr>
+                <w:rFonts w:eastAsia="Times New Roman"/>
+                <w:color w:val="000000"/>
+                <w:lang w:eastAsia="ru-RU"/>
+              </w:rPr>
+              <w:t>Разрабатываемое решение</w:t>
+            </w:r>
+          </w:p>
+        </w:tc>
+      </w:tr>
+      <w:tr>
+        <w:trPr>
+          <w:trHeight w:val="1096"/>
+        </w:trPr>
+        <w:tc>
+          <w:tcPr>
+            <w:tcW w:w="2122" w:type="dxa"/>
+            <w:vAlign w:val="center"/>
+          </w:tcPr>
+          <w:p>
+            <w:pPr>
+              <w:ind w:firstLine="0"/>
+              <w:jc w:val="center"/>
+            </w:pPr>
+            <w:r>
+              <w:rPr>
+                <w:rFonts w:eastAsia="Times New Roman"/>
+                <w:color w:val="000000"/>
+                <w:lang w:eastAsia="ru-RU"/>
+              </w:rPr>
+              <w:t>Разделение на подгруппы</w:t>
+            </w:r>
+          </w:p>
+        </w:tc>
+        <w:tc>
+          <w:tcPr>
+            <w:tcW w:w="1016" w:type="dxa"/>
+            <w:vAlign w:val="center"/>
+          </w:tcPr>
+          <w:p>
+            <w:pPr>
+              <w:ind w:firstLine="0"/>
+              <w:jc w:val="center"/>
+            </w:pPr>
+            <w:r>
               <w:rPr>
                 <w:rFonts w:eastAsia="Times New Roman"/>
                 <w:color w:val="000000"/>
@@ -4951,6 +5107,19 @@
                 <w:szCs w:val="48"/>
                 <w:lang w:eastAsia="ru-RU"/>
               </w:rPr>
+              <w:t>-</w:t>
+            </w:r>
+          </w:p>
+        </w:tc>
+        <w:tc>
+          <w:tcPr>
+            <w:tcW w:w="1855" w:type="dxa"/>
+            <w:vAlign w:val="center"/>
+          </w:tcPr>
+          <w:p>
+            <w:pPr>
+              <w:ind w:firstLine="0"/>
+              <w:jc w:val="center"/>
             </w:pPr>
             <w:r>
               <w:rPr>
@@ -4960,28 +5129,21 @@
                 <w:szCs w:val="48"/>
                 <w:lang w:eastAsia="ru-RU"/>
               </w:rPr>
-              <w:t>-</w:t>
+              <w:t>+</w:t>
             </w:r>
           </w:p>
         </w:tc>
         <w:tc>
           <w:tcPr>
-            <w:tcW w:w="2000" w:type="dxa"/>
-            <w:tcBorders>
-              <w:top w:val="nil"/>
-              <w:left w:val="nil"/>
-              <w:bottom w:val="single" w:sz="4" w:space="0" w:color="auto"/>
-              <w:right w:val="single" w:sz="4" w:space="0" w:color="auto"/>
-            </w:tcBorders>
+            <w:tcW w:w="2080" w:type="dxa"/>
             <w:vAlign w:val="center"/>
-            <w:hideMark/>
           </w:tcPr>
           <w:p>
             <w:pPr>
-              <w:spacing w:line="240" w:lineRule="auto"/>
               <w:ind w:firstLine="0"/>
-              <w:contextualSpacing w:val="0"/>
               <w:jc w:val="center"/>
+            </w:pPr>
+            <w:r>
               <w:rPr>
                 <w:rFonts w:eastAsia="Times New Roman"/>
                 <w:color w:val="000000"/>
@@ -4989,6 +5151,19 @@
                 <w:szCs w:val="48"/>
                 <w:lang w:eastAsia="ru-RU"/>
               </w:rPr>
+              <w:t>-</w:t>
+            </w:r>
+          </w:p>
+        </w:tc>
+        <w:tc>
+          <w:tcPr>
+            <w:tcW w:w="2271" w:type="dxa"/>
+            <w:vAlign w:val="center"/>
+          </w:tcPr>
+          <w:p>
+            <w:pPr>
+              <w:ind w:firstLine="0"/>
+              <w:jc w:val="center"/>
             </w:pPr>
             <w:r>
               <w:rPr>
@@ -5002,85 +5177,13 @@
             </w:r>
           </w:p>
         </w:tc>
-        <w:tc>
-          <w:tcPr>
-            <w:tcW w:w="2020" w:type="dxa"/>
-            <w:tcBorders>
-              <w:top w:val="nil"/>
-              <w:left w:val="nil"/>
-              <w:bottom w:val="single" w:sz="4" w:space="0" w:color="auto"/>
-              <w:right w:val="single" w:sz="4" w:space="0" w:color="auto"/>
-            </w:tcBorders>
-            <w:vAlign w:val="center"/>
-            <w:hideMark/>
-          </w:tcPr>
-          <w:p>
-            <w:pPr>
-              <w:spacing w:line="240" w:lineRule="auto"/>
-              <w:ind w:firstLine="0"/>
-              <w:contextualSpacing w:val="0"/>
-              <w:jc w:val="center"/>
-              <w:rPr>
-                <w:rFonts w:eastAsia="Times New Roman"/>
-                <w:color w:val="000000"/>
-                <w:sz w:val="48"/>
-                <w:szCs w:val="48"/>
-                <w:lang w:eastAsia="ru-RU"/>
-              </w:rPr>
-            </w:pPr>
-            <w:r>
-              <w:rPr>
-                <w:rFonts w:eastAsia="Times New Roman"/>
-                <w:color w:val="000000"/>
-                <w:sz w:val="48"/>
-                <w:szCs w:val="48"/>
-                <w:lang w:eastAsia="ru-RU"/>
-              </w:rPr>
-              <w:t>-</w:t>
-            </w:r>
-          </w:p>
-        </w:tc>
-        <w:tc>
-          <w:tcPr>
-            <w:tcW w:w="2300" w:type="dxa"/>
-            <w:tcBorders>
-              <w:top w:val="nil"/>
-              <w:left w:val="nil"/>
-              <w:bottom w:val="single" w:sz="4" w:space="0" w:color="auto"/>
-              <w:right w:val="single" w:sz="4" w:space="0" w:color="auto"/>
-            </w:tcBorders>
-            <w:vAlign w:val="center"/>
-            <w:hideMark/>
-          </w:tcPr>
-          <w:p>
-            <w:pPr>
-              <w:spacing w:line="240" w:lineRule="auto"/>
-              <w:ind w:firstLine="0"/>
-              <w:contextualSpacing w:val="0"/>
-              <w:jc w:val="center"/>
-              <w:rPr>
-                <w:rFonts w:eastAsia="Times New Roman"/>
-                <w:color w:val="000000"/>
-                <w:sz w:val="48"/>
-                <w:szCs w:val="48"/>
-                <w:lang w:eastAsia="ru-RU"/>
-              </w:rPr>
-            </w:pPr>
-            <w:r>
-              <w:rPr>
-                <w:rFonts w:eastAsia="Times New Roman"/>
-                <w:color w:val="000000"/>
-                <w:sz w:val="48"/>
-                <w:szCs w:val="48"/>
-                <w:lang w:eastAsia="ru-RU"/>
-              </w:rPr>
-              <w:t>+</w:t>
-            </w:r>
-          </w:p>
-        </w:tc>
       </w:tr>
     </w:tbl>
-    <w:p/>
+    <w:p>
+      <w:pPr>
+        <w:ind w:firstLine="0"/>
+      </w:pPr>
+    </w:p>
     <w:p>
       <w:r>
         <w:t>В пункте 1.2 было установлено, что для достижения цели целесообразно будет использовать существующие</w:t>
@@ -5114,7 +5217,7 @@
       <w:pPr>
         <w:pStyle w:val="2"/>
       </w:pPr>
-      <w:bookmarkStart w:id="5" w:name="_Toc225010198"/>
+      <w:bookmarkStart w:id="6" w:name="_Toc225010198"/>
       <w:r>
         <w:t xml:space="preserve">1.4 </w:t>
       </w:r>
@@ -5124,7 +5227,7 @@
       <w:r>
         <w:t xml:space="preserve"> функциональных и нефункциональных требований к системе</w:t>
       </w:r>
-      <w:bookmarkEnd w:id="5"/>
+      <w:bookmarkEnd w:id="6"/>
     </w:p>
     <w:p>
       <w:r>
@@ -5274,6 +5377,7 @@
         </w:numPr>
       </w:pPr>
       <w:r>
+        <w:lastRenderedPageBreak/>
         <w:t xml:space="preserve">Возможность </w:t>
       </w:r>
       <w:r>
@@ -5319,7 +5423,6 @@
         </w:numPr>
       </w:pPr>
       <w:r>
-        <w:lastRenderedPageBreak/>
         <w:t>Возможность просмотра статистики посещаемости и активности преподавателей.</w:t>
       </w:r>
     </w:p>
@@ -5485,247 +5588,245 @@
       <w:pPr>
         <w:pStyle w:val="2"/>
       </w:pPr>
-      <w:bookmarkStart w:id="6" w:name="_Toc225010199"/>
-      <w:r>
+      <w:bookmarkStart w:id="7" w:name="_Toc225010199"/>
+      <w:r>
+        <w:lastRenderedPageBreak/>
         <w:t>1.5 Обоснование инструментария разработки</w:t>
       </w:r>
-      <w:bookmarkEnd w:id="6"/>
-    </w:p>
-    <w:p>
-      <w:r>
-        <w:t xml:space="preserve">Программные инженеры на протяжении всей истории разработки программного обеспечения создавали инструменты для упрощения своей деятельности и пользовались ими. Система будет представлять собой раздел сайта университета. На данный момент в разработке сайтов, помимо развитых </w:t>
+      <w:bookmarkEnd w:id="7"/>
+    </w:p>
+    <w:p>
+      <w:r>
+        <w:t>Программные инженеры на протяжении всей истории разработки программного обеспечения создавали инструменты для упрощения своей деятельности и пользовались ими. Система будет представлять собой раздел сайта университета. На данный момент в разработке сайтов, помимо развитых языков программирования для серверной и клиентской частей, существуют готовые программные решения. Подобные программные решения называются «фреймворками», и, в отличии от библиотек, расширяющих программу отдельными модулями, они диктуют свою собственную парадигму разработки и предоставляют все необходимые инструменты.</w:t>
+      </w:r>
+    </w:p>
+    <w:p>
+      <w:r>
+        <w:t xml:space="preserve">Фреймворки в области </w:t>
+      </w:r>
+      <w:r>
+        <w:rPr>
+          <w:lang w:val="en-US"/>
+        </w:rPr>
+        <w:t>web</w:t>
+      </w:r>
+      <w:r>
+        <w:t>-</w:t>
+      </w:r>
+      <w:r>
+        <w:t>разработки делятся на решения для клиентской и серверной частей. В качестве примеров фреймворков можно выделить такие популярные из них как «</w:t>
+      </w:r>
+      <w:r>
+        <w:rPr>
+          <w:lang w:val="en-US"/>
+        </w:rPr>
+        <w:t>Vue</w:t>
+      </w:r>
+      <w:r>
+        <w:t>.</w:t>
+      </w:r>
+      <w:r>
+        <w:rPr>
+          <w:lang w:val="en-US"/>
+        </w:rPr>
+        <w:t>js</w:t>
+      </w:r>
+      <w:r>
+        <w:t>», «</w:t>
+      </w:r>
+      <w:r>
+        <w:rPr>
+          <w:lang w:val="en-US"/>
+        </w:rPr>
+        <w:t>React</w:t>
+      </w:r>
+      <w:r>
+        <w:t>», «</w:t>
+      </w:r>
+      <w:r>
+        <w:rPr>
+          <w:lang w:val="en-US"/>
+        </w:rPr>
+        <w:t>Django</w:t>
+      </w:r>
+      <w:r>
+        <w:t>»</w:t>
+      </w:r>
+      <w:r>
+        <w:t xml:space="preserve">, </w:t>
+      </w:r>
+      <w:r>
+        <w:t>«</w:t>
+      </w:r>
+      <w:r>
+        <w:rPr>
+          <w:lang w:val="en-US"/>
+        </w:rPr>
+        <w:t>Laravel</w:t>
+      </w:r>
+      <w:r>
+        <w:t>»</w:t>
+      </w:r>
+      <w:r>
+        <w:t xml:space="preserve"> </w:t>
+      </w:r>
+      <w:r>
+        <w:t>и т.д. Первые два из названных являются решениями для клиентской части сайта, они позволяют создавать пользовательский интерфейс и логику клиентской части и располагать на отдельном сервере. Если в стандартной клиент-серверной архитектуре сервер отвечает и за логику, и за формирование клиентского представления (</w:t>
+      </w:r>
+      <w:r>
+        <w:rPr>
+          <w:lang w:val="en-US"/>
+        </w:rPr>
+        <w:t>HTML</w:t>
+      </w:r>
+      <w:r>
+        <w:t xml:space="preserve"> </w:t>
+      </w:r>
+      <w:r>
+        <w:t xml:space="preserve">страницы), то с использованием фреймворков клиентской части можно расположить модуль формирования </w:t>
+      </w:r>
+      <w:r>
+        <w:rPr>
+          <w:lang w:val="en-US"/>
+        </w:rPr>
+        <w:t>HTML</w:t>
+      </w:r>
+      <w:r>
+        <w:t xml:space="preserve"> </w:t>
+      </w:r>
+      <w:r>
+        <w:t>страниц на отдельном сервере. Такой подход улучшает модульность системы. Фреймворки серверной позволяют настроить ответы сервера на определенные сетевые запросы.</w:t>
+      </w:r>
+    </w:p>
+    <w:p>
+      <w:r>
+        <w:t xml:space="preserve">Вопрос о выборе платформы в данном случае заключается в том, целесообразно ли использовать готовые программные решения для разрабатываемой системы и выделять для нее отдельный сервер, или стоит использовать уже интегрированные инструменты. Не стоит забывать, что сайт университета тоже использует некоторые готовые программные решения. </w:t>
+      </w:r>
+    </w:p>
+    <w:p>
+      <w:r>
+        <w:t>Сайт университета использует фреймворк «</w:t>
+      </w:r>
+      <w:r>
+        <w:rPr>
+          <w:lang w:val="en-US"/>
+        </w:rPr>
+        <w:t>Zend</w:t>
+      </w:r>
+      <w:r>
+        <w:t xml:space="preserve"> </w:t>
+      </w:r>
+      <w:r>
+        <w:rPr>
+          <w:lang w:val="en-US"/>
+        </w:rPr>
+        <w:t>Framework</w:t>
+      </w:r>
+      <w:r>
+        <w:t>»</w:t>
+      </w:r>
+      <w:r>
+        <w:t xml:space="preserve">, </w:t>
+      </w:r>
+      <w:r>
+        <w:t xml:space="preserve">с использованием инструментов этого фреймворка написан весь существующий функционал сайта. Выделение отдельного сервера для разрабатываемой </w:t>
       </w:r>
       <w:r>
         <w:lastRenderedPageBreak/>
-        <w:t>языков программирования для серверной и клиентской частей, существуют готовые программные решения. Подобные программные решения называются «фреймворками», и, в отличии от библиотек, расширяющих программу отдельными модулями, они диктуют свою собственную парадигму разработки и предоставляют все необходимые инструменты.</w:t>
-      </w:r>
-    </w:p>
-    <w:p>
-      <w:r>
-        <w:t xml:space="preserve">Фреймворки в области </w:t>
+        <w:t xml:space="preserve">подсистемы будет сильно контрастировать с архитектурой остальных модулей. Этот подход приведет к усложнению архитектуры, так как помимо сервера самого сайта придется еще обслуживать сервер подсистемы. </w:t>
+      </w:r>
+      <w:r>
+        <w:t>Кроме того, это усложнит поддержку самой разрабатываемой системы</w:t>
+      </w:r>
+      <w:r>
+        <w:t xml:space="preserve">, так как она будет использовать технологии, отличающиеся от тех, которые были необходимы для обслуживания сайта ранее. </w:t>
+      </w:r>
+    </w:p>
+    <w:p>
+      <w:r>
+        <w:t>Таким образом, в результате анализа было установлено, что целесообразно использовать инструменты, которые уже интегрированы в цифровую среду университета, а именно «</w:t>
       </w:r>
       <w:r>
         <w:rPr>
           <w:lang w:val="en-US"/>
         </w:rPr>
-        <w:t>web</w:t>
-      </w:r>
-      <w:r>
-        <w:t>-</w:t>
-      </w:r>
-      <w:r>
-        <w:t>разработки делятся на решения для клиентской и серверной частей. В качестве примеров фреймворков можно выделить такие популярные из них как «</w:t>
+        <w:t>Zend</w:t>
+      </w:r>
+      <w:r>
+        <w:t xml:space="preserve"> </w:t>
       </w:r>
       <w:r>
         <w:rPr>
           <w:lang w:val="en-US"/>
         </w:rPr>
-        <w:t>Vue</w:t>
-      </w:r>
-      <w:r>
-        <w:t>.</w:t>
+        <w:t>Framework</w:t>
+      </w:r>
+      <w:r>
+        <w:t>».</w:t>
+      </w:r>
+    </w:p>
+    <w:p>
+      <w:r>
+        <w:t>Клиентская часть проекта будет реализована с использованием стандартного для веб-разработки стека технологий. Для вёрстки пользовательского интерфейса применяются HTML и CSS, что обеспечивает согласованность с существующими модулями сайта.</w:t>
+      </w:r>
+    </w:p>
+    <w:p>
+      <w:r>
+        <w:t>Генерация HTML-страниц осуществляется на стороне сервера с использованием языка PHP. Данный подход позволяет предварительно формировать контент страницы, включая в него необходимые данные из бизнес-логики, перед отправкой конечному пользователю.</w:t>
+      </w:r>
+    </w:p>
+    <w:p>
+      <w:r>
+        <w:t>Интерактивность и динамическое поведение элементов интерфейса реализуются на языке JavaScript, который является основным и наиболее распространенным языком программирования для выполнения кода на стороне клиента в браузере.</w:t>
+      </w:r>
+    </w:p>
+    <w:p>
+      <w:r>
+        <w:t xml:space="preserve">Для администрирования серверной части и развертывания файлов проекта будет применяться FTP-клиент FileZilla. Администрирование и отладка работы с базой данных будет осуществляться с помощью универсального клиента DBeaver, обеспечивающего полную поддержку </w:t>
+      </w:r>
+      <w:r>
+        <w:t xml:space="preserve">используемой в информационной среде </w:t>
+      </w:r>
+      <w:r>
+        <w:t>СУБД</w:t>
+      </w:r>
+      <w:r>
+        <w:t xml:space="preserve"> (</w:t>
       </w:r>
       <w:r>
         <w:rPr>
           <w:lang w:val="en-US"/>
         </w:rPr>
-        <w:t>js</w:t>
-      </w:r>
-      <w:r>
-        <w:t>», «</w:t>
-      </w:r>
-      <w:r>
-        <w:rPr>
-          <w:lang w:val="en-US"/>
-        </w:rPr>
-        <w:t>React</w:t>
-      </w:r>
-      <w:r>
-        <w:t>», «</w:t>
-      </w:r>
-      <w:r>
-        <w:rPr>
-          <w:lang w:val="en-US"/>
-        </w:rPr>
-        <w:t>Django</w:t>
-      </w:r>
-      <w:r>
-        <w:t>»</w:t>
+        <w:t>MSSQL</w:t>
+      </w:r>
+      <w:r>
+        <w:t>)</w:t>
+      </w:r>
+      <w:r>
+        <w:t xml:space="preserve"> и удобные средства для написания и анализа запросов.</w:t>
+      </w:r>
+    </w:p>
+    <w:p>
+      <w:r>
+        <w:t>Для написания и редактирования исходного кода выбрана среда разработки Visual Studio Code</w:t>
       </w:r>
       <w:r>
         <w:t xml:space="preserve">, </w:t>
       </w:r>
       <w:r>
-        <w:t>«</w:t>
-      </w:r>
-      <w:r>
-        <w:rPr>
-          <w:lang w:val="en-US"/>
-        </w:rPr>
-        <w:t>Laravel</w:t>
-      </w:r>
-      <w:r>
-        <w:t>»</w:t>
-      </w:r>
-      <w:r>
-        <w:t xml:space="preserve"> </w:t>
-      </w:r>
-      <w:r>
-        <w:t>и т.д. Первые два из названных являются решениями для клиентской части сайта, они позволяют создавать пользовательский интерфейс и логику клиентской части и располагать на отдельном сервере. Если в стандартной клиент-серверной архитектуре сервер отвечает и за логику, и за формирование клиентского представления (</w:t>
-      </w:r>
-      <w:r>
-        <w:rPr>
-          <w:lang w:val="en-US"/>
-        </w:rPr>
-        <w:t>HTML</w:t>
-      </w:r>
-      <w:r>
-        <w:t xml:space="preserve"> </w:t>
-      </w:r>
-      <w:r>
-        <w:t xml:space="preserve">страницы), то с использованием фреймворков клиентской части можно расположить модуль формирования </w:t>
-      </w:r>
-      <w:r>
-        <w:rPr>
-          <w:lang w:val="en-US"/>
-        </w:rPr>
-        <w:t>HTML</w:t>
-      </w:r>
-      <w:r>
-        <w:t xml:space="preserve"> </w:t>
-      </w:r>
-      <w:r>
-        <w:t>страниц на отдельном сервере. Такой подход улучшает модульность системы. Фреймворки серверной позволяют настроить ответы сервера на определенные сетевые запросы.</w:t>
-      </w:r>
-    </w:p>
-    <w:p>
-      <w:r>
-        <w:t xml:space="preserve">Вопрос о выборе платформы в данном случае заключается в том, целесообразно ли использовать готовые программные решения для разрабатываемой системы и выделять для нее отдельный сервер, или стоит использовать уже интегрированные инструменты. Не стоит забывать, что сайт университета тоже использует некоторые готовые программные решения. </w:t>
-      </w:r>
-    </w:p>
-    <w:p>
-      <w:r>
-        <w:t>Сайт университета использует фреймворк «</w:t>
-      </w:r>
-      <w:r>
-        <w:rPr>
-          <w:lang w:val="en-US"/>
-        </w:rPr>
-        <w:t>Zend</w:t>
-      </w:r>
-      <w:r>
-        <w:t xml:space="preserve"> </w:t>
-      </w:r>
-      <w:r>
-        <w:rPr>
-          <w:lang w:val="en-US"/>
-        </w:rPr>
-        <w:t>Framework</w:t>
-      </w:r>
-      <w:r>
-        <w:t>»</w:t>
-      </w:r>
-      <w:r>
-        <w:t xml:space="preserve">, </w:t>
-      </w:r>
-      <w:r>
-        <w:t xml:space="preserve">с использованием инструментов этого фреймворка написан весь существующий функционал сайта. Выделение отдельного сервера для разрабатываемой подсистемы будет сильно контрастировать с архитектурой остальных модулей. Этот подход приведет к усложнению архитектуры, так как помимо сервера самого сайта придется еще обслуживать сервер подсистемы. </w:t>
-      </w:r>
-      <w:r>
-        <w:t>Кроме того, это усложнит поддержку самой разрабатываемой системы</w:t>
-      </w:r>
-      <w:r>
-        <w:t xml:space="preserve">, так как она </w:t>
-      </w:r>
+        <w:t>обеспечивающая полноценную поддержку всех используемых языков программирования и технологий.</w:t>
+      </w:r>
+    </w:p>
+    <w:p>
+      <w:pPr>
+        <w:pStyle w:val="2"/>
+      </w:pPr>
+      <w:bookmarkStart w:id="8" w:name="_Toc225010200"/>
       <w:r>
         <w:lastRenderedPageBreak/>
-        <w:t xml:space="preserve">будет использовать технологии, отличающиеся от тех, которые были необходимы для обслуживания сайта ранее. </w:t>
-      </w:r>
-    </w:p>
-    <w:p>
-      <w:r>
-        <w:t>Таким образом, в результате анализа было установлено, что целесообразно использовать инструменты, которые уже интегрированы в цифровую среду университета, а именно «</w:t>
-      </w:r>
-      <w:r>
-        <w:rPr>
-          <w:lang w:val="en-US"/>
-        </w:rPr>
-        <w:t>Zend</w:t>
-      </w:r>
-      <w:r>
-        <w:t xml:space="preserve"> </w:t>
-      </w:r>
-      <w:r>
-        <w:rPr>
-          <w:lang w:val="en-US"/>
-        </w:rPr>
-        <w:t>Framework</w:t>
-      </w:r>
-      <w:r>
-        <w:t>».</w:t>
-      </w:r>
-    </w:p>
-    <w:p>
-      <w:r>
-        <w:t>Клиентская часть проекта будет реализована с использованием стандартного для веб-разработки стека технологий. Для вёрстки пользовательского интерфейса применяются HTML и CSS, что обеспечивает согласованность с существующими модулями сайта.</w:t>
-      </w:r>
-    </w:p>
-    <w:p>
-      <w:r>
-        <w:t>Генерация HTML-страниц осуществляется на стороне сервера с использованием языка PHP. Данный подход позволяет предварительно формировать контент страницы, включая в него необходимые данные из бизнес-логики, перед отправкой конечному пользователю.</w:t>
-      </w:r>
-    </w:p>
-    <w:p>
-      <w:r>
-        <w:t>Интерактивность и динамическое поведение элементов интерфейса реализуются на языке JavaScript, который является основным и наиболее распространенным языком программирования для выполнения кода на стороне клиента в браузере.</w:t>
-      </w:r>
-    </w:p>
-    <w:p>
-      <w:r>
-        <w:t xml:space="preserve">Для администрирования серверной части и развертывания файлов проекта будет применяться FTP-клиент FileZilla. Администрирование и отладка работы с базой данных будет осуществляться с помощью универсального клиента DBeaver, обеспечивающего полную поддержку </w:t>
-      </w:r>
-      <w:r>
-        <w:t xml:space="preserve">используемой в информационной среде </w:t>
-      </w:r>
-      <w:r>
-        <w:t>СУБД</w:t>
-      </w:r>
-      <w:r>
-        <w:t xml:space="preserve"> (</w:t>
-      </w:r>
-      <w:r>
-        <w:rPr>
-          <w:lang w:val="en-US"/>
-        </w:rPr>
-        <w:t>MSSQL</w:t>
-      </w:r>
-      <w:r>
-        <w:t>)</w:t>
-      </w:r>
-      <w:r>
-        <w:t xml:space="preserve"> и удобные средства для написания и анализа запросов.</w:t>
-      </w:r>
-    </w:p>
-    <w:p>
-      <w:r>
-        <w:t>Для написания и редактирования исходного кода выбрана среда разработки Visual Studio Code</w:t>
-      </w:r>
-      <w:r>
-        <w:t xml:space="preserve">, </w:t>
-      </w:r>
-      <w:r>
-        <w:t>обеспечивающая полноценную поддержку всех используемых языков программирования и технологий.</w:t>
-      </w:r>
-    </w:p>
-    <w:p>
-      <w:pPr>
-        <w:pStyle w:val="2"/>
-      </w:pPr>
-      <w:bookmarkStart w:id="7" w:name="_Toc225010200"/>
-      <w:r>
         <w:t>1.6 Разработка обобщенной архитектуры</w:t>
       </w:r>
-      <w:bookmarkEnd w:id="7"/>
+      <w:bookmarkEnd w:id="8"/>
     </w:p>
     <w:p>
       <w:r>
@@ -5741,7 +5842,6 @@
           <w:noProof/>
           <w:lang w:eastAsia="ru-RU"/>
         </w:rPr>
-        <w:lastRenderedPageBreak/>
         <w:drawing>
           <wp:inline distT="0" distB="0" distL="0" distR="0" wp14:anchorId="5AF158CA" wp14:editId="11F45C17">
             <wp:extent cx="3714750" cy="5638800"/>
@@ -5888,6 +5988,7 @@
     </w:p>
     <w:p>
       <w:r>
+        <w:lastRenderedPageBreak/>
         <w:t>Модель представляет из себя программный модуль, отвечающий за обработку данных. В модели происходит обращение к базе данных, форматирование ответов, работа с кодировкой и т.д.</w:t>
       </w:r>
     </w:p>
@@ -5898,7 +5999,6 @@
     </w:p>
     <w:p>
       <w:r>
-        <w:lastRenderedPageBreak/>
         <w:t xml:space="preserve">Контроллер связывает модель и представление между собой, интерпретируя действия пользователя и изменяя модель. </w:t>
       </w:r>
     </w:p>
@@ -5919,18 +6019,18 @@
       <w:pPr>
         <w:pStyle w:val="1"/>
       </w:pPr>
-      <w:bookmarkStart w:id="8" w:name="_Toc225010201"/>
+      <w:bookmarkStart w:id="9" w:name="_Toc225010201"/>
       <w:r>
         <w:lastRenderedPageBreak/>
         <w:t>2 ОПРЕДЕЛЕНИЕ СПЕЦИФИКАЦИЙ ПРОГРАММНОГО ОБЕСПЕЧЕНИЯ</w:t>
       </w:r>
-      <w:bookmarkEnd w:id="8"/>
+      <w:bookmarkEnd w:id="9"/>
     </w:p>
     <w:p>
       <w:pPr>
         <w:pStyle w:val="2"/>
       </w:pPr>
-      <w:bookmarkStart w:id="9" w:name="_Toc225010202"/>
+      <w:bookmarkStart w:id="10" w:name="_Toc225010202"/>
       <w:r>
         <w:t>2.</w:t>
       </w:r>
@@ -5940,7 +6040,7 @@
       <w:r>
         <w:t xml:space="preserve"> Определение функциональных спецификаций</w:t>
       </w:r>
-      <w:bookmarkEnd w:id="9"/>
+      <w:bookmarkEnd w:id="10"/>
     </w:p>
     <w:p>
       <w:r>
@@ -6014,10 +6114,10 @@
         </w:rPr>
         <w:lastRenderedPageBreak/>
         <w:drawing>
-          <wp:inline distT="0" distB="0" distL="0" distR="0" wp14:anchorId="582B2141" wp14:editId="4FCB5C54">
-            <wp:extent cx="5362575" cy="7296150"/>
-            <wp:effectExtent l="0" t="0" r="9525" b="0"/>
-            <wp:docPr id="19" name="Рисунок 2" descr="Спецификации-Use - case"/>
+          <wp:inline distT="0" distB="0" distL="0" distR="0" wp14:anchorId="5D1A29B1" wp14:editId="5F6F487C">
+            <wp:extent cx="5360261" cy="7296150"/>
+            <wp:effectExtent l="0" t="0" r="0" b="0"/>
+            <wp:docPr id="348608964" name="Рисунок 8"/>
             <wp:cNvGraphicFramePr>
               <a:graphicFrameLocks xmlns:a="http://schemas.openxmlformats.org/drawingml/2006/main" noChangeAspect="1"/>
             </wp:cNvGraphicFramePr>
@@ -6025,7 +6125,7 @@
               <a:graphicData uri="http://schemas.openxmlformats.org/drawingml/2006/picture">
                 <pic:pic xmlns:pic="http://schemas.openxmlformats.org/drawingml/2006/picture">
                   <pic:nvPicPr>
-                    <pic:cNvPr id="0" name="Picture 2" descr="Спецификации-Use - case"/>
+                    <pic:cNvPr id="0" name="Picture 5"/>
                     <pic:cNvPicPr>
                       <a:picLocks noChangeAspect="1" noChangeArrowheads="1"/>
                     </pic:cNvPicPr>
@@ -6046,7 +6146,7 @@
                   <pic:spPr bwMode="auto">
                     <a:xfrm>
                       <a:off x="0" y="0"/>
-                      <a:ext cx="5362575" cy="7296150"/>
+                      <a:ext cx="5364677" cy="7302161"/>
                     </a:xfrm>
                     <a:prstGeom prst="rect">
                       <a:avLst/>
@@ -6079,9 +6179,20 @@
     </w:p>
     <w:p>
       <w:pPr>
+        <w:jc w:val="center"/>
+      </w:pPr>
+      <w:r>
+        <w:rPr>
+          <w:highlight w:val="yellow"/>
+        </w:rPr>
+        <w:t>Поменял логику с заданием статистики</w:t>
+      </w:r>
+    </w:p>
+    <w:p>
+      <w:pPr>
         <w:pStyle w:val="2"/>
       </w:pPr>
-      <w:bookmarkStart w:id="10" w:name="_Toc225010203"/>
+      <w:bookmarkStart w:id="11" w:name="_Toc225010203"/>
       <w:r>
         <w:t>2.</w:t>
       </w:r>
@@ -6091,7 +6202,7 @@
       <w:r>
         <w:t xml:space="preserve"> Определение поведенческих спецификаций</w:t>
       </w:r>
-      <w:bookmarkEnd w:id="10"/>
+      <w:bookmarkEnd w:id="11"/>
     </w:p>
     <w:p>
       <w:r>
@@ -6195,7 +6306,7 @@
         <w:spacing w:after="160" w:line="259" w:lineRule="auto"/>
         <w:ind w:firstLine="0"/>
         <w:contextualSpacing w:val="0"/>
-        <w:jc w:val="left"/>
+        <w:jc w:val="center"/>
       </w:pPr>
       <w:r>
         <w:rPr>
@@ -6203,10 +6314,64 @@
           <w:lang w:eastAsia="ru-RU"/>
         </w:rPr>
         <w:lastRenderedPageBreak/>
+        <w:drawing>
+          <wp:inline distT="0" distB="0" distL="0" distR="0" wp14:anchorId="75D56976" wp14:editId="1F739765">
+            <wp:extent cx="8372149" cy="4165917"/>
+            <wp:effectExtent l="7620" t="0" r="0" b="0"/>
+            <wp:docPr id="110665317" name="Рисунок 4"/>
+            <wp:cNvGraphicFramePr>
+              <a:graphicFrameLocks xmlns:a="http://schemas.openxmlformats.org/drawingml/2006/main" noChangeAspect="1"/>
+            </wp:cNvGraphicFramePr>
+            <a:graphic xmlns:a="http://schemas.openxmlformats.org/drawingml/2006/main">
+              <a:graphicData uri="http://schemas.openxmlformats.org/drawingml/2006/picture">
+                <pic:pic xmlns:pic="http://schemas.openxmlformats.org/drawingml/2006/picture">
+                  <pic:nvPicPr>
+                    <pic:cNvPr id="0" name="Picture 1"/>
+                    <pic:cNvPicPr>
+                      <a:picLocks noChangeAspect="1" noChangeArrowheads="1"/>
+                    </pic:cNvPicPr>
+                  </pic:nvPicPr>
+                  <pic:blipFill>
+                    <a:blip r:embed="rId21">
+                      <a:extLst>
+                        <a:ext uri="{28A0092B-C50C-407E-A947-70E740481C1C}">
+                          <a14:useLocalDpi xmlns:a14="http://schemas.microsoft.com/office/drawing/2010/main" val="0"/>
+                        </a:ext>
+                      </a:extLst>
+                    </a:blip>
+                    <a:srcRect/>
+                    <a:stretch>
+                      <a:fillRect/>
+                    </a:stretch>
+                  </pic:blipFill>
+                  <pic:spPr bwMode="auto">
+                    <a:xfrm rot="16200000">
+                      <a:off x="0" y="0"/>
+                      <a:ext cx="8385285" cy="4172453"/>
+                    </a:xfrm>
+                    <a:prstGeom prst="rect">
+                      <a:avLst/>
+                    </a:prstGeom>
+                    <a:noFill/>
+                    <a:ln>
+                      <a:noFill/>
+                    </a:ln>
+                  </pic:spPr>
+                </pic:pic>
+              </a:graphicData>
+            </a:graphic>
+          </wp:inline>
+        </w:drawing>
+      </w:r>
+      <w:r>
+        <w:rPr>
+          <w:noProof/>
+          <w:lang w:eastAsia="ru-RU"/>
+        </w:rPr>
         <mc:AlternateContent>
           <mc:Choice Requires="wps">
             <w:drawing>
-              <wp:anchor distT="45720" distB="45720" distL="114300" distR="114300" simplePos="0" relativeHeight="251657216" behindDoc="0" locked="0" layoutInCell="1" allowOverlap="1" wp14:anchorId="75A8D66F" wp14:editId="69376984">
+              <wp:anchor distT="45720" distB="45720" distL="114300" distR="114300" simplePos="0" relativeHeight="251657216" behindDoc="0" locked="0" layoutInCell="1" allowOverlap="1" wp14:anchorId="75A8D66F" wp14:editId="12CE3864">
                 <wp:simplePos x="0" y="0"/>
                 <wp:positionH relativeFrom="column">
                   <wp:posOffset>2957830</wp:posOffset>
@@ -6278,7 +6443,7 @@
                 <v:stroke joinstyle="miter"/>
                 <v:path gradientshapeok="t" o:connecttype="rect"/>
               </v:shapetype>
-              <v:shape id="Надпись 2" o:spid="_x0000_s1026" type="#_x0000_t202" style="position:absolute;margin-left:232.9pt;margin-top:307.7pt;width:473.25pt;height:110.6pt;rotation:-90;z-index:251657216;visibility:visible;mso-wrap-style:square;mso-width-percent:0;mso-height-percent:0;mso-wrap-distance-left:9pt;mso-wrap-distance-top:3.6pt;mso-wrap-distance-right:9pt;mso-wrap-distance-bottom:3.6pt;mso-position-horizontal:absolute;mso-position-horizontal-relative:text;mso-position-vertical:absolute;mso-position-vertical-relative:text;mso-width-percent:0;mso-height-percent:0;mso-width-relative:margin;mso-height-relative:margin;v-text-anchor:top" o:gfxdata="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" stroked="f">
+              <v:shape id="Надпись 2" o:spid="_x0000_s1026" type="#_x0000_t202" style="position:absolute;left:0;text-align:left;margin-left:232.9pt;margin-top:307.7pt;width:473.25pt;height:110.6pt;rotation:-90;z-index:251657216;visibility:visible;mso-wrap-style:square;mso-width-percent:0;mso-height-percent:0;mso-wrap-distance-left:9pt;mso-wrap-distance-top:3.6pt;mso-wrap-distance-right:9pt;mso-wrap-distance-bottom:3.6pt;mso-position-horizontal:absolute;mso-position-horizontal-relative:text;mso-position-vertical:absolute;mso-position-vertical-relative:text;mso-width-percent:0;mso-height-percent:0;mso-width-relative:margin;mso-height-relative:margin;v-text-anchor:top" o:gfxdata="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" stroked="f">
                 <v:textbox style="mso-fit-shape-to-text:t">
                   <w:txbxContent>
                     <w:p>
@@ -6297,16 +6462,37 @@
           </mc:Fallback>
         </mc:AlternateContent>
       </w:r>
+    </w:p>
+    <w:p>
+      <w:r>
+        <w:lastRenderedPageBreak/>
+        <w:t xml:space="preserve">Также со страницы журнала после выбора характеристик занятия можно будет перейти к разбиению на подгруппы. Это позволит сохранить выбранные характеристики занятий и перейти сразу к разделению. </w:t>
+      </w:r>
+    </w:p>
+    <w:p>
+      <w:r>
+        <w:t>На странице разделения на подгруппы по аналогии с вышеупомянутыми страницами происходит выбор дисциплины и группы, либо они передаются с другой страницы. После того как определяется нужные группа и дисциплина отображается список студентов, которых можно разбивать на подгруппы (Рисунок 2.</w:t>
+      </w:r>
+      <w:r>
+        <w:t>2</w:t>
+      </w:r>
+      <w:r>
+        <w:t>.2).</w:t>
+      </w:r>
+    </w:p>
+    <w:p>
+      <w:pPr>
+        <w:pStyle w:val="ae"/>
+      </w:pPr>
       <w:r>
         <w:rPr>
           <w:noProof/>
-          <w:lang w:eastAsia="ru-RU"/>
         </w:rPr>
         <w:drawing>
-          <wp:inline distT="0" distB="0" distL="0" distR="0" wp14:anchorId="0DD7DD46" wp14:editId="2D50849F">
-            <wp:extent cx="4124325" cy="8343900"/>
-            <wp:effectExtent l="0" t="0" r="9525" b="0"/>
-            <wp:docPr id="13" name="Рисунок 5" descr="Состояния_и_переходов"/>
+          <wp:inline distT="0" distB="0" distL="0" distR="0" wp14:anchorId="5B5014BE" wp14:editId="557B16D9">
+            <wp:extent cx="5124883" cy="3438525"/>
+            <wp:effectExtent l="0" t="0" r="0" b="0"/>
+            <wp:docPr id="866250597" name="Рисунок 6"/>
             <wp:cNvGraphicFramePr>
               <a:graphicFrameLocks xmlns:a="http://schemas.openxmlformats.org/drawingml/2006/main" noChangeAspect="1"/>
             </wp:cNvGraphicFramePr>
@@ -6314,83 +6500,7 @@
               <a:graphicData uri="http://schemas.openxmlformats.org/drawingml/2006/picture">
                 <pic:pic xmlns:pic="http://schemas.openxmlformats.org/drawingml/2006/picture">
                   <pic:nvPicPr>
-                    <pic:cNvPr id="0" name="Picture 5" descr="Состояния_и_переходов"/>
-                    <pic:cNvPicPr>
-                      <a:picLocks noChangeAspect="1" noChangeArrowheads="1"/>
-                    </pic:cNvPicPr>
-                  </pic:nvPicPr>
-                  <pic:blipFill>
-                    <a:blip r:embed="rId21">
-                      <a:extLst>
-                        <a:ext uri="{28A0092B-C50C-407E-A947-70E740481C1C}">
-                          <a14:useLocalDpi xmlns:a14="http://schemas.microsoft.com/office/drawing/2010/main" val="0"/>
-                        </a:ext>
-                      </a:extLst>
-                    </a:blip>
-                    <a:srcRect/>
-                    <a:stretch>
-                      <a:fillRect/>
-                    </a:stretch>
-                  </pic:blipFill>
-                  <pic:spPr bwMode="auto">
-                    <a:xfrm>
-                      <a:off x="0" y="0"/>
-                      <a:ext cx="4124325" cy="8343900"/>
-                    </a:xfrm>
-                    <a:prstGeom prst="rect">
-                      <a:avLst/>
-                    </a:prstGeom>
-                    <a:noFill/>
-                    <a:ln>
-                      <a:noFill/>
-                    </a:ln>
-                  </pic:spPr>
-                </pic:pic>
-              </a:graphicData>
-            </a:graphic>
-          </wp:inline>
-        </w:drawing>
-      </w:r>
-    </w:p>
-    <w:p>
-      <w:r>
-        <w:lastRenderedPageBreak/>
-        <w:t xml:space="preserve">Также со страницы журнала после выбора характеристик занятия можно будет перейти к разбиению на подгруппы. Это позволит сохранить выбранные характеристики занятий и перейти сразу к разделению. </w:t>
-      </w:r>
-    </w:p>
-    <w:p>
-      <w:r>
-        <w:t>На странице разделения на подгруппы по аналогии с вышеупомянутыми страницами происходит выбор дисциплины и группы, либо они передаются с другой страницы. После того как определяется нужные группа и дисциплина отображается список студентов, которых можно разбивать на подгруппы (Рисунок 2.</w:t>
-      </w:r>
-      <w:r>
-        <w:t>2</w:t>
-      </w:r>
-      <w:r>
-        <w:t>.2).</w:t>
-      </w:r>
-    </w:p>
-    <w:p>
-      <w:pPr>
-        <w:pStyle w:val="ae"/>
-      </w:pPr>
-      <w:r>
-        <w:rPr>
-          <w:noProof/>
-          <w:lang w:eastAsia="ru-RU"/>
-        </w:rPr>
-        <w:drawing>
-          <wp:inline distT="0" distB="0" distL="0" distR="0" wp14:anchorId="04FC9877" wp14:editId="6971B265">
-            <wp:extent cx="5267325" cy="3514725"/>
-            <wp:effectExtent l="0" t="0" r="9525" b="9525"/>
-            <wp:docPr id="12" name="Рисунок 6" descr="Состояния_и_переходов-подгруппы"/>
-            <wp:cNvGraphicFramePr>
-              <a:graphicFrameLocks xmlns:a="http://schemas.openxmlformats.org/drawingml/2006/main" noChangeAspect="1"/>
-            </wp:cNvGraphicFramePr>
-            <a:graphic xmlns:a="http://schemas.openxmlformats.org/drawingml/2006/main">
-              <a:graphicData uri="http://schemas.openxmlformats.org/drawingml/2006/picture">
-                <pic:pic xmlns:pic="http://schemas.openxmlformats.org/drawingml/2006/picture">
-                  <pic:nvPicPr>
-                    <pic:cNvPr id="0" name="Picture 6" descr="Состояния_и_переходов-подгруппы"/>
+                    <pic:cNvPr id="0" name="Picture 3"/>
                     <pic:cNvPicPr>
                       <a:picLocks noChangeAspect="1" noChangeArrowheads="1"/>
                     </pic:cNvPicPr>
@@ -6411,7 +6521,7 @@
                   <pic:spPr bwMode="auto">
                     <a:xfrm>
                       <a:off x="0" y="0"/>
-                      <a:ext cx="5267325" cy="3514725"/>
+                      <a:ext cx="5128050" cy="3440650"/>
                     </a:xfrm>
                     <a:prstGeom prst="rect">
                       <a:avLst/>
@@ -6464,10 +6574,10 @@
         </w:rPr>
         <w:lastRenderedPageBreak/>
         <w:drawing>
-          <wp:inline distT="0" distB="0" distL="0" distR="0" wp14:anchorId="49D5AA20" wp14:editId="24EC7ADF">
-            <wp:extent cx="5562600" cy="3400425"/>
-            <wp:effectExtent l="0" t="0" r="0" b="9525"/>
-            <wp:docPr id="11" name="Рисунок 7" descr="Состояния_и_переходов-статистика"/>
+          <wp:inline distT="0" distB="0" distL="0" distR="0" wp14:anchorId="5638C55D" wp14:editId="2FE28B51">
+            <wp:extent cx="5548745" cy="3429000"/>
+            <wp:effectExtent l="0" t="0" r="0" b="0"/>
+            <wp:docPr id="276445536" name="Рисунок 7"/>
             <wp:cNvGraphicFramePr>
               <a:graphicFrameLocks xmlns:a="http://schemas.openxmlformats.org/drawingml/2006/main" noChangeAspect="1"/>
             </wp:cNvGraphicFramePr>
@@ -6475,7 +6585,7 @@
               <a:graphicData uri="http://schemas.openxmlformats.org/drawingml/2006/picture">
                 <pic:pic xmlns:pic="http://schemas.openxmlformats.org/drawingml/2006/picture">
                   <pic:nvPicPr>
-                    <pic:cNvPr id="0" name="Picture 7" descr="Состояния_и_переходов-статистика"/>
+                    <pic:cNvPr id="0" name="Picture 4"/>
                     <pic:cNvPicPr>
                       <a:picLocks noChangeAspect="1" noChangeArrowheads="1"/>
                     </pic:cNvPicPr>
@@ -6496,7 +6606,7 @@
                   <pic:spPr bwMode="auto">
                     <a:xfrm>
                       <a:off x="0" y="0"/>
-                      <a:ext cx="5562600" cy="3400425"/>
+                      <a:ext cx="5550492" cy="3430080"/>
                     </a:xfrm>
                     <a:prstGeom prst="rect">
                       <a:avLst/>
@@ -6540,11 +6650,11 @@
       <w:pPr>
         <w:pStyle w:val="2"/>
       </w:pPr>
-      <w:bookmarkStart w:id="11" w:name="_Toc225010204"/>
+      <w:bookmarkStart w:id="12" w:name="_Toc225010204"/>
       <w:r>
         <w:t>2.3 Определение информационных спецификаций</w:t>
       </w:r>
-      <w:bookmarkEnd w:id="11"/>
+      <w:bookmarkEnd w:id="12"/>
     </w:p>
     <w:p>
       <w:r>
@@ -6593,52 +6703,25 @@
         <w:t xml:space="preserve"> </w:t>
       </w:r>
       <w:r>
-        <w:rPr>
-          <w:highlight w:val="yellow"/>
-        </w:rPr>
-        <w:t xml:space="preserve">Можно заметить, что все эти данные можно получить из сущности </w:t>
-      </w:r>
-      <w:r>
-        <w:rPr>
-          <w:highlight w:val="yellow"/>
-        </w:rPr>
         <w:lastRenderedPageBreak/>
-        <w:t xml:space="preserve">«Расписание», а такое содержание сущности «Отметка» приведет к избыточным связям и дублированию данных.  </w:t>
-      </w:r>
-      <w:r>
-        <w:rPr>
-          <w:highlight w:val="yellow"/>
-        </w:rPr>
+        <w:t xml:space="preserve">Можно заметить, что все эти данные можно получить из сущности «Расписание», а такое содержание сущности «Отметка» приведет к избыточным связям и дублированию данных.  </w:t>
+      </w:r>
+      <w:r>
         <w:t xml:space="preserve"> </w:t>
       </w:r>
       <w:r>
-        <w:rPr>
-          <w:highlight w:val="yellow"/>
-        </w:rPr>
         <w:t xml:space="preserve">Здесь важно отметить, что сущность «Отметка» должна сохранять информацию, актуальную на момент проставления отметок. </w:t>
       </w:r>
       <w:r>
-        <w:rPr>
-          <w:highlight w:val="yellow"/>
-        </w:rPr>
         <w:t>Расписание может измениться, одно занятие могут вести несколько преподавателей, соответственно</w:t>
       </w:r>
       <w:r>
-        <w:rPr>
-          <w:highlight w:val="yellow"/>
-        </w:rPr>
         <w:t xml:space="preserve"> ссылаться на сущность «Расписание» не является надежным вариантом</w:t>
       </w:r>
       <w:r>
-        <w:rPr>
-          <w:highlight w:val="yellow"/>
-        </w:rPr>
         <w:t>.</w:t>
       </w:r>
       <w:r>
-        <w:rPr>
-          <w:highlight w:val="yellow"/>
-        </w:rPr>
         <w:t xml:space="preserve"> Не смотря на отступления от общепринятых норм проектирования баз данных, в данном случае такой компромисс является приемлемым и эффективным решением, так как помимо более надежного сохранения информации обеспечит снижение сложности и времени выполнения запросов, за счет агрегации всех нужных для запросов данных в одной сущности.</w:t>
       </w:r>
     </w:p>
@@ -6708,30 +6791,54 @@
           <w:lang w:eastAsia="ru-RU"/>
         </w:rPr>
         <w:lastRenderedPageBreak/>
-        <w:pict w14:anchorId="5A49646E">
-          <v:shapetype id="_x0000_t75" coordsize="21600,21600" o:spt="75" o:preferrelative="t" path="m@4@5l@4@11@9@11@9@5xe" filled="f" stroked="f">
-            <v:stroke joinstyle="miter"/>
-            <v:formulas>
-              <v:f eqn="if lineDrawn pixelLineWidth 0"/>
-              <v:f eqn="sum @0 1 0"/>
-              <v:f eqn="sum 0 0 @1"/>
-              <v:f eqn="prod @2 1 2"/>
-              <v:f eqn="prod @3 21600 pixelWidth"/>
-              <v:f eqn="prod @3 21600 pixelHeight"/>
-              <v:f eqn="sum @0 0 1"/>
-              <v:f eqn="prod @6 1 2"/>
-              <v:f eqn="prod @7 21600 pixelWidth"/>
-              <v:f eqn="sum @8 21600 0"/>
-              <v:f eqn="prod @7 21600 pixelHeight"/>
-              <v:f eqn="sum @10 21600 0"/>
-            </v:formulas>
-            <v:path o:extrusionok="f" gradientshapeok="t" o:connecttype="rect"/>
-            <o:lock v:ext="edit" aspectratio="t"/>
-          </v:shapetype>
-          <v:shape id="_x0000_i1025" type="#_x0000_t75" style="width:467.05pt;height:328.45pt">
-            <v:imagedata r:id="rId24" o:title="Спецификации-ER"/>
-          </v:shape>
-        </w:pict>
+        <w:drawing>
+          <wp:inline distT="0" distB="0" distL="0" distR="0" wp14:anchorId="5A49646E" wp14:editId="4D59A4B9">
+            <wp:extent cx="5934075" cy="4171950"/>
+            <wp:effectExtent l="0" t="0" r="9525" b="0"/>
+            <wp:docPr id="939933480" name="Рисунок 1"/>
+            <wp:cNvGraphicFramePr>
+              <a:graphicFrameLocks xmlns:a="http://schemas.openxmlformats.org/drawingml/2006/main" noChangeAspect="1"/>
+            </wp:cNvGraphicFramePr>
+            <a:graphic xmlns:a="http://schemas.openxmlformats.org/drawingml/2006/main">
+              <a:graphicData uri="http://schemas.openxmlformats.org/drawingml/2006/picture">
+                <pic:pic xmlns:pic="http://schemas.openxmlformats.org/drawingml/2006/picture">
+                  <pic:nvPicPr>
+                    <pic:cNvPr id="0" name="Picture 1"/>
+                    <pic:cNvPicPr>
+                      <a:picLocks noChangeAspect="1" noChangeArrowheads="1"/>
+                    </pic:cNvPicPr>
+                  </pic:nvPicPr>
+                  <pic:blipFill>
+                    <a:blip r:embed="rId24">
+                      <a:extLst>
+                        <a:ext uri="{28A0092B-C50C-407E-A947-70E740481C1C}">
+                          <a14:useLocalDpi xmlns:a14="http://schemas.microsoft.com/office/drawing/2010/main" val="0"/>
+                        </a:ext>
+                      </a:extLst>
+                    </a:blip>
+                    <a:srcRect/>
+                    <a:stretch>
+                      <a:fillRect/>
+                    </a:stretch>
+                  </pic:blipFill>
+                  <pic:spPr bwMode="auto">
+                    <a:xfrm>
+                      <a:off x="0" y="0"/>
+                      <a:ext cx="5934075" cy="4171950"/>
+                    </a:xfrm>
+                    <a:prstGeom prst="rect">
+                      <a:avLst/>
+                    </a:prstGeom>
+                    <a:noFill/>
+                    <a:ln>
+                      <a:noFill/>
+                    </a:ln>
+                  </pic:spPr>
+                </pic:pic>
+              </a:graphicData>
+            </a:graphic>
+          </wp:inline>
+        </w:drawing>
       </w:r>
     </w:p>
     <w:p>
@@ -6750,80 +6857,8 @@
         <w:spacing w:after="160" w:line="259" w:lineRule="auto"/>
         <w:ind w:firstLine="0"/>
         <w:contextualSpacing w:val="0"/>
-        <w:jc w:val="center"/>
-      </w:pPr>
-      <w:r>
-        <w:rPr>
-          <w:highlight w:val="yellow"/>
-        </w:rPr>
-        <w:t xml:space="preserve">(Решил пересмотреть БД. Изначально я оставил в Отметке только </w:t>
-      </w:r>
-      <w:r>
-        <w:rPr>
-          <w:highlight w:val="yellow"/>
-          <w:lang w:val="en-US"/>
-        </w:rPr>
-        <w:t>FK</w:t>
-      </w:r>
-      <w:r>
-        <w:rPr>
-          <w:highlight w:val="yellow"/>
-        </w:rPr>
-        <w:t xml:space="preserve"> на расписание, и подумал что переделаю в коде и буду брать все данные оттуда. Но вы сделали поправку на </w:t>
-      </w:r>
-      <w:r>
-        <w:rPr>
-          <w:highlight w:val="yellow"/>
-          <w:lang w:val="en-US"/>
-        </w:rPr>
-        <w:t>id</w:t>
-      </w:r>
-      <w:r>
-        <w:rPr>
-          <w:highlight w:val="yellow"/>
-        </w:rPr>
-        <w:t>Сотрудника</w:t>
-      </w:r>
-      <w:r>
-        <w:rPr>
-          <w:highlight w:val="yellow"/>
-        </w:rPr>
-        <w:t>, о том что надо хранить актуальную на момент отметки информацию в Отметке, ведь расписание меняется да и очищается. И</w:t>
-      </w:r>
-      <w:r>
-        <w:rPr>
-          <w:highlight w:val="yellow"/>
-        </w:rPr>
-        <w:t xml:space="preserve"> я решил что лучше я оставлю как оно есть в реализации </w:t>
-      </w:r>
-      <w:r>
-        <w:rPr>
-          <w:highlight w:val="yellow"/>
-        </w:rPr>
-        <w:t xml:space="preserve">с кучей одинаковых полей в Расписании и Отметке </w:t>
-      </w:r>
-      <w:r>
-        <w:rPr>
-          <w:highlight w:val="yellow"/>
-        </w:rPr>
-        <w:t>и просто объясню почему так, даже если связи избыточны, чем буду ломать что работает в погоне за нормальными формами)</w:t>
-      </w:r>
-    </w:p>
-    <w:p>
-      <w:pPr>
-        <w:spacing w:after="160" w:line="259" w:lineRule="auto"/>
-        <w:ind w:firstLine="0"/>
-        <w:contextualSpacing w:val="0"/>
         <w:jc w:val="left"/>
       </w:pPr>
-    </w:p>
-    <w:p>
-      <w:pPr>
-        <w:spacing w:after="160" w:line="259" w:lineRule="auto"/>
-        <w:ind w:firstLine="0"/>
-        <w:contextualSpacing w:val="0"/>
-        <w:jc w:val="left"/>
-      </w:pPr>
       <w:r>
         <w:br w:type="page"/>
       </w:r>
@@ -6832,7 +6867,7 @@
       <w:pPr>
         <w:pStyle w:val="1"/>
       </w:pPr>
-      <w:bookmarkStart w:id="12" w:name="_Toc225010205"/>
+      <w:bookmarkStart w:id="13" w:name="_Toc225010205"/>
       <w:r>
         <w:rPr>
           <w:b w:val="0"/>
@@ -6843,20 +6878,20 @@
       <w:r>
         <w:t xml:space="preserve"> ПРОЕКТИРОВАНИЕ ПРОГРАММНОГО ОБЕСПЕЧЕНИЯ</w:t>
       </w:r>
-      <w:bookmarkEnd w:id="12"/>
+      <w:bookmarkEnd w:id="13"/>
     </w:p>
     <w:p>
       <w:pPr>
         <w:pStyle w:val="2"/>
       </w:pPr>
-      <w:bookmarkStart w:id="13" w:name="_Toc225010206"/>
+      <w:bookmarkStart w:id="14" w:name="_Toc225010206"/>
       <w:r>
         <w:t>3</w:t>
       </w:r>
       <w:r>
         <w:t>.1 Проектирование структуры программного обеспечения</w:t>
       </w:r>
-      <w:bookmarkEnd w:id="13"/>
+      <w:bookmarkEnd w:id="14"/>
     </w:p>
     <w:p>
       <w:r>
@@ -6886,11 +6921,54 @@
           <w:noProof/>
           <w:lang w:eastAsia="ru-RU"/>
         </w:rPr>
-        <w:pict w14:anchorId="22434E5C">
-          <v:shape id="_x0000_i1026" type="#_x0000_t75" style="width:393.9pt;height:369.55pt">
-            <v:imagedata r:id="rId25" o:title="Компоненты"/>
-          </v:shape>
-        </w:pict>
+        <w:drawing>
+          <wp:inline distT="0" distB="0" distL="0" distR="0" wp14:anchorId="22434E5C" wp14:editId="15BCB704">
+            <wp:extent cx="5000625" cy="4695825"/>
+            <wp:effectExtent l="0" t="0" r="9525" b="9525"/>
+            <wp:docPr id="1248357362" name="Рисунок 2"/>
+            <wp:cNvGraphicFramePr>
+              <a:graphicFrameLocks xmlns:a="http://schemas.openxmlformats.org/drawingml/2006/main" noChangeAspect="1"/>
+            </wp:cNvGraphicFramePr>
+            <a:graphic xmlns:a="http://schemas.openxmlformats.org/drawingml/2006/main">
+              <a:graphicData uri="http://schemas.openxmlformats.org/drawingml/2006/picture">
+                <pic:pic xmlns:pic="http://schemas.openxmlformats.org/drawingml/2006/picture">
+                  <pic:nvPicPr>
+                    <pic:cNvPr id="0" name="Picture 2"/>
+                    <pic:cNvPicPr>
+                      <a:picLocks noChangeAspect="1" noChangeArrowheads="1"/>
+                    </pic:cNvPicPr>
+                  </pic:nvPicPr>
+                  <pic:blipFill>
+                    <a:blip r:embed="rId25">
+                      <a:extLst>
+                        <a:ext uri="{28A0092B-C50C-407E-A947-70E740481C1C}">
+                          <a14:useLocalDpi xmlns:a14="http://schemas.microsoft.com/office/drawing/2010/main" val="0"/>
+                        </a:ext>
+                      </a:extLst>
+                    </a:blip>
+                    <a:srcRect/>
+                    <a:stretch>
+                      <a:fillRect/>
+                    </a:stretch>
+                  </pic:blipFill>
+                  <pic:spPr bwMode="auto">
+                    <a:xfrm>
+                      <a:off x="0" y="0"/>
+                      <a:ext cx="5000625" cy="4695825"/>
+                    </a:xfrm>
+                    <a:prstGeom prst="rect">
+                      <a:avLst/>
+                    </a:prstGeom>
+                    <a:noFill/>
+                    <a:ln>
+                      <a:noFill/>
+                    </a:ln>
+                  </pic:spPr>
+                </pic:pic>
+              </a:graphicData>
+            </a:graphic>
+          </wp:inline>
+        </w:drawing>
       </w:r>
     </w:p>
     <w:p>
@@ -6984,11 +7062,11 @@
       <w:pPr>
         <w:pStyle w:val="2"/>
       </w:pPr>
-      <w:bookmarkStart w:id="14" w:name="_Toc225010207"/>
+      <w:bookmarkStart w:id="15" w:name="_Toc225010207"/>
       <w:r>
         <w:t>3.2 Проектирование компонентов</w:t>
       </w:r>
-      <w:bookmarkEnd w:id="14"/>
+      <w:bookmarkEnd w:id="15"/>
     </w:p>
     <w:p>
       <w:r>
@@ -7114,52 +7192,58 @@
         <w:pStyle w:val="ae"/>
       </w:pPr>
       <w:r>
-        <w:pict w14:anchorId="6FCEC777">
-          <v:shape id="_x0000_i1027" type="#_x0000_t75" style="width:128.25pt;height:231pt">
-            <v:imagedata r:id="rId27" o:title="Компоненты-контроллер"/>
-          </v:shape>
-        </w:pict>
-      </w:r>
-    </w:p>
-    <w:p>
-      <w:pPr>
-        <w:pStyle w:val="ae"/>
-      </w:pPr>
-      <w:r>
-        <w:t xml:space="preserve">Рисунок 3.2.2 – Компонент </w:t>
-      </w:r>
-      <w:r>
-        <w:rPr>
-          <w:lang w:val="en-US"/>
-        </w:rPr>
-        <w:t>AttendanceController</w:t>
-      </w:r>
-    </w:p>
-    <w:p>
-      <w:r>
-        <w:t>Составляющие компонентов представлений</w:t>
-      </w:r>
-      <w:r>
-        <w:t xml:space="preserve"> </w:t>
-      </w:r>
-      <w:r>
-        <w:t>представлены на рисунке 3.2.3.</w:t>
-      </w:r>
-    </w:p>
-    <w:p>
-      <w:pPr>
-        <w:pStyle w:val="ae"/>
-      </w:pPr>
-      <w:r>
         <w:rPr>
           <w:noProof/>
           <w:lang w:eastAsia="ru-RU"/>
         </w:rPr>
-        <w:pict w14:anchorId="3C95FD24">
-          <v:shape id="_x0000_i1028" type="#_x0000_t75" style="width:355.15pt;height:343.95pt">
-            <v:imagedata r:id="rId28" o:title="Компоненты-вью"/>
-          </v:shape>
-        </w:pict>
+        <w:drawing>
+          <wp:inline distT="0" distB="0" distL="0" distR="0" wp14:anchorId="6FCEC777" wp14:editId="64E80E36">
+            <wp:extent cx="1628775" cy="2933700"/>
+            <wp:effectExtent l="0" t="0" r="9525" b="0"/>
+            <wp:docPr id="806299040" name="Рисунок 3"/>
+            <wp:cNvGraphicFramePr>
+              <a:graphicFrameLocks xmlns:a="http://schemas.openxmlformats.org/drawingml/2006/main" noChangeAspect="1"/>
+            </wp:cNvGraphicFramePr>
+            <a:graphic xmlns:a="http://schemas.openxmlformats.org/drawingml/2006/main">
+              <a:graphicData uri="http://schemas.openxmlformats.org/drawingml/2006/picture">
+                <pic:pic xmlns:pic="http://schemas.openxmlformats.org/drawingml/2006/picture">
+                  <pic:nvPicPr>
+                    <pic:cNvPr id="0" name="Picture 3"/>
+                    <pic:cNvPicPr>
+                      <a:picLocks noChangeAspect="1" noChangeArrowheads="1"/>
+                    </pic:cNvPicPr>
+                  </pic:nvPicPr>
+                  <pic:blipFill>
+                    <a:blip r:embed="rId27">
+                      <a:extLst>
+                        <a:ext uri="{28A0092B-C50C-407E-A947-70E740481C1C}">
+                          <a14:useLocalDpi xmlns:a14="http://schemas.microsoft.com/office/drawing/2010/main" val="0"/>
+                        </a:ext>
+                      </a:extLst>
+                    </a:blip>
+                    <a:srcRect/>
+                    <a:stretch>
+                      <a:fillRect/>
+                    </a:stretch>
+                  </pic:blipFill>
+                  <pic:spPr bwMode="auto">
+                    <a:xfrm>
+                      <a:off x="0" y="0"/>
+                      <a:ext cx="1628775" cy="2933700"/>
+                    </a:xfrm>
+                    <a:prstGeom prst="rect">
+                      <a:avLst/>
+                    </a:prstGeom>
+                    <a:noFill/>
+                    <a:ln>
+                      <a:noFill/>
+                    </a:ln>
+                  </pic:spPr>
+                </pic:pic>
+              </a:graphicData>
+            </a:graphic>
+          </wp:inline>
+        </w:drawing>
       </w:r>
     </w:p>
     <w:p>
@@ -7167,6 +7251,91 @@
         <w:pStyle w:val="ae"/>
       </w:pPr>
       <w:r>
+        <w:t xml:space="preserve">Рисунок 3.2.2 – Компонент </w:t>
+      </w:r>
+      <w:r>
+        <w:rPr>
+          <w:lang w:val="en-US"/>
+        </w:rPr>
+        <w:t>AttendanceController</w:t>
+      </w:r>
+    </w:p>
+    <w:p>
+      <w:r>
+        <w:t>Составляющие компонентов представлений</w:t>
+      </w:r>
+      <w:r>
+        <w:t xml:space="preserve"> </w:t>
+      </w:r>
+      <w:r>
+        <w:t>представлены на рисунке 3.2.3.</w:t>
+      </w:r>
+    </w:p>
+    <w:p>
+      <w:pPr>
+        <w:pStyle w:val="ae"/>
+      </w:pPr>
+      <w:r>
+        <w:rPr>
+          <w:noProof/>
+          <w:lang w:eastAsia="ru-RU"/>
+        </w:rPr>
+        <w:drawing>
+          <wp:inline distT="0" distB="0" distL="0" distR="0" wp14:anchorId="3C95FD24" wp14:editId="66642391">
+            <wp:extent cx="4514850" cy="4371975"/>
+            <wp:effectExtent l="0" t="0" r="0" b="9525"/>
+            <wp:docPr id="2015737233" name="Рисунок 4"/>
+            <wp:cNvGraphicFramePr>
+              <a:graphicFrameLocks xmlns:a="http://schemas.openxmlformats.org/drawingml/2006/main" noChangeAspect="1"/>
+            </wp:cNvGraphicFramePr>
+            <a:graphic xmlns:a="http://schemas.openxmlformats.org/drawingml/2006/main">
+              <a:graphicData uri="http://schemas.openxmlformats.org/drawingml/2006/picture">
+                <pic:pic xmlns:pic="http://schemas.openxmlformats.org/drawingml/2006/picture">
+                  <pic:nvPicPr>
+                    <pic:cNvPr id="0" name="Picture 4"/>
+                    <pic:cNvPicPr>
+                      <a:picLocks noChangeAspect="1" noChangeArrowheads="1"/>
+                    </pic:cNvPicPr>
+                  </pic:nvPicPr>
+                  <pic:blipFill>
+                    <a:blip r:embed="rId28">
+                      <a:extLst>
+                        <a:ext uri="{28A0092B-C50C-407E-A947-70E740481C1C}">
+                          <a14:useLocalDpi xmlns:a14="http://schemas.microsoft.com/office/drawing/2010/main" val="0"/>
+                        </a:ext>
+                      </a:extLst>
+                    </a:blip>
+                    <a:srcRect/>
+                    <a:stretch>
+                      <a:fillRect/>
+                    </a:stretch>
+                  </pic:blipFill>
+                  <pic:spPr bwMode="auto">
+                    <a:xfrm>
+                      <a:off x="0" y="0"/>
+                      <a:ext cx="4514850" cy="4371975"/>
+                    </a:xfrm>
+                    <a:prstGeom prst="rect">
+                      <a:avLst/>
+                    </a:prstGeom>
+                    <a:noFill/>
+                    <a:ln>
+                      <a:noFill/>
+                    </a:ln>
+                  </pic:spPr>
+                </pic:pic>
+              </a:graphicData>
+            </a:graphic>
+          </wp:inline>
+        </w:drawing>
+      </w:r>
+    </w:p>
+    <w:p>
+      <w:pPr>
+        <w:pStyle w:val="ae"/>
+      </w:pPr>
+      <w:r>
+        <w:lastRenderedPageBreak/>
         <w:t>Рисунок 3.2.</w:t>
       </w:r>
       <w:r>
@@ -7181,7 +7350,6 @@
     </w:p>
     <w:p>
       <w:r>
-        <w:lastRenderedPageBreak/>
         <w:t>Ниже приведены пояснения к основным составляющим компонентов:</w:t>
       </w:r>
     </w:p>
@@ -7584,6 +7752,7 @@
         </w:numPr>
       </w:pPr>
       <w:r>
+        <w:lastRenderedPageBreak/>
         <w:t>Метод «</w:t>
       </w:r>
       <w:r>
@@ -7623,7 +7792,6 @@
         </w:numPr>
       </w:pPr>
       <w:r>
-        <w:lastRenderedPageBreak/>
         <w:t>Метод «</w:t>
       </w:r>
       <w:r>
@@ -7866,16 +8034,308 @@
           <w:numId w:val="6"/>
         </w:numPr>
       </w:pPr>
+      <w:r>
+        <w:t>Метод «</w:t>
+      </w:r>
+      <w:r>
+        <w:t>getgroupAction</w:t>
+      </w:r>
+      <w:r>
+        <w:t xml:space="preserve">» </w:t>
+      </w:r>
+      <w:r>
+        <w:t xml:space="preserve">– </w:t>
+      </w:r>
+      <w:r>
+        <w:t>обращается к модели для запроса посещаемости группы по заданным параметрам с использованием метода модели «</w:t>
+      </w:r>
+      <w:r>
+        <w:t>get_attendances_encoded</w:t>
+      </w:r>
+      <w:r>
+        <w:t>».</w:t>
+      </w:r>
+    </w:p>
+    <w:p>
+      <w:pPr>
+        <w:pStyle w:val="aa"/>
+        <w:numPr>
+          <w:ilvl w:val="1"/>
+          <w:numId w:val="6"/>
+        </w:numPr>
+      </w:pPr>
+      <w:r>
+        <w:t>Метод</w:t>
+      </w:r>
+      <w:r>
+        <w:t xml:space="preserve"> «</w:t>
+      </w:r>
+      <w:r>
+        <w:rPr>
+          <w:lang w:val="en-US"/>
+        </w:rPr>
+        <w:t>getattendancejournalAction</w:t>
+      </w:r>
+      <w:r>
+        <w:t xml:space="preserve">» – </w:t>
+      </w:r>
+      <w:r>
+        <w:t>аналог</w:t>
+      </w:r>
+      <w:r>
+        <w:t xml:space="preserve"> </w:t>
+      </w:r>
+      <w:r>
+        <w:t>метода</w:t>
+      </w:r>
+      <w:r>
+        <w:t xml:space="preserve"> «</w:t>
+      </w:r>
+      <w:r>
+        <w:rPr>
+          <w:lang w:val="en-US"/>
+        </w:rPr>
+        <w:t>getgroupAction</w:t>
+      </w:r>
+      <w:r>
+        <w:t xml:space="preserve">» </w:t>
+      </w:r>
+      <w:r>
+        <w:t>для</w:t>
+      </w:r>
+      <w:r>
+        <w:t xml:space="preserve"> </w:t>
+      </w:r>
+      <w:r>
+        <w:t>страницы журнала посещаемости.</w:t>
+      </w:r>
+    </w:p>
+    <w:p>
+      <w:pPr>
+        <w:pStyle w:val="aa"/>
+        <w:numPr>
+          <w:ilvl w:val="1"/>
+          <w:numId w:val="6"/>
+        </w:numPr>
+      </w:pPr>
+      <w:bookmarkStart w:id="16" w:name="_Toc225010208"/>
+      <w:r>
+        <w:lastRenderedPageBreak/>
+        <w:t>Метод</w:t>
+      </w:r>
+      <w:r>
+        <w:t xml:space="preserve"> «</w:t>
+      </w:r>
+      <w:r>
+        <w:rPr>
+          <w:lang w:val="en-US"/>
+        </w:rPr>
+        <w:t>getgroupjournalAction</w:t>
+      </w:r>
+      <w:r>
+        <w:t xml:space="preserve">» – </w:t>
+      </w:r>
+      <w:r>
+        <w:t>получает список групп для преподавателя и дисциплины используя метод модели «</w:t>
+      </w:r>
+      <w:r>
+        <w:t>getgroupjournal_encoded</w:t>
+      </w:r>
+      <w:r>
+        <w:t>».</w:t>
+      </w:r>
+    </w:p>
+    <w:p>
+      <w:pPr>
+        <w:pStyle w:val="aa"/>
+        <w:numPr>
+          <w:ilvl w:val="1"/>
+          <w:numId w:val="6"/>
+        </w:numPr>
+      </w:pPr>
+      <w:r>
+        <w:t>Метод</w:t>
+      </w:r>
+      <w:r>
+        <w:t xml:space="preserve"> «</w:t>
+      </w:r>
+      <w:r>
+        <w:rPr>
+          <w:lang w:val="en-US"/>
+        </w:rPr>
+        <w:t>getdatesjournalAction</w:t>
+      </w:r>
+      <w:r>
+        <w:t xml:space="preserve">» – </w:t>
+      </w:r>
+      <w:r>
+        <w:t>получает даты занятий на семестр используя метод модели «</w:t>
+      </w:r>
+      <w:r>
+        <w:t>getdatesjournal_encoded</w:t>
+      </w:r>
+      <w:r>
+        <w:t>».</w:t>
+      </w:r>
+    </w:p>
+    <w:p>
+      <w:pPr>
+        <w:pStyle w:val="aa"/>
+        <w:numPr>
+          <w:ilvl w:val="1"/>
+          <w:numId w:val="6"/>
+        </w:numPr>
+      </w:pPr>
+      <w:r>
+        <w:t>Метод «</w:t>
+      </w:r>
+      <w:r>
+        <w:t>getlessontypeAction</w:t>
+      </w:r>
+      <w:r>
+        <w:t xml:space="preserve">» </w:t>
+      </w:r>
+      <w:r>
+        <w:t>–</w:t>
+      </w:r>
+      <w:r>
+        <w:t xml:space="preserve"> получает тип занятия используя метод модели «</w:t>
+      </w:r>
+      <w:r>
+        <w:t>get_lesson_type_encoded</w:t>
+      </w:r>
+      <w:r>
+        <w:t>».</w:t>
+      </w:r>
+    </w:p>
+    <w:p>
+      <w:pPr>
+        <w:pStyle w:val="aa"/>
+        <w:numPr>
+          <w:ilvl w:val="1"/>
+          <w:numId w:val="6"/>
+        </w:numPr>
+      </w:pPr>
+      <w:r>
+        <w:t>Метод «</w:t>
+      </w:r>
+      <w:r>
+        <w:t>indexAction</w:t>
+      </w:r>
+      <w:r>
+        <w:t xml:space="preserve">» </w:t>
+      </w:r>
+      <w:r>
+        <w:t>–</w:t>
+      </w:r>
+      <w:r>
+        <w:t xml:space="preserve"> обработчик главной страницы системы.</w:t>
+      </w:r>
+    </w:p>
+    <w:p>
+      <w:pPr>
+        <w:pStyle w:val="aa"/>
+        <w:numPr>
+          <w:ilvl w:val="1"/>
+          <w:numId w:val="6"/>
+        </w:numPr>
+      </w:pPr>
+      <w:r>
+        <w:t>Метод «</w:t>
+      </w:r>
+      <w:r>
+        <w:t>logstatAction</w:t>
+      </w:r>
+      <w:r>
+        <w:t xml:space="preserve">» </w:t>
+      </w:r>
+      <w:r>
+        <w:t>–</w:t>
+      </w:r>
+      <w:r>
+        <w:t xml:space="preserve"> обработчик страницы просмотра статистики. </w:t>
+      </w:r>
+    </w:p>
+    <w:p>
+      <w:pPr>
+        <w:pStyle w:val="aa"/>
+        <w:numPr>
+          <w:ilvl w:val="1"/>
+          <w:numId w:val="6"/>
+        </w:numPr>
+      </w:pPr>
+      <w:r>
+        <w:t>Метод «</w:t>
+      </w:r>
+      <w:r>
+        <w:t>admingetattendancesAction</w:t>
+      </w:r>
+      <w:r>
+        <w:t xml:space="preserve">» </w:t>
+      </w:r>
+      <w:r>
+        <w:t>–</w:t>
+      </w:r>
+      <w:r>
+        <w:t xml:space="preserve"> получает информацию о заполнении журнала посещаемости.</w:t>
+      </w:r>
+    </w:p>
+    <w:p>
+      <w:pPr>
+        <w:pStyle w:val="aa"/>
+        <w:numPr>
+          <w:ilvl w:val="1"/>
+          <w:numId w:val="6"/>
+        </w:numPr>
+      </w:pPr>
+      <w:r>
+        <w:t>Метод «</w:t>
+      </w:r>
+      <w:r>
+        <w:t>journalAction</w:t>
+      </w:r>
+      <w:r>
+        <w:t xml:space="preserve">» </w:t>
+      </w:r>
+      <w:r>
+        <w:t>–</w:t>
+      </w:r>
+      <w:r>
+        <w:t xml:space="preserve"> обработчик страницы журнала посещаемости. </w:t>
+      </w:r>
+    </w:p>
+    <w:p>
+      <w:pPr>
+        <w:pStyle w:val="aa"/>
+        <w:numPr>
+          <w:ilvl w:val="1"/>
+          <w:numId w:val="6"/>
+        </w:numPr>
+      </w:pPr>
+      <w:r>
+        <w:t>Метод «</w:t>
+      </w:r>
+      <w:r>
+        <w:t>groupdivisionAction</w:t>
+      </w:r>
+      <w:r>
+        <w:t xml:space="preserve">» </w:t>
+      </w:r>
+      <w:r>
+        <w:t>–</w:t>
+      </w:r>
+      <w:r>
+        <w:t xml:space="preserve"> обработчик страницы разделения на подгруппы. </w:t>
+      </w:r>
     </w:p>
     <w:p>
       <w:pPr>
         <w:pStyle w:val="2"/>
       </w:pPr>
-      <w:bookmarkStart w:id="15" w:name="_Toc225010208"/>
       <w:r>
         <w:t>3.3 Проектирование структур данных</w:t>
       </w:r>
-      <w:bookmarkEnd w:id="15"/>
+      <w:bookmarkEnd w:id="16"/>
     </w:p>
     <w:p>
       <w:r>
@@ -7917,60 +8377,252 @@
     </w:p>
     <w:p>
       <w:r>
-        <w:rPr>
-          <w:highlight w:val="yellow"/>
-        </w:rPr>
-        <w:t>(</w:t>
-      </w:r>
-      <w:r>
-        <w:rPr>
-          <w:highlight w:val="yellow"/>
-        </w:rPr>
-        <w:t>Тут будет физ схема бд</w:t>
-      </w:r>
-      <w:r>
-        <w:rPr>
-          <w:highlight w:val="yellow"/>
-        </w:rPr>
+        <w:t xml:space="preserve"> </w:t>
+      </w:r>
+      <w:r>
+        <w:t>Как описывалось в п. 2.3 настоящей работы, для разрабатываемой системы большинство сущностей являются внешними и используются только для чтения. Изменять и добавлять данные система будет для сущностей «Подгруппа», «Журнал изменений» и «Отметка».</w:t>
+      </w:r>
+      <w:r>
+        <w:t xml:space="preserve"> Таблица «Отметка» уже реализована и использовалась в предшествующей системе отметок посещаемости, описанной в п. 1.2.</w:t>
+      </w:r>
+      <w:r>
+        <w:t xml:space="preserve"> Соответственно, необходимо спроектировать структуры данных для таблиц «Журнал изменений» и «Подгруппа».</w:t>
+      </w:r>
+    </w:p>
+    <w:p>
+      <w:r>
+        <w:t>«Журнал изменений» хранит в себе информацию об изменении преподавателем отметки о посещении или сдаче работы студентов.</w:t>
+      </w:r>
+      <w:r>
+        <w:t xml:space="preserve"> Для этого </w:t>
+      </w:r>
+      <w:r>
+        <w:lastRenderedPageBreak/>
+        <w:t xml:space="preserve">необходимо сохранять ссылку на конкретную отметку, что возможно сделать по идентификатору записи из таблицы «Отметка». В базе будет храниться информация о времени создания отметки. Так же необходимо сохранять время последнего изменения отметки. </w:t>
+      </w:r>
+    </w:p>
+    <w:p>
+      <w:r>
+        <w:t xml:space="preserve">В реляционных базах данных свойства записей в таблицах определяются типом данных для каждой колонки таблицы. Для сохранения временной отметки в </w:t>
+      </w:r>
+      <w:r>
+        <w:rPr>
+          <w:lang w:val="en-US"/>
+        </w:rPr>
+        <w:t>Microsoft</w:t>
+      </w:r>
+      <w:r>
+        <w:t xml:space="preserve"> </w:t>
+      </w:r>
+      <w:r>
+        <w:rPr>
+          <w:lang w:val="en-US"/>
+        </w:rPr>
+        <w:t>SQL</w:t>
+      </w:r>
+      <w:r>
+        <w:t xml:space="preserve"> </w:t>
+      </w:r>
+      <w:r>
+        <w:rPr>
+          <w:lang w:val="en-US"/>
+        </w:rPr>
+        <w:t>Server</w:t>
+      </w:r>
+      <w:r>
+        <w:t xml:space="preserve"> </w:t>
+      </w:r>
+      <w:r>
+        <w:t>могут использоваться типы «</w:t>
+      </w:r>
+      <w:r>
+        <w:rPr>
+          <w:lang w:val="en-US"/>
+        </w:rPr>
+        <w:t>date</w:t>
+      </w:r>
+      <w:r>
+        <w:t>»</w:t>
+      </w:r>
+      <w:r>
+        <w:t xml:space="preserve">, </w:t>
+      </w:r>
+      <w:r>
+        <w:t>который сохраняет лишь дату, а также «</w:t>
+      </w:r>
+      <w:r>
+        <w:rPr>
+          <w:lang w:val="en-US"/>
+        </w:rPr>
+        <w:t>datetime</w:t>
+      </w:r>
+      <w:r>
+        <w:t>»</w:t>
+      </w:r>
+      <w:r>
+        <w:t xml:space="preserve">, </w:t>
+      </w:r>
+      <w:r>
+        <w:t>сохраняющий помимо даты еще и время суток с точностью до миллисекунд. Для целей разрабатываемой системы необходимо использовать тип «</w:t>
+      </w:r>
+      <w:r>
+        <w:rPr>
+          <w:lang w:val="en-US"/>
+        </w:rPr>
+        <w:t>datetime</w:t>
+      </w:r>
+      <w:r>
+        <w:t>»</w:t>
+      </w:r>
+      <w:r>
+        <w:t xml:space="preserve">. </w:t>
+      </w:r>
+      <w:r>
+        <w:t>Тип ссылки на отметку будет таким же, как и у идентификатора в таблице «Отметка», а именно «</w:t>
+      </w:r>
+      <w:r>
+        <w:rPr>
+          <w:lang w:val="en-US"/>
+        </w:rPr>
+        <w:t>int</w:t>
+      </w:r>
+      <w:r>
+        <w:t>»</w:t>
+      </w:r>
+      <w:r>
         <w:t>.</w:t>
       </w:r>
       <w:r>
-        <w:rPr>
-          <w:highlight w:val="yellow"/>
-        </w:rPr>
-        <w:t>)</w:t>
-      </w:r>
-      <w:r>
-        <w:t xml:space="preserve"> Как описывалось в п. 2.3 настоящей работы, для разрабатываемой системы большинство сущностей являются внешними и используются только для чтения. Изменять и добавлять данные система будет для сущностей «Подгруппа», «Журнал изменений» и «Отметка».</w:t>
-      </w:r>
-      <w:r>
-        <w:t xml:space="preserve"> Таблица «Отметка» уже реализована и использовалась в предшествующей системе </w:t>
+        <w:t xml:space="preserve"> Для каждой созданной отметки будет храниться ровно 1 запись в таблице «Журнал изменений», </w:t>
+      </w:r>
+      <w:r>
+        <w:t>таким образом нет необходимости выделять суррогатный первичный ключ для этой таблицы. Внешний ключ к таблице «Отметка» будет первичным для таблицы «Журнал изменений».</w:t>
+      </w:r>
+    </w:p>
+    <w:p>
+      <w:r>
+        <w:t xml:space="preserve">Таблица «Подгруппа» представляет собой набор записей, характеризующих распределение </w:t>
+      </w:r>
+      <w:r>
+        <w:t>на подгруппы,</w:t>
+      </w:r>
+      <w:r>
+        <w:t xml:space="preserve"> созданное каждым преподавателем. Для того, чтобы один и тот же студент мог содержаться в разных подгруппах для разных дисциплин и преподавателей, необходимо в каждой записи таблицы «Подгруппа» хранить ссылки на таблицы «Студент», «Сотрудник» и «Дисциплина». Помимо этого, также необходимо хранить номер присваиваемой студенту подгруппы. </w:t>
+      </w:r>
+    </w:p>
+    <w:p>
+      <w:r>
+        <w:t>Таким образом, нео</w:t>
+      </w:r>
+      <w:r>
+        <w:t>бходимо хранить три ссылки на другие таблицы типа «</w:t>
+      </w:r>
+      <w:r>
+        <w:rPr>
+          <w:lang w:val="en-US"/>
+        </w:rPr>
+        <w:t>int</w:t>
+      </w:r>
+      <w:r>
+        <w:t>»</w:t>
+      </w:r>
+      <w:r>
+        <w:t xml:space="preserve">, </w:t>
+      </w:r>
+      <w:r>
+        <w:t xml:space="preserve">номер подгруппы, который не может быть </w:t>
+      </w:r>
+      <w:r>
+        <w:t>больше,</w:t>
+      </w:r>
+      <w:r>
+        <w:t xml:space="preserve"> чем студентов в группе, для чего однозначно хватит диапазона значений типа «</w:t>
+      </w:r>
+      <w:r>
+        <w:rPr>
+          <w:lang w:val="en-US"/>
+        </w:rPr>
+        <w:t>smallint</w:t>
+      </w:r>
+      <w:r>
+        <w:t>»</w:t>
+      </w:r>
+      <w:r>
+        <w:t xml:space="preserve">, </w:t>
+      </w:r>
+      <w:r>
+        <w:t>а также необходимо выделить идентификатор записи. Для этого будет выделен суррогатный ключ типа «</w:t>
+      </w:r>
+      <w:r>
+        <w:rPr>
+          <w:lang w:val="en-US"/>
+        </w:rPr>
+        <w:t>int</w:t>
+      </w:r>
+      <w:r>
+        <w:t>».</w:t>
+      </w:r>
+    </w:p>
+    <w:p>
+      <w:r>
+        <w:t xml:space="preserve">Основой взаимодействия с пользователем в разрабатываемой системе будут асинхронные запросы к серверу. Такие запросы позволят обновлять </w:t>
       </w:r>
       <w:r>
         <w:lastRenderedPageBreak/>
-        <w:t>отметок посещаемости, описанной в п. 1.2.</w:t>
-      </w:r>
-      <w:r>
-        <w:t xml:space="preserve"> Соответственно, необходимо спроектировать структуры данных для таблиц «Журнал изменений» и «Подгруппа».</w:t>
-      </w:r>
-    </w:p>
-    <w:p>
-      <w:r>
-        <w:t>«Журнал изменений» хранит в себе информацию об изменении преподавателем отметки о посещении или сдаче работы студентов.</w:t>
-      </w:r>
-      <w:r>
-        <w:t xml:space="preserve"> Для этого необходимо сохранять ссылку на конкретную отметку, что возможно сделать по идентификатору записи из таблицы «Отметка». В базе будет храниться информация о времени создания отметки. Так же необходимо сохранять время последнего изменения отметки. </w:t>
-      </w:r>
-    </w:p>
-    <w:p>
-      <w:r>
-        <w:t xml:space="preserve">В реляционных базах данных свойства записей в таблицах определяются типом данных для каждой колонки таблицы. Для сохранения временной отметки в </w:t>
+        <w:t xml:space="preserve">содержимое </w:t>
       </w:r>
       <w:r>
         <w:rPr>
           <w:lang w:val="en-US"/>
         </w:rPr>
-        <w:t>Microsoft</w:t>
+        <w:t>web</w:t>
+      </w:r>
+      <w:r>
+        <w:t>-</w:t>
+      </w:r>
+      <w:r>
+        <w:t xml:space="preserve">страницы без ее перезагрузки, что улучшит пользовательский опыт и эффективность работы с системой. </w:t>
+      </w:r>
+    </w:p>
+    <w:p>
+      <w:r>
+        <w:t xml:space="preserve">Технология </w:t>
+      </w:r>
+      <w:r>
+        <w:rPr>
+          <w:lang w:val="en-US"/>
+        </w:rPr>
+        <w:t>AJAX</w:t>
+      </w:r>
+      <w:r>
+        <w:t xml:space="preserve">, </w:t>
+      </w:r>
+      <w:r>
+        <w:t xml:space="preserve">поддерживаемая всеми современными браузерами, позволяет обмениваться </w:t>
+      </w:r>
+      <w:r>
+        <w:rPr>
+          <w:lang w:val="en-US"/>
+        </w:rPr>
+        <w:t>JSON</w:t>
+      </w:r>
+      <w:r>
+        <w:t xml:space="preserve">-объектами между сервером и клиентом. </w:t>
+      </w:r>
+      <w:r>
+        <w:rPr>
+          <w:lang w:val="en-US"/>
+        </w:rPr>
+        <w:t>JSON</w:t>
+      </w:r>
+      <w:r>
+        <w:t xml:space="preserve"> (</w:t>
+      </w:r>
+      <w:r>
+        <w:rPr>
+          <w:lang w:val="en-US"/>
+        </w:rPr>
+        <w:t>JavaScript</w:t>
       </w:r>
       <w:r>
         <w:t xml:space="preserve"> </w:t>
@@ -7979,7 +8631,7 @@
         <w:rPr>
           <w:lang w:val="en-US"/>
         </w:rPr>
-        <w:t>SQL</w:t>
+        <w:t>Object</w:t>
       </w:r>
       <w:r>
         <w:t xml:space="preserve"> </w:t>
@@ -7988,252 +8640,850 @@
         <w:rPr>
           <w:lang w:val="en-US"/>
         </w:rPr>
-        <w:t>Server</w:t>
+        <w:t>Notation</w:t>
+      </w:r>
+      <w:r>
+        <w:t xml:space="preserve">) </w:t>
+      </w:r>
+      <w:r>
+        <w:t xml:space="preserve">– это нотация записи информационных объектов в формате «ключ – значение». Большинство современных языков программирования имеют встроенную поддержку </w:t>
+      </w:r>
+      <w:r>
+        <w:rPr>
+          <w:lang w:val="en-US"/>
+        </w:rPr>
+        <w:t>JSON</w:t>
+      </w:r>
+      <w:r>
+        <w:t>.</w:t>
+      </w:r>
+    </w:p>
+    <w:p>
+      <w:r>
+        <w:t>Клиент будет отправлять на сервер запрос при действиях пользователя. Например, при попытке отметить студента будет отправляться запрос на сервер, содержащий идентификатор занятия, номер группы, номер зачетки студента. Сервер отправит клиенту ответ, в котором обозначит успешность операции. Клиент по содержанию ответа сервера сможет изменить интерфейс, например, поставить отметку студента за посещение как «присутствовал».</w:t>
+      </w:r>
+    </w:p>
+    <w:p>
+      <w:r>
+        <w:t>В качестве примера можно рассмотреть объект студента, который используется сервером для формирования списка группы в ответ на запрос посещаемости конкретного занятия.</w:t>
       </w:r>
       <w:r>
         <w:t xml:space="preserve"> </w:t>
       </w:r>
       <w:r>
-        <w:t>могут использоваться типы «</w:t>
+        <w:t>Структуру такого объекта можно увидеть в таблице 3.3.1.</w:t>
+      </w:r>
+    </w:p>
+    <w:p>
+      <w:r>
+        <w:t xml:space="preserve">Таблица 3.3.1 – Структура </w:t>
       </w:r>
       <w:r>
         <w:rPr>
           <w:lang w:val="en-US"/>
         </w:rPr>
-        <w:t>date</w:t>
-      </w:r>
-      <w:r>
-        <w:t>»</w:t>
-      </w:r>
-      <w:r>
-        <w:t xml:space="preserve">, </w:t>
-      </w:r>
-      <w:r>
-        <w:t>который сохраняет лишь дату, а также «</w:t>
-      </w:r>
-      <w:r>
-        <w:rPr>
-          <w:lang w:val="en-US"/>
-        </w:rPr>
-        <w:t>datetime</w:t>
-      </w:r>
-      <w:r>
-        <w:t>»</w:t>
-      </w:r>
-      <w:r>
-        <w:t xml:space="preserve">, </w:t>
-      </w:r>
-      <w:r>
-        <w:t>сохраняющий помимо даты еще и время суток с точностью до миллисекунд. Для целей разрабатываемой системы необходимо использовать тип «</w:t>
-      </w:r>
-      <w:r>
-        <w:rPr>
-          <w:lang w:val="en-US"/>
-        </w:rPr>
-        <w:t>datetime</w:t>
-      </w:r>
-      <w:r>
-        <w:t>»</w:t>
-      </w:r>
-      <w:r>
-        <w:t xml:space="preserve">. </w:t>
-      </w:r>
-      <w:r>
-        <w:t>Тип ссылки на отметку будет таким же, как и у идентификатора в таблице «Отметка», а именно «</w:t>
-      </w:r>
-      <w:r>
-        <w:rPr>
-          <w:lang w:val="en-US"/>
-        </w:rPr>
-        <w:t>int</w:t>
-      </w:r>
-      <w:r>
-        <w:t>»</w:t>
-      </w:r>
-      <w:r>
-        <w:t>.</w:t>
-      </w:r>
-      <w:r>
-        <w:t xml:space="preserve"> Для каждой созданной отметки будет храниться ровно 1 запись в таблице «Журнал изменений», </w:t>
-      </w:r>
-      <w:r>
-        <w:t>таким образом нет необходимости выделять суррогатный первичный ключ для этой таблицы. Внешний ключ к таблице «Отметка» будет первичным для таблицы «Журнал изменений».</w:t>
-      </w:r>
-    </w:p>
-    <w:p>
-      <w:r>
-        <w:t xml:space="preserve">Таблица «Подгруппа» представляет собой набор записей, характеризующих распределение на подгруппы созданное каждым преподавателем. Для того, чтобы один и тот же студент мог содержаться в разных подгруппах для разных дисциплин и преподавателей, необходимо в каждой записи таблицы «Подгруппа» хранить ссылки на таблицы «Студент», «Сотрудник» и «Дисциплина». Помимо этого, также необходимо хранить номер присваиваемой студенту подгруппы. </w:t>
-      </w:r>
-    </w:p>
-    <w:p>
-      <w:r>
-        <w:t>Таким образом, нео</w:t>
-      </w:r>
-      <w:r>
-        <w:t>бходимо хранить три ссылки на другие таблицы типа «</w:t>
-      </w:r>
-      <w:r>
-        <w:rPr>
-          <w:lang w:val="en-US"/>
-        </w:rPr>
-        <w:t>int</w:t>
-      </w:r>
-      <w:r>
-        <w:t>»</w:t>
-      </w:r>
-      <w:r>
-        <w:t xml:space="preserve">, </w:t>
-      </w:r>
-      <w:r>
-        <w:t>номер подгруппы, который не может быть больше чем студентов в группе, для чего однозначно хватит диапазона значений типа «</w:t>
-      </w:r>
-      <w:r>
-        <w:rPr>
-          <w:lang w:val="en-US"/>
-        </w:rPr>
-        <w:t>smallint</w:t>
-      </w:r>
-      <w:r>
-        <w:t>»</w:t>
-      </w:r>
-      <w:r>
-        <w:t xml:space="preserve">, </w:t>
-      </w:r>
-      <w:r>
-        <w:t xml:space="preserve">а </w:t>
-      </w:r>
-      <w:r>
-        <w:lastRenderedPageBreak/>
-        <w:t>также необходимо выделить идентификатор записи. Для этого будет выделен суррогатный ключ типа «</w:t>
-      </w:r>
-      <w:r>
-        <w:rPr>
-          <w:lang w:val="en-US"/>
-        </w:rPr>
-        <w:t>int</w:t>
-      </w:r>
-      <w:r>
-        <w:t>».</w:t>
-      </w:r>
-    </w:p>
-    <w:p>
-      <w:r>
-        <w:t xml:space="preserve">Основой взаимодействия с пользователем в разрабатываемой системе будут асинхронные запросы к серверу. Такие запросы позволят обновлять содержимое </w:t>
-      </w:r>
-      <w:r>
-        <w:rPr>
-          <w:lang w:val="en-US"/>
-        </w:rPr>
-        <w:t>web</w:t>
+        <w:t>JSON</w:t>
       </w:r>
       <w:r>
         <w:t>-</w:t>
       </w:r>
       <w:r>
-        <w:t xml:space="preserve">страницы без ее перезагрузки, что улучшит пользовательский опыт и эффективность работы с системой. </w:t>
-      </w:r>
-    </w:p>
-    <w:p>
-      <w:r>
-        <w:t xml:space="preserve">Технология </w:t>
-      </w:r>
-      <w:r>
-        <w:rPr>
-          <w:lang w:val="en-US"/>
-        </w:rPr>
-        <w:t>AJAX</w:t>
-      </w:r>
-      <w:r>
-        <w:t xml:space="preserve">, </w:t>
-      </w:r>
-      <w:r>
-        <w:t xml:space="preserve">поддерживаемая всеми современными браузерами, позволяет обмениваться </w:t>
-      </w:r>
-      <w:r>
-        <w:rPr>
-          <w:lang w:val="en-US"/>
-        </w:rPr>
-        <w:t>JSON</w:t>
-      </w:r>
-      <w:r>
-        <w:t xml:space="preserve">-объектами между сервером и клиентом. </w:t>
-      </w:r>
-      <w:r>
-        <w:rPr>
-          <w:lang w:val="en-US"/>
-        </w:rPr>
-        <w:t>JSON</w:t>
-      </w:r>
-      <w:r>
-        <w:t xml:space="preserve"> (</w:t>
-      </w:r>
-      <w:r>
-        <w:rPr>
-          <w:lang w:val="en-US"/>
-        </w:rPr>
-        <w:t>JavaScript</w:t>
-      </w:r>
-      <w:r>
-        <w:t xml:space="preserve"> </w:t>
-      </w:r>
-      <w:r>
-        <w:rPr>
-          <w:lang w:val="en-US"/>
-        </w:rPr>
-        <w:t>Object</w:t>
-      </w:r>
-      <w:r>
-        <w:t xml:space="preserve"> </w:t>
-      </w:r>
-      <w:r>
-        <w:rPr>
-          <w:lang w:val="en-US"/>
-        </w:rPr>
-        <w:t>Notation</w:t>
-      </w:r>
-      <w:r>
-        <w:t xml:space="preserve">) </w:t>
-      </w:r>
-      <w:r>
-        <w:t xml:space="preserve">– это нотация записи информационных объектов в формате «ключ – значение». Большинство современных языков программирования имеют встроенную поддержку </w:t>
-      </w:r>
-      <w:r>
-        <w:rPr>
-          <w:lang w:val="en-US"/>
-        </w:rPr>
-        <w:t>JSON</w:t>
-      </w:r>
-      <w:r>
-        <w:t>.</w:t>
-      </w:r>
-    </w:p>
-    <w:p>
-      <w:r>
-        <w:t>Клиент будет отправлять на сервер запрос при действиях пользователя. Например, при попытке отметить студента будет отправляться запрос на сервер, содержащий идентификатор занятия, номер группы, номер зачетки студента. Сервер отправит клиенту ответ, в котором обозначит успешность операции. Клиент по содержанию ответа сервера сможет изменить интерфейс, например, поставить отметку студента за посещение как «присутствовал».</w:t>
-      </w:r>
-    </w:p>
-    <w:p>
-      <w:r>
-        <w:rPr>
-          <w:highlight w:val="yellow"/>
-        </w:rPr>
-        <w:t xml:space="preserve">Как показано на рисунке 3.3.1, с помощью асинхронного запроса с использованием </w:t>
-      </w:r>
-      <w:r>
-        <w:rPr>
-          <w:highlight w:val="yellow"/>
-          <w:lang w:val="en-US"/>
-        </w:rPr>
-        <w:t>JSON</w:t>
-      </w:r>
-      <w:r>
-        <w:rPr>
-          <w:highlight w:val="yellow"/>
-        </w:rPr>
-        <w:t xml:space="preserve"> клиент может получать информацию в удобном и читаемом формате, после чего выводить пользователю соответствующим образом</w:t>
-      </w:r>
-      <w:r>
-        <w:t xml:space="preserve">. </w:t>
+        <w:t xml:space="preserve">объекта студента </w:t>
+      </w:r>
+    </w:p>
+    <w:tbl>
+      <w:tblPr>
+        <w:tblW w:w="8137" w:type="dxa"/>
+        <w:jc w:val="center"/>
+        <w:tblLook w:val="04A0" w:firstRow="1" w:lastRow="0" w:firstColumn="1" w:lastColumn="0" w:noHBand="0" w:noVBand="1"/>
+      </w:tblPr>
+      <w:tblGrid>
+        <w:gridCol w:w="2223"/>
+        <w:gridCol w:w="960"/>
+        <w:gridCol w:w="5140"/>
+      </w:tblGrid>
+      <w:tr>
+        <w:trPr>
+          <w:trHeight w:val="375"/>
+          <w:jc w:val="center"/>
+        </w:trPr>
+        <w:tc>
+          <w:tcPr>
+            <w:tcW w:w="2037" w:type="dxa"/>
+            <w:tcBorders>
+              <w:top w:val="single" w:sz="4" w:space="0" w:color="auto"/>
+              <w:left w:val="single" w:sz="4" w:space="0" w:color="auto"/>
+              <w:bottom w:val="single" w:sz="4" w:space="0" w:color="auto"/>
+              <w:right w:val="single" w:sz="4" w:space="0" w:color="auto"/>
+            </w:tcBorders>
+            <w:noWrap/>
+            <w:vAlign w:val="bottom"/>
+            <w:hideMark/>
+          </w:tcPr>
+          <w:p>
+            <w:pPr>
+              <w:spacing w:line="240" w:lineRule="auto"/>
+              <w:ind w:firstLine="0"/>
+              <w:contextualSpacing w:val="0"/>
+              <w:jc w:val="left"/>
+              <w:rPr>
+                <w:rFonts w:eastAsia="Times New Roman"/>
+                <w:color w:val="000000"/>
+                <w:lang w:eastAsia="ru-RU"/>
+              </w:rPr>
+            </w:pPr>
+            <w:r>
+              <w:rPr>
+                <w:rFonts w:eastAsia="Times New Roman"/>
+                <w:color w:val="000000"/>
+                <w:lang w:eastAsia="ru-RU"/>
+              </w:rPr>
+              <w:t>Название поля</w:t>
+            </w:r>
+          </w:p>
+        </w:tc>
+        <w:tc>
+          <w:tcPr>
+            <w:tcW w:w="960" w:type="dxa"/>
+            <w:tcBorders>
+              <w:top w:val="single" w:sz="4" w:space="0" w:color="auto"/>
+              <w:left w:val="nil"/>
+              <w:bottom w:val="single" w:sz="4" w:space="0" w:color="auto"/>
+              <w:right w:val="single" w:sz="4" w:space="0" w:color="auto"/>
+            </w:tcBorders>
+            <w:noWrap/>
+            <w:vAlign w:val="bottom"/>
+            <w:hideMark/>
+          </w:tcPr>
+          <w:p>
+            <w:pPr>
+              <w:spacing w:line="240" w:lineRule="auto"/>
+              <w:ind w:firstLine="0"/>
+              <w:contextualSpacing w:val="0"/>
+              <w:jc w:val="left"/>
+              <w:rPr>
+                <w:rFonts w:eastAsia="Times New Roman"/>
+                <w:color w:val="000000"/>
+                <w:lang w:eastAsia="ru-RU"/>
+              </w:rPr>
+            </w:pPr>
+            <w:r>
+              <w:rPr>
+                <w:rFonts w:eastAsia="Times New Roman"/>
+                <w:color w:val="000000"/>
+                <w:lang w:eastAsia="ru-RU"/>
+              </w:rPr>
+              <w:t>Тип</w:t>
+            </w:r>
+          </w:p>
+        </w:tc>
+        <w:tc>
+          <w:tcPr>
+            <w:tcW w:w="5140" w:type="dxa"/>
+            <w:tcBorders>
+              <w:top w:val="single" w:sz="4" w:space="0" w:color="auto"/>
+              <w:left w:val="nil"/>
+              <w:bottom w:val="single" w:sz="4" w:space="0" w:color="auto"/>
+              <w:right w:val="single" w:sz="4" w:space="0" w:color="auto"/>
+            </w:tcBorders>
+            <w:noWrap/>
+            <w:vAlign w:val="bottom"/>
+            <w:hideMark/>
+          </w:tcPr>
+          <w:p>
+            <w:pPr>
+              <w:spacing w:line="240" w:lineRule="auto"/>
+              <w:ind w:firstLine="0"/>
+              <w:contextualSpacing w:val="0"/>
+              <w:jc w:val="left"/>
+              <w:rPr>
+                <w:rFonts w:eastAsia="Times New Roman"/>
+                <w:color w:val="000000"/>
+                <w:lang w:eastAsia="ru-RU"/>
+              </w:rPr>
+            </w:pPr>
+            <w:r>
+              <w:rPr>
+                <w:rFonts w:eastAsia="Times New Roman"/>
+                <w:color w:val="000000"/>
+                <w:lang w:eastAsia="ru-RU"/>
+              </w:rPr>
+              <w:t>Пояснение</w:t>
+            </w:r>
+          </w:p>
+        </w:tc>
+      </w:tr>
+      <w:tr>
+        <w:trPr>
+          <w:trHeight w:val="375"/>
+          <w:jc w:val="center"/>
+        </w:trPr>
+        <w:tc>
+          <w:tcPr>
+            <w:tcW w:w="2037" w:type="dxa"/>
+            <w:tcBorders>
+              <w:top w:val="nil"/>
+              <w:left w:val="single" w:sz="4" w:space="0" w:color="auto"/>
+              <w:bottom w:val="single" w:sz="4" w:space="0" w:color="auto"/>
+              <w:right w:val="single" w:sz="4" w:space="0" w:color="auto"/>
+            </w:tcBorders>
+            <w:noWrap/>
+            <w:vAlign w:val="bottom"/>
+            <w:hideMark/>
+          </w:tcPr>
+          <w:p>
+            <w:pPr>
+              <w:spacing w:line="240" w:lineRule="auto"/>
+              <w:ind w:firstLine="0"/>
+              <w:contextualSpacing w:val="0"/>
+              <w:jc w:val="left"/>
+              <w:rPr>
+                <w:rFonts w:eastAsia="Times New Roman"/>
+                <w:color w:val="000000"/>
+                <w:lang w:eastAsia="ru-RU"/>
+              </w:rPr>
+            </w:pPr>
+            <w:r>
+              <w:rPr>
+                <w:rFonts w:eastAsia="Times New Roman"/>
+                <w:color w:val="000000"/>
+                <w:lang w:eastAsia="ru-RU"/>
+              </w:rPr>
+              <w:t>fio</w:t>
+            </w:r>
+          </w:p>
+        </w:tc>
+        <w:tc>
+          <w:tcPr>
+            <w:tcW w:w="960" w:type="dxa"/>
+            <w:tcBorders>
+              <w:top w:val="nil"/>
+              <w:left w:val="nil"/>
+              <w:bottom w:val="single" w:sz="4" w:space="0" w:color="auto"/>
+              <w:right w:val="single" w:sz="4" w:space="0" w:color="auto"/>
+            </w:tcBorders>
+            <w:noWrap/>
+            <w:vAlign w:val="bottom"/>
+            <w:hideMark/>
+          </w:tcPr>
+          <w:p>
+            <w:pPr>
+              <w:spacing w:line="240" w:lineRule="auto"/>
+              <w:ind w:firstLine="0"/>
+              <w:contextualSpacing w:val="0"/>
+              <w:jc w:val="left"/>
+              <w:rPr>
+                <w:rFonts w:eastAsia="Times New Roman"/>
+                <w:color w:val="000000"/>
+                <w:lang w:eastAsia="ru-RU"/>
+              </w:rPr>
+            </w:pPr>
+            <w:r>
+              <w:rPr>
+                <w:rFonts w:eastAsia="Times New Roman"/>
+                <w:color w:val="000000"/>
+                <w:lang w:eastAsia="ru-RU"/>
+              </w:rPr>
+              <w:t>string</w:t>
+            </w:r>
+          </w:p>
+        </w:tc>
+        <w:tc>
+          <w:tcPr>
+            <w:tcW w:w="5140" w:type="dxa"/>
+            <w:tcBorders>
+              <w:top w:val="nil"/>
+              <w:left w:val="nil"/>
+              <w:bottom w:val="single" w:sz="4" w:space="0" w:color="auto"/>
+              <w:right w:val="single" w:sz="4" w:space="0" w:color="auto"/>
+            </w:tcBorders>
+            <w:noWrap/>
+            <w:vAlign w:val="bottom"/>
+            <w:hideMark/>
+          </w:tcPr>
+          <w:p>
+            <w:pPr>
+              <w:spacing w:line="240" w:lineRule="auto"/>
+              <w:ind w:firstLine="0"/>
+              <w:contextualSpacing w:val="0"/>
+              <w:jc w:val="left"/>
+              <w:rPr>
+                <w:rFonts w:eastAsia="Times New Roman"/>
+                <w:color w:val="000000"/>
+                <w:lang w:eastAsia="ru-RU"/>
+              </w:rPr>
+            </w:pPr>
+            <w:r>
+              <w:rPr>
+                <w:rFonts w:eastAsia="Times New Roman"/>
+                <w:color w:val="000000"/>
+                <w:lang w:eastAsia="ru-RU"/>
+              </w:rPr>
+              <w:t>ФИО студента</w:t>
+            </w:r>
+          </w:p>
+        </w:tc>
+      </w:tr>
+      <w:tr>
+        <w:trPr>
+          <w:trHeight w:val="375"/>
+          <w:jc w:val="center"/>
+        </w:trPr>
+        <w:tc>
+          <w:tcPr>
+            <w:tcW w:w="2037" w:type="dxa"/>
+            <w:tcBorders>
+              <w:top w:val="nil"/>
+              <w:left w:val="single" w:sz="4" w:space="0" w:color="auto"/>
+              <w:bottom w:val="single" w:sz="4" w:space="0" w:color="auto"/>
+              <w:right w:val="single" w:sz="4" w:space="0" w:color="auto"/>
+            </w:tcBorders>
+            <w:noWrap/>
+            <w:vAlign w:val="bottom"/>
+            <w:hideMark/>
+          </w:tcPr>
+          <w:p>
+            <w:pPr>
+              <w:spacing w:line="240" w:lineRule="auto"/>
+              <w:ind w:firstLine="0"/>
+              <w:contextualSpacing w:val="0"/>
+              <w:jc w:val="left"/>
+              <w:rPr>
+                <w:rFonts w:eastAsia="Times New Roman"/>
+                <w:color w:val="000000"/>
+                <w:lang w:eastAsia="ru-RU"/>
+              </w:rPr>
+            </w:pPr>
+            <w:r>
+              <w:rPr>
+                <w:rFonts w:eastAsia="Times New Roman"/>
+                <w:color w:val="000000"/>
+                <w:lang w:eastAsia="ru-RU"/>
+              </w:rPr>
+              <w:t>idA</w:t>
+            </w:r>
+          </w:p>
+        </w:tc>
+        <w:tc>
+          <w:tcPr>
+            <w:tcW w:w="960" w:type="dxa"/>
+            <w:tcBorders>
+              <w:top w:val="nil"/>
+              <w:left w:val="nil"/>
+              <w:bottom w:val="single" w:sz="4" w:space="0" w:color="auto"/>
+              <w:right w:val="single" w:sz="4" w:space="0" w:color="auto"/>
+            </w:tcBorders>
+            <w:noWrap/>
+            <w:vAlign w:val="bottom"/>
+            <w:hideMark/>
+          </w:tcPr>
+          <w:p>
+            <w:pPr>
+              <w:spacing w:line="240" w:lineRule="auto"/>
+              <w:ind w:firstLine="0"/>
+              <w:contextualSpacing w:val="0"/>
+              <w:jc w:val="left"/>
+              <w:rPr>
+                <w:rFonts w:eastAsia="Times New Roman"/>
+                <w:color w:val="000000"/>
+                <w:lang w:eastAsia="ru-RU"/>
+              </w:rPr>
+            </w:pPr>
+            <w:r>
+              <w:rPr>
+                <w:rFonts w:eastAsia="Times New Roman"/>
+                <w:color w:val="000000"/>
+                <w:lang w:eastAsia="ru-RU"/>
+              </w:rPr>
+              <w:t>int</w:t>
+            </w:r>
+          </w:p>
+        </w:tc>
+        <w:tc>
+          <w:tcPr>
+            <w:tcW w:w="5140" w:type="dxa"/>
+            <w:tcBorders>
+              <w:top w:val="nil"/>
+              <w:left w:val="nil"/>
+              <w:bottom w:val="single" w:sz="4" w:space="0" w:color="auto"/>
+              <w:right w:val="single" w:sz="4" w:space="0" w:color="auto"/>
+            </w:tcBorders>
+            <w:noWrap/>
+            <w:vAlign w:val="bottom"/>
+            <w:hideMark/>
+          </w:tcPr>
+          <w:p>
+            <w:pPr>
+              <w:spacing w:line="240" w:lineRule="auto"/>
+              <w:ind w:firstLine="0"/>
+              <w:contextualSpacing w:val="0"/>
+              <w:jc w:val="left"/>
+              <w:rPr>
+                <w:rFonts w:eastAsia="Times New Roman"/>
+                <w:color w:val="000000"/>
+                <w:lang w:eastAsia="ru-RU"/>
+              </w:rPr>
+            </w:pPr>
+            <w:r>
+              <w:rPr>
+                <w:rFonts w:eastAsia="Times New Roman"/>
+                <w:color w:val="000000"/>
+                <w:lang w:eastAsia="ru-RU"/>
+              </w:rPr>
+              <w:t>Номер записи об отметке в базе данных</w:t>
+            </w:r>
+          </w:p>
+        </w:tc>
+      </w:tr>
+      <w:tr>
+        <w:trPr>
+          <w:trHeight w:val="375"/>
+          <w:jc w:val="center"/>
+        </w:trPr>
+        <w:tc>
+          <w:tcPr>
+            <w:tcW w:w="2037" w:type="dxa"/>
+            <w:tcBorders>
+              <w:top w:val="nil"/>
+              <w:left w:val="single" w:sz="4" w:space="0" w:color="auto"/>
+              <w:bottom w:val="single" w:sz="4" w:space="0" w:color="auto"/>
+              <w:right w:val="single" w:sz="4" w:space="0" w:color="auto"/>
+            </w:tcBorders>
+            <w:noWrap/>
+            <w:vAlign w:val="bottom"/>
+            <w:hideMark/>
+          </w:tcPr>
+          <w:p>
+            <w:pPr>
+              <w:spacing w:line="240" w:lineRule="auto"/>
+              <w:ind w:firstLine="0"/>
+              <w:contextualSpacing w:val="0"/>
+              <w:jc w:val="left"/>
+              <w:rPr>
+                <w:rFonts w:eastAsia="Times New Roman"/>
+                <w:color w:val="000000"/>
+                <w:lang w:eastAsia="ru-RU"/>
+              </w:rPr>
+            </w:pPr>
+            <w:r>
+              <w:rPr>
+                <w:rFonts w:eastAsia="Times New Roman"/>
+                <w:color w:val="000000"/>
+                <w:lang w:eastAsia="ru-RU"/>
+              </w:rPr>
+              <w:t>mark</w:t>
+            </w:r>
+          </w:p>
+        </w:tc>
+        <w:tc>
+          <w:tcPr>
+            <w:tcW w:w="960" w:type="dxa"/>
+            <w:tcBorders>
+              <w:top w:val="nil"/>
+              <w:left w:val="nil"/>
+              <w:bottom w:val="single" w:sz="4" w:space="0" w:color="auto"/>
+              <w:right w:val="single" w:sz="4" w:space="0" w:color="auto"/>
+            </w:tcBorders>
+            <w:noWrap/>
+            <w:vAlign w:val="bottom"/>
+            <w:hideMark/>
+          </w:tcPr>
+          <w:p>
+            <w:pPr>
+              <w:spacing w:line="240" w:lineRule="auto"/>
+              <w:ind w:firstLine="0"/>
+              <w:contextualSpacing w:val="0"/>
+              <w:jc w:val="left"/>
+              <w:rPr>
+                <w:rFonts w:eastAsia="Times New Roman"/>
+                <w:color w:val="000000"/>
+                <w:lang w:eastAsia="ru-RU"/>
+              </w:rPr>
+            </w:pPr>
+            <w:r>
+              <w:rPr>
+                <w:rFonts w:eastAsia="Times New Roman"/>
+                <w:color w:val="000000"/>
+                <w:lang w:eastAsia="ru-RU"/>
+              </w:rPr>
+              <w:t>bool</w:t>
+            </w:r>
+          </w:p>
+        </w:tc>
+        <w:tc>
+          <w:tcPr>
+            <w:tcW w:w="5140" w:type="dxa"/>
+            <w:tcBorders>
+              <w:top w:val="nil"/>
+              <w:left w:val="nil"/>
+              <w:bottom w:val="single" w:sz="4" w:space="0" w:color="auto"/>
+              <w:right w:val="single" w:sz="4" w:space="0" w:color="auto"/>
+            </w:tcBorders>
+            <w:noWrap/>
+            <w:vAlign w:val="bottom"/>
+            <w:hideMark/>
+          </w:tcPr>
+          <w:p>
+            <w:pPr>
+              <w:spacing w:line="240" w:lineRule="auto"/>
+              <w:ind w:firstLine="0"/>
+              <w:contextualSpacing w:val="0"/>
+              <w:jc w:val="left"/>
+              <w:rPr>
+                <w:rFonts w:eastAsia="Times New Roman"/>
+                <w:color w:val="000000"/>
+                <w:lang w:eastAsia="ru-RU"/>
+              </w:rPr>
+            </w:pPr>
+            <w:r>
+              <w:rPr>
+                <w:rFonts w:eastAsia="Times New Roman"/>
+                <w:color w:val="000000"/>
+                <w:lang w:eastAsia="ru-RU"/>
+              </w:rPr>
+              <w:t>Отметка присутствия</w:t>
+            </w:r>
+          </w:p>
+        </w:tc>
+      </w:tr>
+      <w:tr>
+        <w:trPr>
+          <w:trHeight w:val="375"/>
+          <w:jc w:val="center"/>
+        </w:trPr>
+        <w:tc>
+          <w:tcPr>
+            <w:tcW w:w="2037" w:type="dxa"/>
+            <w:tcBorders>
+              <w:top w:val="nil"/>
+              <w:left w:val="single" w:sz="4" w:space="0" w:color="auto"/>
+              <w:bottom w:val="single" w:sz="4" w:space="0" w:color="auto"/>
+              <w:right w:val="single" w:sz="4" w:space="0" w:color="auto"/>
+            </w:tcBorders>
+            <w:noWrap/>
+            <w:vAlign w:val="bottom"/>
+            <w:hideMark/>
+          </w:tcPr>
+          <w:p>
+            <w:pPr>
+              <w:spacing w:line="240" w:lineRule="auto"/>
+              <w:ind w:firstLine="0"/>
+              <w:contextualSpacing w:val="0"/>
+              <w:jc w:val="left"/>
+              <w:rPr>
+                <w:rFonts w:eastAsia="Times New Roman"/>
+                <w:color w:val="000000"/>
+                <w:lang w:eastAsia="ru-RU"/>
+              </w:rPr>
+            </w:pPr>
+            <w:r>
+              <w:rPr>
+                <w:rFonts w:eastAsia="Times New Roman"/>
+                <w:color w:val="000000"/>
+                <w:lang w:eastAsia="ru-RU"/>
+              </w:rPr>
+              <w:t>markDone</w:t>
+            </w:r>
+          </w:p>
+        </w:tc>
+        <w:tc>
+          <w:tcPr>
+            <w:tcW w:w="960" w:type="dxa"/>
+            <w:tcBorders>
+              <w:top w:val="nil"/>
+              <w:left w:val="nil"/>
+              <w:bottom w:val="single" w:sz="4" w:space="0" w:color="auto"/>
+              <w:right w:val="single" w:sz="4" w:space="0" w:color="auto"/>
+            </w:tcBorders>
+            <w:noWrap/>
+            <w:vAlign w:val="bottom"/>
+            <w:hideMark/>
+          </w:tcPr>
+          <w:p>
+            <w:pPr>
+              <w:spacing w:line="240" w:lineRule="auto"/>
+              <w:ind w:firstLine="0"/>
+              <w:contextualSpacing w:val="0"/>
+              <w:jc w:val="left"/>
+              <w:rPr>
+                <w:rFonts w:eastAsia="Times New Roman"/>
+                <w:color w:val="000000"/>
+                <w:lang w:eastAsia="ru-RU"/>
+              </w:rPr>
+            </w:pPr>
+            <w:r>
+              <w:rPr>
+                <w:rFonts w:eastAsia="Times New Roman"/>
+                <w:color w:val="000000"/>
+                <w:lang w:eastAsia="ru-RU"/>
+              </w:rPr>
+              <w:t>int</w:t>
+            </w:r>
+          </w:p>
+        </w:tc>
+        <w:tc>
+          <w:tcPr>
+            <w:tcW w:w="5140" w:type="dxa"/>
+            <w:tcBorders>
+              <w:top w:val="nil"/>
+              <w:left w:val="nil"/>
+              <w:bottom w:val="single" w:sz="4" w:space="0" w:color="auto"/>
+              <w:right w:val="single" w:sz="4" w:space="0" w:color="auto"/>
+            </w:tcBorders>
+            <w:noWrap/>
+            <w:vAlign w:val="bottom"/>
+            <w:hideMark/>
+          </w:tcPr>
+          <w:p>
+            <w:pPr>
+              <w:spacing w:line="240" w:lineRule="auto"/>
+              <w:ind w:firstLine="0"/>
+              <w:contextualSpacing w:val="0"/>
+              <w:jc w:val="left"/>
+              <w:rPr>
+                <w:rFonts w:eastAsia="Times New Roman"/>
+                <w:color w:val="000000"/>
+                <w:lang w:eastAsia="ru-RU"/>
+              </w:rPr>
+            </w:pPr>
+            <w:r>
+              <w:rPr>
+                <w:rFonts w:eastAsia="Times New Roman"/>
+                <w:color w:val="000000"/>
+                <w:lang w:eastAsia="ru-RU"/>
+              </w:rPr>
+              <w:t>Оценка за работу</w:t>
+            </w:r>
+          </w:p>
+        </w:tc>
+      </w:tr>
+      <w:tr>
+        <w:trPr>
+          <w:trHeight w:val="375"/>
+          <w:jc w:val="center"/>
+        </w:trPr>
+        <w:tc>
+          <w:tcPr>
+            <w:tcW w:w="2037" w:type="dxa"/>
+            <w:tcBorders>
+              <w:top w:val="nil"/>
+              <w:left w:val="single" w:sz="4" w:space="0" w:color="auto"/>
+              <w:bottom w:val="single" w:sz="4" w:space="0" w:color="auto"/>
+              <w:right w:val="single" w:sz="4" w:space="0" w:color="auto"/>
+            </w:tcBorders>
+            <w:noWrap/>
+            <w:vAlign w:val="bottom"/>
+            <w:hideMark/>
+          </w:tcPr>
+          <w:p>
+            <w:pPr>
+              <w:spacing w:line="240" w:lineRule="auto"/>
+              <w:ind w:firstLine="0"/>
+              <w:contextualSpacing w:val="0"/>
+              <w:jc w:val="left"/>
+              <w:rPr>
+                <w:rFonts w:eastAsia="Times New Roman"/>
+                <w:color w:val="000000"/>
+                <w:lang w:eastAsia="ru-RU"/>
+              </w:rPr>
+            </w:pPr>
+            <w:r>
+              <w:rPr>
+                <w:rFonts w:eastAsia="Times New Roman"/>
+                <w:color w:val="000000"/>
+                <w:lang w:eastAsia="ru-RU"/>
+              </w:rPr>
+              <w:t>numberStudBook</w:t>
+            </w:r>
+          </w:p>
+        </w:tc>
+        <w:tc>
+          <w:tcPr>
+            <w:tcW w:w="960" w:type="dxa"/>
+            <w:tcBorders>
+              <w:top w:val="nil"/>
+              <w:left w:val="nil"/>
+              <w:bottom w:val="single" w:sz="4" w:space="0" w:color="auto"/>
+              <w:right w:val="single" w:sz="4" w:space="0" w:color="auto"/>
+            </w:tcBorders>
+            <w:noWrap/>
+            <w:vAlign w:val="bottom"/>
+            <w:hideMark/>
+          </w:tcPr>
+          <w:p>
+            <w:pPr>
+              <w:spacing w:line="240" w:lineRule="auto"/>
+              <w:ind w:firstLine="0"/>
+              <w:contextualSpacing w:val="0"/>
+              <w:jc w:val="left"/>
+              <w:rPr>
+                <w:rFonts w:eastAsia="Times New Roman"/>
+                <w:color w:val="000000"/>
+                <w:lang w:eastAsia="ru-RU"/>
+              </w:rPr>
+            </w:pPr>
+            <w:r>
+              <w:rPr>
+                <w:rFonts w:eastAsia="Times New Roman"/>
+                <w:color w:val="000000"/>
+                <w:lang w:eastAsia="ru-RU"/>
+              </w:rPr>
+              <w:t>string</w:t>
+            </w:r>
+          </w:p>
+        </w:tc>
+        <w:tc>
+          <w:tcPr>
+            <w:tcW w:w="5140" w:type="dxa"/>
+            <w:tcBorders>
+              <w:top w:val="nil"/>
+              <w:left w:val="nil"/>
+              <w:bottom w:val="single" w:sz="4" w:space="0" w:color="auto"/>
+              <w:right w:val="single" w:sz="4" w:space="0" w:color="auto"/>
+            </w:tcBorders>
+            <w:noWrap/>
+            <w:vAlign w:val="bottom"/>
+            <w:hideMark/>
+          </w:tcPr>
+          <w:p>
+            <w:pPr>
+              <w:spacing w:line="240" w:lineRule="auto"/>
+              <w:ind w:firstLine="0"/>
+              <w:contextualSpacing w:val="0"/>
+              <w:jc w:val="left"/>
+              <w:rPr>
+                <w:rFonts w:eastAsia="Times New Roman"/>
+                <w:color w:val="000000"/>
+                <w:lang w:eastAsia="ru-RU"/>
+              </w:rPr>
+            </w:pPr>
+            <w:r>
+              <w:rPr>
+                <w:rFonts w:eastAsia="Times New Roman"/>
+                <w:color w:val="000000"/>
+                <w:lang w:eastAsia="ru-RU"/>
+              </w:rPr>
+              <w:t>Номер зачетной книжки студента</w:t>
+            </w:r>
+          </w:p>
+        </w:tc>
+      </w:tr>
+      <w:tr>
+        <w:trPr>
+          <w:trHeight w:val="375"/>
+          <w:jc w:val="center"/>
+        </w:trPr>
+        <w:tc>
+          <w:tcPr>
+            <w:tcW w:w="2037" w:type="dxa"/>
+            <w:tcBorders>
+              <w:top w:val="nil"/>
+              <w:left w:val="single" w:sz="4" w:space="0" w:color="auto"/>
+              <w:bottom w:val="single" w:sz="4" w:space="0" w:color="auto"/>
+              <w:right w:val="single" w:sz="4" w:space="0" w:color="auto"/>
+            </w:tcBorders>
+            <w:noWrap/>
+            <w:vAlign w:val="bottom"/>
+            <w:hideMark/>
+          </w:tcPr>
+          <w:p>
+            <w:pPr>
+              <w:spacing w:line="240" w:lineRule="auto"/>
+              <w:ind w:firstLine="0"/>
+              <w:contextualSpacing w:val="0"/>
+              <w:jc w:val="left"/>
+              <w:rPr>
+                <w:rFonts w:eastAsia="Times New Roman"/>
+                <w:color w:val="000000"/>
+                <w:lang w:eastAsia="ru-RU"/>
+              </w:rPr>
+            </w:pPr>
+            <w:r>
+              <w:rPr>
+                <w:rFonts w:eastAsia="Times New Roman"/>
+                <w:color w:val="000000"/>
+                <w:lang w:eastAsia="ru-RU"/>
+              </w:rPr>
+              <w:t>numberSubGroup</w:t>
+            </w:r>
+          </w:p>
+        </w:tc>
+        <w:tc>
+          <w:tcPr>
+            <w:tcW w:w="960" w:type="dxa"/>
+            <w:tcBorders>
+              <w:top w:val="nil"/>
+              <w:left w:val="nil"/>
+              <w:bottom w:val="single" w:sz="4" w:space="0" w:color="auto"/>
+              <w:right w:val="single" w:sz="4" w:space="0" w:color="auto"/>
+            </w:tcBorders>
+            <w:noWrap/>
+            <w:vAlign w:val="bottom"/>
+            <w:hideMark/>
+          </w:tcPr>
+          <w:p>
+            <w:pPr>
+              <w:spacing w:line="240" w:lineRule="auto"/>
+              <w:ind w:firstLine="0"/>
+              <w:contextualSpacing w:val="0"/>
+              <w:jc w:val="left"/>
+              <w:rPr>
+                <w:rFonts w:eastAsia="Times New Roman"/>
+                <w:color w:val="000000"/>
+                <w:lang w:eastAsia="ru-RU"/>
+              </w:rPr>
+            </w:pPr>
+            <w:r>
+              <w:rPr>
+                <w:rFonts w:eastAsia="Times New Roman"/>
+                <w:color w:val="000000"/>
+                <w:lang w:eastAsia="ru-RU"/>
+              </w:rPr>
+              <w:t>int</w:t>
+            </w:r>
+          </w:p>
+        </w:tc>
+        <w:tc>
+          <w:tcPr>
+            <w:tcW w:w="5140" w:type="dxa"/>
+            <w:tcBorders>
+              <w:top w:val="nil"/>
+              <w:left w:val="nil"/>
+              <w:bottom w:val="single" w:sz="4" w:space="0" w:color="auto"/>
+              <w:right w:val="single" w:sz="4" w:space="0" w:color="auto"/>
+            </w:tcBorders>
+            <w:noWrap/>
+            <w:vAlign w:val="bottom"/>
+            <w:hideMark/>
+          </w:tcPr>
+          <w:p>
+            <w:pPr>
+              <w:spacing w:line="240" w:lineRule="auto"/>
+              <w:ind w:firstLine="0"/>
+              <w:contextualSpacing w:val="0"/>
+              <w:jc w:val="left"/>
+              <w:rPr>
+                <w:rFonts w:eastAsia="Times New Roman"/>
+                <w:color w:val="000000"/>
+                <w:lang w:eastAsia="ru-RU"/>
+              </w:rPr>
+            </w:pPr>
+            <w:r>
+              <w:rPr>
+                <w:rFonts w:eastAsia="Times New Roman"/>
+                <w:color w:val="000000"/>
+                <w:lang w:eastAsia="ru-RU"/>
+              </w:rPr>
+              <w:t>Номер подгруппы</w:t>
+            </w:r>
+          </w:p>
+        </w:tc>
+      </w:tr>
+    </w:tbl>
+    <w:p/>
+    <w:p>
+      <w:r>
+        <w:t>Пример объекта студента представлен на рисунке 3.3.2.</w:t>
       </w:r>
     </w:p>
     <w:p>
@@ -8288,7 +9538,13 @@
         <w:pStyle w:val="ae"/>
       </w:pPr>
       <w:r>
-        <w:t xml:space="preserve">Рисунок 3.3.1 – Пример </w:t>
+        <w:t>Рисунок 3.3.</w:t>
+      </w:r>
+      <w:r>
+        <w:t>2</w:t>
+      </w:r>
+      <w:r>
+        <w:t xml:space="preserve"> – Пример </w:t>
       </w:r>
       <w:r>
         <w:rPr>
@@ -8300,18 +9556,27 @@
         <w:t>-</w:t>
       </w:r>
       <w:r>
-        <w:t>структуры передаваемых данных</w:t>
+        <w:t>объектов студента</w:t>
       </w:r>
     </w:p>
     <w:p>
       <w:pPr>
         <w:pStyle w:val="2"/>
       </w:pPr>
-      <w:bookmarkStart w:id="16" w:name="_Toc225010209"/>
-      <w:r>
-        <w:t>3.4 Проектирование алгоритмов</w:t>
-      </w:r>
-      <w:bookmarkEnd w:id="16"/>
+      <w:bookmarkStart w:id="17" w:name="_Toc225010209"/>
+      <w:r>
+        <w:t xml:space="preserve">3.4 </w:t>
+      </w:r>
+      <w:r>
+        <w:t>Проектирование</w:t>
+      </w:r>
+      <w:r>
+        <w:t xml:space="preserve"> </w:t>
+      </w:r>
+      <w:r>
+        <w:t>алгоритмов</w:t>
+      </w:r>
+      <w:bookmarkEnd w:id="17"/>
     </w:p>
     <w:p>
       <w:r>
@@ -8342,28 +9607,8 @@
       </w:r>
     </w:p>
     <w:p>
-      <w:r>
-        <w:lastRenderedPageBreak/>
-        <w:t xml:space="preserve">После проверки </w:t>
-      </w:r>
-      <w:r>
-        <w:t>прав доступа необходимо определить, на какую дату сформировать список группы. Это определяется параметрами запроса. Исходя из них становится ясно, пытается пользователь получить список занятий на сегодня, или на другую предшествующую дату.</w:t>
-      </w:r>
-    </w:p>
-    <w:p>
-      <w:r>
-        <w:t xml:space="preserve">Затем запрашивается из базы данных список занятий для пользователя на дату, определенную в предыдущем абзаце. </w:t>
-      </w:r>
-      <w:r>
-        <w:t>Список занятий отсортирован по времени начала занятия.</w:t>
-      </w:r>
-    </w:p>
-    <w:p>
       <w:pPr>
         <w:pStyle w:val="ae"/>
-        <w:rPr>
-          <w:lang w:val="en-US"/>
-        </w:rPr>
       </w:pPr>
       <w:r>
         <w:rPr>
@@ -8372,10 +9617,10 @@
         </w:rPr>
         <w:lastRenderedPageBreak/>
         <w:drawing>
-          <wp:inline distT="0" distB="0" distL="0" distR="0" wp14:anchorId="13963F0A" wp14:editId="1B25045D">
-            <wp:extent cx="2952750" cy="7332211"/>
-            <wp:effectExtent l="0" t="0" r="0" b="2540"/>
-            <wp:docPr id="6" name="Рисунок 6" descr="алгоритмы.drawio"/>
+          <wp:inline distT="0" distB="0" distL="0" distR="0" wp14:anchorId="71609BA8" wp14:editId="76235E56">
+            <wp:extent cx="2983022" cy="8420100"/>
+            <wp:effectExtent l="0" t="0" r="8255" b="0"/>
+            <wp:docPr id="1863859679" name="Рисунок 2"/>
             <wp:cNvGraphicFramePr>
               <a:graphicFrameLocks xmlns:a="http://schemas.openxmlformats.org/drawingml/2006/main" noChangeAspect="1"/>
             </wp:cNvGraphicFramePr>
@@ -8383,7 +9628,7 @@
               <a:graphicData uri="http://schemas.openxmlformats.org/drawingml/2006/picture">
                 <pic:pic xmlns:pic="http://schemas.openxmlformats.org/drawingml/2006/picture">
                   <pic:nvPicPr>
-                    <pic:cNvPr id="0" name="Picture 12" descr="алгоритмы.drawio"/>
+                    <pic:cNvPr id="0" name="Picture 1"/>
                     <pic:cNvPicPr>
                       <a:picLocks noChangeAspect="1" noChangeArrowheads="1"/>
                     </pic:cNvPicPr>
@@ -8404,7 +9649,7 @@
                   <pic:spPr bwMode="auto">
                     <a:xfrm>
                       <a:off x="0" y="0"/>
-                      <a:ext cx="2953421" cy="7333877"/>
+                      <a:ext cx="3002489" cy="8475048"/>
                     </a:xfrm>
                     <a:prstGeom prst="rect">
                       <a:avLst/>
@@ -8439,20 +9684,25 @@
       </w:r>
     </w:p>
     <w:p>
-      <w:pPr>
-        <w:pStyle w:val="ae"/>
-      </w:pPr>
-      <w:r>
-        <w:rPr>
-          <w:color w:val="FF0000"/>
-        </w:rPr>
-        <w:t>Ещё можно показать в алгоритме что может быть несколько групп на одном занятии. Добавить цикл для каждой группы. И в цикле запрашивать список и текущую отметку на текущую дату.</w:t>
-      </w:r>
-    </w:p>
-    <w:p>
       <w:r>
         <w:lastRenderedPageBreak/>
-        <w:t xml:space="preserve">Затем определяется, на какое именно занятие из списка необходимо получить список группы. Это может быть занятие которое происходит в данный момент времени, либо это может быть любое другое занятие в произвольную дату. Это определяется параметрами запроса. </w:t>
+        <w:t>После проверки прав доступа необходимо определить, на какую дату сформировать список группы. Это определяется параметрами запроса. Исходя из них становится ясно, пытается пользователь получить список занятий на сегодня, или на другую предшествующую дату.</w:t>
+      </w:r>
+    </w:p>
+    <w:p>
+      <w:r>
+        <w:t>Затем запрашивается из базы данных список занятий для пользователя на дату, определенную в предыдущем абзаце. Список занятий отсортирован по времени начала занятия.</w:t>
+      </w:r>
+    </w:p>
+    <w:p>
+      <w:r>
+        <w:t xml:space="preserve">Затем определяется, на какое именно занятие из списка необходимо получить список группы. Это может быть </w:t>
+      </w:r>
+      <w:r>
+        <w:t>занятие,</w:t>
+      </w:r>
+      <w:r>
+        <w:t xml:space="preserve"> которое происходит в данный момент времени, либо это может быть любое другое занятие в произвольную дату. Это определяется параметрами запроса. </w:t>
       </w:r>
     </w:p>
     <w:p>
@@ -8470,62 +9720,14 @@
     </w:p>
     <w:p>
       <w:r>
-        <w:t>В случае же, когда искомое занятие нужно просто идентифицировать по номеру (подразумевается номер занятия в ежедневном расписании, например, под номером 1 будут занятия, начавшиеся в 8:30, под номером 2 начавшиеся в 10:10 и т.д.), подойдет обычный перебор элементов с начала списка. Несмотря на то, что список занятий отсортирован по номерам, не имеет смысла осуществлять оптимизированный поиск в этом списке. Количество элементов в списке занятий не может превышать восьми элементов. В самом худшем случае алгоритм совершит 8 итераций, что ничтожно мало в современных реалиях и не нуждается в оптимизации.</w:t>
+        <w:t xml:space="preserve">В случае же, когда искомое занятие нужно просто идентифицировать по номеру (подразумевается номер занятия в ежедневном расписании, например, под номером 1 будут занятия, начавшиеся в 8:30, под номером 2 начавшиеся в 10:10 и т.д.), подойдет обычный перебор элементов с начала списка. Несмотря </w:t>
+      </w:r>
+      <w:r>
+        <w:lastRenderedPageBreak/>
+        <w:t>на то, что список занятий отсортирован по номерам, не имеет смысла осуществлять оптимизированный поиск в этом списке. Количество элементов в списке занятий не может превышать восьми элементов. В самом худшем случае алгоритм совершит 8 итераций, что ничтожно мало в современных реалиях и не нуждается в оптимизации.</w:t>
       </w:r>
       <w:r>
         <w:t xml:space="preserve"> </w:t>
-      </w:r>
-    </w:p>
-    <w:p/>
-    <w:p>
-      <w:pPr>
-        <w:rPr>
-          <w:color w:val="FF0000"/>
-        </w:rPr>
-      </w:pPr>
-      <w:r>
-        <w:rPr>
-          <w:color w:val="FF0000"/>
-        </w:rPr>
-        <w:lastRenderedPageBreak/>
-        <w:t>Ещё я думаю можно нарисовать алгоритм получения отметки о посещении для каждого студента. Я имею в виду что нам получается сначала надо определить всех студентов, потом получить данные об имеющихся отметках и сопоставить их со студентом. Вобщем внутреннюю часть этого процесса показать</w:t>
-      </w:r>
-      <w:r>
-        <w:rPr>
-          <w:color w:val="FF0000"/>
-        </w:rPr>
-        <w:t xml:space="preserve"> можно</w:t>
-      </w:r>
-      <w:r>
-        <w:rPr>
-          <w:color w:val="FF0000"/>
-        </w:rPr>
-        <w:t>.</w:t>
-      </w:r>
-      <w:r>
-        <w:rPr>
-          <w:color w:val="FF0000"/>
-        </w:rPr>
-        <w:t xml:space="preserve"> Поидее это будет интересно. </w:t>
-      </w:r>
-    </w:p>
-    <w:p>
-      <w:pPr>
-        <w:rPr>
-          <w:color w:val="FF0000"/>
-        </w:rPr>
-      </w:pPr>
-      <w:r>
-        <w:rPr>
-          <w:color w:val="FF0000"/>
-        </w:rPr>
-        <w:t xml:space="preserve">Ещё можно алгоритм простановки отметок нарисовать на клиенте который. Когда нажимаешь отметить всех, проходишь по списку студентов. Для каждого отправляешь отметку о его посещении. Если отметка сохранилась успешно переходишь к следующему. Если нет можно сделать повторную отправку или вывод сообщения об ошибке. </w:t>
-      </w:r>
-      <w:r>
-        <w:rPr>
-          <w:color w:val="FF0000"/>
-        </w:rPr>
-        <w:t>Также сообщение об ошибке если пользователь офлайн. В общем можно добавить алгоритмов ещё. Лишними они точно не будут.</w:t>
       </w:r>
     </w:p>
     <w:p>
@@ -8537,12 +9739,11 @@
           <w:noProof/>
           <w:lang w:eastAsia="ru-RU"/>
         </w:rPr>
-        <w:lastRenderedPageBreak/>
         <w:drawing>
-          <wp:inline distT="0" distB="0" distL="0" distR="0" wp14:anchorId="54518453" wp14:editId="75634A56">
-            <wp:extent cx="5086350" cy="7448550"/>
+          <wp:inline distT="0" distB="0" distL="0" distR="0" wp14:anchorId="00B18BD9" wp14:editId="4CCD7F63">
+            <wp:extent cx="3911164" cy="6867525"/>
             <wp:effectExtent l="0" t="0" r="0" b="0"/>
-            <wp:docPr id="7" name="Рисунок 9" descr="алгоритмы-поиск пары"/>
+            <wp:docPr id="1196023505" name="Рисунок 3"/>
             <wp:cNvGraphicFramePr>
               <a:graphicFrameLocks xmlns:a="http://schemas.openxmlformats.org/drawingml/2006/main" noChangeAspect="1"/>
             </wp:cNvGraphicFramePr>
@@ -8550,7 +9751,7 @@
               <a:graphicData uri="http://schemas.openxmlformats.org/drawingml/2006/picture">
                 <pic:pic xmlns:pic="http://schemas.openxmlformats.org/drawingml/2006/picture">
                   <pic:nvPicPr>
-                    <pic:cNvPr id="0" name="Picture 9" descr="алгоритмы-поиск пары"/>
+                    <pic:cNvPr id="0" name="Picture 2"/>
                     <pic:cNvPicPr>
                       <a:picLocks noChangeAspect="1" noChangeArrowheads="1"/>
                     </pic:cNvPicPr>
@@ -8571,7 +9772,7 @@
                   <pic:spPr bwMode="auto">
                     <a:xfrm>
                       <a:off x="0" y="0"/>
-                      <a:ext cx="5086350" cy="7448550"/>
+                      <a:ext cx="3928685" cy="6898290"/>
                     </a:xfrm>
                     <a:prstGeom prst="rect">
                       <a:avLst/>
@@ -8597,31 +9798,316 @@
       </w:r>
     </w:p>
     <w:p>
+      <w:r>
+        <w:lastRenderedPageBreak/>
+        <w:t xml:space="preserve">Алгоритм работы кнопки «Отметить всех» представлен на рисунке 3.4.3. Этот алгоритм должен отправлять запрос на сервер для отметки всей группы как присутствовавших или отсутствовавших, в зависимости от заданной изначально переменной. Если переменная не задана, алгоритм должен вычислить, как именно отметить студентов.  </w:t>
+      </w:r>
+    </w:p>
+    <w:p>
+      <w:pPr>
+        <w:pStyle w:val="ae"/>
+      </w:pPr>
+      <w:r>
+        <w:rPr>
+          <w:noProof/>
+          <w:lang w:eastAsia="ru-RU"/>
+        </w:rPr>
+        <w:drawing>
+          <wp:inline distT="0" distB="0" distL="0" distR="0" wp14:anchorId="32E9A254" wp14:editId="659469ED">
+            <wp:extent cx="5076825" cy="6103599"/>
+            <wp:effectExtent l="0" t="0" r="0" b="0"/>
+            <wp:docPr id="1904370512" name="Рисунок 4"/>
+            <wp:cNvGraphicFramePr>
+              <a:graphicFrameLocks xmlns:a="http://schemas.openxmlformats.org/drawingml/2006/main" noChangeAspect="1"/>
+            </wp:cNvGraphicFramePr>
+            <a:graphic xmlns:a="http://schemas.openxmlformats.org/drawingml/2006/main">
+              <a:graphicData uri="http://schemas.openxmlformats.org/drawingml/2006/picture">
+                <pic:pic xmlns:pic="http://schemas.openxmlformats.org/drawingml/2006/picture">
+                  <pic:nvPicPr>
+                    <pic:cNvPr id="0" name="Picture 3"/>
+                    <pic:cNvPicPr>
+                      <a:picLocks noChangeAspect="1" noChangeArrowheads="1"/>
+                    </pic:cNvPicPr>
+                  </pic:nvPicPr>
+                  <pic:blipFill>
+                    <a:blip r:embed="rId32">
+                      <a:extLst>
+                        <a:ext uri="{28A0092B-C50C-407E-A947-70E740481C1C}">
+                          <a14:useLocalDpi xmlns:a14="http://schemas.microsoft.com/office/drawing/2010/main" val="0"/>
+                        </a:ext>
+                      </a:extLst>
+                    </a:blip>
+                    <a:srcRect/>
+                    <a:stretch>
+                      <a:fillRect/>
+                    </a:stretch>
+                  </pic:blipFill>
+                  <pic:spPr bwMode="auto">
+                    <a:xfrm>
+                      <a:off x="0" y="0"/>
+                      <a:ext cx="5079547" cy="6106871"/>
+                    </a:xfrm>
+                    <a:prstGeom prst="rect">
+                      <a:avLst/>
+                    </a:prstGeom>
+                    <a:noFill/>
+                    <a:ln>
+                      <a:noFill/>
+                    </a:ln>
+                  </pic:spPr>
+                </pic:pic>
+              </a:graphicData>
+            </a:graphic>
+          </wp:inline>
+        </w:drawing>
+      </w:r>
+    </w:p>
+    <w:p>
+      <w:pPr>
+        <w:pStyle w:val="ae"/>
+      </w:pPr>
+      <w:r>
+        <w:t>Рисунок 3.4.3 – Алгоритм работы кнопки «Отметить всех»</w:t>
+      </w:r>
+    </w:p>
+    <w:p>
+      <w:r>
+        <w:t>Алгоритм начинается с ввода переменной «</w:t>
+      </w:r>
+      <w:r>
+        <w:rPr>
+          <w:lang w:val="en-US"/>
+        </w:rPr>
+        <w:t>MarkAs</w:t>
+      </w:r>
+      <w:r>
+        <w:t>»</w:t>
+      </w:r>
+      <w:r>
+        <w:t xml:space="preserve">, </w:t>
+      </w:r>
+      <w:r>
+        <w:t>которая является логической переменной и принимает значения «</w:t>
+      </w:r>
+      <w:r>
+        <w:rPr>
+          <w:lang w:val="en-US"/>
+        </w:rPr>
+        <w:t>true</w:t>
+      </w:r>
+      <w:r>
+        <w:t>»</w:t>
+      </w:r>
+      <w:r>
+        <w:t xml:space="preserve"> </w:t>
+      </w:r>
+      <w:r>
+        <w:t>или «</w:t>
+      </w:r>
+      <w:r>
+        <w:rPr>
+          <w:lang w:val="en-US"/>
+        </w:rPr>
+        <w:t>false</w:t>
+      </w:r>
+      <w:r>
+        <w:t>», однако может быть не задана и иметь значение «</w:t>
+      </w:r>
+      <w:r>
+        <w:rPr>
+          <w:lang w:val="en-US"/>
+        </w:rPr>
+        <w:t>null</w:t>
+      </w:r>
+      <w:r>
+        <w:t>»</w:t>
+      </w:r>
+      <w:r>
+        <w:t>.</w:t>
+      </w:r>
+      <w:r>
+        <w:t xml:space="preserve"> Эта переменная указывает на то, как стоит отметить всех студентов группы.</w:t>
+      </w:r>
+    </w:p>
+    <w:p>
+      <w:r>
+        <w:lastRenderedPageBreak/>
+        <w:t>Далее инициализируется переменная «</w:t>
+      </w:r>
+      <w:r>
+        <w:rPr>
+          <w:lang w:val="en-US"/>
+        </w:rPr>
+        <w:t>toggleOn</w:t>
+      </w:r>
+      <w:r>
+        <w:t>» значением «</w:t>
+      </w:r>
+      <w:r>
+        <w:rPr>
+          <w:lang w:val="en-US"/>
+        </w:rPr>
+        <w:t>false</w:t>
+      </w:r>
+      <w:r>
+        <w:t>». Эта логическая переменная содержит в себе итоговое значение отметки группы (присутствовали или нет). По умолчанию студенты считаются отсутствовавшими.</w:t>
+      </w:r>
+    </w:p>
+    <w:p>
+      <w:r>
+        <w:t>Затем идет проверка на заданность переменной «</w:t>
+      </w:r>
+      <w:r>
+        <w:rPr>
+          <w:lang w:val="en-US"/>
+        </w:rPr>
+        <w:t>markAs</w:t>
+      </w:r>
+      <w:r>
+        <w:t>»</w:t>
+      </w:r>
+      <w:r>
+        <w:t xml:space="preserve">. </w:t>
+      </w:r>
+      <w:r>
+        <w:t>Если переменная задана, значит вычислять как именно отметить студентов не нужно, можно сразу перейти к выполнению запроса и окончанию алгоритма.</w:t>
+      </w:r>
+    </w:p>
+    <w:p>
+      <w:r>
+        <w:t>В ином случае необходимо перебрать в цикле всех студентов группы и изучить их отметки. Если хотя бы один студент отмечен как «Отсутствовал»</w:t>
+      </w:r>
+      <w:r>
+        <w:t xml:space="preserve">, </w:t>
+      </w:r>
+      <w:r>
+        <w:t>то пользователю будет предложено отметить всех студентов группы как присутствовавших. Если в ходе перебора будет обнаружено, что не вся группа отмечена одинаково (есть как присутствовавшие, так и отсутствовавшие студенты), то переменная-флаг «</w:t>
+      </w:r>
+      <w:r>
+        <w:rPr>
+          <w:lang w:val="en-US"/>
+        </w:rPr>
+        <w:t>showWarning</w:t>
+      </w:r>
+      <w:r>
+        <w:t>» принимает значение «</w:t>
+      </w:r>
+      <w:r>
+        <w:rPr>
+          <w:lang w:val="en-US"/>
+        </w:rPr>
+        <w:t>true</w:t>
+      </w:r>
+      <w:r>
+        <w:t>»</w:t>
+      </w:r>
+      <w:r>
+        <w:t>.</w:t>
+      </w:r>
+    </w:p>
+    <w:p>
+      <w:r>
+        <w:t>После окончания перебора осуществляется проверка на необходимость вывода информационного сообщения пользователю. Так как кнопка «Отметить всех» проставит одинаковые отметки для всех студентов группы, необходимо защитить пользователя от случайного нажатия и потери осознанно сделанных отметок. Это значит, что в случае, когда «</w:t>
+      </w:r>
+      <w:r>
+        <w:rPr>
+          <w:lang w:val="en-US"/>
+        </w:rPr>
+        <w:t>toggleOn</w:t>
+      </w:r>
+      <w:r>
+        <w:t>»</w:t>
+      </w:r>
+      <w:r>
+        <w:t xml:space="preserve"> </w:t>
+      </w:r>
+      <w:r>
+        <w:t>и «</w:t>
+      </w:r>
+      <w:r>
+        <w:rPr>
+          <w:lang w:val="en-US"/>
+        </w:rPr>
+        <w:t>showWarning</w:t>
+      </w:r>
+      <w:r>
+        <w:t>»</w:t>
+      </w:r>
+      <w:r>
+        <w:t xml:space="preserve"> </w:t>
+      </w:r>
+      <w:r>
+        <w:t>равны «</w:t>
+      </w:r>
+      <w:r>
+        <w:rPr>
+          <w:lang w:val="en-US"/>
+        </w:rPr>
+        <w:t>true</w:t>
+      </w:r>
+      <w:r>
+        <w:t>», пользователю будет предложено проставить всем студентам группы отметки «Присутствовал»</w:t>
+      </w:r>
+      <w:r>
+        <w:t>, затерев существующие отметки, с возможностью отказаться и отменить операцию. Если же пользователь соглашается, то в зависимости от значения «</w:t>
+      </w:r>
+      <w:r>
+        <w:rPr>
+          <w:lang w:val="en-US"/>
+        </w:rPr>
+        <w:t>toggleOn</w:t>
+      </w:r>
+      <w:r>
+        <w:t>»</w:t>
+      </w:r>
+      <w:r>
+        <w:t xml:space="preserve"> </w:t>
+      </w:r>
+      <w:r>
+        <w:t>вся группа отмечается как присутствовавшие (если «</w:t>
+      </w:r>
+      <w:r>
+        <w:rPr>
+          <w:lang w:val="en-US"/>
+        </w:rPr>
+        <w:t>toggleOn</w:t>
+      </w:r>
+      <w:r>
+        <w:t>» равен «</w:t>
+      </w:r>
+      <w:r>
+        <w:rPr>
+          <w:lang w:val="en-US"/>
+        </w:rPr>
+        <w:t>true</w:t>
+      </w:r>
+      <w:r>
+        <w:t>»)</w:t>
+      </w:r>
+      <w:r>
+        <w:t xml:space="preserve"> </w:t>
+      </w:r>
+      <w:r>
+        <w:t>либо отсутствовавшие (в ином случае).</w:t>
+      </w:r>
+    </w:p>
+    <w:p>
       <w:pPr>
         <w:pStyle w:val="2"/>
       </w:pPr>
-      <w:bookmarkStart w:id="17" w:name="_Toc225010210"/>
+      <w:bookmarkStart w:id="18" w:name="_Toc225010210"/>
       <w:r>
         <w:t>3.5 Проектирование интерфейсов</w:t>
       </w:r>
-      <w:bookmarkEnd w:id="17"/>
-    </w:p>
-    <w:p>
-      <w:r>
-        <w:rPr>
-          <w:highlight w:val="yellow"/>
-        </w:rPr>
-        <w:t>(Новый пункт)</w:t>
-      </w:r>
-      <w:r>
-        <w:t xml:space="preserve"> </w:t>
-      </w:r>
-      <w:r>
-        <w:t xml:space="preserve">Главной страницей системы будет выступать страница с формированием списка группы на текущий момент времени (Рисунок 3.5.1). </w:t>
+      <w:bookmarkEnd w:id="18"/>
+    </w:p>
+    <w:p>
+      <w:r>
+        <w:t xml:space="preserve">Главной страницей системы будет выступать страница с формированием списка группы на текущий момент времени (Рисунок 3.5.1). В верхней части страницы будут располагаться навигационные кнопки. По нажатию кнопки «Открыть журнал посещаемости» пользователь будет </w:t>
       </w:r>
       <w:r>
         <w:lastRenderedPageBreak/>
-        <w:t xml:space="preserve">В верхней части страницы будут располагаться навигационные кнопки. По нажатию кнопки «Открыть журнал посещаемости» пользователь будет перенесён на страницу журнала посещаемости. Кнопки «Следующий день» и «Предыдущий день» предназначены для навигации по датам занятий. </w:t>
+        <w:t xml:space="preserve">перенесён на страницу журнала посещаемости. Кнопки «Следующий день» и «Предыдущий день» предназначены для навигации по датам занятий. </w:t>
       </w:r>
     </w:p>
     <w:p>
@@ -8651,7 +10137,7 @@
                     </pic:cNvPicPr>
                   </pic:nvPicPr>
                   <pic:blipFill>
-                    <a:blip r:embed="rId32">
+                    <a:blip r:embed="rId33">
                       <a:extLst>
                         <a:ext uri="{28A0092B-C50C-407E-A947-70E740481C1C}">
                           <a14:useLocalDpi xmlns:a14="http://schemas.microsoft.com/office/drawing/2010/main" val="0"/>
@@ -8726,11 +10212,11 @@
         <w:t>-</w:t>
       </w:r>
       <w:r>
-        <w:t xml:space="preserve">элемента к нему будет приставлен </w:t>
+        <w:t xml:space="preserve">элемента к нему будет приставлен интерактивный выпадающий список с отметками за сдачу работ. Это </w:t>
       </w:r>
       <w:r>
         <w:lastRenderedPageBreak/>
-        <w:t>интерактивный выпадающий список с отметками за сдачу работ. Это необходимо для тех случаев, когда преподавателю недостаточно знать о самом факте сдачи работы, но еще важно сохранять оценку за нее.</w:t>
+        <w:t>необходимо для тех случаев, когда преподавателю недостаточно знать о самом факте сдачи работы, но еще важно сохранять оценку за нее.</w:t>
       </w:r>
     </w:p>
     <w:p>
@@ -8783,1960 +10269,16 @@
         <w:pStyle w:val="ae"/>
       </w:pPr>
       <w:r>
-        <w:lastRenderedPageBreak/>
-        <w:pict w14:anchorId="42F1D7DA">
-          <v:shape id="_x0000_i1033" type="#_x0000_t75" style="width:375.75pt;height:360.75pt">
-            <v:imagedata r:id="rId33" o:title="Интерфейсы-journal.drawio"/>
-          </v:shape>
-        </w:pict>
-      </w:r>
-    </w:p>
-    <w:p>
-      <w:pPr>
-        <w:pStyle w:val="ae"/>
-      </w:pPr>
-      <w:r>
-        <w:t>Рисунок 3.5.2 – Макет страницы журнала посещаемости</w:t>
-      </w:r>
-    </w:p>
-    <w:p>
-      <w:bookmarkStart w:id="18" w:name="_GoBack"/>
-      <w:bookmarkEnd w:id="18"/>
-      <w:r>
-        <w:t xml:space="preserve">Страница разделения на подгруппы (Рисунок 3.5.3) служит для деления преподавателями студенческих групп на подгруппы по своему усмотрению для каждой преподаваемой ими дисциплины. </w:t>
-      </w:r>
-    </w:p>
-    <w:p>
-      <w:r>
-        <w:t>В верхней части страницы аналогично странице журнала посещаемости располагаются интерактивные выпадающие списки для выбора дисциплины и группы.</w:t>
-      </w:r>
-    </w:p>
-    <w:p>
-      <w:r>
-        <w:t xml:space="preserve">Ниже, после выбора дисциплины и студенческой группы, отображаются таблицы со списками каждой из подгрупп. Они содержат колонки с номером зачетной книжки, ФИО студента и колонку с интерактивным элементом выбора под названием «Выделение». Между таблицами по центру располагаются три кнопки для управления составом подгрупп. Кнопка перемещения из левой таблицы в правую, из правой таблицы в левую и кнопка сохранения. Подобный интерфейс для управления содержимым таблиц </w:t>
-      </w:r>
-      <w:r>
-        <w:lastRenderedPageBreak/>
-        <w:t xml:space="preserve">использовался в офисном программном обеспечении, таком как </w:t>
-      </w:r>
-      <w:r>
-        <w:rPr>
-          <w:lang w:val="en-US"/>
-        </w:rPr>
-        <w:t>Microsoft</w:t>
-      </w:r>
-      <w:r>
-        <w:t xml:space="preserve"> </w:t>
-      </w:r>
-      <w:r>
-        <w:rPr>
-          <w:lang w:val="en-US"/>
-        </w:rPr>
-        <w:t>Excel</w:t>
-      </w:r>
-      <w:r>
-        <w:t xml:space="preserve">, </w:t>
-      </w:r>
-      <w:r>
-        <w:rPr>
-          <w:lang w:val="en-US"/>
-        </w:rPr>
-        <w:t>Microsoft</w:t>
-      </w:r>
-      <w:r>
-        <w:t xml:space="preserve"> </w:t>
-      </w:r>
-      <w:r>
-        <w:rPr>
-          <w:lang w:val="en-US"/>
-        </w:rPr>
-        <w:t>Word</w:t>
-      </w:r>
-      <w:r>
-        <w:t xml:space="preserve"> </w:t>
-      </w:r>
-      <w:r>
-        <w:t>и т.п.</w:t>
-      </w:r>
-    </w:p>
-    <w:p>
-      <w:pPr>
-        <w:pStyle w:val="ae"/>
-      </w:pPr>
-      <w:r>
-        <w:pict w14:anchorId="46D996DD">
-          <v:shape id="_x0000_i1030" type="#_x0000_t75" style="width:443.25pt;height:360.75pt">
-            <v:imagedata r:id="rId34" o:title="Интерфейсы-subgroup"/>
-          </v:shape>
-        </w:pict>
-      </w:r>
-    </w:p>
-    <w:p>
-      <w:pPr>
-        <w:pStyle w:val="ae"/>
-      </w:pPr>
-      <w:r>
-        <w:t>Рисунок 3.5.3 – Макет страницы разделения на подгруппы</w:t>
-      </w:r>
-    </w:p>
-    <w:p>
-      <w:r>
-        <w:t>Выделив нужных студентов одной из подгрупп для перемещения в другую, пользователь нажимает соответствующую кнопку, после чего состав подгрупп меняется. Соответствующие ячейки, выбранные пользователем, переносятся в другую таблицу, соблюдая порядок сортировки студентов по алфавиту. После всех необходимых перестановок пользователь нажимает кнопку сохранения, и новый состав подгрупп сохраняется.</w:t>
-      </w:r>
-    </w:p>
-    <w:p>
-      <w:r>
-        <w:t>Страница просмотра статистики (Рисунок 3.5.4) предназначена для просмотра статистики проставления отметок преподавателем. Страница предназначена для руководителей подразделений.</w:t>
-      </w:r>
-    </w:p>
-    <w:p>
-      <w:r>
-        <w:t xml:space="preserve">В верхней части страницы расположены различные элементы выбора для формирования среза данных по нужным параметрам. Первым идет набор интерактивных полей для поиска нужного преподавателя по ФИО. Далее поле </w:t>
-      </w:r>
-      <w:r>
-        <w:lastRenderedPageBreak/>
-        <w:t>для поиска преподавателя по идентификатору в системе. Последним идет поле для ввода зачетной книжки для поиска информации о посещениях студента.</w:t>
-      </w:r>
-    </w:p>
-    <w:p>
-      <w:pPr>
-        <w:pStyle w:val="ae"/>
-      </w:pPr>
-      <w:r>
-        <w:pict w14:anchorId="23FCC67B">
-          <v:shape id="_x0000_i1031" type="#_x0000_t75" style="width:443.25pt;height:570.75pt">
-            <v:imagedata r:id="rId35" o:title="Интерфейсы-admin"/>
-          </v:shape>
-        </w:pict>
-      </w:r>
-    </w:p>
-    <w:p>
-      <w:pPr>
-        <w:pStyle w:val="ae"/>
-      </w:pPr>
-      <w:r>
-        <w:t>Рисунок 3.5.4 – Макет страницы просмотра статистики</w:t>
-      </w:r>
-    </w:p>
-    <w:p>
-      <w:r>
-        <w:t xml:space="preserve">После выбора периода времени, за который собирается информация, </w:t>
-      </w:r>
-      <w:r>
-        <w:t>формируется первая таблица. Она содержит обобщенную статистику по отметкам преподавателя. В</w:t>
-      </w:r>
-      <w:r>
-        <w:t xml:space="preserve"> ней сгруппированы занятия по дисциплинам и </w:t>
-      </w:r>
-      <w:r>
-        <w:lastRenderedPageBreak/>
-        <w:t xml:space="preserve">отсортированы внутри групп по датам. Колонки таблицы содержат дисциплину, дату занятия, номер занятия, группу и количество отметок на этом занятии. В каждой ячейке колонки «Отметки» находится кнопка, нажатие на которую формирует еще одну таблицу. </w:t>
-      </w:r>
-    </w:p>
-    <w:p>
-      <w:r>
-        <w:t>Последняя таблица содержит информацию по конкретному занятию. На ней отображено каких студентов преподаватель отметил, в какое время появилась отметка и в какое время была в последний раз изменена. В случае поиска информации по студенту формируется только последняя таблица, в которой содержится только информация по искомому студенту.</w:t>
-      </w:r>
-      <w:r>
-        <w:br w:type="page"/>
-      </w:r>
-    </w:p>
-    <w:p>
-      <w:pPr>
-        <w:pStyle w:val="1"/>
-      </w:pPr>
-      <w:bookmarkStart w:id="19" w:name="_Toc225010211"/>
-      <w:r>
-        <w:lastRenderedPageBreak/>
-        <w:t>4 РЕАЛИЗАЦИЯ ПРОГРАММНОГО ОБЕСПЕЧЕНИЯ</w:t>
-      </w:r>
-      <w:bookmarkEnd w:id="19"/>
-    </w:p>
-    <w:p>
-      <w:pPr>
-        <w:pStyle w:val="2"/>
-      </w:pPr>
-      <w:bookmarkStart w:id="20" w:name="_Toc225010212"/>
-      <w:r>
-        <w:t>4.1 Реализация компонентов</w:t>
-      </w:r>
-      <w:bookmarkEnd w:id="20"/>
-    </w:p>
-    <w:p>
-      <w:r>
-        <w:rPr>
-          <w:highlight w:val="yellow"/>
-        </w:rPr>
-        <w:t>(</w:t>
-      </w:r>
-      <w:r>
-        <w:rPr>
-          <w:highlight w:val="yellow"/>
-        </w:rPr>
-        <w:t>Реализация ПО или Реализация программного обеспечения подсистемы «Контроль и учет посещаемости и работы студентов на занятиях» для сайта ОГУ им. И.С. Тургенева?</w:t>
-      </w:r>
-      <w:r>
-        <w:t>)</w:t>
-      </w:r>
-    </w:p>
-    <w:p>
-      <w:r>
-        <w:t xml:space="preserve">Реализация контроллера </w:t>
-      </w:r>
-      <w:r>
-        <w:t xml:space="preserve">в используемом фреймворке представляет из себя создание </w:t>
-      </w:r>
-      <w:r>
-        <w:t>класса, наследующего</w:t>
-      </w:r>
-      <w:r>
-        <w:t xml:space="preserve"> функционал с</w:t>
-      </w:r>
-      <w:r>
-        <w:t>уществующих в фреймворке класса контроллера</w:t>
-      </w:r>
-      <w:r>
-        <w:t>. Это позволяет скрывать от разработчика детали реализации, позволяя сосредоточиться исключительно на функционале разрабатываемого модуля.</w:t>
-      </w:r>
-    </w:p>
-    <w:p>
-      <w:r>
-        <w:t xml:space="preserve">Реализация обработки определенного </w:t>
-      </w:r>
-      <w:r>
-        <w:rPr>
-          <w:lang w:val="en-US"/>
-        </w:rPr>
-        <w:t>URL</w:t>
-      </w:r>
-      <w:r>
-        <w:t>-</w:t>
-      </w:r>
-      <w:r>
-        <w:t>адреса на сайте в контроллере заключается в создании метода обработчика с соответствующим названием. Для представления «</w:t>
-      </w:r>
-      <w:r>
-        <w:rPr>
-          <w:lang w:val="en-US"/>
-        </w:rPr>
-        <w:t>index</w:t>
-      </w:r>
-      <w:r>
-        <w:t>.</w:t>
-      </w:r>
-      <w:r>
-        <w:rPr>
-          <w:lang w:val="en-US"/>
-        </w:rPr>
-        <w:t>phtml</w:t>
-      </w:r>
-      <w:r>
-        <w:t>» создается метод «</w:t>
-      </w:r>
-      <w:r>
-        <w:rPr>
-          <w:lang w:val="en-US"/>
-        </w:rPr>
-        <w:t>indexAction</w:t>
-      </w:r>
-      <w:r>
-        <w:t>()</w:t>
-      </w:r>
-      <w:r>
-        <w:t>»</w:t>
-      </w:r>
-      <w:r>
-        <w:t xml:space="preserve"> </w:t>
-      </w:r>
-      <w:r>
-        <w:t xml:space="preserve">и т.д. </w:t>
-      </w:r>
-    </w:p>
-    <w:p>
-      <w:r>
-        <w:t xml:space="preserve">Создание класса контроллера представлен на </w:t>
-      </w:r>
-      <w:r>
-        <w:t>листинге</w:t>
-      </w:r>
-      <w:r>
-        <w:t xml:space="preserve"> 4.1.1.</w:t>
-      </w:r>
-      <w:r>
-        <w:t xml:space="preserve"> Класс контроллера наследуется от «</w:t>
-      </w:r>
-      <w:r>
-        <w:t>Zend_Controller_Action</w:t>
-      </w:r>
-      <w:r>
-        <w:t>». Приватным полем класса является информация об идентификации пользователя, полученного методом «</w:t>
-      </w:r>
-      <w:r>
-        <w:rPr>
-          <w:lang w:val="en-US"/>
-        </w:rPr>
-        <w:t>getIdentity</w:t>
-      </w:r>
-      <w:r>
-        <w:t>»</w:t>
-      </w:r>
-      <w:r>
-        <w:t xml:space="preserve"> </w:t>
-      </w:r>
-      <w:r>
-        <w:t>из библиотеки сайта.</w:t>
-      </w:r>
-    </w:p>
-    <w:p>
-      <w:pPr>
-        <w:pStyle w:val="af2"/>
-      </w:pPr>
-      <w:r>
-        <w:t>class User_AttendanceController extends Zend_Controller_Action</w:t>
-      </w:r>
-    </w:p>
-    <w:p>
-      <w:pPr>
-        <w:pStyle w:val="af2"/>
-      </w:pPr>
-      <w:r>
-        <w:t>{</w:t>
-      </w:r>
-    </w:p>
-    <w:p>
-      <w:pPr>
-        <w:pStyle w:val="af2"/>
-      </w:pPr>
-      <w:r>
-        <w:t xml:space="preserve">    private $identity;</w:t>
-      </w:r>
-    </w:p>
-    <w:p>
-      <w:pPr>
-        <w:pStyle w:val="af2"/>
-      </w:pPr>
-      <w:r>
-        <w:t xml:space="preserve">    public function init()</w:t>
-      </w:r>
-    </w:p>
-    <w:p>
-      <w:pPr>
-        <w:pStyle w:val="af2"/>
-      </w:pPr>
-      <w:r>
-        <w:t xml:space="preserve">    {</w:t>
-      </w:r>
-    </w:p>
-    <w:p>
-      <w:pPr>
-        <w:pStyle w:val="af2"/>
-      </w:pPr>
-      <w:r>
-        <w:t xml:space="preserve">        $auth = Site_Auth::getInstance();</w:t>
-      </w:r>
-    </w:p>
-    <w:p>
-      <w:pPr>
-        <w:pStyle w:val="af2"/>
-      </w:pPr>
-      <w:r>
-        <w:t xml:space="preserve">        $this-&gt;identity = $auth-&gt;getIdentity();</w:t>
-      </w:r>
-    </w:p>
-    <w:p>
-      <w:pPr>
-        <w:pStyle w:val="af2"/>
-      </w:pPr>
-      <w:r>
-        <w:t xml:space="preserve">    }</w:t>
-      </w:r>
-    </w:p>
-    <w:p>
-      <w:pPr>
-        <w:pStyle w:val="af2"/>
-      </w:pPr>
-      <w:r>
-        <w:t>}</w:t>
-      </w:r>
-    </w:p>
-    <w:p>
-      <w:pPr>
-        <w:pStyle w:val="ae"/>
-      </w:pPr>
-      <w:r>
-        <w:t>Листинг 4.1.1 – Создание класса контроллера</w:t>
-      </w:r>
-    </w:p>
-    <w:p>
-      <w:r>
-        <w:t>При реализации обработчика</w:t>
-      </w:r>
-      <w:r>
-        <w:t xml:space="preserve"> (Листинг 4.1.2)</w:t>
-      </w:r>
-      <w:r>
-        <w:t xml:space="preserve"> представления какой-либо страницы контроллеру необ</w:t>
-      </w:r>
-      <w:r>
-        <w:t>ходимо</w:t>
-      </w:r>
-      <w:r>
-        <w:t xml:space="preserve"> получить параметры запроса</w:t>
-      </w:r>
-      <w:r>
-        <w:t xml:space="preserve"> и определить права доступа.</w:t>
-      </w:r>
-    </w:p>
-    <w:p>
-      <w:pPr>
-        <w:pStyle w:val="af2"/>
-      </w:pPr>
-      <w:r>
-        <w:lastRenderedPageBreak/>
-        <w:t>public function indexAction()</w:t>
-      </w:r>
-    </w:p>
-    <w:p>
-      <w:pPr>
-        <w:pStyle w:val="af2"/>
-      </w:pPr>
-      <w:r>
-        <w:t xml:space="preserve">    {</w:t>
-      </w:r>
-    </w:p>
-    <w:p>
-      <w:pPr>
-        <w:pStyle w:val="af2"/>
-      </w:pPr>
-      <w:r>
-        <w:t xml:space="preserve">        $params = $t</w:t>
-      </w:r>
-      <w:r>
-        <w:t>his-&gt;_getAllParams();</w:t>
-      </w:r>
-    </w:p>
-    <w:p>
-      <w:pPr>
-        <w:pStyle w:val="af2"/>
-      </w:pPr>
-      <w:r>
-        <w:t xml:space="preserve">        $employee = User_Model_Employee::getEmployee($params['iduser']);</w:t>
-      </w:r>
-    </w:p>
-    <w:p>
-      <w:pPr>
-        <w:pStyle w:val="af2"/>
-      </w:pPr>
-      <w:r>
-        <w:t xml:space="preserve">     </w:t>
-      </w:r>
-      <w:r>
-        <w:t xml:space="preserve">   $idEmployee = $employee-&gt;id;</w:t>
-      </w:r>
-    </w:p>
-    <w:p>
-      <w:pPr>
-        <w:pStyle w:val="af2"/>
-      </w:pPr>
-      <w:r>
-        <w:t xml:space="preserve">        $isIdSame = $idEmployee == $this-&gt;identity-&gt;id;</w:t>
-      </w:r>
-    </w:p>
-    <w:p>
-      <w:pPr>
-        <w:pStyle w:val="af2"/>
-      </w:pPr>
-      <w:r>
-        <w:t xml:space="preserve">        $isUserHasAccess = $this-&gt;identity-&gt;usertype == Site_Auth::ADMIN || $this-&gt;identity-&gt;usertype == Site_Auth::EMPLOYEE;</w:t>
-      </w:r>
-    </w:p>
-    <w:p>
-      <w:pPr>
-        <w:pStyle w:val="af2"/>
-      </w:pPr>
-      <w:r>
-        <w:t xml:space="preserve">        $this-&gt;view-&gt;usertype = $this-&gt;identity-&gt;usertype;</w:t>
-      </w:r>
-    </w:p>
-    <w:p>
-      <w:pPr>
-        <w:pStyle w:val="af2"/>
-      </w:pPr>
-      <w:r>
-        <w:t xml:space="preserve">        if(false == $isUserHasAccess){</w:t>
-      </w:r>
-    </w:p>
-    <w:p>
-      <w:pPr>
-        <w:pStyle w:val="af2"/>
-      </w:pPr>
-      <w:r>
-        <w:t xml:space="preserve">            $this-&gt;_helper-&gt;redirector-&gt;goToUrl('/');</w:t>
-      </w:r>
-    </w:p>
-    <w:p>
-      <w:pPr>
-        <w:pStyle w:val="af2"/>
-      </w:pPr>
-      <w:r>
-        <w:t xml:space="preserve">        }</w:t>
-      </w:r>
-    </w:p>
-    <w:p>
-      <w:pPr>
-        <w:pStyle w:val="af2"/>
-        <w:rPr>
-          <w:lang w:val="ru-RU"/>
-        </w:rPr>
-      </w:pPr>
-      <w:r>
-        <w:rPr>
-          <w:lang w:val="ru-RU"/>
-        </w:rPr>
-        <w:t xml:space="preserve">    </w:t>
-      </w:r>
-      <w:r>
-        <w:rPr>
-          <w:lang w:val="ru-RU"/>
-        </w:rPr>
-        <w:t>}</w:t>
-      </w:r>
-      <w:r>
-        <w:rPr>
-          <w:lang w:val="ru-RU"/>
-        </w:rPr>
-        <w:t xml:space="preserve">   </w:t>
-      </w:r>
-    </w:p>
-    <w:p>
-      <w:pPr>
-        <w:pStyle w:val="ae"/>
-      </w:pPr>
-      <w:r>
-        <w:t>Листинг 4.1.</w:t>
-      </w:r>
-      <w:r>
-        <w:t>2</w:t>
-      </w:r>
-      <w:r>
-        <w:t xml:space="preserve"> – Создание метода обработчика представления главной страницы</w:t>
-      </w:r>
-    </w:p>
-    <w:p>
-      <w:r>
-        <w:t>В приведенном выше листинге пользователи, не имеющие доступа, будут перенаправлены на главную страницу.</w:t>
-      </w:r>
-    </w:p>
-    <w:p>
-      <w:r>
-        <w:t xml:space="preserve">Контроллер должен обращаться за данными к модели. Для демонстрации обращения к модели можно рассмотреть алгоритм поиска нужного занятия на текущий момент времени, либо по указанному номеру (Листинг 4.1.3). </w:t>
-      </w:r>
-    </w:p>
-    <w:p>
-      <w:pPr>
-        <w:pStyle w:val="af2"/>
-      </w:pPr>
-      <w:r>
-        <w:t>$todayLessonsDates = User_Model_LiteAttendance::getLessonsList($idEmployee, $date);</w:t>
-      </w:r>
-    </w:p>
-    <w:p>
-      <w:pPr>
-        <w:pStyle w:val="af2"/>
-      </w:pPr>
-      <w:r>
-        <w:t xml:space="preserve">        $this-&gt;view-&gt;todayLes</w:t>
-      </w:r>
-      <w:r>
-        <w:t>sonsDates = $todayLessonsDates;</w:t>
-      </w:r>
-    </w:p>
-    <w:p>
-      <w:pPr>
-        <w:pStyle w:val="af2"/>
-      </w:pPr>
-      <w:r>
-        <w:t xml:space="preserve">        $currentLesson = [];</w:t>
-      </w:r>
-    </w:p>
-    <w:p>
-      <w:pPr>
-        <w:pStyle w:val="af2"/>
-      </w:pPr>
-      <w:r>
-        <w:t xml:space="preserve">        if(isset($params['numberlesson'])){</w:t>
-      </w:r>
-    </w:p>
-    <w:p>
-      <w:pPr>
-        <w:pStyle w:val="af2"/>
-      </w:pPr>
-      <w:r>
-        <w:t xml:space="preserve">            foreach($todayLessonsDates as $lesson){</w:t>
-      </w:r>
-    </w:p>
-    <w:p>
-      <w:pPr>
-        <w:pStyle w:val="af2"/>
-      </w:pPr>
-      <w:r>
-        <w:t xml:space="preserve">                if ($lesson['NumberLesson'] == $params['numberlesson']){</w:t>
-      </w:r>
-    </w:p>
-    <w:p>
-      <w:pPr>
-        <w:pStyle w:val="af2"/>
-      </w:pPr>
-      <w:r>
-        <w:t xml:space="preserve">                    $currentLesson = $lesson;</w:t>
-      </w:r>
-    </w:p>
-    <w:p>
-      <w:pPr>
-        <w:pStyle w:val="af2"/>
-      </w:pPr>
-      <w:r>
-        <w:t xml:space="preserve">                    break;</w:t>
-      </w:r>
-    </w:p>
-    <w:p>
-      <w:pPr>
-        <w:pStyle w:val="af2"/>
-      </w:pPr>
-      <w:r>
-        <w:t xml:space="preserve">                }</w:t>
-      </w:r>
-    </w:p>
-    <w:p>
-      <w:pPr>
-        <w:pStyle w:val="af2"/>
-      </w:pPr>
-      <w:r>
-        <w:lastRenderedPageBreak/>
-        <w:t xml:space="preserve">            }</w:t>
-      </w:r>
-    </w:p>
-    <w:p>
-      <w:pPr>
-        <w:pStyle w:val="af2"/>
-      </w:pPr>
-      <w:r>
-        <w:t xml:space="preserve">        }</w:t>
-      </w:r>
-    </w:p>
-    <w:p>
-      <w:pPr>
-        <w:pStyle w:val="af2"/>
-      </w:pPr>
-      <w:r>
-        <w:t xml:space="preserve">        elseif($date == Date('Y-m-d')){</w:t>
-      </w:r>
-    </w:p>
-    <w:p>
-      <w:pPr>
-        <w:pStyle w:val="af2"/>
-      </w:pPr>
-      <w:r>
-        <w:t xml:space="preserve">            $current_time = date('H:i');</w:t>
-      </w:r>
-    </w:p>
-    <w:p>
-      <w:pPr>
-        <w:pStyle w:val="af2"/>
-      </w:pPr>
-      <w:r>
-        <w:t xml:space="preserve">            for</w:t>
-      </w:r>
-      <w:r>
-        <w:t>($i = count($todayLessonsDates)-1; $i&gt;=</w:t>
-      </w:r>
-      <w:r>
-        <w:t>0; $i--){</w:t>
-      </w:r>
-    </w:p>
-    <w:p>
-      <w:pPr>
-        <w:pStyle w:val="af2"/>
-      </w:pPr>
-      <w:r>
-        <w:t xml:space="preserve">                if (strtotime($todayLessonsDates[$i]['startTime']) &lt;= strtotime($current_time)) {</w:t>
-      </w:r>
-    </w:p>
-    <w:p>
-      <w:pPr>
-        <w:pStyle w:val="af2"/>
-        <w:rPr>
-          <w:lang w:val="ru-RU"/>
-        </w:rPr>
-      </w:pPr>
-      <w:r>
-        <w:t xml:space="preserve">                    </w:t>
-      </w:r>
-      <w:r>
-        <w:rPr>
-          <w:lang w:val="ru-RU"/>
-        </w:rPr>
-        <w:t>$</w:t>
-      </w:r>
-      <w:r>
-        <w:t>currentLesson</w:t>
-      </w:r>
-      <w:r>
-        <w:rPr>
-          <w:lang w:val="ru-RU"/>
-        </w:rPr>
-        <w:t xml:space="preserve"> = $</w:t>
-      </w:r>
-      <w:r>
-        <w:t>todayLessonsDates</w:t>
-      </w:r>
-      <w:r>
-        <w:rPr>
-          <w:lang w:val="ru-RU"/>
-        </w:rPr>
-        <w:t>[$</w:t>
-      </w:r>
-      <w:r>
-        <w:t>i</w:t>
-      </w:r>
-      <w:r>
-        <w:rPr>
-          <w:lang w:val="ru-RU"/>
-        </w:rPr>
-        <w:t>];</w:t>
-      </w:r>
-    </w:p>
-    <w:p>
-      <w:pPr>
-        <w:pStyle w:val="af2"/>
-        <w:rPr>
-          <w:lang w:val="ru-RU"/>
-        </w:rPr>
-      </w:pPr>
-      <w:r>
-        <w:rPr>
-          <w:lang w:val="ru-RU"/>
-        </w:rPr>
-        <w:t xml:space="preserve">                    </w:t>
-      </w:r>
-      <w:r>
-        <w:t>break</w:t>
-      </w:r>
-      <w:r>
-        <w:rPr>
-          <w:lang w:val="ru-RU"/>
-        </w:rPr>
-        <w:t>;</w:t>
-      </w:r>
-    </w:p>
-    <w:p>
-      <w:pPr>
-        <w:pStyle w:val="af2"/>
-        <w:rPr>
-          <w:lang w:val="ru-RU"/>
-        </w:rPr>
-      </w:pPr>
-      <w:r>
-        <w:rPr>
-          <w:lang w:val="ru-RU"/>
-        </w:rPr>
-        <w:t xml:space="preserve">                }</w:t>
-      </w:r>
-    </w:p>
-    <w:p>
-      <w:pPr>
-        <w:pStyle w:val="af2"/>
-        <w:rPr>
-          <w:lang w:val="ru-RU"/>
-        </w:rPr>
-      </w:pPr>
-      <w:r>
-        <w:rPr>
-          <w:lang w:val="ru-RU"/>
-        </w:rPr>
-        <w:t xml:space="preserve">            }</w:t>
-      </w:r>
-    </w:p>
-    <w:p>
-      <w:pPr>
-        <w:pStyle w:val="af2"/>
-        <w:rPr>
-          <w:lang w:val="ru-RU"/>
-        </w:rPr>
-      </w:pPr>
-      <w:r>
-        <w:rPr>
-          <w:lang w:val="ru-RU"/>
-        </w:rPr>
-        <w:t xml:space="preserve">        }</w:t>
-      </w:r>
-    </w:p>
-    <w:p>
-      <w:pPr>
-        <w:pStyle w:val="ae"/>
-      </w:pPr>
-      <w:r>
-        <w:t>Листинг 4.1.3 – Обращение к модели и поиск занятия для отображения</w:t>
-      </w:r>
-    </w:p>
-    <w:p>
-      <w:r>
-        <w:t>В реализации этого алгоритма контроллер обращается к модели через метод «</w:t>
-      </w:r>
-      <w:r>
-        <w:rPr>
-          <w:lang w:val="en-US"/>
-        </w:rPr>
-        <w:t>getLessonsList</w:t>
-      </w:r>
-      <w:r>
-        <w:t>» для формирования набора занятий на определенную дату для преподавателя. Затем в представление модели передаются полученные данные, в поле «</w:t>
-      </w:r>
-      <w:r>
-        <w:rPr>
-          <w:lang w:val="en-US"/>
-        </w:rPr>
-        <w:t>todayLessonsDates</w:t>
-      </w:r>
-      <w:r>
-        <w:t>»</w:t>
-      </w:r>
-      <w:r>
-        <w:t xml:space="preserve"> </w:t>
-      </w:r>
-      <w:r>
-        <w:t>объекта представления «view». Далее реализуется сам алгоритм поиска нужного занятия. Параметр «</w:t>
-      </w:r>
-      <w:r>
-        <w:rPr>
-          <w:lang w:val="en-US"/>
-        </w:rPr>
-        <w:t>numberlesson</w:t>
-      </w:r>
-      <w:r>
-        <w:t>»</w:t>
-      </w:r>
-      <w:r>
-        <w:t xml:space="preserve"> </w:t>
-      </w:r>
-      <w:r>
-        <w:t>указывает на то, что в запросе к контроллеру был указан конкретный номер занятия, значит нужно лишь отыскать его в массиве полученных занятий. Иначе, необходимо найти последнее начавшееся занятия, для чего массив занятий перебирается с конца. Этот алгоритм был представлен в виде блок-схемы на рисунке 3.4.2.</w:t>
-      </w:r>
-    </w:p>
-    <w:p>
-      <w:r>
-        <w:t xml:space="preserve">Создание публичного </w:t>
-      </w:r>
-      <w:r>
-        <w:rPr>
-          <w:lang w:val="en-US"/>
-        </w:rPr>
-        <w:t>API</w:t>
-      </w:r>
-      <w:r>
-        <w:t xml:space="preserve"> </w:t>
-      </w:r>
-      <w:r>
-        <w:t xml:space="preserve">в контроллере так же происходит через создание методов обработчиков. Отличие лишь в том, что такие методы не подготавливают представления, а возвращают ответ в формате </w:t>
-      </w:r>
-      <w:r>
-        <w:rPr>
-          <w:lang w:val="en-US"/>
-        </w:rPr>
-        <w:t>JSON</w:t>
-      </w:r>
-      <w:r>
-        <w:t xml:space="preserve">. </w:t>
-      </w:r>
-      <w:r>
-        <w:t>Пример такого обработчика можно увидеть на листинге 4.1.4.</w:t>
-      </w:r>
-    </w:p>
-    <w:p>
-      <w:pPr>
-        <w:pStyle w:val="af2"/>
-        <w:rPr>
-          <w:lang w:val="ru-RU"/>
-        </w:rPr>
-      </w:pPr>
-      <w:r>
-        <w:rPr>
-          <w:lang w:val="ru-RU"/>
-        </w:rPr>
-        <w:t xml:space="preserve">    </w:t>
-      </w:r>
-      <w:r>
-        <w:t>public</w:t>
-      </w:r>
-      <w:r>
-        <w:rPr>
-          <w:lang w:val="ru-RU"/>
-        </w:rPr>
-        <w:t xml:space="preserve"> </w:t>
-      </w:r>
-      <w:r>
-        <w:t>function</w:t>
-      </w:r>
-      <w:r>
-        <w:rPr>
-          <w:lang w:val="ru-RU"/>
-        </w:rPr>
-        <w:t xml:space="preserve"> </w:t>
-      </w:r>
-      <w:r>
-        <w:t>getlessontypeAction</w:t>
-      </w:r>
-      <w:r>
-        <w:rPr>
-          <w:lang w:val="ru-RU"/>
-        </w:rPr>
-        <w:t>(){</w:t>
-      </w:r>
-    </w:p>
-    <w:p>
-      <w:pPr>
-        <w:pStyle w:val="af2"/>
-      </w:pPr>
-      <w:r>
-        <w:rPr>
-          <w:lang w:val="ru-RU"/>
-        </w:rPr>
-        <w:t xml:space="preserve">        </w:t>
-      </w:r>
-      <w:r>
-        <w:t>if(!$this-&gt;_request-&gt;isPost()){</w:t>
-      </w:r>
-    </w:p>
-    <w:p>
-      <w:pPr>
-        <w:pStyle w:val="af2"/>
-      </w:pPr>
-      <w:r>
-        <w:t xml:space="preserve">            return;</w:t>
-      </w:r>
-    </w:p>
-    <w:p>
-      <w:pPr>
-        <w:pStyle w:val="af2"/>
-      </w:pPr>
-      <w:r>
-        <w:t xml:space="preserve">        }</w:t>
-      </w:r>
-    </w:p>
-    <w:p>
-      <w:pPr>
-        <w:pStyle w:val="af2"/>
-      </w:pPr>
-      <w:r>
-        <w:t xml:space="preserve">        $post = $this-&gt;_request-&gt;getPost();</w:t>
-      </w:r>
-    </w:p>
-    <w:p>
-      <w:pPr>
-        <w:pStyle w:val="af2"/>
-      </w:pPr>
-      <w:r>
-        <w:lastRenderedPageBreak/>
-        <w:t xml:space="preserve">        $isuup_subject_id = $post['isuup_subject_id'];</w:t>
-      </w:r>
-    </w:p>
-    <w:p>
-      <w:pPr>
-        <w:pStyle w:val="af2"/>
-      </w:pPr>
-      <w:r>
-        <w:t xml:space="preserve">        $idEmployee = $post['idEmployee'];</w:t>
-      </w:r>
-    </w:p>
-    <w:p>
-      <w:pPr>
-        <w:pStyle w:val="af2"/>
-      </w:pPr>
-      <w:r>
-        <w:t xml:space="preserve">        $idGroup = $post['idGroup']; </w:t>
-      </w:r>
-    </w:p>
-    <w:p>
-      <w:pPr>
-        <w:pStyle w:val="af2"/>
-      </w:pPr>
-      <w:r>
-        <w:t xml:space="preserve">        $result = User_Model_LiteAttendance::get_lesson_type_encoded($isuup_subject_id, $idEmployee, $idGroup);</w:t>
-      </w:r>
-    </w:p>
-    <w:p>
-      <w:pPr>
-        <w:pStyle w:val="af2"/>
-      </w:pPr>
-      <w:r>
-        <w:t xml:space="preserve">        $this-&gt;_helper-&gt;json($result);</w:t>
-      </w:r>
-    </w:p>
-    <w:p>
-      <w:pPr>
-        <w:pStyle w:val="af2"/>
-      </w:pPr>
-      <w:r>
-        <w:t xml:space="preserve">        return;</w:t>
-      </w:r>
-    </w:p>
-    <w:p>
-      <w:pPr>
-        <w:pStyle w:val="af2"/>
-      </w:pPr>
-      <w:r>
-        <w:t xml:space="preserve">    </w:t>
-      </w:r>
-      <w:r>
-        <w:t>}</w:t>
-      </w:r>
-      <w:r>
-        <w:t xml:space="preserve"> </w:t>
-      </w:r>
-    </w:p>
-    <w:p>
-      <w:pPr>
-        <w:pStyle w:val="ae"/>
-      </w:pPr>
-      <w:r>
-        <w:t>Листинг 4.1.4 – Метод обработчик для запроса типов занятия</w:t>
-      </w:r>
-    </w:p>
-    <w:p>
-      <w:r>
-        <w:t xml:space="preserve">Из параметров запроса контроллер получает необходимые данные и отправляет в метод модели, ответ которой упаковывает в формат </w:t>
-      </w:r>
-      <w:r>
-        <w:rPr>
-          <w:lang w:val="en-US"/>
-        </w:rPr>
-        <w:t>JSON</w:t>
-      </w:r>
-      <w:r>
-        <w:t xml:space="preserve"> </w:t>
-      </w:r>
-      <w:r>
-        <w:t>и отправляет обратно клиенту.</w:t>
-      </w:r>
-    </w:p>
-    <w:p>
-      <w:r>
-        <w:t>Модель реализуется отдельным классом с множеством статических методов. Пример реализации модели представлен на листинге 4.1.5.</w:t>
-      </w:r>
-    </w:p>
-    <w:p>
-      <w:pPr>
-        <w:pStyle w:val="af2"/>
-        <w:rPr>
-          <w:lang w:val="ru-RU"/>
-        </w:rPr>
-      </w:pPr>
-      <w:r>
-        <w:t>class</w:t>
-      </w:r>
-      <w:r>
-        <w:rPr>
-          <w:lang w:val="ru-RU"/>
-        </w:rPr>
-        <w:t xml:space="preserve"> </w:t>
-      </w:r>
-      <w:r>
-        <w:t>User</w:t>
-      </w:r>
-      <w:r>
-        <w:rPr>
-          <w:lang w:val="ru-RU"/>
-        </w:rPr>
-        <w:t>_</w:t>
-      </w:r>
-      <w:r>
-        <w:t>Model</w:t>
-      </w:r>
-      <w:r>
-        <w:rPr>
-          <w:lang w:val="ru-RU"/>
-        </w:rPr>
-        <w:t>_</w:t>
-      </w:r>
-      <w:r>
-        <w:t>LiteAttendance</w:t>
-      </w:r>
-    </w:p>
-    <w:p>
-      <w:pPr>
-        <w:pStyle w:val="af2"/>
-        <w:rPr>
-          <w:lang w:val="ru-RU"/>
-        </w:rPr>
-      </w:pPr>
-      <w:r>
-        <w:rPr>
-          <w:lang w:val="ru-RU"/>
-        </w:rPr>
-        <w:t>{</w:t>
-      </w:r>
-    </w:p>
-    <w:p>
-      <w:pPr>
-        <w:pStyle w:val="af2"/>
-      </w:pPr>
-      <w:r>
-        <w:rPr>
-          <w:lang w:val="ru-RU"/>
-        </w:rPr>
-        <w:t xml:space="preserve">    </w:t>
-      </w:r>
-      <w:r>
-        <w:t>public static function get_lesson_type_encoded($isuup_subject_id, $idEmployee, $idGroup)</w:t>
-      </w:r>
-    </w:p>
-    <w:p>
-      <w:pPr>
-        <w:pStyle w:val="af2"/>
-      </w:pPr>
-      <w:r>
-        <w:t xml:space="preserve">    {</w:t>
-      </w:r>
-    </w:p>
-    <w:p>
-      <w:pPr>
-        <w:pStyle w:val="af2"/>
-      </w:pPr>
-      <w:r>
-        <w:t xml:space="preserve">        $sql = "SELECT DISTINCT cos2.TypeLesson FROM dbo.CellOfSchedule cos2</w:t>
-      </w:r>
-    </w:p>
-    <w:p>
-      <w:pPr>
-        <w:pStyle w:val="af2"/>
-      </w:pPr>
-      <w:r>
-        <w:t xml:space="preserve">            JOIN gruop grp ON grp.idgruop = cos2.idGruop</w:t>
-      </w:r>
-    </w:p>
-    <w:p>
-      <w:pPr>
-        <w:pStyle w:val="af2"/>
-      </w:pPr>
-      <w:r>
-        <w:t xml:space="preserve">            WHERE cos2.employee_id = :idEmployee </w:t>
-      </w:r>
-    </w:p>
-    <w:p>
-      <w:pPr>
-        <w:pStyle w:val="af2"/>
-      </w:pPr>
-      <w:r>
-        <w:t xml:space="preserve">            AND cos2.isuup_subject_id = :isuup_subject_id </w:t>
-      </w:r>
-    </w:p>
-    <w:p>
-      <w:pPr>
-        <w:pStyle w:val="af2"/>
-      </w:pPr>
-      <w:r>
-        <w:t xml:space="preserve">            AND cos2.Semester = :semester</w:t>
-      </w:r>
-    </w:p>
-    <w:p>
-      <w:pPr>
-        <w:pStyle w:val="af2"/>
-      </w:pPr>
-      <w:r>
-        <w:t xml:space="preserve">            AND grp.idgruop = :idGroup";</w:t>
-      </w:r>
-    </w:p>
-    <w:p>
-      <w:pPr>
-        <w:pStyle w:val="af2"/>
-      </w:pPr>
-      <w:r>
-        <w:t xml:space="preserve">        $semester = User_Model_CurrentControl::getCurrentSemester();</w:t>
-      </w:r>
-    </w:p>
-    <w:p>
-      <w:pPr>
-        <w:pStyle w:val="af2"/>
-      </w:pPr>
-      <w:r>
-        <w:t xml:space="preserve">        $queryParams = array(</w:t>
-      </w:r>
-    </w:p>
-    <w:p>
-      <w:pPr>
-        <w:pStyle w:val="af2"/>
-      </w:pPr>
-      <w:r>
-        <w:t xml:space="preserve">            'idEmployee' =&gt; $idEmployee,</w:t>
-      </w:r>
-    </w:p>
-    <w:p>
-      <w:pPr>
-        <w:pStyle w:val="af2"/>
-      </w:pPr>
-      <w:r>
-        <w:t xml:space="preserve">            'isuup_subject_id' =&gt; $isuup_subject_id,</w:t>
-      </w:r>
-    </w:p>
-    <w:p>
-      <w:pPr>
-        <w:pStyle w:val="af2"/>
-      </w:pPr>
-      <w:r>
-        <w:t xml:space="preserve">            'idGroup' =&gt; $idGroup,</w:t>
-      </w:r>
-    </w:p>
-    <w:p>
-      <w:pPr>
-        <w:pStyle w:val="af2"/>
-      </w:pPr>
-      <w:r>
-        <w:lastRenderedPageBreak/>
-        <w:t xml:space="preserve">    </w:t>
-      </w:r>
-      <w:r>
-        <w:t xml:space="preserve">        'semester' =&gt; $semester</w:t>
-      </w:r>
-      <w:r>
-        <w:t>);</w:t>
-      </w:r>
-    </w:p>
-    <w:p>
-      <w:pPr>
-        <w:pStyle w:val="af2"/>
-      </w:pPr>
-      <w:r>
-        <w:t xml:space="preserve">        $query_result = Application_Model_Db::queryPDO($sql, $queryParam</w:t>
-      </w:r>
-      <w:r>
-        <w:t>s)-&gt;fetchAll(PDO::FETCH_ASSOC);</w:t>
-      </w:r>
-    </w:p>
-    <w:p>
-      <w:pPr>
-        <w:pStyle w:val="af2"/>
-      </w:pPr>
-      <w:r>
-        <w:t xml:space="preserve">        $lesson_types = array();</w:t>
-      </w:r>
-    </w:p>
-    <w:p>
-      <w:pPr>
-        <w:pStyle w:val="af2"/>
-      </w:pPr>
-      <w:r>
-        <w:t xml:space="preserve">        foreach ($query_result as $result) {</w:t>
-      </w:r>
-    </w:p>
-    <w:p>
-      <w:pPr>
-        <w:pStyle w:val="af2"/>
-      </w:pPr>
-      <w:r>
-        <w:t xml:space="preserve">            $row = [iconv('WINDOWS-1251', 'UTF-8', 'TypeLesson') =&gt;</w:t>
-      </w:r>
-      <w:r>
-        <w:t xml:space="preserve"> iconv('WINDOWS-1251','UTF-8',$result['TypeLesson'])</w:t>
-      </w:r>
-      <w:r>
-        <w:t>];</w:t>
-      </w:r>
-    </w:p>
-    <w:p>
-      <w:pPr>
-        <w:pStyle w:val="af2"/>
-      </w:pPr>
-      <w:r>
-        <w:t xml:space="preserve">            array_push($lesson_types, $row);</w:t>
-      </w:r>
-    </w:p>
-    <w:p>
-      <w:pPr>
-        <w:pStyle w:val="af2"/>
-        <w:rPr>
-          <w:lang w:val="ru-RU"/>
-        </w:rPr>
-      </w:pPr>
-      <w:r>
-        <w:t xml:space="preserve">        </w:t>
-      </w:r>
-      <w:r>
-        <w:rPr>
-          <w:lang w:val="ru-RU"/>
-        </w:rPr>
-        <w:t>}</w:t>
-      </w:r>
-    </w:p>
-    <w:p>
-      <w:pPr>
-        <w:pStyle w:val="af2"/>
-        <w:rPr>
-          <w:lang w:val="ru-RU"/>
-        </w:rPr>
-      </w:pPr>
-      <w:r>
-        <w:rPr>
-          <w:lang w:val="ru-RU"/>
-        </w:rPr>
-        <w:t xml:space="preserve">        </w:t>
-      </w:r>
-      <w:r>
-        <w:t>return</w:t>
-      </w:r>
-      <w:r>
-        <w:rPr>
-          <w:lang w:val="ru-RU"/>
-        </w:rPr>
-        <w:t xml:space="preserve"> $</w:t>
-      </w:r>
-      <w:r>
-        <w:t>lesson</w:t>
-      </w:r>
-      <w:r>
-        <w:rPr>
-          <w:lang w:val="ru-RU"/>
-        </w:rPr>
-        <w:t>_</w:t>
-      </w:r>
-      <w:r>
-        <w:t>types</w:t>
-      </w:r>
-      <w:r>
-        <w:rPr>
-          <w:lang w:val="ru-RU"/>
-        </w:rPr>
-        <w:t>;</w:t>
-      </w:r>
-    </w:p>
-    <w:p>
-      <w:pPr>
-        <w:pStyle w:val="af2"/>
-        <w:rPr>
-          <w:lang w:val="ru-RU"/>
-        </w:rPr>
-      </w:pPr>
-      <w:r>
-        <w:rPr>
-          <w:lang w:val="ru-RU"/>
-        </w:rPr>
-        <w:t xml:space="preserve">    }</w:t>
-      </w:r>
-    </w:p>
-    <w:p>
-      <w:pPr>
-        <w:pStyle w:val="af2"/>
-        <w:rPr>
-          <w:lang w:val="ru-RU"/>
-        </w:rPr>
-      </w:pPr>
-      <w:r>
-        <w:rPr>
-          <w:lang w:val="ru-RU"/>
-        </w:rPr>
-        <w:t>}</w:t>
-      </w:r>
-    </w:p>
-    <w:p>
-      <w:pPr>
-        <w:pStyle w:val="ae"/>
-      </w:pPr>
-      <w:r>
-        <w:t>Листинг 4.1.5 – Пример модели с методом получения типов занятий</w:t>
-      </w:r>
-    </w:p>
-    <w:p>
-      <w:r>
-        <w:t xml:space="preserve">Внешний вид страниц модуля </w:t>
-      </w:r>
-      <w:r>
-        <w:t xml:space="preserve">создается при помощи разметки на языке </w:t>
-      </w:r>
-      <w:r>
-        <w:rPr>
-          <w:lang w:val="en-US"/>
-        </w:rPr>
-        <w:t>HTML</w:t>
-      </w:r>
-      <w:r>
-        <w:t xml:space="preserve"> </w:t>
-      </w:r>
-      <w:r>
-        <w:t xml:space="preserve">с вставками </w:t>
-      </w:r>
-      <w:r>
-        <w:rPr>
-          <w:lang w:val="en-US"/>
-        </w:rPr>
-        <w:t>PHP</w:t>
-      </w:r>
-      <w:r>
-        <w:t xml:space="preserve"> </w:t>
-      </w:r>
-      <w:r>
-        <w:t>кода, в котором возможно использование данных, переданных от контроллера (Листинг 4.1.6).</w:t>
-      </w:r>
-    </w:p>
-    <w:p>
-      <w:pPr>
-        <w:pStyle w:val="af2"/>
-      </w:pPr>
-      <w:r>
-        <w:rPr>
-          <w:lang w:val="ru-RU"/>
-        </w:rPr>
-        <w:t xml:space="preserve">    </w:t>
-      </w:r>
-      <w:r>
-        <w:t>&lt;h1&gt;</w:t>
-      </w:r>
-      <w:r>
-        <w:t>Журнал</w:t>
-      </w:r>
-      <w:r>
-        <w:t xml:space="preserve"> </w:t>
-      </w:r>
-      <w:r>
-        <w:t>посещаемости</w:t>
-      </w:r>
-      <w:r>
-        <w:t>&lt;/h1&gt;</w:t>
-      </w:r>
-    </w:p>
-    <w:p>
-      <w:pPr>
-        <w:pStyle w:val="af2"/>
-      </w:pPr>
-    </w:p>
-    <w:p>
-      <w:pPr>
-        <w:pStyle w:val="af2"/>
-      </w:pPr>
-      <w:r>
-        <w:t xml:space="preserve">    &lt;div class="lists_of_groups"&gt;</w:t>
-      </w:r>
-    </w:p>
-    <w:p>
-      <w:pPr>
-        <w:pStyle w:val="af2"/>
-      </w:pPr>
-      <w:r>
-        <w:t xml:space="preserve">        &lt;div class="lesson_selector"&gt;</w:t>
-      </w:r>
-    </w:p>
-    <w:p>
-      <w:pPr>
-        <w:pStyle w:val="af2"/>
-      </w:pPr>
-      <w:r>
-        <w:t xml:space="preserve">            &lt;select class="lesson_selector_button" id="choice_of_discipline"&gt;</w:t>
-      </w:r>
-    </w:p>
-    <w:p>
-      <w:pPr>
-        <w:pStyle w:val="af2"/>
-      </w:pPr>
-      <w:r>
-        <w:t xml:space="preserve">                &lt;option selected&gt;</w:t>
-      </w:r>
-      <w:r>
-        <w:t>Предмет</w:t>
-      </w:r>
-      <w:r>
-        <w:t>&lt;/option&gt;</w:t>
-      </w:r>
-    </w:p>
-    <w:p>
-      <w:pPr>
-        <w:pStyle w:val="af2"/>
-      </w:pPr>
-      <w:r>
-        <w:t xml:space="preserve">                &lt;?php if (!empty($this-&gt;subjects_list)):</w:t>
-      </w:r>
-    </w:p>
-    <w:p>
-      <w:pPr>
-        <w:pStyle w:val="af2"/>
-      </w:pPr>
-      <w:r>
-        <w:t xml:space="preserve">                    foreach ($this-&gt;subjects_list as $subject): ?&gt;</w:t>
-      </w:r>
-    </w:p>
-    <w:p>
-      <w:pPr>
-        <w:pStyle w:val="af2"/>
-      </w:pPr>
-      <w:r>
-        <w:t xml:space="preserve">                    &lt;option data-idEmployee="&lt;?= $this-&gt;employee-&gt;id?&gt;" data-id="&lt;?= $subject['isuup_subject_id']; ?&gt;" value="&lt;?= $subject['TitleSubject']; ?&gt;"&gt;&lt;?= $subject['TitleSubject']; ?&gt;&lt;/option&gt;</w:t>
-      </w:r>
-    </w:p>
-    <w:p>
-      <w:pPr>
-        <w:pStyle w:val="af2"/>
-        <w:rPr>
-          <w:lang w:val="ru-RU"/>
-        </w:rPr>
-      </w:pPr>
-      <w:r>
-        <w:t xml:space="preserve">                </w:t>
-      </w:r>
-      <w:r>
-        <w:rPr>
-          <w:lang w:val="ru-RU"/>
-        </w:rPr>
-        <w:t>&lt;?</w:t>
-      </w:r>
-      <w:r>
-        <w:t>php</w:t>
-      </w:r>
-      <w:r>
-        <w:rPr>
-          <w:lang w:val="ru-RU"/>
-        </w:rPr>
-        <w:t xml:space="preserve"> </w:t>
-      </w:r>
-      <w:r>
-        <w:t>endforeach</w:t>
-      </w:r>
-      <w:r>
-        <w:rPr>
-          <w:lang w:val="ru-RU"/>
-        </w:rPr>
-        <w:t>;</w:t>
-      </w:r>
-    </w:p>
-    <w:p>
-      <w:pPr>
-        <w:pStyle w:val="af2"/>
-        <w:rPr>
-          <w:lang w:val="ru-RU"/>
-        </w:rPr>
-      </w:pPr>
-      <w:r>
-        <w:rPr>
-          <w:lang w:val="ru-RU"/>
-        </w:rPr>
-        <w:t xml:space="preserve">                </w:t>
-      </w:r>
-      <w:r>
-        <w:t>endif</w:t>
-      </w:r>
-      <w:r>
-        <w:rPr>
-          <w:lang w:val="ru-RU"/>
-        </w:rPr>
-        <w:t>; ?&gt;</w:t>
-      </w:r>
-    </w:p>
-    <w:p>
-      <w:pPr>
-        <w:pStyle w:val="af2"/>
-        <w:rPr>
-          <w:lang w:val="ru-RU"/>
-        </w:rPr>
-      </w:pPr>
-      <w:r>
-        <w:rPr>
-          <w:lang w:val="ru-RU"/>
-        </w:rPr>
-        <w:t xml:space="preserve">            &lt;/</w:t>
-      </w:r>
-      <w:r>
-        <w:t>select</w:t>
-      </w:r>
-      <w:r>
-        <w:rPr>
-          <w:lang w:val="ru-RU"/>
-        </w:rPr>
-        <w:t>&gt;</w:t>
-      </w:r>
-    </w:p>
-    <w:p>
-      <w:pPr>
-        <w:pStyle w:val="ae"/>
-      </w:pPr>
-      <w:r>
-        <w:t>Листинг 4.1.6 – Фрагмент реализации разметки страницы журнала посещаемости</w:t>
-      </w:r>
-    </w:p>
-    <w:p>
-      <w:r>
-        <w:lastRenderedPageBreak/>
-        <w:t xml:space="preserve">Действия пользователя обрабатываются кодом на языке </w:t>
-      </w:r>
-      <w:r>
-        <w:rPr>
-          <w:lang w:val="en-US"/>
-        </w:rPr>
-        <w:t>JavaScript</w:t>
-      </w:r>
-      <w:r>
-        <w:t xml:space="preserve">. </w:t>
-      </w:r>
-      <w:r>
-        <w:t xml:space="preserve">События генерируются действиями пользователя и обрабатываются соответствующими функциями (Листинг 4.1.7). </w:t>
-      </w:r>
-    </w:p>
-    <w:p>
-      <w:pPr>
-        <w:pStyle w:val="af2"/>
-      </w:pPr>
-      <w:r>
-        <w:t>document.getElementById('select_group').addEventListener('change', () =&gt; {</w:t>
-      </w:r>
-    </w:p>
-    <w:p>
-      <w:pPr>
-        <w:pStyle w:val="af2"/>
-      </w:pPr>
-      <w:r>
-        <w:t xml:space="preserve">        var selectedGroup = this.value;</w:t>
-      </w:r>
-    </w:p>
-    <w:p>
-      <w:pPr>
-        <w:pStyle w:val="af2"/>
-      </w:pPr>
-      <w:r>
-        <w:t xml:space="preserve">        var choiceOfDiscipline = document.getElementById('choice_of_discipline');</w:t>
-      </w:r>
-    </w:p>
-    <w:p>
-      <w:pPr>
-        <w:pStyle w:val="af2"/>
-      </w:pPr>
-      <w:r>
-        <w:t xml:space="preserve">        var selectedOptionSubject = choiceOfDiscipline.options[choiceOfDiscipline.selectedIndex];</w:t>
-      </w:r>
-    </w:p>
-    <w:p>
-      <w:pPr>
-        <w:pStyle w:val="af2"/>
-      </w:pPr>
-      <w:r>
-        <w:t xml:space="preserve">        var isuup_subject_id = selectedOptionSubject.getAttribute('data-id');</w:t>
-      </w:r>
-    </w:p>
-    <w:p>
-      <w:pPr>
-        <w:pStyle w:val="af2"/>
-      </w:pPr>
-    </w:p>
-    <w:p>
-      <w:pPr>
-        <w:pStyle w:val="af2"/>
-      </w:pPr>
-      <w:r>
-        <w:t xml:space="preserve">        clearSubgroupTables();</w:t>
-      </w:r>
-    </w:p>
-    <w:p>
-      <w:pPr>
-        <w:pStyle w:val="af2"/>
-      </w:pPr>
-      <w:r>
-        <w:t xml:space="preserve">        getSubgroupsRequest(isuup_subject_id, selectedGroup);</w:t>
-      </w:r>
-    </w:p>
-    <w:p>
-      <w:pPr>
-        <w:pStyle w:val="af2"/>
-        <w:rPr>
-          <w:lang w:val="ru-RU"/>
-        </w:rPr>
-      </w:pPr>
-      <w:r>
-        <w:t xml:space="preserve">    </w:t>
-      </w:r>
-      <w:r>
-        <w:rPr>
-          <w:lang w:val="ru-RU"/>
-        </w:rPr>
-        <w:t>});</w:t>
-      </w:r>
-    </w:p>
-    <w:p>
-      <w:pPr>
-        <w:pStyle w:val="ae"/>
-      </w:pPr>
-      <w:r>
-        <w:t>Листинг 4.1.7 – Функция обработки выбора группы на странице разделения на подгруппы</w:t>
-      </w:r>
-    </w:p>
-    <w:p>
-      <w:r>
-        <w:t>В приведенном выше листинге происходит обработка события выбора группы, а точнее события «</w:t>
-      </w:r>
-      <w:r>
-        <w:rPr>
-          <w:lang w:val="en-US"/>
-        </w:rPr>
-        <w:t>change</w:t>
-      </w:r>
-      <w:r>
-        <w:t>» на интерактивном элементе выбора в виде выпадающего списка групп. После подготовки данных вызывается функция «</w:t>
-      </w:r>
-      <w:r>
-        <w:t>getSubgroupsRequest</w:t>
-      </w:r>
-      <w:r>
-        <w:t>»</w:t>
-      </w:r>
-      <w:r>
-        <w:t xml:space="preserve"> </w:t>
-      </w:r>
-      <w:r>
-        <w:t>(Листинг 4.1.8),</w:t>
-      </w:r>
-      <w:r>
-        <w:t xml:space="preserve"> </w:t>
-      </w:r>
-      <w:r>
-        <w:t>инкапсулирующая асинхронный запрос на сервер.</w:t>
-      </w:r>
-    </w:p>
-    <w:p>
-      <w:pPr>
-        <w:pStyle w:val="af2"/>
-      </w:pPr>
-      <w:r>
-        <w:rPr>
-          <w:lang w:val="ru-RU"/>
-        </w:rPr>
-        <w:t xml:space="preserve">    </w:t>
-      </w:r>
-      <w:r>
-        <w:t>function getSubgroupsRequest(idSubject, idGroup) {</w:t>
-      </w:r>
-    </w:p>
-    <w:p>
-      <w:pPr>
-        <w:pStyle w:val="af2"/>
-      </w:pPr>
-      <w:r>
-        <w:t xml:space="preserve">        $.ajax({</w:t>
-      </w:r>
-    </w:p>
-    <w:p>
-      <w:pPr>
-        <w:pStyle w:val="af2"/>
-      </w:pPr>
-      <w:r>
-        <w:t xml:space="preserve">            url: '/attendance/groupdivision/&lt;?= $this-&gt;employee-&gt;id ?&gt;',</w:t>
-      </w:r>
-    </w:p>
-    <w:p>
-      <w:pPr>
-        <w:pStyle w:val="af2"/>
-      </w:pPr>
-      <w:r>
-        <w:t xml:space="preserve">            type: 'POST',</w:t>
-      </w:r>
-    </w:p>
-    <w:p>
-      <w:pPr>
-        <w:pStyle w:val="af2"/>
-      </w:pPr>
-      <w:r>
-        <w:t xml:space="preserve">            data: {</w:t>
-      </w:r>
-    </w:p>
-    <w:p>
-      <w:pPr>
-        <w:pStyle w:val="af2"/>
-      </w:pPr>
-      <w:r>
-        <w:t xml:space="preserve">                action: 'getSubgroups',</w:t>
-      </w:r>
-    </w:p>
-    <w:p>
-      <w:pPr>
-        <w:pStyle w:val="af2"/>
-      </w:pPr>
-      <w:r>
-        <w:t xml:space="preserve">                idEmployee: &lt;?= $this-&gt;employee-&gt;id ?&gt;,</w:t>
-      </w:r>
-    </w:p>
-    <w:p>
-      <w:pPr>
-        <w:pStyle w:val="af2"/>
-      </w:pPr>
-      <w:r>
-        <w:t xml:space="preserve">                idSubject: idSubject,</w:t>
-      </w:r>
-    </w:p>
-    <w:p>
-      <w:pPr>
-        <w:pStyle w:val="af2"/>
-      </w:pPr>
-      <w:r>
-        <w:t xml:space="preserve">                idGroup: idGroup</w:t>
-      </w:r>
-    </w:p>
-    <w:p>
-      <w:pPr>
-        <w:pStyle w:val="af2"/>
-      </w:pPr>
-      <w:r>
-        <w:t xml:space="preserve">            },</w:t>
-      </w:r>
-    </w:p>
-    <w:p>
-      <w:pPr>
-        <w:pStyle w:val="af2"/>
-      </w:pPr>
-      <w:r>
-        <w:lastRenderedPageBreak/>
-        <w:t xml:space="preserve">            success: (responce) =&gt; {</w:t>
-      </w:r>
-    </w:p>
-    <w:p>
-      <w:pPr>
-        <w:pStyle w:val="af2"/>
-      </w:pPr>
-      <w:r>
-        <w:t xml:space="preserve">                if (DEBUG) console.table(responce);</w:t>
-      </w:r>
-    </w:p>
-    <w:p>
-      <w:pPr>
-        <w:pStyle w:val="af2"/>
-      </w:pPr>
-      <w:r>
-        <w:t xml:space="preserve">                var buttonContainer = document.querySelector('.buttons-container');</w:t>
-      </w:r>
-    </w:p>
-    <w:p>
-      <w:pPr>
-        <w:pStyle w:val="af2"/>
-      </w:pPr>
-      <w:r>
-        <w:t xml:space="preserve">                currentStudentsData = responce;</w:t>
-      </w:r>
-    </w:p>
-    <w:p>
-      <w:pPr>
-        <w:pStyle w:val="af2"/>
-      </w:pPr>
-      <w:r>
-        <w:t xml:space="preserve">                createSubgroupTables();</w:t>
-      </w:r>
-    </w:p>
-    <w:p>
-      <w:pPr>
-        <w:pStyle w:val="af2"/>
-      </w:pPr>
-      <w:r>
-        <w:t xml:space="preserve">            },</w:t>
-      </w:r>
-    </w:p>
-    <w:p>
-      <w:pPr>
-        <w:pStyle w:val="af2"/>
-      </w:pPr>
-      <w:r>
-        <w:t xml:space="preserve">            error: function(xhr) {</w:t>
-      </w:r>
-    </w:p>
-    <w:p>
-      <w:pPr>
-        <w:pStyle w:val="af2"/>
-      </w:pPr>
-      <w:r>
-        <w:t xml:space="preserve">                console.error('Error:', xhr.responseText);</w:t>
-      </w:r>
-    </w:p>
-    <w:p>
-      <w:pPr>
-        <w:pStyle w:val="af2"/>
-        <w:rPr>
-          <w:lang w:val="ru-RU"/>
-        </w:rPr>
-      </w:pPr>
-      <w:r>
-        <w:t xml:space="preserve">            </w:t>
-      </w:r>
-      <w:r>
-        <w:rPr>
-          <w:lang w:val="ru-RU"/>
-        </w:rPr>
-        <w:t>}</w:t>
-      </w:r>
-    </w:p>
-    <w:p>
-      <w:pPr>
-        <w:pStyle w:val="af2"/>
-        <w:rPr>
-          <w:lang w:val="ru-RU"/>
-        </w:rPr>
-      </w:pPr>
-      <w:r>
-        <w:rPr>
-          <w:lang w:val="ru-RU"/>
-        </w:rPr>
-        <w:t xml:space="preserve">        });</w:t>
-      </w:r>
-    </w:p>
-    <w:p>
-      <w:pPr>
-        <w:pStyle w:val="af2"/>
-        <w:rPr>
-          <w:lang w:val="ru-RU"/>
-        </w:rPr>
-      </w:pPr>
-      <w:r>
-        <w:rPr>
-          <w:lang w:val="ru-RU"/>
-        </w:rPr>
-        <w:t xml:space="preserve">    }</w:t>
-      </w:r>
-    </w:p>
-    <w:p>
-      <w:pPr>
-        <w:pStyle w:val="ae"/>
-      </w:pPr>
-      <w:r>
-        <w:t>Листинг 4.1.8 – Реализация асинхронного запроса на сервер в функции «</w:t>
-      </w:r>
-      <w:r>
-        <w:t>getSubgroupsRequest</w:t>
-      </w:r>
-      <w:r>
-        <w:t>»</w:t>
-      </w:r>
-    </w:p>
-    <w:p>
-      <w:pPr>
-        <w:pStyle w:val="2"/>
-      </w:pPr>
-      <w:r>
-        <w:t>4.2 Реализация интерфейсов</w:t>
-      </w:r>
-    </w:p>
-    <w:p>
-      <w:r>
-        <w:t>Итоговый вид интерфейса главной страницы можно видеть на рисунке 4.2.1. Разделение на подгруппы возможно отключить. По умолчанию оно отключено, чтобы не изменять алфавитный порядок группы. Добавлены некоторые пояснения для пользователей и вспомогательные счетчики в таблице.</w:t>
-      </w:r>
-      <w:r>
-        <w:t xml:space="preserve"> </w:t>
-      </w:r>
-      <w:r>
-        <w:rPr>
-          <w:highlight w:val="yellow"/>
-        </w:rPr>
-        <w:t>(Добавлю текста к рисункам позже)</w:t>
-      </w:r>
-    </w:p>
-    <w:p>
-      <w:pPr>
-        <w:pStyle w:val="ae"/>
-      </w:pPr>
-      <w:r>
+        <w:rPr>
+          <w:noProof/>
+          <w:lang w:eastAsia="ru-RU"/>
+        </w:rPr>
         <w:lastRenderedPageBreak/>
         <w:drawing>
-          <wp:inline distT="0" distB="0" distL="0" distR="0" wp14:anchorId="433DBD85" wp14:editId="17345324">
-            <wp:extent cx="5138580" cy="4638675"/>
-            <wp:effectExtent l="0" t="0" r="5080" b="0"/>
-            <wp:docPr id="10" name="Рисунок 10"/>
+          <wp:inline distT="0" distB="0" distL="0" distR="0" wp14:anchorId="42F1D7DA" wp14:editId="31395B6F">
+            <wp:extent cx="4772025" cy="4581525"/>
+            <wp:effectExtent l="0" t="0" r="9525" b="9525"/>
+            <wp:docPr id="148382252" name="Рисунок 5"/>
             <wp:cNvGraphicFramePr>
               <a:graphicFrameLocks xmlns:a="http://schemas.openxmlformats.org/drawingml/2006/main" noChangeAspect="1"/>
             </wp:cNvGraphicFramePr>
@@ -10744,23 +10286,36 @@
               <a:graphicData uri="http://schemas.openxmlformats.org/drawingml/2006/picture">
                 <pic:pic xmlns:pic="http://schemas.openxmlformats.org/drawingml/2006/picture">
                   <pic:nvPicPr>
-                    <pic:cNvPr id="1" name=""/>
-                    <pic:cNvPicPr/>
+                    <pic:cNvPr id="0" name="Picture 5"/>
+                    <pic:cNvPicPr>
+                      <a:picLocks noChangeAspect="1" noChangeArrowheads="1"/>
+                    </pic:cNvPicPr>
                   </pic:nvPicPr>
                   <pic:blipFill>
-                    <a:blip r:embed="rId36"/>
+                    <a:blip r:embed="rId34">
+                      <a:extLst>
+                        <a:ext uri="{28A0092B-C50C-407E-A947-70E740481C1C}">
+                          <a14:useLocalDpi xmlns:a14="http://schemas.microsoft.com/office/drawing/2010/main" val="0"/>
+                        </a:ext>
+                      </a:extLst>
+                    </a:blip>
+                    <a:srcRect/>
                     <a:stretch>
                       <a:fillRect/>
                     </a:stretch>
                   </pic:blipFill>
-                  <pic:spPr>
+                  <pic:spPr bwMode="auto">
                     <a:xfrm>
                       <a:off x="0" y="0"/>
-                      <a:ext cx="5141007" cy="4640866"/>
+                      <a:ext cx="4772025" cy="4581525"/>
                     </a:xfrm>
                     <a:prstGeom prst="rect">
                       <a:avLst/>
                     </a:prstGeom>
+                    <a:noFill/>
+                    <a:ln>
+                      <a:noFill/>
+                    </a:ln>
                   </pic:spPr>
                 </pic:pic>
               </a:graphicData>
@@ -10774,13 +10329,65 @@
         <w:pStyle w:val="ae"/>
       </w:pPr>
       <w:r>
-        <w:tab/>
-      </w:r>
-      <w:r>
-        <w:t>Рисунок 4.2.1 – Интерфейс главной страницы модуля</w:t>
-      </w:r>
-      <w:r>
-        <w:tab/>
+        <w:t>Рисунок 3.5.2 – Макет страницы журнала посещаемости</w:t>
+      </w:r>
+    </w:p>
+    <w:p>
+      <w:r>
+        <w:t xml:space="preserve">Страница разделения на подгруппы (Рисунок 3.5.3) служит для деления преподавателями студенческих групп на подгруппы по своему усмотрению для каждой преподаваемой ими дисциплины. </w:t>
+      </w:r>
+    </w:p>
+    <w:p>
+      <w:r>
+        <w:t>В верхней части страницы аналогично странице журнала посещаемости располагаются интерактивные выпадающие списки для выбора дисциплины и группы.</w:t>
+      </w:r>
+    </w:p>
+    <w:p>
+      <w:r>
+        <w:t xml:space="preserve">Ниже, после выбора дисциплины и студенческой группы, отображаются таблицы со списками каждой из подгрупп. Они содержат колонки с номером зачетной книжки, ФИО студента и колонку с интерактивным элементом выбора под названием «Выделение». Между таблицами по центру располагаются три кнопки для управления составом подгрупп. Кнопка перемещения из левой таблицы в правую, из правой таблицы в левую и кнопка сохранения. Подобный интерфейс для управления содержимым таблиц </w:t>
+      </w:r>
+      <w:r>
+        <w:lastRenderedPageBreak/>
+        <w:t xml:space="preserve">использовался в офисном программном обеспечении, таком как </w:t>
+      </w:r>
+      <w:r>
+        <w:rPr>
+          <w:lang w:val="en-US"/>
+        </w:rPr>
+        <w:t>Microsoft</w:t>
+      </w:r>
+      <w:r>
+        <w:t xml:space="preserve"> </w:t>
+      </w:r>
+      <w:r>
+        <w:rPr>
+          <w:lang w:val="en-US"/>
+        </w:rPr>
+        <w:t>Excel</w:t>
+      </w:r>
+      <w:r>
+        <w:t xml:space="preserve">, </w:t>
+      </w:r>
+      <w:r>
+        <w:rPr>
+          <w:lang w:val="en-US"/>
+        </w:rPr>
+        <w:t>Microsoft</w:t>
+      </w:r>
+      <w:r>
+        <w:t xml:space="preserve"> </w:t>
+      </w:r>
+      <w:r>
+        <w:rPr>
+          <w:lang w:val="en-US"/>
+        </w:rPr>
+        <w:t>Word</w:t>
+      </w:r>
+      <w:r>
+        <w:t xml:space="preserve"> </w:t>
+      </w:r>
+      <w:r>
+        <w:t>и т.п.</w:t>
       </w:r>
     </w:p>
     <w:p>
@@ -10793,10 +10400,2024 @@
           <w:lang w:eastAsia="ru-RU"/>
         </w:rPr>
         <w:drawing>
-          <wp:inline distT="0" distB="0" distL="0" distR="0" wp14:anchorId="029A7ACD" wp14:editId="0AD463C9">
-            <wp:extent cx="5448334" cy="3246634"/>
-            <wp:effectExtent l="0" t="0" r="0" b="0"/>
-            <wp:docPr id="17" name="Рисунок 17"/>
+          <wp:inline distT="0" distB="0" distL="0" distR="0" wp14:anchorId="46D996DD" wp14:editId="487423E9">
+            <wp:extent cx="5629275" cy="4581525"/>
+            <wp:effectExtent l="0" t="0" r="9525" b="9525"/>
+            <wp:docPr id="957226055" name="Рисунок 6"/>
+            <wp:cNvGraphicFramePr>
+              <a:graphicFrameLocks xmlns:a="http://schemas.openxmlformats.org/drawingml/2006/main" noChangeAspect="1"/>
+            </wp:cNvGraphicFramePr>
+            <a:graphic xmlns:a="http://schemas.openxmlformats.org/drawingml/2006/main">
+              <a:graphicData uri="http://schemas.openxmlformats.org/drawingml/2006/picture">
+                <pic:pic xmlns:pic="http://schemas.openxmlformats.org/drawingml/2006/picture">
+                  <pic:nvPicPr>
+                    <pic:cNvPr id="0" name="Picture 6"/>
+                    <pic:cNvPicPr>
+                      <a:picLocks noChangeAspect="1" noChangeArrowheads="1"/>
+                    </pic:cNvPicPr>
+                  </pic:nvPicPr>
+                  <pic:blipFill>
+                    <a:blip r:embed="rId35">
+                      <a:extLst>
+                        <a:ext uri="{28A0092B-C50C-407E-A947-70E740481C1C}">
+                          <a14:useLocalDpi xmlns:a14="http://schemas.microsoft.com/office/drawing/2010/main" val="0"/>
+                        </a:ext>
+                      </a:extLst>
+                    </a:blip>
+                    <a:srcRect/>
+                    <a:stretch>
+                      <a:fillRect/>
+                    </a:stretch>
+                  </pic:blipFill>
+                  <pic:spPr bwMode="auto">
+                    <a:xfrm>
+                      <a:off x="0" y="0"/>
+                      <a:ext cx="5629275" cy="4581525"/>
+                    </a:xfrm>
+                    <a:prstGeom prst="rect">
+                      <a:avLst/>
+                    </a:prstGeom>
+                    <a:noFill/>
+                    <a:ln>
+                      <a:noFill/>
+                    </a:ln>
+                  </pic:spPr>
+                </pic:pic>
+              </a:graphicData>
+            </a:graphic>
+          </wp:inline>
+        </w:drawing>
+      </w:r>
+    </w:p>
+    <w:p>
+      <w:pPr>
+        <w:pStyle w:val="ae"/>
+      </w:pPr>
+      <w:r>
+        <w:t>Рисунок 3.5.3 – Макет страницы разделения на подгруппы</w:t>
+      </w:r>
+    </w:p>
+    <w:p>
+      <w:r>
+        <w:t>Выделив нужных студентов одной из подгрупп для перемещения в другую, пользователь нажимает соответствующую кнопку, после чего состав подгрупп меняется. Соответствующие ячейки, выбранные пользователем, переносятся в другую таблицу, соблюдая порядок сортировки студентов по алфавиту. После всех необходимых перестановок пользователь нажимает кнопку сохранения, и новый состав подгрупп сохраняется.</w:t>
+      </w:r>
+    </w:p>
+    <w:p>
+      <w:r>
+        <w:t>Страница просмотра статистики (Рисунок 3.5.4) предназначена для просмотра статистики проставления отметок преподавателем. Страница предназначена для руководителей подразделений.</w:t>
+      </w:r>
+    </w:p>
+    <w:p>
+      <w:r>
+        <w:t xml:space="preserve">В верхней части страницы расположены различные элементы выбора для формирования среза данных по нужным параметрам. Первым идет набор интерактивных полей для поиска нужного преподавателя по ФИО. Далее поле </w:t>
+      </w:r>
+      <w:r>
+        <w:lastRenderedPageBreak/>
+        <w:t>для поиска преподавателя по идентификатору в системе. Последним идет поле для ввода зачетной книжки для поиска информации о посещениях студента.</w:t>
+      </w:r>
+    </w:p>
+    <w:p>
+      <w:pPr>
+        <w:pStyle w:val="ae"/>
+      </w:pPr>
+      <w:r>
+        <w:rPr>
+          <w:noProof/>
+          <w:lang w:eastAsia="ru-RU"/>
+        </w:rPr>
+        <w:drawing>
+          <wp:inline distT="0" distB="0" distL="0" distR="0" wp14:anchorId="23FCC67B" wp14:editId="12F0F9A3">
+            <wp:extent cx="5629275" cy="7248525"/>
+            <wp:effectExtent l="0" t="0" r="9525" b="9525"/>
+            <wp:docPr id="12571852" name="Рисунок 7"/>
+            <wp:cNvGraphicFramePr>
+              <a:graphicFrameLocks xmlns:a="http://schemas.openxmlformats.org/drawingml/2006/main" noChangeAspect="1"/>
+            </wp:cNvGraphicFramePr>
+            <a:graphic xmlns:a="http://schemas.openxmlformats.org/drawingml/2006/main">
+              <a:graphicData uri="http://schemas.openxmlformats.org/drawingml/2006/picture">
+                <pic:pic xmlns:pic="http://schemas.openxmlformats.org/drawingml/2006/picture">
+                  <pic:nvPicPr>
+                    <pic:cNvPr id="0" name="Picture 7"/>
+                    <pic:cNvPicPr>
+                      <a:picLocks noChangeAspect="1" noChangeArrowheads="1"/>
+                    </pic:cNvPicPr>
+                  </pic:nvPicPr>
+                  <pic:blipFill>
+                    <a:blip r:embed="rId36">
+                      <a:extLst>
+                        <a:ext uri="{28A0092B-C50C-407E-A947-70E740481C1C}">
+                          <a14:useLocalDpi xmlns:a14="http://schemas.microsoft.com/office/drawing/2010/main" val="0"/>
+                        </a:ext>
+                      </a:extLst>
+                    </a:blip>
+                    <a:srcRect/>
+                    <a:stretch>
+                      <a:fillRect/>
+                    </a:stretch>
+                  </pic:blipFill>
+                  <pic:spPr bwMode="auto">
+                    <a:xfrm>
+                      <a:off x="0" y="0"/>
+                      <a:ext cx="5629275" cy="7248525"/>
+                    </a:xfrm>
+                    <a:prstGeom prst="rect">
+                      <a:avLst/>
+                    </a:prstGeom>
+                    <a:noFill/>
+                    <a:ln>
+                      <a:noFill/>
+                    </a:ln>
+                  </pic:spPr>
+                </pic:pic>
+              </a:graphicData>
+            </a:graphic>
+          </wp:inline>
+        </w:drawing>
+      </w:r>
+    </w:p>
+    <w:p>
+      <w:pPr>
+        <w:pStyle w:val="ae"/>
+      </w:pPr>
+      <w:r>
+        <w:t>Рисунок 3.5.4 – Макет страницы просмотра статистики</w:t>
+      </w:r>
+    </w:p>
+    <w:p>
+      <w:r>
+        <w:t xml:space="preserve">После выбора периода времени, за который собирается информация, </w:t>
+      </w:r>
+      <w:r>
+        <w:t>формируется первая таблица. Она содержит обобщенную статистику по отметкам преподавателя. В</w:t>
+      </w:r>
+      <w:r>
+        <w:t xml:space="preserve"> ней сгруппированы занятия по дисциплинам и </w:t>
+      </w:r>
+      <w:r>
+        <w:lastRenderedPageBreak/>
+        <w:t xml:space="preserve">отсортированы внутри групп по датам. Колонки таблицы содержат дисциплину, дату занятия, номер занятия, группу и количество отметок на этом занятии. В каждой ячейке колонки «Отметки» находится кнопка, нажатие на которую формирует еще одну таблицу. </w:t>
+      </w:r>
+    </w:p>
+    <w:p>
+      <w:r>
+        <w:t>Последняя таблица содержит информацию по конкретному занятию. На ней отображено каких студентов преподаватель отметил, в какое время появилась отметка и в какое время была в последний раз изменена. В случае поиска информации по студенту формируется только последняя таблица, в которой содержится только информация по искомому студенту.</w:t>
+      </w:r>
+      <w:r>
+        <w:br w:type="page"/>
+      </w:r>
+    </w:p>
+    <w:p>
+      <w:pPr>
+        <w:pStyle w:val="1"/>
+        <w:rPr>
+          <w:color w:val="FF0000"/>
+        </w:rPr>
+      </w:pPr>
+      <w:bookmarkStart w:id="19" w:name="_Toc225010211"/>
+      <w:r>
+        <w:lastRenderedPageBreak/>
+        <w:t xml:space="preserve">4 </w:t>
+      </w:r>
+      <w:bookmarkEnd w:id="19"/>
+      <w:r>
+        <w:t xml:space="preserve">РЕАЛИЗАЦИЯ ПРОГРАММНОГО ОБЕСПЕЧЕНИЯ ПОДСИСТЕМЫ «КОНТРОЛЬ И УЧЕТ ПОСЕЩАЕМОСТИ И РАБОТЫ СТУДЕНТОВ НА ЗАНЯТИЯХ» ДЛЯ САЙТА ОГУ </w:t>
+      </w:r>
+      <w:r>
+        <w:t>ИМ</w:t>
+      </w:r>
+      <w:r>
+        <w:t xml:space="preserve">. И.С. </w:t>
+      </w:r>
+      <w:r>
+        <w:t>ТУРГЕНЕВА</w:t>
+      </w:r>
+    </w:p>
+    <w:p>
+      <w:pPr>
+        <w:pStyle w:val="2"/>
+      </w:pPr>
+      <w:bookmarkStart w:id="20" w:name="_Toc225010212"/>
+      <w:r>
+        <w:t>4.1 Реализация компонентов</w:t>
+      </w:r>
+      <w:bookmarkEnd w:id="20"/>
+    </w:p>
+    <w:p>
+      <w:r>
+        <w:t xml:space="preserve">Реализация контроллера </w:t>
+      </w:r>
+      <w:r>
+        <w:t xml:space="preserve">в используемом фреймворке представляет из себя создание </w:t>
+      </w:r>
+      <w:r>
+        <w:t>класса, наследующего</w:t>
+      </w:r>
+      <w:r>
+        <w:t xml:space="preserve"> функционал с</w:t>
+      </w:r>
+      <w:r>
+        <w:t>уществующих в фреймворке класса контроллера</w:t>
+      </w:r>
+      <w:r>
+        <w:t>. Это позволяет скрывать от разработчика детали реализации, позволяя сосредоточиться исключительно на функционале разрабатываемого модуля.</w:t>
+      </w:r>
+    </w:p>
+    <w:p>
+      <w:r>
+        <w:t xml:space="preserve">Реализация обработки определенного </w:t>
+      </w:r>
+      <w:r>
+        <w:rPr>
+          <w:lang w:val="en-US"/>
+        </w:rPr>
+        <w:t>URL</w:t>
+      </w:r>
+      <w:r>
+        <w:t>-</w:t>
+      </w:r>
+      <w:r>
+        <w:t>адреса на сайте в контроллере заключается в создании метода обработчика с соответствующим названием. Для представления «</w:t>
+      </w:r>
+      <w:r>
+        <w:rPr>
+          <w:lang w:val="en-US"/>
+        </w:rPr>
+        <w:t>index</w:t>
+      </w:r>
+      <w:r>
+        <w:t>.</w:t>
+      </w:r>
+      <w:r>
+        <w:rPr>
+          <w:lang w:val="en-US"/>
+        </w:rPr>
+        <w:t>phtml</w:t>
+      </w:r>
+      <w:r>
+        <w:t>» создается метод «</w:t>
+      </w:r>
+      <w:r>
+        <w:rPr>
+          <w:lang w:val="en-US"/>
+        </w:rPr>
+        <w:t>indexAction</w:t>
+      </w:r>
+      <w:r>
+        <w:t>()</w:t>
+      </w:r>
+      <w:r>
+        <w:t>»</w:t>
+      </w:r>
+      <w:r>
+        <w:t xml:space="preserve"> </w:t>
+      </w:r>
+      <w:r>
+        <w:t xml:space="preserve">и т.д. </w:t>
+      </w:r>
+    </w:p>
+    <w:p>
+      <w:r>
+        <w:t xml:space="preserve">Создание класса контроллера представлен на </w:t>
+      </w:r>
+      <w:r>
+        <w:t>листинге</w:t>
+      </w:r>
+      <w:r>
+        <w:t xml:space="preserve"> 4.1.1.</w:t>
+      </w:r>
+      <w:r>
+        <w:t xml:space="preserve"> Класс контроллера наследуется от «</w:t>
+      </w:r>
+      <w:r>
+        <w:t>Zend_Controller_Action</w:t>
+      </w:r>
+      <w:r>
+        <w:t>». Приватным полем класса является информация об идентификации пользователя, полученного методом «</w:t>
+      </w:r>
+      <w:r>
+        <w:rPr>
+          <w:lang w:val="en-US"/>
+        </w:rPr>
+        <w:t>getIdentity</w:t>
+      </w:r>
+      <w:r>
+        <w:t>»</w:t>
+      </w:r>
+      <w:r>
+        <w:t xml:space="preserve"> </w:t>
+      </w:r>
+      <w:r>
+        <w:t>из библиотеки сайта.</w:t>
+      </w:r>
+    </w:p>
+    <w:p>
+      <w:pPr>
+        <w:pStyle w:val="af2"/>
+      </w:pPr>
+      <w:r>
+        <w:t>class User_AttendanceController extends Zend_Controller_Action</w:t>
+      </w:r>
+    </w:p>
+    <w:p>
+      <w:pPr>
+        <w:pStyle w:val="af2"/>
+      </w:pPr>
+      <w:r>
+        <w:t>{</w:t>
+      </w:r>
+    </w:p>
+    <w:p>
+      <w:pPr>
+        <w:pStyle w:val="af2"/>
+      </w:pPr>
+      <w:r>
+        <w:t xml:space="preserve">    private $identity;</w:t>
+      </w:r>
+    </w:p>
+    <w:p>
+      <w:pPr>
+        <w:pStyle w:val="af2"/>
+      </w:pPr>
+      <w:r>
+        <w:t xml:space="preserve">    public function init()</w:t>
+      </w:r>
+    </w:p>
+    <w:p>
+      <w:pPr>
+        <w:pStyle w:val="af2"/>
+      </w:pPr>
+      <w:r>
+        <w:t xml:space="preserve">    {</w:t>
+      </w:r>
+    </w:p>
+    <w:p>
+      <w:pPr>
+        <w:pStyle w:val="af2"/>
+      </w:pPr>
+      <w:r>
+        <w:t xml:space="preserve">        $auth = Site_Auth::getInstance();</w:t>
+      </w:r>
+    </w:p>
+    <w:p>
+      <w:pPr>
+        <w:pStyle w:val="af2"/>
+      </w:pPr>
+      <w:r>
+        <w:t xml:space="preserve">        $this-&gt;identity = $auth-&gt;getIdentity();</w:t>
+      </w:r>
+    </w:p>
+    <w:p>
+      <w:pPr>
+        <w:pStyle w:val="af2"/>
+        <w:rPr>
+          <w:lang w:val="ru-RU"/>
+        </w:rPr>
+      </w:pPr>
+      <w:r>
+        <w:t xml:space="preserve">    </w:t>
+      </w:r>
+      <w:r>
+        <w:rPr>
+          <w:lang w:val="ru-RU"/>
+        </w:rPr>
+        <w:t>}</w:t>
+      </w:r>
+    </w:p>
+    <w:p>
+      <w:pPr>
+        <w:pStyle w:val="af2"/>
+        <w:rPr>
+          <w:lang w:val="ru-RU"/>
+        </w:rPr>
+      </w:pPr>
+      <w:r>
+        <w:rPr>
+          <w:lang w:val="ru-RU"/>
+        </w:rPr>
+        <w:t>}</w:t>
+      </w:r>
+    </w:p>
+    <w:p>
+      <w:pPr>
+        <w:pStyle w:val="ae"/>
+      </w:pPr>
+      <w:r>
+        <w:t>Листинг 4.1.1 – Создание класса контроллера</w:t>
+      </w:r>
+    </w:p>
+    <w:p>
+      <w:r>
+        <w:t>При реализации обработчика</w:t>
+      </w:r>
+      <w:r>
+        <w:t xml:space="preserve"> (Листинг 4.1.2)</w:t>
+      </w:r>
+      <w:r>
+        <w:t xml:space="preserve"> представления какой-либо страницы контроллеру необ</w:t>
+      </w:r>
+      <w:r>
+        <w:t>ходимо</w:t>
+      </w:r>
+      <w:r>
+        <w:t xml:space="preserve"> получить параметры запроса</w:t>
+      </w:r>
+      <w:r>
+        <w:t xml:space="preserve"> и определить права доступа.</w:t>
+      </w:r>
+    </w:p>
+    <w:p>
+      <w:pPr>
+        <w:pStyle w:val="af2"/>
+      </w:pPr>
+      <w:r>
+        <w:lastRenderedPageBreak/>
+        <w:t>public function indexAction()</w:t>
+      </w:r>
+    </w:p>
+    <w:p>
+      <w:pPr>
+        <w:pStyle w:val="af2"/>
+      </w:pPr>
+      <w:r>
+        <w:t xml:space="preserve">    {</w:t>
+      </w:r>
+    </w:p>
+    <w:p>
+      <w:pPr>
+        <w:pStyle w:val="af2"/>
+      </w:pPr>
+      <w:r>
+        <w:t xml:space="preserve">        $params = $t</w:t>
+      </w:r>
+      <w:r>
+        <w:t>his-&gt;_getAllParams();</w:t>
+      </w:r>
+    </w:p>
+    <w:p>
+      <w:pPr>
+        <w:pStyle w:val="af2"/>
+      </w:pPr>
+      <w:r>
+        <w:t xml:space="preserve">        $employee = User_Model_Employee::getEmployee($params['iduser']);</w:t>
+      </w:r>
+    </w:p>
+    <w:p>
+      <w:pPr>
+        <w:pStyle w:val="af2"/>
+      </w:pPr>
+      <w:r>
+        <w:t xml:space="preserve">     </w:t>
+      </w:r>
+      <w:r>
+        <w:t xml:space="preserve">   $idEmployee = $employee-&gt;id;</w:t>
+      </w:r>
+    </w:p>
+    <w:p>
+      <w:pPr>
+        <w:pStyle w:val="af2"/>
+      </w:pPr>
+      <w:r>
+        <w:t xml:space="preserve">        $isIdSame = $idEmployee == $this-&gt;identity-&gt;id;</w:t>
+      </w:r>
+    </w:p>
+    <w:p>
+      <w:pPr>
+        <w:pStyle w:val="af2"/>
+      </w:pPr>
+      <w:r>
+        <w:t xml:space="preserve">        $isUserHasAccess = $this-&gt;identity-&gt;usertype == Site_Auth::ADMIN || $this-&gt;identity-&gt;usertype == Site_Auth::EMPLOYEE;</w:t>
+      </w:r>
+    </w:p>
+    <w:p>
+      <w:pPr>
+        <w:pStyle w:val="af2"/>
+      </w:pPr>
+      <w:r>
+        <w:t xml:space="preserve">        $this-&gt;view-&gt;usertype = $this-&gt;identity-&gt;usertype;</w:t>
+      </w:r>
+    </w:p>
+    <w:p>
+      <w:pPr>
+        <w:pStyle w:val="af2"/>
+      </w:pPr>
+      <w:r>
+        <w:t xml:space="preserve">        if(false == $isUserHasAccess){</w:t>
+      </w:r>
+    </w:p>
+    <w:p>
+      <w:pPr>
+        <w:pStyle w:val="af2"/>
+      </w:pPr>
+      <w:r>
+        <w:t xml:space="preserve">            $this-&gt;_helper-&gt;redirector-&gt;goToUrl('/');</w:t>
+      </w:r>
+    </w:p>
+    <w:p>
+      <w:pPr>
+        <w:pStyle w:val="af2"/>
+        <w:rPr>
+          <w:lang w:val="ru-RU"/>
+        </w:rPr>
+      </w:pPr>
+      <w:r>
+        <w:t xml:space="preserve">        </w:t>
+      </w:r>
+      <w:r>
+        <w:rPr>
+          <w:lang w:val="ru-RU"/>
+        </w:rPr>
+        <w:t>}</w:t>
+      </w:r>
+    </w:p>
+    <w:p>
+      <w:pPr>
+        <w:pStyle w:val="af2"/>
+        <w:rPr>
+          <w:lang w:val="ru-RU"/>
+        </w:rPr>
+      </w:pPr>
+      <w:r>
+        <w:rPr>
+          <w:lang w:val="ru-RU"/>
+        </w:rPr>
+        <w:t xml:space="preserve">    </w:t>
+      </w:r>
+      <w:r>
+        <w:rPr>
+          <w:lang w:val="ru-RU"/>
+        </w:rPr>
+        <w:t>}</w:t>
+      </w:r>
+      <w:r>
+        <w:rPr>
+          <w:lang w:val="ru-RU"/>
+        </w:rPr>
+        <w:t xml:space="preserve">   </w:t>
+      </w:r>
+    </w:p>
+    <w:p>
+      <w:pPr>
+        <w:pStyle w:val="ae"/>
+      </w:pPr>
+      <w:r>
+        <w:t>Листинг 4.1.</w:t>
+      </w:r>
+      <w:r>
+        <w:t>2</w:t>
+      </w:r>
+      <w:r>
+        <w:t xml:space="preserve"> – Создание метода обработчика представления главной страницы</w:t>
+      </w:r>
+    </w:p>
+    <w:p>
+      <w:r>
+        <w:t>В приведенном выше листинге пользователи, не имеющие доступа, будут перенаправлены на главную страницу.</w:t>
+      </w:r>
+    </w:p>
+    <w:p>
+      <w:r>
+        <w:t xml:space="preserve">Контроллер должен обращаться за данными к модели. Для демонстрации обращения к модели можно рассмотреть алгоритм поиска нужного занятия на текущий момент времени, либо по указанному номеру (Листинг 4.1.3). </w:t>
+      </w:r>
+    </w:p>
+    <w:p>
+      <w:pPr>
+        <w:pStyle w:val="af2"/>
+      </w:pPr>
+      <w:r>
+        <w:t>$todayLessonsDates = User_Model_LiteAttendance::getLessonsList($idEmployee, $date);</w:t>
+      </w:r>
+    </w:p>
+    <w:p>
+      <w:pPr>
+        <w:pStyle w:val="af2"/>
+      </w:pPr>
+      <w:r>
+        <w:t xml:space="preserve">        $this-&gt;view-&gt;todayLes</w:t>
+      </w:r>
+      <w:r>
+        <w:t>sonsDates = $todayLessonsDates;</w:t>
+      </w:r>
+    </w:p>
+    <w:p>
+      <w:pPr>
+        <w:pStyle w:val="af2"/>
+      </w:pPr>
+      <w:r>
+        <w:t xml:space="preserve">        $currentLesson = [];</w:t>
+      </w:r>
+    </w:p>
+    <w:p>
+      <w:pPr>
+        <w:pStyle w:val="af2"/>
+      </w:pPr>
+      <w:r>
+        <w:t xml:space="preserve">        if(isset($params['numberlesson'])){</w:t>
+      </w:r>
+    </w:p>
+    <w:p>
+      <w:pPr>
+        <w:pStyle w:val="af2"/>
+      </w:pPr>
+      <w:r>
+        <w:t xml:space="preserve">            foreach($todayLessonsDates as $lesson){</w:t>
+      </w:r>
+    </w:p>
+    <w:p>
+      <w:pPr>
+        <w:pStyle w:val="af2"/>
+      </w:pPr>
+      <w:r>
+        <w:t xml:space="preserve">                if ($lesson['NumberLesson'] == $params['numberlesson']){</w:t>
+      </w:r>
+    </w:p>
+    <w:p>
+      <w:pPr>
+        <w:pStyle w:val="af2"/>
+      </w:pPr>
+      <w:r>
+        <w:t xml:space="preserve">                    $currentLesson = $lesson;</w:t>
+      </w:r>
+    </w:p>
+    <w:p>
+      <w:pPr>
+        <w:pStyle w:val="af2"/>
+      </w:pPr>
+      <w:r>
+        <w:t xml:space="preserve">                    break;</w:t>
+      </w:r>
+    </w:p>
+    <w:p>
+      <w:pPr>
+        <w:pStyle w:val="af2"/>
+      </w:pPr>
+      <w:r>
+        <w:t xml:space="preserve">                }</w:t>
+      </w:r>
+    </w:p>
+    <w:p>
+      <w:pPr>
+        <w:pStyle w:val="af2"/>
+      </w:pPr>
+      <w:r>
+        <w:lastRenderedPageBreak/>
+        <w:t xml:space="preserve">            }</w:t>
+      </w:r>
+    </w:p>
+    <w:p>
+      <w:pPr>
+        <w:pStyle w:val="af2"/>
+      </w:pPr>
+      <w:r>
+        <w:t xml:space="preserve">        }</w:t>
+      </w:r>
+    </w:p>
+    <w:p>
+      <w:pPr>
+        <w:pStyle w:val="af2"/>
+      </w:pPr>
+      <w:r>
+        <w:t xml:space="preserve">        elseif($date == Date('Y-m-d')){</w:t>
+      </w:r>
+    </w:p>
+    <w:p>
+      <w:pPr>
+        <w:pStyle w:val="af2"/>
+      </w:pPr>
+      <w:r>
+        <w:t xml:space="preserve">            $current_time = date('H:i');</w:t>
+      </w:r>
+    </w:p>
+    <w:p>
+      <w:pPr>
+        <w:pStyle w:val="af2"/>
+      </w:pPr>
+      <w:r>
+        <w:t xml:space="preserve">            for</w:t>
+      </w:r>
+      <w:r>
+        <w:t>($i = count($todayLessonsDates)-1; $i&gt;=</w:t>
+      </w:r>
+      <w:r>
+        <w:t>0; $i--){</w:t>
+      </w:r>
+    </w:p>
+    <w:p>
+      <w:pPr>
+        <w:pStyle w:val="af2"/>
+      </w:pPr>
+      <w:r>
+        <w:t xml:space="preserve">                if (strtotime($todayLessonsDates[$i]['startTime']) &lt;= strtotime($current_time)) {</w:t>
+      </w:r>
+    </w:p>
+    <w:p>
+      <w:pPr>
+        <w:pStyle w:val="af2"/>
+        <w:rPr>
+          <w:lang w:val="ru-RU"/>
+        </w:rPr>
+      </w:pPr>
+      <w:r>
+        <w:t xml:space="preserve">                    </w:t>
+      </w:r>
+      <w:r>
+        <w:rPr>
+          <w:lang w:val="ru-RU"/>
+        </w:rPr>
+        <w:t>$</w:t>
+      </w:r>
+      <w:r>
+        <w:t>currentLesson</w:t>
+      </w:r>
+      <w:r>
+        <w:rPr>
+          <w:lang w:val="ru-RU"/>
+        </w:rPr>
+        <w:t xml:space="preserve"> = $</w:t>
+      </w:r>
+      <w:r>
+        <w:t>todayLessonsDates</w:t>
+      </w:r>
+      <w:r>
+        <w:rPr>
+          <w:lang w:val="ru-RU"/>
+        </w:rPr>
+        <w:t>[$</w:t>
+      </w:r>
+      <w:r>
+        <w:t>i</w:t>
+      </w:r>
+      <w:r>
+        <w:rPr>
+          <w:lang w:val="ru-RU"/>
+        </w:rPr>
+        <w:t>];</w:t>
+      </w:r>
+    </w:p>
+    <w:p>
+      <w:pPr>
+        <w:pStyle w:val="af2"/>
+        <w:rPr>
+          <w:lang w:val="ru-RU"/>
+        </w:rPr>
+      </w:pPr>
+      <w:r>
+        <w:rPr>
+          <w:lang w:val="ru-RU"/>
+        </w:rPr>
+        <w:t xml:space="preserve">                    </w:t>
+      </w:r>
+      <w:r>
+        <w:t>break</w:t>
+      </w:r>
+      <w:r>
+        <w:rPr>
+          <w:lang w:val="ru-RU"/>
+        </w:rPr>
+        <w:t>;</w:t>
+      </w:r>
+    </w:p>
+    <w:p>
+      <w:pPr>
+        <w:pStyle w:val="af2"/>
+        <w:rPr>
+          <w:lang w:val="ru-RU"/>
+        </w:rPr>
+      </w:pPr>
+      <w:r>
+        <w:rPr>
+          <w:lang w:val="ru-RU"/>
+        </w:rPr>
+        <w:t xml:space="preserve">                }</w:t>
+      </w:r>
+    </w:p>
+    <w:p>
+      <w:pPr>
+        <w:pStyle w:val="af2"/>
+        <w:rPr>
+          <w:lang w:val="ru-RU"/>
+        </w:rPr>
+      </w:pPr>
+      <w:r>
+        <w:rPr>
+          <w:lang w:val="ru-RU"/>
+        </w:rPr>
+        <w:t xml:space="preserve">            }</w:t>
+      </w:r>
+    </w:p>
+    <w:p>
+      <w:pPr>
+        <w:pStyle w:val="af2"/>
+        <w:rPr>
+          <w:lang w:val="ru-RU"/>
+        </w:rPr>
+      </w:pPr>
+      <w:r>
+        <w:rPr>
+          <w:lang w:val="ru-RU"/>
+        </w:rPr>
+        <w:t xml:space="preserve">        }</w:t>
+      </w:r>
+    </w:p>
+    <w:p>
+      <w:pPr>
+        <w:pStyle w:val="ae"/>
+      </w:pPr>
+      <w:r>
+        <w:t>Листинг 4.1.3 – Обращение к модели и поиск занятия для отображения</w:t>
+      </w:r>
+    </w:p>
+    <w:p>
+      <w:r>
+        <w:t>В реализации этого алгоритма контроллер обращается к модели через метод «</w:t>
+      </w:r>
+      <w:r>
+        <w:rPr>
+          <w:lang w:val="en-US"/>
+        </w:rPr>
+        <w:t>getLessonsList</w:t>
+      </w:r>
+      <w:r>
+        <w:t>» для формирования набора занятий на определенную дату для преподавателя. Затем в представление модели передаются полученные данные, в поле «</w:t>
+      </w:r>
+      <w:r>
+        <w:rPr>
+          <w:lang w:val="en-US"/>
+        </w:rPr>
+        <w:t>todayLessonsDates</w:t>
+      </w:r>
+      <w:r>
+        <w:t>»</w:t>
+      </w:r>
+      <w:r>
+        <w:t xml:space="preserve"> </w:t>
+      </w:r>
+      <w:r>
+        <w:t>объекта представления «view». Далее реализуется сам алгоритм поиска нужного занятия. Параметр «</w:t>
+      </w:r>
+      <w:r>
+        <w:rPr>
+          <w:lang w:val="en-US"/>
+        </w:rPr>
+        <w:t>numberlesson</w:t>
+      </w:r>
+      <w:r>
+        <w:t>»</w:t>
+      </w:r>
+      <w:r>
+        <w:t xml:space="preserve"> </w:t>
+      </w:r>
+      <w:r>
+        <w:t>указывает на то, что в запросе к контроллеру был указан конкретный номер занятия, значит нужно лишь отыскать его в массиве полученных занятий. Иначе, необходимо найти последнее начавшееся занятия, для чего массив занятий перебирается с конца. Этот алгоритм был представлен в виде блок-схемы на рисунке 3.4.2.</w:t>
+      </w:r>
+    </w:p>
+    <w:p>
+      <w:r>
+        <w:t xml:space="preserve">Создание публичного </w:t>
+      </w:r>
+      <w:r>
+        <w:rPr>
+          <w:lang w:val="en-US"/>
+        </w:rPr>
+        <w:t>API</w:t>
+      </w:r>
+      <w:r>
+        <w:t xml:space="preserve"> </w:t>
+      </w:r>
+      <w:r>
+        <w:t xml:space="preserve">в контроллере так же происходит через создание методов обработчиков. Отличие лишь в том, что такие методы не подготавливают представления, а возвращают ответ в формате </w:t>
+      </w:r>
+      <w:r>
+        <w:rPr>
+          <w:lang w:val="en-US"/>
+        </w:rPr>
+        <w:t>JSON</w:t>
+      </w:r>
+      <w:r>
+        <w:t xml:space="preserve">. </w:t>
+      </w:r>
+      <w:r>
+        <w:t>Пример такого обработчика можно увидеть на листинге 4.1.4.</w:t>
+      </w:r>
+    </w:p>
+    <w:p>
+      <w:pPr>
+        <w:pStyle w:val="af2"/>
+        <w:rPr>
+          <w:lang w:val="ru-RU"/>
+        </w:rPr>
+      </w:pPr>
+      <w:r>
+        <w:rPr>
+          <w:lang w:val="ru-RU"/>
+        </w:rPr>
+        <w:t xml:space="preserve">    </w:t>
+      </w:r>
+      <w:r>
+        <w:t>public</w:t>
+      </w:r>
+      <w:r>
+        <w:rPr>
+          <w:lang w:val="ru-RU"/>
+        </w:rPr>
+        <w:t xml:space="preserve"> </w:t>
+      </w:r>
+      <w:r>
+        <w:t>function</w:t>
+      </w:r>
+      <w:r>
+        <w:rPr>
+          <w:lang w:val="ru-RU"/>
+        </w:rPr>
+        <w:t xml:space="preserve"> </w:t>
+      </w:r>
+      <w:r>
+        <w:t>getlessontypeAction</w:t>
+      </w:r>
+      <w:r>
+        <w:rPr>
+          <w:lang w:val="ru-RU"/>
+        </w:rPr>
+        <w:t>(){</w:t>
+      </w:r>
+    </w:p>
+    <w:p>
+      <w:pPr>
+        <w:pStyle w:val="af2"/>
+      </w:pPr>
+      <w:r>
+        <w:rPr>
+          <w:lang w:val="ru-RU"/>
+        </w:rPr>
+        <w:t xml:space="preserve">        </w:t>
+      </w:r>
+      <w:r>
+        <w:t>if(!$this-&gt;_request-&gt;isPost()){</w:t>
+      </w:r>
+    </w:p>
+    <w:p>
+      <w:pPr>
+        <w:pStyle w:val="af2"/>
+      </w:pPr>
+      <w:r>
+        <w:t xml:space="preserve">            return;</w:t>
+      </w:r>
+    </w:p>
+    <w:p>
+      <w:pPr>
+        <w:pStyle w:val="af2"/>
+      </w:pPr>
+      <w:r>
+        <w:t xml:space="preserve">        }</w:t>
+      </w:r>
+    </w:p>
+    <w:p>
+      <w:pPr>
+        <w:pStyle w:val="af2"/>
+      </w:pPr>
+      <w:r>
+        <w:t xml:space="preserve">        $post = $this-&gt;_request-&gt;getPost();</w:t>
+      </w:r>
+    </w:p>
+    <w:p>
+      <w:pPr>
+        <w:pStyle w:val="af2"/>
+      </w:pPr>
+      <w:r>
+        <w:lastRenderedPageBreak/>
+        <w:t xml:space="preserve">        $isuup_subject_id = $post['isuup_subject_id'];</w:t>
+      </w:r>
+    </w:p>
+    <w:p>
+      <w:pPr>
+        <w:pStyle w:val="af2"/>
+      </w:pPr>
+      <w:r>
+        <w:t xml:space="preserve">        $idEmployee = $post['idEmployee'];</w:t>
+      </w:r>
+    </w:p>
+    <w:p>
+      <w:pPr>
+        <w:pStyle w:val="af2"/>
+      </w:pPr>
+      <w:r>
+        <w:t xml:space="preserve">        $idGroup = $post['idGroup']; </w:t>
+      </w:r>
+    </w:p>
+    <w:p>
+      <w:pPr>
+        <w:pStyle w:val="af2"/>
+      </w:pPr>
+      <w:r>
+        <w:t xml:space="preserve">        $result = User_Model_LiteAttendance::get_lesson_type_encoded($isuup_subject_id, $idEmployee, $idGroup);</w:t>
+      </w:r>
+    </w:p>
+    <w:p>
+      <w:pPr>
+        <w:pStyle w:val="af2"/>
+      </w:pPr>
+      <w:r>
+        <w:t xml:space="preserve">        $this-&gt;_helper-&gt;json($result);</w:t>
+      </w:r>
+    </w:p>
+    <w:p>
+      <w:pPr>
+        <w:pStyle w:val="af2"/>
+      </w:pPr>
+      <w:r>
+        <w:t xml:space="preserve">        return;</w:t>
+      </w:r>
+    </w:p>
+    <w:p>
+      <w:pPr>
+        <w:pStyle w:val="af2"/>
+        <w:rPr>
+          <w:lang w:val="ru-RU"/>
+        </w:rPr>
+      </w:pPr>
+      <w:r>
+        <w:t xml:space="preserve">    </w:t>
+      </w:r>
+      <w:r>
+        <w:rPr>
+          <w:lang w:val="ru-RU"/>
+        </w:rPr>
+        <w:t>}</w:t>
+      </w:r>
+      <w:r>
+        <w:rPr>
+          <w:lang w:val="ru-RU"/>
+        </w:rPr>
+        <w:t xml:space="preserve"> </w:t>
+      </w:r>
+    </w:p>
+    <w:p>
+      <w:pPr>
+        <w:pStyle w:val="ae"/>
+      </w:pPr>
+      <w:r>
+        <w:t>Листинг 4.1.4 – Метод обработчик для запроса типов занятия</w:t>
+      </w:r>
+    </w:p>
+    <w:p>
+      <w:r>
+        <w:t xml:space="preserve">Из параметров запроса контроллер получает необходимые данные и отправляет в метод модели, ответ которой упаковывает в формат </w:t>
+      </w:r>
+      <w:r>
+        <w:rPr>
+          <w:lang w:val="en-US"/>
+        </w:rPr>
+        <w:t>JSON</w:t>
+      </w:r>
+      <w:r>
+        <w:t xml:space="preserve"> </w:t>
+      </w:r>
+      <w:r>
+        <w:t>и отправляет обратно клиенту.</w:t>
+      </w:r>
+    </w:p>
+    <w:p>
+      <w:r>
+        <w:t>Модель реализуется отдельным классом с множеством статических методов. Пример реализации модели представлен на листинге 4.1.5.</w:t>
+      </w:r>
+    </w:p>
+    <w:p>
+      <w:pPr>
+        <w:pStyle w:val="af2"/>
+        <w:rPr>
+          <w:lang w:val="ru-RU"/>
+        </w:rPr>
+      </w:pPr>
+      <w:r>
+        <w:t>class</w:t>
+      </w:r>
+      <w:r>
+        <w:rPr>
+          <w:lang w:val="ru-RU"/>
+        </w:rPr>
+        <w:t xml:space="preserve"> </w:t>
+      </w:r>
+      <w:r>
+        <w:t>User</w:t>
+      </w:r>
+      <w:r>
+        <w:rPr>
+          <w:lang w:val="ru-RU"/>
+        </w:rPr>
+        <w:t>_</w:t>
+      </w:r>
+      <w:r>
+        <w:t>Model</w:t>
+      </w:r>
+      <w:r>
+        <w:rPr>
+          <w:lang w:val="ru-RU"/>
+        </w:rPr>
+        <w:t>_</w:t>
+      </w:r>
+      <w:r>
+        <w:t>LiteAttendance</w:t>
+      </w:r>
+    </w:p>
+    <w:p>
+      <w:pPr>
+        <w:pStyle w:val="af2"/>
+        <w:rPr>
+          <w:lang w:val="ru-RU"/>
+        </w:rPr>
+      </w:pPr>
+      <w:r>
+        <w:rPr>
+          <w:lang w:val="ru-RU"/>
+        </w:rPr>
+        <w:t>{</w:t>
+      </w:r>
+    </w:p>
+    <w:p>
+      <w:pPr>
+        <w:pStyle w:val="af2"/>
+      </w:pPr>
+      <w:r>
+        <w:rPr>
+          <w:lang w:val="ru-RU"/>
+        </w:rPr>
+        <w:t xml:space="preserve">    </w:t>
+      </w:r>
+      <w:r>
+        <w:t>public static function get_lesson_type_encoded($isuup_subject_id, $idEmployee, $idGroup)</w:t>
+      </w:r>
+    </w:p>
+    <w:p>
+      <w:pPr>
+        <w:pStyle w:val="af2"/>
+      </w:pPr>
+      <w:r>
+        <w:t xml:space="preserve">    {</w:t>
+      </w:r>
+    </w:p>
+    <w:p>
+      <w:pPr>
+        <w:pStyle w:val="af2"/>
+      </w:pPr>
+      <w:r>
+        <w:t xml:space="preserve">        $sql = "SELECT DISTINCT cos2.TypeLesson FROM dbo.CellOfSchedule cos2</w:t>
+      </w:r>
+    </w:p>
+    <w:p>
+      <w:pPr>
+        <w:pStyle w:val="af2"/>
+      </w:pPr>
+      <w:r>
+        <w:t xml:space="preserve">            JOIN gruop grp ON grp.idgruop = cos2.idGruop</w:t>
+      </w:r>
+    </w:p>
+    <w:p>
+      <w:pPr>
+        <w:pStyle w:val="af2"/>
+      </w:pPr>
+      <w:r>
+        <w:t xml:space="preserve">            WHERE cos2.employee_id = :idEmployee </w:t>
+      </w:r>
+    </w:p>
+    <w:p>
+      <w:pPr>
+        <w:pStyle w:val="af2"/>
+      </w:pPr>
+      <w:r>
+        <w:t xml:space="preserve">            AND cos2.isuup_subject_id = :isuup_subject_id </w:t>
+      </w:r>
+    </w:p>
+    <w:p>
+      <w:pPr>
+        <w:pStyle w:val="af2"/>
+      </w:pPr>
+      <w:r>
+        <w:t xml:space="preserve">            AND cos2.Semester = :semester</w:t>
+      </w:r>
+    </w:p>
+    <w:p>
+      <w:pPr>
+        <w:pStyle w:val="af2"/>
+      </w:pPr>
+      <w:r>
+        <w:t xml:space="preserve">            AND grp.idgruop = :idGroup";</w:t>
+      </w:r>
+    </w:p>
+    <w:p>
+      <w:pPr>
+        <w:pStyle w:val="af2"/>
+      </w:pPr>
+      <w:r>
+        <w:t xml:space="preserve">        $semester = User_Model_CurrentControl::getCurrentSemester();</w:t>
+      </w:r>
+    </w:p>
+    <w:p>
+      <w:pPr>
+        <w:pStyle w:val="af2"/>
+      </w:pPr>
+      <w:r>
+        <w:t xml:space="preserve">        $queryParams = array(</w:t>
+      </w:r>
+    </w:p>
+    <w:p>
+      <w:pPr>
+        <w:pStyle w:val="af2"/>
+      </w:pPr>
+      <w:r>
+        <w:t xml:space="preserve">            'idEmployee' =&gt; $idEmployee,</w:t>
+      </w:r>
+    </w:p>
+    <w:p>
+      <w:pPr>
+        <w:pStyle w:val="af2"/>
+      </w:pPr>
+      <w:r>
+        <w:t xml:space="preserve">            'isuup_subject_id' =&gt; $isuup_subject_id,</w:t>
+      </w:r>
+    </w:p>
+    <w:p>
+      <w:pPr>
+        <w:pStyle w:val="af2"/>
+      </w:pPr>
+      <w:r>
+        <w:t xml:space="preserve">            'idGroup' =&gt; $idGroup,</w:t>
+      </w:r>
+    </w:p>
+    <w:p>
+      <w:pPr>
+        <w:pStyle w:val="af2"/>
+      </w:pPr>
+      <w:r>
+        <w:lastRenderedPageBreak/>
+        <w:t xml:space="preserve">    </w:t>
+      </w:r>
+      <w:r>
+        <w:t xml:space="preserve">        'semester' =&gt; $semester</w:t>
+      </w:r>
+      <w:r>
+        <w:t>);</w:t>
+      </w:r>
+    </w:p>
+    <w:p>
+      <w:pPr>
+        <w:pStyle w:val="af2"/>
+      </w:pPr>
+      <w:r>
+        <w:t xml:space="preserve">        $query_result = Application_Model_Db::queryPDO($sql, $queryParam</w:t>
+      </w:r>
+      <w:r>
+        <w:t>s)-&gt;fetchAll(PDO::FETCH_ASSOC);</w:t>
+      </w:r>
+    </w:p>
+    <w:p>
+      <w:pPr>
+        <w:pStyle w:val="af2"/>
+      </w:pPr>
+      <w:r>
+        <w:t xml:space="preserve">        $lesson_types = array();</w:t>
+      </w:r>
+    </w:p>
+    <w:p>
+      <w:pPr>
+        <w:pStyle w:val="af2"/>
+      </w:pPr>
+      <w:r>
+        <w:t xml:space="preserve">        foreach ($query_result as $result) {</w:t>
+      </w:r>
+    </w:p>
+    <w:p>
+      <w:pPr>
+        <w:pStyle w:val="af2"/>
+      </w:pPr>
+      <w:r>
+        <w:t xml:space="preserve">            $row = [iconv('WINDOWS-1251', 'UTF-8', 'TypeLesson') =&gt;</w:t>
+      </w:r>
+      <w:r>
+        <w:t xml:space="preserve"> iconv('WINDOWS-1251','UTF-8',$result['TypeLesson'])</w:t>
+      </w:r>
+      <w:r>
+        <w:t>];</w:t>
+      </w:r>
+    </w:p>
+    <w:p>
+      <w:pPr>
+        <w:pStyle w:val="af2"/>
+      </w:pPr>
+      <w:r>
+        <w:t xml:space="preserve">            array_push($lesson_types, $row);</w:t>
+      </w:r>
+    </w:p>
+    <w:p>
+      <w:pPr>
+        <w:pStyle w:val="af2"/>
+        <w:rPr>
+          <w:lang w:val="ru-RU"/>
+        </w:rPr>
+      </w:pPr>
+      <w:r>
+        <w:t xml:space="preserve">        </w:t>
+      </w:r>
+      <w:r>
+        <w:rPr>
+          <w:lang w:val="ru-RU"/>
+        </w:rPr>
+        <w:t>}</w:t>
+      </w:r>
+    </w:p>
+    <w:p>
+      <w:pPr>
+        <w:pStyle w:val="af2"/>
+        <w:rPr>
+          <w:lang w:val="ru-RU"/>
+        </w:rPr>
+      </w:pPr>
+      <w:r>
+        <w:rPr>
+          <w:lang w:val="ru-RU"/>
+        </w:rPr>
+        <w:t xml:space="preserve">        </w:t>
+      </w:r>
+      <w:r>
+        <w:t>return</w:t>
+      </w:r>
+      <w:r>
+        <w:rPr>
+          <w:lang w:val="ru-RU"/>
+        </w:rPr>
+        <w:t xml:space="preserve"> $</w:t>
+      </w:r>
+      <w:r>
+        <w:t>lesson</w:t>
+      </w:r>
+      <w:r>
+        <w:rPr>
+          <w:lang w:val="ru-RU"/>
+        </w:rPr>
+        <w:t>_</w:t>
+      </w:r>
+      <w:r>
+        <w:t>types</w:t>
+      </w:r>
+      <w:r>
+        <w:rPr>
+          <w:lang w:val="ru-RU"/>
+        </w:rPr>
+        <w:t>;</w:t>
+      </w:r>
+    </w:p>
+    <w:p>
+      <w:pPr>
+        <w:pStyle w:val="af2"/>
+        <w:rPr>
+          <w:lang w:val="ru-RU"/>
+        </w:rPr>
+      </w:pPr>
+      <w:r>
+        <w:rPr>
+          <w:lang w:val="ru-RU"/>
+        </w:rPr>
+        <w:t xml:space="preserve">    }</w:t>
+      </w:r>
+    </w:p>
+    <w:p>
+      <w:pPr>
+        <w:pStyle w:val="af2"/>
+        <w:rPr>
+          <w:lang w:val="ru-RU"/>
+        </w:rPr>
+      </w:pPr>
+      <w:r>
+        <w:rPr>
+          <w:lang w:val="ru-RU"/>
+        </w:rPr>
+        <w:t>}</w:t>
+      </w:r>
+    </w:p>
+    <w:p>
+      <w:pPr>
+        <w:pStyle w:val="ae"/>
+      </w:pPr>
+      <w:r>
+        <w:t>Листинг 4.1.5 – Пример модели с методом получения типов занятий</w:t>
+      </w:r>
+    </w:p>
+    <w:p>
+      <w:r>
+        <w:t xml:space="preserve">Внешний вид страниц модуля </w:t>
+      </w:r>
+      <w:r>
+        <w:t xml:space="preserve">создается при помощи разметки на языке </w:t>
+      </w:r>
+      <w:r>
+        <w:rPr>
+          <w:lang w:val="en-US"/>
+        </w:rPr>
+        <w:t>HTML</w:t>
+      </w:r>
+      <w:r>
+        <w:t xml:space="preserve"> </w:t>
+      </w:r>
+      <w:r>
+        <w:t xml:space="preserve">с вставками </w:t>
+      </w:r>
+      <w:r>
+        <w:rPr>
+          <w:lang w:val="en-US"/>
+        </w:rPr>
+        <w:t>PHP</w:t>
+      </w:r>
+      <w:r>
+        <w:t xml:space="preserve"> </w:t>
+      </w:r>
+      <w:r>
+        <w:t>кода, в котором возможно использование данных, переданных от контроллера (Листинг 4.1.6).</w:t>
+      </w:r>
+    </w:p>
+    <w:p>
+      <w:pPr>
+        <w:pStyle w:val="af2"/>
+      </w:pPr>
+      <w:r>
+        <w:rPr>
+          <w:lang w:val="ru-RU"/>
+        </w:rPr>
+        <w:t xml:space="preserve">    </w:t>
+      </w:r>
+      <w:r>
+        <w:t>&lt;h1&gt;</w:t>
+      </w:r>
+      <w:r>
+        <w:t>Журнал</w:t>
+      </w:r>
+      <w:r>
+        <w:t xml:space="preserve"> </w:t>
+      </w:r>
+      <w:r>
+        <w:t>посещаемости</w:t>
+      </w:r>
+      <w:r>
+        <w:t>&lt;/h1&gt;</w:t>
+      </w:r>
+    </w:p>
+    <w:p>
+      <w:pPr>
+        <w:pStyle w:val="af2"/>
+      </w:pPr>
+    </w:p>
+    <w:p>
+      <w:pPr>
+        <w:pStyle w:val="af2"/>
+      </w:pPr>
+      <w:r>
+        <w:t xml:space="preserve">    &lt;div class="lists_of_groups"&gt;</w:t>
+      </w:r>
+    </w:p>
+    <w:p>
+      <w:pPr>
+        <w:pStyle w:val="af2"/>
+      </w:pPr>
+      <w:r>
+        <w:t xml:space="preserve">        &lt;div class="lesson_selector"&gt;</w:t>
+      </w:r>
+    </w:p>
+    <w:p>
+      <w:pPr>
+        <w:pStyle w:val="af2"/>
+      </w:pPr>
+      <w:r>
+        <w:t xml:space="preserve">            &lt;select class="lesson_selector_button" id="choice_of_discipline"&gt;</w:t>
+      </w:r>
+    </w:p>
+    <w:p>
+      <w:pPr>
+        <w:pStyle w:val="af2"/>
+      </w:pPr>
+      <w:r>
+        <w:t xml:space="preserve">                &lt;option selected&gt;</w:t>
+      </w:r>
+      <w:r>
+        <w:t>Предмет</w:t>
+      </w:r>
+      <w:r>
+        <w:t>&lt;/option&gt;</w:t>
+      </w:r>
+    </w:p>
+    <w:p>
+      <w:pPr>
+        <w:pStyle w:val="af2"/>
+      </w:pPr>
+      <w:r>
+        <w:t xml:space="preserve">                &lt;?php if (!empty($this-&gt;subjects_list)):</w:t>
+      </w:r>
+    </w:p>
+    <w:p>
+      <w:pPr>
+        <w:pStyle w:val="af2"/>
+      </w:pPr>
+      <w:r>
+        <w:t xml:space="preserve">                    foreach ($this-&gt;subjects_list as $subject): ?&gt;</w:t>
+      </w:r>
+    </w:p>
+    <w:p>
+      <w:pPr>
+        <w:pStyle w:val="af2"/>
+      </w:pPr>
+      <w:r>
+        <w:t xml:space="preserve">                    &lt;option data-idEmployee="&lt;?= $this-&gt;employee-&gt;id?&gt;" data-id="&lt;?= $subject['isuup_subject_id']; ?&gt;" value="&lt;?= $subject['TitleSubject']; ?&gt;"&gt;&lt;?= $subject['TitleSubject']; ?&gt;&lt;/option&gt;</w:t>
+      </w:r>
+    </w:p>
+    <w:p>
+      <w:pPr>
+        <w:pStyle w:val="af2"/>
+        <w:rPr>
+          <w:lang w:val="ru-RU"/>
+        </w:rPr>
+      </w:pPr>
+      <w:r>
+        <w:t xml:space="preserve">                </w:t>
+      </w:r>
+      <w:r>
+        <w:rPr>
+          <w:lang w:val="ru-RU"/>
+        </w:rPr>
+        <w:t>&lt;?</w:t>
+      </w:r>
+      <w:r>
+        <w:t>php</w:t>
+      </w:r>
+      <w:r>
+        <w:rPr>
+          <w:lang w:val="ru-RU"/>
+        </w:rPr>
+        <w:t xml:space="preserve"> </w:t>
+      </w:r>
+      <w:r>
+        <w:t>endforeach</w:t>
+      </w:r>
+      <w:r>
+        <w:rPr>
+          <w:lang w:val="ru-RU"/>
+        </w:rPr>
+        <w:t>;</w:t>
+      </w:r>
+    </w:p>
+    <w:p>
+      <w:pPr>
+        <w:pStyle w:val="af2"/>
+        <w:rPr>
+          <w:lang w:val="ru-RU"/>
+        </w:rPr>
+      </w:pPr>
+      <w:r>
+        <w:rPr>
+          <w:lang w:val="ru-RU"/>
+        </w:rPr>
+        <w:t xml:space="preserve">                </w:t>
+      </w:r>
+      <w:r>
+        <w:t>endif</w:t>
+      </w:r>
+      <w:r>
+        <w:rPr>
+          <w:lang w:val="ru-RU"/>
+        </w:rPr>
+        <w:t>; ?&gt;</w:t>
+      </w:r>
+    </w:p>
+    <w:p>
+      <w:pPr>
+        <w:pStyle w:val="af2"/>
+        <w:rPr>
+          <w:lang w:val="ru-RU"/>
+        </w:rPr>
+      </w:pPr>
+      <w:r>
+        <w:rPr>
+          <w:lang w:val="ru-RU"/>
+        </w:rPr>
+        <w:t xml:space="preserve">            &lt;/</w:t>
+      </w:r>
+      <w:r>
+        <w:t>select</w:t>
+      </w:r>
+      <w:r>
+        <w:rPr>
+          <w:lang w:val="ru-RU"/>
+        </w:rPr>
+        <w:t>&gt;</w:t>
+      </w:r>
+    </w:p>
+    <w:p>
+      <w:pPr>
+        <w:pStyle w:val="ae"/>
+      </w:pPr>
+      <w:r>
+        <w:t>Листинг 4.1.6 – Фрагмент реализации разметки страницы журнала посещаемости</w:t>
+      </w:r>
+    </w:p>
+    <w:p>
+      <w:r>
+        <w:lastRenderedPageBreak/>
+        <w:t xml:space="preserve">Действия пользователя обрабатываются кодом на языке </w:t>
+      </w:r>
+      <w:r>
+        <w:rPr>
+          <w:lang w:val="en-US"/>
+        </w:rPr>
+        <w:t>JavaScript</w:t>
+      </w:r>
+      <w:r>
+        <w:t xml:space="preserve">. </w:t>
+      </w:r>
+      <w:r>
+        <w:t xml:space="preserve">События генерируются действиями пользователя и обрабатываются соответствующими функциями (Листинг 4.1.7). </w:t>
+      </w:r>
+    </w:p>
+    <w:p>
+      <w:pPr>
+        <w:pStyle w:val="af2"/>
+      </w:pPr>
+      <w:r>
+        <w:t>document.getElementById('select_group').addEventListener('change', () =&gt; {</w:t>
+      </w:r>
+    </w:p>
+    <w:p>
+      <w:pPr>
+        <w:pStyle w:val="af2"/>
+      </w:pPr>
+      <w:r>
+        <w:t xml:space="preserve">        var selectedGroup = this.value;</w:t>
+      </w:r>
+    </w:p>
+    <w:p>
+      <w:pPr>
+        <w:pStyle w:val="af2"/>
+      </w:pPr>
+      <w:r>
+        <w:t xml:space="preserve">        var choiceOfDiscipline = document.getElementById('choice_of_discipline');</w:t>
+      </w:r>
+    </w:p>
+    <w:p>
+      <w:pPr>
+        <w:pStyle w:val="af2"/>
+      </w:pPr>
+      <w:r>
+        <w:t xml:space="preserve">        var selectedOptionSubject = choiceOfDiscipline.options[choiceOfDiscipline.selectedIndex];</w:t>
+      </w:r>
+    </w:p>
+    <w:p>
+      <w:pPr>
+        <w:pStyle w:val="af2"/>
+      </w:pPr>
+      <w:r>
+        <w:t xml:space="preserve">        var isuup_subject_id = selectedOptionSubject.getAttribute('data-id');</w:t>
+      </w:r>
+    </w:p>
+    <w:p>
+      <w:pPr>
+        <w:pStyle w:val="af2"/>
+      </w:pPr>
+    </w:p>
+    <w:p>
+      <w:pPr>
+        <w:pStyle w:val="af2"/>
+      </w:pPr>
+      <w:r>
+        <w:t xml:space="preserve">        clearSubgroupTables();</w:t>
+      </w:r>
+    </w:p>
+    <w:p>
+      <w:pPr>
+        <w:pStyle w:val="af2"/>
+      </w:pPr>
+      <w:r>
+        <w:t xml:space="preserve">        getSubgroupsRequest(isuup_subject_id, selectedGroup);</w:t>
+      </w:r>
+    </w:p>
+    <w:p>
+      <w:pPr>
+        <w:pStyle w:val="af2"/>
+        <w:rPr>
+          <w:lang w:val="ru-RU"/>
+        </w:rPr>
+      </w:pPr>
+      <w:r>
+        <w:t xml:space="preserve">    </w:t>
+      </w:r>
+      <w:r>
+        <w:rPr>
+          <w:lang w:val="ru-RU"/>
+        </w:rPr>
+        <w:t>});</w:t>
+      </w:r>
+    </w:p>
+    <w:p>
+      <w:pPr>
+        <w:pStyle w:val="ae"/>
+      </w:pPr>
+      <w:r>
+        <w:t>Листинг 4.1.7 – Функция обработки выбора группы на странице разделения на подгруппы</w:t>
+      </w:r>
+    </w:p>
+    <w:p>
+      <w:r>
+        <w:t>В приведенном выше листинге происходит обработка события выбора группы, а точнее события «</w:t>
+      </w:r>
+      <w:r>
+        <w:rPr>
+          <w:lang w:val="en-US"/>
+        </w:rPr>
+        <w:t>change</w:t>
+      </w:r>
+      <w:r>
+        <w:t>» на интерактивном элементе выбора в виде выпадающего списка групп. После подготовки данных вызывается функция «</w:t>
+      </w:r>
+      <w:r>
+        <w:t>getSubgroupsRequest</w:t>
+      </w:r>
+      <w:r>
+        <w:t>»</w:t>
+      </w:r>
+      <w:r>
+        <w:t xml:space="preserve"> </w:t>
+      </w:r>
+      <w:r>
+        <w:t>(Листинг 4.1.8),</w:t>
+      </w:r>
+      <w:r>
+        <w:t xml:space="preserve"> </w:t>
+      </w:r>
+      <w:r>
+        <w:t>инкапсулирующая асинхронный запрос на сервер.</w:t>
+      </w:r>
+    </w:p>
+    <w:p>
+      <w:pPr>
+        <w:pStyle w:val="af2"/>
+      </w:pPr>
+      <w:r>
+        <w:rPr>
+          <w:lang w:val="ru-RU"/>
+        </w:rPr>
+        <w:t xml:space="preserve">    </w:t>
+      </w:r>
+      <w:r>
+        <w:t>function getSubgroupsRequest(idSubject, idGroup) {</w:t>
+      </w:r>
+    </w:p>
+    <w:p>
+      <w:pPr>
+        <w:pStyle w:val="af2"/>
+      </w:pPr>
+      <w:r>
+        <w:t xml:space="preserve">        $.ajax({</w:t>
+      </w:r>
+    </w:p>
+    <w:p>
+      <w:pPr>
+        <w:pStyle w:val="af2"/>
+      </w:pPr>
+      <w:r>
+        <w:t xml:space="preserve">            url: '/attendance/groupdivision/&lt;?= $this-&gt;employee-&gt;id ?&gt;',</w:t>
+      </w:r>
+    </w:p>
+    <w:p>
+      <w:pPr>
+        <w:pStyle w:val="af2"/>
+      </w:pPr>
+      <w:r>
+        <w:t xml:space="preserve">            type: 'POST',</w:t>
+      </w:r>
+    </w:p>
+    <w:p>
+      <w:pPr>
+        <w:pStyle w:val="af2"/>
+      </w:pPr>
+      <w:r>
+        <w:t xml:space="preserve">            data: {</w:t>
+      </w:r>
+    </w:p>
+    <w:p>
+      <w:pPr>
+        <w:pStyle w:val="af2"/>
+      </w:pPr>
+      <w:r>
+        <w:t xml:space="preserve">                action: 'getSubgroups',</w:t>
+      </w:r>
+    </w:p>
+    <w:p>
+      <w:pPr>
+        <w:pStyle w:val="af2"/>
+      </w:pPr>
+      <w:r>
+        <w:t xml:space="preserve">                idEmployee: &lt;?= $this-&gt;employee-&gt;id ?&gt;,</w:t>
+      </w:r>
+    </w:p>
+    <w:p>
+      <w:pPr>
+        <w:pStyle w:val="af2"/>
+      </w:pPr>
+      <w:r>
+        <w:t xml:space="preserve">                idSubject: idSubject,</w:t>
+      </w:r>
+    </w:p>
+    <w:p>
+      <w:pPr>
+        <w:pStyle w:val="af2"/>
+      </w:pPr>
+      <w:r>
+        <w:t xml:space="preserve">                idGroup: idGroup</w:t>
+      </w:r>
+    </w:p>
+    <w:p>
+      <w:pPr>
+        <w:pStyle w:val="af2"/>
+      </w:pPr>
+      <w:r>
+        <w:t xml:space="preserve">            },</w:t>
+      </w:r>
+    </w:p>
+    <w:p>
+      <w:pPr>
+        <w:pStyle w:val="af2"/>
+      </w:pPr>
+      <w:r>
+        <w:lastRenderedPageBreak/>
+        <w:t xml:space="preserve">            success: (responce) =&gt; {</w:t>
+      </w:r>
+    </w:p>
+    <w:p>
+      <w:pPr>
+        <w:pStyle w:val="af2"/>
+      </w:pPr>
+      <w:r>
+        <w:t xml:space="preserve">                if (DEBUG) console.table(responce);</w:t>
+      </w:r>
+    </w:p>
+    <w:p>
+      <w:pPr>
+        <w:pStyle w:val="af2"/>
+      </w:pPr>
+      <w:r>
+        <w:t xml:space="preserve">                var buttonContainer = document.querySelector('.buttons-container');</w:t>
+      </w:r>
+    </w:p>
+    <w:p>
+      <w:pPr>
+        <w:pStyle w:val="af2"/>
+      </w:pPr>
+      <w:r>
+        <w:t xml:space="preserve">                currentStudentsData = responce;</w:t>
+      </w:r>
+    </w:p>
+    <w:p>
+      <w:pPr>
+        <w:pStyle w:val="af2"/>
+      </w:pPr>
+      <w:r>
+        <w:t xml:space="preserve">                createSubgroupTables();</w:t>
+      </w:r>
+    </w:p>
+    <w:p>
+      <w:pPr>
+        <w:pStyle w:val="af2"/>
+      </w:pPr>
+      <w:r>
+        <w:t xml:space="preserve">            },</w:t>
+      </w:r>
+    </w:p>
+    <w:p>
+      <w:pPr>
+        <w:pStyle w:val="af2"/>
+      </w:pPr>
+      <w:r>
+        <w:t xml:space="preserve">            error: function(xhr) {</w:t>
+      </w:r>
+    </w:p>
+    <w:p>
+      <w:pPr>
+        <w:pStyle w:val="af2"/>
+      </w:pPr>
+      <w:r>
+        <w:t xml:space="preserve">                console.error('Error:', xhr.responseText);</w:t>
+      </w:r>
+    </w:p>
+    <w:p>
+      <w:pPr>
+        <w:pStyle w:val="af2"/>
+        <w:rPr>
+          <w:lang w:val="ru-RU"/>
+        </w:rPr>
+      </w:pPr>
+      <w:r>
+        <w:t xml:space="preserve">            </w:t>
+      </w:r>
+      <w:r>
+        <w:rPr>
+          <w:lang w:val="ru-RU"/>
+        </w:rPr>
+        <w:t>}</w:t>
+      </w:r>
+    </w:p>
+    <w:p>
+      <w:pPr>
+        <w:pStyle w:val="af2"/>
+        <w:rPr>
+          <w:lang w:val="ru-RU"/>
+        </w:rPr>
+      </w:pPr>
+      <w:r>
+        <w:rPr>
+          <w:lang w:val="ru-RU"/>
+        </w:rPr>
+        <w:t xml:space="preserve">        });</w:t>
+      </w:r>
+    </w:p>
+    <w:p>
+      <w:pPr>
+        <w:pStyle w:val="af2"/>
+        <w:rPr>
+          <w:lang w:val="ru-RU"/>
+        </w:rPr>
+      </w:pPr>
+      <w:r>
+        <w:rPr>
+          <w:lang w:val="ru-RU"/>
+        </w:rPr>
+        <w:t xml:space="preserve">    }</w:t>
+      </w:r>
+    </w:p>
+    <w:p>
+      <w:pPr>
+        <w:pStyle w:val="ae"/>
+      </w:pPr>
+      <w:r>
+        <w:t>Листинг 4.1.8 – Реализация асинхронного запроса на сервер в функции «</w:t>
+      </w:r>
+      <w:r>
+        <w:t>getSubgroupsRequest</w:t>
+      </w:r>
+      <w:r>
+        <w:t>»</w:t>
+      </w:r>
+    </w:p>
+    <w:p>
+      <w:pPr>
+        <w:pStyle w:val="2"/>
+      </w:pPr>
+      <w:r>
+        <w:t>4.2 Реализация интерфейсов</w:t>
+      </w:r>
+    </w:p>
+    <w:p>
+      <w:r>
+        <w:t xml:space="preserve">В реализации интерфейсов разрабатываемой системы важную роль играют удобство и восприятие информации пользователем.  Это неизмеримые в количественном отношении характеристики, которые, тем не менее, являются важной частью пользовательского опыта в использовании любого </w:t>
+      </w:r>
+      <w:r>
+        <w:rPr>
+          <w:lang w:val="en-US"/>
+        </w:rPr>
+        <w:t>web</w:t>
+      </w:r>
+      <w:r>
+        <w:t>-</w:t>
+      </w:r>
+      <w:r>
+        <w:t xml:space="preserve">сайта. </w:t>
+      </w:r>
+    </w:p>
+    <w:p>
+      <w:r>
+        <w:t xml:space="preserve">При реализации интерфейсов главной страницы и страницы журнала посещаемости были приняты меры, способствующие улучшению пользовательского опыта. Например, интерактивные элементы выбора (чекбоксы) для отметки присутствия студентов были намеренно увеличены относительно </w:t>
+      </w:r>
+      <w:r>
+        <w:t xml:space="preserve">размера шрифта. </w:t>
+      </w:r>
+    </w:p>
+    <w:p>
+      <w:r>
+        <w:t xml:space="preserve">Заголовки таблиц окрашены в темно синий цвет, что не только способствует более быстрому ориентированию на странице пользователем, но и вписывается в стилистику всего остального сайта. </w:t>
+      </w:r>
+    </w:p>
+    <w:p>
+      <w:r>
+        <w:t xml:space="preserve">Текущее занятие в таблице со списком всех занятий на сегодня подсвечено зеленым цветом, чтобы помочь пользователю сориентироваться в расписании (Рисунок 4.2.1). </w:t>
+      </w:r>
+    </w:p>
+    <w:p>
+      <w:pPr>
+        <w:pStyle w:val="ae"/>
+      </w:pPr>
+      <w:r>
+        <w:rPr>
+          <w:noProof/>
+          <w:lang w:eastAsia="ru-RU"/>
+        </w:rPr>
+        <w:lastRenderedPageBreak/>
+        <w:drawing>
+          <wp:inline distT="0" distB="0" distL="0" distR="0" wp14:anchorId="433DBD85" wp14:editId="17345324">
+            <wp:extent cx="5138580" cy="4638675"/>
+            <wp:effectExtent l="0" t="0" r="5080" b="0"/>
+            <wp:docPr id="10" name="Рисунок 10"/>
             <wp:cNvGraphicFramePr>
               <a:graphicFrameLocks xmlns:a="http://schemas.openxmlformats.org/drawingml/2006/main" noChangeAspect="1"/>
             </wp:cNvGraphicFramePr>
@@ -10816,7 +12437,7 @@
                   <pic:spPr>
                     <a:xfrm>
                       <a:off x="0" y="0"/>
-                      <a:ext cx="5457642" cy="3252181"/>
+                      <a:ext cx="5141007" cy="4640866"/>
                     </a:xfrm>
                     <a:prstGeom prst="rect">
                       <a:avLst/>
@@ -10828,25 +12449,52 @@
           </wp:inline>
         </w:drawing>
       </w:r>
-      <w:r>
-        <w:t>Рисунок 4.2.2 – Интерфейс страницы журнала посещаемости</w:t>
-      </w:r>
     </w:p>
     <w:p>
       <w:pPr>
         <w:pStyle w:val="ae"/>
       </w:pPr>
       <w:r>
+        <w:tab/>
+      </w:r>
+      <w:r>
+        <w:t>Рисунок 4.2.1 – Интерфейс главной страницы модуля</w:t>
+      </w:r>
+      <w:r>
+        <w:tab/>
+      </w:r>
+    </w:p>
+    <w:p>
+      <w:r>
+        <w:t>Лабораторные и практические занятия зачастую идут парами</w:t>
+      </w:r>
+      <w:r>
+        <w:t>. Это означает что два занятия с одной и той же группой у одного преподавателя будут идти подряд, соответственно состав группы, посетившей первое из занятий редко будет отличаться от тех, кто посетил и второе. Для удобства в этих случаях для главной страницы введена вспомогательная подсветка (Рисунок 4.2.2) для студентов с прошлого занятия. Студенты, которых не было на прошлом занятии, отмечены красным, иначе зеленым. Такая подсветка становится видна только на втором занятии, в случае если два практических либо лабораторных занятия идут подряд.</w:t>
+      </w:r>
+    </w:p>
+    <w:p>
+      <w:pPr>
+        <w:pStyle w:val="ae"/>
+      </w:pPr>
+    </w:p>
+    <w:p>
+      <w:pPr>
+        <w:pStyle w:val="ae"/>
+        <w:rPr>
+          <w:lang w:val="en-US"/>
+        </w:rPr>
+      </w:pPr>
+      <w:r>
         <w:rPr>
           <w:noProof/>
-          <w:lang w:eastAsia="ru-RU"/>
+          <w:lang w:val="en-US"/>
         </w:rPr>
         <w:lastRenderedPageBreak/>
         <w:drawing>
-          <wp:inline distT="0" distB="0" distL="0" distR="0" wp14:anchorId="251BFDC2" wp14:editId="4D05F2F7">
-            <wp:extent cx="5544488" cy="4469258"/>
-            <wp:effectExtent l="0" t="0" r="0" b="7620"/>
-            <wp:docPr id="21" name="Рисунок 21"/>
+          <wp:inline distT="0" distB="0" distL="0" distR="0" wp14:anchorId="140E03F5" wp14:editId="2CB28B65">
+            <wp:extent cx="4218916" cy="2713990"/>
+            <wp:effectExtent l="0" t="0" r="0" b="0"/>
+            <wp:docPr id="2095268626" name="Рисунок 1"/>
             <wp:cNvGraphicFramePr>
               <a:graphicFrameLocks xmlns:a="http://schemas.openxmlformats.org/drawingml/2006/main" noChangeAspect="1"/>
             </wp:cNvGraphicFramePr>
@@ -10854,23 +12502,32 @@
               <a:graphicData uri="http://schemas.openxmlformats.org/drawingml/2006/picture">
                 <pic:pic xmlns:pic="http://schemas.openxmlformats.org/drawingml/2006/picture">
                   <pic:nvPicPr>
-                    <pic:cNvPr id="1" name=""/>
+                    <pic:cNvPr id="2095268626" name=""/>
                     <pic:cNvPicPr/>
                   </pic:nvPicPr>
-                  <pic:blipFill>
+                  <pic:blipFill rotWithShape="1">
                     <a:blip r:embed="rId38"/>
+                    <a:srcRect t="24004"/>
                     <a:stretch>
                       <a:fillRect/>
                     </a:stretch>
                   </pic:blipFill>
-                  <pic:spPr>
+                  <pic:spPr bwMode="auto">
                     <a:xfrm>
                       <a:off x="0" y="0"/>
-                      <a:ext cx="5571977" cy="4491416"/>
+                      <a:ext cx="4233443" cy="2723335"/>
                     </a:xfrm>
                     <a:prstGeom prst="rect">
                       <a:avLst/>
                     </a:prstGeom>
+                    <a:ln>
+                      <a:noFill/>
+                    </a:ln>
+                    <a:extLst>
+                      <a:ext uri="{53640926-AAD7-44D8-BBD7-CCE9431645EC}">
+                        <a14:shadowObscured xmlns:a14="http://schemas.microsoft.com/office/drawing/2010/main"/>
+                      </a:ext>
+                    </a:extLst>
                   </pic:spPr>
                 </pic:pic>
               </a:graphicData>
@@ -10884,7 +12541,12 @@
         <w:pStyle w:val="ae"/>
       </w:pPr>
       <w:r>
-        <w:t>Рисунок 4.2.3 – Интерфейс страницы просмотра статистики</w:t>
+        <w:t>Рисунок 4.2.2 – Вспомогательная подсветка студентов, посетивших предыдущее занятие на главной странице</w:t>
+      </w:r>
+    </w:p>
+    <w:p>
+      <w:r>
+        <w:t xml:space="preserve">На странице журнала посещаемости необходимо ориентироваться в объемной таблице с большим количеством элементов. Для удобства пользователей при наведении мыши на кнопки для отметки всех студентов подсвечивается весь столбец отметок, которые будут затронуты нажатием кнопки. Это делает действия пользователя более предсказуемыми, а как следствие и осознанными (Рисунок 4.2.3).  </w:t>
       </w:r>
     </w:p>
     <w:p>
@@ -10897,10 +12559,10 @@
           <w:lang w:eastAsia="ru-RU"/>
         </w:rPr>
         <w:drawing>
-          <wp:inline distT="0" distB="0" distL="0" distR="0" wp14:anchorId="7E3B1EEF" wp14:editId="6299257A">
-            <wp:extent cx="5239821" cy="1842956"/>
-            <wp:effectExtent l="0" t="0" r="0" b="5080"/>
-            <wp:docPr id="24" name="Рисунок 24"/>
+          <wp:inline distT="0" distB="0" distL="0" distR="0" wp14:anchorId="029A7ACD" wp14:editId="6119B872">
+            <wp:extent cx="4562475" cy="2718755"/>
+            <wp:effectExtent l="0" t="0" r="0" b="5715"/>
+            <wp:docPr id="17" name="Рисунок 17"/>
             <wp:cNvGraphicFramePr>
               <a:graphicFrameLocks xmlns:a="http://schemas.openxmlformats.org/drawingml/2006/main" noChangeAspect="1"/>
             </wp:cNvGraphicFramePr>
@@ -10920,7 +12582,7 @@
                   <pic:spPr>
                     <a:xfrm>
                       <a:off x="0" y="0"/>
-                      <a:ext cx="5255036" cy="1848308"/>
+                      <a:ext cx="4591997" cy="2736347"/>
                     </a:xfrm>
                     <a:prstGeom prst="rect">
                       <a:avLst/>
@@ -10938,12 +12600,26 @@
         <w:pStyle w:val="ae"/>
       </w:pPr>
       <w:r>
-        <w:t>Рисунок 4.2.4 – Вывод статистики за конкретное занятие</w:t>
+        <w:t>Рисунок 4.2.</w:t>
+      </w:r>
+      <w:r>
+        <w:t>3</w:t>
+      </w:r>
+      <w:r>
+        <w:t xml:space="preserve"> – Интерфейс страницы журнала посещаемости</w:t>
+      </w:r>
+    </w:p>
+    <w:p>
+      <w:r>
+        <w:t>На странице просмотра статистики (Рисунок 4.2.4) представлены элементы для задания рамок статистики и просмотра занятий, на которых преподаватель отмечал студентов.</w:t>
       </w:r>
     </w:p>
     <w:p>
       <w:pPr>
         <w:pStyle w:val="ae"/>
+        <w:rPr>
+          <w:lang w:val="en-US"/>
+        </w:rPr>
       </w:pPr>
       <w:r>
         <w:rPr>
@@ -10952,10 +12628,10 @@
         </w:rPr>
         <w:lastRenderedPageBreak/>
         <w:drawing>
-          <wp:inline distT="0" distB="0" distL="0" distR="0" wp14:anchorId="4F611781" wp14:editId="6ADB63E5">
-            <wp:extent cx="5527497" cy="2589426"/>
-            <wp:effectExtent l="0" t="0" r="0" b="1905"/>
-            <wp:docPr id="25" name="Рисунок 25"/>
+          <wp:inline distT="0" distB="0" distL="0" distR="0" wp14:anchorId="251BFDC2" wp14:editId="67BAA159">
+            <wp:extent cx="5363210" cy="4323135"/>
+            <wp:effectExtent l="0" t="0" r="8890" b="1270"/>
+            <wp:docPr id="21" name="Рисунок 21"/>
             <wp:cNvGraphicFramePr>
               <a:graphicFrameLocks xmlns:a="http://schemas.openxmlformats.org/drawingml/2006/main" noChangeAspect="1"/>
             </wp:cNvGraphicFramePr>
@@ -10975,6 +12651,137 @@
                   <pic:spPr>
                     <a:xfrm>
                       <a:off x="0" y="0"/>
+                      <a:ext cx="5392025" cy="4346362"/>
+                    </a:xfrm>
+                    <a:prstGeom prst="rect">
+                      <a:avLst/>
+                    </a:prstGeom>
+                  </pic:spPr>
+                </pic:pic>
+              </a:graphicData>
+            </a:graphic>
+          </wp:inline>
+        </w:drawing>
+      </w:r>
+    </w:p>
+    <w:p>
+      <w:pPr>
+        <w:pStyle w:val="ae"/>
+      </w:pPr>
+      <w:r>
+        <w:t>Рисунок 4.2.</w:t>
+      </w:r>
+      <w:r>
+        <w:t>4</w:t>
+      </w:r>
+      <w:r>
+        <w:t xml:space="preserve"> – Интерфейс страницы просмотра статистики</w:t>
+      </w:r>
+    </w:p>
+    <w:p>
+      <w:r>
+        <w:t>При нажатии кнопки «Посмотреть» формируется таблица для просмотра отметок на конкретное занятие (Рисунок 4.2.5).</w:t>
+      </w:r>
+    </w:p>
+    <w:p>
+      <w:pPr>
+        <w:pStyle w:val="ae"/>
+      </w:pPr>
+      <w:r>
+        <w:rPr>
+          <w:noProof/>
+          <w:lang w:eastAsia="ru-RU"/>
+        </w:rPr>
+        <w:drawing>
+          <wp:inline distT="0" distB="0" distL="0" distR="0" wp14:anchorId="7E3B1EEF" wp14:editId="6299257A">
+            <wp:extent cx="5239821" cy="1842956"/>
+            <wp:effectExtent l="0" t="0" r="0" b="5080"/>
+            <wp:docPr id="24" name="Рисунок 24"/>
+            <wp:cNvGraphicFramePr>
+              <a:graphicFrameLocks xmlns:a="http://schemas.openxmlformats.org/drawingml/2006/main" noChangeAspect="1"/>
+            </wp:cNvGraphicFramePr>
+            <a:graphic xmlns:a="http://schemas.openxmlformats.org/drawingml/2006/main">
+              <a:graphicData uri="http://schemas.openxmlformats.org/drawingml/2006/picture">
+                <pic:pic xmlns:pic="http://schemas.openxmlformats.org/drawingml/2006/picture">
+                  <pic:nvPicPr>
+                    <pic:cNvPr id="1" name=""/>
+                    <pic:cNvPicPr/>
+                  </pic:nvPicPr>
+                  <pic:blipFill>
+                    <a:blip r:embed="rId41"/>
+                    <a:stretch>
+                      <a:fillRect/>
+                    </a:stretch>
+                  </pic:blipFill>
+                  <pic:spPr>
+                    <a:xfrm>
+                      <a:off x="0" y="0"/>
+                      <a:ext cx="5255036" cy="1848308"/>
+                    </a:xfrm>
+                    <a:prstGeom prst="rect">
+                      <a:avLst/>
+                    </a:prstGeom>
+                  </pic:spPr>
+                </pic:pic>
+              </a:graphicData>
+            </a:graphic>
+          </wp:inline>
+        </w:drawing>
+      </w:r>
+    </w:p>
+    <w:p>
+      <w:pPr>
+        <w:pStyle w:val="ae"/>
+      </w:pPr>
+      <w:r>
+        <w:t>Рисунок 4.2.</w:t>
+      </w:r>
+      <w:r>
+        <w:t>5</w:t>
+      </w:r>
+      <w:r>
+        <w:t xml:space="preserve"> – Вывод статистики за конкретное занятие</w:t>
+      </w:r>
+    </w:p>
+    <w:p>
+      <w:r>
+        <w:t>Реализованный интерфейс для страницы разделения на подгруппы представлен на рисунке 4.2.5.</w:t>
+      </w:r>
+    </w:p>
+    <w:p>
+      <w:pPr>
+        <w:pStyle w:val="ae"/>
+      </w:pPr>
+      <w:r>
+        <w:rPr>
+          <w:noProof/>
+          <w:lang w:eastAsia="ru-RU"/>
+        </w:rPr>
+        <w:lastRenderedPageBreak/>
+        <w:drawing>
+          <wp:inline distT="0" distB="0" distL="0" distR="0" wp14:anchorId="4F611781" wp14:editId="6ADB63E5">
+            <wp:extent cx="5527497" cy="2589426"/>
+            <wp:effectExtent l="0" t="0" r="0" b="1905"/>
+            <wp:docPr id="25" name="Рисунок 25"/>
+            <wp:cNvGraphicFramePr>
+              <a:graphicFrameLocks xmlns:a="http://schemas.openxmlformats.org/drawingml/2006/main" noChangeAspect="1"/>
+            </wp:cNvGraphicFramePr>
+            <a:graphic xmlns:a="http://schemas.openxmlformats.org/drawingml/2006/main">
+              <a:graphicData uri="http://schemas.openxmlformats.org/drawingml/2006/picture">
+                <pic:pic xmlns:pic="http://schemas.openxmlformats.org/drawingml/2006/picture">
+                  <pic:nvPicPr>
+                    <pic:cNvPr id="1" name=""/>
+                    <pic:cNvPicPr/>
+                  </pic:nvPicPr>
+                  <pic:blipFill>
+                    <a:blip r:embed="rId42"/>
+                    <a:stretch>
+                      <a:fillRect/>
+                    </a:stretch>
+                  </pic:blipFill>
+                  <pic:spPr>
+                    <a:xfrm>
+                      <a:off x="0" y="0"/>
                       <a:ext cx="5537139" cy="2593943"/>
                     </a:xfrm>
                     <a:prstGeom prst="rect">
@@ -10997,11 +12804,320 @@
       </w:r>
     </w:p>
     <w:p>
+      <w:r>
+        <w:t xml:space="preserve">Чаще всего современные пользователи используют телефоны для доступа к </w:t>
+      </w:r>
+      <w:r>
+        <w:rPr>
+          <w:lang w:val="en-US"/>
+        </w:rPr>
+        <w:t>web</w:t>
+      </w:r>
+      <w:r>
+        <w:t>-</w:t>
+      </w:r>
+      <w:r>
+        <w:t xml:space="preserve">сайтам. Соответственно, необходимо уделять должное внимание адаптации интерфейсов под мобильные устройства. Для этого существуют стандартные инструменты языка формального описания внешнего вида страницы </w:t>
+      </w:r>
+      <w:r>
+        <w:rPr>
+          <w:lang w:val="en-US"/>
+        </w:rPr>
+        <w:t>CSS</w:t>
+      </w:r>
+      <w:r>
+        <w:t>. Адаптация под мобильные устройства представляет из себя изменение разметки и расположения некоторых элементов для удобства доступа с экрана телефона. Примеры адаптации под мобильные устройства на рисунках 4.2.6 и 4.2.7.</w:t>
+      </w:r>
+    </w:p>
+    <w:p>
+      <w:pPr>
+        <w:pStyle w:val="ae"/>
+      </w:pPr>
+      <w:r>
+        <w:rPr>
+          <w:noProof/>
+        </w:rPr>
+        <w:lastRenderedPageBreak/>
+        <w:drawing>
+          <wp:inline distT="0" distB="0" distL="0" distR="0" wp14:anchorId="0CF1444C" wp14:editId="507293F0">
+            <wp:extent cx="1943100" cy="4317508"/>
+            <wp:effectExtent l="0" t="0" r="0" b="6985"/>
+            <wp:docPr id="1700007219" name="Рисунок 9"/>
+            <wp:cNvGraphicFramePr>
+              <a:graphicFrameLocks xmlns:a="http://schemas.openxmlformats.org/drawingml/2006/main" noChangeAspect="1"/>
+            </wp:cNvGraphicFramePr>
+            <a:graphic xmlns:a="http://schemas.openxmlformats.org/drawingml/2006/main">
+              <a:graphicData uri="http://schemas.openxmlformats.org/drawingml/2006/picture">
+                <pic:pic xmlns:pic="http://schemas.openxmlformats.org/drawingml/2006/picture">
+                  <pic:nvPicPr>
+                    <pic:cNvPr id="0" name="Picture 6"/>
+                    <pic:cNvPicPr>
+                      <a:picLocks noChangeAspect="1" noChangeArrowheads="1"/>
+                    </pic:cNvPicPr>
+                  </pic:nvPicPr>
+                  <pic:blipFill>
+                    <a:blip r:embed="rId43" cstate="print">
+                      <a:extLst>
+                        <a:ext uri="{28A0092B-C50C-407E-A947-70E740481C1C}">
+                          <a14:useLocalDpi xmlns:a14="http://schemas.microsoft.com/office/drawing/2010/main" val="0"/>
+                        </a:ext>
+                      </a:extLst>
+                    </a:blip>
+                    <a:srcRect/>
+                    <a:stretch>
+                      <a:fillRect/>
+                    </a:stretch>
+                  </pic:blipFill>
+                  <pic:spPr bwMode="auto">
+                    <a:xfrm>
+                      <a:off x="0" y="0"/>
+                      <a:ext cx="1958718" cy="4352210"/>
+                    </a:xfrm>
+                    <a:prstGeom prst="rect">
+                      <a:avLst/>
+                    </a:prstGeom>
+                    <a:noFill/>
+                    <a:ln>
+                      <a:noFill/>
+                    </a:ln>
+                  </pic:spPr>
+                </pic:pic>
+              </a:graphicData>
+            </a:graphic>
+          </wp:inline>
+        </w:drawing>
+      </w:r>
+    </w:p>
+    <w:p>
+      <w:pPr>
+        <w:pStyle w:val="ae"/>
+      </w:pPr>
+      <w:r>
+        <w:t>Рисунок 4.2.6 – Адаптированный под мобильные устройства интерфейс страницы журнала посещаемости</w:t>
+      </w:r>
+    </w:p>
+    <w:p>
+      <w:pPr>
+        <w:pStyle w:val="ae"/>
+      </w:pPr>
+      <w:r>
+        <w:rPr>
+          <w:noProof/>
+        </w:rPr>
+        <w:lastRenderedPageBreak/>
+        <w:drawing>
+          <wp:inline distT="0" distB="0" distL="0" distR="0" wp14:anchorId="13B68EE7" wp14:editId="08E19089">
+            <wp:extent cx="2216244" cy="4924425"/>
+            <wp:effectExtent l="0" t="0" r="0" b="0"/>
+            <wp:docPr id="1692902097" name="Рисунок 10"/>
+            <wp:cNvGraphicFramePr>
+              <a:graphicFrameLocks xmlns:a="http://schemas.openxmlformats.org/drawingml/2006/main" noChangeAspect="1"/>
+            </wp:cNvGraphicFramePr>
+            <a:graphic xmlns:a="http://schemas.openxmlformats.org/drawingml/2006/main">
+              <a:graphicData uri="http://schemas.openxmlformats.org/drawingml/2006/picture">
+                <pic:pic xmlns:pic="http://schemas.openxmlformats.org/drawingml/2006/picture">
+                  <pic:nvPicPr>
+                    <pic:cNvPr id="0" name="Picture 7"/>
+                    <pic:cNvPicPr>
+                      <a:picLocks noChangeAspect="1" noChangeArrowheads="1"/>
+                    </pic:cNvPicPr>
+                  </pic:nvPicPr>
+                  <pic:blipFill>
+                    <a:blip r:embed="rId44" cstate="print">
+                      <a:extLst>
+                        <a:ext uri="{28A0092B-C50C-407E-A947-70E740481C1C}">
+                          <a14:useLocalDpi xmlns:a14="http://schemas.microsoft.com/office/drawing/2010/main" val="0"/>
+                        </a:ext>
+                      </a:extLst>
+                    </a:blip>
+                    <a:srcRect/>
+                    <a:stretch>
+                      <a:fillRect/>
+                    </a:stretch>
+                  </pic:blipFill>
+                  <pic:spPr bwMode="auto">
+                    <a:xfrm>
+                      <a:off x="0" y="0"/>
+                      <a:ext cx="2223736" cy="4941073"/>
+                    </a:xfrm>
+                    <a:prstGeom prst="rect">
+                      <a:avLst/>
+                    </a:prstGeom>
+                    <a:noFill/>
+                    <a:ln>
+                      <a:noFill/>
+                    </a:ln>
+                  </pic:spPr>
+                </pic:pic>
+              </a:graphicData>
+            </a:graphic>
+          </wp:inline>
+        </w:drawing>
+      </w:r>
+    </w:p>
+    <w:p>
+      <w:pPr>
+        <w:pStyle w:val="ae"/>
+      </w:pPr>
+      <w:r>
+        <w:t>Рисунок 4.2.7 – Адаптированный под мобильные устройства интерфейс главной страницы</w:t>
+      </w:r>
+    </w:p>
+    <w:p>
+      <w:pPr>
+        <w:pStyle w:val="ae"/>
+      </w:pPr>
+      <w:r>
+        <w:br w:type="page"/>
+      </w:r>
+    </w:p>
+    <w:p>
       <w:pPr>
         <w:pStyle w:val="1"/>
       </w:pPr>
+      <w:r>
+        <w:lastRenderedPageBreak/>
+        <w:t>ЗАКЛЮЧЕНИЕ</w:t>
+      </w:r>
+    </w:p>
+    <w:p>
+      <w:r>
+        <w:t xml:space="preserve">В ходе выполнения работы была достигнута поставленная цель. Произведен </w:t>
+      </w:r>
+      <w:r>
+        <w:t>реинжениринг процесса и расширение функционала учёта посещаемости и работы студентов на занятиях для упрощения контроля за заполнением и повышения надёжности работы сервиса</w:t>
+      </w:r>
+      <w:r>
+        <w:t>.</w:t>
+      </w:r>
+    </w:p>
+    <w:p>
+      <w:r>
+        <w:t>В рамках работы выполнены следующие задачи:</w:t>
+      </w:r>
+    </w:p>
+    <w:p>
+      <w:r>
+        <w:t>а) Произведен анализ предметной области, выявлены недостатки «бумажного» журнала по сравнению с разрабатываемой системой. Сформулированы задачи исследования и требования к разработке.</w:t>
+      </w:r>
+    </w:p>
+    <w:p>
       <w:bookmarkStart w:id="21" w:name="_Toc225010213"/>
       <w:r>
+        <w:t xml:space="preserve">б) </w:t>
+      </w:r>
+      <w:r>
+        <w:t>проведены</w:t>
+      </w:r>
+      <w:r>
+        <w:t xml:space="preserve"> теоретические исследования и определить спецификаций</w:t>
+      </w:r>
+    </w:p>
+    <w:p>
+      <w:r>
+        <w:t>программного обеспечения;</w:t>
+      </w:r>
+    </w:p>
+    <w:p>
+      <w:r>
+        <w:t xml:space="preserve">в) </w:t>
+      </w:r>
+      <w:r>
+        <w:t>спроектировано</w:t>
+      </w:r>
+      <w:r>
+        <w:t xml:space="preserve"> программное обеспечение;</w:t>
+      </w:r>
+    </w:p>
+    <w:p>
+      <w:r>
+        <w:t>г)</w:t>
+      </w:r>
+      <w:r>
+        <w:t xml:space="preserve"> разработан</w:t>
+      </w:r>
+      <w:r>
+        <w:t xml:space="preserve"> макет программных компонентов</w:t>
+      </w:r>
+      <w:r>
+        <w:t xml:space="preserve"> и пользовательских интерфейсов</w:t>
+      </w:r>
+      <w:r>
+        <w:t>;</w:t>
+      </w:r>
+    </w:p>
+    <w:p>
+      <w:r>
+        <w:t xml:space="preserve">д) </w:t>
+      </w:r>
+      <w:r>
+        <w:t>организован</w:t>
+      </w:r>
+      <w:r>
+        <w:t xml:space="preserve"> процесс разработки программного обеспечения.</w:t>
+      </w:r>
+    </w:p>
+    <w:p>
+      <w:r>
+        <w:t>Внедрение разработанной подсистемы позволило получить следующие улучшения по сравнению с существующей системой учета посещаемости:</w:t>
+      </w:r>
+    </w:p>
+    <w:p>
+      <w:r>
+        <w:t xml:space="preserve">а) Благодаря реализации автоматического выбора занятия по текущему времени преподаватель избавляется от необходимости делать три последовательных запроса в большинстве случаев, что позволяет сократить время получения актуального списка группы с 8-12 секунд до 1-2 секунд. </w:t>
+      </w:r>
+      <w:r>
+        <w:rPr>
+          <w:highlight w:val="yellow"/>
+        </w:rPr>
+        <w:t xml:space="preserve">(можно сказать о том что протестировано </w:t>
+      </w:r>
+      <w:r>
+        <w:rPr>
+          <w:highlight w:val="yellow"/>
+        </w:rPr>
+        <w:t>с задержкой 200 мс и скоростью 1 Мбит/с</w:t>
+      </w:r>
+      <w:r>
+        <w:rPr>
+          <w:highlight w:val="yellow"/>
+        </w:rPr>
+        <w:t>)</w:t>
+      </w:r>
+    </w:p>
+    <w:p>
+      <w:r>
+        <w:t xml:space="preserve">б) Введение троичной логики и логирования событий позволяет вести наблюдение за деятельностью преподавателей и формировать соответствующие отчеты. Время формирования деятельности преподавателя по всем дисциплинам за семестр займет не более 5 секунд, вместо 15-30 минут ручного анализа бумажных носителей. </w:t>
+      </w:r>
+    </w:p>
+    <w:p>
+      <w:r>
+        <w:lastRenderedPageBreak/>
+        <w:t>в) Разделение на подгруппы позволяет преподавателям сохранять собственные разбиения на подгруппы и сократить время отметки студентов на занятии для одной из подгрупп. В разработанной системе это займет не более минуты, как и при любом другом занятии, вместо 5-7 минут поиска необходимого списка и повторного уточнения состава подгрупп.</w:t>
+      </w:r>
+    </w:p>
+    <w:p>
+      <w:r>
+        <w:t>г) Изменения и создание отметок сохраняется в базе данных, что повышает надежность системы, предоставляя доступ к информации об отметках без риска утери и порчи бумажных носителей, а так же без риска утери данных о занятиях из расписания.</w:t>
+      </w:r>
+    </w:p>
+    <w:p>
+      <w:r>
+        <w:t>Таким образом, разработанная система соответствует выдвигаемым функциональным и нефункциональным требованиям</w:t>
+      </w:r>
+      <w:r>
+        <w:t xml:space="preserve"> и позволяет существенно упростить процесс учета посещаемости и сдачи работ студентами.</w:t>
+      </w:r>
+      <w:r>
+        <w:br w:type="page"/>
+      </w:r>
+    </w:p>
+    <w:p>
+      <w:pPr>
+        <w:pStyle w:val="1"/>
+      </w:pPr>
+      <w:r>
+        <w:lastRenderedPageBreak/>
         <w:t>СПИСОК ИСПОЛЬЗУЕМЫХ ИСТОЧНИКОВ</w:t>
       </w:r>
       <w:bookmarkEnd w:id="21"/>
@@ -11028,7 +13144,7 @@
       <w:r>
         <w:t xml:space="preserve">3. </w:t>
       </w:r>
-      <w:hyperlink r:id="rId41" w:history="1">
+      <w:hyperlink r:id="rId45" w:history="1">
         <w:r>
           <w:rPr>
             <w:rStyle w:val="a9"/>
@@ -11120,7 +13236,7 @@
       <w:r>
         <w:t xml:space="preserve">4. </w:t>
       </w:r>
-      <w:hyperlink r:id="rId42" w:history="1">
+      <w:hyperlink r:id="rId46" w:history="1">
         <w:r>
           <w:rPr>
             <w:rStyle w:val="a9"/>
@@ -11133,7 +13249,7 @@
       <w:r>
         <w:t xml:space="preserve">5. </w:t>
       </w:r>
-      <w:hyperlink r:id="rId43" w:history="1">
+      <w:hyperlink r:id="rId47" w:history="1">
         <w:r>
           <w:rPr>
             <w:rStyle w:val="a9"/>
@@ -11148,7 +13264,7 @@
     <w:p/>
     <w:p/>
     <w:sectPr>
-      <w:headerReference w:type="default" r:id="rId44"/>
+      <w:headerReference w:type="default" r:id="rId48"/>
       <w:pgSz w:w="11906" w:h="16838"/>
       <w:pgMar w:top="1134" w:right="851" w:bottom="1134" w:left="1701" w:header="709" w:footer="709" w:gutter="0"/>
       <w:pgNumType w:start="1"/>
@@ -11161,7 +13277,7 @@
 </file>
 
 <file path=word/endnotes.xml><?xml version="1.0" encoding="utf-8"?>
-<w:endnotes xmlns:wpc="http://schemas.microsoft.com/office/word/2010/wordprocessingCanvas" xmlns:cx="http://schemas.microsoft.com/office/drawing/2014/chartex" xmlns:cx1="http://schemas.microsoft.com/office/drawing/2015/9/8/chartex" xmlns:mc="http://schemas.openxmlformats.org/markup-compatibility/2006" xmlns:o="urn:schemas-microsoft-com:office:office" xmlns:r="http://schemas.openxmlformats.org/officeDocument/2006/relationships" xmlns:m="http://schemas.openxmlformats.org/officeDocument/2006/math" xmlns:v="urn:schemas-microsoft-com:vml" xmlns:wp14="http://schemas.microsoft.com/office/word/2010/wordprocessingDrawing" xmlns:wp="http://schemas.openxmlformats.org/drawingml/2006/wordprocessingDrawing" xmlns:w10="urn:schemas-microsoft-com:office:word" xmlns:w="http://schemas.openxmlformats.org/wordprocessingml/2006/main" xmlns:w14="http://schemas.microsoft.com/office/word/2010/wordml" xmlns:w15="http://schemas.microsoft.com/office/word/2012/wordml" xmlns:w16se="http://schemas.microsoft.com/office/word/2015/wordml/symex" xmlns:wpg="http://schemas.microsoft.com/office/word/2010/wordprocessingGroup" xmlns:wpi="http://schemas.microsoft.com/office/word/2010/wordprocessingInk" xmlns:wne="http://schemas.microsoft.com/office/word/2006/wordml" xmlns:wps="http://schemas.microsoft.com/office/word/2010/wordprocessingShape" mc:Ignorable="w14 w15 w16se wp14">
+<w:endnotes xmlns:wpc="http://schemas.microsoft.com/office/word/2010/wordprocessingCanvas" xmlns:cx="http://schemas.microsoft.com/office/drawing/2014/chartex" xmlns:cx1="http://schemas.microsoft.com/office/drawing/2015/9/8/chartex" xmlns:cx2="http://schemas.microsoft.com/office/drawing/2015/10/21/chartex" xmlns:cx3="http://schemas.microsoft.com/office/drawing/2016/5/9/chartex" xmlns:cx4="http://schemas.microsoft.com/office/drawing/2016/5/10/chartex" xmlns:cx5="http://schemas.microsoft.com/office/drawing/2016/5/11/chartex" xmlns:cx6="http://schemas.microsoft.com/office/drawing/2016/5/12/chartex" xmlns:cx7="http://schemas.microsoft.com/office/drawing/2016/5/13/chartex" xmlns:cx8="http://schemas.microsoft.com/office/drawing/2016/5/14/chartex" xmlns:mc="http://schemas.openxmlformats.org/markup-compatibility/2006" xmlns:aink="http://schemas.microsoft.com/office/drawing/2016/ink" xmlns:am3d="http://schemas.microsoft.com/office/drawing/2017/model3d" xmlns:o="urn:schemas-microsoft-com:office:office" xmlns:oel="http://schemas.microsoft.com/office/2019/extlst" xmlns:r="http://schemas.openxmlformats.org/officeDocument/2006/relationships" xmlns:m="http://schemas.openxmlformats.org/officeDocument/2006/math" xmlns:v="urn:schemas-microsoft-com:vml" xmlns:wp14="http://schemas.microsoft.com/office/word/2010/wordprocessingDrawing" xmlns:wp="http://schemas.openxmlformats.org/drawingml/2006/wordprocessingDrawing" xmlns:w10="urn:schemas-microsoft-com:office:word" xmlns:w="http://schemas.openxmlformats.org/wordprocessingml/2006/main" xmlns:w14="http://schemas.microsoft.com/office/word/2010/wordml" xmlns:w15="http://schemas.microsoft.com/office/word/2012/wordml" xmlns:w16cex="http://schemas.microsoft.com/office/word/2018/wordml/cex" xmlns:w16cid="http://schemas.microsoft.com/office/word/2016/wordml/cid" xmlns:w16="http://schemas.microsoft.com/office/word/2018/wordml" xmlns:w16du="http://schemas.microsoft.com/office/word/2023/wordml/word16du" xmlns:w16sdtdh="http://schemas.microsoft.com/office/word/2020/wordml/sdtdatahash" xmlns:w16sdtfl="http://schemas.microsoft.com/office/word/2024/wordml/sdtformatlock" xmlns:w16se="http://schemas.microsoft.com/office/word/2015/wordml/symex" xmlns:wpg="http://schemas.microsoft.com/office/word/2010/wordprocessingGroup" xmlns:wpi="http://schemas.microsoft.com/office/word/2010/wordprocessingInk" xmlns:wne="http://schemas.microsoft.com/office/word/2006/wordml" xmlns:wps="http://schemas.microsoft.com/office/word/2010/wordprocessingShape" mc:Ignorable="w14 w15 w16se w16cid w16 w16cex w16sdtdh w16sdtfl w16du wp14">
   <w:endnote w:type="separator" w:id="-1">
     <w:p>
       <w:r>
@@ -11180,7 +13296,7 @@
 </file>
 
 <file path=word/footnotes.xml><?xml version="1.0" encoding="utf-8"?>
-<w:footnotes xmlns:wpc="http://schemas.microsoft.com/office/word/2010/wordprocessingCanvas" xmlns:cx="http://schemas.microsoft.com/office/drawing/2014/chartex" xmlns:cx1="http://schemas.microsoft.com/office/drawing/2015/9/8/chartex" xmlns:mc="http://schemas.openxmlformats.org/markup-compatibility/2006" xmlns:o="urn:schemas-microsoft-com:office:office" xmlns:r="http://schemas.openxmlformats.org/officeDocument/2006/relationships" xmlns:m="http://schemas.openxmlformats.org/officeDocument/2006/math" xmlns:v="urn:schemas-microsoft-com:vml" xmlns:wp14="http://schemas.microsoft.com/office/word/2010/wordprocessingDrawing" xmlns:wp="http://schemas.openxmlformats.org/drawingml/2006/wordprocessingDrawing" xmlns:w10="urn:schemas-microsoft-com:office:word" xmlns:w="http://schemas.openxmlformats.org/wordprocessingml/2006/main" xmlns:w14="http://schemas.microsoft.com/office/word/2010/wordml" xmlns:w15="http://schemas.microsoft.com/office/word/2012/wordml" xmlns:w16se="http://schemas.microsoft.com/office/word/2015/wordml/symex" xmlns:wpg="http://schemas.microsoft.com/office/word/2010/wordprocessingGroup" xmlns:wpi="http://schemas.microsoft.com/office/word/2010/wordprocessingInk" xmlns:wne="http://schemas.microsoft.com/office/word/2006/wordml" xmlns:wps="http://schemas.microsoft.com/office/word/2010/wordprocessingShape" mc:Ignorable="w14 w15 w16se wp14">
+<w:footnotes xmlns:wpc="http://schemas.microsoft.com/office/word/2010/wordprocessingCanvas" xmlns:cx="http://schemas.microsoft.com/office/drawing/2014/chartex" xmlns:cx1="http://schemas.microsoft.com/office/drawing/2015/9/8/chartex" xmlns:cx2="http://schemas.microsoft.com/office/drawing/2015/10/21/chartex" xmlns:cx3="http://schemas.microsoft.com/office/drawing/2016/5/9/chartex" xmlns:cx4="http://schemas.microsoft.com/office/drawing/2016/5/10/chartex" xmlns:cx5="http://schemas.microsoft.com/office/drawing/2016/5/11/chartex" xmlns:cx6="http://schemas.microsoft.com/office/drawing/2016/5/12/chartex" xmlns:cx7="http://schemas.microsoft.com/office/drawing/2016/5/13/chartex" xmlns:cx8="http://schemas.microsoft.com/office/drawing/2016/5/14/chartex" xmlns:mc="http://schemas.openxmlformats.org/markup-compatibility/2006" xmlns:aink="http://schemas.microsoft.com/office/drawing/2016/ink" xmlns:am3d="http://schemas.microsoft.com/office/drawing/2017/model3d" xmlns:o="urn:schemas-microsoft-com:office:office" xmlns:oel="http://schemas.microsoft.com/office/2019/extlst" xmlns:r="http://schemas.openxmlformats.org/officeDocument/2006/relationships" xmlns:m="http://schemas.openxmlformats.org/officeDocument/2006/math" xmlns:v="urn:schemas-microsoft-com:vml" xmlns:wp14="http://schemas.microsoft.com/office/word/2010/wordprocessingDrawing" xmlns:wp="http://schemas.openxmlformats.org/drawingml/2006/wordprocessingDrawing" xmlns:w10="urn:schemas-microsoft-com:office:word" xmlns:w="http://schemas.openxmlformats.org/wordprocessingml/2006/main" xmlns:w14="http://schemas.microsoft.com/office/word/2010/wordml" xmlns:w15="http://schemas.microsoft.com/office/word/2012/wordml" xmlns:w16cex="http://schemas.microsoft.com/office/word/2018/wordml/cex" xmlns:w16cid="http://schemas.microsoft.com/office/word/2016/wordml/cid" xmlns:w16="http://schemas.microsoft.com/office/word/2018/wordml" xmlns:w16du="http://schemas.microsoft.com/office/word/2023/wordml/word16du" xmlns:w16sdtdh="http://schemas.microsoft.com/office/word/2020/wordml/sdtdatahash" xmlns:w16sdtfl="http://schemas.microsoft.com/office/word/2024/wordml/sdtformatlock" xmlns:w16se="http://schemas.microsoft.com/office/word/2015/wordml/symex" xmlns:wpg="http://schemas.microsoft.com/office/word/2010/wordprocessingGroup" xmlns:wpi="http://schemas.microsoft.com/office/word/2010/wordprocessingInk" xmlns:wne="http://schemas.microsoft.com/office/word/2006/wordml" xmlns:wps="http://schemas.microsoft.com/office/word/2010/wordprocessingShape" mc:Ignorable="w14 w15 w16se w16cid w16 w16cex w16sdtdh w16sdtfl w16du wp14">
   <w:footnote w:type="separator" w:id="-1">
     <w:p>
       <w:r>
@@ -11199,7 +13315,7 @@
 </file>
 
 <file path=word/header1.xml><?xml version="1.0" encoding="utf-8"?>
-<w:hdr xmlns:wpc="http://schemas.microsoft.com/office/word/2010/wordprocessingCanvas" xmlns:cx="http://schemas.microsoft.com/office/drawing/2014/chartex" xmlns:cx1="http://schemas.microsoft.com/office/drawing/2015/9/8/chartex" xmlns:mc="http://schemas.openxmlformats.org/markup-compatibility/2006" xmlns:o="urn:schemas-microsoft-com:office:office" xmlns:r="http://schemas.openxmlformats.org/officeDocument/2006/relationships" xmlns:m="http://schemas.openxmlformats.org/officeDocument/2006/math" xmlns:v="urn:schemas-microsoft-com:vml" xmlns:wp14="http://schemas.microsoft.com/office/word/2010/wordprocessingDrawing" xmlns:wp="http://schemas.openxmlformats.org/drawingml/2006/wordprocessingDrawing" xmlns:w10="urn:schemas-microsoft-com:office:word" xmlns:w="http://schemas.openxmlformats.org/wordprocessingml/2006/main" xmlns:w14="http://schemas.microsoft.com/office/word/2010/wordml" xmlns:w15="http://schemas.microsoft.com/office/word/2012/wordml" xmlns:w16se="http://schemas.microsoft.com/office/word/2015/wordml/symex" xmlns:wpg="http://schemas.microsoft.com/office/word/2010/wordprocessingGroup" xmlns:wpi="http://schemas.microsoft.com/office/word/2010/wordprocessingInk" xmlns:wne="http://schemas.microsoft.com/office/word/2006/wordml" xmlns:wps="http://schemas.microsoft.com/office/word/2010/wordprocessingShape" mc:Ignorable="w14 w15 w16se wp14">
+<w:hdr xmlns:wpc="http://schemas.microsoft.com/office/word/2010/wordprocessingCanvas" xmlns:cx="http://schemas.microsoft.com/office/drawing/2014/chartex" xmlns:cx1="http://schemas.microsoft.com/office/drawing/2015/9/8/chartex" xmlns:cx2="http://schemas.microsoft.com/office/drawing/2015/10/21/chartex" xmlns:cx3="http://schemas.microsoft.com/office/drawing/2016/5/9/chartex" xmlns:cx4="http://schemas.microsoft.com/office/drawing/2016/5/10/chartex" xmlns:cx5="http://schemas.microsoft.com/office/drawing/2016/5/11/chartex" xmlns:cx6="http://schemas.microsoft.com/office/drawing/2016/5/12/chartex" xmlns:cx7="http://schemas.microsoft.com/office/drawing/2016/5/13/chartex" xmlns:cx8="http://schemas.microsoft.com/office/drawing/2016/5/14/chartex" xmlns:mc="http://schemas.openxmlformats.org/markup-compatibility/2006" xmlns:aink="http://schemas.microsoft.com/office/drawing/2016/ink" xmlns:am3d="http://schemas.microsoft.com/office/drawing/2017/model3d" xmlns:o="urn:schemas-microsoft-com:office:office" xmlns:oel="http://schemas.microsoft.com/office/2019/extlst" xmlns:r="http://schemas.openxmlformats.org/officeDocument/2006/relationships" xmlns:m="http://schemas.openxmlformats.org/officeDocument/2006/math" xmlns:v="urn:schemas-microsoft-com:vml" xmlns:wp14="http://schemas.microsoft.com/office/word/2010/wordprocessingDrawing" xmlns:wp="http://schemas.openxmlformats.org/drawingml/2006/wordprocessingDrawing" xmlns:w10="urn:schemas-microsoft-com:office:word" xmlns:w="http://schemas.openxmlformats.org/wordprocessingml/2006/main" xmlns:w14="http://schemas.microsoft.com/office/word/2010/wordml" xmlns:w15="http://schemas.microsoft.com/office/word/2012/wordml" xmlns:w16cex="http://schemas.microsoft.com/office/word/2018/wordml/cex" xmlns:w16cid="http://schemas.microsoft.com/office/word/2016/wordml/cid" xmlns:w16="http://schemas.microsoft.com/office/word/2018/wordml" xmlns:w16du="http://schemas.microsoft.com/office/word/2023/wordml/word16du" xmlns:w16sdtdh="http://schemas.microsoft.com/office/word/2020/wordml/sdtdatahash" xmlns:w16sdtfl="http://schemas.microsoft.com/office/word/2024/wordml/sdtformatlock" xmlns:w16se="http://schemas.microsoft.com/office/word/2015/wordml/symex" xmlns:wpg="http://schemas.microsoft.com/office/word/2010/wordprocessingGroup" xmlns:wpi="http://schemas.microsoft.com/office/word/2010/wordprocessingInk" xmlns:wne="http://schemas.microsoft.com/office/word/2006/wordml" xmlns:wps="http://schemas.microsoft.com/office/word/2010/wordprocessingShape" mc:Ignorable="w14 w15 w16se w16cid w16 w16cex w16sdtdh w16sdtfl w16du wp14">
   <w:sdt>
     <w:sdtPr>
       <w:id w:val="812758605"/>
@@ -11208,7 +13324,6 @@
         <w:docPartUnique/>
       </w:docPartObj>
     </w:sdtPr>
-    <w:sdtEndPr/>
     <w:sdtContent>
       <w:p>
         <w:pPr>
@@ -11228,7 +13343,7 @@
           <w:rPr>
             <w:noProof/>
           </w:rPr>
-          <w:t>56</w:t>
+          <w:t>60</w:t>
         </w:r>
         <w:r>
           <w:fldChar w:fldCharType="end"/>
@@ -11240,7 +13355,7 @@
 </file>
 
 <file path=word/numbering.xml><?xml version="1.0" encoding="utf-8"?>
-<w:numbering xmlns:wpc="http://schemas.microsoft.com/office/word/2010/wordprocessingCanvas" xmlns:cx="http://schemas.microsoft.com/office/drawing/2014/chartex" xmlns:cx1="http://schemas.microsoft.com/office/drawing/2015/9/8/chartex" xmlns:mc="http://schemas.openxmlformats.org/markup-compatibility/2006" xmlns:o="urn:schemas-microsoft-com:office:office" xmlns:r="http://schemas.openxmlformats.org/officeDocument/2006/relationships" xmlns:m="http://schemas.openxmlformats.org/officeDocument/2006/math" xmlns:v="urn:schemas-microsoft-com:vml" xmlns:wp14="http://schemas.microsoft.com/office/word/2010/wordprocessingDrawing" xmlns:wp="http://schemas.openxmlformats.org/drawingml/2006/wordprocessingDrawing" xmlns:w10="urn:schemas-microsoft-com:office:word" xmlns:w="http://schemas.openxmlformats.org/wordprocessingml/2006/main" xmlns:w14="http://schemas.microsoft.com/office/word/2010/wordml" xmlns:w15="http://schemas.microsoft.com/office/word/2012/wordml" xmlns:w16se="http://schemas.microsoft.com/office/word/2015/wordml/symex" xmlns:wpg="http://schemas.microsoft.com/office/word/2010/wordprocessingGroup" xmlns:wpi="http://schemas.microsoft.com/office/word/2010/wordprocessingInk" xmlns:wne="http://schemas.microsoft.com/office/word/2006/wordml" xmlns:wps="http://schemas.microsoft.com/office/word/2010/wordprocessingShape" mc:Ignorable="w14 w15 w16se wp14">
+<w:numbering xmlns:wpc="http://schemas.microsoft.com/office/word/2010/wordprocessingCanvas" xmlns:cx="http://schemas.microsoft.com/office/drawing/2014/chartex" xmlns:cx1="http://schemas.microsoft.com/office/drawing/2015/9/8/chartex" xmlns:cx2="http://schemas.microsoft.com/office/drawing/2015/10/21/chartex" xmlns:cx3="http://schemas.microsoft.com/office/drawing/2016/5/9/chartex" xmlns:cx4="http://schemas.microsoft.com/office/drawing/2016/5/10/chartex" xmlns:cx5="http://schemas.microsoft.com/office/drawing/2016/5/11/chartex" xmlns:cx6="http://schemas.microsoft.com/office/drawing/2016/5/12/chartex" xmlns:cx7="http://schemas.microsoft.com/office/drawing/2016/5/13/chartex" xmlns:cx8="http://schemas.microsoft.com/office/drawing/2016/5/14/chartex" xmlns:mc="http://schemas.openxmlformats.org/markup-compatibility/2006" xmlns:aink="http://schemas.microsoft.com/office/drawing/2016/ink" xmlns:am3d="http://schemas.microsoft.com/office/drawing/2017/model3d" xmlns:o="urn:schemas-microsoft-com:office:office" xmlns:oel="http://schemas.microsoft.com/office/2019/extlst" xmlns:r="http://schemas.openxmlformats.org/officeDocument/2006/relationships" xmlns:m="http://schemas.openxmlformats.org/officeDocument/2006/math" xmlns:v="urn:schemas-microsoft-com:vml" xmlns:wp14="http://schemas.microsoft.com/office/word/2010/wordprocessingDrawing" xmlns:wp="http://schemas.openxmlformats.org/drawingml/2006/wordprocessingDrawing" xmlns:w10="urn:schemas-microsoft-com:office:word" xmlns:w="http://schemas.openxmlformats.org/wordprocessingml/2006/main" xmlns:w14="http://schemas.microsoft.com/office/word/2010/wordml" xmlns:w15="http://schemas.microsoft.com/office/word/2012/wordml" xmlns:w16cex="http://schemas.microsoft.com/office/word/2018/wordml/cex" xmlns:w16cid="http://schemas.microsoft.com/office/word/2016/wordml/cid" xmlns:w16="http://schemas.microsoft.com/office/word/2018/wordml" xmlns:w16du="http://schemas.microsoft.com/office/word/2023/wordml/word16du" xmlns:w16sdtdh="http://schemas.microsoft.com/office/word/2020/wordml/sdtdatahash" xmlns:w16sdtfl="http://schemas.microsoft.com/office/word/2024/wordml/sdtformatlock" xmlns:w16se="http://schemas.microsoft.com/office/word/2015/wordml/symex" xmlns:wpg="http://schemas.microsoft.com/office/word/2010/wordprocessingGroup" xmlns:wpi="http://schemas.microsoft.com/office/word/2010/wordprocessingInk" xmlns:wne="http://schemas.microsoft.com/office/word/2006/wordml" xmlns:wps="http://schemas.microsoft.com/office/word/2010/wordprocessingShape" mc:Ignorable="w14 w15 w16se w16cid w16 w16cex w16sdtdh w16sdtfl w16du wp14">
   <w:abstractNum w:abstractNumId="0" w15:restartNumberingAfterBreak="0">
     <w:nsid w:val="03EE6CFA"/>
     <w:multiLevelType w:val="hybridMultilevel"/>
@@ -11701,6 +13816,95 @@
     </w:lvl>
   </w:abstractNum>
   <w:abstractNum w:abstractNumId="4" w15:restartNumberingAfterBreak="0">
+    <w:nsid w:val="5B1E4AD9"/>
+    <w:multiLevelType w:val="hybridMultilevel"/>
+    <w:tmpl w:val="6B5ABF74"/>
+    <w:lvl w:ilvl="0" w:tplc="F38018C6">
+      <w:start w:val="1"/>
+      <w:numFmt w:val="russianLower"/>
+      <w:lvlText w:val="%1)"/>
+      <w:lvlJc w:val="left"/>
+      <w:pPr>
+        <w:ind w:left="1069" w:hanging="360"/>
+      </w:pPr>
+      <w:rPr>
+        <w:rFonts w:hint="default"/>
+      </w:rPr>
+    </w:lvl>
+    <w:lvl w:ilvl="1" w:tplc="04190019" w:tentative="1">
+      <w:start w:val="1"/>
+      <w:numFmt w:val="lowerLetter"/>
+      <w:lvlText w:val="%2."/>
+      <w:lvlJc w:val="left"/>
+      <w:pPr>
+        <w:ind w:left="1789" w:hanging="360"/>
+      </w:pPr>
+    </w:lvl>
+    <w:lvl w:ilvl="2" w:tplc="0419001B" w:tentative="1">
+      <w:start w:val="1"/>
+      <w:numFmt w:val="lowerRoman"/>
+      <w:lvlText w:val="%3."/>
+      <w:lvlJc w:val="right"/>
+      <w:pPr>
+        <w:ind w:left="2509" w:hanging="180"/>
+      </w:pPr>
+    </w:lvl>
+    <w:lvl w:ilvl="3" w:tplc="0419000F" w:tentative="1">
+      <w:start w:val="1"/>
+      <w:numFmt w:val="decimal"/>
+      <w:lvlText w:val="%4."/>
+      <w:lvlJc w:val="left"/>
+      <w:pPr>
+        <w:ind w:left="3229" w:hanging="360"/>
+      </w:pPr>
+    </w:lvl>
+    <w:lvl w:ilvl="4" w:tplc="04190019" w:tentative="1">
+      <w:start w:val="1"/>
+      <w:numFmt w:val="lowerLetter"/>
+      <w:lvlText w:val="%5."/>
+      <w:lvlJc w:val="left"/>
+      <w:pPr>
+        <w:ind w:left="3949" w:hanging="360"/>
+      </w:pPr>
+    </w:lvl>
+    <w:lvl w:ilvl="5" w:tplc="0419001B" w:tentative="1">
+      <w:start w:val="1"/>
+      <w:numFmt w:val="lowerRoman"/>
+      <w:lvlText w:val="%6."/>
+      <w:lvlJc w:val="right"/>
+      <w:pPr>
+        <w:ind w:left="4669" w:hanging="180"/>
+      </w:pPr>
+    </w:lvl>
+    <w:lvl w:ilvl="6" w:tplc="0419000F" w:tentative="1">
+      <w:start w:val="1"/>
+      <w:numFmt w:val="decimal"/>
+      <w:lvlText w:val="%7."/>
+      <w:lvlJc w:val="left"/>
+      <w:pPr>
+        <w:ind w:left="5389" w:hanging="360"/>
+      </w:pPr>
+    </w:lvl>
+    <w:lvl w:ilvl="7" w:tplc="04190019" w:tentative="1">
+      <w:start w:val="1"/>
+      <w:numFmt w:val="lowerLetter"/>
+      <w:lvlText w:val="%8."/>
+      <w:lvlJc w:val="left"/>
+      <w:pPr>
+        <w:ind w:left="6109" w:hanging="360"/>
+      </w:pPr>
+    </w:lvl>
+    <w:lvl w:ilvl="8" w:tplc="0419001B" w:tentative="1">
+      <w:start w:val="1"/>
+      <w:numFmt w:val="lowerRoman"/>
+      <w:lvlText w:val="%9."/>
+      <w:lvlJc w:val="right"/>
+      <w:pPr>
+        <w:ind w:left="6829" w:hanging="180"/>
+      </w:pPr>
+    </w:lvl>
+  </w:abstractNum>
+  <w:abstractNum w:abstractNumId="5" w15:restartNumberingAfterBreak="0">
     <w:nsid w:val="6FDB6885"/>
     <w:multiLevelType w:val="multilevel"/>
     <w:tmpl w:val="EB6ADF1A"/>
@@ -11824,7 +14028,7 @@
       </w:pPr>
     </w:lvl>
   </w:abstractNum>
-  <w:abstractNum w:abstractNumId="5" w15:restartNumberingAfterBreak="0">
+  <w:abstractNum w:abstractNumId="6" w15:restartNumberingAfterBreak="0">
     <w:nsid w:val="7A654CC6"/>
     <w:multiLevelType w:val="hybridMultilevel"/>
     <w:tmpl w:val="456E0A4A"/>
@@ -11913,29 +14117,32 @@
       </w:pPr>
     </w:lvl>
   </w:abstractNum>
-  <w:num w:numId="1">
+  <w:num w:numId="1" w16cid:durableId="100993979">
     <w:abstractNumId w:val="2"/>
   </w:num>
-  <w:num w:numId="2">
-    <w:abstractNumId w:val="4"/>
+  <w:num w:numId="2" w16cid:durableId="1898515116">
+    <w:abstractNumId w:val="5"/>
   </w:num>
-  <w:num w:numId="3">
+  <w:num w:numId="3" w16cid:durableId="1248229692">
     <w:abstractNumId w:val="1"/>
   </w:num>
-  <w:num w:numId="4">
+  <w:num w:numId="4" w16cid:durableId="1786191245">
     <w:abstractNumId w:val="0"/>
   </w:num>
-  <w:num w:numId="5">
+  <w:num w:numId="5" w16cid:durableId="1228498029">
     <w:abstractNumId w:val="3"/>
   </w:num>
-  <w:num w:numId="6">
-    <w:abstractNumId w:val="5"/>
+  <w:num w:numId="6" w16cid:durableId="153573183">
+    <w:abstractNumId w:val="6"/>
+  </w:num>
+  <w:num w:numId="7" w16cid:durableId="2057731933">
+    <w:abstractNumId w:val="4"/>
   </w:num>
 </w:numbering>
 </file>
 
 <file path=word/styles.xml><?xml version="1.0" encoding="utf-8"?>
-<w:styles xmlns:mc="http://schemas.openxmlformats.org/markup-compatibility/2006" xmlns:r="http://schemas.openxmlformats.org/officeDocument/2006/relationships" xmlns:w="http://schemas.openxmlformats.org/wordprocessingml/2006/main" xmlns:w14="http://schemas.microsoft.com/office/word/2010/wordml" xmlns:w15="http://schemas.microsoft.com/office/word/2012/wordml" xmlns:w16se="http://schemas.microsoft.com/office/word/2015/wordml/symex" mc:Ignorable="w14 w15 w16se">
+<w:styles xmlns:mc="http://schemas.openxmlformats.org/markup-compatibility/2006" xmlns:r="http://schemas.openxmlformats.org/officeDocument/2006/relationships" xmlns:w="http://schemas.openxmlformats.org/wordprocessingml/2006/main" xmlns:w14="http://schemas.microsoft.com/office/word/2010/wordml" xmlns:w15="http://schemas.microsoft.com/office/word/2012/wordml" xmlns:w16cex="http://schemas.microsoft.com/office/word/2018/wordml/cex" xmlns:w16cid="http://schemas.microsoft.com/office/word/2016/wordml/cid" xmlns:w16="http://schemas.microsoft.com/office/word/2018/wordml" xmlns:w16du="http://schemas.microsoft.com/office/word/2023/wordml/word16du" xmlns:w16sdtdh="http://schemas.microsoft.com/office/word/2020/wordml/sdtdatahash" xmlns:w16sdtfl="http://schemas.microsoft.com/office/word/2024/wordml/sdtformatlock" xmlns:w16se="http://schemas.microsoft.com/office/word/2015/wordml/symex" mc:Ignorable="w14 w15 w16se w16cid w16 w16cex w16sdtdh w16sdtfl w16du">
   <w:docDefaults>
     <w:rPrDefault>
       <w:rPr>
@@ -11951,7 +14158,7 @@
       </w:pPr>
     </w:pPrDefault>
   </w:docDefaults>
-  <w:latentStyles w:defLockedState="0" w:defUIPriority="99" w:defSemiHidden="0" w:defUnhideWhenUsed="0" w:defQFormat="0" w:count="371">
+  <w:latentStyles w:defLockedState="0" w:defUIPriority="99" w:defSemiHidden="0" w:defUnhideWhenUsed="0" w:defQFormat="0" w:count="376">
     <w:lsdException w:name="Normal" w:uiPriority="0" w:qFormat="1"/>
     <w:lsdException w:name="heading 1" w:uiPriority="9" w:qFormat="1"/>
     <w:lsdException w:name="heading 2" w:semiHidden="1" w:uiPriority="9" w:unhideWhenUsed="1" w:qFormat="1"/>
@@ -12323,6 +14530,11 @@
     <w:lsdException w:name="List Table 5 Dark Accent 6" w:uiPriority="50"/>
     <w:lsdException w:name="List Table 6 Colorful Accent 6" w:uiPriority="51"/>
     <w:lsdException w:name="List Table 7 Colorful Accent 6" w:uiPriority="52"/>
+    <w:lsdException w:name="Mention" w:semiHidden="1" w:unhideWhenUsed="1"/>
+    <w:lsdException w:name="Smart Hyperlink" w:semiHidden="1" w:unhideWhenUsed="1"/>
+    <w:lsdException w:name="Hashtag" w:semiHidden="1" w:unhideWhenUsed="1"/>
+    <w:lsdException w:name="Unresolved Mention" w:semiHidden="1" w:unhideWhenUsed="1"/>
+    <w:lsdException w:name="Smart Link" w:semiHidden="1" w:unhideWhenUsed="1"/>
   </w:latentStyles>
   <w:style w:type="paragraph" w:default="1" w:styleId="a">
     <w:name w:val="Normal"/>
@@ -12406,7 +14618,6 @@
   <w:style w:type="character" w:default="1" w:styleId="a0">
     <w:name w:val="Default Paragraph Font"/>
     <w:uiPriority w:val="1"/>
-    <w:semiHidden/>
     <w:unhideWhenUsed/>
   </w:style>
   <w:style w:type="table" w:default="1" w:styleId="a1">
@@ -12721,6 +14932,25 @@
       <w:lang w:val="en-US"/>
     </w:rPr>
   </w:style>
+  <w:style w:type="table" w:styleId="af4">
+    <w:name w:val="Table Grid"/>
+    <w:basedOn w:val="a1"/>
+    <w:uiPriority w:val="39"/>
+    <w:rsid w:val="00D16DCD"/>
+    <w:pPr>
+      <w:spacing w:after="0" w:line="240" w:lineRule="auto"/>
+    </w:pPr>
+    <w:tblPr>
+      <w:tblBorders>
+        <w:top w:val="single" w:sz="4" w:space="0" w:color="auto"/>
+        <w:left w:val="single" w:sz="4" w:space="0" w:color="auto"/>
+        <w:bottom w:val="single" w:sz="4" w:space="0" w:color="auto"/>
+        <w:right w:val="single" w:sz="4" w:space="0" w:color="auto"/>
+        <w:insideH w:val="single" w:sz="4" w:space="0" w:color="auto"/>
+        <w:insideV w:val="single" w:sz="4" w:space="0" w:color="auto"/>
+      </w:tblBorders>
+    </w:tblPr>
+  </w:style>
 </w:styles>
 </file>
 
@@ -13024,7 +15254,7 @@
 </file>
 
 <file path=customXml/itemProps1.xml><?xml version="1.0" encoding="utf-8"?>
-<ds:datastoreItem xmlns:ds="http://schemas.openxmlformats.org/officeDocument/2006/customXml" ds:itemID="{19827997-1877-42DC-A078-6E1D1D4E29B6}">
+<ds:datastoreItem xmlns:ds="http://schemas.openxmlformats.org/officeDocument/2006/customXml" ds:itemID="{B5744C0B-7ECA-49C1-9F34-E68242A3AFA1}">
   <ds:schemaRefs>
     <ds:schemaRef ds:uri="http://schemas.openxmlformats.org/officeDocument/2006/bibliography"/>
   </ds:schemaRefs>

--- a/ВКР/Основная часть.docx
+++ b/ВКР/Основная часть.docx
@@ -84,8 +84,13 @@
       <w:r>
         <w:t xml:space="preserve">Студента </w:t>
       </w:r>
-      <w:r>
-        <w:t xml:space="preserve">Василения Ивана Валерьевича                        </w:t>
+      <w:proofErr w:type="spellStart"/>
+      <w:r>
+        <w:t>Василения</w:t>
+      </w:r>
+      <w:proofErr w:type="spellEnd"/>
+      <w:r>
+        <w:t xml:space="preserve"> Ивана Валерьевича                        </w:t>
       </w:r>
       <w:r>
         <w:t xml:space="preserve">шифр </w:t>
@@ -140,8 +145,13 @@
         <w:t xml:space="preserve">Студент </w:t>
       </w:r>
       <w:r>
-        <w:t xml:space="preserve">                                                                                       И.В. Василения</w:t>
-      </w:r>
+        <w:t xml:space="preserve">                                                                                       И.В. </w:t>
+      </w:r>
+      <w:proofErr w:type="spellStart"/>
+      <w:r>
+        <w:t>Василения</w:t>
+      </w:r>
+      <w:proofErr w:type="spellEnd"/>
       <w:r>
         <w:t xml:space="preserve"> </w:t>
       </w:r>
@@ -158,7 +168,15 @@
         <w:t xml:space="preserve">                                                                                   </w:t>
       </w:r>
       <w:r>
-        <w:t xml:space="preserve">А.Ю. Ужаринский </w:t>
+        <w:t xml:space="preserve">А.Ю. </w:t>
+      </w:r>
+      <w:proofErr w:type="spellStart"/>
+      <w:r>
+        <w:t>Ужаринский</w:t>
+      </w:r>
+      <w:proofErr w:type="spellEnd"/>
+      <w:r>
+        <w:t xml:space="preserve"> </w:t>
       </w:r>
     </w:p>
     <w:p>
@@ -193,8 +211,13 @@
         <w:spacing w:line="276" w:lineRule="auto"/>
         <w:ind w:firstLine="0"/>
       </w:pPr>
-      <w:r>
-        <w:t xml:space="preserve">И.о.зав. кафедрой </w:t>
+      <w:proofErr w:type="spellStart"/>
+      <w:r>
+        <w:t>И.о.зав</w:t>
+      </w:r>
+      <w:proofErr w:type="spellEnd"/>
+      <w:r>
+        <w:t xml:space="preserve">. кафедрой </w:t>
       </w:r>
       <w:r>
         <w:t xml:space="preserve">                                                 </w:t>
@@ -308,9 +331,11 @@
             <w:rPr>
               <w:rFonts w:asciiTheme="minorHAnsi" w:eastAsiaTheme="minorEastAsia" w:hAnsiTheme="minorHAnsi" w:cstheme="minorBidi"/>
               <w:noProof/>
-              <w:sz w:val="22"/>
-              <w:szCs w:val="22"/>
+              <w:kern w:val="2"/>
+              <w:sz w:val="24"/>
+              <w:szCs w:val="24"/>
               <w:lang w:eastAsia="ru-RU"/>
+              <w14:ligatures w14:val="standardContextual"/>
             </w:rPr>
           </w:pPr>
           <w:r>
@@ -322,7 +347,7 @@
           <w:r>
             <w:fldChar w:fldCharType="separate"/>
           </w:r>
-          <w:hyperlink w:anchor="_Toc225010193" w:history="1">
+          <w:hyperlink w:anchor="_Toc229396695" w:history="1">
             <w:r>
               <w:rPr>
                 <w:rStyle w:val="a9"/>
@@ -349,7 +374,7 @@
                 <w:noProof/>
                 <w:webHidden/>
               </w:rPr>
-              <w:instrText xml:space="preserve"> PAGEREF _Toc225010193 \h </w:instrText>
+              <w:instrText xml:space="preserve"> PAGEREF _Toc229396695 \h </w:instrText>
             </w:r>
             <w:r>
               <w:rPr>
@@ -369,7 +394,7 @@
                 <w:noProof/>
                 <w:webHidden/>
               </w:rPr>
-              <w:t>5</w:t>
+              <w:t>6</w:t>
             </w:r>
             <w:r>
               <w:rPr>
@@ -389,19 +414,30 @@
             <w:rPr>
               <w:rFonts w:asciiTheme="minorHAnsi" w:eastAsiaTheme="minorEastAsia" w:hAnsiTheme="minorHAnsi" w:cstheme="minorBidi"/>
               <w:noProof/>
-              <w:sz w:val="22"/>
-              <w:szCs w:val="22"/>
+              <w:kern w:val="2"/>
+              <w:sz w:val="24"/>
+              <w:szCs w:val="24"/>
               <w:lang w:eastAsia="ru-RU"/>
+              <w14:ligatures w14:val="standardContextual"/>
             </w:rPr>
           </w:pPr>
-          <w:hyperlink w:anchor="_Toc225010194" w:history="1">
+          <w:hyperlink w:anchor="_Toc229396696" w:history="1">
             <w:r>
               <w:rPr>
                 <w:rStyle w:val="a9"/>
                 <w:noProof/>
               </w:rPr>
-              <w:t>1 АНАЛИЗ РЕШАЕМОЙ ПРОБЛЕМЫ, МЕТОДОВ И СРЕДСТВ ЕЕ РЕШЕНИЯ, ФОРМУЛИРОВКА ТРЕБОВАНИЙ К РАЗРАБОТКЕ</w:t>
-            </w:r>
+              <w:t xml:space="preserve">1 </w:t>
+            </w:r>
+            <w:bookmarkStart w:id="0" w:name="_Hlk229396718"/>
+            <w:r>
+              <w:rPr>
+                <w:rStyle w:val="a9"/>
+                <w:noProof/>
+              </w:rPr>
+              <w:t>АНАЛИЗ РЕШАЕМОЙ ПРОБЛЕМЫ, МЕТОДОВ И СРЕДСТВ ЕЕ РЕШЕНИЯ, ФОРМУЛИРОВКА ТРЕБОВАНИЙ К РАЗРАБОТКЕ</w:t>
+            </w:r>
+            <w:bookmarkEnd w:id="0"/>
             <w:r>
               <w:rPr>
                 <w:noProof/>
@@ -421,7 +457,7 @@
                 <w:noProof/>
                 <w:webHidden/>
               </w:rPr>
-              <w:instrText xml:space="preserve"> PAGEREF _Toc225010194 \h </w:instrText>
+              <w:instrText xml:space="preserve"> PAGEREF _Toc229396696 \h </w:instrText>
             </w:r>
             <w:r>
               <w:rPr>
@@ -441,7 +477,7 @@
                 <w:noProof/>
                 <w:webHidden/>
               </w:rPr>
-              <w:t>6</w:t>
+              <w:t>7</w:t>
             </w:r>
             <w:r>
               <w:rPr>
@@ -456,18 +492,20 @@
           <w:pPr>
             <w:pStyle w:val="21"/>
             <w:tabs>
-              <w:tab w:val="left" w:pos="1760"/>
+              <w:tab w:val="left" w:pos="1680"/>
               <w:tab w:val="right" w:leader="dot" w:pos="9344"/>
             </w:tabs>
             <w:rPr>
               <w:rFonts w:asciiTheme="minorHAnsi" w:eastAsiaTheme="minorEastAsia" w:hAnsiTheme="minorHAnsi" w:cstheme="minorBidi"/>
               <w:noProof/>
-              <w:sz w:val="22"/>
-              <w:szCs w:val="22"/>
+              <w:kern w:val="2"/>
+              <w:sz w:val="24"/>
+              <w:szCs w:val="24"/>
               <w:lang w:eastAsia="ru-RU"/>
+              <w14:ligatures w14:val="standardContextual"/>
             </w:rPr>
           </w:pPr>
-          <w:hyperlink w:anchor="_Toc225010195" w:history="1">
+          <w:hyperlink w:anchor="_Toc229396697" w:history="1">
             <w:r>
               <w:rPr>
                 <w:rStyle w:val="a9"/>
@@ -479,9 +517,11 @@
               <w:rPr>
                 <w:rFonts w:asciiTheme="minorHAnsi" w:eastAsiaTheme="minorEastAsia" w:hAnsiTheme="minorHAnsi" w:cstheme="minorBidi"/>
                 <w:noProof/>
-                <w:sz w:val="22"/>
-                <w:szCs w:val="22"/>
+                <w:kern w:val="2"/>
+                <w:sz w:val="24"/>
+                <w:szCs w:val="24"/>
                 <w:lang w:eastAsia="ru-RU"/>
+                <w14:ligatures w14:val="standardContextual"/>
               </w:rPr>
               <w:tab/>
             </w:r>
@@ -511,7 +551,7 @@
                 <w:noProof/>
                 <w:webHidden/>
               </w:rPr>
-              <w:instrText xml:space="preserve"> PAGEREF _Toc225010195 \h </w:instrText>
+              <w:instrText xml:space="preserve"> PAGEREF _Toc229396697 \h </w:instrText>
             </w:r>
             <w:r>
               <w:rPr>
@@ -531,7 +571,7 @@
                 <w:noProof/>
                 <w:webHidden/>
               </w:rPr>
-              <w:t>6</w:t>
+              <w:t>7</w:t>
             </w:r>
             <w:r>
               <w:rPr>
@@ -546,18 +586,20 @@
           <w:pPr>
             <w:pStyle w:val="21"/>
             <w:tabs>
-              <w:tab w:val="left" w:pos="1760"/>
+              <w:tab w:val="left" w:pos="1680"/>
               <w:tab w:val="right" w:leader="dot" w:pos="9344"/>
             </w:tabs>
             <w:rPr>
               <w:rFonts w:asciiTheme="minorHAnsi" w:eastAsiaTheme="minorEastAsia" w:hAnsiTheme="minorHAnsi" w:cstheme="minorBidi"/>
               <w:noProof/>
-              <w:sz w:val="22"/>
-              <w:szCs w:val="22"/>
+              <w:kern w:val="2"/>
+              <w:sz w:val="24"/>
+              <w:szCs w:val="24"/>
               <w:lang w:eastAsia="ru-RU"/>
+              <w14:ligatures w14:val="standardContextual"/>
             </w:rPr>
           </w:pPr>
-          <w:hyperlink w:anchor="_Toc225010196" w:history="1">
+          <w:hyperlink w:anchor="_Toc229396698" w:history="1">
             <w:r>
               <w:rPr>
                 <w:rStyle w:val="a9"/>
@@ -569,9 +611,11 @@
               <w:rPr>
                 <w:rFonts w:asciiTheme="minorHAnsi" w:eastAsiaTheme="minorEastAsia" w:hAnsiTheme="minorHAnsi" w:cstheme="minorBidi"/>
                 <w:noProof/>
-                <w:sz w:val="22"/>
-                <w:szCs w:val="22"/>
+                <w:kern w:val="2"/>
+                <w:sz w:val="24"/>
+                <w:szCs w:val="24"/>
                 <w:lang w:eastAsia="ru-RU"/>
+                <w14:ligatures w14:val="standardContextual"/>
               </w:rPr>
               <w:tab/>
             </w:r>
@@ -601,7 +645,7 @@
                 <w:noProof/>
                 <w:webHidden/>
               </w:rPr>
-              <w:instrText xml:space="preserve"> PAGEREF _Toc225010196 \h </w:instrText>
+              <w:instrText xml:space="preserve"> PAGEREF _Toc229396698 \h </w:instrText>
             </w:r>
             <w:r>
               <w:rPr>
@@ -621,7 +665,7 @@
                 <w:noProof/>
                 <w:webHidden/>
               </w:rPr>
-              <w:t>7</w:t>
+              <w:t>8</w:t>
             </w:r>
             <w:r>
               <w:rPr>
@@ -636,18 +680,20 @@
           <w:pPr>
             <w:pStyle w:val="21"/>
             <w:tabs>
-              <w:tab w:val="left" w:pos="1760"/>
+              <w:tab w:val="left" w:pos="1680"/>
               <w:tab w:val="right" w:leader="dot" w:pos="9344"/>
             </w:tabs>
             <w:rPr>
               <w:rFonts w:asciiTheme="minorHAnsi" w:eastAsiaTheme="minorEastAsia" w:hAnsiTheme="minorHAnsi" w:cstheme="minorBidi"/>
               <w:noProof/>
-              <w:sz w:val="22"/>
-              <w:szCs w:val="22"/>
+              <w:kern w:val="2"/>
+              <w:sz w:val="24"/>
+              <w:szCs w:val="24"/>
               <w:lang w:eastAsia="ru-RU"/>
+              <w14:ligatures w14:val="standardContextual"/>
             </w:rPr>
           </w:pPr>
-          <w:hyperlink w:anchor="_Toc225010197" w:history="1">
+          <w:hyperlink w:anchor="_Toc229396699" w:history="1">
             <w:r>
               <w:rPr>
                 <w:rStyle w:val="a9"/>
@@ -659,9 +705,11 @@
               <w:rPr>
                 <w:rFonts w:asciiTheme="minorHAnsi" w:eastAsiaTheme="minorEastAsia" w:hAnsiTheme="minorHAnsi" w:cstheme="minorBidi"/>
                 <w:noProof/>
-                <w:sz w:val="22"/>
-                <w:szCs w:val="22"/>
+                <w:kern w:val="2"/>
+                <w:sz w:val="24"/>
+                <w:szCs w:val="24"/>
                 <w:lang w:eastAsia="ru-RU"/>
+                <w14:ligatures w14:val="standardContextual"/>
               </w:rPr>
               <w:tab/>
             </w:r>
@@ -691,7 +739,7 @@
                 <w:noProof/>
                 <w:webHidden/>
               </w:rPr>
-              <w:instrText xml:space="preserve"> PAGEREF _Toc225010197 \h </w:instrText>
+              <w:instrText xml:space="preserve"> PAGEREF _Toc229396699 \h </w:instrText>
             </w:r>
             <w:r>
               <w:rPr>
@@ -711,7 +759,7 @@
                 <w:noProof/>
                 <w:webHidden/>
               </w:rPr>
-              <w:t>12</w:t>
+              <w:t>13</w:t>
             </w:r>
             <w:r>
               <w:rPr>
@@ -731,12 +779,14 @@
             <w:rPr>
               <w:rFonts w:asciiTheme="minorHAnsi" w:eastAsiaTheme="minorEastAsia" w:hAnsiTheme="minorHAnsi" w:cstheme="minorBidi"/>
               <w:noProof/>
-              <w:sz w:val="22"/>
-              <w:szCs w:val="22"/>
+              <w:kern w:val="2"/>
+              <w:sz w:val="24"/>
+              <w:szCs w:val="24"/>
               <w:lang w:eastAsia="ru-RU"/>
+              <w14:ligatures w14:val="standardContextual"/>
             </w:rPr>
           </w:pPr>
-          <w:hyperlink w:anchor="_Toc225010198" w:history="1">
+          <w:hyperlink w:anchor="_Toc229396700" w:history="1">
             <w:r>
               <w:rPr>
                 <w:rStyle w:val="a9"/>
@@ -763,7 +813,7 @@
                 <w:noProof/>
                 <w:webHidden/>
               </w:rPr>
-              <w:instrText xml:space="preserve"> PAGEREF _Toc225010198 \h </w:instrText>
+              <w:instrText xml:space="preserve"> PAGEREF _Toc229396700 \h </w:instrText>
             </w:r>
             <w:r>
               <w:rPr>
@@ -783,7 +833,7 @@
                 <w:noProof/>
                 <w:webHidden/>
               </w:rPr>
-              <w:t>17</w:t>
+              <w:t>18</w:t>
             </w:r>
             <w:r>
               <w:rPr>
@@ -803,12 +853,14 @@
             <w:rPr>
               <w:rFonts w:asciiTheme="minorHAnsi" w:eastAsiaTheme="minorEastAsia" w:hAnsiTheme="minorHAnsi" w:cstheme="minorBidi"/>
               <w:noProof/>
-              <w:sz w:val="22"/>
-              <w:szCs w:val="22"/>
+              <w:kern w:val="2"/>
+              <w:sz w:val="24"/>
+              <w:szCs w:val="24"/>
               <w:lang w:eastAsia="ru-RU"/>
+              <w14:ligatures w14:val="standardContextual"/>
             </w:rPr>
           </w:pPr>
-          <w:hyperlink w:anchor="_Toc225010199" w:history="1">
+          <w:hyperlink w:anchor="_Toc229396701" w:history="1">
             <w:r>
               <w:rPr>
                 <w:rStyle w:val="a9"/>
@@ -835,7 +887,7 @@
                 <w:noProof/>
                 <w:webHidden/>
               </w:rPr>
-              <w:instrText xml:space="preserve"> PAGEREF _Toc225010199 \h </w:instrText>
+              <w:instrText xml:space="preserve"> PAGEREF _Toc229396701 \h </w:instrText>
             </w:r>
             <w:r>
               <w:rPr>
@@ -855,7 +907,7 @@
                 <w:noProof/>
                 <w:webHidden/>
               </w:rPr>
-              <w:t>18</w:t>
+              <w:t>20</w:t>
             </w:r>
             <w:r>
               <w:rPr>
@@ -875,12 +927,14 @@
             <w:rPr>
               <w:rFonts w:asciiTheme="minorHAnsi" w:eastAsiaTheme="minorEastAsia" w:hAnsiTheme="minorHAnsi" w:cstheme="minorBidi"/>
               <w:noProof/>
-              <w:sz w:val="22"/>
-              <w:szCs w:val="22"/>
+              <w:kern w:val="2"/>
+              <w:sz w:val="24"/>
+              <w:szCs w:val="24"/>
               <w:lang w:eastAsia="ru-RU"/>
+              <w14:ligatures w14:val="standardContextual"/>
             </w:rPr>
           </w:pPr>
-          <w:hyperlink w:anchor="_Toc225010200" w:history="1">
+          <w:hyperlink w:anchor="_Toc229396702" w:history="1">
             <w:r>
               <w:rPr>
                 <w:rStyle w:val="a9"/>
@@ -907,7 +961,7 @@
                 <w:noProof/>
                 <w:webHidden/>
               </w:rPr>
-              <w:instrText xml:space="preserve"> PAGEREF _Toc225010200 \h </w:instrText>
+              <w:instrText xml:space="preserve"> PAGEREF _Toc229396702 \h </w:instrText>
             </w:r>
             <w:r>
               <w:rPr>
@@ -927,7 +981,7 @@
                 <w:noProof/>
                 <w:webHidden/>
               </w:rPr>
-              <w:t>20</w:t>
+              <w:t>22</w:t>
             </w:r>
             <w:r>
               <w:rPr>
@@ -947,12 +1001,14 @@
             <w:rPr>
               <w:rFonts w:asciiTheme="minorHAnsi" w:eastAsiaTheme="minorEastAsia" w:hAnsiTheme="minorHAnsi" w:cstheme="minorBidi"/>
               <w:noProof/>
-              <w:sz w:val="22"/>
-              <w:szCs w:val="22"/>
+              <w:kern w:val="2"/>
+              <w:sz w:val="24"/>
+              <w:szCs w:val="24"/>
               <w:lang w:eastAsia="ru-RU"/>
+              <w14:ligatures w14:val="standardContextual"/>
             </w:rPr>
           </w:pPr>
-          <w:hyperlink w:anchor="_Toc225010201" w:history="1">
+          <w:hyperlink w:anchor="_Toc229396703" w:history="1">
             <w:r>
               <w:rPr>
                 <w:rStyle w:val="a9"/>
@@ -979,7 +1035,7 @@
                 <w:noProof/>
                 <w:webHidden/>
               </w:rPr>
-              <w:instrText xml:space="preserve"> PAGEREF _Toc225010201 \h </w:instrText>
+              <w:instrText xml:space="preserve"> PAGEREF _Toc229396703 \h </w:instrText>
             </w:r>
             <w:r>
               <w:rPr>
@@ -999,7 +1055,7 @@
                 <w:noProof/>
                 <w:webHidden/>
               </w:rPr>
-              <w:t>23</w:t>
+              <w:t>24</w:t>
             </w:r>
             <w:r>
               <w:rPr>
@@ -1019,12 +1075,14 @@
             <w:rPr>
               <w:rFonts w:asciiTheme="minorHAnsi" w:eastAsiaTheme="minorEastAsia" w:hAnsiTheme="minorHAnsi" w:cstheme="minorBidi"/>
               <w:noProof/>
-              <w:sz w:val="22"/>
-              <w:szCs w:val="22"/>
+              <w:kern w:val="2"/>
+              <w:sz w:val="24"/>
+              <w:szCs w:val="24"/>
               <w:lang w:eastAsia="ru-RU"/>
+              <w14:ligatures w14:val="standardContextual"/>
             </w:rPr>
           </w:pPr>
-          <w:hyperlink w:anchor="_Toc225010202" w:history="1">
+          <w:hyperlink w:anchor="_Toc229396704" w:history="1">
             <w:r>
               <w:rPr>
                 <w:rStyle w:val="a9"/>
@@ -1051,7 +1109,7 @@
                 <w:noProof/>
                 <w:webHidden/>
               </w:rPr>
-              <w:instrText xml:space="preserve"> PAGEREF _Toc225010202 \h </w:instrText>
+              <w:instrText xml:space="preserve"> PAGEREF _Toc229396704 \h </w:instrText>
             </w:r>
             <w:r>
               <w:rPr>
@@ -1071,7 +1129,7 @@
                 <w:noProof/>
                 <w:webHidden/>
               </w:rPr>
-              <w:t>23</w:t>
+              <w:t>24</w:t>
             </w:r>
             <w:r>
               <w:rPr>
@@ -1091,12 +1149,14 @@
             <w:rPr>
               <w:rFonts w:asciiTheme="minorHAnsi" w:eastAsiaTheme="minorEastAsia" w:hAnsiTheme="minorHAnsi" w:cstheme="minorBidi"/>
               <w:noProof/>
-              <w:sz w:val="22"/>
-              <w:szCs w:val="22"/>
+              <w:kern w:val="2"/>
+              <w:sz w:val="24"/>
+              <w:szCs w:val="24"/>
               <w:lang w:eastAsia="ru-RU"/>
+              <w14:ligatures w14:val="standardContextual"/>
             </w:rPr>
           </w:pPr>
-          <w:hyperlink w:anchor="_Toc225010203" w:history="1">
+          <w:hyperlink w:anchor="_Toc229396705" w:history="1">
             <w:r>
               <w:rPr>
                 <w:rStyle w:val="a9"/>
@@ -1123,7 +1183,7 @@
                 <w:noProof/>
                 <w:webHidden/>
               </w:rPr>
-              <w:instrText xml:space="preserve"> PAGEREF _Toc225010203 \h </w:instrText>
+              <w:instrText xml:space="preserve"> PAGEREF _Toc229396705 \h </w:instrText>
             </w:r>
             <w:r>
               <w:rPr>
@@ -1143,7 +1203,7 @@
                 <w:noProof/>
                 <w:webHidden/>
               </w:rPr>
-              <w:t>24</w:t>
+              <w:t>25</w:t>
             </w:r>
             <w:r>
               <w:rPr>
@@ -1163,12 +1223,14 @@
             <w:rPr>
               <w:rFonts w:asciiTheme="minorHAnsi" w:eastAsiaTheme="minorEastAsia" w:hAnsiTheme="minorHAnsi" w:cstheme="minorBidi"/>
               <w:noProof/>
-              <w:sz w:val="22"/>
-              <w:szCs w:val="22"/>
+              <w:kern w:val="2"/>
+              <w:sz w:val="24"/>
+              <w:szCs w:val="24"/>
               <w:lang w:eastAsia="ru-RU"/>
+              <w14:ligatures w14:val="standardContextual"/>
             </w:rPr>
           </w:pPr>
-          <w:hyperlink w:anchor="_Toc225010204" w:history="1">
+          <w:hyperlink w:anchor="_Toc229396706" w:history="1">
             <w:r>
               <w:rPr>
                 <w:rStyle w:val="a9"/>
@@ -1195,7 +1257,7 @@
                 <w:noProof/>
                 <w:webHidden/>
               </w:rPr>
-              <w:instrText xml:space="preserve"> PAGEREF _Toc225010204 \h </w:instrText>
+              <w:instrText xml:space="preserve"> PAGEREF _Toc229396706 \h </w:instrText>
             </w:r>
             <w:r>
               <w:rPr>
@@ -1215,7 +1277,7 @@
                 <w:noProof/>
                 <w:webHidden/>
               </w:rPr>
-              <w:t>29</w:t>
+              <w:t>30</w:t>
             </w:r>
             <w:r>
               <w:rPr>
@@ -1235,12 +1297,14 @@
             <w:rPr>
               <w:rFonts w:asciiTheme="minorHAnsi" w:eastAsiaTheme="minorEastAsia" w:hAnsiTheme="minorHAnsi" w:cstheme="minorBidi"/>
               <w:noProof/>
-              <w:sz w:val="22"/>
-              <w:szCs w:val="22"/>
+              <w:kern w:val="2"/>
+              <w:sz w:val="24"/>
+              <w:szCs w:val="24"/>
               <w:lang w:eastAsia="ru-RU"/>
+              <w14:ligatures w14:val="standardContextual"/>
             </w:rPr>
           </w:pPr>
-          <w:hyperlink w:anchor="_Toc225010205" w:history="1">
+          <w:hyperlink w:anchor="_Toc229396707" w:history="1">
             <w:r>
               <w:rPr>
                 <w:rStyle w:val="a9"/>
@@ -1267,7 +1331,7 @@
                 <w:noProof/>
                 <w:webHidden/>
               </w:rPr>
-              <w:instrText xml:space="preserve"> PAGEREF _Toc225010205 \h </w:instrText>
+              <w:instrText xml:space="preserve"> PAGEREF _Toc229396707 \h </w:instrText>
             </w:r>
             <w:r>
               <w:rPr>
@@ -1287,7 +1351,7 @@
                 <w:noProof/>
                 <w:webHidden/>
               </w:rPr>
-              <w:t>32</w:t>
+              <w:t>33</w:t>
             </w:r>
             <w:r>
               <w:rPr>
@@ -1307,12 +1371,14 @@
             <w:rPr>
               <w:rFonts w:asciiTheme="minorHAnsi" w:eastAsiaTheme="minorEastAsia" w:hAnsiTheme="minorHAnsi" w:cstheme="minorBidi"/>
               <w:noProof/>
-              <w:sz w:val="22"/>
-              <w:szCs w:val="22"/>
+              <w:kern w:val="2"/>
+              <w:sz w:val="24"/>
+              <w:szCs w:val="24"/>
               <w:lang w:eastAsia="ru-RU"/>
+              <w14:ligatures w14:val="standardContextual"/>
             </w:rPr>
           </w:pPr>
-          <w:hyperlink w:anchor="_Toc225010206" w:history="1">
+          <w:hyperlink w:anchor="_Toc229396708" w:history="1">
             <w:r>
               <w:rPr>
                 <w:rStyle w:val="a9"/>
@@ -1339,7 +1405,7 @@
                 <w:noProof/>
                 <w:webHidden/>
               </w:rPr>
-              <w:instrText xml:space="preserve"> PAGEREF _Toc225010206 \h </w:instrText>
+              <w:instrText xml:space="preserve"> PAGEREF _Toc229396708 \h </w:instrText>
             </w:r>
             <w:r>
               <w:rPr>
@@ -1359,7 +1425,7 @@
                 <w:noProof/>
                 <w:webHidden/>
               </w:rPr>
-              <w:t>32</w:t>
+              <w:t>33</w:t>
             </w:r>
             <w:r>
               <w:rPr>
@@ -1379,12 +1445,14 @@
             <w:rPr>
               <w:rFonts w:asciiTheme="minorHAnsi" w:eastAsiaTheme="minorEastAsia" w:hAnsiTheme="minorHAnsi" w:cstheme="minorBidi"/>
               <w:noProof/>
-              <w:sz w:val="22"/>
-              <w:szCs w:val="22"/>
+              <w:kern w:val="2"/>
+              <w:sz w:val="24"/>
+              <w:szCs w:val="24"/>
               <w:lang w:eastAsia="ru-RU"/>
+              <w14:ligatures w14:val="standardContextual"/>
             </w:rPr>
           </w:pPr>
-          <w:hyperlink w:anchor="_Toc225010207" w:history="1">
+          <w:hyperlink w:anchor="_Toc229396709" w:history="1">
             <w:r>
               <w:rPr>
                 <w:rStyle w:val="a9"/>
@@ -1411,7 +1479,7 @@
                 <w:noProof/>
                 <w:webHidden/>
               </w:rPr>
-              <w:instrText xml:space="preserve"> PAGEREF _Toc225010207 \h </w:instrText>
+              <w:instrText xml:space="preserve"> PAGEREF _Toc229396709 \h </w:instrText>
             </w:r>
             <w:r>
               <w:rPr>
@@ -1431,7 +1499,7 @@
                 <w:noProof/>
                 <w:webHidden/>
               </w:rPr>
-              <w:t>33</w:t>
+              <w:t>34</w:t>
             </w:r>
             <w:r>
               <w:rPr>
@@ -1451,12 +1519,14 @@
             <w:rPr>
               <w:rFonts w:asciiTheme="minorHAnsi" w:eastAsiaTheme="minorEastAsia" w:hAnsiTheme="minorHAnsi" w:cstheme="minorBidi"/>
               <w:noProof/>
-              <w:sz w:val="22"/>
-              <w:szCs w:val="22"/>
+              <w:kern w:val="2"/>
+              <w:sz w:val="24"/>
+              <w:szCs w:val="24"/>
               <w:lang w:eastAsia="ru-RU"/>
+              <w14:ligatures w14:val="standardContextual"/>
             </w:rPr>
           </w:pPr>
-          <w:hyperlink w:anchor="_Toc225010208" w:history="1">
+          <w:hyperlink w:anchor="_Toc229396710" w:history="1">
             <w:r>
               <w:rPr>
                 <w:rStyle w:val="a9"/>
@@ -1483,7 +1553,7 @@
                 <w:noProof/>
                 <w:webHidden/>
               </w:rPr>
-              <w:instrText xml:space="preserve"> PAGEREF _Toc225010208 \h </w:instrText>
+              <w:instrText xml:space="preserve"> PAGEREF _Toc229396710 \h </w:instrText>
             </w:r>
             <w:r>
               <w:rPr>
@@ -1503,7 +1573,7 @@
                 <w:noProof/>
                 <w:webHidden/>
               </w:rPr>
-              <w:t>35</w:t>
+              <w:t>38</w:t>
             </w:r>
             <w:r>
               <w:rPr>
@@ -1523,12 +1593,14 @@
             <w:rPr>
               <w:rFonts w:asciiTheme="minorHAnsi" w:eastAsiaTheme="minorEastAsia" w:hAnsiTheme="minorHAnsi" w:cstheme="minorBidi"/>
               <w:noProof/>
-              <w:sz w:val="22"/>
-              <w:szCs w:val="22"/>
+              <w:kern w:val="2"/>
+              <w:sz w:val="24"/>
+              <w:szCs w:val="24"/>
               <w:lang w:eastAsia="ru-RU"/>
+              <w14:ligatures w14:val="standardContextual"/>
             </w:rPr>
           </w:pPr>
-          <w:hyperlink w:anchor="_Toc225010209" w:history="1">
+          <w:hyperlink w:anchor="_Toc229396711" w:history="1">
             <w:r>
               <w:rPr>
                 <w:rStyle w:val="a9"/>
@@ -1555,7 +1627,7 @@
                 <w:noProof/>
                 <w:webHidden/>
               </w:rPr>
-              <w:instrText xml:space="preserve"> PAGEREF _Toc225010209 \h </w:instrText>
+              <w:instrText xml:space="preserve"> PAGEREF _Toc229396711 \h </w:instrText>
             </w:r>
             <w:r>
               <w:rPr>
@@ -1575,7 +1647,7 @@
                 <w:noProof/>
                 <w:webHidden/>
               </w:rPr>
-              <w:t>37</w:t>
+              <w:t>41</w:t>
             </w:r>
             <w:r>
               <w:rPr>
@@ -1595,12 +1667,14 @@
             <w:rPr>
               <w:rFonts w:asciiTheme="minorHAnsi" w:eastAsiaTheme="minorEastAsia" w:hAnsiTheme="minorHAnsi" w:cstheme="minorBidi"/>
               <w:noProof/>
-              <w:sz w:val="22"/>
-              <w:szCs w:val="22"/>
+              <w:kern w:val="2"/>
+              <w:sz w:val="24"/>
+              <w:szCs w:val="24"/>
               <w:lang w:eastAsia="ru-RU"/>
+              <w14:ligatures w14:val="standardContextual"/>
             </w:rPr>
           </w:pPr>
-          <w:hyperlink w:anchor="_Toc225010210" w:history="1">
+          <w:hyperlink w:anchor="_Toc229396712" w:history="1">
             <w:r>
               <w:rPr>
                 <w:rStyle w:val="a9"/>
@@ -1627,7 +1701,7 @@
                 <w:noProof/>
                 <w:webHidden/>
               </w:rPr>
-              <w:instrText xml:space="preserve"> PAGEREF _Toc225010210 \h </w:instrText>
+              <w:instrText xml:space="preserve"> PAGEREF _Toc229396712 \h </w:instrText>
             </w:r>
             <w:r>
               <w:rPr>
@@ -1647,7 +1721,7 @@
                 <w:noProof/>
                 <w:webHidden/>
               </w:rPr>
-              <w:t>41</w:t>
+              <w:t>46</w:t>
             </w:r>
             <w:r>
               <w:rPr>
@@ -1667,18 +1741,20 @@
             <w:rPr>
               <w:rFonts w:asciiTheme="minorHAnsi" w:eastAsiaTheme="minorEastAsia" w:hAnsiTheme="minorHAnsi" w:cstheme="minorBidi"/>
               <w:noProof/>
-              <w:sz w:val="22"/>
-              <w:szCs w:val="22"/>
+              <w:kern w:val="2"/>
+              <w:sz w:val="24"/>
+              <w:szCs w:val="24"/>
               <w:lang w:eastAsia="ru-RU"/>
+              <w14:ligatures w14:val="standardContextual"/>
             </w:rPr>
           </w:pPr>
-          <w:hyperlink w:anchor="_Toc225010211" w:history="1">
+          <w:hyperlink w:anchor="_Toc229396713" w:history="1">
             <w:r>
               <w:rPr>
                 <w:rStyle w:val="a9"/>
                 <w:noProof/>
               </w:rPr>
-              <w:t>4 РЕАЛИЗАЦИЯ ПРОГРАММНОГО ОБЕСПЕЧЕНИЯ</w:t>
+              <w:t>4 РЕАЛИЗАЦИЯ ПРОГРАММНОГО ОБЕСПЕЧЕНИЯ ПОДСИСТЕМЫ «КОНТРОЛЬ И УЧЕТ ПОСЕЩАЕМОСТИ И РАБОТЫ СТУДЕНТОВ НА ЗАНЯТИЯХ» ДЛЯ САЙТА ОГУ ИМ. И.С. ТУРГЕНЕВА</w:t>
             </w:r>
             <w:r>
               <w:rPr>
@@ -1699,7 +1775,7 @@
                 <w:noProof/>
                 <w:webHidden/>
               </w:rPr>
-              <w:instrText xml:space="preserve"> PAGEREF _Toc225010211 \h </w:instrText>
+              <w:instrText xml:space="preserve"> PAGEREF _Toc229396713 \h </w:instrText>
             </w:r>
             <w:r>
               <w:rPr>
@@ -1719,7 +1795,7 @@
                 <w:noProof/>
                 <w:webHidden/>
               </w:rPr>
-              <w:t>48</w:t>
+              <w:t>53</w:t>
             </w:r>
             <w:r>
               <w:rPr>
@@ -1739,12 +1815,14 @@
             <w:rPr>
               <w:rFonts w:asciiTheme="minorHAnsi" w:eastAsiaTheme="minorEastAsia" w:hAnsiTheme="minorHAnsi" w:cstheme="minorBidi"/>
               <w:noProof/>
-              <w:sz w:val="22"/>
-              <w:szCs w:val="22"/>
+              <w:kern w:val="2"/>
+              <w:sz w:val="24"/>
+              <w:szCs w:val="24"/>
               <w:lang w:eastAsia="ru-RU"/>
+              <w14:ligatures w14:val="standardContextual"/>
             </w:rPr>
           </w:pPr>
-          <w:hyperlink w:anchor="_Toc225010212" w:history="1">
+          <w:hyperlink w:anchor="_Toc229396714" w:history="1">
             <w:r>
               <w:rPr>
                 <w:rStyle w:val="a9"/>
@@ -1771,7 +1849,7 @@
                 <w:noProof/>
                 <w:webHidden/>
               </w:rPr>
-              <w:instrText xml:space="preserve"> PAGEREF _Toc225010212 \h </w:instrText>
+              <w:instrText xml:space="preserve"> PAGEREF _Toc229396714 \h </w:instrText>
             </w:r>
             <w:r>
               <w:rPr>
@@ -1791,7 +1869,81 @@
                 <w:noProof/>
                 <w:webHidden/>
               </w:rPr>
-              <w:t>48</w:t>
+              <w:t>53</w:t>
+            </w:r>
+            <w:r>
+              <w:rPr>
+                <w:noProof/>
+                <w:webHidden/>
+              </w:rPr>
+              <w:fldChar w:fldCharType="end"/>
+            </w:r>
+          </w:hyperlink>
+        </w:p>
+        <w:p>
+          <w:pPr>
+            <w:pStyle w:val="21"/>
+            <w:tabs>
+              <w:tab w:val="right" w:leader="dot" w:pos="9344"/>
+            </w:tabs>
+            <w:rPr>
+              <w:rFonts w:asciiTheme="minorHAnsi" w:eastAsiaTheme="minorEastAsia" w:hAnsiTheme="minorHAnsi" w:cstheme="minorBidi"/>
+              <w:noProof/>
+              <w:kern w:val="2"/>
+              <w:sz w:val="24"/>
+              <w:szCs w:val="24"/>
+              <w:lang w:eastAsia="ru-RU"/>
+              <w14:ligatures w14:val="standardContextual"/>
+            </w:rPr>
+          </w:pPr>
+          <w:hyperlink w:anchor="_Toc229396715" w:history="1">
+            <w:r>
+              <w:rPr>
+                <w:rStyle w:val="a9"/>
+                <w:noProof/>
+              </w:rPr>
+              <w:t>4.2 Реализация интерфейсов</w:t>
+            </w:r>
+            <w:r>
+              <w:rPr>
+                <w:noProof/>
+                <w:webHidden/>
+              </w:rPr>
+              <w:tab/>
+            </w:r>
+            <w:r>
+              <w:rPr>
+                <w:noProof/>
+                <w:webHidden/>
+              </w:rPr>
+              <w:fldChar w:fldCharType="begin"/>
+            </w:r>
+            <w:r>
+              <w:rPr>
+                <w:noProof/>
+                <w:webHidden/>
+              </w:rPr>
+              <w:instrText xml:space="preserve"> PAGEREF _Toc229396715 \h </w:instrText>
+            </w:r>
+            <w:r>
+              <w:rPr>
+                <w:noProof/>
+                <w:webHidden/>
+              </w:rPr>
+            </w:r>
+            <w:r>
+              <w:rPr>
+                <w:noProof/>
+                <w:webHidden/>
+              </w:rPr>
+              <w:fldChar w:fldCharType="separate"/>
+            </w:r>
+            <w:r>
+              <w:rPr>
+                <w:noProof/>
+                <w:webHidden/>
+              </w:rPr>
+              <w:t>59</w:t>
             </w:r>
             <w:r>
               <w:rPr>
@@ -1811,17 +1963,93 @@
             <w:rPr>
               <w:rFonts w:asciiTheme="minorHAnsi" w:eastAsiaTheme="minorEastAsia" w:hAnsiTheme="minorHAnsi" w:cstheme="minorBidi"/>
               <w:noProof/>
-              <w:sz w:val="22"/>
-              <w:szCs w:val="22"/>
+              <w:kern w:val="2"/>
+              <w:sz w:val="24"/>
+              <w:szCs w:val="24"/>
               <w:lang w:eastAsia="ru-RU"/>
+              <w14:ligatures w14:val="standardContextual"/>
             </w:rPr>
           </w:pPr>
-          <w:hyperlink w:anchor="_Toc225010213" w:history="1">
+          <w:hyperlink w:anchor="_Toc229396716" w:history="1">
             <w:r>
               <w:rPr>
                 <w:rStyle w:val="a9"/>
                 <w:noProof/>
               </w:rPr>
+              <w:t>ЗАКЛЮЧЕНИЕ</w:t>
+            </w:r>
+            <w:r>
+              <w:rPr>
+                <w:noProof/>
+                <w:webHidden/>
+              </w:rPr>
+              <w:tab/>
+            </w:r>
+            <w:r>
+              <w:rPr>
+                <w:noProof/>
+                <w:webHidden/>
+              </w:rPr>
+              <w:fldChar w:fldCharType="begin"/>
+            </w:r>
+            <w:r>
+              <w:rPr>
+                <w:noProof/>
+                <w:webHidden/>
+              </w:rPr>
+              <w:instrText xml:space="preserve"> PAGEREF _Toc229396716 \h </w:instrText>
+            </w:r>
+            <w:r>
+              <w:rPr>
+                <w:noProof/>
+                <w:webHidden/>
+              </w:rPr>
+            </w:r>
+            <w:r>
+              <w:rPr>
+                <w:noProof/>
+                <w:webHidden/>
+              </w:rPr>
+              <w:fldChar w:fldCharType="separate"/>
+            </w:r>
+            <w:r>
+              <w:rPr>
+                <w:noProof/>
+                <w:webHidden/>
+              </w:rPr>
+              <w:t>66</w:t>
+            </w:r>
+            <w:r>
+              <w:rPr>
+                <w:noProof/>
+                <w:webHidden/>
+              </w:rPr>
+              <w:fldChar w:fldCharType="end"/>
+            </w:r>
+          </w:hyperlink>
+        </w:p>
+        <w:p>
+          <w:pPr>
+            <w:pStyle w:val="11"/>
+            <w:tabs>
+              <w:tab w:val="right" w:leader="dot" w:pos="9344"/>
+            </w:tabs>
+            <w:rPr>
+              <w:rFonts w:asciiTheme="minorHAnsi" w:eastAsiaTheme="minorEastAsia" w:hAnsiTheme="minorHAnsi" w:cstheme="minorBidi"/>
+              <w:noProof/>
+              <w:kern w:val="2"/>
+              <w:sz w:val="24"/>
+              <w:szCs w:val="24"/>
+              <w:lang w:eastAsia="ru-RU"/>
+              <w14:ligatures w14:val="standardContextual"/>
+            </w:rPr>
+          </w:pPr>
+          <w:hyperlink w:anchor="_Toc229396717" w:history="1">
+            <w:r>
+              <w:rPr>
+                <w:rStyle w:val="a9"/>
+                <w:noProof/>
+              </w:rPr>
               <w:t>СПИСОК ИСПОЛЬЗУЕМЫХ ИСТОЧНИКОВ</w:t>
             </w:r>
             <w:r>
@@ -1843,7 +2071,7 @@
                 <w:noProof/>
                 <w:webHidden/>
               </w:rPr>
-              <w:instrText xml:space="preserve"> PAGEREF _Toc225010213 \h </w:instrText>
+              <w:instrText xml:space="preserve"> PAGEREF _Toc229396717 \h </w:instrText>
             </w:r>
             <w:r>
               <w:rPr>
@@ -1863,7 +2091,7 @@
                 <w:noProof/>
                 <w:webHidden/>
               </w:rPr>
-              <w:t>48</w:t>
+              <w:t>68</w:t>
             </w:r>
             <w:r>
               <w:rPr>
@@ -1883,6 +2111,7 @@
               <w:b/>
               <w:bCs/>
             </w:rPr>
+            <w:lastRenderedPageBreak/>
             <w:fldChar w:fldCharType="end"/>
           </w:r>
         </w:p>
@@ -1896,7 +2125,6 @@
         <w:jc w:val="left"/>
       </w:pPr>
       <w:r>
-        <w:lastRenderedPageBreak/>
         <w:br w:type="page"/>
       </w:r>
     </w:p>
@@ -1904,12 +2132,12 @@
       <w:pPr>
         <w:pStyle w:val="1"/>
       </w:pPr>
-      <w:bookmarkStart w:id="0" w:name="_Toc225010193"/>
+      <w:bookmarkStart w:id="1" w:name="_Toc229396695"/>
       <w:r>
         <w:lastRenderedPageBreak/>
         <w:t>ВВЕДЕНИЕ</w:t>
       </w:r>
-      <w:bookmarkEnd w:id="0"/>
+      <w:bookmarkEnd w:id="1"/>
     </w:p>
     <w:p>
       <w:r>
@@ -1959,8 +2187,13 @@
       <w:r>
         <w:t xml:space="preserve">Целью выпускной квалификационной работы является </w:t>
       </w:r>
-      <w:r>
-        <w:t xml:space="preserve">реинжениринг процесса и расширение функционала учёта посещаемости и работы студентов на занятиях для </w:t>
+      <w:proofErr w:type="spellStart"/>
+      <w:r>
+        <w:t>реинжениринг</w:t>
+      </w:r>
+      <w:proofErr w:type="spellEnd"/>
+      <w:r>
+        <w:t xml:space="preserve"> процесса и расширение функционала учёта посещаемости и работы студентов на занятиях для </w:t>
       </w:r>
       <w:r>
         <w:t xml:space="preserve">упрощения контроля за заполнением и </w:t>
@@ -2015,42 +2248,25 @@
         <w:t xml:space="preserve">г) </w:t>
       </w:r>
       <w:r>
-        <w:rPr>
-          <w:highlight w:val="yellow"/>
-        </w:rPr>
         <w:t>разработать макет программных ком</w:t>
       </w:r>
       <w:r>
-        <w:rPr>
-          <w:highlight w:val="yellow"/>
-        </w:rPr>
         <w:t xml:space="preserve">понентов или экспериментального </w:t>
       </w:r>
       <w:r>
-        <w:rPr>
-          <w:highlight w:val="yellow"/>
-        </w:rPr>
         <w:t>образца программного обеспечения;</w:t>
       </w:r>
     </w:p>
     <w:p>
-      <w:r>
-        <w:rPr>
-          <w:highlight w:val="yellow"/>
-        </w:rPr>
-        <w:t>д) организовать процесс разработки программного обеспечения.</w:t>
-      </w:r>
-    </w:p>
-    <w:p>
       <w:pPr>
         <w:pStyle w:val="1"/>
       </w:pPr>
-      <w:bookmarkStart w:id="1" w:name="_Toc225010194"/>
+      <w:bookmarkStart w:id="2" w:name="_Toc229396696"/>
       <w:r>
         <w:lastRenderedPageBreak/>
         <w:t>1 АНАЛИЗ РЕШАЕМОЙ ПРОБЛЕМЫ, МЕТОДОВ И СРЕДСТВ ЕЕ РЕШЕНИЯ, ФОРМУЛИРОВКА ТРЕБОВАНИЙ К РАЗРАБОТКЕ</w:t>
       </w:r>
-      <w:bookmarkEnd w:id="1"/>
+      <w:bookmarkEnd w:id="2"/>
     </w:p>
     <w:p>
       <w:pPr>
@@ -2060,11 +2276,11 @@
           <w:numId w:val="1"/>
         </w:numPr>
       </w:pPr>
-      <w:bookmarkStart w:id="2" w:name="_Toc225010195"/>
+      <w:bookmarkStart w:id="3" w:name="_Toc229396697"/>
       <w:r>
         <w:t>Анализ предметной области и формализация решаемой задачи</w:t>
       </w:r>
-      <w:bookmarkEnd w:id="2"/>
+      <w:bookmarkEnd w:id="3"/>
     </w:p>
     <w:p>
       <w:r>
@@ -2154,10 +2370,18 @@
         <w:t>де</w:t>
       </w:r>
       <w:r>
-        <w:t xml:space="preserve">каната, так и для официальных органов вроде </w:t>
-      </w:r>
-      <w:r>
-        <w:t xml:space="preserve"> Рособрнадзора или Росстата. Это исключает дублирование информации и ошибки «человеческого фактора», гарантируя, что данные, на основании которых принимаются решения об аттестации студентов или о выделении бюджетных мест, являются актуальными и точными</w:t>
+        <w:t xml:space="preserve">каната, так и для официальных органов </w:t>
+      </w:r>
+      <w:proofErr w:type="gramStart"/>
+      <w:r>
+        <w:t xml:space="preserve">вроде </w:t>
+      </w:r>
+      <w:r>
+        <w:t xml:space="preserve"> Рособрнадзора</w:t>
+      </w:r>
+      <w:proofErr w:type="gramEnd"/>
+      <w:r>
+        <w:t xml:space="preserve"> или Росстата. Это исключает дублирование информации и ошибки «человеческого фактора», гарантируя, что данные, на основании которых принимаются решения об аттестации студентов или о выделении бюджетных мест, являются актуальными и точными</w:t>
       </w:r>
       <w:r>
         <w:t>.</w:t>
@@ -2171,11 +2395,11 @@
           <w:numId w:val="1"/>
         </w:numPr>
       </w:pPr>
-      <w:bookmarkStart w:id="3" w:name="_Toc225010196"/>
+      <w:bookmarkStart w:id="4" w:name="_Toc229396698"/>
       <w:r>
         <w:t>Анализ существующих методов решения поставленной задачи</w:t>
       </w:r>
-      <w:bookmarkEnd w:id="3"/>
+      <w:bookmarkEnd w:id="4"/>
     </w:p>
     <w:p>
       <w:r>
@@ -2746,18 +2970,34 @@
           <w:numId w:val="1"/>
         </w:numPr>
       </w:pPr>
-      <w:bookmarkStart w:id="4" w:name="_Toc225010197"/>
+      <w:bookmarkStart w:id="5" w:name="_Toc229396699"/>
       <w:r>
         <w:t>Обзор аналогичных решений</w:t>
       </w:r>
-      <w:bookmarkEnd w:id="4"/>
-    </w:p>
-    <w:p>
-      <w:r>
-        <w:t>Одним из наиболее перспективных инструментов в данной сфере является программный продукт «1С:Электронный журнал колледжа», разработанный на базе пл</w:t>
-      </w:r>
-      <w:r>
-        <w:t>атформы «1С:Предприятие 8.3»</w:t>
+      <w:bookmarkEnd w:id="5"/>
+    </w:p>
+    <w:p>
+      <w:r>
+        <w:t>Одним из наиболее перспективных инструментов в данной сфере является программный продукт «1</w:t>
+      </w:r>
+      <w:proofErr w:type="gramStart"/>
+      <w:r>
+        <w:t>С:Электронный</w:t>
+      </w:r>
+      <w:proofErr w:type="gramEnd"/>
+      <w:r>
+        <w:t xml:space="preserve"> журнал колледжа», разработанный на базе пл</w:t>
+      </w:r>
+      <w:r>
+        <w:t>атформы «1</w:t>
+      </w:r>
+      <w:proofErr w:type="gramStart"/>
+      <w:r>
+        <w:t>С:Предприятие</w:t>
+      </w:r>
+      <w:proofErr w:type="gramEnd"/>
+      <w:r>
+        <w:t xml:space="preserve"> 8.3»</w:t>
       </w:r>
       <w:r>
         <w:t>. Данное решение представляет собой комплексное средство для организации работы преподавателей и администрации в едином информационном пространстве</w:t>
@@ -2970,8 +3210,13 @@
         <w:t>«</w:t>
       </w:r>
       <w:r>
-        <w:t>Free Dean's</w:t>
-      </w:r>
+        <w:t xml:space="preserve">Free </w:t>
+      </w:r>
+      <w:proofErr w:type="spellStart"/>
+      <w:r>
+        <w:t>Dean's</w:t>
+      </w:r>
+      <w:proofErr w:type="spellEnd"/>
       <w:r>
         <w:t xml:space="preserve"> Office» (Электронный деканат) – </w:t>
       </w:r>
@@ -2984,9 +3229,11 @@
       <w:r>
         <w:t>«</w:t>
       </w:r>
+      <w:proofErr w:type="spellStart"/>
       <w:r>
         <w:t>Moodle</w:t>
       </w:r>
+      <w:proofErr w:type="spellEnd"/>
       <w:r>
         <w:t>»</w:t>
       </w:r>
@@ -3027,7 +3274,23 @@
     </w:p>
     <w:p>
       <w:r>
-        <w:t>Преподаватель, в свою очередь, осуществляет оперативную работу в своих курсах Moodle. Он создает элементы курса — задания, тесты, лекции — и выставляет за них оценки. Важно отметить, что на этом этапе преподаватель пользуется стандартным, привычным для любого пользователя Moodle инструментарием журнала оценок, который привязан к его конкретному курсу.</w:t>
+        <w:t xml:space="preserve">Преподаватель, в свою очередь, осуществляет оперативную работу в своих курсах </w:t>
+      </w:r>
+      <w:proofErr w:type="spellStart"/>
+      <w:r>
+        <w:t>Moodle</w:t>
+      </w:r>
+      <w:proofErr w:type="spellEnd"/>
+      <w:r>
+        <w:t xml:space="preserve">. Он создает элементы курса — задания, тесты, лекции — и выставляет за них оценки. Важно отметить, что на этом этапе преподаватель пользуется стандартным, привычным для любого пользователя </w:t>
+      </w:r>
+      <w:proofErr w:type="spellStart"/>
+      <w:r>
+        <w:t>Moodle</w:t>
+      </w:r>
+      <w:proofErr w:type="spellEnd"/>
+      <w:r>
+        <w:t xml:space="preserve"> инструментарием журнала оценок, который привязан к его конкретному курсу.</w:t>
       </w:r>
     </w:p>
     <w:p>
@@ -3131,7 +3394,15 @@
         <w:t>В НИУ ВШЭ преподаватели видят статистику по успеваемости студентов, что помогает регулировать учебный процесс</w:t>
       </w:r>
       <w:r>
-        <w:t>. Также во многих вузах распространена балльно-рейтинговая система</w:t>
+        <w:t xml:space="preserve">. Также во многих вузах распространена </w:t>
+      </w:r>
+      <w:proofErr w:type="spellStart"/>
+      <w:r>
+        <w:t>балльно</w:t>
+      </w:r>
+      <w:proofErr w:type="spellEnd"/>
+      <w:r>
+        <w:t>-рейтинговая система</w:t>
       </w:r>
       <w:r>
         <w:t>, в рамках которой итоговая оценка по предмету за семестр напрямую связана с работой студента в течение семестра.</w:t>
@@ -3227,7 +3498,7 @@
                 <w:lang w:eastAsia="ru-RU"/>
               </w:rPr>
             </w:pPr>
-            <w:bookmarkStart w:id="5" w:name="_Hlk227162422"/>
+            <w:bookmarkStart w:id="6" w:name="_Hlk227162422"/>
             <w:r>
               <w:rPr>
                 <w:rFonts w:eastAsia="Times New Roman"/>
@@ -3262,6 +3533,7 @@
                 <w:lang w:eastAsia="ru-RU"/>
               </w:rPr>
             </w:pPr>
+            <w:proofErr w:type="spellStart"/>
             <w:r>
               <w:rPr>
                 <w:rFonts w:eastAsia="Times New Roman"/>
@@ -3270,6 +3542,7 @@
               </w:rPr>
               <w:t>Moodle</w:t>
             </w:r>
+            <w:proofErr w:type="spellEnd"/>
           </w:p>
         </w:tc>
         <w:tc>
@@ -3375,7 +3648,7 @@
           </w:p>
         </w:tc>
       </w:tr>
-      <w:bookmarkEnd w:id="5"/>
+      <w:bookmarkEnd w:id="6"/>
       <w:tr>
         <w:trPr>
           <w:trHeight w:val="1080"/>
@@ -4976,6 +5249,7 @@
               <w:ind w:firstLine="0"/>
               <w:jc w:val="center"/>
             </w:pPr>
+            <w:proofErr w:type="spellStart"/>
             <w:r>
               <w:rPr>
                 <w:rFonts w:eastAsia="Times New Roman"/>
@@ -4984,6 +5258,7 @@
               </w:rPr>
               <w:t>Moodle</w:t>
             </w:r>
+            <w:proofErr w:type="spellEnd"/>
           </w:p>
         </w:tc>
         <w:tc>
@@ -5217,7 +5492,7 @@
       <w:pPr>
         <w:pStyle w:val="2"/>
       </w:pPr>
-      <w:bookmarkStart w:id="6" w:name="_Toc225010198"/>
+      <w:bookmarkStart w:id="7" w:name="_Toc229396700"/>
       <w:r>
         <w:t xml:space="preserve">1.4 </w:t>
       </w:r>
@@ -5227,7 +5502,7 @@
       <w:r>
         <w:t xml:space="preserve"> функциональных и нефункциональных требований к системе</w:t>
       </w:r>
-      <w:bookmarkEnd w:id="6"/>
+      <w:bookmarkEnd w:id="7"/>
     </w:p>
     <w:p>
       <w:r>
@@ -5588,12 +5863,12 @@
       <w:pPr>
         <w:pStyle w:val="2"/>
       </w:pPr>
-      <w:bookmarkStart w:id="7" w:name="_Toc225010199"/>
+      <w:bookmarkStart w:id="8" w:name="_Toc229396701"/>
       <w:r>
         <w:lastRenderedPageBreak/>
         <w:t>1.5 Обоснование инструментария разработки</w:t>
       </w:r>
-      <w:bookmarkEnd w:id="7"/>
+      <w:bookmarkEnd w:id="8"/>
     </w:p>
     <w:p>
       <w:r>
@@ -5625,12 +5900,14 @@
       <w:r>
         <w:t>.</w:t>
       </w:r>
+      <w:proofErr w:type="spellStart"/>
       <w:r>
         <w:rPr>
           <w:lang w:val="en-US"/>
         </w:rPr>
         <w:t>js</w:t>
       </w:r>
+      <w:proofErr w:type="spellEnd"/>
       <w:r>
         <w:t>», «</w:t>
       </w:r>
@@ -5782,7 +6059,23 @@
     </w:p>
     <w:p>
       <w:r>
-        <w:t xml:space="preserve">Для администрирования серверной части и развертывания файлов проекта будет применяться FTP-клиент FileZilla. Администрирование и отладка работы с базой данных будет осуществляться с помощью универсального клиента DBeaver, обеспечивающего полную поддержку </w:t>
+        <w:t xml:space="preserve">Для администрирования серверной части и развертывания файлов проекта будет применяться FTP-клиент </w:t>
+      </w:r>
+      <w:proofErr w:type="spellStart"/>
+      <w:r>
+        <w:t>FileZilla</w:t>
+      </w:r>
+      <w:proofErr w:type="spellEnd"/>
+      <w:r>
+        <w:t xml:space="preserve">. Администрирование и отладка работы с базой данных будет осуществляться с помощью универсального клиента </w:t>
+      </w:r>
+      <w:proofErr w:type="spellStart"/>
+      <w:r>
+        <w:t>DBeaver</w:t>
+      </w:r>
+      <w:proofErr w:type="spellEnd"/>
+      <w:r>
+        <w:t xml:space="preserve">, обеспечивающего полную поддержку </w:t>
       </w:r>
       <w:r>
         <w:t xml:space="preserve">используемой в информационной среде </w:t>
@@ -5821,12 +6114,12 @@
       <w:pPr>
         <w:pStyle w:val="2"/>
       </w:pPr>
-      <w:bookmarkStart w:id="8" w:name="_Toc225010200"/>
+      <w:bookmarkStart w:id="9" w:name="_Toc229396702"/>
       <w:r>
         <w:lastRenderedPageBreak/>
         <w:t>1.6 Разработка обобщенной архитектуры</w:t>
       </w:r>
-      <w:bookmarkEnd w:id="8"/>
+      <w:bookmarkEnd w:id="9"/>
     </w:p>
     <w:p>
       <w:r>
@@ -6019,18 +6312,18 @@
       <w:pPr>
         <w:pStyle w:val="1"/>
       </w:pPr>
-      <w:bookmarkStart w:id="9" w:name="_Toc225010201"/>
+      <w:bookmarkStart w:id="10" w:name="_Toc229396703"/>
       <w:r>
         <w:lastRenderedPageBreak/>
         <w:t>2 ОПРЕДЕЛЕНИЕ СПЕЦИФИКАЦИЙ ПРОГРАММНОГО ОБЕСПЕЧЕНИЯ</w:t>
       </w:r>
-      <w:bookmarkEnd w:id="9"/>
+      <w:bookmarkEnd w:id="10"/>
     </w:p>
     <w:p>
       <w:pPr>
         <w:pStyle w:val="2"/>
       </w:pPr>
-      <w:bookmarkStart w:id="10" w:name="_Toc225010202"/>
+      <w:bookmarkStart w:id="11" w:name="_Toc229396704"/>
       <w:r>
         <w:t>2.</w:t>
       </w:r>
@@ -6040,7 +6333,7 @@
       <w:r>
         <w:t xml:space="preserve"> Определение функциональных спецификаций</w:t>
       </w:r>
-      <w:bookmarkEnd w:id="10"/>
+      <w:bookmarkEnd w:id="11"/>
     </w:p>
     <w:p>
       <w:r>
@@ -6192,7 +6485,7 @@
       <w:pPr>
         <w:pStyle w:val="2"/>
       </w:pPr>
-      <w:bookmarkStart w:id="11" w:name="_Toc225010203"/>
+      <w:bookmarkStart w:id="12" w:name="_Toc229396705"/>
       <w:r>
         <w:t>2.</w:t>
       </w:r>
@@ -6202,7 +6495,7 @@
       <w:r>
         <w:t xml:space="preserve"> Определение поведенческих спецификаций</w:t>
       </w:r>
-      <w:bookmarkEnd w:id="11"/>
+      <w:bookmarkEnd w:id="12"/>
     </w:p>
     <w:p>
       <w:r>
@@ -6650,11 +6943,11 @@
       <w:pPr>
         <w:pStyle w:val="2"/>
       </w:pPr>
-      <w:bookmarkStart w:id="12" w:name="_Toc225010204"/>
+      <w:bookmarkStart w:id="13" w:name="_Toc229396706"/>
       <w:r>
         <w:t>2.3 Определение информационных спецификаций</w:t>
       </w:r>
-      <w:bookmarkEnd w:id="12"/>
+      <w:bookmarkEnd w:id="13"/>
     </w:p>
     <w:p>
       <w:r>
@@ -6867,7 +7160,7 @@
       <w:pPr>
         <w:pStyle w:val="1"/>
       </w:pPr>
-      <w:bookmarkStart w:id="13" w:name="_Toc225010205"/>
+      <w:bookmarkStart w:id="14" w:name="_Toc229396707"/>
       <w:r>
         <w:rPr>
           <w:b w:val="0"/>
@@ -6878,20 +7171,20 @@
       <w:r>
         <w:t xml:space="preserve"> ПРОЕКТИРОВАНИЕ ПРОГРАММНОГО ОБЕСПЕЧЕНИЯ</w:t>
       </w:r>
-      <w:bookmarkEnd w:id="13"/>
+      <w:bookmarkEnd w:id="14"/>
     </w:p>
     <w:p>
       <w:pPr>
         <w:pStyle w:val="2"/>
       </w:pPr>
-      <w:bookmarkStart w:id="14" w:name="_Toc225010206"/>
+      <w:bookmarkStart w:id="15" w:name="_Toc229396708"/>
       <w:r>
         <w:t>3</w:t>
       </w:r>
       <w:r>
         <w:t>.1 Проектирование структуры программного обеспечения</w:t>
       </w:r>
-      <w:bookmarkEnd w:id="14"/>
+      <w:bookmarkEnd w:id="15"/>
     </w:p>
     <w:p>
       <w:r>
@@ -6989,21 +7282,25 @@
       <w:r>
         <w:t>Модель «</w:t>
       </w:r>
+      <w:proofErr w:type="spellStart"/>
       <w:r>
         <w:rPr>
           <w:lang w:val="en-US"/>
         </w:rPr>
         <w:t>LiteAttendance</w:t>
       </w:r>
+      <w:proofErr w:type="spellEnd"/>
       <w:r>
         <w:t>.</w:t>
       </w:r>
+      <w:proofErr w:type="spellStart"/>
       <w:r>
         <w:rPr>
           <w:lang w:val="en-US"/>
         </w:rPr>
         <w:t>php</w:t>
       </w:r>
+      <w:proofErr w:type="spellEnd"/>
       <w:r>
         <w:t>»</w:t>
       </w:r>
@@ -7019,21 +7316,25 @@
         <w:lastRenderedPageBreak/>
         <w:t>Контроллер «</w:t>
       </w:r>
+      <w:proofErr w:type="spellStart"/>
       <w:r>
         <w:rPr>
           <w:lang w:val="en-US"/>
         </w:rPr>
         <w:t>AttendanceController</w:t>
       </w:r>
+      <w:proofErr w:type="spellEnd"/>
       <w:r>
         <w:t>.</w:t>
       </w:r>
+      <w:proofErr w:type="spellStart"/>
       <w:r>
         <w:rPr>
           <w:lang w:val="en-US"/>
         </w:rPr>
         <w:t>php</w:t>
       </w:r>
+      <w:proofErr w:type="spellEnd"/>
       <w:r>
         <w:t xml:space="preserve">» отвечает за связь внешних представлений с моделью. Контроллер определяет </w:t>
       </w:r>
@@ -7062,11 +7363,11 @@
       <w:pPr>
         <w:pStyle w:val="2"/>
       </w:pPr>
-      <w:bookmarkStart w:id="15" w:name="_Toc225010207"/>
+      <w:bookmarkStart w:id="16" w:name="_Toc229396709"/>
       <w:r>
         <w:t>3.2 Проектирование компонентов</w:t>
       </w:r>
-      <w:bookmarkEnd w:id="15"/>
+      <w:bookmarkEnd w:id="16"/>
     </w:p>
     <w:p>
       <w:r>
@@ -7077,12 +7378,14 @@
       <w:r>
         <w:t>Составляющие компонента «</w:t>
       </w:r>
+      <w:proofErr w:type="spellStart"/>
       <w:r>
         <w:rPr>
           <w:lang w:val="en-US"/>
         </w:rPr>
         <w:t>LiteAttendance</w:t>
       </w:r>
+      <w:proofErr w:type="spellEnd"/>
       <w:r>
         <w:t>»</w:t>
       </w:r>
@@ -7159,24 +7462,28 @@
       <w:r>
         <w:t xml:space="preserve">Рисунок 3.2.1 – Компонент </w:t>
       </w:r>
+      <w:proofErr w:type="spellStart"/>
       <w:r>
         <w:rPr>
           <w:lang w:val="en-US"/>
         </w:rPr>
         <w:t>LiteAttendance</w:t>
       </w:r>
+      <w:proofErr w:type="spellEnd"/>
     </w:p>
     <w:p>
       <w:r>
         <w:lastRenderedPageBreak/>
         <w:t>Составляющие компонента «</w:t>
       </w:r>
+      <w:proofErr w:type="spellStart"/>
       <w:r>
         <w:rPr>
           <w:lang w:val="en-US"/>
         </w:rPr>
         <w:t>AttendanceController</w:t>
       </w:r>
+      <w:proofErr w:type="spellEnd"/>
       <w:r>
         <w:t>»</w:t>
       </w:r>
@@ -7253,12 +7560,14 @@
       <w:r>
         <w:t xml:space="preserve">Рисунок 3.2.2 – Компонент </w:t>
       </w:r>
+      <w:proofErr w:type="spellStart"/>
       <w:r>
         <w:rPr>
           <w:lang w:val="en-US"/>
         </w:rPr>
         <w:t>AttendanceController</w:t>
       </w:r>
+      <w:proofErr w:type="spellEnd"/>
     </w:p>
     <w:p>
       <w:r>
@@ -7364,12 +7673,14 @@
       <w:r>
         <w:t>Модель «</w:t>
       </w:r>
+      <w:proofErr w:type="spellStart"/>
       <w:r>
         <w:rPr>
           <w:lang w:val="en-US"/>
         </w:rPr>
         <w:t>LiteAttendance</w:t>
       </w:r>
+      <w:proofErr w:type="spellEnd"/>
       <w:r>
         <w:t>»</w:t>
       </w:r>
@@ -7445,12 +7756,14 @@
       <w:r>
         <w:t>Метод «</w:t>
       </w:r>
+      <w:proofErr w:type="spellStart"/>
       <w:r>
         <w:rPr>
           <w:lang w:val="en-US"/>
         </w:rPr>
         <w:t>getgroupjournal</w:t>
       </w:r>
+      <w:proofErr w:type="spellEnd"/>
       <w:r>
         <w:t>_</w:t>
       </w:r>
@@ -7553,12 +7866,14 @@
       <w:r>
         <w:t>Метод «</w:t>
       </w:r>
+      <w:proofErr w:type="spellStart"/>
       <w:r>
         <w:rPr>
           <w:lang w:val="en-US"/>
         </w:rPr>
         <w:t>getdatesjournal</w:t>
       </w:r>
+      <w:proofErr w:type="spellEnd"/>
       <w:r>
         <w:t>_</w:t>
       </w:r>
@@ -7616,12 +7931,14 @@
       <w:r>
         <w:t>Метод «</w:t>
       </w:r>
+      <w:proofErr w:type="spellStart"/>
       <w:r>
         <w:rPr>
           <w:lang w:val="en-US"/>
         </w:rPr>
         <w:t>getattendancejournal</w:t>
       </w:r>
+      <w:proofErr w:type="spellEnd"/>
       <w:r>
         <w:t>_</w:t>
       </w:r>
@@ -7667,12 +7984,14 @@
       <w:r>
         <w:t>Метод «</w:t>
       </w:r>
+      <w:proofErr w:type="spellStart"/>
       <w:r>
         <w:rPr>
           <w:lang w:val="en-US"/>
         </w:rPr>
         <w:t>addAttendanceMark</w:t>
       </w:r>
+      <w:proofErr w:type="spellEnd"/>
       <w:r>
         <w:t>»</w:t>
       </w:r>
@@ -7694,12 +8013,14 @@
       <w:r>
         <w:t>Метод «</w:t>
       </w:r>
+      <w:proofErr w:type="spellStart"/>
       <w:r>
         <w:rPr>
           <w:lang w:val="en-US"/>
         </w:rPr>
         <w:t>addDoneMark</w:t>
       </w:r>
+      <w:proofErr w:type="spellEnd"/>
       <w:r>
         <w:t>»</w:t>
       </w:r>
@@ -7721,12 +8042,14 @@
       <w:r>
         <w:t>Метод «</w:t>
       </w:r>
+      <w:proofErr w:type="spellStart"/>
       <w:r>
         <w:rPr>
           <w:lang w:val="en-US"/>
         </w:rPr>
         <w:t>getLessonsList</w:t>
       </w:r>
+      <w:proofErr w:type="spellEnd"/>
       <w:r>
         <w:t>»</w:t>
       </w:r>
@@ -7755,12 +8078,14 @@
         <w:lastRenderedPageBreak/>
         <w:t>Метод «</w:t>
       </w:r>
+      <w:proofErr w:type="spellStart"/>
       <w:r>
         <w:rPr>
           <w:lang w:val="en-US"/>
         </w:rPr>
         <w:t>getEmployeeAttendanceInfo</w:t>
       </w:r>
+      <w:proofErr w:type="spellEnd"/>
       <w:r>
         <w:t>»</w:t>
       </w:r>
@@ -7794,12 +8119,14 @@
       <w:r>
         <w:t>Метод «</w:t>
       </w:r>
+      <w:proofErr w:type="spellStart"/>
       <w:r>
         <w:rPr>
           <w:lang w:val="en-US"/>
         </w:rPr>
         <w:t>logAttendance</w:t>
       </w:r>
+      <w:proofErr w:type="spellEnd"/>
       <w:r>
         <w:t>»</w:t>
       </w:r>
@@ -7821,12 +8148,14 @@
       <w:r>
         <w:t>Метод «</w:t>
       </w:r>
+      <w:proofErr w:type="spellStart"/>
       <w:r>
         <w:rPr>
           <w:lang w:val="en-US"/>
         </w:rPr>
         <w:t>searchEmployeeByFIO</w:t>
       </w:r>
+      <w:proofErr w:type="spellEnd"/>
       <w:r>
         <w:t>»</w:t>
       </w:r>
@@ -7848,12 +8177,14 @@
       <w:r>
         <w:t>Метод «</w:t>
       </w:r>
+      <w:proofErr w:type="spellStart"/>
       <w:r>
         <w:rPr>
           <w:lang w:val="en-US"/>
         </w:rPr>
         <w:t>getStudentStatistics</w:t>
       </w:r>
+      <w:proofErr w:type="spellEnd"/>
       <w:r>
         <w:t>»</w:t>
       </w:r>
@@ -7875,12 +8206,14 @@
       <w:r>
         <w:t>Метод «</w:t>
       </w:r>
+      <w:proofErr w:type="spellStart"/>
       <w:r>
         <w:rPr>
           <w:lang w:val="en-US"/>
         </w:rPr>
         <w:t>getMultigroupAmount</w:t>
       </w:r>
+      <w:proofErr w:type="spellEnd"/>
       <w:r>
         <w:t>»</w:t>
       </w:r>
@@ -7902,12 +8235,14 @@
       <w:r>
         <w:t>Метод «</w:t>
       </w:r>
+      <w:proofErr w:type="spellStart"/>
       <w:r>
         <w:rPr>
           <w:lang w:val="en-US"/>
         </w:rPr>
         <w:t>getSubjectListForEmployee</w:t>
       </w:r>
+      <w:proofErr w:type="spellEnd"/>
       <w:r>
         <w:t>»</w:t>
       </w:r>
@@ -7915,7 +8250,15 @@
         <w:t xml:space="preserve"> – </w:t>
       </w:r>
       <w:r>
-        <w:t>получает из базы данных набор дисциплин, которые ведет указанный перподаватель.</w:t>
+        <w:t xml:space="preserve">получает из базы данных набор дисциплин, которые ведет указанный </w:t>
+      </w:r>
+      <w:proofErr w:type="spellStart"/>
+      <w:r>
+        <w:t>перподаватель</w:t>
+      </w:r>
+      <w:proofErr w:type="spellEnd"/>
+      <w:r>
+        <w:t>.</w:t>
       </w:r>
     </w:p>
     <w:p>
@@ -7929,12 +8272,14 @@
       <w:r>
         <w:t>Метод «</w:t>
       </w:r>
+      <w:proofErr w:type="spellStart"/>
       <w:r>
         <w:rPr>
           <w:lang w:val="en-US"/>
         </w:rPr>
         <w:t>mergeStudentsToSubGroups</w:t>
       </w:r>
+      <w:proofErr w:type="spellEnd"/>
       <w:r>
         <w:t>»</w:t>
       </w:r>
@@ -7956,12 +8301,14 @@
       <w:r>
         <w:t>Метод «</w:t>
       </w:r>
+      <w:proofErr w:type="spellStart"/>
       <w:r>
         <w:rPr>
           <w:lang w:val="en-US"/>
         </w:rPr>
         <w:t>updateSubGroup</w:t>
       </w:r>
+      <w:proofErr w:type="spellEnd"/>
       <w:r>
         <w:t>»</w:t>
       </w:r>
@@ -7983,12 +8330,14 @@
       <w:r>
         <w:t>Метод «</w:t>
       </w:r>
+      <w:proofErr w:type="spellStart"/>
       <w:r>
         <w:rPr>
           <w:lang w:val="en-US"/>
         </w:rPr>
         <w:t>getStudentListForSubGroupDisivion</w:t>
       </w:r>
+      <w:proofErr w:type="spellEnd"/>
       <w:r>
         <w:t>»</w:t>
       </w:r>
@@ -7998,12 +8347,14 @@
       <w:r>
         <w:t>получает из базы данных набор студентов для разбиения на подгруппы. При необходимости осуществляет вызов «</w:t>
       </w:r>
+      <w:proofErr w:type="spellStart"/>
       <w:r>
         <w:rPr>
           <w:lang w:val="en-US"/>
         </w:rPr>
         <w:t>mergeStudentsToSubGroups</w:t>
       </w:r>
+      <w:proofErr w:type="spellEnd"/>
       <w:r>
         <w:t>».</w:t>
       </w:r>
@@ -8019,11 +8370,19 @@
       <w:r>
         <w:t xml:space="preserve">Компонент </w:t>
       </w:r>
+      <w:proofErr w:type="spellStart"/>
       <w:r>
         <w:rPr>
           <w:lang w:val="en-US"/>
         </w:rPr>
-        <w:t>AttendanceController:</w:t>
+        <w:t>AttendanceController</w:t>
+      </w:r>
+      <w:proofErr w:type="spellEnd"/>
+      <w:r>
+        <w:rPr>
+          <w:lang w:val="en-US"/>
+        </w:rPr>
+        <w:t>:</w:t>
       </w:r>
     </w:p>
     <w:p>
@@ -8037,9 +8396,11 @@
       <w:r>
         <w:t>Метод «</w:t>
       </w:r>
+      <w:proofErr w:type="spellStart"/>
       <w:r>
         <w:t>getgroupAction</w:t>
       </w:r>
+      <w:proofErr w:type="spellEnd"/>
       <w:r>
         <w:t xml:space="preserve">» </w:t>
       </w:r>
@@ -8049,9 +8410,11 @@
       <w:r>
         <w:t>обращается к модели для запроса посещаемости группы по заданным параметрам с использованием метода модели «</w:t>
       </w:r>
+      <w:proofErr w:type="spellStart"/>
       <w:r>
         <w:t>get_attendances_encoded</w:t>
       </w:r>
+      <w:proofErr w:type="spellEnd"/>
       <w:r>
         <w:t>».</w:t>
       </w:r>
@@ -8070,12 +8433,14 @@
       <w:r>
         <w:t xml:space="preserve"> «</w:t>
       </w:r>
+      <w:proofErr w:type="spellStart"/>
       <w:r>
         <w:rPr>
           <w:lang w:val="en-US"/>
         </w:rPr>
         <w:t>getattendancejournalAction</w:t>
       </w:r>
+      <w:proofErr w:type="spellEnd"/>
       <w:r>
         <w:t xml:space="preserve">» – </w:t>
       </w:r>
@@ -8091,12 +8456,14 @@
       <w:r>
         <w:t xml:space="preserve"> «</w:t>
       </w:r>
+      <w:proofErr w:type="spellStart"/>
       <w:r>
         <w:rPr>
           <w:lang w:val="en-US"/>
         </w:rPr>
         <w:t>getgroupAction</w:t>
       </w:r>
+      <w:proofErr w:type="spellEnd"/>
       <w:r>
         <w:t xml:space="preserve">» </w:t>
       </w:r>
@@ -8118,7 +8485,6 @@
           <w:numId w:val="6"/>
         </w:numPr>
       </w:pPr>
-      <w:bookmarkStart w:id="16" w:name="_Toc225010208"/>
       <w:r>
         <w:lastRenderedPageBreak/>
         <w:t>Метод</w:t>
@@ -8126,21 +8492,25 @@
       <w:r>
         <w:t xml:space="preserve"> «</w:t>
       </w:r>
+      <w:proofErr w:type="spellStart"/>
       <w:r>
         <w:rPr>
           <w:lang w:val="en-US"/>
         </w:rPr>
         <w:t>getgroupjournalAction</w:t>
       </w:r>
+      <w:proofErr w:type="spellEnd"/>
       <w:r>
         <w:t xml:space="preserve">» – </w:t>
       </w:r>
       <w:r>
         <w:t>получает список групп для преподавателя и дисциплины используя метод модели «</w:t>
       </w:r>
+      <w:proofErr w:type="spellStart"/>
       <w:r>
         <w:t>getgroupjournal_encoded</w:t>
       </w:r>
+      <w:proofErr w:type="spellEnd"/>
       <w:r>
         <w:t>».</w:t>
       </w:r>
@@ -8159,21 +8529,25 @@
       <w:r>
         <w:t xml:space="preserve"> «</w:t>
       </w:r>
+      <w:proofErr w:type="spellStart"/>
       <w:r>
         <w:rPr>
           <w:lang w:val="en-US"/>
         </w:rPr>
         <w:t>getdatesjournalAction</w:t>
       </w:r>
+      <w:proofErr w:type="spellEnd"/>
       <w:r>
         <w:t xml:space="preserve">» – </w:t>
       </w:r>
       <w:r>
         <w:t>получает даты занятий на семестр используя метод модели «</w:t>
       </w:r>
+      <w:proofErr w:type="spellStart"/>
       <w:r>
         <w:t>getdatesjournal_encoded</w:t>
       </w:r>
+      <w:proofErr w:type="spellEnd"/>
       <w:r>
         <w:t>».</w:t>
       </w:r>
@@ -8189,9 +8563,11 @@
       <w:r>
         <w:t>Метод «</w:t>
       </w:r>
+      <w:proofErr w:type="spellStart"/>
       <w:r>
         <w:t>getlessontypeAction</w:t>
       </w:r>
+      <w:proofErr w:type="spellEnd"/>
       <w:r>
         <w:t xml:space="preserve">» </w:t>
       </w:r>
@@ -8201,9 +8577,11 @@
       <w:r>
         <w:t xml:space="preserve"> получает тип занятия используя метод модели «</w:t>
       </w:r>
+      <w:proofErr w:type="spellStart"/>
       <w:r>
         <w:t>get_lesson_type_encoded</w:t>
       </w:r>
+      <w:proofErr w:type="spellEnd"/>
       <w:r>
         <w:t>».</w:t>
       </w:r>
@@ -8219,9 +8597,11 @@
       <w:r>
         <w:t>Метод «</w:t>
       </w:r>
+      <w:proofErr w:type="spellStart"/>
       <w:r>
         <w:t>indexAction</w:t>
       </w:r>
+      <w:proofErr w:type="spellEnd"/>
       <w:r>
         <w:t xml:space="preserve">» </w:t>
       </w:r>
@@ -8243,9 +8623,11 @@
       <w:r>
         <w:t>Метод «</w:t>
       </w:r>
+      <w:proofErr w:type="spellStart"/>
       <w:r>
         <w:t>logstatAction</w:t>
       </w:r>
+      <w:proofErr w:type="spellEnd"/>
       <w:r>
         <w:t xml:space="preserve">» </w:t>
       </w:r>
@@ -8267,9 +8649,11 @@
       <w:r>
         <w:t>Метод «</w:t>
       </w:r>
+      <w:proofErr w:type="spellStart"/>
       <w:r>
         <w:t>admingetattendancesAction</w:t>
       </w:r>
+      <w:proofErr w:type="spellEnd"/>
       <w:r>
         <w:t xml:space="preserve">» </w:t>
       </w:r>
@@ -8291,9 +8675,11 @@
       <w:r>
         <w:t>Метод «</w:t>
       </w:r>
+      <w:proofErr w:type="spellStart"/>
       <w:r>
         <w:t>journalAction</w:t>
       </w:r>
+      <w:proofErr w:type="spellEnd"/>
       <w:r>
         <w:t xml:space="preserve">» </w:t>
       </w:r>
@@ -8315,9 +8701,11 @@
       <w:r>
         <w:t>Метод «</w:t>
       </w:r>
+      <w:proofErr w:type="spellStart"/>
       <w:r>
         <w:t>groupdivisionAction</w:t>
       </w:r>
+      <w:proofErr w:type="spellEnd"/>
       <w:r>
         <w:t xml:space="preserve">» </w:t>
       </w:r>
@@ -8332,10 +8720,11 @@
       <w:pPr>
         <w:pStyle w:val="2"/>
       </w:pPr>
+      <w:bookmarkStart w:id="17" w:name="_Toc229396710"/>
       <w:r>
         <w:t>3.3 Проектирование структур данных</w:t>
       </w:r>
-      <w:bookmarkEnd w:id="16"/>
+      <w:bookmarkEnd w:id="17"/>
     </w:p>
     <w:p>
       <w:r>
@@ -8538,12 +8927,14 @@
       <w:r>
         <w:t xml:space="preserve"> чем студентов в группе, для чего однозначно хватит диапазона значений типа «</w:t>
       </w:r>
+      <w:proofErr w:type="spellStart"/>
       <w:r>
         <w:rPr>
           <w:lang w:val="en-US"/>
         </w:rPr>
         <w:t>smallint</w:t>
       </w:r>
+      <w:proofErr w:type="spellEnd"/>
       <w:r>
         <w:t>»</w:t>
       </w:r>
@@ -8843,6 +9234,7 @@
                 <w:lang w:eastAsia="ru-RU"/>
               </w:rPr>
             </w:pPr>
+            <w:proofErr w:type="spellStart"/>
             <w:r>
               <w:rPr>
                 <w:rFonts w:eastAsia="Times New Roman"/>
@@ -8851,6 +9243,7 @@
               </w:rPr>
               <w:t>fio</w:t>
             </w:r>
+            <w:proofErr w:type="spellEnd"/>
           </w:p>
         </w:tc>
         <w:tc>
@@ -8878,6 +9271,7 @@
                 <w:lang w:eastAsia="ru-RU"/>
               </w:rPr>
             </w:pPr>
+            <w:proofErr w:type="spellStart"/>
             <w:r>
               <w:rPr>
                 <w:rFonts w:eastAsia="Times New Roman"/>
@@ -8886,6 +9280,7 @@
               </w:rPr>
               <w:t>string</w:t>
             </w:r>
+            <w:proofErr w:type="spellEnd"/>
           </w:p>
         </w:tc>
         <w:tc>
@@ -8954,6 +9349,7 @@
                 <w:lang w:eastAsia="ru-RU"/>
               </w:rPr>
             </w:pPr>
+            <w:proofErr w:type="spellStart"/>
             <w:r>
               <w:rPr>
                 <w:rFonts w:eastAsia="Times New Roman"/>
@@ -8962,6 +9358,7 @@
               </w:rPr>
               <w:t>idA</w:t>
             </w:r>
+            <w:proofErr w:type="spellEnd"/>
           </w:p>
         </w:tc>
         <w:tc>
@@ -8989,6 +9386,7 @@
                 <w:lang w:eastAsia="ru-RU"/>
               </w:rPr>
             </w:pPr>
+            <w:proofErr w:type="spellStart"/>
             <w:r>
               <w:rPr>
                 <w:rFonts w:eastAsia="Times New Roman"/>
@@ -8997,6 +9395,7 @@
               </w:rPr>
               <w:t>int</w:t>
             </w:r>
+            <w:proofErr w:type="spellEnd"/>
           </w:p>
         </w:tc>
         <w:tc>
@@ -9065,6 +9464,7 @@
                 <w:lang w:eastAsia="ru-RU"/>
               </w:rPr>
             </w:pPr>
+            <w:proofErr w:type="spellStart"/>
             <w:r>
               <w:rPr>
                 <w:rFonts w:eastAsia="Times New Roman"/>
@@ -9073,6 +9473,7 @@
               </w:rPr>
               <w:t>mark</w:t>
             </w:r>
+            <w:proofErr w:type="spellEnd"/>
           </w:p>
         </w:tc>
         <w:tc>
@@ -9100,6 +9501,7 @@
                 <w:lang w:eastAsia="ru-RU"/>
               </w:rPr>
             </w:pPr>
+            <w:proofErr w:type="spellStart"/>
             <w:r>
               <w:rPr>
                 <w:rFonts w:eastAsia="Times New Roman"/>
@@ -9108,6 +9510,7 @@
               </w:rPr>
               <w:t>bool</w:t>
             </w:r>
+            <w:proofErr w:type="spellEnd"/>
           </w:p>
         </w:tc>
         <w:tc>
@@ -9176,6 +9579,7 @@
                 <w:lang w:eastAsia="ru-RU"/>
               </w:rPr>
             </w:pPr>
+            <w:proofErr w:type="spellStart"/>
             <w:r>
               <w:rPr>
                 <w:rFonts w:eastAsia="Times New Roman"/>
@@ -9184,6 +9588,7 @@
               </w:rPr>
               <w:t>markDone</w:t>
             </w:r>
+            <w:proofErr w:type="spellEnd"/>
           </w:p>
         </w:tc>
         <w:tc>
@@ -9211,6 +9616,7 @@
                 <w:lang w:eastAsia="ru-RU"/>
               </w:rPr>
             </w:pPr>
+            <w:proofErr w:type="spellStart"/>
             <w:r>
               <w:rPr>
                 <w:rFonts w:eastAsia="Times New Roman"/>
@@ -9219,6 +9625,7 @@
               </w:rPr>
               <w:t>int</w:t>
             </w:r>
+            <w:proofErr w:type="spellEnd"/>
           </w:p>
         </w:tc>
         <w:tc>
@@ -9287,6 +9694,7 @@
                 <w:lang w:eastAsia="ru-RU"/>
               </w:rPr>
             </w:pPr>
+            <w:proofErr w:type="spellStart"/>
             <w:r>
               <w:rPr>
                 <w:rFonts w:eastAsia="Times New Roman"/>
@@ -9295,6 +9703,7 @@
               </w:rPr>
               <w:t>numberStudBook</w:t>
             </w:r>
+            <w:proofErr w:type="spellEnd"/>
           </w:p>
         </w:tc>
         <w:tc>
@@ -9322,6 +9731,7 @@
                 <w:lang w:eastAsia="ru-RU"/>
               </w:rPr>
             </w:pPr>
+            <w:proofErr w:type="spellStart"/>
             <w:r>
               <w:rPr>
                 <w:rFonts w:eastAsia="Times New Roman"/>
@@ -9330,6 +9740,7 @@
               </w:rPr>
               <w:t>string</w:t>
             </w:r>
+            <w:proofErr w:type="spellEnd"/>
           </w:p>
         </w:tc>
         <w:tc>
@@ -9398,6 +9809,7 @@
                 <w:lang w:eastAsia="ru-RU"/>
               </w:rPr>
             </w:pPr>
+            <w:proofErr w:type="spellStart"/>
             <w:r>
               <w:rPr>
                 <w:rFonts w:eastAsia="Times New Roman"/>
@@ -9406,6 +9818,7 @@
               </w:rPr>
               <w:t>numberSubGroup</w:t>
             </w:r>
+            <w:proofErr w:type="spellEnd"/>
           </w:p>
         </w:tc>
         <w:tc>
@@ -9433,6 +9846,7 @@
                 <w:lang w:eastAsia="ru-RU"/>
               </w:rPr>
             </w:pPr>
+            <w:proofErr w:type="spellStart"/>
             <w:r>
               <w:rPr>
                 <w:rFonts w:eastAsia="Times New Roman"/>
@@ -9441,6 +9855,7 @@
               </w:rPr>
               <w:t>int</w:t>
             </w:r>
+            <w:proofErr w:type="spellEnd"/>
           </w:p>
         </w:tc>
         <w:tc>
@@ -9563,7 +9978,7 @@
       <w:pPr>
         <w:pStyle w:val="2"/>
       </w:pPr>
-      <w:bookmarkStart w:id="17" w:name="_Toc225010209"/>
+      <w:bookmarkStart w:id="18" w:name="_Toc229396711"/>
       <w:r>
         <w:t xml:space="preserve">3.4 </w:t>
       </w:r>
@@ -9576,7 +9991,7 @@
       <w:r>
         <w:t>алгоритмов</w:t>
       </w:r>
-      <w:bookmarkEnd w:id="17"/>
+      <w:bookmarkEnd w:id="18"/>
     </w:p>
     <w:p>
       <w:r>
@@ -9934,12 +10349,14 @@
         <w:lastRenderedPageBreak/>
         <w:t>Далее инициализируется переменная «</w:t>
       </w:r>
+      <w:proofErr w:type="spellStart"/>
       <w:r>
         <w:rPr>
           <w:lang w:val="en-US"/>
         </w:rPr>
         <w:t>toggleOn</w:t>
       </w:r>
+      <w:proofErr w:type="spellEnd"/>
       <w:r>
         <w:t>» значением «</w:t>
       </w:r>
@@ -9957,12 +10374,14 @@
       <w:r>
         <w:t>Затем идет проверка на заданность переменной «</w:t>
       </w:r>
+      <w:proofErr w:type="spellStart"/>
       <w:r>
         <w:rPr>
           <w:lang w:val="en-US"/>
         </w:rPr>
         <w:t>markAs</w:t>
       </w:r>
+      <w:proofErr w:type="spellEnd"/>
       <w:r>
         <w:t>»</w:t>
       </w:r>
@@ -9983,12 +10402,14 @@
       <w:r>
         <w:t>то пользователю будет предложено отметить всех студентов группы как присутствовавших. Если в ходе перебора будет обнаружено, что не вся группа отмечена одинаково (есть как присутствовавшие, так и отсутствовавшие студенты), то переменная-флаг «</w:t>
       </w:r>
+      <w:proofErr w:type="spellStart"/>
       <w:r>
         <w:rPr>
           <w:lang w:val="en-US"/>
         </w:rPr>
         <w:t>showWarning</w:t>
       </w:r>
+      <w:proofErr w:type="spellEnd"/>
       <w:r>
         <w:t>» принимает значение «</w:t>
       </w:r>
@@ -10009,12 +10430,14 @@
       <w:r>
         <w:t>После окончания перебора осуществляется проверка на необходимость вывода информационного сообщения пользователю. Так как кнопка «Отметить всех» проставит одинаковые отметки для всех студентов группы, необходимо защитить пользователя от случайного нажатия и потери осознанно сделанных отметок. Это значит, что в случае, когда «</w:t>
       </w:r>
+      <w:proofErr w:type="spellStart"/>
       <w:r>
         <w:rPr>
           <w:lang w:val="en-US"/>
         </w:rPr>
         <w:t>toggleOn</w:t>
       </w:r>
+      <w:proofErr w:type="spellEnd"/>
       <w:r>
         <w:t>»</w:t>
       </w:r>
@@ -10024,12 +10447,14 @@
       <w:r>
         <w:t>и «</w:t>
       </w:r>
+      <w:proofErr w:type="spellStart"/>
       <w:r>
         <w:rPr>
           <w:lang w:val="en-US"/>
         </w:rPr>
         <w:t>showWarning</w:t>
       </w:r>
+      <w:proofErr w:type="spellEnd"/>
       <w:r>
         <w:t>»</w:t>
       </w:r>
@@ -10051,12 +10476,14 @@
       <w:r>
         <w:t>, затерев существующие отметки, с возможностью отказаться и отменить операцию. Если же пользователь соглашается, то в зависимости от значения «</w:t>
       </w:r>
+      <w:proofErr w:type="spellStart"/>
       <w:r>
         <w:rPr>
           <w:lang w:val="en-US"/>
         </w:rPr>
         <w:t>toggleOn</w:t>
       </w:r>
+      <w:proofErr w:type="spellEnd"/>
       <w:r>
         <w:t>»</w:t>
       </w:r>
@@ -10066,12 +10493,14 @@
       <w:r>
         <w:t>вся группа отмечается как присутствовавшие (если «</w:t>
       </w:r>
+      <w:proofErr w:type="spellStart"/>
       <w:r>
         <w:rPr>
           <w:lang w:val="en-US"/>
         </w:rPr>
         <w:t>toggleOn</w:t>
       </w:r>
+      <w:proofErr w:type="spellEnd"/>
       <w:r>
         <w:t>» равен «</w:t>
       </w:r>
@@ -10095,11 +10524,11 @@
       <w:pPr>
         <w:pStyle w:val="2"/>
       </w:pPr>
-      <w:bookmarkStart w:id="18" w:name="_Toc225010210"/>
+      <w:bookmarkStart w:id="19" w:name="_Toc229396712"/>
       <w:r>
         <w:t>3.5 Проектирование интерфейсов</w:t>
       </w:r>
-      <w:bookmarkEnd w:id="18"/>
+      <w:bookmarkEnd w:id="19"/>
     </w:p>
     <w:p>
       <w:r>
@@ -10573,12 +11002,11 @@
           <w:color w:val="FF0000"/>
         </w:rPr>
       </w:pPr>
-      <w:bookmarkStart w:id="19" w:name="_Toc225010211"/>
+      <w:bookmarkStart w:id="20" w:name="_Toc229396713"/>
       <w:r>
         <w:lastRenderedPageBreak/>
         <w:t xml:space="preserve">4 </w:t>
       </w:r>
-      <w:bookmarkEnd w:id="19"/>
       <w:r>
         <w:t xml:space="preserve">РЕАЛИЗАЦИЯ ПРОГРАММНОГО ОБЕСПЕЧЕНИЯ ПОДСИСТЕМЫ «КОНТРОЛЬ И УЧЕТ ПОСЕЩАЕМОСТИ И РАБОТЫ СТУДЕНТОВ НА ЗАНЯТИЯХ» ДЛЯ САЙТА ОГУ </w:t>
       </w:r>
@@ -10591,16 +11019,17 @@
       <w:r>
         <w:t>ТУРГЕНЕВА</w:t>
       </w:r>
+      <w:bookmarkEnd w:id="20"/>
     </w:p>
     <w:p>
       <w:pPr>
         <w:pStyle w:val="2"/>
       </w:pPr>
-      <w:bookmarkStart w:id="20" w:name="_Toc225010212"/>
+      <w:bookmarkStart w:id="21" w:name="_Toc229396714"/>
       <w:r>
         <w:t>4.1 Реализация компонентов</w:t>
       </w:r>
-      <w:bookmarkEnd w:id="20"/>
+      <w:bookmarkEnd w:id="21"/>
     </w:p>
     <w:p>
       <w:r>
@@ -10647,23 +11076,32 @@
       <w:r>
         <w:t>.</w:t>
       </w:r>
+      <w:proofErr w:type="spellStart"/>
       <w:r>
         <w:rPr>
           <w:lang w:val="en-US"/>
         </w:rPr>
         <w:t>phtml</w:t>
       </w:r>
+      <w:proofErr w:type="spellEnd"/>
       <w:r>
         <w:t>» создается метод «</w:t>
       </w:r>
+      <w:proofErr w:type="spellStart"/>
+      <w:proofErr w:type="gramStart"/>
       <w:r>
         <w:rPr>
           <w:lang w:val="en-US"/>
         </w:rPr>
         <w:t>indexAction</w:t>
       </w:r>
-      <w:r>
-        <w:t>()</w:t>
+      <w:proofErr w:type="spellEnd"/>
+      <w:r>
+        <w:t>(</w:t>
+      </w:r>
+      <w:proofErr w:type="gramEnd"/>
+      <w:r>
+        <w:t>)</w:t>
       </w:r>
       <w:r>
         <w:t>»</w:t>
@@ -10688,18 +11126,22 @@
       <w:r>
         <w:t xml:space="preserve"> Класс контроллера наследуется от «</w:t>
       </w:r>
+      <w:proofErr w:type="spellStart"/>
       <w:r>
         <w:t>Zend_Controller_Action</w:t>
       </w:r>
+      <w:proofErr w:type="spellEnd"/>
       <w:r>
         <w:t>». Приватным полем класса является информация об идентификации пользователя, полученного методом «</w:t>
       </w:r>
+      <w:proofErr w:type="spellStart"/>
       <w:r>
         <w:rPr>
           <w:lang w:val="en-US"/>
         </w:rPr>
         <w:t>getIdentity</w:t>
       </w:r>
+      <w:proofErr w:type="spellEnd"/>
       <w:r>
         <w:t>»</w:t>
       </w:r>
@@ -10715,8 +11157,21 @@
         <w:pStyle w:val="af2"/>
       </w:pPr>
       <w:r>
-        <w:t>class User_AttendanceController extends Zend_Controller_Action</w:t>
-      </w:r>
+        <w:t xml:space="preserve">class </w:t>
+      </w:r>
+      <w:proofErr w:type="spellStart"/>
+      <w:r>
+        <w:t>User_AttendanceController</w:t>
+      </w:r>
+      <w:proofErr w:type="spellEnd"/>
+      <w:r>
+        <w:t xml:space="preserve"> extends </w:t>
+      </w:r>
+      <w:proofErr w:type="spellStart"/>
+      <w:r>
+        <w:t>Zend_Controller_Action</w:t>
+      </w:r>
+      <w:proofErr w:type="spellEnd"/>
     </w:p>
     <w:p>
       <w:pPr>
@@ -10739,7 +11194,20 @@
         <w:pStyle w:val="af2"/>
       </w:pPr>
       <w:r>
-        <w:t xml:space="preserve">    public function init()</w:t>
+        <w:t xml:space="preserve">    public function </w:t>
+      </w:r>
+      <w:proofErr w:type="spellStart"/>
+      <w:proofErr w:type="gramStart"/>
+      <w:r>
+        <w:t>init</w:t>
+      </w:r>
+      <w:proofErr w:type="spellEnd"/>
+      <w:r>
+        <w:t>(</w:t>
+      </w:r>
+      <w:proofErr w:type="gramEnd"/>
+      <w:r>
+        <w:t>)</w:t>
       </w:r>
     </w:p>
     <w:p>
@@ -10755,7 +11223,31 @@
         <w:pStyle w:val="af2"/>
       </w:pPr>
       <w:r>
-        <w:t xml:space="preserve">        $auth = Site_Auth::getInstance();</w:t>
+        <w:t xml:space="preserve">        $auth = </w:t>
+      </w:r>
+      <w:proofErr w:type="spellStart"/>
+      <w:r>
+        <w:t>Site_</w:t>
+      </w:r>
+      <w:proofErr w:type="gramStart"/>
+      <w:r>
+        <w:t>Auth</w:t>
+      </w:r>
+      <w:proofErr w:type="spellEnd"/>
+      <w:r>
+        <w:t>::</w:t>
+      </w:r>
+      <w:proofErr w:type="spellStart"/>
+      <w:r>
+        <w:t>getInstance</w:t>
+      </w:r>
+      <w:proofErr w:type="spellEnd"/>
+      <w:r>
+        <w:t>(</w:t>
+      </w:r>
+      <w:proofErr w:type="gramEnd"/>
+      <w:r>
+        <w:t>);</w:t>
       </w:r>
     </w:p>
     <w:p>
@@ -10763,7 +11255,20 @@
         <w:pStyle w:val="af2"/>
       </w:pPr>
       <w:r>
-        <w:t xml:space="preserve">        $this-&gt;identity = $auth-&gt;getIdentity();</w:t>
+        <w:t xml:space="preserve">        $this-&gt;identity = $auth-&gt;</w:t>
+      </w:r>
+      <w:proofErr w:type="spellStart"/>
+      <w:proofErr w:type="gramStart"/>
+      <w:r>
+        <w:t>getIdentity</w:t>
+      </w:r>
+      <w:proofErr w:type="spellEnd"/>
+      <w:r>
+        <w:t>(</w:t>
+      </w:r>
+      <w:proofErr w:type="gramEnd"/>
+      <w:r>
+        <w:t>);</w:t>
       </w:r>
     </w:p>
     <w:p>
@@ -10831,7 +11336,20 @@
       </w:pPr>
       <w:r>
         <w:lastRenderedPageBreak/>
-        <w:t>public function indexAction()</w:t>
+        <w:t xml:space="preserve">public function </w:t>
+      </w:r>
+      <w:proofErr w:type="spellStart"/>
+      <w:proofErr w:type="gramStart"/>
+      <w:r>
+        <w:t>indexAction</w:t>
+      </w:r>
+      <w:proofErr w:type="spellEnd"/>
+      <w:r>
+        <w:t>(</w:t>
+      </w:r>
+      <w:proofErr w:type="gramEnd"/>
+      <w:r>
+        <w:t>)</w:t>
       </w:r>
     </w:p>
     <w:p>
@@ -10850,7 +11368,20 @@
         <w:t xml:space="preserve">        $params = $t</w:t>
       </w:r>
       <w:r>
-        <w:t>his-&gt;_getAllParams();</w:t>
+        <w:t>his-&gt;_</w:t>
+      </w:r>
+      <w:proofErr w:type="spellStart"/>
+      <w:proofErr w:type="gramStart"/>
+      <w:r>
+        <w:t>getAllParams</w:t>
+      </w:r>
+      <w:proofErr w:type="spellEnd"/>
+      <w:r>
+        <w:t>(</w:t>
+      </w:r>
+      <w:proofErr w:type="gramEnd"/>
+      <w:r>
+        <w:t>);</w:t>
       </w:r>
     </w:p>
     <w:p>
@@ -10858,7 +11389,36 @@
         <w:pStyle w:val="af2"/>
       </w:pPr>
       <w:r>
-        <w:t xml:space="preserve">        $employee = User_Model_Employee::getEmployee($params['iduser']);</w:t>
+        <w:t xml:space="preserve">        $employee = </w:t>
+      </w:r>
+      <w:proofErr w:type="spellStart"/>
+      <w:r>
+        <w:t>User_Model_</w:t>
+      </w:r>
+      <w:proofErr w:type="gramStart"/>
+      <w:r>
+        <w:t>Employee</w:t>
+      </w:r>
+      <w:proofErr w:type="spellEnd"/>
+      <w:r>
+        <w:t>::</w:t>
+      </w:r>
+      <w:proofErr w:type="spellStart"/>
+      <w:proofErr w:type="gramEnd"/>
+      <w:r>
+        <w:t>getEmployee</w:t>
+      </w:r>
+      <w:proofErr w:type="spellEnd"/>
+      <w:r>
+        <w:t>($params['</w:t>
+      </w:r>
+      <w:proofErr w:type="spellStart"/>
+      <w:r>
+        <w:t>iduser</w:t>
+      </w:r>
+      <w:proofErr w:type="spellEnd"/>
+      <w:r>
+        <w:t>']);</w:t>
       </w:r>
     </w:p>
     <w:p>
@@ -10869,7 +11429,15 @@
         <w:t xml:space="preserve">     </w:t>
       </w:r>
       <w:r>
-        <w:t xml:space="preserve">   $idEmployee = $employee-&gt;id;</w:t>
+        <w:t xml:space="preserve">   $</w:t>
+      </w:r>
+      <w:proofErr w:type="spellStart"/>
+      <w:r>
+        <w:t>idEmployee</w:t>
+      </w:r>
+      <w:proofErr w:type="spellEnd"/>
+      <w:r>
+        <w:t xml:space="preserve"> = $employee-&gt;id;</w:t>
       </w:r>
     </w:p>
     <w:p>
@@ -10877,7 +11445,23 @@
         <w:pStyle w:val="af2"/>
       </w:pPr>
       <w:r>
-        <w:t xml:space="preserve">        $isIdSame = $idEmployee == $this-&gt;identity-&gt;id;</w:t>
+        <w:t xml:space="preserve">        $</w:t>
+      </w:r>
+      <w:proofErr w:type="spellStart"/>
+      <w:r>
+        <w:t>isIdSame</w:t>
+      </w:r>
+      <w:proofErr w:type="spellEnd"/>
+      <w:r>
+        <w:t xml:space="preserve"> = $</w:t>
+      </w:r>
+      <w:proofErr w:type="spellStart"/>
+      <w:r>
+        <w:t>idEmployee</w:t>
+      </w:r>
+      <w:proofErr w:type="spellEnd"/>
+      <w:r>
+        <w:t xml:space="preserve"> == $this-&gt;identity-&gt;id;</w:t>
       </w:r>
     </w:p>
     <w:p>
@@ -10885,7 +11469,63 @@
         <w:pStyle w:val="af2"/>
       </w:pPr>
       <w:r>
-        <w:t xml:space="preserve">        $isUserHasAccess = $this-&gt;identity-&gt;usertype == Site_Auth::ADMIN || $this-&gt;identity-&gt;usertype == Site_Auth::EMPLOYEE;</w:t>
+        <w:t xml:space="preserve">        $</w:t>
+      </w:r>
+      <w:proofErr w:type="spellStart"/>
+      <w:r>
+        <w:t>isUserHasAccess</w:t>
+      </w:r>
+      <w:proofErr w:type="spellEnd"/>
+      <w:r>
+        <w:t xml:space="preserve"> = $this-&gt;identity-&gt;</w:t>
+      </w:r>
+      <w:proofErr w:type="spellStart"/>
+      <w:r>
+        <w:t>usertype</w:t>
+      </w:r>
+      <w:proofErr w:type="spellEnd"/>
+      <w:r>
+        <w:t xml:space="preserve"> == </w:t>
+      </w:r>
+      <w:proofErr w:type="spellStart"/>
+      <w:r>
+        <w:t>Site_</w:t>
+      </w:r>
+      <w:proofErr w:type="gramStart"/>
+      <w:r>
+        <w:t>Auth</w:t>
+      </w:r>
+      <w:proofErr w:type="spellEnd"/>
+      <w:r>
+        <w:t>::</w:t>
+      </w:r>
+      <w:proofErr w:type="gramEnd"/>
+      <w:r>
+        <w:t>ADMIN || $this-&gt;identity-&gt;</w:t>
+      </w:r>
+      <w:proofErr w:type="spellStart"/>
+      <w:r>
+        <w:t>usertype</w:t>
+      </w:r>
+      <w:proofErr w:type="spellEnd"/>
+      <w:r>
+        <w:t xml:space="preserve"> == </w:t>
+      </w:r>
+      <w:proofErr w:type="spellStart"/>
+      <w:r>
+        <w:t>Site_</w:t>
+      </w:r>
+      <w:proofErr w:type="gramStart"/>
+      <w:r>
+        <w:t>Auth</w:t>
+      </w:r>
+      <w:proofErr w:type="spellEnd"/>
+      <w:r>
+        <w:t>::</w:t>
+      </w:r>
+      <w:proofErr w:type="gramEnd"/>
+      <w:r>
+        <w:t>EMPLOYEE;</w:t>
       </w:r>
     </w:p>
     <w:p>
@@ -10893,7 +11533,23 @@
         <w:pStyle w:val="af2"/>
       </w:pPr>
       <w:r>
-        <w:t xml:space="preserve">        $this-&gt;view-&gt;usertype = $this-&gt;identity-&gt;usertype;</w:t>
+        <w:t xml:space="preserve">        $this-&gt;view-&gt;</w:t>
+      </w:r>
+      <w:proofErr w:type="spellStart"/>
+      <w:r>
+        <w:t>usertype</w:t>
+      </w:r>
+      <w:proofErr w:type="spellEnd"/>
+      <w:r>
+        <w:t xml:space="preserve"> = $this-&gt;identity-&gt;</w:t>
+      </w:r>
+      <w:proofErr w:type="spellStart"/>
+      <w:r>
+        <w:t>usertype</w:t>
+      </w:r>
+      <w:proofErr w:type="spellEnd"/>
+      <w:r>
+        <w:t>;</w:t>
       </w:r>
     </w:p>
     <w:p>
@@ -10901,15 +11557,46 @@
         <w:pStyle w:val="af2"/>
       </w:pPr>
       <w:r>
-        <w:t xml:space="preserve">        if(false == $isUserHasAccess){</w:t>
-      </w:r>
+        <w:t xml:space="preserve">        </w:t>
+      </w:r>
+      <w:proofErr w:type="gramStart"/>
+      <w:r>
+        <w:t>if(</w:t>
+      </w:r>
+      <w:proofErr w:type="gramEnd"/>
+      <w:r>
+        <w:t>false == $</w:t>
+      </w:r>
+      <w:proofErr w:type="spellStart"/>
+      <w:proofErr w:type="gramStart"/>
+      <w:r>
+        <w:t>isUserHasAccess</w:t>
+      </w:r>
+      <w:proofErr w:type="spellEnd"/>
+      <w:r>
+        <w:t>){</w:t>
+      </w:r>
+      <w:proofErr w:type="gramEnd"/>
     </w:p>
     <w:p>
       <w:pPr>
         <w:pStyle w:val="af2"/>
       </w:pPr>
       <w:r>
-        <w:t xml:space="preserve">            $this-&gt;_helper-&gt;redirector-&gt;goToUrl('/');</w:t>
+        <w:t xml:space="preserve">            $this-&gt;_helper-&gt;redirector-&gt;</w:t>
+      </w:r>
+      <w:proofErr w:type="spellStart"/>
+      <w:proofErr w:type="gramStart"/>
+      <w:r>
+        <w:t>goToUrl</w:t>
+      </w:r>
+      <w:proofErr w:type="spellEnd"/>
+      <w:r>
+        <w:t>(</w:t>
+      </w:r>
+      <w:proofErr w:type="gramEnd"/>
+      <w:r>
+        <w:t>'/');</w:t>
       </w:r>
     </w:p>
     <w:p>
@@ -10984,7 +11671,47 @@
         <w:pStyle w:val="af2"/>
       </w:pPr>
       <w:r>
-        <w:t>$todayLessonsDates = User_Model_LiteAttendance::getLessonsList($idEmployee, $date);</w:t>
+        <w:t>$</w:t>
+      </w:r>
+      <w:proofErr w:type="spellStart"/>
+      <w:r>
+        <w:t>todayLessonsDates</w:t>
+      </w:r>
+      <w:proofErr w:type="spellEnd"/>
+      <w:r>
+        <w:t xml:space="preserve"> = </w:t>
+      </w:r>
+      <w:proofErr w:type="spellStart"/>
+      <w:r>
+        <w:t>User_Model_</w:t>
+      </w:r>
+      <w:proofErr w:type="gramStart"/>
+      <w:r>
+        <w:t>LiteAttendance</w:t>
+      </w:r>
+      <w:proofErr w:type="spellEnd"/>
+      <w:r>
+        <w:t>::</w:t>
+      </w:r>
+      <w:proofErr w:type="spellStart"/>
+      <w:r>
+        <w:t>getLessonsList</w:t>
+      </w:r>
+      <w:proofErr w:type="spellEnd"/>
+      <w:r>
+        <w:t>(</w:t>
+      </w:r>
+      <w:proofErr w:type="gramEnd"/>
+      <w:r>
+        <w:t>$</w:t>
+      </w:r>
+      <w:proofErr w:type="spellStart"/>
+      <w:r>
+        <w:t>idEmployee</w:t>
+      </w:r>
+      <w:proofErr w:type="spellEnd"/>
+      <w:r>
+        <w:t>, $date);</w:t>
       </w:r>
     </w:p>
     <w:p>
@@ -10992,10 +11719,26 @@
         <w:pStyle w:val="af2"/>
       </w:pPr>
       <w:r>
-        <w:t xml:space="preserve">        $this-&gt;view-&gt;todayLes</w:t>
-      </w:r>
-      <w:r>
-        <w:t>sonsDates = $todayLessonsDates;</w:t>
+        <w:t xml:space="preserve">        $this-&gt;view-&gt;</w:t>
+      </w:r>
+      <w:proofErr w:type="spellStart"/>
+      <w:r>
+        <w:t>todayLes</w:t>
+      </w:r>
+      <w:r>
+        <w:t>sonsDates</w:t>
+      </w:r>
+      <w:proofErr w:type="spellEnd"/>
+      <w:r>
+        <w:t xml:space="preserve"> = $</w:t>
+      </w:r>
+      <w:proofErr w:type="spellStart"/>
+      <w:r>
+        <w:t>todayLessonsDates</w:t>
+      </w:r>
+      <w:proofErr w:type="spellEnd"/>
+      <w:r>
+        <w:t>;</w:t>
       </w:r>
     </w:p>
     <w:p>
@@ -11003,7 +11746,15 @@
         <w:pStyle w:val="af2"/>
       </w:pPr>
       <w:r>
-        <w:t xml:space="preserve">        $currentLesson = [];</w:t>
+        <w:t xml:space="preserve">        $</w:t>
+      </w:r>
+      <w:proofErr w:type="spellStart"/>
+      <w:r>
+        <w:t>currentLesson</w:t>
+      </w:r>
+      <w:proofErr w:type="spellEnd"/>
+      <w:r>
+        <w:t xml:space="preserve"> = [];</w:t>
       </w:r>
     </w:p>
     <w:p>
@@ -11011,31 +11762,94 @@
         <w:pStyle w:val="af2"/>
       </w:pPr>
       <w:r>
-        <w:t xml:space="preserve">        if(isset($params['numberlesson'])){</w:t>
-      </w:r>
+        <w:t xml:space="preserve">        if(</w:t>
+      </w:r>
+      <w:proofErr w:type="spellStart"/>
+      <w:r>
+        <w:t>isset</w:t>
+      </w:r>
+      <w:proofErr w:type="spellEnd"/>
+      <w:r>
+        <w:t>($params['</w:t>
+      </w:r>
+      <w:proofErr w:type="spellStart"/>
+      <w:r>
+        <w:t>numberlesson</w:t>
+      </w:r>
+      <w:proofErr w:type="spellEnd"/>
+      <w:r>
+        <w:t>']</w:t>
+      </w:r>
+      <w:proofErr w:type="gramStart"/>
+      <w:r>
+        <w:t>)){</w:t>
+      </w:r>
+      <w:proofErr w:type="gramEnd"/>
     </w:p>
     <w:p>
       <w:pPr>
         <w:pStyle w:val="af2"/>
       </w:pPr>
       <w:r>
-        <w:t xml:space="preserve">            foreach($todayLessonsDates as $lesson){</w:t>
-      </w:r>
+        <w:t xml:space="preserve">            </w:t>
+      </w:r>
+      <w:proofErr w:type="gramStart"/>
+      <w:r>
+        <w:t>foreach(</w:t>
+      </w:r>
+      <w:proofErr w:type="gramEnd"/>
+      <w:r>
+        <w:t>$</w:t>
+      </w:r>
+      <w:proofErr w:type="spellStart"/>
+      <w:r>
+        <w:t>todayLessonsDates</w:t>
+      </w:r>
+      <w:proofErr w:type="spellEnd"/>
+      <w:r>
+        <w:t xml:space="preserve"> as $</w:t>
+      </w:r>
+      <w:proofErr w:type="gramStart"/>
+      <w:r>
+        <w:t>lesson){</w:t>
+      </w:r>
+      <w:proofErr w:type="gramEnd"/>
     </w:p>
     <w:p>
       <w:pPr>
         <w:pStyle w:val="af2"/>
       </w:pPr>
       <w:r>
-        <w:t xml:space="preserve">                if ($lesson['NumberLesson'] == $params['numberlesson']){</w:t>
-      </w:r>
+        <w:t xml:space="preserve">                if ($lesson['NumberLesson'] == $params['</w:t>
+      </w:r>
+      <w:proofErr w:type="spellStart"/>
+      <w:r>
+        <w:t>numberlesson</w:t>
+      </w:r>
+      <w:proofErr w:type="spellEnd"/>
+      <w:r>
+        <w:t>'</w:t>
+      </w:r>
+      <w:proofErr w:type="gramStart"/>
+      <w:r>
+        <w:t>]){</w:t>
+      </w:r>
+      <w:proofErr w:type="gramEnd"/>
     </w:p>
     <w:p>
       <w:pPr>
         <w:pStyle w:val="af2"/>
       </w:pPr>
       <w:r>
-        <w:t xml:space="preserve">                    $currentLesson = $lesson;</w:t>
+        <w:t xml:space="preserve">                    $</w:t>
+      </w:r>
+      <w:proofErr w:type="spellStart"/>
+      <w:r>
+        <w:t>currentLesson</w:t>
+      </w:r>
+      <w:proofErr w:type="spellEnd"/>
+      <w:r>
+        <w:t xml:space="preserve"> = $lesson;</w:t>
       </w:r>
     </w:p>
     <w:p>
@@ -11076,15 +11890,46 @@
         <w:pStyle w:val="af2"/>
       </w:pPr>
       <w:r>
-        <w:t xml:space="preserve">        elseif($date == Date('Y-m-d')){</w:t>
-      </w:r>
+        <w:t xml:space="preserve">        </w:t>
+      </w:r>
+      <w:proofErr w:type="gramStart"/>
+      <w:r>
+        <w:t>elseif(</w:t>
+      </w:r>
+      <w:proofErr w:type="gramEnd"/>
+      <w:r>
+        <w:t>$date == Date('Y-m-d'</w:t>
+      </w:r>
+      <w:proofErr w:type="gramStart"/>
+      <w:r>
+        <w:t>)){</w:t>
+      </w:r>
+      <w:proofErr w:type="gramEnd"/>
     </w:p>
     <w:p>
       <w:pPr>
         <w:pStyle w:val="af2"/>
       </w:pPr>
       <w:r>
-        <w:t xml:space="preserve">            $current_time = date('H:i');</w:t>
+        <w:t xml:space="preserve">            $</w:t>
+      </w:r>
+      <w:proofErr w:type="spellStart"/>
+      <w:r>
+        <w:t>current_time</w:t>
+      </w:r>
+      <w:proofErr w:type="spellEnd"/>
+      <w:r>
+        <w:t xml:space="preserve"> = date('</w:t>
+      </w:r>
+      <w:proofErr w:type="spellStart"/>
+      <w:proofErr w:type="gramStart"/>
+      <w:r>
+        <w:t>H:i</w:t>
+      </w:r>
+      <w:proofErr w:type="spellEnd"/>
+      <w:proofErr w:type="gramEnd"/>
+      <w:r>
+        <w:t>');</w:t>
       </w:r>
     </w:p>
     <w:p>
@@ -11092,21 +11937,116 @@
         <w:pStyle w:val="af2"/>
       </w:pPr>
       <w:r>
-        <w:t xml:space="preserve">            for</w:t>
-      </w:r>
-      <w:r>
-        <w:t>($i = count($todayLessonsDates)-1; $i&gt;=</w:t>
-      </w:r>
-      <w:r>
-        <w:t>0; $i--){</w:t>
-      </w:r>
+        <w:t xml:space="preserve">            </w:t>
+      </w:r>
+      <w:proofErr w:type="gramStart"/>
+      <w:r>
+        <w:t>for</w:t>
+      </w:r>
+      <w:r>
+        <w:t>(</w:t>
+      </w:r>
+      <w:proofErr w:type="gramEnd"/>
+      <w:r>
+        <w:t>$</w:t>
+      </w:r>
+      <w:proofErr w:type="spellStart"/>
+      <w:r>
+        <w:t>i</w:t>
+      </w:r>
+      <w:proofErr w:type="spellEnd"/>
+      <w:r>
+        <w:t xml:space="preserve"> = count($</w:t>
+      </w:r>
+      <w:proofErr w:type="spellStart"/>
+      <w:r>
+        <w:t>todayLessonsDates</w:t>
+      </w:r>
+      <w:proofErr w:type="spellEnd"/>
+      <w:r>
+        <w:t>)-1; $</w:t>
+      </w:r>
+      <w:proofErr w:type="spellStart"/>
+      <w:r>
+        <w:t>i</w:t>
+      </w:r>
+      <w:proofErr w:type="spellEnd"/>
+      <w:r>
+        <w:t>&gt;=</w:t>
+      </w:r>
+      <w:r>
+        <w:t>0; $</w:t>
+      </w:r>
+      <w:proofErr w:type="spellStart"/>
+      <w:r>
+        <w:t>i</w:t>
+      </w:r>
+      <w:proofErr w:type="spellEnd"/>
+      <w:proofErr w:type="gramStart"/>
+      <w:r>
+        <w:t>--){</w:t>
+      </w:r>
+      <w:proofErr w:type="gramEnd"/>
     </w:p>
     <w:p>
       <w:pPr>
         <w:pStyle w:val="af2"/>
       </w:pPr>
       <w:r>
-        <w:t xml:space="preserve">                if (strtotime($todayLessonsDates[$i]['startTime']) &lt;= strtotime($current_time)) {</w:t>
+        <w:t xml:space="preserve">                if (</w:t>
+      </w:r>
+      <w:proofErr w:type="spellStart"/>
+      <w:r>
+        <w:t>strtotime</w:t>
+      </w:r>
+      <w:proofErr w:type="spellEnd"/>
+      <w:r>
+        <w:t>($</w:t>
+      </w:r>
+      <w:proofErr w:type="spellStart"/>
+      <w:r>
+        <w:t>todayLessonsDates</w:t>
+      </w:r>
+      <w:proofErr w:type="spellEnd"/>
+      <w:r>
+        <w:t>[$</w:t>
+      </w:r>
+      <w:proofErr w:type="spellStart"/>
+      <w:proofErr w:type="gramStart"/>
+      <w:r>
+        <w:t>i</w:t>
+      </w:r>
+      <w:proofErr w:type="spellEnd"/>
+      <w:r>
+        <w:t>][</w:t>
+      </w:r>
+      <w:proofErr w:type="gramEnd"/>
+      <w:r>
+        <w:t>'</w:t>
+      </w:r>
+      <w:proofErr w:type="spellStart"/>
+      <w:r>
+        <w:t>startTime</w:t>
+      </w:r>
+      <w:proofErr w:type="spellEnd"/>
+      <w:r>
+        <w:t xml:space="preserve">']) &lt;= </w:t>
+      </w:r>
+      <w:proofErr w:type="spellStart"/>
+      <w:r>
+        <w:t>strtotime</w:t>
+      </w:r>
+      <w:proofErr w:type="spellEnd"/>
+      <w:r>
+        <w:t>($</w:t>
+      </w:r>
+      <w:proofErr w:type="spellStart"/>
+      <w:r>
+        <w:t>current_time</w:t>
+      </w:r>
+      <w:proofErr w:type="spellEnd"/>
+      <w:r>
+        <w:t>)) {</w:t>
       </w:r>
     </w:p>
     <w:p>
@@ -11125,27 +12065,33 @@
         </w:rPr>
         <w:t>$</w:t>
       </w:r>
+      <w:proofErr w:type="spellStart"/>
       <w:r>
         <w:t>currentLesson</w:t>
       </w:r>
+      <w:proofErr w:type="spellEnd"/>
       <w:r>
         <w:rPr>
           <w:lang w:val="ru-RU"/>
         </w:rPr>
         <w:t xml:space="preserve"> = $</w:t>
       </w:r>
+      <w:proofErr w:type="spellStart"/>
       <w:r>
         <w:t>todayLessonsDates</w:t>
       </w:r>
+      <w:proofErr w:type="spellEnd"/>
       <w:r>
         <w:rPr>
           <w:lang w:val="ru-RU"/>
         </w:rPr>
         <w:t>[$</w:t>
       </w:r>
+      <w:proofErr w:type="spellStart"/>
       <w:r>
         <w:t>i</w:t>
       </w:r>
+      <w:proofErr w:type="spellEnd"/>
       <w:r>
         <w:rPr>
           <w:lang w:val="ru-RU"/>
@@ -11230,21 +12176,25 @@
       <w:r>
         <w:t>В реализации этого алгоритма контроллер обращается к модели через метод «</w:t>
       </w:r>
+      <w:proofErr w:type="spellStart"/>
       <w:r>
         <w:rPr>
           <w:lang w:val="en-US"/>
         </w:rPr>
         <w:t>getLessonsList</w:t>
       </w:r>
+      <w:proofErr w:type="spellEnd"/>
       <w:r>
         <w:t>» для формирования набора занятий на определенную дату для преподавателя. Затем в представление модели передаются полученные данные, в поле «</w:t>
       </w:r>
+      <w:proofErr w:type="spellStart"/>
       <w:r>
         <w:rPr>
           <w:lang w:val="en-US"/>
         </w:rPr>
         <w:t>todayLessonsDates</w:t>
       </w:r>
+      <w:proofErr w:type="spellEnd"/>
       <w:r>
         <w:t>»</w:t>
       </w:r>
@@ -11252,14 +12202,24 @@
         <w:t xml:space="preserve"> </w:t>
       </w:r>
       <w:r>
-        <w:t>объекта представления «view». Далее реализуется сам алгоритм поиска нужного занятия. Параметр «</w:t>
-      </w:r>
+        <w:t>объекта представления «</w:t>
+      </w:r>
+      <w:proofErr w:type="spellStart"/>
+      <w:r>
+        <w:t>view</w:t>
+      </w:r>
+      <w:proofErr w:type="spellEnd"/>
+      <w:r>
+        <w:t>». Далее реализуется сам алгоритм поиска нужного занятия. Параметр «</w:t>
+      </w:r>
+      <w:proofErr w:type="spellStart"/>
       <w:r>
         <w:rPr>
           <w:lang w:val="en-US"/>
         </w:rPr>
         <w:t>numberlesson</w:t>
       </w:r>
+      <w:proofErr w:type="spellEnd"/>
       <w:r>
         <w:t>»</w:t>
       </w:r>
@@ -11302,56 +12262,336 @@
     <w:p>
       <w:pPr>
         <w:pStyle w:val="af2"/>
+      </w:pPr>
+      <w:r>
         <w:rPr>
           <w:lang w:val="ru-RU"/>
         </w:rPr>
-      </w:pPr>
-      <w:r>
+        <w:t xml:space="preserve">    </w:t>
+      </w:r>
+      <w:r>
+        <w:t>public</w:t>
+      </w:r>
+      <w:r>
+        <w:t xml:space="preserve"> </w:t>
+      </w:r>
+      <w:r>
+        <w:t>function</w:t>
+      </w:r>
+      <w:r>
+        <w:t xml:space="preserve"> </w:t>
+      </w:r>
+      <w:proofErr w:type="spellStart"/>
+      <w:proofErr w:type="gramStart"/>
+      <w:r>
+        <w:t>getlessontypeAction</w:t>
+      </w:r>
+      <w:proofErr w:type="spellEnd"/>
+      <w:r>
+        <w:t>(){</w:t>
+      </w:r>
+      <w:proofErr w:type="gramEnd"/>
+    </w:p>
+    <w:p>
+      <w:pPr>
+        <w:pStyle w:val="af2"/>
+      </w:pPr>
+      <w:r>
+        <w:t xml:space="preserve">        </w:t>
+      </w:r>
+      <w:r>
+        <w:t>if(!$this-&gt;_request-&gt;</w:t>
+      </w:r>
+      <w:proofErr w:type="spellStart"/>
+      <w:proofErr w:type="gramStart"/>
+      <w:r>
+        <w:t>isPost</w:t>
+      </w:r>
+      <w:proofErr w:type="spellEnd"/>
+      <w:r>
+        <w:t>()){</w:t>
+      </w:r>
+      <w:proofErr w:type="gramEnd"/>
+    </w:p>
+    <w:p>
+      <w:pPr>
+        <w:pStyle w:val="af2"/>
+      </w:pPr>
+      <w:r>
+        <w:t xml:space="preserve">            return;</w:t>
+      </w:r>
+    </w:p>
+    <w:p>
+      <w:pPr>
+        <w:pStyle w:val="af2"/>
+      </w:pPr>
+      <w:r>
+        <w:t xml:space="preserve">        }</w:t>
+      </w:r>
+    </w:p>
+    <w:p>
+      <w:pPr>
+        <w:pStyle w:val="af2"/>
+      </w:pPr>
+      <w:r>
+        <w:t xml:space="preserve">        $post = $this-&gt;_request-&gt;</w:t>
+      </w:r>
+      <w:proofErr w:type="spellStart"/>
+      <w:proofErr w:type="gramStart"/>
+      <w:r>
+        <w:t>getPost</w:t>
+      </w:r>
+      <w:proofErr w:type="spellEnd"/>
+      <w:r>
+        <w:t>(</w:t>
+      </w:r>
+      <w:proofErr w:type="gramEnd"/>
+      <w:r>
+        <w:t>);</w:t>
+      </w:r>
+    </w:p>
+    <w:p>
+      <w:pPr>
+        <w:pStyle w:val="af2"/>
+      </w:pPr>
+      <w:r>
+        <w:lastRenderedPageBreak/>
+        <w:t xml:space="preserve">        $</w:t>
+      </w:r>
+      <w:proofErr w:type="spellStart"/>
+      <w:r>
+        <w:t>isuup_subject_id</w:t>
+      </w:r>
+      <w:proofErr w:type="spellEnd"/>
+      <w:r>
+        <w:t xml:space="preserve"> = $post['</w:t>
+      </w:r>
+      <w:proofErr w:type="spellStart"/>
+      <w:r>
+        <w:t>isuup_subject_id</w:t>
+      </w:r>
+      <w:proofErr w:type="spellEnd"/>
+      <w:r>
+        <w:t>'];</w:t>
+      </w:r>
+    </w:p>
+    <w:p>
+      <w:pPr>
+        <w:pStyle w:val="af2"/>
+      </w:pPr>
+      <w:r>
+        <w:t xml:space="preserve">        $</w:t>
+      </w:r>
+      <w:proofErr w:type="spellStart"/>
+      <w:r>
+        <w:t>idEmployee</w:t>
+      </w:r>
+      <w:proofErr w:type="spellEnd"/>
+      <w:r>
+        <w:t xml:space="preserve"> = $post['</w:t>
+      </w:r>
+      <w:proofErr w:type="spellStart"/>
+      <w:r>
+        <w:t>idEmployee</w:t>
+      </w:r>
+      <w:proofErr w:type="spellEnd"/>
+      <w:r>
+        <w:t>'];</w:t>
+      </w:r>
+    </w:p>
+    <w:p>
+      <w:pPr>
+        <w:pStyle w:val="af2"/>
+      </w:pPr>
+      <w:r>
+        <w:t xml:space="preserve">        $</w:t>
+      </w:r>
+      <w:proofErr w:type="spellStart"/>
+      <w:r>
+        <w:t>idGroup</w:t>
+      </w:r>
+      <w:proofErr w:type="spellEnd"/>
+      <w:r>
+        <w:t xml:space="preserve"> = $post['</w:t>
+      </w:r>
+      <w:proofErr w:type="spellStart"/>
+      <w:r>
+        <w:t>idGroup</w:t>
+      </w:r>
+      <w:proofErr w:type="spellEnd"/>
+      <w:r>
+        <w:t xml:space="preserve">']; </w:t>
+      </w:r>
+    </w:p>
+    <w:p>
+      <w:pPr>
+        <w:pStyle w:val="af2"/>
+      </w:pPr>
+      <w:r>
+        <w:t xml:space="preserve">        $result = User_Model_</w:t>
+      </w:r>
+      <w:proofErr w:type="gramStart"/>
+      <w:r>
+        <w:t>LiteAttendance::</w:t>
+      </w:r>
+      <w:proofErr w:type="gramEnd"/>
+      <w:r>
+        <w:t>get_lesson_type_</w:t>
+      </w:r>
+      <w:proofErr w:type="gramStart"/>
+      <w:r>
+        <w:t>encoded(</w:t>
+      </w:r>
+      <w:proofErr w:type="gramEnd"/>
+      <w:r>
+        <w:t>$isuup_subject_id, $</w:t>
+      </w:r>
+      <w:proofErr w:type="spellStart"/>
+      <w:r>
+        <w:t>idEmployee</w:t>
+      </w:r>
+      <w:proofErr w:type="spellEnd"/>
+      <w:r>
+        <w:t>, $</w:t>
+      </w:r>
+      <w:proofErr w:type="spellStart"/>
+      <w:r>
+        <w:t>idGroup</w:t>
+      </w:r>
+      <w:proofErr w:type="spellEnd"/>
+      <w:r>
+        <w:t>);</w:t>
+      </w:r>
+    </w:p>
+    <w:p>
+      <w:pPr>
+        <w:pStyle w:val="af2"/>
+      </w:pPr>
+      <w:r>
+        <w:t xml:space="preserve">        $this-&gt;_helper-&gt;</w:t>
+      </w:r>
+      <w:proofErr w:type="spellStart"/>
+      <w:r>
+        <w:t>json</w:t>
+      </w:r>
+      <w:proofErr w:type="spellEnd"/>
+      <w:r>
+        <w:t>($result);</w:t>
+      </w:r>
+    </w:p>
+    <w:p>
+      <w:pPr>
+        <w:pStyle w:val="af2"/>
+      </w:pPr>
+      <w:r>
+        <w:t xml:space="preserve">        return;</w:t>
+      </w:r>
+    </w:p>
+    <w:p>
+      <w:pPr>
+        <w:pStyle w:val="af2"/>
         <w:rPr>
           <w:lang w:val="ru-RU"/>
         </w:rPr>
+      </w:pPr>
+      <w:r>
         <w:t xml:space="preserve">    </w:t>
       </w:r>
       <w:r>
-        <w:t>public</w:t>
-      </w:r>
-      <w:r>
         <w:rPr>
           <w:lang w:val="ru-RU"/>
         </w:rPr>
+        <w:t>}</w:t>
+      </w:r>
+      <w:r>
+        <w:rPr>
+          <w:lang w:val="ru-RU"/>
+        </w:rPr>
         <w:t xml:space="preserve"> </w:t>
       </w:r>
-      <w:r>
-        <w:t>function</w:t>
-      </w:r>
-      <w:r>
+    </w:p>
+    <w:p>
+      <w:pPr>
+        <w:pStyle w:val="ae"/>
+      </w:pPr>
+      <w:r>
+        <w:t>Листинг 4.1.4 – Метод обработчик для запроса типов занятия</w:t>
+      </w:r>
+    </w:p>
+    <w:p>
+      <w:r>
+        <w:t xml:space="preserve">Из параметров запроса контроллер получает необходимые данные и отправляет в метод модели, ответ которой упаковывает в формат </w:t>
+      </w:r>
+      <w:r>
+        <w:rPr>
+          <w:lang w:val="en-US"/>
+        </w:rPr>
+        <w:t>JSON</w:t>
+      </w:r>
+      <w:r>
+        <w:t xml:space="preserve"> </w:t>
+      </w:r>
+      <w:r>
+        <w:t>и отправляет обратно клиенту.</w:t>
+      </w:r>
+    </w:p>
+    <w:p>
+      <w:r>
+        <w:t>Модель реализуется отдельным классом с множеством статических методов. Пример реализации модели представлен на листинге 4.1.5.</w:t>
+      </w:r>
+    </w:p>
+    <w:p>
+      <w:pPr>
+        <w:pStyle w:val="af2"/>
         <w:rPr>
           <w:lang w:val="ru-RU"/>
         </w:rPr>
+      </w:pPr>
+      <w:r>
+        <w:t>class</w:t>
+      </w:r>
+      <w:r>
+        <w:rPr>
+          <w:lang w:val="ru-RU"/>
+        </w:rPr>
         <w:t xml:space="preserve"> </w:t>
       </w:r>
       <w:r>
-        <w:t>getlessontypeAction</w:t>
+        <w:t>User</w:t>
       </w:r>
       <w:r>
         <w:rPr>
           <w:lang w:val="ru-RU"/>
         </w:rPr>
-        <w:t>(){</w:t>
-      </w:r>
+        <w:t>_</w:t>
+      </w:r>
+      <w:r>
+        <w:t>Model</w:t>
+      </w:r>
+      <w:r>
+        <w:rPr>
+          <w:lang w:val="ru-RU"/>
+        </w:rPr>
+        <w:t>_</w:t>
+      </w:r>
+      <w:proofErr w:type="spellStart"/>
+      <w:r>
+        <w:t>LiteAttendance</w:t>
+      </w:r>
+      <w:proofErr w:type="spellEnd"/>
     </w:p>
     <w:p>
       <w:pPr>
         <w:pStyle w:val="af2"/>
-      </w:pPr>
-      <w:r>
         <w:rPr>
           <w:lang w:val="ru-RU"/>
         </w:rPr>
-        <w:t xml:space="preserve">        </w:t>
-      </w:r>
-      <w:r>
-        <w:t>if(!$this-&gt;_request-&gt;isPost()){</w:t>
+      </w:pPr>
+      <w:r>
+        <w:rPr>
+          <w:lang w:val="ru-RU"/>
+        </w:rPr>
+        <w:t>{</w:t>
       </w:r>
     </w:p>
     <w:p>
@@ -11359,7 +12599,53 @@
         <w:pStyle w:val="af2"/>
       </w:pPr>
       <w:r>
-        <w:t xml:space="preserve">            return;</w:t>
+        <w:rPr>
+          <w:lang w:val="ru-RU"/>
+        </w:rPr>
+        <w:t xml:space="preserve">    </w:t>
+      </w:r>
+      <w:r>
+        <w:t xml:space="preserve">public static function </w:t>
+      </w:r>
+      <w:proofErr w:type="spellStart"/>
+      <w:r>
+        <w:t>get_lesson_type_</w:t>
+      </w:r>
+      <w:proofErr w:type="gramStart"/>
+      <w:r>
+        <w:t>encoded</w:t>
+      </w:r>
+      <w:proofErr w:type="spellEnd"/>
+      <w:r>
+        <w:t>(</w:t>
+      </w:r>
+      <w:proofErr w:type="gramEnd"/>
+      <w:r>
+        <w:t>$</w:t>
+      </w:r>
+      <w:proofErr w:type="spellStart"/>
+      <w:r>
+        <w:t>isuup_subject_id</w:t>
+      </w:r>
+      <w:proofErr w:type="spellEnd"/>
+      <w:r>
+        <w:t>, $</w:t>
+      </w:r>
+      <w:proofErr w:type="spellStart"/>
+      <w:r>
+        <w:t>idEmployee</w:t>
+      </w:r>
+      <w:proofErr w:type="spellEnd"/>
+      <w:r>
+        <w:t>, $</w:t>
+      </w:r>
+      <w:proofErr w:type="spellStart"/>
+      <w:r>
+        <w:t>idGroup</w:t>
+      </w:r>
+      <w:proofErr w:type="spellEnd"/>
+      <w:r>
+        <w:t>)</w:t>
       </w:r>
     </w:p>
     <w:p>
@@ -11367,7 +12653,7 @@
         <w:pStyle w:val="af2"/>
       </w:pPr>
       <w:r>
-        <w:t xml:space="preserve">        }</w:t>
+        <w:t xml:space="preserve">    {</w:t>
       </w:r>
     </w:p>
     <w:p>
@@ -11375,7 +12661,25 @@
         <w:pStyle w:val="af2"/>
       </w:pPr>
       <w:r>
-        <w:t xml:space="preserve">        $post = $this-&gt;_request-&gt;getPost();</w:t>
+        <w:t xml:space="preserve">        $</w:t>
+      </w:r>
+      <w:proofErr w:type="spellStart"/>
+      <w:r>
+        <w:t>sql</w:t>
+      </w:r>
+      <w:proofErr w:type="spellEnd"/>
+      <w:r>
+        <w:t xml:space="preserve"> = "SELECT DISTINCT cos2.TypeLesson FROM </w:t>
+      </w:r>
+      <w:proofErr w:type="spellStart"/>
+      <w:proofErr w:type="gramStart"/>
+      <w:r>
+        <w:t>dbo.CellOfSchedule</w:t>
+      </w:r>
+      <w:proofErr w:type="spellEnd"/>
+      <w:proofErr w:type="gramEnd"/>
+      <w:r>
+        <w:t xml:space="preserve"> cos2</w:t>
       </w:r>
     </w:p>
     <w:p>
@@ -11383,8 +12687,25 @@
         <w:pStyle w:val="af2"/>
       </w:pPr>
       <w:r>
-        <w:lastRenderedPageBreak/>
-        <w:t xml:space="preserve">        $isuup_subject_id = $post['isuup_subject_id'];</w:t>
+        <w:t xml:space="preserve">            JOIN </w:t>
+      </w:r>
+      <w:proofErr w:type="spellStart"/>
+      <w:r>
+        <w:t>gruop</w:t>
+      </w:r>
+      <w:proofErr w:type="spellEnd"/>
+      <w:r>
+        <w:t xml:space="preserve"> grp ON </w:t>
+      </w:r>
+      <w:proofErr w:type="spellStart"/>
+      <w:proofErr w:type="gramStart"/>
+      <w:r>
+        <w:t>grp.idgruop</w:t>
+      </w:r>
+      <w:proofErr w:type="spellEnd"/>
+      <w:proofErr w:type="gramEnd"/>
+      <w:r>
+        <w:t xml:space="preserve"> = cos2.idGruop</w:t>
       </w:r>
     </w:p>
     <w:p>
@@ -11392,7 +12713,20 @@
         <w:pStyle w:val="af2"/>
       </w:pPr>
       <w:r>
-        <w:t xml:space="preserve">        $idEmployee = $post['idEmployee'];</w:t>
+        <w:t xml:space="preserve">            WHERE cos2.employee_id </w:t>
+      </w:r>
+      <w:proofErr w:type="gramStart"/>
+      <w:r>
+        <w:t>= :</w:t>
+      </w:r>
+      <w:proofErr w:type="spellStart"/>
+      <w:r>
+        <w:t>idEmployee</w:t>
+      </w:r>
+      <w:proofErr w:type="spellEnd"/>
+      <w:proofErr w:type="gramEnd"/>
+      <w:r>
+        <w:t xml:space="preserve"> </w:t>
       </w:r>
     </w:p>
     <w:p>
@@ -11400,7 +12734,23 @@
         <w:pStyle w:val="af2"/>
       </w:pPr>
       <w:r>
-        <w:t xml:space="preserve">        $idGroup = $post['idGroup']; </w:t>
+        <w:t xml:space="preserve">            AND cos2.isuup_subject_id </w:t>
+      </w:r>
+      <w:proofErr w:type="gramStart"/>
+      <w:r>
+        <w:t>= :</w:t>
+      </w:r>
+      <w:proofErr w:type="spellStart"/>
+      <w:r>
+        <w:t>isuup</w:t>
+      </w:r>
+      <w:proofErr w:type="gramEnd"/>
+      <w:r>
+        <w:t>_subject_id</w:t>
+      </w:r>
+      <w:proofErr w:type="spellEnd"/>
+      <w:r>
+        <w:t xml:space="preserve"> </w:t>
       </w:r>
     </w:p>
     <w:p>
@@ -11408,15 +12758,43 @@
         <w:pStyle w:val="af2"/>
       </w:pPr>
       <w:r>
-        <w:t xml:space="preserve">        $result = User_Model_LiteAttendance::get_lesson_type_encoded($isuup_subject_id, $idEmployee, $idGroup);</w:t>
-      </w:r>
+        <w:t xml:space="preserve">            AND cos2.Semester </w:t>
+      </w:r>
+      <w:proofErr w:type="gramStart"/>
+      <w:r>
+        <w:t>= :semester</w:t>
+      </w:r>
+      <w:proofErr w:type="gramEnd"/>
     </w:p>
     <w:p>
       <w:pPr>
         <w:pStyle w:val="af2"/>
       </w:pPr>
       <w:r>
-        <w:t xml:space="preserve">        $this-&gt;_helper-&gt;json($result);</w:t>
+        <w:t xml:space="preserve">            AND </w:t>
+      </w:r>
+      <w:proofErr w:type="spellStart"/>
+      <w:proofErr w:type="gramStart"/>
+      <w:r>
+        <w:t>grp.idgruop</w:t>
+      </w:r>
+      <w:proofErr w:type="spellEnd"/>
+      <w:proofErr w:type="gramEnd"/>
+      <w:r>
+        <w:t xml:space="preserve"> </w:t>
+      </w:r>
+      <w:proofErr w:type="gramStart"/>
+      <w:r>
+        <w:t>= :</w:t>
+      </w:r>
+      <w:proofErr w:type="spellStart"/>
+      <w:r>
+        <w:t>idGroup</w:t>
+      </w:r>
+      <w:proofErr w:type="spellEnd"/>
+      <w:proofErr w:type="gramEnd"/>
+      <w:r>
+        <w:t>";</w:t>
       </w:r>
     </w:p>
     <w:p>
@@ -11424,112 +12802,105 @@
         <w:pStyle w:val="af2"/>
       </w:pPr>
       <w:r>
-        <w:t xml:space="preserve">        return;</w:t>
+        <w:t xml:space="preserve">        $semester = </w:t>
+      </w:r>
+      <w:proofErr w:type="spellStart"/>
+      <w:r>
+        <w:t>User_Model_</w:t>
+      </w:r>
+      <w:proofErr w:type="gramStart"/>
+      <w:r>
+        <w:t>CurrentControl</w:t>
+      </w:r>
+      <w:proofErr w:type="spellEnd"/>
+      <w:r>
+        <w:t>::</w:t>
+      </w:r>
+      <w:proofErr w:type="spellStart"/>
+      <w:r>
+        <w:t>getCurrentSemester</w:t>
+      </w:r>
+      <w:proofErr w:type="spellEnd"/>
+      <w:r>
+        <w:t>(</w:t>
+      </w:r>
+      <w:proofErr w:type="gramEnd"/>
+      <w:r>
+        <w:t>);</w:t>
       </w:r>
     </w:p>
     <w:p>
       <w:pPr>
         <w:pStyle w:val="af2"/>
-        <w:rPr>
-          <w:lang w:val="ru-RU"/>
-        </w:rPr>
-      </w:pPr>
-      <w:r>
-        <w:t xml:space="preserve">    </w:t>
-      </w:r>
-      <w:r>
-        <w:rPr>
-          <w:lang w:val="ru-RU"/>
-        </w:rPr>
-        <w:t>}</w:t>
-      </w:r>
-      <w:r>
-        <w:rPr>
-          <w:lang w:val="ru-RU"/>
-        </w:rPr>
-        <w:t xml:space="preserve"> </w:t>
-      </w:r>
-    </w:p>
-    <w:p>
-      <w:pPr>
-        <w:pStyle w:val="ae"/>
-      </w:pPr>
-      <w:r>
-        <w:t>Листинг 4.1.4 – Метод обработчик для запроса типов занятия</w:t>
-      </w:r>
-    </w:p>
-    <w:p>
-      <w:r>
-        <w:t xml:space="preserve">Из параметров запроса контроллер получает необходимые данные и отправляет в метод модели, ответ которой упаковывает в формат </w:t>
-      </w:r>
-      <w:r>
-        <w:rPr>
-          <w:lang w:val="en-US"/>
-        </w:rPr>
-        <w:t>JSON</w:t>
-      </w:r>
-      <w:r>
-        <w:t xml:space="preserve"> </w:t>
-      </w:r>
-      <w:r>
-        <w:t>и отправляет обратно клиенту.</w:t>
-      </w:r>
-    </w:p>
-    <w:p>
-      <w:r>
-        <w:t>Модель реализуется отдельным классом с множеством статических методов. Пример реализации модели представлен на листинге 4.1.5.</w:t>
-      </w:r>
+      </w:pPr>
+      <w:r>
+        <w:t xml:space="preserve">        $</w:t>
+      </w:r>
+      <w:proofErr w:type="spellStart"/>
+      <w:r>
+        <w:t>queryParams</w:t>
+      </w:r>
+      <w:proofErr w:type="spellEnd"/>
+      <w:r>
+        <w:t xml:space="preserve"> = </w:t>
+      </w:r>
+      <w:proofErr w:type="gramStart"/>
+      <w:r>
+        <w:t>array(</w:t>
+      </w:r>
+      <w:proofErr w:type="gramEnd"/>
     </w:p>
     <w:p>
       <w:pPr>
         <w:pStyle w:val="af2"/>
-        <w:rPr>
-          <w:lang w:val="ru-RU"/>
-        </w:rPr>
-      </w:pPr>
-      <w:r>
-        <w:t>class</w:t>
-      </w:r>
-      <w:r>
-        <w:rPr>
-          <w:lang w:val="ru-RU"/>
-        </w:rPr>
-        <w:t xml:space="preserve"> </w:t>
-      </w:r>
-      <w:r>
-        <w:t>User</w:t>
-      </w:r>
-      <w:r>
-        <w:rPr>
-          <w:lang w:val="ru-RU"/>
-        </w:rPr>
-        <w:t>_</w:t>
-      </w:r>
-      <w:r>
-        <w:t>Model</w:t>
-      </w:r>
-      <w:r>
-        <w:rPr>
-          <w:lang w:val="ru-RU"/>
-        </w:rPr>
-        <w:t>_</w:t>
-      </w:r>
-      <w:r>
-        <w:t>LiteAttendance</w:t>
+      </w:pPr>
+      <w:r>
+        <w:t xml:space="preserve">            '</w:t>
+      </w:r>
+      <w:proofErr w:type="spellStart"/>
+      <w:r>
+        <w:t>idEmployee</w:t>
+      </w:r>
+      <w:proofErr w:type="spellEnd"/>
+      <w:r>
+        <w:t>' =&gt; $</w:t>
+      </w:r>
+      <w:proofErr w:type="spellStart"/>
+      <w:r>
+        <w:t>idEmployee</w:t>
+      </w:r>
+      <w:proofErr w:type="spellEnd"/>
+      <w:r>
+        <w:t>,</w:t>
       </w:r>
     </w:p>
     <w:p>
       <w:pPr>
         <w:pStyle w:val="af2"/>
-        <w:rPr>
-          <w:lang w:val="ru-RU"/>
-        </w:rPr>
-      </w:pPr>
-      <w:r>
-        <w:rPr>
-          <w:lang w:val="ru-RU"/>
-        </w:rPr>
-        <w:t>{</w:t>
+      </w:pPr>
+      <w:r>
+        <w:t xml:space="preserve">            '</w:t>
+      </w:r>
+      <w:proofErr w:type="spellStart"/>
+      <w:proofErr w:type="gramStart"/>
+      <w:r>
+        <w:t>isuup</w:t>
+      </w:r>
+      <w:proofErr w:type="gramEnd"/>
+      <w:r>
+        <w:t>_subject_id</w:t>
+      </w:r>
+      <w:proofErr w:type="spellEnd"/>
+      <w:r>
+        <w:t>' =&gt; $</w:t>
+      </w:r>
+      <w:proofErr w:type="spellStart"/>
+      <w:r>
+        <w:t>isuup_subject_id</w:t>
+      </w:r>
+      <w:proofErr w:type="spellEnd"/>
+      <w:r>
+        <w:t>,</w:t>
       </w:r>
     </w:p>
     <w:p>
@@ -11537,109 +12908,23 @@
         <w:pStyle w:val="af2"/>
       </w:pPr>
       <w:r>
-        <w:rPr>
-          <w:lang w:val="ru-RU"/>
-        </w:rPr>
-        <w:t xml:space="preserve">    </w:t>
-      </w:r>
-      <w:r>
-        <w:t>public static function get_lesson_type_encoded($isuup_subject_id, $idEmployee, $idGroup)</w:t>
-      </w:r>
-    </w:p>
-    <w:p>
-      <w:pPr>
-        <w:pStyle w:val="af2"/>
-      </w:pPr>
-      <w:r>
-        <w:t xml:space="preserve">    {</w:t>
-      </w:r>
-    </w:p>
-    <w:p>
-      <w:pPr>
-        <w:pStyle w:val="af2"/>
-      </w:pPr>
-      <w:r>
-        <w:t xml:space="preserve">        $sql = "SELECT DISTINCT cos2.TypeLesson FROM dbo.CellOfSchedule cos2</w:t>
-      </w:r>
-    </w:p>
-    <w:p>
-      <w:pPr>
-        <w:pStyle w:val="af2"/>
-      </w:pPr>
-      <w:r>
-        <w:t xml:space="preserve">            JOIN gruop grp ON grp.idgruop = cos2.idGruop</w:t>
-      </w:r>
-    </w:p>
-    <w:p>
-      <w:pPr>
-        <w:pStyle w:val="af2"/>
-      </w:pPr>
-      <w:r>
-        <w:t xml:space="preserve">            WHERE cos2.employee_id = :idEmployee </w:t>
-      </w:r>
-    </w:p>
-    <w:p>
-      <w:pPr>
-        <w:pStyle w:val="af2"/>
-      </w:pPr>
-      <w:r>
-        <w:t xml:space="preserve">            AND cos2.isuup_subject_id = :isuup_subject_id </w:t>
-      </w:r>
-    </w:p>
-    <w:p>
-      <w:pPr>
-        <w:pStyle w:val="af2"/>
-      </w:pPr>
-      <w:r>
-        <w:t xml:space="preserve">            AND cos2.Semester = :semester</w:t>
-      </w:r>
-    </w:p>
-    <w:p>
-      <w:pPr>
-        <w:pStyle w:val="af2"/>
-      </w:pPr>
-      <w:r>
-        <w:t xml:space="preserve">            AND grp.idgruop = :idGroup";</w:t>
-      </w:r>
-    </w:p>
-    <w:p>
-      <w:pPr>
-        <w:pStyle w:val="af2"/>
-      </w:pPr>
-      <w:r>
-        <w:t xml:space="preserve">        $semester = User_Model_CurrentControl::getCurrentSemester();</w:t>
-      </w:r>
-    </w:p>
-    <w:p>
-      <w:pPr>
-        <w:pStyle w:val="af2"/>
-      </w:pPr>
-      <w:r>
-        <w:t xml:space="preserve">        $queryParams = array(</w:t>
-      </w:r>
-    </w:p>
-    <w:p>
-      <w:pPr>
-        <w:pStyle w:val="af2"/>
-      </w:pPr>
-      <w:r>
-        <w:t xml:space="preserve">            'idEmployee' =&gt; $idEmployee,</w:t>
-      </w:r>
-    </w:p>
-    <w:p>
-      <w:pPr>
-        <w:pStyle w:val="af2"/>
-      </w:pPr>
-      <w:r>
-        <w:t xml:space="preserve">            'isuup_subject_id' =&gt; $isuup_subject_id,</w:t>
-      </w:r>
-    </w:p>
-    <w:p>
-      <w:pPr>
-        <w:pStyle w:val="af2"/>
-      </w:pPr>
-      <w:r>
-        <w:t xml:space="preserve">            'idGroup' =&gt; $idGroup,</w:t>
+        <w:t xml:space="preserve">            '</w:t>
+      </w:r>
+      <w:proofErr w:type="spellStart"/>
+      <w:r>
+        <w:t>idGroup</w:t>
+      </w:r>
+      <w:proofErr w:type="spellEnd"/>
+      <w:r>
+        <w:t>' =&gt; $</w:t>
+      </w:r>
+      <w:proofErr w:type="spellStart"/>
+      <w:r>
+        <w:t>idGroup</w:t>
+      </w:r>
+      <w:proofErr w:type="spellEnd"/>
+      <w:r>
+        <w:t>,</w:t>
       </w:r>
     </w:p>
     <w:p>
@@ -11662,10 +12947,71 @@
         <w:pStyle w:val="af2"/>
       </w:pPr>
       <w:r>
-        <w:t xml:space="preserve">        $query_result = Application_Model_Db::queryPDO($sql, $queryParam</w:t>
-      </w:r>
-      <w:r>
-        <w:t>s)-&gt;fetchAll(PDO::FETCH_ASSOC);</w:t>
+        <w:t xml:space="preserve">        $</w:t>
+      </w:r>
+      <w:proofErr w:type="spellStart"/>
+      <w:r>
+        <w:t>query_result</w:t>
+      </w:r>
+      <w:proofErr w:type="spellEnd"/>
+      <w:r>
+        <w:t xml:space="preserve"> = </w:t>
+      </w:r>
+      <w:proofErr w:type="spellStart"/>
+      <w:r>
+        <w:t>Application_Model_</w:t>
+      </w:r>
+      <w:proofErr w:type="gramStart"/>
+      <w:r>
+        <w:t>Db</w:t>
+      </w:r>
+      <w:proofErr w:type="spellEnd"/>
+      <w:r>
+        <w:t>::</w:t>
+      </w:r>
+      <w:proofErr w:type="spellStart"/>
+      <w:r>
+        <w:t>queryPDO</w:t>
+      </w:r>
+      <w:proofErr w:type="spellEnd"/>
+      <w:r>
+        <w:t>(</w:t>
+      </w:r>
+      <w:proofErr w:type="gramEnd"/>
+      <w:r>
+        <w:t>$</w:t>
+      </w:r>
+      <w:proofErr w:type="spellStart"/>
+      <w:r>
+        <w:t>sql</w:t>
+      </w:r>
+      <w:proofErr w:type="spellEnd"/>
+      <w:r>
+        <w:t>, $</w:t>
+      </w:r>
+      <w:proofErr w:type="spellStart"/>
+      <w:r>
+        <w:t>queryParam</w:t>
+      </w:r>
+      <w:r>
+        <w:t>s</w:t>
+      </w:r>
+      <w:proofErr w:type="spellEnd"/>
+      <w:r>
+        <w:t>)-&gt;</w:t>
+      </w:r>
+      <w:proofErr w:type="spellStart"/>
+      <w:proofErr w:type="gramStart"/>
+      <w:r>
+        <w:t>fetchAll</w:t>
+      </w:r>
+      <w:proofErr w:type="spellEnd"/>
+      <w:r>
+        <w:t>(PDO::</w:t>
+      </w:r>
+      <w:proofErr w:type="gramEnd"/>
+      <w:r>
+        <w:t>FETCH_ASSOC);</w:t>
       </w:r>
     </w:p>
     <w:p>
@@ -11673,7 +13019,23 @@
         <w:pStyle w:val="af2"/>
       </w:pPr>
       <w:r>
-        <w:t xml:space="preserve">        $lesson_types = array();</w:t>
+        <w:t xml:space="preserve">        $</w:t>
+      </w:r>
+      <w:proofErr w:type="spellStart"/>
+      <w:r>
+        <w:t>lesson_types</w:t>
+      </w:r>
+      <w:proofErr w:type="spellEnd"/>
+      <w:r>
+        <w:t xml:space="preserve"> = </w:t>
+      </w:r>
+      <w:proofErr w:type="gramStart"/>
+      <w:r>
+        <w:t>array(</w:t>
+      </w:r>
+      <w:proofErr w:type="gramEnd"/>
+      <w:r>
+        <w:t>);</w:t>
       </w:r>
     </w:p>
     <w:p>
@@ -11681,7 +13043,15 @@
         <w:pStyle w:val="af2"/>
       </w:pPr>
       <w:r>
-        <w:t xml:space="preserve">        foreach ($query_result as $result) {</w:t>
+        <w:t xml:space="preserve">        foreach ($</w:t>
+      </w:r>
+      <w:proofErr w:type="spellStart"/>
+      <w:r>
+        <w:t>query_result</w:t>
+      </w:r>
+      <w:proofErr w:type="spellEnd"/>
+      <w:r>
+        <w:t xml:space="preserve"> as $result) {</w:t>
       </w:r>
     </w:p>
     <w:p>
@@ -11689,10 +13059,55 @@
         <w:pStyle w:val="af2"/>
       </w:pPr>
       <w:r>
-        <w:t xml:space="preserve">            $row = [iconv('WINDOWS-1251', 'UTF-8', 'TypeLesson') =&gt;</w:t>
-      </w:r>
-      <w:r>
-        <w:t xml:space="preserve"> iconv('WINDOWS-1251','UTF-8',$result['TypeLesson'])</w:t>
+        <w:t xml:space="preserve">            $row = [</w:t>
+      </w:r>
+      <w:proofErr w:type="spellStart"/>
+      <w:proofErr w:type="gramStart"/>
+      <w:r>
+        <w:t>iconv</w:t>
+      </w:r>
+      <w:proofErr w:type="spellEnd"/>
+      <w:r>
+        <w:t>(</w:t>
+      </w:r>
+      <w:proofErr w:type="gramEnd"/>
+      <w:r>
+        <w:t>'WINDOWS-1251', 'UTF-8', '</w:t>
+      </w:r>
+      <w:proofErr w:type="spellStart"/>
+      <w:r>
+        <w:t>TypeLesson</w:t>
+      </w:r>
+      <w:proofErr w:type="spellEnd"/>
+      <w:r>
+        <w:t>') =&gt;</w:t>
+      </w:r>
+      <w:r>
+        <w:t xml:space="preserve"> </w:t>
+      </w:r>
+      <w:proofErr w:type="spellStart"/>
+      <w:r>
+        <w:t>iconv</w:t>
+      </w:r>
+      <w:proofErr w:type="spellEnd"/>
+      <w:r>
+        <w:t>('WINDOWS-1251','UTF-8</w:t>
+      </w:r>
+      <w:proofErr w:type="gramStart"/>
+      <w:r>
+        <w:t>',$</w:t>
+      </w:r>
+      <w:proofErr w:type="gramEnd"/>
+      <w:r>
+        <w:t>result['</w:t>
+      </w:r>
+      <w:proofErr w:type="spellStart"/>
+      <w:r>
+        <w:t>TypeLesson</w:t>
+      </w:r>
+      <w:proofErr w:type="spellEnd"/>
+      <w:r>
+        <w:t>'])</w:t>
       </w:r>
       <w:r>
         <w:t>];</w:t>
@@ -11703,7 +13118,31 @@
         <w:pStyle w:val="af2"/>
       </w:pPr>
       <w:r>
-        <w:t xml:space="preserve">            array_push($lesson_types, $row);</w:t>
+        <w:t xml:space="preserve">            </w:t>
+      </w:r>
+      <w:proofErr w:type="spellStart"/>
+      <w:r>
+        <w:t>array_</w:t>
+      </w:r>
+      <w:proofErr w:type="gramStart"/>
+      <w:r>
+        <w:t>push</w:t>
+      </w:r>
+      <w:proofErr w:type="spellEnd"/>
+      <w:r>
+        <w:t>(</w:t>
+      </w:r>
+      <w:proofErr w:type="gramEnd"/>
+      <w:r>
+        <w:t>$</w:t>
+      </w:r>
+      <w:proofErr w:type="spellStart"/>
+      <w:r>
+        <w:t>lesson_types</w:t>
+      </w:r>
+      <w:proofErr w:type="spellEnd"/>
+      <w:r>
+        <w:t>, $row);</w:t>
       </w:r>
     </w:p>
     <w:p>
@@ -11845,15 +13284,19 @@
       <w:r>
         <w:t>&lt;h1&gt;</w:t>
       </w:r>
+      <w:proofErr w:type="spellStart"/>
       <w:r>
         <w:t>Журнал</w:t>
       </w:r>
+      <w:proofErr w:type="spellEnd"/>
       <w:r>
         <w:t xml:space="preserve"> </w:t>
       </w:r>
+      <w:proofErr w:type="spellStart"/>
       <w:r>
         <w:t>посещаемости</w:t>
       </w:r>
+      <w:proofErr w:type="spellEnd"/>
       <w:r>
         <w:t>&lt;/h1&gt;</w:t>
       </w:r>
@@ -11868,7 +13311,15 @@
         <w:pStyle w:val="af2"/>
       </w:pPr>
       <w:r>
-        <w:t xml:space="preserve">    &lt;div class="lists_of_groups"&gt;</w:t>
+        <w:t xml:space="preserve">    &lt;div class="</w:t>
+      </w:r>
+      <w:proofErr w:type="spellStart"/>
+      <w:r>
+        <w:t>lists_of_groups</w:t>
+      </w:r>
+      <w:proofErr w:type="spellEnd"/>
+      <w:r>
+        <w:t>"&gt;</w:t>
       </w:r>
     </w:p>
     <w:p>
@@ -11876,7 +13327,15 @@
         <w:pStyle w:val="af2"/>
       </w:pPr>
       <w:r>
-        <w:t xml:space="preserve">        &lt;div class="lesson_selector"&gt;</w:t>
+        <w:t xml:space="preserve">        &lt;div class="</w:t>
+      </w:r>
+      <w:proofErr w:type="spellStart"/>
+      <w:r>
+        <w:t>lesson_selector</w:t>
+      </w:r>
+      <w:proofErr w:type="spellEnd"/>
+      <w:r>
+        <w:t>"&gt;</w:t>
       </w:r>
     </w:p>
     <w:p>
@@ -11884,7 +13343,23 @@
         <w:pStyle w:val="af2"/>
       </w:pPr>
       <w:r>
-        <w:t xml:space="preserve">            &lt;select class="lesson_selector_button" id="choice_of_discipline"&gt;</w:t>
+        <w:t xml:space="preserve">            &lt;select class="</w:t>
+      </w:r>
+      <w:proofErr w:type="spellStart"/>
+      <w:r>
+        <w:t>lesson_selector_button</w:t>
+      </w:r>
+      <w:proofErr w:type="spellEnd"/>
+      <w:r>
+        <w:t>" id="</w:t>
+      </w:r>
+      <w:proofErr w:type="spellStart"/>
+      <w:r>
+        <w:t>choice_of_discipline</w:t>
+      </w:r>
+      <w:proofErr w:type="spellEnd"/>
+      <w:r>
+        <w:t>"&gt;</w:t>
       </w:r>
     </w:p>
     <w:p>
@@ -11894,9 +13369,11 @@
       <w:r>
         <w:t xml:space="preserve">                &lt;option selected&gt;</w:t>
       </w:r>
+      <w:proofErr w:type="spellStart"/>
       <w:r>
         <w:t>Предмет</w:t>
       </w:r>
+      <w:proofErr w:type="spellEnd"/>
       <w:r>
         <w:t>&lt;/option&gt;</w:t>
       </w:r>
@@ -11906,7 +13383,31 @@
         <w:pStyle w:val="af2"/>
       </w:pPr>
       <w:r>
-        <w:t xml:space="preserve">                &lt;?php if (!empty($this-&gt;subjects_list)):</w:t>
+        <w:t xml:space="preserve">                &lt;?</w:t>
+      </w:r>
+      <w:proofErr w:type="spellStart"/>
+      <w:r>
+        <w:t>php</w:t>
+      </w:r>
+      <w:proofErr w:type="spellEnd"/>
+      <w:r>
+        <w:t xml:space="preserve"> if </w:t>
+      </w:r>
+      <w:proofErr w:type="gramStart"/>
+      <w:r>
+        <w:t>(!empty</w:t>
+      </w:r>
+      <w:proofErr w:type="gramEnd"/>
+      <w:r>
+        <w:t>($this-&gt;</w:t>
+      </w:r>
+      <w:proofErr w:type="spellStart"/>
+      <w:r>
+        <w:t>subjects_list</w:t>
+      </w:r>
+      <w:proofErr w:type="spellEnd"/>
+      <w:r>
+        <w:t>)):</w:t>
       </w:r>
     </w:p>
     <w:p>
@@ -11914,7 +13415,23 @@
         <w:pStyle w:val="af2"/>
       </w:pPr>
       <w:r>
-        <w:t xml:space="preserve">                    foreach ($this-&gt;subjects_list as $subject): ?&gt;</w:t>
+        <w:t xml:space="preserve">                    foreach ($this-&gt;</w:t>
+      </w:r>
+      <w:proofErr w:type="spellStart"/>
+      <w:r>
+        <w:t>subjects_list</w:t>
+      </w:r>
+      <w:proofErr w:type="spellEnd"/>
+      <w:r>
+        <w:t xml:space="preserve"> as $subject)</w:t>
+      </w:r>
+      <w:proofErr w:type="gramStart"/>
+      <w:r>
+        <w:t>: ?</w:t>
+      </w:r>
+      <w:proofErr w:type="gramEnd"/>
+      <w:r>
+        <w:t>&gt;</w:t>
       </w:r>
     </w:p>
     <w:p>
@@ -11922,7 +13439,95 @@
         <w:pStyle w:val="af2"/>
       </w:pPr>
       <w:r>
-        <w:t xml:space="preserve">                    &lt;option data-idEmployee="&lt;?= $this-&gt;employee-&gt;id?&gt;" data-id="&lt;?= $subject['isuup_subject_id']; ?&gt;" value="&lt;?= $subject['TitleSubject']; ?&gt;"&gt;&lt;?= $subject['TitleSubject']; ?&gt;&lt;/option&gt;</w:t>
+        <w:t xml:space="preserve">                    &lt;option data-</w:t>
+      </w:r>
+      <w:proofErr w:type="spellStart"/>
+      <w:r>
+        <w:t>idEmployee</w:t>
+      </w:r>
+      <w:proofErr w:type="spellEnd"/>
+      <w:r>
+        <w:t>="</w:t>
+      </w:r>
+      <w:proofErr w:type="gramStart"/>
+      <w:r>
+        <w:t>&lt;?=</w:t>
+      </w:r>
+      <w:proofErr w:type="gramEnd"/>
+      <w:r>
+        <w:t xml:space="preserve"> $this-&gt;employee-&gt;id?&gt;" data-id="</w:t>
+      </w:r>
+      <w:proofErr w:type="gramStart"/>
+      <w:r>
+        <w:t>&lt;?=</w:t>
+      </w:r>
+      <w:proofErr w:type="gramEnd"/>
+      <w:r>
+        <w:t xml:space="preserve"> $subject['</w:t>
+      </w:r>
+      <w:proofErr w:type="spellStart"/>
+      <w:r>
+        <w:t>isuup_subject_id</w:t>
+      </w:r>
+      <w:proofErr w:type="spellEnd"/>
+      <w:r>
+        <w:t>']</w:t>
+      </w:r>
+      <w:proofErr w:type="gramStart"/>
+      <w:r>
+        <w:t>; ?</w:t>
+      </w:r>
+      <w:proofErr w:type="gramEnd"/>
+      <w:r>
+        <w:t>&gt;" value="</w:t>
+      </w:r>
+      <w:proofErr w:type="gramStart"/>
+      <w:r>
+        <w:t>&lt;?=</w:t>
+      </w:r>
+      <w:proofErr w:type="gramEnd"/>
+      <w:r>
+        <w:t xml:space="preserve"> $subject['</w:t>
+      </w:r>
+      <w:proofErr w:type="spellStart"/>
+      <w:r>
+        <w:t>TitleSubject</w:t>
+      </w:r>
+      <w:proofErr w:type="spellEnd"/>
+      <w:r>
+        <w:t>']</w:t>
+      </w:r>
+      <w:proofErr w:type="gramStart"/>
+      <w:r>
+        <w:t>; ?</w:t>
+      </w:r>
+      <w:proofErr w:type="gramEnd"/>
+      <w:r>
+        <w:t>&gt;"&gt;</w:t>
+      </w:r>
+      <w:proofErr w:type="gramStart"/>
+      <w:r>
+        <w:t>&lt;?=</w:t>
+      </w:r>
+      <w:proofErr w:type="gramEnd"/>
+      <w:r>
+        <w:t xml:space="preserve"> $subject['</w:t>
+      </w:r>
+      <w:proofErr w:type="spellStart"/>
+      <w:r>
+        <w:t>TitleSubject</w:t>
+      </w:r>
+      <w:proofErr w:type="spellEnd"/>
+      <w:r>
+        <w:t>']</w:t>
+      </w:r>
+      <w:proofErr w:type="gramStart"/>
+      <w:r>
+        <w:t>; ?</w:t>
+      </w:r>
+      <w:proofErr w:type="gramEnd"/>
+      <w:r>
+        <w:t>&gt;&lt;/option&gt;</w:t>
       </w:r>
     </w:p>
     <w:p>
@@ -11941,18 +13546,22 @@
         </w:rPr>
         <w:t>&lt;?</w:t>
       </w:r>
+      <w:proofErr w:type="spellStart"/>
       <w:r>
         <w:t>php</w:t>
       </w:r>
+      <w:proofErr w:type="spellEnd"/>
       <w:r>
         <w:rPr>
           <w:lang w:val="ru-RU"/>
         </w:rPr>
         <w:t xml:space="preserve"> </w:t>
       </w:r>
+      <w:proofErr w:type="spellStart"/>
       <w:r>
         <w:t>endforeach</w:t>
       </w:r>
+      <w:proofErr w:type="spellEnd"/>
       <w:r>
         <w:rPr>
           <w:lang w:val="ru-RU"/>
@@ -11976,11 +13585,19 @@
       <w:r>
         <w:t>endif</w:t>
       </w:r>
+      <w:proofErr w:type="gramStart"/>
       <w:r>
         <w:rPr>
           <w:lang w:val="ru-RU"/>
         </w:rPr>
-        <w:t>; ?&gt;</w:t>
+        <w:t>; ?</w:t>
+      </w:r>
+      <w:proofErr w:type="gramEnd"/>
+      <w:r>
+        <w:rPr>
+          <w:lang w:val="ru-RU"/>
+        </w:rPr>
+        <w:t>&gt;</w:t>
       </w:r>
     </w:p>
     <w:p>
@@ -12036,8 +13653,21 @@
       <w:pPr>
         <w:pStyle w:val="af2"/>
       </w:pPr>
-      <w:r>
-        <w:t>document.getElementById('select_group').addEventListener('change', () =&gt; {</w:t>
+      <w:proofErr w:type="gramStart"/>
+      <w:r>
+        <w:t>document.getElementById</w:t>
+      </w:r>
+      <w:proofErr w:type="gramEnd"/>
+      <w:r>
+        <w:t>('select_group'</w:t>
+      </w:r>
+      <w:proofErr w:type="gramStart"/>
+      <w:r>
+        <w:t>).addEventListener</w:t>
+      </w:r>
+      <w:proofErr w:type="gramEnd"/>
+      <w:r>
+        <w:t>('change', () =&gt; {</w:t>
       </w:r>
     </w:p>
     <w:p>
@@ -12045,7 +13675,23 @@
         <w:pStyle w:val="af2"/>
       </w:pPr>
       <w:r>
-        <w:t xml:space="preserve">        var selectedGroup = this.value;</w:t>
+        <w:t xml:space="preserve">        var </w:t>
+      </w:r>
+      <w:proofErr w:type="spellStart"/>
+      <w:r>
+        <w:t>selectedGroup</w:t>
+      </w:r>
+      <w:proofErr w:type="spellEnd"/>
+      <w:r>
+        <w:t xml:space="preserve"> = </w:t>
+      </w:r>
+      <w:proofErr w:type="spellStart"/>
+      <w:r>
+        <w:t>this.value</w:t>
+      </w:r>
+      <w:proofErr w:type="spellEnd"/>
+      <w:r>
+        <w:t>;</w:t>
       </w:r>
     </w:p>
     <w:p>
@@ -12053,7 +13699,33 @@
         <w:pStyle w:val="af2"/>
       </w:pPr>
       <w:r>
-        <w:t xml:space="preserve">        var choiceOfDiscipline = document.getElementById('choice_of_discipline');</w:t>
+        <w:t xml:space="preserve">        var </w:t>
+      </w:r>
+      <w:proofErr w:type="spellStart"/>
+      <w:r>
+        <w:t>choiceOfDiscipline</w:t>
+      </w:r>
+      <w:proofErr w:type="spellEnd"/>
+      <w:r>
+        <w:t xml:space="preserve"> = </w:t>
+      </w:r>
+      <w:proofErr w:type="spellStart"/>
+      <w:proofErr w:type="gramStart"/>
+      <w:r>
+        <w:t>document.getElementById</w:t>
+      </w:r>
+      <w:proofErr w:type="spellEnd"/>
+      <w:proofErr w:type="gramEnd"/>
+      <w:r>
+        <w:t>('</w:t>
+      </w:r>
+      <w:proofErr w:type="spellStart"/>
+      <w:r>
+        <w:t>choice_of_discipline</w:t>
+      </w:r>
+      <w:proofErr w:type="spellEnd"/>
+      <w:r>
+        <w:t>');</w:t>
       </w:r>
     </w:p>
     <w:p>
@@ -12061,7 +13733,31 @@
         <w:pStyle w:val="af2"/>
       </w:pPr>
       <w:r>
-        <w:t xml:space="preserve">        var selectedOptionSubject = choiceOfDiscipline.options[choiceOfDiscipline.selectedIndex];</w:t>
+        <w:t xml:space="preserve">        var </w:t>
+      </w:r>
+      <w:proofErr w:type="spellStart"/>
+      <w:r>
+        <w:t>selectedOptionSubject</w:t>
+      </w:r>
+      <w:proofErr w:type="spellEnd"/>
+      <w:r>
+        <w:t xml:space="preserve"> = </w:t>
+      </w:r>
+      <w:proofErr w:type="spellStart"/>
+      <w:r>
+        <w:t>choiceOfDiscipline.options</w:t>
+      </w:r>
+      <w:proofErr w:type="spellEnd"/>
+      <w:r>
+        <w:t>[</w:t>
+      </w:r>
+      <w:proofErr w:type="spellStart"/>
+      <w:r>
+        <w:t>choiceOfDiscipline.selectedIndex</w:t>
+      </w:r>
+      <w:proofErr w:type="spellEnd"/>
+      <w:r>
+        <w:t>];</w:t>
       </w:r>
     </w:p>
     <w:p>
@@ -12069,7 +13765,23 @@
         <w:pStyle w:val="af2"/>
       </w:pPr>
       <w:r>
-        <w:t xml:space="preserve">        var isuup_subject_id = selectedOptionSubject.getAttribute('data-id');</w:t>
+        <w:t xml:space="preserve">        var </w:t>
+      </w:r>
+      <w:proofErr w:type="spellStart"/>
+      <w:r>
+        <w:t>isuup_subject_id</w:t>
+      </w:r>
+      <w:proofErr w:type="spellEnd"/>
+      <w:r>
+        <w:t xml:space="preserve"> = </w:t>
+      </w:r>
+      <w:proofErr w:type="spellStart"/>
+      <w:r>
+        <w:t>selectedOptionSubject.getAttribute</w:t>
+      </w:r>
+      <w:proofErr w:type="spellEnd"/>
+      <w:r>
+        <w:t>('data-id');</w:t>
       </w:r>
     </w:p>
     <w:p>
@@ -12082,7 +13794,20 @@
         <w:pStyle w:val="af2"/>
       </w:pPr>
       <w:r>
-        <w:t xml:space="preserve">        clearSubgroupTables();</w:t>
+        <w:t xml:space="preserve">        </w:t>
+      </w:r>
+      <w:proofErr w:type="spellStart"/>
+      <w:proofErr w:type="gramStart"/>
+      <w:r>
+        <w:t>clearSubgroupTables</w:t>
+      </w:r>
+      <w:proofErr w:type="spellEnd"/>
+      <w:r>
+        <w:t>(</w:t>
+      </w:r>
+      <w:proofErr w:type="gramEnd"/>
+      <w:r>
+        <w:t>);</w:t>
       </w:r>
     </w:p>
     <w:p>
@@ -12090,7 +13815,33 @@
         <w:pStyle w:val="af2"/>
       </w:pPr>
       <w:r>
-        <w:t xml:space="preserve">        getSubgroupsRequest(isuup_subject_id, selectedGroup);</w:t>
+        <w:t xml:space="preserve">        </w:t>
+      </w:r>
+      <w:proofErr w:type="spellStart"/>
+      <w:proofErr w:type="gramStart"/>
+      <w:r>
+        <w:t>getSubgroupsRequest</w:t>
+      </w:r>
+      <w:proofErr w:type="spellEnd"/>
+      <w:r>
+        <w:t>(</w:t>
+      </w:r>
+      <w:proofErr w:type="spellStart"/>
+      <w:proofErr w:type="gramEnd"/>
+      <w:r>
+        <w:t>isuup_subject_id</w:t>
+      </w:r>
+      <w:proofErr w:type="spellEnd"/>
+      <w:r>
+        <w:t xml:space="preserve">, </w:t>
+      </w:r>
+      <w:proofErr w:type="spellStart"/>
+      <w:r>
+        <w:t>selectedGroup</w:t>
+      </w:r>
+      <w:proofErr w:type="spellEnd"/>
+      <w:r>
+        <w:t>);</w:t>
       </w:r>
     </w:p>
     <w:p>
@@ -12131,9 +13882,11 @@
       <w:r>
         <w:t>» на интерактивном элементе выбора в виде выпадающего списка групп. После подготовки данных вызывается функция «</w:t>
       </w:r>
+      <w:proofErr w:type="spellStart"/>
       <w:r>
         <w:t>getSubgroupsRequest</w:t>
       </w:r>
+      <w:proofErr w:type="spellEnd"/>
       <w:r>
         <w:t>»</w:t>
       </w:r>
@@ -12161,7 +13914,33 @@
         <w:t xml:space="preserve">    </w:t>
       </w:r>
       <w:r>
-        <w:t>function getSubgroupsRequest(idSubject, idGroup) {</w:t>
+        <w:t xml:space="preserve">function </w:t>
+      </w:r>
+      <w:proofErr w:type="spellStart"/>
+      <w:proofErr w:type="gramStart"/>
+      <w:r>
+        <w:t>getSubgroupsRequest</w:t>
+      </w:r>
+      <w:proofErr w:type="spellEnd"/>
+      <w:r>
+        <w:t>(</w:t>
+      </w:r>
+      <w:proofErr w:type="spellStart"/>
+      <w:proofErr w:type="gramEnd"/>
+      <w:r>
+        <w:t>idSubject</w:t>
+      </w:r>
+      <w:proofErr w:type="spellEnd"/>
+      <w:r>
+        <w:t xml:space="preserve">, </w:t>
+      </w:r>
+      <w:proofErr w:type="spellStart"/>
+      <w:r>
+        <w:t>idGroup</w:t>
+      </w:r>
+      <w:proofErr w:type="spellEnd"/>
+      <w:r>
+        <w:t>) {</w:t>
       </w:r>
     </w:p>
     <w:p>
@@ -12169,7 +13948,15 @@
         <w:pStyle w:val="af2"/>
       </w:pPr>
       <w:r>
-        <w:t xml:space="preserve">        $.ajax({</w:t>
+        <w:t xml:space="preserve">        </w:t>
+      </w:r>
+      <w:proofErr w:type="gramStart"/>
+      <w:r>
+        <w:t>$.ajax</w:t>
+      </w:r>
+      <w:proofErr w:type="gramEnd"/>
+      <w:r>
+        <w:t>({</w:t>
       </w:r>
     </w:p>
     <w:p>
@@ -12177,7 +13964,31 @@
         <w:pStyle w:val="af2"/>
       </w:pPr>
       <w:r>
-        <w:t xml:space="preserve">            url: '/attendance/groupdivision/&lt;?= $this-&gt;employee-&gt;id ?&gt;',</w:t>
+        <w:t xml:space="preserve">            url: '/attendance/</w:t>
+      </w:r>
+      <w:proofErr w:type="spellStart"/>
+      <w:r>
+        <w:t>groupdivision</w:t>
+      </w:r>
+      <w:proofErr w:type="spellEnd"/>
+      <w:r>
+        <w:t>/</w:t>
+      </w:r>
+      <w:proofErr w:type="gramStart"/>
+      <w:r>
+        <w:t>&lt;?=</w:t>
+      </w:r>
+      <w:proofErr w:type="gramEnd"/>
+      <w:r>
+        <w:t xml:space="preserve"> $this-&gt;employee-&gt;</w:t>
+      </w:r>
+      <w:proofErr w:type="gramStart"/>
+      <w:r>
+        <w:t>id ?</w:t>
+      </w:r>
+      <w:proofErr w:type="gramEnd"/>
+      <w:r>
+        <w:t>&gt;',</w:t>
       </w:r>
     </w:p>
     <w:p>
@@ -12201,7 +14012,15 @@
         <w:pStyle w:val="af2"/>
       </w:pPr>
       <w:r>
-        <w:t xml:space="preserve">                action: 'getSubgroups',</w:t>
+        <w:t xml:space="preserve">                action: '</w:t>
+      </w:r>
+      <w:proofErr w:type="spellStart"/>
+      <w:r>
+        <w:t>getSubgroups</w:t>
+      </w:r>
+      <w:proofErr w:type="spellEnd"/>
+      <w:r>
+        <w:t>',</w:t>
       </w:r>
     </w:p>
     <w:p>
@@ -12209,7 +14028,31 @@
         <w:pStyle w:val="af2"/>
       </w:pPr>
       <w:r>
-        <w:t xml:space="preserve">                idEmployee: &lt;?= $this-&gt;employee-&gt;id ?&gt;,</w:t>
+        <w:t xml:space="preserve">                </w:t>
+      </w:r>
+      <w:proofErr w:type="spellStart"/>
+      <w:r>
+        <w:t>idEmployee</w:t>
+      </w:r>
+      <w:proofErr w:type="spellEnd"/>
+      <w:r>
+        <w:t xml:space="preserve">: </w:t>
+      </w:r>
+      <w:proofErr w:type="gramStart"/>
+      <w:r>
+        <w:t>&lt;?=</w:t>
+      </w:r>
+      <w:proofErr w:type="gramEnd"/>
+      <w:r>
+        <w:t xml:space="preserve"> $this-&gt;employee-&gt;</w:t>
+      </w:r>
+      <w:proofErr w:type="gramStart"/>
+      <w:r>
+        <w:t>id ?</w:t>
+      </w:r>
+      <w:proofErr w:type="gramEnd"/>
+      <w:r>
+        <w:t>&gt;,</w:t>
       </w:r>
     </w:p>
     <w:p>
@@ -12217,7 +14060,23 @@
         <w:pStyle w:val="af2"/>
       </w:pPr>
       <w:r>
-        <w:t xml:space="preserve">                idSubject: idSubject,</w:t>
+        <w:t xml:space="preserve">                </w:t>
+      </w:r>
+      <w:proofErr w:type="spellStart"/>
+      <w:r>
+        <w:t>idSubject</w:t>
+      </w:r>
+      <w:proofErr w:type="spellEnd"/>
+      <w:r>
+        <w:t xml:space="preserve">: </w:t>
+      </w:r>
+      <w:proofErr w:type="spellStart"/>
+      <w:r>
+        <w:t>idSubject</w:t>
+      </w:r>
+      <w:proofErr w:type="spellEnd"/>
+      <w:r>
+        <w:t>,</w:t>
       </w:r>
     </w:p>
     <w:p>
@@ -12225,8 +14084,21 @@
         <w:pStyle w:val="af2"/>
       </w:pPr>
       <w:r>
-        <w:t xml:space="preserve">                idGroup: idGroup</w:t>
-      </w:r>
+        <w:t xml:space="preserve">                </w:t>
+      </w:r>
+      <w:proofErr w:type="spellStart"/>
+      <w:r>
+        <w:t>idGroup</w:t>
+      </w:r>
+      <w:proofErr w:type="spellEnd"/>
+      <w:r>
+        <w:t xml:space="preserve">: </w:t>
+      </w:r>
+      <w:proofErr w:type="spellStart"/>
+      <w:r>
+        <w:t>idGroup</w:t>
+      </w:r>
+      <w:proofErr w:type="spellEnd"/>
     </w:p>
     <w:p>
       <w:pPr>
@@ -12242,7 +14114,15 @@
       </w:pPr>
       <w:r>
         <w:lastRenderedPageBreak/>
-        <w:t xml:space="preserve">            success: (responce) =&gt; {</w:t>
+        <w:t xml:space="preserve">            success: (</w:t>
+      </w:r>
+      <w:proofErr w:type="spellStart"/>
+      <w:r>
+        <w:t>responce</w:t>
+      </w:r>
+      <w:proofErr w:type="spellEnd"/>
+      <w:r>
+        <w:t>) =&gt; {</w:t>
       </w:r>
     </w:p>
     <w:p>
@@ -12250,7 +14130,25 @@
         <w:pStyle w:val="af2"/>
       </w:pPr>
       <w:r>
-        <w:t xml:space="preserve">                if (DEBUG) console.table(responce);</w:t>
+        <w:t xml:space="preserve">                if (DEBUG) </w:t>
+      </w:r>
+      <w:proofErr w:type="spellStart"/>
+      <w:proofErr w:type="gramStart"/>
+      <w:r>
+        <w:t>console.table</w:t>
+      </w:r>
+      <w:proofErr w:type="spellEnd"/>
+      <w:proofErr w:type="gramEnd"/>
+      <w:r>
+        <w:t>(</w:t>
+      </w:r>
+      <w:proofErr w:type="spellStart"/>
+      <w:r>
+        <w:t>responce</w:t>
+      </w:r>
+      <w:proofErr w:type="spellEnd"/>
+      <w:r>
+        <w:t>);</w:t>
       </w:r>
     </w:p>
     <w:p>
@@ -12258,7 +14156,33 @@
         <w:pStyle w:val="af2"/>
       </w:pPr>
       <w:r>
-        <w:t xml:space="preserve">                var buttonContainer = document.querySelector('.buttons-container');</w:t>
+        <w:t xml:space="preserve">                var </w:t>
+      </w:r>
+      <w:proofErr w:type="spellStart"/>
+      <w:r>
+        <w:t>buttonContainer</w:t>
+      </w:r>
+      <w:proofErr w:type="spellEnd"/>
+      <w:r>
+        <w:t xml:space="preserve"> = </w:t>
+      </w:r>
+      <w:proofErr w:type="spellStart"/>
+      <w:proofErr w:type="gramStart"/>
+      <w:r>
+        <w:t>document.querySelector</w:t>
+      </w:r>
+      <w:proofErr w:type="spellEnd"/>
+      <w:proofErr w:type="gramEnd"/>
+      <w:r>
+        <w:t>(</w:t>
+      </w:r>
+      <w:proofErr w:type="gramStart"/>
+      <w:r>
+        <w:t>'.buttons</w:t>
+      </w:r>
+      <w:proofErr w:type="gramEnd"/>
+      <w:r>
+        <w:t>-container');</w:t>
       </w:r>
     </w:p>
     <w:p>
@@ -12266,7 +14190,23 @@
         <w:pStyle w:val="af2"/>
       </w:pPr>
       <w:r>
-        <w:t xml:space="preserve">                currentStudentsData = responce;</w:t>
+        <w:t xml:space="preserve">                </w:t>
+      </w:r>
+      <w:proofErr w:type="spellStart"/>
+      <w:r>
+        <w:t>currentStudentsData</w:t>
+      </w:r>
+      <w:proofErr w:type="spellEnd"/>
+      <w:r>
+        <w:t xml:space="preserve"> = </w:t>
+      </w:r>
+      <w:proofErr w:type="spellStart"/>
+      <w:r>
+        <w:t>responce</w:t>
+      </w:r>
+      <w:proofErr w:type="spellEnd"/>
+      <w:r>
+        <w:t>;</w:t>
       </w:r>
     </w:p>
     <w:p>
@@ -12274,7 +14214,20 @@
         <w:pStyle w:val="af2"/>
       </w:pPr>
       <w:r>
-        <w:t xml:space="preserve">                createSubgroupTables();</w:t>
+        <w:t xml:space="preserve">                </w:t>
+      </w:r>
+      <w:proofErr w:type="spellStart"/>
+      <w:proofErr w:type="gramStart"/>
+      <w:r>
+        <w:t>createSubgroupTables</w:t>
+      </w:r>
+      <w:proofErr w:type="spellEnd"/>
+      <w:r>
+        <w:t>(</w:t>
+      </w:r>
+      <w:proofErr w:type="gramEnd"/>
+      <w:r>
+        <w:t>);</w:t>
       </w:r>
     </w:p>
     <w:p>
@@ -12290,7 +14243,15 @@
         <w:pStyle w:val="af2"/>
       </w:pPr>
       <w:r>
-        <w:t xml:space="preserve">            error: function(xhr) {</w:t>
+        <w:t xml:space="preserve">            error: function(</w:t>
+      </w:r>
+      <w:proofErr w:type="spellStart"/>
+      <w:r>
+        <w:t>xhr</w:t>
+      </w:r>
+      <w:proofErr w:type="spellEnd"/>
+      <w:r>
+        <w:t>) {</w:t>
       </w:r>
     </w:p>
     <w:p>
@@ -12298,7 +14259,27 @@
         <w:pStyle w:val="af2"/>
       </w:pPr>
       <w:r>
-        <w:t xml:space="preserve">                console.error('Error:', xhr.responseText);</w:t>
+        <w:t xml:space="preserve">                </w:t>
+      </w:r>
+      <w:proofErr w:type="spellStart"/>
+      <w:proofErr w:type="gramStart"/>
+      <w:r>
+        <w:t>console.error</w:t>
+      </w:r>
+      <w:proofErr w:type="spellEnd"/>
+      <w:proofErr w:type="gramEnd"/>
+      <w:r>
+        <w:t xml:space="preserve">('Error:', </w:t>
+      </w:r>
+      <w:proofErr w:type="spellStart"/>
+      <w:proofErr w:type="gramStart"/>
+      <w:r>
+        <w:t>xhr.responseText</w:t>
+      </w:r>
+      <w:proofErr w:type="spellEnd"/>
+      <w:proofErr w:type="gramEnd"/>
+      <w:r>
+        <w:t>);</w:t>
       </w:r>
     </w:p>
     <w:p>
@@ -12353,9 +14334,11 @@
       <w:r>
         <w:t>Листинг 4.1.8 – Реализация асинхронного запроса на сервер в функции «</w:t>
       </w:r>
+      <w:proofErr w:type="spellStart"/>
       <w:r>
         <w:t>getSubgroupsRequest</w:t>
       </w:r>
+      <w:proofErr w:type="spellEnd"/>
       <w:r>
         <w:t>»</w:t>
       </w:r>
@@ -12364,9 +14347,11 @@
       <w:pPr>
         <w:pStyle w:val="2"/>
       </w:pPr>
+      <w:bookmarkStart w:id="22" w:name="_Toc229396715"/>
       <w:r>
         <w:t>4.2 Реализация интерфейсов</w:t>
       </w:r>
+      <w:bookmarkEnd w:id="22"/>
     </w:p>
     <w:p>
       <w:r>
@@ -12469,7 +14454,15 @@
         <w:t>Лабораторные и практические занятия зачастую идут парами</w:t>
       </w:r>
       <w:r>
-        <w:t>. Это означает что два занятия с одной и той же группой у одного преподавателя будут идти подряд, соответственно состав группы, посетившей первое из занятий редко будет отличаться от тех, кто посетил и второе. Для удобства в этих случаях для главной страницы введена вспомогательная подсветка (Рисунок 4.2.2) для студентов с прошлого занятия. Студенты, которых не было на прошлом занятии, отмечены красным, иначе зеленым. Такая подсветка становится видна только на втором занятии, в случае если два практических либо лабораторных занятия идут подряд.</w:t>
+        <w:t xml:space="preserve">. Это означает что два занятия с одной и той же группой у одного преподавателя будут идти подряд, соответственно состав группы, посетившей первое </w:t>
+      </w:r>
+      <w:proofErr w:type="gramStart"/>
+      <w:r>
+        <w:t>из занятий</w:t>
+      </w:r>
+      <w:proofErr w:type="gramEnd"/>
+      <w:r>
+        <w:t xml:space="preserve"> редко будет отличаться от тех, кто посетил и второе. Для удобства в этих случаях для главной страницы введена вспомогательная подсветка (Рисунок 4.2.2) для студентов с прошлого занятия. Студенты, которых не было на прошлом занятии, отмечены красным, иначе зеленым. Такая подсветка становится видна только на втором занятии, в случае если два практических либо лабораторных занятия идут подряд.</w:t>
       </w:r>
     </w:p>
     <w:p>
@@ -12839,7 +14832,7 @@
         </w:rPr>
         <w:lastRenderedPageBreak/>
         <w:drawing>
-          <wp:inline distT="0" distB="0" distL="0" distR="0" wp14:anchorId="0CF1444C" wp14:editId="507293F0">
+          <wp:inline distT="0" distB="0" distL="0" distR="0" wp14:anchorId="0CF1444C" wp14:editId="5ED04960">
             <wp:extent cx="1943100" cy="4317508"/>
             <wp:effectExtent l="0" t="0" r="0" b="6985"/>
             <wp:docPr id="1700007219" name="Рисунок 9"/>
@@ -12906,7 +14899,7 @@
         </w:rPr>
         <w:lastRenderedPageBreak/>
         <w:drawing>
-          <wp:inline distT="0" distB="0" distL="0" distR="0" wp14:anchorId="13B68EE7" wp14:editId="08E19089">
+          <wp:inline distT="0" distB="0" distL="0" distR="0" wp14:anchorId="13B68EE7" wp14:editId="3D221018">
             <wp:extent cx="2216244" cy="4924425"/>
             <wp:effectExtent l="0" t="0" r="0" b="0"/>
             <wp:docPr id="1692902097" name="Рисунок 10"/>
@@ -12975,17 +14968,24 @@
       <w:pPr>
         <w:pStyle w:val="1"/>
       </w:pPr>
+      <w:bookmarkStart w:id="23" w:name="_Toc229396716"/>
       <w:r>
         <w:lastRenderedPageBreak/>
         <w:t>ЗАКЛЮЧЕНИЕ</w:t>
       </w:r>
+      <w:bookmarkEnd w:id="23"/>
     </w:p>
     <w:p>
       <w:r>
         <w:t xml:space="preserve">В ходе выполнения работы была достигнута поставленная цель. Произведен </w:t>
       </w:r>
-      <w:r>
-        <w:t>реинжениринг процесса и расширение функционала учёта посещаемости и работы студентов на занятиях для упрощения контроля за заполнением и повышения надёжности работы сервиса</w:t>
+      <w:proofErr w:type="spellStart"/>
+      <w:r>
+        <w:t>реинжениринг</w:t>
+      </w:r>
+      <w:proofErr w:type="spellEnd"/>
+      <w:r>
+        <w:t xml:space="preserve"> процесса и расширение функционала учёта посещаемости и работы студентов на занятиях для упрощения контроля за заполнением и повышения надёжности работы сервиса</w:t>
       </w:r>
       <w:r>
         <w:t>.</w:t>
@@ -13002,15 +15002,8 @@
       </w:r>
     </w:p>
     <w:p>
-      <w:bookmarkStart w:id="21" w:name="_Toc225010213"/>
-      <w:r>
-        <w:t xml:space="preserve">б) </w:t>
-      </w:r>
-      <w:r>
-        <w:t>проведены</w:t>
-      </w:r>
-      <w:r>
-        <w:t xml:space="preserve"> теоретические исследования и определить спецификаций</w:t>
+      <w:r>
+        <w:t>б) проведены теоретические исследования и определить спецификаций</w:t>
       </w:r>
     </w:p>
     <w:p>
@@ -13020,41 +15013,12 @@
     </w:p>
     <w:p>
       <w:r>
-        <w:t xml:space="preserve">в) </w:t>
-      </w:r>
-      <w:r>
-        <w:t>спроектировано</w:t>
-      </w:r>
-      <w:r>
-        <w:t xml:space="preserve"> программное обеспечение;</w:t>
-      </w:r>
-    </w:p>
-    <w:p>
-      <w:r>
-        <w:t>г)</w:t>
-      </w:r>
-      <w:r>
-        <w:t xml:space="preserve"> разработан</w:t>
-      </w:r>
-      <w:r>
-        <w:t xml:space="preserve"> макет программных компонентов</w:t>
-      </w:r>
-      <w:r>
-        <w:t xml:space="preserve"> и пользовательских интерфейсов</w:t>
-      </w:r>
-      <w:r>
-        <w:t>;</w:t>
-      </w:r>
-    </w:p>
-    <w:p>
-      <w:r>
-        <w:t xml:space="preserve">д) </w:t>
-      </w:r>
-      <w:r>
-        <w:t>организован</w:t>
-      </w:r>
-      <w:r>
-        <w:t xml:space="preserve"> процесс разработки программного обеспечения.</w:t>
+        <w:t>в) спроектировано программное обеспечение;</w:t>
+      </w:r>
+    </w:p>
+    <w:p>
+      <w:r>
+        <w:t>г) разработан макет программных компонентов и пользовательских интерфейсов;</w:t>
       </w:r>
     </w:p>
     <w:p>
@@ -13064,25 +15028,22 @@
     </w:p>
     <w:p>
       <w:r>
-        <w:t xml:space="preserve">а) Благодаря реализации автоматического выбора занятия по текущему времени преподаватель избавляется от необходимости делать три последовательных запроса в большинстве случаев, что позволяет сократить время получения актуального списка группы с 8-12 секунд до 1-2 секунд. </w:t>
+        <w:t>а) Благодаря реализации автоматического выбора занятия по текущему времени преподаватель избавляется от необходимости делать три последовательных запроса в большинстве случаев, что позволяет сократить время получения актуального списка группы с 8-12 секунд до 1-2 секунд</w:t>
+      </w:r>
+      <w:r>
+        <w:t>,</w:t>
       </w:r>
       <w:r>
         <w:rPr>
           <w:highlight w:val="yellow"/>
         </w:rPr>
-        <w:t xml:space="preserve">(можно сказать о том что протестировано </w:t>
-      </w:r>
-      <w:r>
-        <w:rPr>
-          <w:highlight w:val="yellow"/>
-        </w:rPr>
-        <w:t>с задержкой 200 мс и скоростью 1 Мбит/с</w:t>
-      </w:r>
-      <w:r>
-        <w:rPr>
-          <w:highlight w:val="yellow"/>
-        </w:rPr>
-        <w:t>)</w:t>
+        <w:t xml:space="preserve"> </w:t>
+      </w:r>
+      <w:r>
+        <w:t>протестировано с задержкой 200 мс и скоростью 1 Мбит/с</w:t>
+      </w:r>
+      <w:r>
+        <w:t>.</w:t>
       </w:r>
     </w:p>
     <w:p>
@@ -13092,13 +15053,24 @@
     </w:p>
     <w:p>
       <w:r>
+        <w:t xml:space="preserve">в) Разделение на подгруппы позволяет преподавателям сохранять собственные разбиения на подгруппы и сократить время отметки студентов на занятии для одной из подгрупп. В разработанной системе это займет не более </w:t>
+      </w:r>
+      <w:r>
         <w:lastRenderedPageBreak/>
-        <w:t>в) Разделение на подгруппы позволяет преподавателям сохранять собственные разбиения на подгруппы и сократить время отметки студентов на занятии для одной из подгрупп. В разработанной системе это займет не более минуты, как и при любом другом занятии, вместо 5-7 минут поиска необходимого списка и повторного уточнения состава подгрупп.</w:t>
-      </w:r>
-    </w:p>
-    <w:p>
-      <w:r>
-        <w:t>г) Изменения и создание отметок сохраняется в базе данных, что повышает надежность системы, предоставляя доступ к информации об отметках без риска утери и порчи бумажных носителей, а так же без риска утери данных о занятиях из расписания.</w:t>
+        <w:t>минуты, как и при любом другом занятии, вместо 5-7 минут поиска необходимого списка и повторного уточнения состава подгрупп.</w:t>
+      </w:r>
+    </w:p>
+    <w:p>
+      <w:r>
+        <w:t xml:space="preserve">г) Изменения и создание отметок сохраняется в базе данных, что повышает надежность системы, предоставляя доступ к информации об отметках без риска утери и порчи бумажных носителей, а </w:t>
+      </w:r>
+      <w:proofErr w:type="gramStart"/>
+      <w:r>
+        <w:t>так же</w:t>
+      </w:r>
+      <w:proofErr w:type="gramEnd"/>
+      <w:r>
+        <w:t xml:space="preserve"> без риска утери данных о занятиях из расписания.</w:t>
       </w:r>
     </w:p>
     <w:p>
@@ -13116,11 +15088,12 @@
       <w:pPr>
         <w:pStyle w:val="1"/>
       </w:pPr>
+      <w:bookmarkStart w:id="24" w:name="_Toc229396717"/>
       <w:r>
         <w:lastRenderedPageBreak/>
         <w:t>СПИСОК ИСПОЛЬЗУЕМЫХ ИСТОЧНИКОВ</w:t>
       </w:r>
-      <w:bookmarkEnd w:id="21"/>
+      <w:bookmarkEnd w:id="24"/>
     </w:p>
     <w:p>
       <w:r>
@@ -13128,7 +15101,23 @@
       </w:r>
       <w:r>
         <w:tab/>
-        <w:t>Отраслевые и специализированные решения 1С:Предприятие [Электронный ресурс] // 1C:Решения. URL: https://solutions.1c.ru/ (дата обращения: 21.10.2023).</w:t>
+        <w:t>Отраслевые и специализированные решения 1</w:t>
+      </w:r>
+      <w:proofErr w:type="gramStart"/>
+      <w:r>
+        <w:t>С:Предприятие</w:t>
+      </w:r>
+      <w:proofErr w:type="gramEnd"/>
+      <w:r>
+        <w:t xml:space="preserve"> [Электронный ресурс] // 1</w:t>
+      </w:r>
+      <w:proofErr w:type="gramStart"/>
+      <w:r>
+        <w:t>C:Решения</w:t>
+      </w:r>
+      <w:proofErr w:type="gramEnd"/>
+      <w:r>
+        <w:t>. URL: https://solutions.1c.ru/ (дата обращения: 21.10.2023).</w:t>
       </w:r>
     </w:p>
     <w:p>
@@ -13137,7 +15126,23 @@
       </w:r>
       <w:r>
         <w:tab/>
-        <w:t>Электронный деканат (Free Dean's Office) [Электронный ресурс] // Dean's Office. URL: https://www.deansoffice.ru/ (дата обращения: 21.10.2023).</w:t>
+        <w:t xml:space="preserve">Электронный деканат (Free </w:t>
+      </w:r>
+      <w:proofErr w:type="spellStart"/>
+      <w:r>
+        <w:t>Dean's</w:t>
+      </w:r>
+      <w:proofErr w:type="spellEnd"/>
+      <w:r>
+        <w:t xml:space="preserve"> Office) [Электронный ресурс] // </w:t>
+      </w:r>
+      <w:proofErr w:type="spellStart"/>
+      <w:r>
+        <w:t>Dean's</w:t>
+      </w:r>
+      <w:proofErr w:type="spellEnd"/>
+      <w:r>
+        <w:t xml:space="preserve"> Office. URL: https://www.deansoffice.ru/ (дата обращения: 21.10.2023).</w:t>
       </w:r>
     </w:p>
     <w:p>
@@ -13158,6 +15163,7 @@
           </w:rPr>
           <w:t>://</w:t>
         </w:r>
+        <w:proofErr w:type="spellStart"/>
         <w:r>
           <w:rPr>
             <w:rStyle w:val="a9"/>
@@ -13165,12 +15171,14 @@
           </w:rPr>
           <w:t>ru</w:t>
         </w:r>
+        <w:proofErr w:type="spellEnd"/>
         <w:r>
           <w:rPr>
             <w:rStyle w:val="a9"/>
           </w:rPr>
           <w:t>.</w:t>
         </w:r>
+        <w:proofErr w:type="spellStart"/>
         <w:r>
           <w:rPr>
             <w:rStyle w:val="a9"/>
@@ -13178,6 +15186,7 @@
           </w:rPr>
           <w:t>wikipedia</w:t>
         </w:r>
+        <w:proofErr w:type="spellEnd"/>
         <w:r>
           <w:rPr>
             <w:rStyle w:val="a9"/>
